--- a/Documentation/Doku-Alex.docx
+++ b/Documentation/Doku-Alex.docx
@@ -563,7 +563,21 @@
         <w:rPr>
           <w:color w:val="000000"/>
         </w:rPr>
-        <w:t>Ansprechperson: Gogl Matthias</w:t>
+        <w:t xml:space="preserve">Ansprechperson: </w:t>
+      </w:r>
+      <w:proofErr w:type="spellStart"/>
+      <w:r>
+        <w:rPr>
+          <w:color w:val="000000"/>
+        </w:rPr>
+        <w:t>Gogl</w:t>
+      </w:r>
+      <w:proofErr w:type="spellEnd"/>
+      <w:r>
+        <w:rPr>
+          <w:color w:val="000000"/>
+        </w:rPr>
+        <w:t xml:space="preserve"> Matthias</w:t>
       </w:r>
     </w:p>
     <w:p>
@@ -750,75 +764,87 @@
     </w:p>
     <w:p>
       <w:pPr>
-        <w:pStyle w:val="Text"/>
-        <w:rPr>
-          <w:color w:val="0000FF"/>
-        </w:rPr>
-      </w:pPr>
-      <w:r>
-        <w:rPr>
-          <w:color w:val="0000FF"/>
-        </w:rPr>
-        <w:t>Text: kurze Zusammenfassung der Diplomarbeit (max ½ Seite)</w:t>
-      </w:r>
-    </w:p>
-    <w:p>
-      <w:pPr>
-        <w:pStyle w:val="Text"/>
-        <w:rPr>
-          <w:b/>
-        </w:rPr>
-      </w:pPr>
-      <w:r>
-        <w:rPr>
-          <w:b/>
-        </w:rPr>
-        <w:t>Abstract</w:t>
-      </w:r>
-    </w:p>
-    <w:p>
-      <w:pPr>
-        <w:pStyle w:val="Text"/>
-        <w:rPr>
-          <w:color w:val="0000FF"/>
-        </w:rPr>
-      </w:pPr>
-      <w:r>
-        <w:rPr>
-          <w:color w:val="0000FF"/>
-        </w:rPr>
-        <w:t>Text: kurze Zusammenfassung der Diplomarbeit (max ½ Seite)</w:t>
-      </w:r>
-    </w:p>
-    <w:p>
-      <w:pPr>
-        <w:pStyle w:val="Text"/>
-        <w:rPr>
-          <w:b/>
-          <w:highlight w:val="yellow"/>
-        </w:rPr>
-      </w:pPr>
-      <w:r>
-        <w:rPr>
-          <w:b/>
-          <w:highlight w:val="yellow"/>
-        </w:rPr>
-        <w:t>Projektergebnis (notwendig?)</w:t>
-      </w:r>
-    </w:p>
-    <w:p>
-      <w:pPr>
-        <w:pStyle w:val="Text"/>
-        <w:rPr>
-          <w:color w:val="0000FF"/>
-        </w:rPr>
-      </w:pPr>
-      <w:r>
-        <w:rPr>
-          <w:color w:val="0000FF"/>
-          <w:highlight w:val="yellow"/>
-        </w:rPr>
-        <w:t>Text: …?</w:t>
+        <w:rPr>
+          <w:color w:val="000000" w:themeColor="text1"/>
+        </w:rPr>
+      </w:pPr>
+      <w:r>
+        <w:rPr>
+          <w:color w:val="000000" w:themeColor="text1"/>
+        </w:rPr>
+        <w:t xml:space="preserve">Die effiziente Erfassung von Artikelstammdaten wie Maßen, Gewicht und visuellen Merkmalen stellt im neuen Lager der Leitner AG in Sterzing eine logistische Herausforderung dar. Derzeitige manuelle Prozesse sind zeitintensiv, während kommerzielle Datenerfassungssysteme (z. B. </w:t>
+      </w:r>
+      <w:proofErr w:type="spellStart"/>
+      <w:r>
+        <w:rPr>
+          <w:color w:val="000000" w:themeColor="text1"/>
+        </w:rPr>
+        <w:t>Cubiscan</w:t>
+      </w:r>
+      <w:proofErr w:type="spellEnd"/>
+      <w:r>
+        <w:rPr>
+          <w:color w:val="000000" w:themeColor="text1"/>
+        </w:rPr>
+        <w:t>) für die reine Lagerplatzvergabe oft zu kostenintensiv und überdimensioniert sind.</w:t>
+      </w:r>
+    </w:p>
+    <w:p>
+      <w:pPr>
+        <w:rPr>
+          <w:color w:val="000000" w:themeColor="text1"/>
+        </w:rPr>
+      </w:pPr>
+    </w:p>
+    <w:p>
+      <w:pPr>
+        <w:rPr>
+          <w:color w:val="000000" w:themeColor="text1"/>
+        </w:rPr>
+      </w:pPr>
+      <w:r>
+        <w:rPr>
+          <w:color w:val="000000" w:themeColor="text1"/>
+        </w:rPr>
+        <w:t>Ziel dieser Diplomarbeit</w:t>
+      </w:r>
+      <w:r>
+        <w:rPr>
+          <w:color w:val="000000" w:themeColor="text1"/>
+        </w:rPr>
+        <w:t xml:space="preserve"> ist</w:t>
+      </w:r>
+      <w:r>
+        <w:rPr>
+          <w:color w:val="000000" w:themeColor="text1"/>
+        </w:rPr>
+        <w:t xml:space="preserve"> die Entwicklung und Konstruktion eines mobilen 3D-Scannersystems, das speziell auf die Bedürfnisse der Lagerlogistik zugeschnitten ist. Das entwickelte System auf einem mobilen Arbeitsplatz kombiniert Sensorik zur automatisierten Erfassung von Gewicht und Abmessungen (Länge, Breite, Höhe) mit Kameras für Produktfotos sowie Scannern für EAN- und interne Materialnummern. Ein zentraler Bestandteil ist die Software-Schnittstelle, die eine intuitive Bedienung ermöglicht</w:t>
+      </w:r>
+      <w:r>
+        <w:rPr>
+          <w:color w:val="000000" w:themeColor="text1"/>
+        </w:rPr>
+        <w:t>.</w:t>
+      </w:r>
+    </w:p>
+    <w:p>
+      <w:pPr>
+        <w:rPr>
+          <w:color w:val="000000" w:themeColor="text1"/>
+        </w:rPr>
+      </w:pPr>
+    </w:p>
+    <w:p>
+      <w:pPr>
+        <w:rPr>
+          <w:color w:val="000000" w:themeColor="text1"/>
+        </w:rPr>
+      </w:pPr>
+      <w:r>
+        <w:rPr>
+          <w:color w:val="000000" w:themeColor="text1"/>
+        </w:rPr>
+        <w:t>Der Fokus der Entwicklung lag auf Kosteneffizienz und Prozessgeschwindigkeit. Das Ergebnis ist ein funktionsfähiger Prototyp, der die Datenerfassung pro Artikel auf unter 30 Sekunden reduziert. Damit steht der Leitner AG eine wirtschaftliche und praxisnahe Lösung zur Verfügung, um den Arbeitsaufwand bei der Einlagerung signifikant zu minimieren.</w:t>
       </w:r>
     </w:p>
     <w:p>
@@ -948,9 +974,6 @@
           <w:numId w:val="0"/>
         </w:numPr>
         <w:outlineLvl w:val="9"/>
-        <w:rPr>
-          <w:rFonts w:hint="eastAsia"/>
-        </w:rPr>
         <w:sectPr>
           <w:headerReference w:type="default" r:id="rId21"/>
           <w:footerReference w:type="default" r:id="rId22"/>
@@ -3082,101 +3105,190 @@
       <w:r>
         <w:t xml:space="preserve"> </w:t>
       </w:r>
-      <w:r>
-        <w:rPr>
-          <w:color w:val="0066FF"/>
-        </w:rPr>
-        <w:t>(FV = Überschrift1)</w:t>
-      </w:r>
       <w:bookmarkEnd w:id="14"/>
       <w:bookmarkEnd w:id="15"/>
     </w:p>
     <w:p>
       <w:pPr>
+        <w:rPr>
+          <w:lang w:eastAsia="en-AT"/>
+        </w:rPr>
+      </w:pPr>
+      <w:r>
+        <w:rPr>
+          <w:lang w:eastAsia="en-AT"/>
+        </w:rPr>
+        <w:t>In modernen Logistikzentren bildet die exakte Kenntnis über Artikelstammdaten – wie Gewicht, Abmessungen und visuelle Beschaffenheit – die Basis für eine effiziente Lagerplatzvergabe und Prozessoptimierung. Im neu errichteten Lager der Leitner AG in Sterzing erfolgt die Erfassung dieser Daten derzeit manuell. Dieser Vorgang bindet wertvolle Personalressourcen und ist anfällig für Übertragungsfehler.</w:t>
+      </w:r>
+    </w:p>
+    <w:p>
+      <w:pPr>
+        <w:rPr>
+          <w:lang w:eastAsia="en-AT"/>
+        </w:rPr>
+      </w:pPr>
+    </w:p>
+    <w:p>
+      <w:pPr>
+        <w:rPr>
+          <w:lang w:eastAsia="en-AT"/>
+        </w:rPr>
+      </w:pPr>
+      <w:r>
+        <w:rPr>
+          <w:lang w:eastAsia="en-AT"/>
+        </w:rPr>
+        <w:t xml:space="preserve">Marktübliche Automatisierungslösungen, wie beispielsweise Systeme der Firma </w:t>
+      </w:r>
+      <w:proofErr w:type="spellStart"/>
+      <w:r>
+        <w:rPr>
+          <w:lang w:eastAsia="en-AT"/>
+        </w:rPr>
+        <w:t>Cubiscan</w:t>
+      </w:r>
+      <w:proofErr w:type="spellEnd"/>
+      <w:r>
+        <w:rPr>
+          <w:lang w:eastAsia="en-AT"/>
+        </w:rPr>
+        <w:t>, bieten zwar eine hohe technologische Reife, stehen jedoch in keinem wirtschaftlichen Verhältnis zum spezifischen Anforderungszweck der reinen Lagerplatzvergabe. Es besteht daher der Bedarf an einer maßgeschneiderten Lösung, die Mobilität, Kosteneffizienz und eine nahtlose Integration in die bestehende IT-Infrastruktur vereint.</w:t>
+      </w:r>
+    </w:p>
+    <w:p>
+      <w:pPr>
+        <w:rPr>
+          <w:lang w:eastAsia="en-AT"/>
+        </w:rPr>
+      </w:pPr>
+    </w:p>
+    <w:p>
+      <w:pPr>
+        <w:rPr>
+          <w:lang w:eastAsia="en-AT"/>
+        </w:rPr>
+      </w:pPr>
+      <w:r>
+        <w:rPr>
+          <w:lang w:eastAsia="en-AT"/>
+        </w:rPr>
+        <w:t xml:space="preserve">Im Rahmen dieser Diplomarbeit wird ein mobiles 3D-Scannersystem entwickelt, das als intuitiver Arbeitsplatz für die Lagermitarbeiter fungiert. Das technische Kernziel ist die automatisierte Erfassung von Gewichten mittels </w:t>
+      </w:r>
+      <w:proofErr w:type="spellStart"/>
+      <w:r>
+        <w:rPr>
+          <w:lang w:eastAsia="en-AT"/>
+        </w:rPr>
+        <w:t>Wägezellen</w:t>
+      </w:r>
+      <w:proofErr w:type="spellEnd"/>
+      <w:r>
+        <w:rPr>
+          <w:lang w:eastAsia="en-AT"/>
+        </w:rPr>
+        <w:t xml:space="preserve"> sowie die visuelle und dimensionale Erfassung durch ein Multi-Kamera-Setup, inklusive Tiefenmessung. Ein wesentlicher Bestandteil der Arbeit ist zudem die softwareseitige </w:t>
+      </w:r>
+      <w:r>
+        <w:rPr>
+          <w:lang w:eastAsia="en-AT"/>
+        </w:rPr>
+        <w:t>Speicherung</w:t>
+      </w:r>
+      <w:r>
+        <w:rPr>
+          <w:lang w:eastAsia="en-AT"/>
+        </w:rPr>
+        <w:t xml:space="preserve"> der Messdaten, um eine fehlerfreie Übergabe an weiterführende Datenbanksysteme zu gewährleisten</w:t>
+      </w:r>
+    </w:p>
+    <w:p>
+      <w:pPr>
+        <w:rPr>
+          <w:lang w:eastAsia="en-AT"/>
+        </w:rPr>
+      </w:pPr>
+    </w:p>
+    <w:p>
+      <w:pPr>
+        <w:rPr>
+          <w:lang w:eastAsia="en-AT"/>
+        </w:rPr>
+      </w:pPr>
+      <w:r>
+        <w:rPr>
+          <w:lang w:eastAsia="en-AT"/>
+        </w:rPr>
+        <w:t>Das Projekt strebt an, die Datenerfassung pro Artikel auf maximal 30 Sekunden zu beschleunigen und dabei die Materialkosten auf einem Niveau von ca. 1.000 € zu halten, um eine valide Alternative zu teuren Industriesystemen zu bieten.</w:t>
+      </w:r>
+    </w:p>
+    <w:p>
+      <w:pPr>
+        <w:rPr>
+          <w:lang w:eastAsia="en-AT"/>
+        </w:rPr>
+      </w:pPr>
+    </w:p>
+    <w:p>
+      <w:pPr>
+        <w:rPr>
+          <w:b/>
+          <w:bCs/>
+          <w:lang w:eastAsia="en-AT"/>
+        </w:rPr>
+      </w:pPr>
+      <w:r>
+        <w:rPr>
+          <w:b/>
+          <w:bCs/>
+          <w:lang w:eastAsia="en-AT"/>
+        </w:rPr>
+        <w:t>Aufbau der Arbeit</w:t>
+      </w:r>
+      <w:r>
+        <w:rPr>
+          <w:b/>
+          <w:bCs/>
+          <w:lang w:eastAsia="en-AT"/>
+        </w:rPr>
+        <w:t>:</w:t>
+      </w:r>
+    </w:p>
+    <w:p>
+      <w:pPr>
+        <w:rPr>
+          <w:b/>
+          <w:bCs/>
+          <w:lang w:eastAsia="en-AT"/>
+        </w:rPr>
+      </w:pPr>
+    </w:p>
+    <w:p>
+      <w:pPr>
+        <w:rPr>
+          <w:lang w:eastAsia="en-AT"/>
+        </w:rPr>
+      </w:pPr>
+      <w:r>
+        <w:rPr>
+          <w:lang w:eastAsia="en-AT"/>
+        </w:rPr>
+        <w:t>Die vorliegende Diplomarbeit gliedert sich in fünf zentrale Phasen. Nach der Analyse der Anforderungen und der Recherche geeigneter Hardware-Komponenten im ersten Teil, beschreibt der Hauptteil die technische Entwicklung und Vernetzung der Sensorik mit der Steuerungseinheit. Darauf aufbauend werden die Konstruktion des Gehäuses sowie die Implementierung der Software-Schnittstellen erläutert. Abschließend erfolgt die Validierung des Prototyps anhand von Testmessungen im Realbetrieb</w:t>
+      </w:r>
+      <w:r>
+        <w:rPr>
+          <w:lang w:eastAsia="en-AT"/>
+        </w:rPr>
+        <w:t>.</w:t>
+      </w:r>
+    </w:p>
+    <w:p>
+      <w:pPr>
         <w:pStyle w:val="Text"/>
         <w:rPr>
-          <w:color w:val="0066FF"/>
+          <w:color w:val="000000" w:themeColor="text1"/>
           <w:szCs w:val="28"/>
         </w:rPr>
       </w:pPr>
-      <w:r>
-        <w:rPr>
-          <w:color w:val="0066FF"/>
-          <w:szCs w:val="28"/>
-        </w:rPr>
-        <w:t>Text (Formatvorlage = Text): ….</w:t>
-      </w:r>
-    </w:p>
-    <w:p>
-      <w:pPr>
-        <w:pStyle w:val="Text"/>
-        <w:rPr>
-          <w:color w:val="0066FF"/>
-          <w:szCs w:val="28"/>
-        </w:rPr>
-      </w:pPr>
-      <w:r>
-        <w:rPr>
-          <w:b/>
-          <w:color w:val="0066FF"/>
-          <w:szCs w:val="28"/>
-        </w:rPr>
-        <w:t>Hinweis</w:t>
-      </w:r>
-      <w:r>
-        <w:rPr>
-          <w:color w:val="0066FF"/>
-          <w:szCs w:val="28"/>
-        </w:rPr>
-        <w:t>: Die Einleitung dient dazu, um in das Thema der Diplomarbeit einzuführen.</w:t>
-      </w:r>
-    </w:p>
-    <w:p>
-      <w:pPr>
-        <w:pStyle w:val="Text"/>
-        <w:rPr>
-          <w:color w:val="0066FF"/>
-          <w:szCs w:val="28"/>
-        </w:rPr>
-      </w:pPr>
-      <w:r>
-        <w:rPr>
-          <w:color w:val="0066FF"/>
-          <w:szCs w:val="28"/>
-        </w:rPr>
-        <w:t xml:space="preserve">Eine Diplomarbeit wird üblicherweise in der Gegenwart (Vergangenheit?) geschrieben, davon ausgenommen ist der Ausblick auf mögliche zukünftige Arbeiten. Wissenschaftlich-technische Arbeiten werden weder in der „Ich“- noch in der „Wir“-Form abgefasst werden, es wird abstrakt und objektiv dokumentiert. </w:t>
-      </w:r>
-      <w:r>
-        <w:rPr>
-          <w:b/>
-          <w:color w:val="0066FF"/>
-          <w:szCs w:val="28"/>
-        </w:rPr>
-        <w:t>Beispiel</w:t>
-      </w:r>
-      <w:r>
-        <w:rPr>
-          <w:color w:val="0066FF"/>
-          <w:szCs w:val="28"/>
-        </w:rPr>
-        <w:t xml:space="preserve">: </w:t>
-      </w:r>
-    </w:p>
-    <w:p>
-      <w:pPr>
-        <w:pStyle w:val="Text"/>
-        <w:rPr>
-          <w:color w:val="0066FF"/>
-          <w:szCs w:val="28"/>
-        </w:rPr>
-      </w:pPr>
-      <w:r>
-        <w:rPr>
-          <w:color w:val="0066FF"/>
-          <w:szCs w:val="28"/>
-        </w:rPr>
-        <w:t>Mithilfe der folgenden Messungen wird die Funktionalität der selbstgebauten Hardware geprüft. (Nicht: Ich habe Messungen dürchgeführt…)</w:t>
-      </w:r>
     </w:p>
     <w:p>
       <w:pPr>
@@ -3191,6 +3303,7 @@
       <w:bookmarkStart w:id="22" w:name="_Toc211138145"/>
       <w:bookmarkStart w:id="23" w:name="_Toc200467194"/>
       <w:r>
+        <w:lastRenderedPageBreak/>
         <w:t>Vertiefende Aufgabenstellung</w:t>
       </w:r>
       <w:bookmarkEnd w:id="16"/>
@@ -3201,35 +3314,18 @@
       <w:bookmarkEnd w:id="21"/>
       <w:bookmarkEnd w:id="22"/>
       <w:r>
-        <w:t xml:space="preserve"> Schüler:in1 </w:t>
-      </w:r>
-      <w:r>
-        <w:rPr>
-          <w:color w:val="0066FF"/>
-        </w:rPr>
-        <w:t>(FV = Überschrift2)</w:t>
+        <w:t xml:space="preserve"> </w:t>
       </w:r>
       <w:bookmarkEnd w:id="23"/>
-    </w:p>
-    <w:p>
-      <w:pPr>
-        <w:pStyle w:val="Text"/>
-        <w:rPr>
-          <w:color w:val="0066FF"/>
-          <w:szCs w:val="28"/>
-        </w:rPr>
-      </w:pPr>
-      <w:r>
-        <w:rPr>
-          <w:color w:val="0066FF"/>
-          <w:szCs w:val="28"/>
-        </w:rPr>
-        <w:t>Text (Formatvorlage = Text): ….</w:t>
-      </w:r>
-    </w:p>
-    <w:p>
-      <w:pPr>
-        <w:pStyle w:val="Heading2"/>
+      <w:r>
+        <w:t>Schiechtl (Hardware)</w:t>
+      </w:r>
+    </w:p>
+    <w:p>
+      <w:pPr>
+        <w:rPr>
+          <w:lang w:eastAsia="en-AT"/>
+        </w:rPr>
       </w:pPr>
       <w:bookmarkStart w:id="24" w:name="_Toc84757200"/>
       <w:bookmarkStart w:id="25" w:name="_Toc210560242"/>
@@ -3249,6 +3345,90 @@
       <w:bookmarkEnd w:id="30"/>
       <w:bookmarkEnd w:id="31"/>
       <w:r>
+        <w:rPr>
+          <w:lang w:eastAsia="en-AT"/>
+        </w:rPr>
+        <w:t>Die technische Umsetzung beginnt mit der Evaluation und Auswahl geeigneter Hardwarekomponenten. In dieser Phase liegt der Fokus auf der Sicherstellung der Systemkompatibilität sowie der Überprüfung, ob die technischen Parameter der Bauteile den definierten Anforderungen entsprechen. Ein wesentliches Entscheidungskriterium ist hierbei die Wirtschaftlichkeit: Es gilt, eine technische Überdimensionierung zu vermeiden, um den vorgegebenen Kostenrahmen einzuhalten.</w:t>
+      </w:r>
+    </w:p>
+    <w:p>
+      <w:pPr>
+        <w:rPr>
+          <w:lang w:eastAsia="en-AT"/>
+        </w:rPr>
+      </w:pPr>
+    </w:p>
+    <w:p>
+      <w:pPr>
+        <w:rPr>
+          <w:lang w:eastAsia="en-AT"/>
+        </w:rPr>
+      </w:pPr>
+      <w:r>
+        <w:rPr>
+          <w:lang w:eastAsia="en-AT"/>
+        </w:rPr>
+        <w:t>Auf Basis der ausgewählten Komponenten werden im nächsten Schritt detaillierte Schaltpläne und Fertigungsunterlagen erstellt, welche als Grundlage für die Produktion der benötigten Leiterplatten dienen. Parallel dazu erfolgt das Design der Gehäusekomponenten mittels CAD-Software. Dies umfasst sowohl die Konstruktion spezifischer Schutzgehäuse für die einzelnen Sensoreinheiten als auch die Entwicklung eines zentralen Gesamtgehäuses, in dem das System final verbaut und verkabelt wird</w:t>
+      </w:r>
+      <w:r>
+        <w:rPr>
+          <w:lang w:eastAsia="en-AT"/>
+        </w:rPr>
+        <w:t>.</w:t>
+      </w:r>
+    </w:p>
+    <w:p>
+      <w:pPr>
+        <w:rPr>
+          <w:lang w:eastAsia="en-AT"/>
+        </w:rPr>
+      </w:pPr>
+    </w:p>
+    <w:p>
+      <w:pPr>
+        <w:rPr>
+          <w:lang w:eastAsia="en-AT"/>
+        </w:rPr>
+      </w:pPr>
+      <w:r>
+        <w:rPr>
+          <w:lang w:eastAsia="en-AT"/>
+        </w:rPr>
+        <w:t xml:space="preserve">Nach der Montage des Prototyps wird eine umfassende Betriebsanleitung verfasst. Diese dient dazu, den korrekten Betrieb zu gewährleisten, Bedienfehler zu minimieren und sowohl den Schutz des Geräts als auch die Sicherheit des Bedienpersonals sicherzustellen. Abschließend </w:t>
+      </w:r>
+      <w:r>
+        <w:rPr>
+          <w:lang w:eastAsia="en-AT"/>
+        </w:rPr>
+        <w:t>wird</w:t>
+      </w:r>
+      <w:r>
+        <w:rPr>
+          <w:lang w:eastAsia="en-AT"/>
+        </w:rPr>
+        <w:t xml:space="preserve"> der gesamte Entwicklungsprozess, der technische Aufbau sowie die erzielten Ergebnisse im Rahmen der Diplomarbeit dokumentiert.</w:t>
+      </w:r>
+    </w:p>
+    <w:p>
+      <w:pPr>
+        <w:jc w:val="left"/>
+        <w:rPr>
+          <w:lang w:eastAsia="en-AT"/>
+        </w:rPr>
+      </w:pPr>
+      <w:r>
+        <w:rPr>
+          <w:lang w:eastAsia="en-AT"/>
+        </w:rPr>
+        <w:br w:type="page"/>
+      </w:r>
+    </w:p>
+    <w:p>
+      <w:pPr>
+        <w:pStyle w:val="Heading2"/>
+      </w:pPr>
+      <w:r>
+        <w:lastRenderedPageBreak/>
         <w:t>Vertiefende Aufgabenstellung Schüler:in2</w:t>
       </w:r>
       <w:bookmarkEnd w:id="32"/>
@@ -3278,8 +3458,17 @@
           <w:color w:val="0066FF"/>
           <w:szCs w:val="28"/>
         </w:rPr>
-        <w:t>Text (FV = Text): ….</w:t>
-      </w:r>
+        <w:t>Text (FV = Text</w:t>
+      </w:r>
+      <w:proofErr w:type="gramStart"/>
+      <w:r>
+        <w:rPr>
+          <w:color w:val="0066FF"/>
+          <w:szCs w:val="28"/>
+        </w:rPr>
+        <w:t>): ….</w:t>
+      </w:r>
+      <w:proofErr w:type="gramEnd"/>
     </w:p>
     <w:p>
       <w:pPr>
@@ -3304,799 +3493,260 @@
       </w:r>
       <w:bookmarkEnd w:id="35"/>
     </w:p>
+    <w:p>
+      <w:r>
+        <w:t xml:space="preserve">Zur Gewährleistung einer klaren Aufgabenverteilung und Modularität wird die Hardware des </w:t>
+      </w:r>
+      <w:proofErr w:type="spellStart"/>
+      <w:r>
+        <w:t>Scannersystems</w:t>
+      </w:r>
+      <w:proofErr w:type="spellEnd"/>
+      <w:r>
+        <w:t xml:space="preserve"> in funktionale Teilbereiche untergliedert. Diese Strukturierung erleichtert sowohl die Entwicklung als auch die spätere Wartung der Komponenten. Dabei erfolgt eine primäre Differenzierung zwischen der elektrotechnischen Systemarchitektur und der mechanischen Konstruktion.</w:t>
+      </w:r>
+    </w:p>
     <w:p/>
     <w:p>
       <w:pPr>
-        <w:jc w:val="left"/>
-      </w:pPr>
-      <w:r>
-        <w:br w:type="page"/>
-      </w:r>
-    </w:p>
-    <w:p>
-      <w:pPr>
-        <w:pStyle w:val="Heading2"/>
-      </w:pPr>
-      <w:bookmarkStart w:id="36" w:name="_Toc200467198"/>
-      <w:r>
-        <w:lastRenderedPageBreak/>
-        <w:t>Theoretische Grundlagen</w:t>
-      </w:r>
-      <w:bookmarkEnd w:id="36"/>
-      <w:r>
-        <w:t xml:space="preserve"> </w:t>
-      </w:r>
-    </w:p>
-    <w:p>
-      <w:pPr>
-        <w:pStyle w:val="Text"/>
-        <w:rPr>
-          <w:color w:val="0066FF"/>
-        </w:rPr>
-      </w:pPr>
-      <w:r>
-        <w:rPr>
-          <w:color w:val="0066FF"/>
-        </w:rPr>
-        <w:t xml:space="preserve">(FV = Text) Beschreibung der theoretischen Grundlagen. Wichtig dabei ist die Angabe der verwendeten Literatur- und Internetquellen, sowie die korrekte Angabe der Verwendung KI, wenn von dieser </w:t>
-      </w:r>
-      <w:r>
-        <w:rPr>
-          <w:b/>
-          <w:color w:val="0066FF"/>
-        </w:rPr>
-        <w:t>fachliche Inhalte</w:t>
-      </w:r>
-      <w:r>
-        <w:rPr>
-          <w:color w:val="0066FF"/>
-        </w:rPr>
-        <w:t xml:space="preserve"> abgefragt wurden.</w:t>
-      </w:r>
-    </w:p>
-    <w:p>
-      <w:pPr>
         <w:pStyle w:val="Heading3"/>
       </w:pPr>
-      <w:bookmarkStart w:id="37" w:name="_Toc200467199"/>
-      <w:r>
-        <w:rPr>
-          <w:i/>
-        </w:rPr>
-        <w:t>Optional</w:t>
-      </w:r>
-      <w:r>
-        <w:t>: Überschrift der 3. Ebene (</w:t>
-      </w:r>
-      <w:r>
-        <w:rPr>
-          <w:color w:val="0066FF"/>
-        </w:rPr>
-        <w:t>FV = Überschrift3</w:t>
-      </w:r>
-      <w:r>
-        <w:t>)</w:t>
-      </w:r>
-      <w:bookmarkEnd w:id="37"/>
-    </w:p>
-    <w:p>
-      <w:pPr>
-        <w:pStyle w:val="Text"/>
-        <w:rPr>
-          <w:color w:val="0066FF"/>
-        </w:rPr>
-      </w:pPr>
-      <w:r>
-        <w:rPr>
-          <w:color w:val="0066FF"/>
-        </w:rPr>
-        <w:t>Text…</w:t>
-      </w:r>
-    </w:p>
-    <w:p>
-      <w:pPr>
-        <w:pStyle w:val="Heading3"/>
-      </w:pPr>
-      <w:bookmarkStart w:id="38" w:name="_Toc200467200"/>
-      <w:r>
-        <w:rPr>
-          <w:color w:val="0066FF"/>
-        </w:rPr>
-        <w:t>Weitere Hinweise</w:t>
-      </w:r>
-      <w:bookmarkEnd w:id="38"/>
-      <w:r>
-        <w:t xml:space="preserve"> </w:t>
-      </w:r>
-    </w:p>
-    <w:p>
-      <w:pPr>
-        <w:pStyle w:val="Text"/>
-        <w:rPr>
-          <w:color w:val="0066FF"/>
-        </w:rPr>
-      </w:pPr>
-      <w:r>
-        <w:rPr>
-          <w:color w:val="0066FF"/>
-        </w:rPr>
-        <w:t xml:space="preserve">In </w:t>
-      </w:r>
-      <w:r>
-        <w:rPr>
-          <w:b/>
-          <w:color w:val="0066FF"/>
-        </w:rPr>
-        <w:t>blau geschrieber Text</w:t>
-      </w:r>
-      <w:r>
-        <w:rPr>
-          <w:color w:val="0066FF"/>
-        </w:rPr>
-        <w:t xml:space="preserve"> …</w:t>
-      </w:r>
-    </w:p>
-    <w:p>
-      <w:pPr>
-        <w:pStyle w:val="Text"/>
+      <w:r>
+        <w:t xml:space="preserve">Elektrische Systemkomponenten </w:t>
+      </w:r>
+    </w:p>
+    <w:p>
+      <w:r>
+        <w:t>Der elektrotechnische Bereich bündelt sämtliche sensiblen und steuernden Einheiten, die für die Datenerfassung und den Betrieb notwendig sind. Dieser gliedert sich in folgende Subsysteme:</w:t>
+      </w:r>
+    </w:p>
+    <w:p/>
+    <w:p>
+      <w:pPr>
         <w:numPr>
           <w:ilvl w:val="0"/>
-          <w:numId w:val="13"/>
+          <w:numId w:val="15"/>
         </w:numPr>
-        <w:rPr>
-          <w:color w:val="0066FF"/>
-        </w:rPr>
-      </w:pPr>
-      <w:r>
-        <w:rPr>
-          <w:color w:val="0066FF"/>
-        </w:rPr>
-        <w:t xml:space="preserve">dient einerseits als </w:t>
-      </w:r>
+        <w:jc w:val="left"/>
+      </w:pPr>
       <w:r>
         <w:rPr>
           <w:b/>
-          <w:color w:val="0066FF"/>
-        </w:rPr>
-        <w:t>Platzhalter</w:t>
-      </w:r>
-      <w:r>
-        <w:rPr>
-          <w:color w:val="0066FF"/>
-        </w:rPr>
-        <w:t xml:space="preserve"> -&gt; muss durch die entsprechenden Informationen ersetzt und schwarz formatiert werden! </w:t>
-      </w:r>
-    </w:p>
-    <w:p>
-      <w:pPr>
-        <w:pStyle w:val="Text"/>
+          <w:bCs/>
+        </w:rPr>
+        <w:t>Fotovisuelles System:</w:t>
+      </w:r>
+      <w:r>
+        <w:t xml:space="preserve"> Kameras zur Erfassung der optischen Merkmale.</w:t>
+      </w:r>
+    </w:p>
+    <w:p>
+      <w:pPr>
         <w:numPr>
           <w:ilvl w:val="0"/>
-          <w:numId w:val="13"/>
+          <w:numId w:val="15"/>
         </w:numPr>
-        <w:rPr>
-          <w:color w:val="0066FF"/>
-        </w:rPr>
-      </w:pPr>
-      <w:r>
-        <w:rPr>
-          <w:color w:val="0066FF"/>
-        </w:rPr>
-        <w:t xml:space="preserve">Andererseits ist es reiner </w:t>
-      </w:r>
+        <w:jc w:val="left"/>
+      </w:pPr>
       <w:r>
         <w:rPr>
           <w:b/>
-          <w:color w:val="0066FF"/>
-        </w:rPr>
-        <w:t>Informationstext</w:t>
-      </w:r>
-      <w:r>
-        <w:rPr>
-          <w:color w:val="0066FF"/>
-        </w:rPr>
-        <w:t>, welcher gänzlich gelöscht werden muss!</w:t>
-      </w:r>
-    </w:p>
-    <w:p>
-      <w:pPr>
-        <w:pStyle w:val="Text"/>
-        <w:rPr>
-          <w:color w:val="0066FF"/>
-        </w:rPr>
-      </w:pPr>
-    </w:p>
-    <w:p>
-      <w:pPr>
-        <w:pStyle w:val="Text"/>
-        <w:rPr>
-          <w:color w:val="0066FF"/>
-        </w:rPr>
-      </w:pPr>
-      <w:r>
-        <w:rPr>
-          <w:color w:val="0066FF"/>
-        </w:rPr>
-        <w:t xml:space="preserve">Es sollen </w:t>
+          <w:bCs/>
+        </w:rPr>
+        <w:t xml:space="preserve">Räumliche </w:t>
       </w:r>
       <w:r>
         <w:rPr>
           <w:b/>
-          <w:color w:val="0066FF"/>
-          <w:sz w:val="22"/>
-          <w:szCs w:val="22"/>
-        </w:rPr>
-        <w:t>nicht mehr als 3 Überschriften-Ebenen</w:t>
-      </w:r>
-      <w:r>
-        <w:rPr>
-          <w:color w:val="0066FF"/>
-          <w:sz w:val="22"/>
-          <w:szCs w:val="22"/>
-        </w:rPr>
-        <w:t xml:space="preserve"> </w:t>
-      </w:r>
-      <w:r>
-        <w:rPr>
-          <w:color w:val="0066FF"/>
-        </w:rPr>
-        <w:t>verwendet werden, sonst werden Inhaltsverzeichnis und Abschnittsnummerierung zu unübersichtlich!</w:t>
-      </w:r>
-    </w:p>
-    <w:p>
-      <w:pPr>
-        <w:pStyle w:val="Text"/>
+          <w:bCs/>
+        </w:rPr>
+        <w:t>Vermessung</w:t>
+      </w:r>
+      <w:r>
         <w:rPr>
           <w:b/>
-          <w:color w:val="0066FF"/>
-        </w:rPr>
-      </w:pPr>
-      <w:r>
-        <w:rPr>
-          <w:b/>
-          <w:color w:val="0066FF"/>
-        </w:rPr>
-        <w:t>Gliederung durch Blöcke innerhalb von Ebene3:</w:t>
-      </w:r>
-    </w:p>
-    <w:p>
-      <w:pPr>
-        <w:pStyle w:val="Text"/>
-        <w:rPr>
-          <w:color w:val="0066FF"/>
-        </w:rPr>
-      </w:pPr>
-      <w:r>
-        <w:rPr>
-          <w:color w:val="0066FF"/>
-        </w:rPr>
-        <w:t>Ist innerhalb der Ebene 3 eine weitere Gliederung notwendig, sollte diese in Form von Blöcken mit nicht-nummerierten Überschriften erfolgen. Diese Überschriften werden als Text formatiert und fett geschrieben.</w:t>
-      </w:r>
-    </w:p>
-    <w:p>
-      <w:pPr>
-        <w:pStyle w:val="Text"/>
-        <w:rPr>
-          <w:color w:val="0066FF"/>
-        </w:rPr>
-      </w:pPr>
-      <w:r>
-        <w:rPr>
-          <w:color w:val="0066FF"/>
-        </w:rPr>
-        <w:t xml:space="preserve">Innerhalb des „normalen“ Textes werden Wörter, Wortgruppen oder ähnliche Textteile </w:t>
-      </w:r>
-      <w:r>
-        <w:rPr>
-          <w:b/>
-          <w:color w:val="0066FF"/>
-        </w:rPr>
-        <w:t>hervorgehoben</w:t>
-      </w:r>
-      <w:r>
-        <w:rPr>
-          <w:color w:val="0066FF"/>
-        </w:rPr>
-        <w:t xml:space="preserve">, in dem sie </w:t>
-      </w:r>
-      <w:r>
-        <w:rPr>
-          <w:b/>
-          <w:color w:val="0066FF"/>
-        </w:rPr>
-        <w:t>fett</w:t>
-      </w:r>
-      <w:r>
-        <w:rPr>
-          <w:color w:val="0066FF"/>
-        </w:rPr>
-        <w:t xml:space="preserve"> geschrieben. </w:t>
-      </w:r>
-      <w:r>
-        <w:rPr>
-          <w:i/>
-          <w:color w:val="0066FF"/>
-        </w:rPr>
-        <w:t>Kursiv</w:t>
-      </w:r>
-      <w:r>
-        <w:rPr>
-          <w:color w:val="0066FF"/>
-        </w:rPr>
-        <w:t xml:space="preserve"> und </w:t>
-      </w:r>
-      <w:r>
-        <w:rPr>
-          <w:color w:val="0066FF"/>
-          <w:u w:val="single"/>
-        </w:rPr>
-        <w:t>unterstrichen</w:t>
-      </w:r>
-      <w:r>
-        <w:rPr>
-          <w:color w:val="0066FF"/>
-        </w:rPr>
-        <w:t xml:space="preserve"> sollten </w:t>
-      </w:r>
-      <w:r>
-        <w:rPr>
-          <w:b/>
-          <w:color w:val="0066FF"/>
-        </w:rPr>
-        <w:t>eher vermieden</w:t>
-      </w:r>
-      <w:r>
-        <w:rPr>
-          <w:color w:val="0066FF"/>
-        </w:rPr>
-        <w:t xml:space="preserve"> werden (einheitliches Design).</w:t>
-      </w:r>
-    </w:p>
-    <w:p>
-      <w:pPr>
-        <w:pStyle w:val="Text"/>
-        <w:rPr>
-          <w:b/>
-          <w:color w:val="0066FF"/>
-        </w:rPr>
-      </w:pPr>
-    </w:p>
-    <w:p>
-      <w:pPr>
-        <w:pStyle w:val="Text"/>
-        <w:rPr>
-          <w:color w:val="0066FF"/>
-        </w:rPr>
-      </w:pPr>
-      <w:r>
-        <w:rPr>
-          <w:b/>
-          <w:color w:val="0066FF"/>
-        </w:rPr>
-        <w:t>Beispiel für Listen</w:t>
-      </w:r>
-      <w:r>
-        <w:rPr>
-          <w:color w:val="0066FF"/>
-        </w:rPr>
-        <w:t xml:space="preserve"> (FV: Listenabsatz) </w:t>
-      </w:r>
-    </w:p>
-    <w:p>
-      <w:pPr>
-        <w:pStyle w:val="Text"/>
+          <w:bCs/>
+        </w:rPr>
+        <w:t>:</w:t>
+      </w:r>
+      <w:r>
+        <w:t xml:space="preserve"> Sensorik zur Ermittlung der räumlichen Dimensionen</w:t>
+      </w:r>
+    </w:p>
+    <w:p>
+      <w:pPr>
         <w:numPr>
           <w:ilvl w:val="0"/>
-          <w:numId w:val="11"/>
+          <w:numId w:val="15"/>
         </w:numPr>
-        <w:rPr>
-          <w:color w:val="0066FF"/>
-        </w:rPr>
-      </w:pPr>
-      <w:r>
-        <w:rPr>
-          <w:color w:val="0066FF"/>
-        </w:rPr>
-        <w:t>Aufzählungspunkt 1</w:t>
-      </w:r>
-    </w:p>
-    <w:p>
-      <w:pPr>
-        <w:pStyle w:val="Text"/>
+        <w:jc w:val="left"/>
+      </w:pPr>
+      <w:r>
+        <w:rPr>
+          <w:b/>
+          <w:bCs/>
+        </w:rPr>
+        <w:t>Wägetechnik:</w:t>
+      </w:r>
+      <w:r>
+        <w:t xml:space="preserve"> Einheiten zur präzisen Gewichtserfassung.</w:t>
+      </w:r>
+    </w:p>
+    <w:p>
+      <w:pPr>
         <w:numPr>
           <w:ilvl w:val="0"/>
-          <w:numId w:val="11"/>
+          <w:numId w:val="15"/>
         </w:numPr>
-        <w:rPr>
-          <w:color w:val="0066FF"/>
-        </w:rPr>
-      </w:pPr>
-      <w:r>
-        <w:rPr>
-          <w:color w:val="0066FF"/>
-        </w:rPr>
-        <w:lastRenderedPageBreak/>
-        <w:t>Zweiter Punkt der Liste</w:t>
-      </w:r>
-    </w:p>
-    <w:p>
-      <w:pPr>
-        <w:pStyle w:val="Text"/>
+        <w:jc w:val="left"/>
+      </w:pPr>
+      <w:r>
+        <w:rPr>
+          <w:b/>
+          <w:bCs/>
+        </w:rPr>
+        <w:t>Beleuchtung:</w:t>
+      </w:r>
+      <w:r>
+        <w:t xml:space="preserve"> Steuerung der Lichtverhältnisse für optimale Aufnahmebedingungen.</w:t>
+      </w:r>
+    </w:p>
+    <w:p>
+      <w:pPr>
         <w:numPr>
           <w:ilvl w:val="0"/>
-          <w:numId w:val="11"/>
+          <w:numId w:val="15"/>
         </w:numPr>
-        <w:rPr>
-          <w:color w:val="0066FF"/>
-        </w:rPr>
-      </w:pPr>
-      <w:r>
-        <w:rPr>
-          <w:color w:val="0066FF"/>
-        </w:rPr>
-        <w:t>Und so weiter</w:t>
-      </w:r>
-    </w:p>
-    <w:p>
-      <w:pPr>
-        <w:pStyle w:val="Text"/>
+        <w:jc w:val="left"/>
+      </w:pPr>
+      <w:r>
         <w:rPr>
           <w:b/>
-          <w:color w:val="0066FF"/>
-        </w:rPr>
-      </w:pPr>
-    </w:p>
-    <w:p>
-      <w:pPr>
-        <w:pStyle w:val="Text"/>
+          <w:bCs/>
+        </w:rPr>
+        <w:t>Spannungsversorgung:</w:t>
+      </w:r>
+      <w:r>
+        <w:t xml:space="preserve"> Bereitstellung und Wandlung der benötigten Betriebsspannungen.</w:t>
+      </w:r>
+    </w:p>
+    <w:p>
+      <w:pPr>
+        <w:numPr>
+          <w:ilvl w:val="0"/>
+          <w:numId w:val="15"/>
+        </w:numPr>
+        <w:jc w:val="left"/>
+      </w:pPr>
+      <w:r>
         <w:rPr>
           <w:b/>
-          <w:color w:val="0066FF"/>
-        </w:rPr>
+          <w:bCs/>
+        </w:rPr>
+        <w:t>Steuerung:</w:t>
+      </w:r>
+      <w:r>
+        <w:t xml:space="preserve"> Zentrale Recheneinheit zur Koordination aller Module.</w:t>
+      </w:r>
+    </w:p>
+    <w:p/>
+    <w:p>
+      <w:pPr>
+        <w:pStyle w:val="Heading3"/>
+      </w:pPr>
+      <w:r>
+        <w:t xml:space="preserve">Mechanische Konstruktion </w:t>
+      </w:r>
+    </w:p>
+    <w:p>
+      <w:r>
+        <w:t>Die mechanische Auslegung bildet das physische Grundgerüst des Systems und sorgt für den Schutz sowie die korrekte Positionierung der Elektronik. Zu diesem Bereich zählen:</w:t>
+      </w:r>
+    </w:p>
+    <w:p/>
+    <w:p>
+      <w:pPr>
+        <w:numPr>
+          <w:ilvl w:val="0"/>
+          <w:numId w:val="16"/>
+        </w:numPr>
+        <w:jc w:val="left"/>
       </w:pPr>
       <w:r>
         <w:rPr>
           <w:b/>
-          <w:color w:val="0066FF"/>
-        </w:rPr>
-        <w:t>Beispiel für Tabellen inkl. Beschriftung</w:t>
-      </w:r>
-    </w:p>
-    <w:tbl>
-      <w:tblPr>
-        <w:tblStyle w:val="TableGrid"/>
-        <w:tblW w:w="9166" w:type="dxa"/>
-        <w:tblLayout w:type="fixed"/>
-        <w:tblLook w:val="04A0" w:firstRow="1" w:lastRow="0" w:firstColumn="1" w:lastColumn="0" w:noHBand="0" w:noVBand="1"/>
-      </w:tblPr>
-      <w:tblGrid>
-        <w:gridCol w:w="3055"/>
-        <w:gridCol w:w="3055"/>
-        <w:gridCol w:w="3056"/>
-      </w:tblGrid>
-      <w:tr>
-        <w:tc>
-          <w:tcPr>
-            <w:tcW w:w="3055" w:type="dxa"/>
-          </w:tcPr>
-          <w:p>
-            <w:pPr>
-              <w:pStyle w:val="TextinTabelle"/>
-            </w:pPr>
-            <w:r>
-              <w:t>FV: Text in Tabelle</w:t>
-            </w:r>
-          </w:p>
-        </w:tc>
-        <w:tc>
-          <w:tcPr>
-            <w:tcW w:w="3055" w:type="dxa"/>
-          </w:tcPr>
-          <w:p>
-            <w:pPr>
-              <w:pStyle w:val="TextinTabelle"/>
-            </w:pPr>
-          </w:p>
-        </w:tc>
-        <w:tc>
-          <w:tcPr>
-            <w:tcW w:w="3056" w:type="dxa"/>
-          </w:tcPr>
-          <w:p>
-            <w:pPr>
-              <w:pStyle w:val="TextinTabelle"/>
-            </w:pPr>
-          </w:p>
-        </w:tc>
-      </w:tr>
-      <w:tr>
-        <w:tc>
-          <w:tcPr>
-            <w:tcW w:w="3055" w:type="dxa"/>
-          </w:tcPr>
-          <w:p>
-            <w:pPr>
-              <w:pStyle w:val="TextinTabelle"/>
-            </w:pPr>
-          </w:p>
-        </w:tc>
-        <w:tc>
-          <w:tcPr>
-            <w:tcW w:w="3055" w:type="dxa"/>
-          </w:tcPr>
-          <w:p>
-            <w:pPr>
-              <w:pStyle w:val="TextinTabelle"/>
-            </w:pPr>
-          </w:p>
-        </w:tc>
-        <w:tc>
-          <w:tcPr>
-            <w:tcW w:w="3056" w:type="dxa"/>
-          </w:tcPr>
-          <w:p>
-            <w:pPr>
-              <w:pStyle w:val="TextinTabelle"/>
-            </w:pPr>
-          </w:p>
-        </w:tc>
-      </w:tr>
-    </w:tbl>
-    <w:p>
-      <w:pPr>
-        <w:pStyle w:val="Caption"/>
-      </w:pPr>
-      <w:r>
-        <w:t xml:space="preserve">Tabelle </w:t>
-      </w:r>
-      <w:r>
-        <w:fldChar w:fldCharType="begin"/>
-      </w:r>
-      <w:r>
-        <w:instrText xml:space="preserve"> SEQ Tabelle \* ARABIC </w:instrText>
-      </w:r>
-      <w:r>
-        <w:fldChar w:fldCharType="separate"/>
-      </w:r>
-      <w:r>
-        <w:t>1</w:t>
-      </w:r>
-      <w:r>
-        <w:fldChar w:fldCharType="end"/>
-      </w:r>
-      <w:r>
-        <w:t>: Dies ist die Tabellenbeschriftung</w:t>
-      </w:r>
-    </w:p>
-    <w:p>
-      <w:pPr>
-        <w:pStyle w:val="Text"/>
-        <w:rPr>
-          <w:color w:val="0066FF"/>
-        </w:rPr>
-      </w:pPr>
-      <w:r>
-        <w:rPr>
-          <w:color w:val="0066FF"/>
-        </w:rPr>
-        <w:t>Vorgehensweise bei der Beschriftung:</w:t>
-      </w:r>
-    </w:p>
-    <w:p>
-      <w:pPr>
-        <w:pStyle w:val="Text"/>
-        <w:rPr>
-          <w:color w:val="0066FF"/>
-        </w:rPr>
-      </w:pPr>
-      <w:r>
-        <w:rPr>
-          <w:color w:val="0066FF"/>
-        </w:rPr>
-        <w:t xml:space="preserve">Tabelle markieren -&gt; Rechsklick -&gt; „Beschriftung einfügen“ -&gt; Text eingeben (in erster Zeile „Beschriftung“ neben „Tabelle Nr“: … Die Nummer der Tabelle wird automatisch erstellt. Als „Position“ wird „Unter dem ausgewähten Element“ wählen. </w:t>
-      </w:r>
-    </w:p>
-    <w:p>
-      <w:pPr>
-        <w:pStyle w:val="Text"/>
-        <w:rPr>
-          <w:color w:val="0066FF"/>
-          <w:highlight w:val="yellow"/>
-        </w:rPr>
-      </w:pPr>
-    </w:p>
-    <w:p>
-      <w:pPr>
-        <w:pStyle w:val="Text"/>
+          <w:bCs/>
+        </w:rPr>
+        <w:t>Komponentengehäuse:</w:t>
+      </w:r>
+      <w:r>
+        <w:t xml:space="preserve"> Spezifische Schutzhüllen für einzelne Sensoreinheiten.</w:t>
+      </w:r>
+    </w:p>
+    <w:p>
+      <w:pPr>
+        <w:numPr>
+          <w:ilvl w:val="0"/>
+          <w:numId w:val="16"/>
+        </w:numPr>
+        <w:jc w:val="left"/>
+      </w:pPr>
+      <w:r>
         <w:rPr>
           <w:b/>
-        </w:rPr>
+          <w:bCs/>
+        </w:rPr>
+        <w:t>Hauptgehäuse:</w:t>
+      </w:r>
+      <w:r>
+        <w:t xml:space="preserve"> Die zentrale Gesamtkonstruktion, welche den Scan-Bereich umschließt.</w:t>
+      </w:r>
+    </w:p>
+    <w:p>
+      <w:pPr>
+        <w:numPr>
+          <w:ilvl w:val="0"/>
+          <w:numId w:val="16"/>
+        </w:numPr>
+        <w:jc w:val="left"/>
       </w:pPr>
       <w:r>
         <w:rPr>
           <w:b/>
-          <w:color w:val="0066FF"/>
-        </w:rPr>
-        <w:t>Beispiel für Bilder/Grafiken inkl. Beschriftung</w:t>
-      </w:r>
-      <w:r>
-        <w:rPr>
-          <w:b/>
-        </w:rPr>
-        <w:t xml:space="preserve"> </w:t>
-      </w:r>
-    </w:p>
-    <w:p>
-      <w:pPr>
-        <w:pStyle w:val="Text"/>
-        <w:rPr>
-          <w:color w:val="0066FF"/>
-        </w:rPr>
-      </w:pPr>
-      <w:r>
-        <w:rPr>
-          <w:color w:val="0066FF"/>
-        </w:rPr>
-        <w:t>jpg, png und ähnliche Bilddateien werden mit „Einfügen“ -&gt; „Bilder“ -&gt; „Dieses Gerät (oder passende Quelle wählen)“ eingefügt. Idealerweise sind Bilder „zentriert“ zu platzieren.</w:t>
-      </w:r>
-    </w:p>
-    <w:p>
-      <w:pPr>
-        <w:pStyle w:val="Text"/>
-        <w:keepNext/>
+          <w:bCs/>
+        </w:rPr>
+        <w:t>Verkabelung:</w:t>
+      </w:r>
+      <w:r>
+        <w:t xml:space="preserve"> Die physische Leitungsführung</w:t>
+      </w:r>
+      <w:r>
+        <w:t xml:space="preserve"> zur Verbindung aller Komponenten</w:t>
+      </w:r>
+    </w:p>
+    <w:p/>
+    <w:p/>
+    <w:p>
+      <w:pPr>
+        <w:pStyle w:val="Heading3"/>
+      </w:pPr>
+      <w:r>
+        <w:t>Elektrisches Flowchart</w:t>
+      </w:r>
+    </w:p>
+    <w:p>
+      <w:pPr>
         <w:jc w:val="center"/>
       </w:pPr>
       <w:r>
         <w:rPr>
-          <w:noProof/>
-        </w:rPr>
-        <w:lastRenderedPageBreak/>
+          <w:lang w:val="en-AT"/>
+        </w:rPr>
         <w:drawing>
-          <wp:anchor distT="0" distB="0" distL="114300" distR="114300" simplePos="0" relativeHeight="5" behindDoc="0" locked="0" layoutInCell="1" allowOverlap="1" wp14:anchorId="37499CA3" wp14:editId="1E0AF47B">
-            <wp:simplePos x="0" y="0"/>
-            <wp:positionH relativeFrom="column">
-              <wp:posOffset>111760</wp:posOffset>
-            </wp:positionH>
-            <wp:positionV relativeFrom="paragraph">
-              <wp:posOffset>-139065</wp:posOffset>
-            </wp:positionV>
-            <wp:extent cx="521970" cy="588010"/>
+          <wp:inline distT="0" distB="0" distL="0" distR="0" wp14:anchorId="3B4761D0" wp14:editId="29901036">
+            <wp:extent cx="4106333" cy="3487152"/>
             <wp:effectExtent l="0" t="0" r="0" b="0"/>
-            <wp:wrapNone/>
-            <wp:docPr id="5" name="Freihand 39"/>
-            <wp:cNvGraphicFramePr/>
-            <a:graphic xmlns:a="http://schemas.openxmlformats.org/drawingml/2006/main">
-              <a:graphicData uri="http://schemas.openxmlformats.org/drawingml/2006/picture">
-                <pic:pic xmlns:pic="http://schemas.openxmlformats.org/drawingml/2006/picture">
-                  <pic:nvPicPr>
-                    <pic:cNvPr id="6" name="Freihand 39"/>
-                    <pic:cNvPicPr/>
-                  </pic:nvPicPr>
-                  <pic:blipFill>
-                    <a:blip r:embed="rId33"/>
-                    <a:stretch/>
-                  </pic:blipFill>
-                  <pic:spPr>
-                    <a:xfrm>
-                      <a:off x="0" y="0"/>
-                      <a:ext cx="522000" cy="587880"/>
-                    </a:xfrm>
-                    <a:prstGeom prst="rect">
-                      <a:avLst/>
-                    </a:prstGeom>
-                    <a:ln w="0">
-                      <a:noFill/>
-                    </a:ln>
-                  </pic:spPr>
-                </pic:pic>
-              </a:graphicData>
-            </a:graphic>
-          </wp:anchor>
-        </w:drawing>
-      </w:r>
-      <w:r>
-        <w:rPr>
-          <w:noProof/>
-        </w:rPr>
-        <w:drawing>
-          <wp:anchor distT="0" distB="0" distL="114300" distR="114300" simplePos="0" relativeHeight="6" behindDoc="0" locked="0" layoutInCell="1" allowOverlap="1" wp14:anchorId="2551CF4D" wp14:editId="4E8A94CA">
-            <wp:simplePos x="0" y="0"/>
-            <wp:positionH relativeFrom="column">
-              <wp:posOffset>654685</wp:posOffset>
-            </wp:positionH>
-            <wp:positionV relativeFrom="paragraph">
-              <wp:posOffset>-243840</wp:posOffset>
-            </wp:positionV>
-            <wp:extent cx="1359535" cy="315595"/>
-            <wp:effectExtent l="0" t="0" r="0" b="0"/>
-            <wp:wrapNone/>
-            <wp:docPr id="7" name="Freihand 53"/>
-            <wp:cNvGraphicFramePr/>
-            <a:graphic xmlns:a="http://schemas.openxmlformats.org/drawingml/2006/main">
-              <a:graphicData uri="http://schemas.openxmlformats.org/drawingml/2006/picture">
-                <pic:pic xmlns:pic="http://schemas.openxmlformats.org/drawingml/2006/picture">
-                  <pic:nvPicPr>
-                    <pic:cNvPr id="8" name="Freihand 53"/>
-                    <pic:cNvPicPr/>
-                  </pic:nvPicPr>
-                  <pic:blipFill>
-                    <a:blip r:embed="rId34"/>
-                    <a:stretch/>
-                  </pic:blipFill>
-                  <pic:spPr>
-                    <a:xfrm>
-                      <a:off x="0" y="0"/>
-                      <a:ext cx="1359360" cy="315720"/>
-                    </a:xfrm>
-                    <a:prstGeom prst="rect">
-                      <a:avLst/>
-                    </a:prstGeom>
-                    <a:ln w="0">
-                      <a:noFill/>
-                    </a:ln>
-                  </pic:spPr>
-                </pic:pic>
-              </a:graphicData>
-            </a:graphic>
-          </wp:anchor>
-        </w:drawing>
-      </w:r>
-      <w:r>
-        <w:rPr>
-          <w:noProof/>
-        </w:rPr>
-        <w:drawing>
-          <wp:anchor distT="0" distB="0" distL="114300" distR="114300" simplePos="0" relativeHeight="7" behindDoc="0" locked="0" layoutInCell="1" allowOverlap="1" wp14:anchorId="357ADEBA" wp14:editId="45BF5B23">
-            <wp:simplePos x="0" y="0"/>
-            <wp:positionH relativeFrom="column">
-              <wp:posOffset>4210685</wp:posOffset>
-            </wp:positionH>
-            <wp:positionV relativeFrom="paragraph">
-              <wp:posOffset>1374775</wp:posOffset>
-            </wp:positionV>
-            <wp:extent cx="1310640" cy="843915"/>
-            <wp:effectExtent l="0" t="0" r="0" b="0"/>
-            <wp:wrapNone/>
-            <wp:docPr id="9" name="Freihand 57"/>
-            <wp:cNvGraphicFramePr/>
-            <a:graphic xmlns:a="http://schemas.openxmlformats.org/drawingml/2006/main">
-              <a:graphicData uri="http://schemas.openxmlformats.org/drawingml/2006/picture">
-                <pic:pic xmlns:pic="http://schemas.openxmlformats.org/drawingml/2006/picture">
-                  <pic:nvPicPr>
-                    <pic:cNvPr id="10" name="Freihand 57"/>
-                    <pic:cNvPicPr/>
-                  </pic:nvPicPr>
-                  <pic:blipFill>
-                    <a:blip r:embed="rId35"/>
-                    <a:stretch/>
-                  </pic:blipFill>
-                  <pic:spPr>
-                    <a:xfrm>
-                      <a:off x="0" y="0"/>
-                      <a:ext cx="1310760" cy="843840"/>
-                    </a:xfrm>
-                    <a:prstGeom prst="rect">
-                      <a:avLst/>
-                    </a:prstGeom>
-                    <a:ln w="0">
-                      <a:noFill/>
-                    </a:ln>
-                  </pic:spPr>
-                </pic:pic>
-              </a:graphicData>
-            </a:graphic>
-          </wp:anchor>
-        </w:drawing>
-      </w:r>
-      <w:r>
-        <w:rPr>
-          <w:noProof/>
-        </w:rPr>
-        <w:drawing>
-          <wp:inline distT="0" distB="0" distL="0" distR="0" wp14:anchorId="59183830" wp14:editId="1130678D">
-            <wp:extent cx="5731510" cy="4182745"/>
-            <wp:effectExtent l="0" t="0" r="0" b="0"/>
-            <wp:docPr id="11" name="Image2" descr="Ein Bild, das Text, Screenshot, Software, Computersymbol enthält.&#10;&#10;KI-generierte Inhalte können fehlerhaft sein."/>
+            <wp:docPr id="1569125359" name="Picture 2"/>
             <wp:cNvGraphicFramePr>
               <a:graphicFrameLocks xmlns:a="http://schemas.openxmlformats.org/drawingml/2006/main" noChangeAspect="1"/>
             </wp:cNvGraphicFramePr>
@@ -4104,13 +3754,20 @@
               <a:graphicData uri="http://schemas.openxmlformats.org/drawingml/2006/picture">
                 <pic:pic xmlns:pic="http://schemas.openxmlformats.org/drawingml/2006/picture">
                   <pic:nvPicPr>
-                    <pic:cNvPr id="11" name="Image2" descr="Ein Bild, das Text, Screenshot, Software, Computersymbol enthält.&#10;&#10;KI-generierte Inhalte können fehlerhaft sein."/>
+                    <pic:cNvPr id="0" name="Picture 6"/>
                     <pic:cNvPicPr>
                       <a:picLocks noChangeAspect="1" noChangeArrowheads="1"/>
                     </pic:cNvPicPr>
                   </pic:nvPicPr>
                   <pic:blipFill>
-                    <a:blip r:embed="rId36"/>
+                    <a:blip r:embed="rId33">
+                      <a:extLst>
+                        <a:ext uri="{28A0092B-C50C-407E-A947-70E740481C1C}">
+                          <a14:useLocalDpi xmlns:a14="http://schemas.microsoft.com/office/drawing/2010/main" val="0"/>
+                        </a:ext>
+                      </a:extLst>
+                    </a:blip>
+                    <a:srcRect/>
                     <a:stretch>
                       <a:fillRect/>
                     </a:stretch>
@@ -4118,11 +3775,15 @@
                   <pic:spPr bwMode="auto">
                     <a:xfrm>
                       <a:off x="0" y="0"/>
-                      <a:ext cx="5731510" cy="4182745"/>
+                      <a:ext cx="4159323" cy="3532152"/>
                     </a:xfrm>
                     <a:prstGeom prst="rect">
                       <a:avLst/>
                     </a:prstGeom>
+                    <a:noFill/>
+                    <a:ln>
+                      <a:noFill/>
+                    </a:ln>
                   </pic:spPr>
                 </pic:pic>
               </a:graphicData>
@@ -4131,34 +3792,160 @@
         </w:drawing>
       </w:r>
     </w:p>
-    <w:p>
-      <w:pPr>
-        <w:pStyle w:val="Caption"/>
+    <w:p/>
+    <w:p>
+      <w:pPr>
+        <w:jc w:val="left"/>
+      </w:pPr>
+      <w:r>
+        <w:br w:type="page"/>
+      </w:r>
+    </w:p>
+    <w:p>
+      <w:pPr>
+        <w:pStyle w:val="Heading2"/>
+      </w:pPr>
+      <w:bookmarkStart w:id="36" w:name="_Toc200467198"/>
+      <w:r>
+        <w:lastRenderedPageBreak/>
+        <w:t>Theoretische Grundlagen</w:t>
+      </w:r>
+      <w:bookmarkEnd w:id="36"/>
+      <w:r>
+        <w:t xml:space="preserve"> </w:t>
+      </w:r>
+    </w:p>
+    <w:p>
+      <w:pPr>
+        <w:pStyle w:val="Heading3"/>
+      </w:pPr>
+      <w:r>
+        <w:t>Fotovisuelle Systeme</w:t>
+      </w:r>
+    </w:p>
+    <w:p>
+      <w:pPr>
+        <w:pStyle w:val="Heading3"/>
+      </w:pPr>
+      <w:r>
+        <w:t>Räumliche Vermessung</w:t>
+      </w:r>
+    </w:p>
+    <w:p>
+      <w:pPr>
+        <w:pStyle w:val="Heading3"/>
+      </w:pPr>
+      <w:r>
+        <w:t>Wägetechnik</w:t>
+      </w:r>
+    </w:p>
+    <w:p>
+      <w:pPr>
+        <w:pStyle w:val="Heading3"/>
+      </w:pPr>
+      <w:r>
+        <w:t>Beleuchtung</w:t>
+      </w:r>
+    </w:p>
+    <w:p>
+      <w:pPr>
+        <w:pStyle w:val="Heading3"/>
+      </w:pPr>
+      <w:r>
+        <w:t>Steuerung</w:t>
+      </w:r>
+    </w:p>
+    <w:p>
+      <w:pPr>
+        <w:pStyle w:val="Heading3"/>
+      </w:pPr>
+      <w:r>
+        <w:t>Versorgung</w:t>
+      </w:r>
+    </w:p>
+    <w:p>
+      <w:pPr>
+        <w:pStyle w:val="Heading3"/>
+      </w:pPr>
+      <w:r>
+        <w:t>Verkabelung</w:t>
+      </w:r>
+    </w:p>
+    <w:p>
+      <w:pPr>
+        <w:pStyle w:val="Heading3"/>
+      </w:pPr>
+      <w:r>
+        <w:t>Gehäusetechnik</w:t>
+      </w:r>
+    </w:p>
+    <w:p>
+      <w:pPr>
+        <w:pStyle w:val="Text"/>
+      </w:pPr>
+    </w:p>
+    <w:p>
+      <w:pPr>
+        <w:pStyle w:val="Heading2"/>
+      </w:pPr>
+      <w:bookmarkStart w:id="37" w:name="_Toc200467201"/>
+      <w:r>
+        <w:t>Praktische Umsetzung</w:t>
+      </w:r>
+      <w:bookmarkEnd w:id="37"/>
+    </w:p>
+    <w:p>
+      <w:pPr>
+        <w:pStyle w:val="Heading2"/>
+      </w:pPr>
+      <w:bookmarkStart w:id="38" w:name="_Toc200467202"/>
+      <w:r>
+        <w:t>Weitere individuelle Abschnitte</w:t>
+      </w:r>
+      <w:bookmarkEnd w:id="38"/>
+      <w:r>
+        <w:t xml:space="preserve"> </w:t>
+      </w:r>
+    </w:p>
+    <w:p>
+      <w:pPr>
+        <w:pStyle w:val="Text"/>
         <w:rPr>
           <w:color w:val="0066FF"/>
         </w:rPr>
       </w:pPr>
       <w:r>
-        <w:t xml:space="preserve">Abbildung </w:t>
-      </w:r>
-      <w:r>
-        <w:fldChar w:fldCharType="begin"/>
-      </w:r>
-      <w:r>
-        <w:instrText xml:space="preserve"> SEQ Abbildung \* ARABIC </w:instrText>
-      </w:r>
-      <w:r>
-        <w:fldChar w:fldCharType="separate"/>
-      </w:r>
-      <w:r>
-        <w:t>1</w:t>
-      </w:r>
-      <w:r>
-        <w:fldChar w:fldCharType="end"/>
-      </w:r>
-      <w:r>
-        <w:t>: Hier steht, was die Abbildung zeigt</w:t>
-      </w:r>
+        <w:rPr>
+          <w:color w:val="0066FF"/>
+        </w:rPr>
+        <w:t xml:space="preserve">(FV = Text) Diese Abschnitte sind individuell mit Ihren </w:t>
+      </w:r>
+      <w:proofErr w:type="spellStart"/>
+      <w:proofErr w:type="gramStart"/>
+      <w:r>
+        <w:rPr>
+          <w:color w:val="0066FF"/>
+        </w:rPr>
+        <w:t>Betreuer:innen</w:t>
+      </w:r>
+      <w:proofErr w:type="spellEnd"/>
+      <w:proofErr w:type="gramEnd"/>
+      <w:r>
+        <w:rPr>
+          <w:color w:val="0066FF"/>
+        </w:rPr>
+        <w:t xml:space="preserve"> festzulegen.</w:t>
+      </w:r>
+    </w:p>
+    <w:p>
+      <w:pPr>
+        <w:pStyle w:val="Heading2"/>
+      </w:pPr>
+      <w:bookmarkStart w:id="39" w:name="_Toc200467203"/>
+      <w:r>
+        <w:t>Ergebnisse und Diskussion</w:t>
+      </w:r>
+      <w:bookmarkEnd w:id="39"/>
     </w:p>
     <w:p>
       <w:pPr>
@@ -4171,135 +3958,44 @@
         <w:rPr>
           <w:color w:val="0066FF"/>
         </w:rPr>
-        <w:t xml:space="preserve">Die Layoutoption „Mit Text in Zeile“ bietet die einfachste Variante, die Abbildung direkt an der Stelle im Textfluss zu positionieren, wo sie tatsächlich gewünscht ist. </w:t>
-      </w:r>
-      <w:r>
-        <w:rPr>
-          <w:i/>
+        <w:t>(FV = Text)</w:t>
+      </w:r>
+    </w:p>
+    <w:p>
+      <w:pPr>
+        <w:pStyle w:val="Heading2"/>
+      </w:pPr>
+      <w:bookmarkStart w:id="40" w:name="_Toc200467204"/>
+      <w:r>
+        <w:t>Zusammenfassung individueller Teil</w:t>
+      </w:r>
+      <w:bookmarkEnd w:id="40"/>
+    </w:p>
+    <w:p>
+      <w:pPr>
+        <w:rPr>
           <w:color w:val="0066FF"/>
         </w:rPr>
-        <w:t>(Achtung: von Word wird automatisch „Mit Textumbruch“ gewählt -&gt; muss für jede eingefügte Grafik geändert werden.)</w:t>
-      </w:r>
-    </w:p>
-    <w:p>
-      <w:pPr>
-        <w:pStyle w:val="Text"/>
+      </w:pPr>
+      <w:r>
         <w:rPr>
           <w:color w:val="0066FF"/>
         </w:rPr>
-      </w:pPr>
+        <w:t xml:space="preserve">(FV = Text) </w:t>
+      </w:r>
+      <w:proofErr w:type="gramStart"/>
       <w:r>
         <w:rPr>
           <w:color w:val="0066FF"/>
         </w:rPr>
-        <w:t>Vorgehensweise bei der Beschriftung:</w:t>
-      </w:r>
-    </w:p>
-    <w:p>
-      <w:pPr>
-        <w:pStyle w:val="Text"/>
+        <w:t>Hier</w:t>
+      </w:r>
+      <w:proofErr w:type="gramEnd"/>
+      <w:r>
         <w:rPr>
           <w:color w:val="0066FF"/>
         </w:rPr>
-      </w:pPr>
-      <w:r>
-        <w:rPr>
-          <w:color w:val="0066FF"/>
-        </w:rPr>
-        <w:t>Gleich wie bei der Beschriftung von Tabellen!</w:t>
-      </w:r>
-    </w:p>
-    <w:p>
-      <w:pPr>
-        <w:pStyle w:val="Heading2"/>
-      </w:pPr>
-      <w:bookmarkStart w:id="39" w:name="_Toc200467201"/>
-      <w:r>
-        <w:t>Praktische Umsetzung</w:t>
-      </w:r>
-      <w:bookmarkEnd w:id="39"/>
-    </w:p>
-    <w:p>
-      <w:r>
-        <w:rPr>
-          <w:color w:val="0066FF"/>
-        </w:rPr>
-        <w:t>Text…</w:t>
-      </w:r>
-    </w:p>
-    <w:p>
-      <w:pPr>
-        <w:pStyle w:val="Heading2"/>
-      </w:pPr>
-      <w:bookmarkStart w:id="40" w:name="_Toc200467202"/>
-      <w:r>
-        <w:t>Weitere individuelle Abschnitte</w:t>
-      </w:r>
-      <w:bookmarkEnd w:id="40"/>
-      <w:r>
-        <w:t xml:space="preserve"> </w:t>
-      </w:r>
-    </w:p>
-    <w:p>
-      <w:pPr>
-        <w:pStyle w:val="Text"/>
-        <w:rPr>
-          <w:color w:val="0066FF"/>
-        </w:rPr>
-      </w:pPr>
-      <w:r>
-        <w:rPr>
-          <w:color w:val="0066FF"/>
-        </w:rPr>
-        <w:t>(FV = Text) Diese Abschnitte sind individuell mit Ihren Betreuer:innen festzulegen.</w:t>
-      </w:r>
-    </w:p>
-    <w:p>
-      <w:pPr>
-        <w:pStyle w:val="Heading2"/>
-      </w:pPr>
-      <w:bookmarkStart w:id="41" w:name="_Toc200467203"/>
-      <w:r>
-        <w:lastRenderedPageBreak/>
-        <w:t>Ergebnisse und Diskussion</w:t>
-      </w:r>
-      <w:bookmarkEnd w:id="41"/>
-    </w:p>
-    <w:p>
-      <w:pPr>
-        <w:pStyle w:val="Text"/>
-        <w:rPr>
-          <w:color w:val="0066FF"/>
-        </w:rPr>
-      </w:pPr>
-      <w:r>
-        <w:rPr>
-          <w:color w:val="0066FF"/>
-        </w:rPr>
-        <w:t>(FV = Text)</w:t>
-      </w:r>
-    </w:p>
-    <w:p>
-      <w:pPr>
-        <w:pStyle w:val="Heading2"/>
-      </w:pPr>
-      <w:bookmarkStart w:id="42" w:name="_Toc200467204"/>
-      <w:r>
-        <w:t>Zusammenfassung individueller Teil</w:t>
-      </w:r>
-      <w:bookmarkEnd w:id="42"/>
-    </w:p>
-    <w:p>
-      <w:pPr>
-        <w:rPr>
-          <w:color w:val="0066FF"/>
-        </w:rPr>
-      </w:pPr>
-      <w:r>
-        <w:rPr>
-          <w:color w:val="0066FF"/>
-        </w:rPr>
-        <w:t>(FV = Text) Hier werden die wichtigsten Fakten der individuellen Aufgabe des Schülers / der Schülerin kurz zusammengefasst werden.</w:t>
+        <w:t xml:space="preserve"> werden die wichtigsten Fakten der individuellen Aufgabe des Schülers / der Schülerin kurz zusammengefasst werden.</w:t>
       </w:r>
     </w:p>
     <w:p>
@@ -4366,7 +4062,21 @@
         <w:rPr>
           <w:color w:val="0066FF"/>
         </w:rPr>
-        <w:t>Nein: .welche Gründe waren verantwortlich für das Nichterreichen</w:t>
+        <w:t>Nein</w:t>
+      </w:r>
+      <w:proofErr w:type="gramStart"/>
+      <w:r>
+        <w:rPr>
+          <w:color w:val="0066FF"/>
+        </w:rPr>
+        <w:t>: .welche</w:t>
+      </w:r>
+      <w:proofErr w:type="gramEnd"/>
+      <w:r>
+        <w:rPr>
+          <w:color w:val="0066FF"/>
+        </w:rPr>
+        <w:t xml:space="preserve"> Gründe waren verantwortlich für das Nichterreichen</w:t>
       </w:r>
     </w:p>
     <w:p>
@@ -4407,14 +4117,11 @@
           <w:numId w:val="0"/>
         </w:numPr>
         <w:outlineLvl w:val="9"/>
-        <w:rPr>
-          <w:rFonts w:hint="eastAsia"/>
-        </w:rPr>
         <w:sectPr>
-          <w:headerReference w:type="default" r:id="rId37"/>
-          <w:footerReference w:type="default" r:id="rId38"/>
-          <w:headerReference w:type="first" r:id="rId39"/>
-          <w:footerReference w:type="first" r:id="rId40"/>
+          <w:headerReference w:type="default" r:id="rId34"/>
+          <w:footerReference w:type="default" r:id="rId35"/>
+          <w:headerReference w:type="first" r:id="rId36"/>
+          <w:footerReference w:type="first" r:id="rId37"/>
           <w:pgSz w:w="11906" w:h="16838"/>
           <w:pgMar w:top="1417" w:right="1440" w:bottom="1134" w:left="1440" w:header="708" w:footer="708" w:gutter="0"/>
           <w:cols w:space="720"/>
@@ -4427,11 +4134,19 @@
       <w:pPr>
         <w:pStyle w:val="Heading1"/>
       </w:pPr>
-      <w:bookmarkStart w:id="43" w:name="_Ref200465902"/>
-      <w:bookmarkStart w:id="44" w:name="_Toc200467205"/>
+      <w:bookmarkStart w:id="41" w:name="_Ref200465902"/>
+      <w:bookmarkStart w:id="42" w:name="_Toc200467205"/>
       <w:r>
         <w:lastRenderedPageBreak/>
-        <w:t xml:space="preserve">Dokumentation Schüler:in 2: </w:t>
+        <w:t xml:space="preserve">Dokumentation </w:t>
+      </w:r>
+      <w:proofErr w:type="spellStart"/>
+      <w:r>
+        <w:t>Schüler:in</w:t>
+      </w:r>
+      <w:proofErr w:type="spellEnd"/>
+      <w:r>
+        <w:t xml:space="preserve"> 2: </w:t>
       </w:r>
       <w:r>
         <w:rPr>
@@ -4439,21 +4154,119 @@
         </w:rPr>
         <w:t>(FV = Überschrift1)</w:t>
       </w:r>
+      <w:bookmarkEnd w:id="41"/>
+      <w:bookmarkEnd w:id="42"/>
+    </w:p>
+    <w:p>
+      <w:pPr>
+        <w:pStyle w:val="Heading2"/>
+      </w:pPr>
+      <w:bookmarkStart w:id="43" w:name="_Toc200467206"/>
+      <w:r>
+        <w:t>Einleitung</w:t>
+      </w:r>
       <w:bookmarkEnd w:id="43"/>
+    </w:p>
+    <w:p>
+      <w:pPr>
+        <w:pStyle w:val="Text"/>
+        <w:rPr>
+          <w:color w:val="0066FF"/>
+        </w:rPr>
+      </w:pPr>
+      <w:r>
+        <w:rPr>
+          <w:color w:val="0066FF"/>
+        </w:rPr>
+        <w:t xml:space="preserve">(FV = Text) Der Aufbau dieses Kapitels ist </w:t>
+      </w:r>
+      <w:proofErr w:type="spellStart"/>
+      <w:r>
+        <w:rPr>
+          <w:color w:val="0066FF"/>
+        </w:rPr>
+        <w:t>grudsätzlich</w:t>
+      </w:r>
+      <w:proofErr w:type="spellEnd"/>
+      <w:r>
+        <w:rPr>
+          <w:color w:val="0066FF"/>
+        </w:rPr>
+        <w:t xml:space="preserve"> gleich wie von Kapitel 2. </w:t>
+      </w:r>
+    </w:p>
+    <w:p>
+      <w:pPr>
+        <w:pStyle w:val="Text"/>
+        <w:rPr>
+          <w:color w:val="0066FF"/>
+        </w:rPr>
+      </w:pPr>
+      <w:r>
+        <w:rPr>
+          <w:color w:val="0066FF"/>
+        </w:rPr>
+        <w:t>Anzahl und Inhalt der „individuellen Abschnitte“ können natürlich unterschiedlich sein.</w:t>
+      </w:r>
+    </w:p>
+    <w:p>
+      <w:pPr>
+        <w:pStyle w:val="Heading2"/>
+      </w:pPr>
+      <w:bookmarkStart w:id="44" w:name="_Toc200467207"/>
+      <w:r>
+        <w:t>Theoretische Grundlagen</w:t>
+      </w:r>
       <w:bookmarkEnd w:id="44"/>
     </w:p>
     <w:p>
       <w:pPr>
+        <w:rPr>
+          <w:color w:val="0066FF"/>
+        </w:rPr>
+      </w:pPr>
+      <w:r>
+        <w:rPr>
+          <w:color w:val="0066FF"/>
+        </w:rPr>
+        <w:t>(FV = Text)</w:t>
+      </w:r>
+    </w:p>
+    <w:p>
+      <w:pPr>
         <w:pStyle w:val="Heading2"/>
       </w:pPr>
-      <w:bookmarkStart w:id="45" w:name="_Toc200467206"/>
-      <w:r>
-        <w:t>Einleitung</w:t>
+      <w:bookmarkStart w:id="45" w:name="_Toc200467208"/>
+      <w:r>
+        <w:t>Praktische Umsetzung</w:t>
       </w:r>
       <w:bookmarkEnd w:id="45"/>
     </w:p>
     <w:p>
       <w:pPr>
+        <w:rPr>
+          <w:color w:val="0066FF"/>
+        </w:rPr>
+      </w:pPr>
+      <w:r>
+        <w:rPr>
+          <w:color w:val="0066FF"/>
+        </w:rPr>
+        <w:t>(FV = Text)</w:t>
+      </w:r>
+    </w:p>
+    <w:p>
+      <w:pPr>
+        <w:pStyle w:val="Heading2"/>
+      </w:pPr>
+      <w:bookmarkStart w:id="46" w:name="_Toc200467209"/>
+      <w:r>
+        <w:t>Weitere individuelle Abschnitte…</w:t>
+      </w:r>
+      <w:bookmarkEnd w:id="46"/>
+    </w:p>
+    <w:p>
+      <w:pPr>
         <w:pStyle w:val="Text"/>
         <w:rPr>
           <w:color w:val="0066FF"/>
@@ -4463,8 +4276,18 @@
         <w:rPr>
           <w:color w:val="0066FF"/>
         </w:rPr>
-        <w:t xml:space="preserve">(FV = Text) Der Aufbau dieses Kapitels ist grudsätzlich gleich wie von Kapitel 2. </w:t>
-      </w:r>
+        <w:t>(FV = Text)</w:t>
+      </w:r>
+    </w:p>
+    <w:p>
+      <w:pPr>
+        <w:pStyle w:val="Heading2"/>
+      </w:pPr>
+      <w:bookmarkStart w:id="47" w:name="_Toc200467210"/>
+      <w:r>
+        <w:t>Ergebnisse und Diskussion</w:t>
+      </w:r>
+      <w:bookmarkEnd w:id="47"/>
     </w:p>
     <w:p>
       <w:pPr>
@@ -4477,112 +4300,18 @@
         <w:rPr>
           <w:color w:val="0066FF"/>
         </w:rPr>
-        <w:t>Anzahl und Inhalt der „individuellen Abschnitte“ können natürlich unterschiedlich sein.</w:t>
+        <w:t>(FV = Text)</w:t>
       </w:r>
     </w:p>
     <w:p>
       <w:pPr>
         <w:pStyle w:val="Heading2"/>
       </w:pPr>
-      <w:bookmarkStart w:id="46" w:name="_Toc200467207"/>
-      <w:r>
-        <w:t>Theoretische Grundlagen</w:t>
-      </w:r>
-      <w:bookmarkEnd w:id="46"/>
-    </w:p>
-    <w:p>
-      <w:pPr>
-        <w:rPr>
-          <w:color w:val="0066FF"/>
-        </w:rPr>
-      </w:pPr>
-      <w:r>
-        <w:rPr>
-          <w:color w:val="0066FF"/>
-        </w:rPr>
-        <w:t>(FV = Text)</w:t>
-      </w:r>
-    </w:p>
-    <w:p>
-      <w:pPr>
-        <w:pStyle w:val="Heading2"/>
-      </w:pPr>
-      <w:bookmarkStart w:id="47" w:name="_Toc200467208"/>
-      <w:r>
-        <w:t>Praktische Umsetzung</w:t>
-      </w:r>
-      <w:bookmarkEnd w:id="47"/>
-    </w:p>
-    <w:p>
-      <w:pPr>
-        <w:rPr>
-          <w:color w:val="0066FF"/>
-        </w:rPr>
-      </w:pPr>
-      <w:r>
-        <w:rPr>
-          <w:color w:val="0066FF"/>
-        </w:rPr>
-        <w:t>(FV = Text)</w:t>
-      </w:r>
-    </w:p>
-    <w:p>
-      <w:pPr>
-        <w:pStyle w:val="Heading2"/>
-      </w:pPr>
-      <w:bookmarkStart w:id="48" w:name="_Toc200467209"/>
-      <w:r>
-        <w:t>Weitere individuelle Abschnitte…</w:t>
+      <w:bookmarkStart w:id="48" w:name="_Toc200467211"/>
+      <w:r>
+        <w:t>Zusammenfassung individueller Teil</w:t>
       </w:r>
       <w:bookmarkEnd w:id="48"/>
-    </w:p>
-    <w:p>
-      <w:pPr>
-        <w:pStyle w:val="Text"/>
-        <w:rPr>
-          <w:color w:val="0066FF"/>
-        </w:rPr>
-      </w:pPr>
-      <w:r>
-        <w:rPr>
-          <w:color w:val="0066FF"/>
-        </w:rPr>
-        <w:t>(FV = Text)</w:t>
-      </w:r>
-    </w:p>
-    <w:p>
-      <w:pPr>
-        <w:pStyle w:val="Heading2"/>
-      </w:pPr>
-      <w:bookmarkStart w:id="49" w:name="_Toc200467210"/>
-      <w:r>
-        <w:t>Ergebnisse und Diskussion</w:t>
-      </w:r>
-      <w:bookmarkEnd w:id="49"/>
-    </w:p>
-    <w:p>
-      <w:pPr>
-        <w:pStyle w:val="Text"/>
-        <w:rPr>
-          <w:color w:val="0066FF"/>
-        </w:rPr>
-      </w:pPr>
-      <w:r>
-        <w:rPr>
-          <w:color w:val="0066FF"/>
-        </w:rPr>
-        <w:t>(FV = Text)</w:t>
-      </w:r>
-    </w:p>
-    <w:p>
-      <w:pPr>
-        <w:pStyle w:val="Heading2"/>
-      </w:pPr>
-      <w:bookmarkStart w:id="50" w:name="_Toc200467211"/>
-      <w:r>
-        <w:t>Zusammenfassung individueller Teil</w:t>
-      </w:r>
-      <w:bookmarkEnd w:id="50"/>
     </w:p>
     <w:p>
       <w:r>
@@ -4596,10 +4325,10 @@
       <w:pPr>
         <w:pStyle w:val="Text"/>
         <w:sectPr>
-          <w:headerReference w:type="default" r:id="rId41"/>
-          <w:footerReference w:type="default" r:id="rId42"/>
-          <w:headerReference w:type="first" r:id="rId43"/>
-          <w:footerReference w:type="first" r:id="rId44"/>
+          <w:headerReference w:type="default" r:id="rId38"/>
+          <w:footerReference w:type="default" r:id="rId39"/>
+          <w:headerReference w:type="first" r:id="rId40"/>
+          <w:footerReference w:type="first" r:id="rId41"/>
           <w:pgSz w:w="11906" w:h="16838"/>
           <w:pgMar w:top="1417" w:right="1440" w:bottom="1134" w:left="1440" w:header="708" w:footer="708" w:gutter="0"/>
           <w:cols w:space="720"/>
@@ -4612,16 +4341,16 @@
       <w:pPr>
         <w:pStyle w:val="Heading1"/>
       </w:pPr>
-      <w:bookmarkStart w:id="51" w:name="_Toc200467212"/>
-      <w:bookmarkStart w:id="52" w:name="_Ref200468988"/>
-      <w:bookmarkStart w:id="53" w:name="_Ref200469530"/>
+      <w:bookmarkStart w:id="49" w:name="_Toc200467212"/>
+      <w:bookmarkStart w:id="50" w:name="_Ref200468988"/>
+      <w:bookmarkStart w:id="51" w:name="_Ref200469530"/>
       <w:r>
         <w:lastRenderedPageBreak/>
         <w:t>Zusammenfassung und Ausblick</w:t>
       </w:r>
+      <w:bookmarkEnd w:id="49"/>
+      <w:bookmarkEnd w:id="50"/>
       <w:bookmarkEnd w:id="51"/>
-      <w:bookmarkEnd w:id="52"/>
-      <w:bookmarkEnd w:id="53"/>
     </w:p>
     <w:p>
       <w:pPr>
@@ -4785,17 +4514,25 @@
         <w:rPr>
           <w:color w:val="0066FF"/>
         </w:rPr>
-        <w:t>Erweiterung der Funktionalität des vorliegendes Projekts</w:t>
-      </w:r>
+        <w:t xml:space="preserve">Erweiterung der Funktionalität </w:t>
+      </w:r>
+      <w:proofErr w:type="gramStart"/>
+      <w:r>
+        <w:rPr>
+          <w:color w:val="0066FF"/>
+        </w:rPr>
+        <w:t>des vorliegendes Projekts</w:t>
+      </w:r>
+      <w:proofErr w:type="gramEnd"/>
     </w:p>
     <w:p>
       <w:pPr>
         <w:pStyle w:val="Text"/>
         <w:sectPr>
-          <w:headerReference w:type="default" r:id="rId45"/>
-          <w:footerReference w:type="default" r:id="rId46"/>
-          <w:headerReference w:type="first" r:id="rId47"/>
-          <w:footerReference w:type="first" r:id="rId48"/>
+          <w:headerReference w:type="default" r:id="rId42"/>
+          <w:footerReference w:type="default" r:id="rId43"/>
+          <w:headerReference w:type="first" r:id="rId44"/>
+          <w:footerReference w:type="first" r:id="rId45"/>
           <w:pgSz w:w="11906" w:h="16838"/>
           <w:pgMar w:top="1417" w:right="1440" w:bottom="1134" w:left="1440" w:header="708" w:footer="708" w:gutter="0"/>
           <w:cols w:space="720"/>
@@ -4808,12 +4545,12 @@
       <w:pPr>
         <w:pStyle w:val="Heading1"/>
       </w:pPr>
-      <w:bookmarkStart w:id="54" w:name="_Ref200468159"/>
+      <w:bookmarkStart w:id="52" w:name="_Ref200468159"/>
       <w:r>
         <w:lastRenderedPageBreak/>
         <w:t>Erklärung der Eigenständigkeit</w:t>
       </w:r>
-      <w:bookmarkEnd w:id="54"/>
+      <w:bookmarkEnd w:id="52"/>
     </w:p>
     <w:p>
       <w:pPr>
@@ -4866,9 +4603,6 @@
           <w:p>
             <w:pPr>
               <w:pStyle w:val="TextinTabelle"/>
-              <w:rPr>
-                <w:lang w:val="de-AT"/>
-              </w:rPr>
             </w:pPr>
             <w:r>
               <w:t>Ort, Datum</w:t>
@@ -4887,8 +4621,13 @@
             <w:pPr>
               <w:pStyle w:val="TextinTabelle"/>
             </w:pPr>
-            <w:r>
-              <w:t>Schüler:in 1</w:t>
+            <w:proofErr w:type="spellStart"/>
+            <w:r>
+              <w:t>Schüler:in</w:t>
+            </w:r>
+            <w:proofErr w:type="spellEnd"/>
+            <w:r>
+              <w:t xml:space="preserve"> 1</w:t>
             </w:r>
           </w:p>
         </w:tc>
@@ -4944,10 +4683,10 @@
       <w:pPr>
         <w:pStyle w:val="Text"/>
         <w:sectPr>
-          <w:headerReference w:type="default" r:id="rId49"/>
-          <w:footerReference w:type="default" r:id="rId50"/>
-          <w:headerReference w:type="first" r:id="rId51"/>
-          <w:footerReference w:type="first" r:id="rId52"/>
+          <w:headerReference w:type="default" r:id="rId46"/>
+          <w:footerReference w:type="default" r:id="rId47"/>
+          <w:headerReference w:type="first" r:id="rId48"/>
+          <w:footerReference w:type="first" r:id="rId49"/>
           <w:pgSz w:w="11906" w:h="16838"/>
           <w:pgMar w:top="1417" w:right="1440" w:bottom="1134" w:left="1440" w:header="708" w:footer="708" w:gutter="0"/>
           <w:cols w:space="720"/>
@@ -4960,10 +4699,10 @@
       <w:pPr>
         <w:pStyle w:val="Heading1"/>
         <w:sectPr>
-          <w:headerReference w:type="default" r:id="rId53"/>
-          <w:footerReference w:type="default" r:id="rId54"/>
-          <w:headerReference w:type="first" r:id="rId55"/>
-          <w:footerReference w:type="first" r:id="rId56"/>
+          <w:headerReference w:type="default" r:id="rId50"/>
+          <w:footerReference w:type="default" r:id="rId51"/>
+          <w:headerReference w:type="first" r:id="rId52"/>
+          <w:footerReference w:type="first" r:id="rId53"/>
           <w:pgSz w:w="11906" w:h="16838"/>
           <w:pgMar w:top="1417" w:right="1440" w:bottom="1134" w:left="1440" w:header="708" w:footer="708" w:gutter="0"/>
           <w:cols w:space="720"/>
@@ -4971,32 +4710,34 @@
           <w:docGrid w:type="lines" w:linePitch="360"/>
         </w:sectPr>
       </w:pPr>
-      <w:bookmarkStart w:id="55" w:name="_Ref200469499"/>
+      <w:bookmarkStart w:id="53" w:name="_Ref200469499"/>
       <w:r>
         <w:lastRenderedPageBreak/>
         <w:t>Arbeitsnachweise</w:t>
       </w:r>
-      <w:bookmarkEnd w:id="55"/>
+      <w:bookmarkEnd w:id="53"/>
     </w:p>
     <w:p>
       <w:pPr>
         <w:pStyle w:val="Heading1"/>
       </w:pPr>
-      <w:bookmarkStart w:id="56" w:name="_Toc200467213"/>
-      <w:bookmarkStart w:id="57" w:name="_Toc84751256"/>
-      <w:bookmarkStart w:id="58" w:name="_Toc211138167"/>
-      <w:bookmarkStart w:id="59" w:name="_Toc211137922"/>
-      <w:bookmarkStart w:id="60" w:name="_Toc84757221"/>
-      <w:bookmarkStart w:id="61" w:name="_Toc210560305"/>
-      <w:bookmarkStart w:id="62" w:name="_Toc210560252"/>
-      <w:bookmarkStart w:id="63" w:name="_Ref210560064"/>
-      <w:bookmarkStart w:id="64" w:name="_Toc84751368"/>
-      <w:bookmarkStart w:id="65" w:name="_Ref200467937"/>
-      <w:bookmarkStart w:id="66" w:name="_Ref200469033"/>
+      <w:bookmarkStart w:id="54" w:name="_Toc200467213"/>
+      <w:bookmarkStart w:id="55" w:name="_Toc84751256"/>
+      <w:bookmarkStart w:id="56" w:name="_Toc211138167"/>
+      <w:bookmarkStart w:id="57" w:name="_Toc211137922"/>
+      <w:bookmarkStart w:id="58" w:name="_Toc84757221"/>
+      <w:bookmarkStart w:id="59" w:name="_Toc210560305"/>
+      <w:bookmarkStart w:id="60" w:name="_Toc210560252"/>
+      <w:bookmarkStart w:id="61" w:name="_Ref210560064"/>
+      <w:bookmarkStart w:id="62" w:name="_Toc84751368"/>
+      <w:bookmarkStart w:id="63" w:name="_Ref200467937"/>
+      <w:bookmarkStart w:id="64" w:name="_Ref200469033"/>
       <w:r>
         <w:lastRenderedPageBreak/>
         <w:t>Verzeichnisse</w:t>
       </w:r>
+      <w:bookmarkEnd w:id="54"/>
+      <w:bookmarkEnd w:id="55"/>
       <w:bookmarkEnd w:id="56"/>
       <w:bookmarkEnd w:id="57"/>
       <w:bookmarkEnd w:id="58"/>
@@ -5006,157 +4747,197 @@
       <w:bookmarkEnd w:id="62"/>
       <w:bookmarkEnd w:id="63"/>
       <w:bookmarkEnd w:id="64"/>
+      <w:r>
+        <w:t xml:space="preserve"> </w:t>
+      </w:r>
+    </w:p>
+    <w:p>
+      <w:pPr>
+        <w:pStyle w:val="Heading2"/>
+      </w:pPr>
+      <w:bookmarkStart w:id="65" w:name="_Toc210560306"/>
+      <w:bookmarkStart w:id="66" w:name="_Toc211138168"/>
+      <w:bookmarkStart w:id="67" w:name="_Toc84757222"/>
+      <w:bookmarkStart w:id="68" w:name="_Toc84751369"/>
+      <w:bookmarkStart w:id="69" w:name="_Toc84751257"/>
+      <w:bookmarkStart w:id="70" w:name="_Toc210560253"/>
+      <w:bookmarkStart w:id="71" w:name="_Toc211137923"/>
+      <w:bookmarkStart w:id="72" w:name="_Toc200467214"/>
+      <w:r>
+        <w:t>Literatur</w:t>
+      </w:r>
       <w:bookmarkEnd w:id="65"/>
       <w:bookmarkEnd w:id="66"/>
-      <w:r>
-        <w:t xml:space="preserve"> </w:t>
-      </w:r>
-    </w:p>
-    <w:p>
-      <w:pPr>
-        <w:pStyle w:val="Heading2"/>
-      </w:pPr>
-      <w:bookmarkStart w:id="67" w:name="_Toc210560306"/>
-      <w:bookmarkStart w:id="68" w:name="_Toc211138168"/>
-      <w:bookmarkStart w:id="69" w:name="_Toc84757222"/>
-      <w:bookmarkStart w:id="70" w:name="_Toc84751369"/>
-      <w:bookmarkStart w:id="71" w:name="_Toc84751257"/>
-      <w:bookmarkStart w:id="72" w:name="_Toc210560253"/>
-      <w:bookmarkStart w:id="73" w:name="_Toc211137923"/>
-      <w:bookmarkStart w:id="74" w:name="_Toc200467214"/>
-      <w:r>
-        <w:t>Literatur</w:t>
-      </w:r>
       <w:bookmarkEnd w:id="67"/>
       <w:bookmarkEnd w:id="68"/>
       <w:bookmarkEnd w:id="69"/>
       <w:bookmarkEnd w:id="70"/>
       <w:bookmarkEnd w:id="71"/>
+      <w:r>
+        <w:t>verzeichnis</w:t>
+      </w:r>
       <w:bookmarkEnd w:id="72"/>
+      <w:r>
+        <w:t xml:space="preserve"> </w:t>
+      </w:r>
+    </w:p>
+    <w:p>
+      <w:pPr>
+        <w:rPr>
+          <w:color w:val="0066FF"/>
+        </w:rPr>
+      </w:pPr>
+      <w:r>
+        <w:rPr>
+          <w:color w:val="0066FF"/>
+        </w:rPr>
+        <w:t xml:space="preserve">Wird mithilfe von </w:t>
+      </w:r>
+      <w:proofErr w:type="spellStart"/>
+      <w:r>
+        <w:rPr>
+          <w:color w:val="0066FF"/>
+        </w:rPr>
+        <w:t>Zotero</w:t>
+      </w:r>
+      <w:proofErr w:type="spellEnd"/>
+      <w:r>
+        <w:rPr>
+          <w:color w:val="0066FF"/>
+        </w:rPr>
+        <w:t xml:space="preserve"> erstellt…</w:t>
+      </w:r>
+    </w:p>
+    <w:p>
+      <w:pPr>
+        <w:pStyle w:val="Heading2"/>
+      </w:pPr>
+      <w:bookmarkStart w:id="73" w:name="_Toc84757225"/>
+      <w:bookmarkStart w:id="74" w:name="_Toc200467215"/>
+      <w:bookmarkStart w:id="75" w:name="_Toc211138171"/>
+      <w:bookmarkStart w:id="76" w:name="_Toc211137927"/>
+      <w:bookmarkStart w:id="77" w:name="_Toc84751260"/>
+      <w:bookmarkStart w:id="78" w:name="_Toc210560307"/>
+      <w:bookmarkStart w:id="79" w:name="_Toc210560254"/>
+      <w:bookmarkStart w:id="80" w:name="_Toc84751372"/>
+      <w:r>
+        <w:t>Abkürzungsverzeichnis</w:t>
+      </w:r>
       <w:bookmarkEnd w:id="73"/>
-      <w:r>
-        <w:t>verzeichnis</w:t>
-      </w:r>
       <w:bookmarkEnd w:id="74"/>
-      <w:r>
-        <w:t xml:space="preserve"> </w:t>
-      </w:r>
-    </w:p>
-    <w:p>
-      <w:pPr>
-        <w:rPr>
-          <w:color w:val="0066FF"/>
-        </w:rPr>
-      </w:pPr>
-      <w:r>
-        <w:rPr>
-          <w:color w:val="0066FF"/>
-        </w:rPr>
-        <w:t>Wird mithilfe von Zotero erstellt…</w:t>
-      </w:r>
-    </w:p>
-    <w:p>
-      <w:pPr>
-        <w:pStyle w:val="Heading2"/>
-      </w:pPr>
-      <w:bookmarkStart w:id="75" w:name="_Toc84757225"/>
-      <w:bookmarkStart w:id="76" w:name="_Toc200467215"/>
-      <w:bookmarkStart w:id="77" w:name="_Toc211138171"/>
-      <w:bookmarkStart w:id="78" w:name="_Toc211137927"/>
-      <w:bookmarkStart w:id="79" w:name="_Toc84751260"/>
-      <w:bookmarkStart w:id="80" w:name="_Toc210560307"/>
-      <w:bookmarkStart w:id="81" w:name="_Toc210560254"/>
-      <w:bookmarkStart w:id="82" w:name="_Toc84751372"/>
-      <w:r>
-        <w:t>Abkürzungsverzeichnis</w:t>
-      </w:r>
       <w:bookmarkEnd w:id="75"/>
       <w:bookmarkEnd w:id="76"/>
       <w:bookmarkEnd w:id="77"/>
       <w:bookmarkEnd w:id="78"/>
       <w:bookmarkEnd w:id="79"/>
       <w:bookmarkEnd w:id="80"/>
+    </w:p>
+    <w:p>
+      <w:pPr>
+        <w:pStyle w:val="Text"/>
+        <w:rPr>
+          <w:color w:val="0066FF"/>
+        </w:rPr>
+      </w:pPr>
+      <w:r>
+        <w:rPr>
+          <w:color w:val="0066FF"/>
+        </w:rPr>
+        <w:t>(</w:t>
+      </w:r>
+      <w:proofErr w:type="gramStart"/>
+      <w:r>
+        <w:rPr>
+          <w:color w:val="0066FF"/>
+        </w:rPr>
+        <w:t>FV Text</w:t>
+      </w:r>
+      <w:proofErr w:type="gramEnd"/>
+      <w:r>
+        <w:rPr>
+          <w:color w:val="0066FF"/>
+        </w:rPr>
+        <w:t>)</w:t>
+      </w:r>
+      <w:bookmarkStart w:id="81" w:name="_Toc211138172"/>
+      <w:bookmarkStart w:id="82" w:name="_Toc211137928"/>
+      <w:bookmarkStart w:id="83" w:name="_Toc84757226"/>
+      <w:bookmarkStart w:id="84" w:name="_Toc84751373"/>
+      <w:bookmarkStart w:id="85" w:name="_Toc84751261"/>
+      <w:bookmarkStart w:id="86" w:name="_Toc210560308"/>
+      <w:bookmarkStart w:id="87" w:name="_Toc210560255"/>
+      <w:r>
+        <w:rPr>
+          <w:color w:val="0066FF"/>
+        </w:rPr>
+        <w:t xml:space="preserve"> Optionaler Abschnitt. Nur verwenden, wenn mehr als 10 verschiedene Abkürzungen im gesamten Dokument vorkommen.</w:t>
+      </w:r>
+    </w:p>
+    <w:p>
+      <w:pPr>
+        <w:pStyle w:val="Heading2"/>
+      </w:pPr>
+      <w:bookmarkStart w:id="88" w:name="_Toc200467216"/>
+      <w:r>
+        <w:t>Tabellen</w:t>
+      </w:r>
       <w:bookmarkEnd w:id="81"/>
       <w:bookmarkEnd w:id="82"/>
-    </w:p>
-    <w:p>
-      <w:pPr>
-        <w:pStyle w:val="Text"/>
-        <w:rPr>
-          <w:color w:val="0066FF"/>
-        </w:rPr>
-      </w:pPr>
-      <w:r>
-        <w:rPr>
-          <w:color w:val="0066FF"/>
-        </w:rPr>
-        <w:t>(FV Text)</w:t>
-      </w:r>
-      <w:bookmarkStart w:id="83" w:name="_Toc211138172"/>
-      <w:bookmarkStart w:id="84" w:name="_Toc211137928"/>
-      <w:bookmarkStart w:id="85" w:name="_Toc84757226"/>
-      <w:bookmarkStart w:id="86" w:name="_Toc84751373"/>
-      <w:bookmarkStart w:id="87" w:name="_Toc84751261"/>
-      <w:bookmarkStart w:id="88" w:name="_Toc210560308"/>
-      <w:bookmarkStart w:id="89" w:name="_Toc210560255"/>
-      <w:r>
-        <w:rPr>
-          <w:color w:val="0066FF"/>
-        </w:rPr>
-        <w:t xml:space="preserve"> Optionaler Abschnitt. Nur verwenden, wenn mehr als 10 verschiedene Abkürzungen im gesamten Dokument vorkommen.</w:t>
-      </w:r>
-    </w:p>
-    <w:p>
-      <w:pPr>
-        <w:pStyle w:val="Heading2"/>
-      </w:pPr>
-      <w:bookmarkStart w:id="90" w:name="_Toc200467216"/>
-      <w:r>
-        <w:t>Tabellen</w:t>
-      </w:r>
       <w:bookmarkEnd w:id="83"/>
       <w:bookmarkEnd w:id="84"/>
       <w:bookmarkEnd w:id="85"/>
       <w:bookmarkEnd w:id="86"/>
       <w:bookmarkEnd w:id="87"/>
       <w:bookmarkEnd w:id="88"/>
+    </w:p>
+    <w:p>
+      <w:r>
+        <w:rPr>
+          <w:color w:val="0066FF"/>
+        </w:rPr>
+        <w:t>(</w:t>
+      </w:r>
+      <w:proofErr w:type="gramStart"/>
+      <w:r>
+        <w:rPr>
+          <w:color w:val="0066FF"/>
+        </w:rPr>
+        <w:t>FV Text</w:t>
+      </w:r>
+      <w:proofErr w:type="gramEnd"/>
+      <w:r>
+        <w:rPr>
+          <w:color w:val="0066FF"/>
+        </w:rPr>
+        <w:t>) Optionaler Abschnitt. Nur verwenden, wenn mehr als 10 verschiedene Tabellen im gesamten Dokument vorkommen.</w:t>
+      </w:r>
+    </w:p>
+    <w:p>
+      <w:pPr>
+        <w:pStyle w:val="Heading2"/>
+      </w:pPr>
+      <w:bookmarkStart w:id="89" w:name="_Toc210560256"/>
+      <w:bookmarkStart w:id="90" w:name="_Toc210560309"/>
+      <w:bookmarkStart w:id="91" w:name="_Toc200467217"/>
+      <w:bookmarkStart w:id="92" w:name="_Toc211137929"/>
+      <w:bookmarkStart w:id="93" w:name="_Toc84757227"/>
+      <w:bookmarkStart w:id="94" w:name="_Toc84751374"/>
+      <w:bookmarkStart w:id="95" w:name="_Toc84751262"/>
+      <w:bookmarkStart w:id="96" w:name="_Toc211138173"/>
+      <w:r>
+        <w:t>Abbildunge</w:t>
+      </w:r>
       <w:bookmarkEnd w:id="89"/>
       <w:bookmarkEnd w:id="90"/>
-    </w:p>
-    <w:p>
-      <w:r>
-        <w:rPr>
-          <w:color w:val="0066FF"/>
-        </w:rPr>
-        <w:t>(FV Text) Optionaler Abschnitt. Nur verwenden, wenn mehr als 10 verschiedene Tabellen im gesamten Dokument vorkommen.</w:t>
-      </w:r>
-    </w:p>
-    <w:p>
-      <w:pPr>
-        <w:pStyle w:val="Heading2"/>
-      </w:pPr>
-      <w:bookmarkStart w:id="91" w:name="_Toc210560256"/>
-      <w:bookmarkStart w:id="92" w:name="_Toc210560309"/>
-      <w:bookmarkStart w:id="93" w:name="_Toc200467217"/>
-      <w:bookmarkStart w:id="94" w:name="_Toc211137929"/>
-      <w:bookmarkStart w:id="95" w:name="_Toc84757227"/>
-      <w:bookmarkStart w:id="96" w:name="_Toc84751374"/>
-      <w:bookmarkStart w:id="97" w:name="_Toc84751262"/>
-      <w:bookmarkStart w:id="98" w:name="_Toc211138173"/>
-      <w:r>
-        <w:t>Abbildunge</w:t>
+      <w:r>
+        <w:t>n</w:t>
       </w:r>
       <w:bookmarkEnd w:id="91"/>
       <w:bookmarkEnd w:id="92"/>
-      <w:r>
-        <w:t>n</w:t>
-      </w:r>
       <w:bookmarkEnd w:id="93"/>
       <w:bookmarkEnd w:id="94"/>
       <w:bookmarkEnd w:id="95"/>
       <w:bookmarkEnd w:id="96"/>
-      <w:bookmarkEnd w:id="97"/>
-      <w:bookmarkEnd w:id="98"/>
     </w:p>
     <w:p>
       <w:pPr>
@@ -5168,19 +4949,33 @@
         <w:rPr>
           <w:color w:val="0066FF"/>
         </w:rPr>
-        <w:t>(FV Text) Optionaler Abschnitt. Nur verwenden, wenn mehr als 10 verschiedene Bilder im gesamten Dokument vorkommen.</w:t>
-      </w:r>
-    </w:p>
-    <w:p>
-      <w:pPr>
+        <w:t>(</w:t>
+      </w:r>
+      <w:proofErr w:type="gramStart"/>
+      <w:r>
         <w:rPr>
           <w:color w:val="0066FF"/>
         </w:rPr>
+        <w:t>FV Text</w:t>
+      </w:r>
+      <w:proofErr w:type="gramEnd"/>
+      <w:r>
+        <w:rPr>
+          <w:color w:val="0066FF"/>
+        </w:rPr>
+        <w:t>) Optionaler Abschnitt. Nur verwenden, wenn mehr als 10 verschiedene Bilder im gesamten Dokument vorkommen.</w:t>
+      </w:r>
+    </w:p>
+    <w:p>
+      <w:pPr>
+        <w:rPr>
+          <w:color w:val="0066FF"/>
+        </w:rPr>
         <w:sectPr>
-          <w:headerReference w:type="default" r:id="rId57"/>
-          <w:footerReference w:type="default" r:id="rId58"/>
-          <w:headerReference w:type="first" r:id="rId59"/>
-          <w:footerReference w:type="first" r:id="rId60"/>
+          <w:headerReference w:type="default" r:id="rId54"/>
+          <w:footerReference w:type="default" r:id="rId55"/>
+          <w:headerReference w:type="first" r:id="rId56"/>
+          <w:footerReference w:type="first" r:id="rId57"/>
           <w:pgSz w:w="11906" w:h="16838"/>
           <w:pgMar w:top="1417" w:right="1440" w:bottom="1134" w:left="1440" w:header="708" w:footer="708" w:gutter="0"/>
           <w:cols w:space="720"/>
@@ -5193,43 +4988,57 @@
       <w:pPr>
         <w:pStyle w:val="Heading1"/>
       </w:pPr>
-      <w:bookmarkStart w:id="99" w:name="_Toc200467218"/>
-      <w:bookmarkStart w:id="100" w:name="_Toc211138174"/>
-      <w:bookmarkStart w:id="101" w:name="_Toc211137930"/>
-      <w:bookmarkStart w:id="102" w:name="_Toc84751375"/>
-      <w:bookmarkStart w:id="103" w:name="_Toc84751263"/>
-      <w:bookmarkStart w:id="104" w:name="_Ref84675439"/>
+      <w:bookmarkStart w:id="97" w:name="_Toc200467218"/>
+      <w:bookmarkStart w:id="98" w:name="_Toc211138174"/>
+      <w:bookmarkStart w:id="99" w:name="_Toc211137930"/>
+      <w:bookmarkStart w:id="100" w:name="_Toc84751375"/>
+      <w:bookmarkStart w:id="101" w:name="_Toc84751263"/>
+      <w:bookmarkStart w:id="102" w:name="_Ref84675439"/>
       <w:r>
         <w:lastRenderedPageBreak/>
         <w:t>Anhang</w:t>
       </w:r>
+      <w:bookmarkEnd w:id="97"/>
+      <w:bookmarkEnd w:id="98"/>
       <w:bookmarkEnd w:id="99"/>
       <w:bookmarkEnd w:id="100"/>
       <w:bookmarkEnd w:id="101"/>
       <w:bookmarkEnd w:id="102"/>
+    </w:p>
+    <w:p>
+      <w:pPr>
+        <w:pStyle w:val="Text"/>
+      </w:pPr>
+      <w:bookmarkStart w:id="103" w:name="_Ref210468443"/>
+      <w:bookmarkStart w:id="104" w:name="_Ref210464602"/>
+      <w:r>
+        <w:rPr>
+          <w:color w:val="0066FF"/>
+        </w:rPr>
+        <w:t>(</w:t>
+      </w:r>
+      <w:proofErr w:type="gramStart"/>
+      <w:r>
+        <w:rPr>
+          <w:color w:val="0066FF"/>
+        </w:rPr>
+        <w:t>FV Text</w:t>
+      </w:r>
+      <w:proofErr w:type="gramEnd"/>
+      <w:r>
+        <w:rPr>
+          <w:color w:val="0066FF"/>
+        </w:rPr>
+        <w:t>) Optionales Kapitel. Hier werden Datenblätter, große Zeichnungen, Skizzen, Bilder, etc. eingefügt, die im Fließtext der vorigen Kapitel nicht eingefügt werden, da sie dort die Übersichtlichkeit bzw. Struktur dieser Kapitel verschlechtern würden.</w:t>
+      </w:r>
       <w:bookmarkEnd w:id="103"/>
       <w:bookmarkEnd w:id="104"/>
     </w:p>
-    <w:p>
-      <w:pPr>
-        <w:pStyle w:val="Text"/>
-      </w:pPr>
-      <w:bookmarkStart w:id="105" w:name="_Ref210468443"/>
-      <w:bookmarkStart w:id="106" w:name="_Ref210464602"/>
-      <w:r>
-        <w:rPr>
-          <w:color w:val="0066FF"/>
-        </w:rPr>
-        <w:t>(FV Text) Optionales Kapitel. Hier werden Datenblätter, große Zeichnungen, Skizzen, Bilder, etc. eingefügt, die im Fließtext der vorigen Kapitel nicht eingefügt werden, da sie dort die Übersichtlichkeit bzw. Struktur dieser Kapitel verschlechtern würden.</w:t>
-      </w:r>
-      <w:bookmarkEnd w:id="105"/>
-      <w:bookmarkEnd w:id="106"/>
-    </w:p>
     <w:sectPr>
-      <w:headerReference w:type="default" r:id="rId61"/>
-      <w:footerReference w:type="default" r:id="rId62"/>
-      <w:headerReference w:type="first" r:id="rId63"/>
-      <w:footerReference w:type="first" r:id="rId64"/>
+      <w:headerReference w:type="default" r:id="rId58"/>
+      <w:footerReference w:type="default" r:id="rId59"/>
+      <w:headerReference w:type="first" r:id="rId60"/>
+      <w:footerReference w:type="first" r:id="rId61"/>
       <w:pgSz w:w="11906" w:h="16838"/>
       <w:pgMar w:top="1417" w:right="1440" w:bottom="1134" w:left="1440" w:header="708" w:footer="708" w:gutter="0"/>
       <w:cols w:space="720"/>
@@ -5321,7 +5130,7 @@
           <v:stroke joinstyle="miter"/>
           <v:path gradientshapeok="t" o:connecttype="rect"/>
         </v:shapetype>
-        <v:shape id="Frame1" o:spid="_x0000_s1025" type="#_x0000_t202" style="position:absolute;left:0;text-align:left;margin-left:236.7pt;margin-top:18.8pt;width:256.2pt;height:25.2pt;z-index:-251658240;visibility:visible;mso-wrap-style:square;mso-wrap-distance-left:9pt;mso-wrap-distance-top:0;mso-wrap-distance-right:9pt;mso-wrap-distance-bottom:0;mso-position-horizontal:absolute;mso-position-horizontal-relative:text;mso-position-vertical:absolute;mso-position-vertical-relative:text;v-text-anchor:top" o:gfxdata="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" strokecolor="white">
+        <v:shape id="Frame1" o:spid="_x0000_s1025" type="#_x0000_t202" style="position:absolute;left:0;text-align:left;margin-left:236.7pt;margin-top:18.8pt;width:256.2pt;height:25.2pt;z-index:-251658752;visibility:visible;mso-wrap-style:square;mso-wrap-distance-left:9pt;mso-wrap-distance-top:0;mso-wrap-distance-right:9pt;mso-wrap-distance-bottom:0;mso-position-horizontal:absolute;mso-position-horizontal-relative:text;mso-position-vertical:absolute;mso-position-vertical-relative:text;v-text-anchor:top" o:gfxdata="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" strokecolor="white">
           <v:textbox>
             <w:txbxContent>
               <w:p>
@@ -5944,27 +5753,25 @@
         <w:sz w:val="20"/>
         <w:szCs w:val="20"/>
         <w:u w:val="single"/>
-        <w:lang w:val="en-GB"/>
       </w:rPr>
     </w:pPr>
     <w:r>
       <w:fldChar w:fldCharType="begin"/>
     </w:r>
     <w:r>
-      <w:rPr>
-        <w:lang w:val="en-GB"/>
-      </w:rPr>
       <w:instrText xml:space="preserve"> REF _Ref210462616 \h </w:instrText>
     </w:r>
     <w:r>
       <w:fldChar w:fldCharType="separate"/>
     </w:r>
     <w:r>
-      <w:rPr>
-        <w:lang w:val="en-GB"/>
-      </w:rPr>
-      <w:t>Error: Reference source not found</w:t>
-    </w:r>
+      <w:t xml:space="preserve">Error: Reference source not </w:t>
+    </w:r>
+    <w:proofErr w:type="spellStart"/>
+    <w:r>
+      <w:t>found</w:t>
+    </w:r>
+    <w:proofErr w:type="spellEnd"/>
     <w:r>
       <w:fldChar w:fldCharType="end"/>
     </w:r>
@@ -5973,7 +5780,6 @@
         <w:sz w:val="20"/>
         <w:szCs w:val="20"/>
         <w:u w:val="single"/>
-        <w:lang w:val="en-GB"/>
       </w:rPr>
       <w:tab/>
     </w:r>
@@ -5982,7 +5788,6 @@
         <w:sz w:val="20"/>
         <w:szCs w:val="20"/>
         <w:u w:val="single"/>
-        <w:lang w:val="en-GB"/>
       </w:rPr>
       <w:tab/>
     </w:r>
@@ -5991,7 +5796,6 @@
         <w:sz w:val="20"/>
         <w:szCs w:val="20"/>
         <w:u w:val="single"/>
-        <w:lang w:val="en-GB"/>
       </w:rPr>
       <w:tab/>
     </w:r>
@@ -6000,7 +5804,6 @@
         <w:sz w:val="20"/>
         <w:szCs w:val="20"/>
         <w:u w:val="single"/>
-        <w:lang w:val="en-GB"/>
       </w:rPr>
       <w:tab/>
     </w:r>
@@ -6017,7 +5820,6 @@
         <w:sz w:val="20"/>
         <w:szCs w:val="20"/>
         <w:u w:val="single"/>
-        <w:lang w:val="en-GB"/>
       </w:rPr>
       <w:instrText xml:space="preserve"> PAGE </w:instrText>
     </w:r>
@@ -6034,7 +5836,6 @@
         <w:sz w:val="20"/>
         <w:szCs w:val="20"/>
         <w:u w:val="single"/>
-        <w:lang w:val="en-GB"/>
       </w:rPr>
       <w:t>0</w:t>
     </w:r>
@@ -6050,9 +5851,6 @@
   <w:p>
     <w:pPr>
       <w:pStyle w:val="Header"/>
-      <w:rPr>
-        <w:lang w:val="en-GB"/>
-      </w:rPr>
     </w:pPr>
   </w:p>
 </w:hdr>
@@ -6105,7 +5903,15 @@
       <w:fldChar w:fldCharType="separate"/>
     </w:r>
     <w:r>
-      <w:t>Dokumentation Schüler:in 2: (FV = Überschrift1)</w:t>
+      <w:t xml:space="preserve">Dokumentation </w:t>
+    </w:r>
+    <w:proofErr w:type="spellStart"/>
+    <w:r>
+      <w:t>Schüler:in</w:t>
+    </w:r>
+    <w:proofErr w:type="spellEnd"/>
+    <w:r>
+      <w:t xml:space="preserve"> 2: (FV = Überschrift1)</w:t>
     </w:r>
     <w:r>
       <w:fldChar w:fldCharType="end"/>
@@ -6456,7 +6262,7 @@
       <w:fldChar w:fldCharType="separate"/>
     </w:r>
     <w:r>
-      <w:t>Einleitung (FV = Überschrift1)</w:t>
+      <w:t>Einleitung</w:t>
     </w:r>
     <w:r>
       <w:fldChar w:fldCharType="end"/>
@@ -6860,6 +6666,155 @@
     </w:lvl>
   </w:abstractNum>
   <w:abstractNum w:abstractNumId="3" w15:restartNumberingAfterBreak="0">
+    <w:nsid w:val="17AE2D4F"/>
+    <w:multiLevelType w:val="multilevel"/>
+    <w:tmpl w:val="CA768ED2"/>
+    <w:lvl w:ilvl="0">
+      <w:start w:val="1"/>
+      <w:numFmt w:val="bullet"/>
+      <w:lvlText w:val=""/>
+      <w:lvlJc w:val="left"/>
+      <w:pPr>
+        <w:tabs>
+          <w:tab w:val="num" w:pos="720"/>
+        </w:tabs>
+        <w:ind w:left="720" w:hanging="360"/>
+      </w:pPr>
+      <w:rPr>
+        <w:rFonts w:ascii="Symbol" w:hAnsi="Symbol" w:hint="default"/>
+        <w:sz w:val="20"/>
+      </w:rPr>
+    </w:lvl>
+    <w:lvl w:ilvl="1" w:tentative="1">
+      <w:start w:val="1"/>
+      <w:numFmt w:val="bullet"/>
+      <w:lvlText w:val="o"/>
+      <w:lvlJc w:val="left"/>
+      <w:pPr>
+        <w:tabs>
+          <w:tab w:val="num" w:pos="1440"/>
+        </w:tabs>
+        <w:ind w:left="1440" w:hanging="360"/>
+      </w:pPr>
+      <w:rPr>
+        <w:rFonts w:ascii="Courier New" w:hAnsi="Courier New" w:hint="default"/>
+        <w:sz w:val="20"/>
+      </w:rPr>
+    </w:lvl>
+    <w:lvl w:ilvl="2" w:tentative="1">
+      <w:start w:val="1"/>
+      <w:numFmt w:val="bullet"/>
+      <w:lvlText w:val=""/>
+      <w:lvlJc w:val="left"/>
+      <w:pPr>
+        <w:tabs>
+          <w:tab w:val="num" w:pos="2160"/>
+        </w:tabs>
+        <w:ind w:left="2160" w:hanging="360"/>
+      </w:pPr>
+      <w:rPr>
+        <w:rFonts w:ascii="Wingdings" w:hAnsi="Wingdings" w:hint="default"/>
+        <w:sz w:val="20"/>
+      </w:rPr>
+    </w:lvl>
+    <w:lvl w:ilvl="3" w:tentative="1">
+      <w:start w:val="1"/>
+      <w:numFmt w:val="bullet"/>
+      <w:lvlText w:val=""/>
+      <w:lvlJc w:val="left"/>
+      <w:pPr>
+        <w:tabs>
+          <w:tab w:val="num" w:pos="2880"/>
+        </w:tabs>
+        <w:ind w:left="2880" w:hanging="360"/>
+      </w:pPr>
+      <w:rPr>
+        <w:rFonts w:ascii="Wingdings" w:hAnsi="Wingdings" w:hint="default"/>
+        <w:sz w:val="20"/>
+      </w:rPr>
+    </w:lvl>
+    <w:lvl w:ilvl="4" w:tentative="1">
+      <w:start w:val="1"/>
+      <w:numFmt w:val="bullet"/>
+      <w:lvlText w:val=""/>
+      <w:lvlJc w:val="left"/>
+      <w:pPr>
+        <w:tabs>
+          <w:tab w:val="num" w:pos="3600"/>
+        </w:tabs>
+        <w:ind w:left="3600" w:hanging="360"/>
+      </w:pPr>
+      <w:rPr>
+        <w:rFonts w:ascii="Wingdings" w:hAnsi="Wingdings" w:hint="default"/>
+        <w:sz w:val="20"/>
+      </w:rPr>
+    </w:lvl>
+    <w:lvl w:ilvl="5" w:tentative="1">
+      <w:start w:val="1"/>
+      <w:numFmt w:val="bullet"/>
+      <w:lvlText w:val=""/>
+      <w:lvlJc w:val="left"/>
+      <w:pPr>
+        <w:tabs>
+          <w:tab w:val="num" w:pos="4320"/>
+        </w:tabs>
+        <w:ind w:left="4320" w:hanging="360"/>
+      </w:pPr>
+      <w:rPr>
+        <w:rFonts w:ascii="Wingdings" w:hAnsi="Wingdings" w:hint="default"/>
+        <w:sz w:val="20"/>
+      </w:rPr>
+    </w:lvl>
+    <w:lvl w:ilvl="6" w:tentative="1">
+      <w:start w:val="1"/>
+      <w:numFmt w:val="bullet"/>
+      <w:lvlText w:val=""/>
+      <w:lvlJc w:val="left"/>
+      <w:pPr>
+        <w:tabs>
+          <w:tab w:val="num" w:pos="5040"/>
+        </w:tabs>
+        <w:ind w:left="5040" w:hanging="360"/>
+      </w:pPr>
+      <w:rPr>
+        <w:rFonts w:ascii="Wingdings" w:hAnsi="Wingdings" w:hint="default"/>
+        <w:sz w:val="20"/>
+      </w:rPr>
+    </w:lvl>
+    <w:lvl w:ilvl="7" w:tentative="1">
+      <w:start w:val="1"/>
+      <w:numFmt w:val="bullet"/>
+      <w:lvlText w:val=""/>
+      <w:lvlJc w:val="left"/>
+      <w:pPr>
+        <w:tabs>
+          <w:tab w:val="num" w:pos="5760"/>
+        </w:tabs>
+        <w:ind w:left="5760" w:hanging="360"/>
+      </w:pPr>
+      <w:rPr>
+        <w:rFonts w:ascii="Wingdings" w:hAnsi="Wingdings" w:hint="default"/>
+        <w:sz w:val="20"/>
+      </w:rPr>
+    </w:lvl>
+    <w:lvl w:ilvl="8" w:tentative="1">
+      <w:start w:val="1"/>
+      <w:numFmt w:val="bullet"/>
+      <w:lvlText w:val=""/>
+      <w:lvlJc w:val="left"/>
+      <w:pPr>
+        <w:tabs>
+          <w:tab w:val="num" w:pos="6480"/>
+        </w:tabs>
+        <w:ind w:left="6480" w:hanging="360"/>
+      </w:pPr>
+      <w:rPr>
+        <w:rFonts w:ascii="Wingdings" w:hAnsi="Wingdings" w:hint="default"/>
+        <w:sz w:val="20"/>
+      </w:rPr>
+    </w:lvl>
+  </w:abstractNum>
+  <w:abstractNum w:abstractNumId="4" w15:restartNumberingAfterBreak="0">
     <w:nsid w:val="1C232006"/>
     <w:multiLevelType w:val="multilevel"/>
     <w:tmpl w:val="79A899C6"/>
@@ -6976,7 +6931,7 @@
       </w:pPr>
     </w:lvl>
   </w:abstractNum>
-  <w:abstractNum w:abstractNumId="4" w15:restartNumberingAfterBreak="0">
+  <w:abstractNum w:abstractNumId="5" w15:restartNumberingAfterBreak="0">
     <w:nsid w:val="20FF0A85"/>
     <w:multiLevelType w:val="multilevel"/>
     <w:tmpl w:val="96B0759C"/>
@@ -7090,7 +7045,7 @@
       </w:pPr>
     </w:lvl>
   </w:abstractNum>
-  <w:abstractNum w:abstractNumId="5" w15:restartNumberingAfterBreak="0">
+  <w:abstractNum w:abstractNumId="6" w15:restartNumberingAfterBreak="0">
     <w:nsid w:val="2831269D"/>
     <w:multiLevelType w:val="multilevel"/>
     <w:tmpl w:val="0F9E8DBA"/>
@@ -7204,7 +7159,7 @@
       </w:pPr>
     </w:lvl>
   </w:abstractNum>
-  <w:abstractNum w:abstractNumId="6" w15:restartNumberingAfterBreak="0">
+  <w:abstractNum w:abstractNumId="7" w15:restartNumberingAfterBreak="0">
     <w:nsid w:val="2BDD7B56"/>
     <w:multiLevelType w:val="multilevel"/>
     <w:tmpl w:val="3BB044EC"/>
@@ -7318,7 +7273,7 @@
       </w:pPr>
     </w:lvl>
   </w:abstractNum>
-  <w:abstractNum w:abstractNumId="7" w15:restartNumberingAfterBreak="0">
+  <w:abstractNum w:abstractNumId="8" w15:restartNumberingAfterBreak="0">
     <w:nsid w:val="2E924F04"/>
     <w:multiLevelType w:val="multilevel"/>
     <w:tmpl w:val="1D62804E"/>
@@ -7458,7 +7413,7 @@
       </w:rPr>
     </w:lvl>
   </w:abstractNum>
-  <w:abstractNum w:abstractNumId="8" w15:restartNumberingAfterBreak="0">
+  <w:abstractNum w:abstractNumId="9" w15:restartNumberingAfterBreak="0">
     <w:nsid w:val="3F2F1EDB"/>
     <w:multiLevelType w:val="multilevel"/>
     <w:tmpl w:val="C61C9C28"/>
@@ -7572,7 +7527,7 @@
       </w:pPr>
     </w:lvl>
   </w:abstractNum>
-  <w:abstractNum w:abstractNumId="9" w15:restartNumberingAfterBreak="0">
+  <w:abstractNum w:abstractNumId="10" w15:restartNumberingAfterBreak="0">
     <w:nsid w:val="44F3663C"/>
     <w:multiLevelType w:val="multilevel"/>
     <w:tmpl w:val="AD60DEC6"/>
@@ -7689,7 +7644,156 @@
       </w:pPr>
     </w:lvl>
   </w:abstractNum>
-  <w:abstractNum w:abstractNumId="10" w15:restartNumberingAfterBreak="0">
+  <w:abstractNum w:abstractNumId="11" w15:restartNumberingAfterBreak="0">
+    <w:nsid w:val="50C84375"/>
+    <w:multiLevelType w:val="multilevel"/>
+    <w:tmpl w:val="59EAD234"/>
+    <w:lvl w:ilvl="0">
+      <w:start w:val="1"/>
+      <w:numFmt w:val="bullet"/>
+      <w:lvlText w:val=""/>
+      <w:lvlJc w:val="left"/>
+      <w:pPr>
+        <w:tabs>
+          <w:tab w:val="num" w:pos="720"/>
+        </w:tabs>
+        <w:ind w:left="720" w:hanging="360"/>
+      </w:pPr>
+      <w:rPr>
+        <w:rFonts w:ascii="Symbol" w:hAnsi="Symbol" w:hint="default"/>
+        <w:sz w:val="20"/>
+      </w:rPr>
+    </w:lvl>
+    <w:lvl w:ilvl="1" w:tentative="1">
+      <w:start w:val="1"/>
+      <w:numFmt w:val="bullet"/>
+      <w:lvlText w:val="o"/>
+      <w:lvlJc w:val="left"/>
+      <w:pPr>
+        <w:tabs>
+          <w:tab w:val="num" w:pos="1440"/>
+        </w:tabs>
+        <w:ind w:left="1440" w:hanging="360"/>
+      </w:pPr>
+      <w:rPr>
+        <w:rFonts w:ascii="Courier New" w:hAnsi="Courier New" w:hint="default"/>
+        <w:sz w:val="20"/>
+      </w:rPr>
+    </w:lvl>
+    <w:lvl w:ilvl="2" w:tentative="1">
+      <w:start w:val="1"/>
+      <w:numFmt w:val="bullet"/>
+      <w:lvlText w:val=""/>
+      <w:lvlJc w:val="left"/>
+      <w:pPr>
+        <w:tabs>
+          <w:tab w:val="num" w:pos="2160"/>
+        </w:tabs>
+        <w:ind w:left="2160" w:hanging="360"/>
+      </w:pPr>
+      <w:rPr>
+        <w:rFonts w:ascii="Wingdings" w:hAnsi="Wingdings" w:hint="default"/>
+        <w:sz w:val="20"/>
+      </w:rPr>
+    </w:lvl>
+    <w:lvl w:ilvl="3" w:tentative="1">
+      <w:start w:val="1"/>
+      <w:numFmt w:val="bullet"/>
+      <w:lvlText w:val=""/>
+      <w:lvlJc w:val="left"/>
+      <w:pPr>
+        <w:tabs>
+          <w:tab w:val="num" w:pos="2880"/>
+        </w:tabs>
+        <w:ind w:left="2880" w:hanging="360"/>
+      </w:pPr>
+      <w:rPr>
+        <w:rFonts w:ascii="Wingdings" w:hAnsi="Wingdings" w:hint="default"/>
+        <w:sz w:val="20"/>
+      </w:rPr>
+    </w:lvl>
+    <w:lvl w:ilvl="4" w:tentative="1">
+      <w:start w:val="1"/>
+      <w:numFmt w:val="bullet"/>
+      <w:lvlText w:val=""/>
+      <w:lvlJc w:val="left"/>
+      <w:pPr>
+        <w:tabs>
+          <w:tab w:val="num" w:pos="3600"/>
+        </w:tabs>
+        <w:ind w:left="3600" w:hanging="360"/>
+      </w:pPr>
+      <w:rPr>
+        <w:rFonts w:ascii="Wingdings" w:hAnsi="Wingdings" w:hint="default"/>
+        <w:sz w:val="20"/>
+      </w:rPr>
+    </w:lvl>
+    <w:lvl w:ilvl="5" w:tentative="1">
+      <w:start w:val="1"/>
+      <w:numFmt w:val="bullet"/>
+      <w:lvlText w:val=""/>
+      <w:lvlJc w:val="left"/>
+      <w:pPr>
+        <w:tabs>
+          <w:tab w:val="num" w:pos="4320"/>
+        </w:tabs>
+        <w:ind w:left="4320" w:hanging="360"/>
+      </w:pPr>
+      <w:rPr>
+        <w:rFonts w:ascii="Wingdings" w:hAnsi="Wingdings" w:hint="default"/>
+        <w:sz w:val="20"/>
+      </w:rPr>
+    </w:lvl>
+    <w:lvl w:ilvl="6" w:tentative="1">
+      <w:start w:val="1"/>
+      <w:numFmt w:val="bullet"/>
+      <w:lvlText w:val=""/>
+      <w:lvlJc w:val="left"/>
+      <w:pPr>
+        <w:tabs>
+          <w:tab w:val="num" w:pos="5040"/>
+        </w:tabs>
+        <w:ind w:left="5040" w:hanging="360"/>
+      </w:pPr>
+      <w:rPr>
+        <w:rFonts w:ascii="Wingdings" w:hAnsi="Wingdings" w:hint="default"/>
+        <w:sz w:val="20"/>
+      </w:rPr>
+    </w:lvl>
+    <w:lvl w:ilvl="7" w:tentative="1">
+      <w:start w:val="1"/>
+      <w:numFmt w:val="bullet"/>
+      <w:lvlText w:val=""/>
+      <w:lvlJc w:val="left"/>
+      <w:pPr>
+        <w:tabs>
+          <w:tab w:val="num" w:pos="5760"/>
+        </w:tabs>
+        <w:ind w:left="5760" w:hanging="360"/>
+      </w:pPr>
+      <w:rPr>
+        <w:rFonts w:ascii="Wingdings" w:hAnsi="Wingdings" w:hint="default"/>
+        <w:sz w:val="20"/>
+      </w:rPr>
+    </w:lvl>
+    <w:lvl w:ilvl="8" w:tentative="1">
+      <w:start w:val="1"/>
+      <w:numFmt w:val="bullet"/>
+      <w:lvlText w:val=""/>
+      <w:lvlJc w:val="left"/>
+      <w:pPr>
+        <w:tabs>
+          <w:tab w:val="num" w:pos="6480"/>
+        </w:tabs>
+        <w:ind w:left="6480" w:hanging="360"/>
+      </w:pPr>
+      <w:rPr>
+        <w:rFonts w:ascii="Wingdings" w:hAnsi="Wingdings" w:hint="default"/>
+        <w:sz w:val="20"/>
+      </w:rPr>
+    </w:lvl>
+  </w:abstractNum>
+  <w:abstractNum w:abstractNumId="12" w15:restartNumberingAfterBreak="0">
     <w:nsid w:val="59DE5E64"/>
     <w:multiLevelType w:val="multilevel"/>
     <w:tmpl w:val="FB3A837A"/>
@@ -7803,7 +7907,7 @@
       </w:pPr>
     </w:lvl>
   </w:abstractNum>
-  <w:abstractNum w:abstractNumId="11" w15:restartNumberingAfterBreak="0">
+  <w:abstractNum w:abstractNumId="13" w15:restartNumberingAfterBreak="0">
     <w:nsid w:val="6D4C4E1E"/>
     <w:multiLevelType w:val="multilevel"/>
     <w:tmpl w:val="1E82CF44"/>
@@ -7943,7 +8047,7 @@
       </w:rPr>
     </w:lvl>
   </w:abstractNum>
-  <w:abstractNum w:abstractNumId="12" w15:restartNumberingAfterBreak="0">
+  <w:abstractNum w:abstractNumId="14" w15:restartNumberingAfterBreak="0">
     <w:nsid w:val="7399022E"/>
     <w:multiLevelType w:val="multilevel"/>
     <w:tmpl w:val="A0BA7646"/>
@@ -8083,7 +8187,7 @@
       </w:rPr>
     </w:lvl>
   </w:abstractNum>
-  <w:abstractNum w:abstractNumId="13" w15:restartNumberingAfterBreak="0">
+  <w:abstractNum w:abstractNumId="15" w15:restartNumberingAfterBreak="0">
     <w:nsid w:val="7E1A10DD"/>
     <w:multiLevelType w:val="multilevel"/>
     <w:tmpl w:val="5600987E"/>
@@ -8233,46 +8337,52 @@
     </w:lvl>
   </w:abstractNum>
   <w:num w:numId="1" w16cid:durableId="1289120426">
-    <w:abstractNumId w:val="6"/>
+    <w:abstractNumId w:val="7"/>
   </w:num>
   <w:num w:numId="2" w16cid:durableId="1953786077">
-    <w:abstractNumId w:val="10"/>
+    <w:abstractNumId w:val="12"/>
   </w:num>
   <w:num w:numId="3" w16cid:durableId="2104757504">
-    <w:abstractNumId w:val="13"/>
+    <w:abstractNumId w:val="15"/>
   </w:num>
   <w:num w:numId="4" w16cid:durableId="504169938">
     <w:abstractNumId w:val="0"/>
   </w:num>
   <w:num w:numId="5" w16cid:durableId="1113868050">
-    <w:abstractNumId w:val="4"/>
+    <w:abstractNumId w:val="5"/>
   </w:num>
   <w:num w:numId="6" w16cid:durableId="1012030296">
     <w:abstractNumId w:val="2"/>
   </w:num>
   <w:num w:numId="7" w16cid:durableId="179128915">
-    <w:abstractNumId w:val="5"/>
+    <w:abstractNumId w:val="6"/>
   </w:num>
   <w:num w:numId="8" w16cid:durableId="1187405382">
-    <w:abstractNumId w:val="8"/>
+    <w:abstractNumId w:val="9"/>
   </w:num>
   <w:num w:numId="9" w16cid:durableId="2118671181">
-    <w:abstractNumId w:val="9"/>
+    <w:abstractNumId w:val="10"/>
   </w:num>
   <w:num w:numId="10" w16cid:durableId="1942565517">
-    <w:abstractNumId w:val="12"/>
+    <w:abstractNumId w:val="14"/>
   </w:num>
   <w:num w:numId="11" w16cid:durableId="1178928929">
     <w:abstractNumId w:val="1"/>
   </w:num>
   <w:num w:numId="12" w16cid:durableId="543752606">
-    <w:abstractNumId w:val="7"/>
+    <w:abstractNumId w:val="8"/>
   </w:num>
   <w:num w:numId="13" w16cid:durableId="423914029">
-    <w:abstractNumId w:val="11"/>
+    <w:abstractNumId w:val="13"/>
   </w:num>
   <w:num w:numId="14" w16cid:durableId="886918301">
+    <w:abstractNumId w:val="4"/>
+  </w:num>
+  <w:num w:numId="15" w16cid:durableId="1281037094">
     <w:abstractNumId w:val="3"/>
+  </w:num>
+  <w:num w:numId="16" w16cid:durableId="1757366095">
+    <w:abstractNumId w:val="11"/>
   </w:num>
 </w:numbering>
 </file>
@@ -8681,7 +8791,7 @@
       <w:rFonts w:ascii="Arial" w:eastAsia="Times New Roman" w:hAnsi="Arial"/>
       <w:sz w:val="24"/>
       <w:szCs w:val="24"/>
-      <w:lang w:val="de-DE" w:eastAsia="en-US"/>
+      <w:lang w:eastAsia="en-US"/>
     </w:rPr>
   </w:style>
   <w:style w:type="paragraph" w:styleId="Heading1">
@@ -8900,7 +9010,6 @@
   <w:style w:type="character" w:default="1" w:styleId="DefaultParagraphFont">
     <w:name w:val="Default Paragraph Font"/>
     <w:uiPriority w:val="1"/>
-    <w:semiHidden/>
     <w:unhideWhenUsed/>
   </w:style>
   <w:style w:type="table" w:default="1" w:styleId="TableNormal">
@@ -9411,7 +9520,7 @@
       <w:bCs/>
       <w:sz w:val="20"/>
       <w:szCs w:val="20"/>
-      <w:lang w:val="de-AT" w:eastAsia="de-DE"/>
+      <w:lang w:eastAsia="de-DE"/>
     </w:rPr>
   </w:style>
   <w:style w:type="paragraph" w:customStyle="1" w:styleId="Index">
@@ -9446,7 +9555,6 @@
     </w:pPr>
     <w:rPr>
       <w:sz w:val="16"/>
-      <w:lang w:val="de-AT"/>
     </w:rPr>
   </w:style>
   <w:style w:type="paragraph" w:styleId="BalloonText">
@@ -9711,7 +9819,7 @@
     <w:rPr>
       <w:rFonts w:ascii="Palatino Linotype" w:hAnsi="Palatino Linotype"/>
       <w:sz w:val="22"/>
-      <w:lang w:val="de-AT" w:eastAsia="de-DE"/>
+      <w:lang w:eastAsia="de-DE"/>
     </w:rPr>
   </w:style>
   <w:style w:type="paragraph" w:customStyle="1" w:styleId="Formatvorlage1">
@@ -10040,9 +10148,6 @@
       <w:spacing w:line="360" w:lineRule="auto"/>
       <w:jc w:val="center"/>
     </w:pPr>
-    <w:rPr>
-      <w:lang w:val="de-AT"/>
-    </w:rPr>
   </w:style>
   <w:style w:type="paragraph" w:styleId="Salutation">
     <w:name w:val="Salutation"/>
@@ -10286,6 +10391,7 @@
   <w:style w:type="paragraph" w:styleId="NormalWeb">
     <w:name w:val="Normal (Web)"/>
     <w:basedOn w:val="Normal"/>
+    <w:uiPriority w:val="99"/>
     <w:semiHidden/>
     <w:qFormat/>
     <w:rsid w:val="005312DC"/>
@@ -10455,6 +10561,61 @@
         <w:insideV w:val="single" w:sz="4" w:space="0" w:color="auto"/>
       </w:tblBorders>
     </w:tblPr>
+  </w:style>
+  <w:style w:type="character" w:customStyle="1" w:styleId="citation-25">
+    <w:name w:val="citation-25"/>
+    <w:basedOn w:val="DefaultParagraphFont"/>
+    <w:rsid w:val="008A4313"/>
+  </w:style>
+  <w:style w:type="character" w:customStyle="1" w:styleId="citation-24">
+    <w:name w:val="citation-24"/>
+    <w:basedOn w:val="DefaultParagraphFont"/>
+    <w:rsid w:val="008A4313"/>
+  </w:style>
+  <w:style w:type="character" w:customStyle="1" w:styleId="citation-23">
+    <w:name w:val="citation-23"/>
+    <w:basedOn w:val="DefaultParagraphFont"/>
+    <w:rsid w:val="008A4313"/>
+  </w:style>
+  <w:style w:type="character" w:customStyle="1" w:styleId="citation-22">
+    <w:name w:val="citation-22"/>
+    <w:basedOn w:val="DefaultParagraphFont"/>
+    <w:rsid w:val="008A4313"/>
+  </w:style>
+  <w:style w:type="character" w:customStyle="1" w:styleId="citation-21">
+    <w:name w:val="citation-21"/>
+    <w:basedOn w:val="DefaultParagraphFont"/>
+    <w:rsid w:val="008A4313"/>
+  </w:style>
+  <w:style w:type="character" w:customStyle="1" w:styleId="citation-20">
+    <w:name w:val="citation-20"/>
+    <w:basedOn w:val="DefaultParagraphFont"/>
+    <w:rsid w:val="008A4313"/>
+  </w:style>
+  <w:style w:type="character" w:customStyle="1" w:styleId="citation-19">
+    <w:name w:val="citation-19"/>
+    <w:basedOn w:val="DefaultParagraphFont"/>
+    <w:rsid w:val="008A4313"/>
+  </w:style>
+  <w:style w:type="character" w:customStyle="1" w:styleId="citation-47">
+    <w:name w:val="citation-47"/>
+    <w:basedOn w:val="DefaultParagraphFont"/>
+    <w:rsid w:val="00E32EC0"/>
+  </w:style>
+  <w:style w:type="character" w:customStyle="1" w:styleId="citation-46">
+    <w:name w:val="citation-46"/>
+    <w:basedOn w:val="DefaultParagraphFont"/>
+    <w:rsid w:val="00E32EC0"/>
+  </w:style>
+  <w:style w:type="character" w:customStyle="1" w:styleId="citation-45">
+    <w:name w:val="citation-45"/>
+    <w:basedOn w:val="DefaultParagraphFont"/>
+    <w:rsid w:val="00E32EC0"/>
+  </w:style>
+  <w:style w:type="character" w:customStyle="1" w:styleId="citation-44">
+    <w:name w:val="citation-44"/>
+    <w:basedOn w:val="DefaultParagraphFont"/>
+    <w:rsid w:val="00E32EC0"/>
   </w:style>
 </w:styles>
 </file>
@@ -10637,21 +10798,6 @@
 </file>
 
 <file path=customXml/item1.xml><?xml version="1.0" encoding="utf-8"?>
-<?mso-contentType ?>
-<FormTemplates xmlns="http://schemas.microsoft.com/sharepoint/v3/contenttype/forms">
-  <Display>DocumentLibraryForm</Display>
-  <Edit>DocumentLibraryForm</Edit>
-  <New>DocumentLibraryForm</New>
-</FormTemplates>
-</file>
-
-<file path=customXml/item2.xml><?xml version="1.0" encoding="utf-8"?>
-<p:properties xmlns:p="http://schemas.microsoft.com/office/2006/metadata/properties" xmlns:xsi="http://www.w3.org/2001/XMLSchema-instance" xmlns:pc="http://schemas.microsoft.com/office/infopath/2007/PartnerControls">
-  <documentManagement/>
-</p:properties>
-</file>
-
-<file path=customXml/item3.xml><?xml version="1.0" encoding="utf-8"?>
 <inkml:ink xmlns:inkml="http://www.w3.org/2003/InkML">
   <inkml:definitions>
     <inkml:context xml:id="ctx0">
@@ -10671,7 +10817,7 @@
           <inkml:channelProperty channel="OE" name="resolution" value="1000" units="1/deg"/>
         </inkml:channelProperties>
       </inkml:inkSource>
-      <inkml:timestamp xml:id="ts0" timeString="2025-06-10T16:08:50.568"/>
+      <inkml:timestamp xml:id="ts0" timeString="2025-06-10T16:09:06.362"/>
     </inkml:context>
     <inkml:brush xml:id="br0">
       <inkml:brushProperty name="width" value="0.05" units="cm"/>
@@ -10679,15 +10825,19 @@
       <inkml:brushProperty name="color" value="#E71224"/>
     </inkml:brush>
   </inkml:definitions>
-  <inkml:trace contextRef="#ctx0" brushRef="#br0">1236 239 3217 0 0,'-18'-44'2449'0'0,"11"24"-2251"0"0,-2 1 0 0 0,-14-27 0 0 0,19 39-210 0 0,-1 0 0 0 0,0 1-1 0 0,0 0 1 0 0,-1-1 0 0 0,0 2 0 0 0,0-1-1 0 0,0 1 1 0 0,0 0 0 0 0,-14-8-1 0 0,8 6-57 0 0,-1 1 0 0 0,1 1 1 0 0,-1 0-1 0 0,0 0 0 0 0,0 1 0 0 0,0 1 0 0 0,0 0 0 0 0,-1 1 0 0 0,-22-1 0 0 0,19 4-190 0 0,0 0-1 0 0,0 1 1 0 0,0 1-1 0 0,1 0 1 0 0,-1 1-1 0 0,1 1 1 0 0,-21 9-1 0 0,-37 17-295 0 0,-131 76-1 0 0,173-87 985 0 0,0 2 0 0 0,2 1 0 0 0,1 2 0 0 0,1 0 0 0 0,1 2 0 0 0,-28 37 0 0 0,-16 22-328 0 0,-54 78 18 0 0,113-145-112 0 0,0 0 1 0 0,2 1-1 0 0,1 0 0 0 0,0 0 0 0 0,2 1 1 0 0,0 0-1 0 0,-5 27 0 0 0,4 3 6 0 0,3 0-1 0 0,1 0 0 0 0,3 0 1 0 0,2 1-1 0 0,2-1 1 0 0,13 62-1 0 0,-11-89 37 0 0,1-1 0 0 0,2 1 0 0 0,0-1 0 0 0,1-1 0 0 0,1 0 0 0 0,2 0-1 0 0,0-1 1 0 0,1-1 0 0 0,1 0 0 0 0,1 0 0 0 0,25 25 0 0 0,-31-38 8 0 0,1 0 0 0 0,0-1 0 0 0,0 0 0 0 0,1-1-1 0 0,0 0 1 0 0,0 0 0 0 0,0-1 0 0 0,0 0 0 0 0,1-1 0 0 0,-1-1 0 0 0,1 0 0 0 0,23 1 0 0 0,0-2-27 0 0,-1-1 0 0 0,0-2 0 0 0,43-8 0 0 0,15-10 179 0 0,-1-4 0 0 0,111-46 0 0 0,-162 55-168 0 0,0 1-21 0 0,5-1 26 0 0,-2-3-1 0 0,45-23 0 0 0,-67 26 22 0 0,-1 0 0 0 0,0-2-1 0 0,-2 0 1 0 0,0-1 0 0 0,-1-1 0 0 0,0-1 0 0 0,-2 0-1 0 0,22-37 1 0 0,-28 39-39 0 0,0 1 1 0 0,-1-1-1 0 0,-1-1 0 0 0,-1 0 1 0 0,-1 1-1 0 0,0-2 0 0 0,-2 1 0 0 0,0 0 1 0 0,0-25-1 0 0,-2-13 167 0 0,-14-108-1 0 0,10 143-149 0 0,-1 0-1 0 0,0 1 1 0 0,-2-1-1 0 0,-1 1 1 0 0,-1 0-1 0 0,0 1 1 0 0,-1 0-1 0 0,-23-35 0 0 0,22 41 15 0 0,-1 0 0 0 0,0 0-1 0 0,-1 1 1 0 0,-1 0 0 0 0,0 1-1 0 0,0 1 1 0 0,-1 0 0 0 0,-1 1-1 0 0,0 0 1 0 0,0 1 0 0 0,-25-10-1 0 0,15 9-505 0 0,-1 1-1 0 0,0 2 1 0 0,0 0 0 0 0,-49-5-1 0 0,41 10-389 0 0</inkml:trace>
+  <inkml:trace contextRef="#ctx0" brushRef="#br0">3153 356 7202 0 0,'-44'-7'350'0'0,"0"-2"0"0"0,1-2 0 0 0,0-2 0 0 0,-57-25 1 0 0,-168-76 1481 0 0,190 86-1679 0 0,-122-28 1 0 0,156 47-169 0 0,-67-16 302 0 0,-1 5 0 0 0,-122-5-1 0 0,88 25-117 0 0,1 6-1 0 0,-1 6 0 0 0,-208 45 1 0 0,298-44-170 0 0,0 3 1 0 0,1 1 0 0 0,1 4 0 0 0,0 1 0 0 0,-95 56-1 0 0,75-31-102 0 0,-120 97-1 0 0,165-119 91 0 0,2 1 0 0 0,1 2 0 0 0,1 0 0 0 0,2 2 1 0 0,1 0-1 0 0,-32 58 0 0 0,30-39-7 0 0,1 2 0 0 0,3 0 1 0 0,2 1-1 0 0,3 1 0 0 0,-17 102 0 0 0,25-76 38 0 0,3-1 0 0 0,4 1 0 0 0,4-1 0 0 0,20 120 0 0 0,-13-124-5 0 0,-3-11 48 0 0,4-1 0 0 0,23 76-1 0 0,-28-119-47 0 0,0-1 0 0 0,1 0 0 0 0,0 0 0 0 0,2-1 0 0 0,0 0 0 0 0,1-1 0 0 0,0 0 0 0 0,2-1 0 0 0,-1 0 0 0 0,2-1-1 0 0,25 20 1 0 0,-15-17 28 0 0,0-1 0 0 0,1-2-1 0 0,1 0 1 0 0,0-2 0 0 0,1-1-1 0 0,0-1 1 0 0,0-1 0 0 0,1-2-1 0 0,1 0 1 0 0,-1-2-1 0 0,1-1 1 0 0,31-1 0 0 0,36-3 35 0 0,1-4 1 0 0,122-22 0 0 0,-40 5 38 0 0,-35 9-33 0 0,182-24 276 0 0,51-43 591 0 0,-309 60-804 0 0,-1-3-1 0 0,0-3 1 0 0,89-47 0 0 0,59-55 5 0 0,-176 101-72 0 0,-1-3 0 0 0,-1-1 1 0 0,41-43-1 0 0,-52 43-35 0 0,-2 0 1 0 0,-1-2-1 0 0,-1-1 0 0 0,23-47 1 0 0,-19 26 62 0 0,-3-2 1 0 0,19-65-1 0 0,-30 75 16 0 0,-2 1 0 0 0,5-70 0 0 0,-4-95-93 0 0,-11 199-21 0 0,1-9 55 0 0,-1 1 0 0 0,-1-1 0 0 0,-1 1 0 0 0,0-1 0 0 0,-1 1 0 0 0,-2 0 0 0 0,0 0 0 0 0,-1 0 0 0 0,0 1 0 0 0,-2-1 0 0 0,-12-21 0 0 0,-32-62 287 0 0,32 60-30 0 0,-28-42 0 0 0,39 70-276 0 0,0 2 1 0 0,-1-1-1 0 0,0 1 1 0 0,-1 1-1 0 0,-1 0 1 0 0,0 0-1 0 0,-14-9 1 0 0,-10-3-215 0 0,0 3 0 0 0,-1 0-1 0 0,-1 3 1 0 0,0 1 0 0 0,-1 2 0 0 0,-1 1 0 0 0,-1 2 0 0 0,1 2 0 0 0,-1 2 0 0 0,-1 2 0 0 0,1 1 0 0 0,-76 4 0 0 0,88 3-696 0 0,0 2-1 0 0,0 1 1 0 0,0 2 0 0 0,-39 15 0 0 0,23-4 15 0 0</inkml:trace>
+  <inkml:trace contextRef="#ctx0" brushRef="#br0" timeOffset="2304.57">3473 308 408 0 0,'25'-34'-131'0'0,"-12"9"9868"0"0,-14 35-9206 0 0,-2 1-494 0 0,2 1 1 0 0,-1-1 0 0 0,1 0-1 0 0,1 1 1 0 0,0-1-1 0 0,3 17 1 0 0,16 78-22 0 0,-1-5-4 0 0,-6 136 38 0 0,0-15 29 0 0,-4-164-14 0 0,-4-36 88 0 0,2 43 1333 0 0,-8-70-1392 0 0,0 1 0 0 0,0-1 0 0 0,0 0 0 0 0,0 0 0 0 0,1 0 0 0 0,-2-8 0 0 0,2 11-63 0 0,-50-289 287 0 0,50 262-342 0 0,1 0 0 0 0,1 0-1 0 0,2 1 1 0 0,1-1-1 0 0,10-38 1 0 0,6-41-152 0 0,-20 107 169 0 0,0 1 1 0 0,0 0-1 0 0,0-1 1 0 0,0 1-1 0 0,0 0 1 0 0,0-1 0 0 0,0 1-1 0 0,0 0 1 0 0,0-1-1 0 0,0 1 1 0 0,0-1 0 0 0,0 1-1 0 0,0 0 1 0 0,0-1-1 0 0,0 1 1 0 0,0 0-1 0 0,-1-1 1 0 0,1 1 0 0 0,0 0-1 0 0,0-1 1 0 0,0 1-1 0 0,-1 0 1 0 0,1 0 0 0 0,0-1-1 0 0,0 1 1 0 0,-1 0-1 0 0,1 0 1 0 0,0-1-1 0 0,0 1 1 0 0,-1 0 0 0 0,1 0-1 0 0,0 0 1 0 0,-1-1-1 0 0,1 1 1 0 0,0 0 0 0 0,-1 0-1 0 0,1 0 1 0 0,-1 0-1 0 0,1 0 1 0 0,0 0-1 0 0,-1 0 1 0 0,1 0 0 0 0,0 0-1 0 0,-1 0 1 0 0,1 0-1 0 0,-1 0 1 0 0,1 0 0 0 0,0 0-1 0 0,-1 0 1 0 0,1 0-1 0 0,0 0 1 0 0,-1 0-1 0 0,1 1 1 0 0,0-1 0 0 0,-1 0-1 0 0,1 0 1 0 0,0 0-1 0 0,-1 1 1 0 0,1-1 0 0 0,0 0-1 0 0,-1 1 1 0 0,-1 0 2 0 0,-1 1 0 0 0,1-1 1 0 0,-1 1-1 0 0,1-1 0 0 0,0 1 1 0 0,0 0-1 0 0,0 0 0 0 0,-3 3 1 0 0,-4 11-2 0 0,0 1 0 0 0,1 0 0 0 0,1 1 0 0 0,0-1 0 0 0,1 1 0 0 0,1 1 0 0 0,1-1 0 0 0,-2 21 1 0 0,0 19-138 0 0,2 75 1 0 0,4-118-445 0 0,1 1 0 0 0,0-1 0 0 0,2 1 0 0 0,-1-1 0 0 0,2 0 0 0 0,0 0 0 0 0,1-1 0 0 0,0 1 0 0 0,9 14 0 0 0,-8-17-549 0 0</inkml:trace>
+  <inkml:trace contextRef="#ctx0" brushRef="#br0" timeOffset="2956.45">3554 1583 3409 0 0,'0'0'4221'0'0,"-1"0"-4145"0"0,0 0 0 0 0,1 1 0 0 0,-1-1 1 0 0,0 0-1 0 0,1 0 0 0 0,-1 0 0 0 0,0 1 1 0 0,0-1-1 0 0,1 0 0 0 0,-1 1 0 0 0,0-1 1 0 0,1 0-1 0 0,-1 1 0 0 0,1-1 0 0 0,-1 1 1 0 0,1-1-1 0 0,-1 1 0 0 0,1-1 0 0 0,-1 1 1 0 0,1-1-1 0 0,-1 1 0 0 0,0 1 0 0 0,-2 5-46 0 0,1 1-1 0 0,-1 0 1 0 0,1-1-1 0 0,1 1 0 0 0,-1 0 1 0 0,1 0-1 0 0,1 0 1 0 0,0 12-1 0 0,0-4-34 0 0,1 0 0 0 0,1 0 1 0 0,7 26-1 0 0,-10-41 2 0 0,1-1 0 0 0,1 1 0 0 0,-1-1 0 0 0,0 1 0 0 0,0-1 0 0 0,0 1 0 0 0,0-1 0 0 0,0 1 0 0 0,0-1 0 0 0,0 1 0 0 0,1-1 0 0 0,-1 1 0 0 0,0-1 0 0 0,0 0 0 0 0,1 1 0 0 0,-1-1 0 0 0,0 1 0 0 0,1-1 0 0 0,-1 0 0 0 0,0 1 0 0 0,1-1 0 0 0,-1 0 0 0 0,0 1 0 0 0,1-1 0 0 0,-1 0 0 0 0,1 0 0 0 0,-1 0 0 0 0,1 1 0 0 0,-1-1 0 0 0,0 0 0 0 0,1 0 0 0 0,-1 0 0 0 0,1 0 0 0 0,-1 0 0 0 0,2 0 0 0 0,12-13-54 0 0,7-26 91 0 0,-19 31 14 0 0,0-1 0 0 0,-1 0 0 0 0,1 0 1 0 0,-2-1-1 0 0,1 1 0 0 0,-2 0 0 0 0,1 0 0 0 0,-2-10 0 0 0,1 14 3 0 0,0 1 0 0 0,0-1 0 0 0,-1 1 0 0 0,1-1 0 0 0,-1 1 0 0 0,0-1-1 0 0,-5-7 1 0 0,6 11-13 0 0,0-1 0 0 0,-1 0 0 0 0,1 1-1 0 0,-1-1 1 0 0,1 1 0 0 0,-1-1 0 0 0,1 1 0 0 0,-1 0-1 0 0,0-1 1 0 0,0 1 0 0 0,0 0 0 0 0,0 0-1 0 0,0 1 1 0 0,0-1 0 0 0,0 0 0 0 0,0 1 0 0 0,-4-2-1 0 0,4 3-23 0 0,1-1 0 0 0,-1 0 0 0 0,0 1 0 0 0,0 0 0 0 0,0-1 0 0 0,1 1-1 0 0,-1 0 1 0 0,0 0 0 0 0,1 0 0 0 0,-1 0 0 0 0,0 0 0 0 0,1 0 0 0 0,-1 0-1 0 0,1 0 1 0 0,0 1 0 0 0,-1-1 0 0 0,1 1 0 0 0,0-1 0 0 0,0 1 0 0 0,0-1-1 0 0,0 1 1 0 0,0 0 0 0 0,0-1 0 0 0,1 1 0 0 0,-1 0 0 0 0,0 0 0 0 0,1-1 0 0 0,0 1-1 0 0,-1 3 1 0 0,0-1-44 0 0,0-1-1 0 0,0 0 1 0 0,0 1-1 0 0,1-1 0 0 0,-1 1 1 0 0,1-1-1 0 0,0 1 1 0 0,0-1-1 0 0,0 1 0 0 0,1-1 1 0 0,-1 1-1 0 0,1-1 1 0 0,0 0-1 0 0,0 1 1 0 0,2 4-1 0 0,-3-7 18 0 0,1-1 0 0 0,-1 1 0 0 0,0-1 0 0 0,1 1 0 0 0,-1-1 0 0 0,0 0 0 0 0,1 1 0 0 0,-1-1 0 0 0,1 0 0 0 0,-1 1 0 0 0,0-1 0 0 0,1 0 0 0 0,-1 0 0 0 0,1 1 0 0 0,-1-1 0 0 0,1 0 0 0 0,-1 0 0 0 0,1 0 1 0 0,-1 0-1 0 0,1 1 0 0 0,-1-1 0 0 0,1 0 0 0 0,-1 0 0 0 0,1 0 0 0 0,-1 0 0 0 0,1 0 0 0 0,-1 0 0 0 0,1-1 0 0 0,0 1 0 0 0,-1 0 0 0 0,1 0 0 0 0,-1 0 0 0 0,1 0 0 0 0,0-1 0 0 0,15-16-99 0 0,-12 10 125 0 0,0 1 0 0 0,-1-1 0 0 0,0 1 0 0 0,4-13 0 0 0,-5-5 173 0 0,-3 24-177 0 0,1 0 0 0 0,0-1-1 0 0,0 1 1 0 0,0 0-1 0 0,0 0 1 0 0,0 0 0 0 0,0 0-1 0 0,0 0 1 0 0,0-1 0 0 0,0 1-1 0 0,-1 0 1 0 0,1 0-1 0 0,0 0 1 0 0,0 0 0 0 0,0 0-1 0 0,0 0 1 0 0,0 0-1 0 0,-1 0 1 0 0,1-1 0 0 0,0 1-1 0 0,0 0 1 0 0,0 0-1 0 0,0 0 1 0 0,-1 0 0 0 0,1 0-1 0 0,0 0 1 0 0,0 0 0 0 0,0 0-1 0 0,0 0 1 0 0,-1 0-1 0 0,1 0 1 0 0,0 0 0 0 0,0 0-1 0 0,0 0 1 0 0,0 0-1 0 0,0 1 1 0 0,-1-1 0 0 0,1 0-1 0 0,0 0 1 0 0,0 0-1 0 0,0 0 1 0 0,0 0 0 0 0,0 0-1 0 0,-1 0 1 0 0,1 0 0 0 0,0 0-1 0 0,0 1 1 0 0,0-1-1 0 0,0 0 1 0 0,0 0 0 0 0,0 0-1 0 0,0 0 1 0 0,-1 0-1 0 0,1 1 1 0 0,-2 2 12 0 0,0 0-1 0 0,0 0 1 0 0,0 0-1 0 0,0 0 1 0 0,1 0 0 0 0,-1 1-1 0 0,1-1 1 0 0,0 1-1 0 0,0-1 1 0 0,-1 5-1 0 0,0 5-669 0 0,0 1 1 0 0,0 0-1 0 0,2 0 0 0 0,1 24 0 0 0,0-28 77 0 0</inkml:trace>
 </inkml:ink>
 </file>
 
-<file path=customXml/item4.xml><?xml version="1.0" encoding="utf-8"?>
-<b:Sources xmlns:b="http://schemas.openxmlformats.org/officeDocument/2006/bibliography" xmlns="http://schemas.openxmlformats.org/officeDocument/2006/bibliography" SelectedStyle="\APASixthEditionOfficeOnline.xsl" StyleName="APA" Version="6"/>
+<file path=customXml/item2.xml><?xml version="1.0" encoding="utf-8"?>
+<p:properties xmlns:p="http://schemas.microsoft.com/office/2006/metadata/properties" xmlns:xsi="http://www.w3.org/2001/XMLSchema-instance" xmlns:pc="http://schemas.microsoft.com/office/infopath/2007/PartnerControls">
+  <documentManagement/>
+</p:properties>
 </file>
 
-<file path=customXml/item5.xml><?xml version="1.0" encoding="utf-8"?>
+<file path=customXml/item3.xml><?xml version="1.0" encoding="utf-8"?>
 <inkml:ink xmlns:inkml="http://www.w3.org/2003/InkML">
   <inkml:definitions>
     <inkml:context xml:id="ctx0">
@@ -10729,6 +10879,47 @@
   <inkml:trace contextRef="#ctx0" brushRef="#br0" timeOffset="7116.94">3726 736 1048 0 0,'0'0'150'0'0,"-18"-13"6504"0"0,-10 9-6188 0 0,21 2-374 0 0,0 0 173 0 0,-6 8 1065 0 0,3-1-1239 0 0,0 1 0 0 0,1 0 0 0 0,0 1 0 0 0,0 0 0 0 0,0 0 0 0 0,1 1-1 0 0,0 0 1 0 0,0 0 0 0 0,-10 16 0 0 0,18-23-89 0 0,-1-1 0 0 0,1 1 0 0 0,0-1 0 0 0,0 0 0 0 0,-1 1 0 0 0,1-1-1 0 0,0 1 1 0 0,0 0 0 0 0,0-1 0 0 0,-1 1 0 0 0,1-1 0 0 0,0 1 0 0 0,0-1 0 0 0,0 1 0 0 0,0-1-1 0 0,0 1 1 0 0,0-1 0 0 0,0 1 0 0 0,0 0 0 0 0,0-1 0 0 0,0 1 0 0 0,1-1 0 0 0,-1 1-1 0 0,0-1 1 0 0,0 1 0 0 0,0-1 0 0 0,1 1 0 0 0,-1-1 0 0 0,0 1 0 0 0,1 0 0 0 0,16 2 129 0 0,20-11 87 0 0,-36 8-216 0 0,5-3 27 0 0,0 1 1 0 0,0-1-1 0 0,0 0 1 0 0,-1-1-1 0 0,1 1 0 0 0,8-8 1 0 0,-12 9-11 0 0,0 1 1 0 0,0-1-1 0 0,0 0 1 0 0,-1 1-1 0 0,1-1 1 0 0,0 0 0 0 0,-1 0-1 0 0,0 0 1 0 0,1 0-1 0 0,-1 0 1 0 0,0-1-1 0 0,0 1 1 0 0,0 0-1 0 0,0-1 1 0 0,0 1-1 0 0,-1 0 1 0 0,1-1-1 0 0,-1 1 1 0 0,1-1-1 0 0,-1-3 1 0 0,0 6-11 0 0,0 0 0 0 0,0-1 0 0 0,-1 1 1 0 0,1 0-1 0 0,0-1 0 0 0,0 1 0 0 0,0 0 0 0 0,0-1 0 0 0,0 1 1 0 0,-1 0-1 0 0,1-1 0 0 0,0 1 0 0 0,0 0 0 0 0,-1 0 1 0 0,1-1-1 0 0,0 1 0 0 0,0 0 0 0 0,-1 0 0 0 0,1 0 0 0 0,0-1 1 0 0,-1 1-1 0 0,1 0 0 0 0,0 0 0 0 0,-1 0 0 0 0,1 0 0 0 0,0 0 1 0 0,-1 0-1 0 0,1 0 0 0 0,0 0 0 0 0,-1-1 0 0 0,1 1 1 0 0,0 0-1 0 0,-1 0 0 0 0,1 1 0 0 0,0-1 0 0 0,-1 0 0 0 0,1 0 1 0 0,0 0-1 0 0,-1 0 0 0 0,1 0 0 0 0,-23 9 22 0 0,-11 6-42 0 0,33-14 7 0 0,3-1-1 0 0,-4 4-43 0 0,1-4 48 0 0,1 1 0 0 0,0-1 1 0 0,-1 0-1 0 0,1 0 0 0 0,0 1 0 0 0,0-1 0 0 0,-1 0 1 0 0,1 1-1 0 0,0-1 0 0 0,0 0 0 0 0,-1 1 0 0 0,1-1 1 0 0,0 0-1 0 0,0 1 0 0 0,0-1 0 0 0,0 0 0 0 0,-1 1 0 0 0,1-1 1 0 0,0 1-1 0 0,0-1 0 0 0,0 0 0 0 0,0 1 0 0 0,0-1 1 0 0,0 1-1 0 0,0-1 0 0 0,0 1 0 0 0,0-1 0 0 0,0 0 0 0 0,0 1 1 0 0,0-1-1 0 0,1 1 0 0 0,-1-1 0 0 0,0 0 0 0 0,0 1 1 0 0,0-1-1 0 0,1 0 0 0 0,-1 1 0 0 0,0-1 0 0 0,0 0 1 0 0,1 1-1 0 0,-1-1 0 0 0,0 0 0 0 0,0 1 0 0 0,1-1 0 0 0,-1 0 1 0 0,0 0-1 0 0,1 1 0 0 0,-1-1 0 0 0,0 0 0 0 0,1 0 1 0 0,-1 0-1 0 0,1 0 0 0 0,-1 0 0 0 0,0 1 0 0 0,1-1 1 0 0,-1 0-1 0 0,1 0 0 0 0,-1 0 0 0 0,0 0 0 0 0,1 0 0 0 0,0 0 1 0 0,2 0 3 0 0,0 0 1 0 0,-1 0-1 0 0,1 0 1 0 0,0 0-1 0 0,0-1 1 0 0,-1 1-1 0 0,1-1 1 0 0,0 0-1 0 0,-1 1 1 0 0,1-1-1 0 0,-1-1 1 0 0,1 1-1 0 0,-1 0 1 0 0,1 0-1 0 0,-1-1 1 0 0,0 1-1 0 0,0-1 1 0 0,1 0-1 0 0,-1 0 1 0 0,0 0-1 0 0,-1 0 1 0 0,1 0-1 0 0,0 0 1 0 0,-1 0-1 0 0,1-1 1 0 0,-1 1-1 0 0,0-1 1 0 0,1 1-1 0 0,-1-1 1 0 0,0 1-1 0 0,-1-1 1 0 0,1 0-1 0 0,0-4 1 0 0,-1 7-16 0 0,0-1 0 0 0,0 1 1 0 0,0-1-1 0 0,0 1 0 0 0,0-1 0 0 0,0 1 0 0 0,0-1 1 0 0,0 1-1 0 0,0-1 0 0 0,0 1 0 0 0,0-1 0 0 0,0 1 1 0 0,-1-1-1 0 0,1 1 0 0 0,0-1 0 0 0,0 1 0 0 0,-1 0 1 0 0,1-1-1 0 0,0 1 0 0 0,-1-1 0 0 0,1 1 1 0 0,0 0-1 0 0,-1-1 0 0 0,1 1 0 0 0,-1 0 0 0 0,1-1 1 0 0,0 1-1 0 0,-1 0 0 0 0,1 0 0 0 0,-1-1 0 0 0,-17 3-1171 0 0,-17 17-3193 0 0,27-12 2680 0 0</inkml:trace>
   <inkml:trace contextRef="#ctx0" brushRef="#br0" timeOffset="8040.3">3146 323 288 0 0,'0'0'1288'0'0,"-9"-7"3628"0"0,8 14-4679 0 0,-1-1 0 0 0,1 0 0 0 0,0 0 0 0 0,1 0 0 0 0,0 10 0 0 0,0-9-159 0 0,-2 3 18 0 0,0 5 19 0 0,0-1-1 0 0,1 0 0 0 0,1 20 0 0 0,1-29-91 0 0,-1 0 0 0 0,2 0 1 0 0,-1 0-1 0 0,0 0 0 0 0,1 0 0 0 0,0 0 0 0 0,0 0 1 0 0,1 0-1 0 0,-1-1 0 0 0,1 1 0 0 0,6 7 0 0 0,-4-6 0 0 0,-1 0 0 0 0,0 1 0 0 0,-1-1 0 0 0,0 1 0 0 0,0 0 0 0 0,0 0 0 0 0,2 10 0 0 0,-4-13-14 0 0,0 0 0 0 0,0 0 1 0 0,-1 0-1 0 0,1 0 0 0 0,-1 0 0 0 0,0 0 0 0 0,0 0 0 0 0,0 0 1 0 0,0 0-1 0 0,-1 0 0 0 0,0 0 0 0 0,0 0 0 0 0,0 0 1 0 0,0 0-1 0 0,-3 5 0 0 0,-9-6 270 0 0</inkml:trace>
 </inkml:ink>
+</file>
+
+<file path=customXml/item4.xml><?xml version="1.0" encoding="utf-8"?>
+<inkml:ink xmlns:inkml="http://www.w3.org/2003/InkML">
+  <inkml:definitions>
+    <inkml:context xml:id="ctx0">
+      <inkml:inkSource xml:id="inkSrc0">
+        <inkml:traceFormat>
+          <inkml:channel name="X" type="integer" min="-2.14748E9" max="2.14748E9" units="cm"/>
+          <inkml:channel name="Y" type="integer" min="-2.14748E9" max="2.14748E9" units="cm"/>
+          <inkml:channel name="F" type="integer" max="32767" units="dev"/>
+          <inkml:channel name="OA" type="integer" max="360" units="deg"/>
+          <inkml:channel name="OE" type="integer" max="90" units="deg"/>
+        </inkml:traceFormat>
+        <inkml:channelProperties>
+          <inkml:channelProperty channel="X" name="resolution" value="1000" units="1/cm"/>
+          <inkml:channelProperty channel="Y" name="resolution" value="1000" units="1/cm"/>
+          <inkml:channelProperty channel="F" name="resolution" value="0" units="1/dev"/>
+          <inkml:channelProperty channel="OA" name="resolution" value="1000" units="1/deg"/>
+          <inkml:channelProperty channel="OE" name="resolution" value="1000" units="1/deg"/>
+        </inkml:channelProperties>
+      </inkml:inkSource>
+      <inkml:timestamp xml:id="ts0" timeString="2025-06-10T16:08:50.568"/>
+    </inkml:context>
+    <inkml:brush xml:id="br0">
+      <inkml:brushProperty name="width" value="0.05" units="cm"/>
+      <inkml:brushProperty name="height" value="0.05" units="cm"/>
+      <inkml:brushProperty name="color" value="#E71224"/>
+    </inkml:brush>
+  </inkml:definitions>
+  <inkml:trace contextRef="#ctx0" brushRef="#br0">1236 239 3217 0 0,'-18'-44'2449'0'0,"11"24"-2251"0"0,-2 1 0 0 0,-14-27 0 0 0,19 39-210 0 0,-1 0 0 0 0,0 1-1 0 0,0 0 1 0 0,-1-1 0 0 0,0 2 0 0 0,0-1-1 0 0,0 1 1 0 0,0 0 0 0 0,-14-8-1 0 0,8 6-57 0 0,-1 1 0 0 0,1 1 1 0 0,-1 0-1 0 0,0 0 0 0 0,0 1 0 0 0,0 1 0 0 0,0 0 0 0 0,-1 1 0 0 0,-22-1 0 0 0,19 4-190 0 0,0 0-1 0 0,0 1 1 0 0,0 1-1 0 0,1 0 1 0 0,-1 1-1 0 0,1 1 1 0 0,-21 9-1 0 0,-37 17-295 0 0,-131 76-1 0 0,173-87 985 0 0,0 2 0 0 0,2 1 0 0 0,1 2 0 0 0,1 0 0 0 0,1 2 0 0 0,-28 37 0 0 0,-16 22-328 0 0,-54 78 18 0 0,113-145-112 0 0,0 0 1 0 0,2 1-1 0 0,1 0 0 0 0,0 0 0 0 0,2 1 1 0 0,0 0-1 0 0,-5 27 0 0 0,4 3 6 0 0,3 0-1 0 0,1 0 0 0 0,3 0 1 0 0,2 1-1 0 0,2-1 1 0 0,13 62-1 0 0,-11-89 37 0 0,1-1 0 0 0,2 1 0 0 0,0-1 0 0 0,1-1 0 0 0,1 0 0 0 0,2 0-1 0 0,0-1 1 0 0,1-1 0 0 0,1 0 0 0 0,1 0 0 0 0,25 25 0 0 0,-31-38 8 0 0,1 0 0 0 0,0-1 0 0 0,0 0 0 0 0,1-1-1 0 0,0 0 1 0 0,0 0 0 0 0,0-1 0 0 0,0 0 0 0 0,1-1 0 0 0,-1-1 0 0 0,1 0 0 0 0,23 1 0 0 0,0-2-27 0 0,-1-1 0 0 0,0-2 0 0 0,43-8 0 0 0,15-10 179 0 0,-1-4 0 0 0,111-46 0 0 0,-162 55-168 0 0,0 1-21 0 0,5-1 26 0 0,-2-3-1 0 0,45-23 0 0 0,-67 26 22 0 0,-1 0 0 0 0,0-2-1 0 0,-2 0 1 0 0,0-1 0 0 0,-1-1 0 0 0,0-1 0 0 0,-2 0-1 0 0,22-37 1 0 0,-28 39-39 0 0,0 1 1 0 0,-1-1-1 0 0,-1-1 0 0 0,-1 0 1 0 0,-1 1-1 0 0,0-2 0 0 0,-2 1 0 0 0,0 0 1 0 0,0-25-1 0 0,-2-13 167 0 0,-14-108-1 0 0,10 143-149 0 0,-1 0-1 0 0,0 1 1 0 0,-2-1-1 0 0,-1 1 1 0 0,-1 0-1 0 0,0 1 1 0 0,-1 0-1 0 0,-23-35 0 0 0,22 41 15 0 0,-1 0 0 0 0,0 0-1 0 0,-1 1 1 0 0,-1 0 0 0 0,0 1-1 0 0,0 1 1 0 0,-1 0 0 0 0,-1 1-1 0 0,0 0 1 0 0,0 1 0 0 0,-25-10-1 0 0,15 9-505 0 0,-1 1-1 0 0,0 2 1 0 0,0 0 0 0 0,-49-5-1 0 0,41 10-389 0 0</inkml:trace>
+</inkml:ink>
+</file>
+
+<file path=customXml/item5.xml><?xml version="1.0" encoding="utf-8"?>
+<?mso-contentType ?>
+<FormTemplates xmlns="http://schemas.microsoft.com/sharepoint/v3/contenttype/forms">
+  <Display>DocumentLibraryForm</Display>
+  <Edit>DocumentLibraryForm</Edit>
+  <New>DocumentLibraryForm</New>
+</FormTemplates>
 </file>
 
 <file path=customXml/item6.xml><?xml version="1.0" encoding="utf-8"?>
@@ -10870,43 +11061,13 @@
 </file>
 
 <file path=customXml/item7.xml><?xml version="1.0" encoding="utf-8"?>
-<inkml:ink xmlns:inkml="http://www.w3.org/2003/InkML">
-  <inkml:definitions>
-    <inkml:context xml:id="ctx0">
-      <inkml:inkSource xml:id="inkSrc0">
-        <inkml:traceFormat>
-          <inkml:channel name="X" type="integer" min="-2.14748E9" max="2.14748E9" units="cm"/>
-          <inkml:channel name="Y" type="integer" min="-2.14748E9" max="2.14748E9" units="cm"/>
-          <inkml:channel name="F" type="integer" max="32767" units="dev"/>
-          <inkml:channel name="OA" type="integer" max="360" units="deg"/>
-          <inkml:channel name="OE" type="integer" max="90" units="deg"/>
-        </inkml:traceFormat>
-        <inkml:channelProperties>
-          <inkml:channelProperty channel="X" name="resolution" value="1000" units="1/cm"/>
-          <inkml:channelProperty channel="Y" name="resolution" value="1000" units="1/cm"/>
-          <inkml:channelProperty channel="F" name="resolution" value="0" units="1/dev"/>
-          <inkml:channelProperty channel="OA" name="resolution" value="1000" units="1/deg"/>
-          <inkml:channelProperty channel="OE" name="resolution" value="1000" units="1/deg"/>
-        </inkml:channelProperties>
-      </inkml:inkSource>
-      <inkml:timestamp xml:id="ts0" timeString="2025-06-10T16:09:06.362"/>
-    </inkml:context>
-    <inkml:brush xml:id="br0">
-      <inkml:brushProperty name="width" value="0.05" units="cm"/>
-      <inkml:brushProperty name="height" value="0.05" units="cm"/>
-      <inkml:brushProperty name="color" value="#E71224"/>
-    </inkml:brush>
-  </inkml:definitions>
-  <inkml:trace contextRef="#ctx0" brushRef="#br0">3153 356 7202 0 0,'-44'-7'350'0'0,"0"-2"0"0"0,1-2 0 0 0,0-2 0 0 0,-57-25 1 0 0,-168-76 1481 0 0,190 86-1679 0 0,-122-28 1 0 0,156 47-169 0 0,-67-16 302 0 0,-1 5 0 0 0,-122-5-1 0 0,88 25-117 0 0,1 6-1 0 0,-1 6 0 0 0,-208 45 1 0 0,298-44-170 0 0,0 3 1 0 0,1 1 0 0 0,1 4 0 0 0,0 1 0 0 0,-95 56-1 0 0,75-31-102 0 0,-120 97-1 0 0,165-119 91 0 0,2 1 0 0 0,1 2 0 0 0,1 0 0 0 0,2 2 1 0 0,1 0-1 0 0,-32 58 0 0 0,30-39-7 0 0,1 2 0 0 0,3 0 1 0 0,2 1-1 0 0,3 1 0 0 0,-17 102 0 0 0,25-76 38 0 0,3-1 0 0 0,4 1 0 0 0,4-1 0 0 0,20 120 0 0 0,-13-124-5 0 0,-3-11 48 0 0,4-1 0 0 0,23 76-1 0 0,-28-119-47 0 0,0-1 0 0 0,1 0 0 0 0,0 0 0 0 0,2-1 0 0 0,0 0 0 0 0,1-1 0 0 0,0 0 0 0 0,2-1 0 0 0,-1 0 0 0 0,2-1-1 0 0,25 20 1 0 0,-15-17 28 0 0,0-1 0 0 0,1-2-1 0 0,1 0 1 0 0,0-2 0 0 0,1-1-1 0 0,0-1 1 0 0,0-1 0 0 0,1-2-1 0 0,1 0 1 0 0,-1-2-1 0 0,1-1 1 0 0,31-1 0 0 0,36-3 35 0 0,1-4 1 0 0,122-22 0 0 0,-40 5 38 0 0,-35 9-33 0 0,182-24 276 0 0,51-43 591 0 0,-309 60-804 0 0,-1-3-1 0 0,0-3 1 0 0,89-47 0 0 0,59-55 5 0 0,-176 101-72 0 0,-1-3 0 0 0,-1-1 1 0 0,41-43-1 0 0,-52 43-35 0 0,-2 0 1 0 0,-1-2-1 0 0,-1-1 0 0 0,23-47 1 0 0,-19 26 62 0 0,-3-2 1 0 0,19-65-1 0 0,-30 75 16 0 0,-2 1 0 0 0,5-70 0 0 0,-4-95-93 0 0,-11 199-21 0 0,1-9 55 0 0,-1 1 0 0 0,-1-1 0 0 0,-1 1 0 0 0,0-1 0 0 0,-1 1 0 0 0,-2 0 0 0 0,0 0 0 0 0,-1 0 0 0 0,0 1 0 0 0,-2-1 0 0 0,-12-21 0 0 0,-32-62 287 0 0,32 60-30 0 0,-28-42 0 0 0,39 70-276 0 0,0 2 1 0 0,-1-1-1 0 0,0 1 1 0 0,-1 1-1 0 0,-1 0 1 0 0,0 0-1 0 0,-14-9 1 0 0,-10-3-215 0 0,0 3 0 0 0,-1 0-1 0 0,-1 3 1 0 0,0 1 0 0 0,-1 2 0 0 0,-1 1 0 0 0,-1 2 0 0 0,1 2 0 0 0,-1 2 0 0 0,-1 2 0 0 0,1 1 0 0 0,-76 4 0 0 0,88 3-696 0 0,0 2-1 0 0,0 1 1 0 0,0 2 0 0 0,-39 15 0 0 0,23-4 15 0 0</inkml:trace>
-  <inkml:trace contextRef="#ctx0" brushRef="#br0" timeOffset="2304.57">3473 308 408 0 0,'25'-34'-131'0'0,"-12"9"9868"0"0,-14 35-9206 0 0,-2 1-494 0 0,2 1 1 0 0,-1-1 0 0 0,1 0-1 0 0,1 1 1 0 0,0-1-1 0 0,3 17 1 0 0,16 78-22 0 0,-1-5-4 0 0,-6 136 38 0 0,0-15 29 0 0,-4-164-14 0 0,-4-36 88 0 0,2 43 1333 0 0,-8-70-1392 0 0,0 1 0 0 0,0-1 0 0 0,0 0 0 0 0,0 0 0 0 0,1 0 0 0 0,-2-8 0 0 0,2 11-63 0 0,-50-289 287 0 0,50 262-342 0 0,1 0 0 0 0,1 0-1 0 0,2 1 1 0 0,1-1-1 0 0,10-38 1 0 0,6-41-152 0 0,-20 107 169 0 0,0 1 1 0 0,0 0-1 0 0,0-1 1 0 0,0 1-1 0 0,0 0 1 0 0,0-1 0 0 0,0 1-1 0 0,0 0 1 0 0,0-1-1 0 0,0 1 1 0 0,0-1 0 0 0,0 1-1 0 0,0 0 1 0 0,0-1-1 0 0,0 1 1 0 0,0 0-1 0 0,-1-1 1 0 0,1 1 0 0 0,0 0-1 0 0,0-1 1 0 0,0 1-1 0 0,-1 0 1 0 0,1 0 0 0 0,0-1-1 0 0,0 1 1 0 0,-1 0-1 0 0,1 0 1 0 0,0-1-1 0 0,0 1 1 0 0,-1 0 0 0 0,1 0-1 0 0,0 0 1 0 0,-1-1-1 0 0,1 1 1 0 0,0 0 0 0 0,-1 0-1 0 0,1 0 1 0 0,-1 0-1 0 0,1 0 1 0 0,0 0-1 0 0,-1 0 1 0 0,1 0 0 0 0,0 0-1 0 0,-1 0 1 0 0,1 0-1 0 0,-1 0 1 0 0,1 0 0 0 0,0 0-1 0 0,-1 0 1 0 0,1 0-1 0 0,0 0 1 0 0,-1 0-1 0 0,1 1 1 0 0,0-1 0 0 0,-1 0-1 0 0,1 0 1 0 0,0 0-1 0 0,-1 1 1 0 0,1-1 0 0 0,0 0-1 0 0,-1 1 1 0 0,-1 0 2 0 0,-1 1 0 0 0,1-1 1 0 0,-1 1-1 0 0,1-1 0 0 0,0 1 1 0 0,0 0-1 0 0,0 0 0 0 0,-3 3 1 0 0,-4 11-2 0 0,0 1 0 0 0,1 0 0 0 0,1 1 0 0 0,0-1 0 0 0,1 1 0 0 0,1 1 0 0 0,1-1 0 0 0,-2 21 1 0 0,0 19-138 0 0,2 75 1 0 0,4-118-445 0 0,1 1 0 0 0,0-1 0 0 0,2 1 0 0 0,-1-1 0 0 0,2 0 0 0 0,0 0 0 0 0,1-1 0 0 0,0 1 0 0 0,9 14 0 0 0,-8-17-549 0 0</inkml:trace>
-  <inkml:trace contextRef="#ctx0" brushRef="#br0" timeOffset="2956.45">3554 1583 3409 0 0,'0'0'4221'0'0,"-1"0"-4145"0"0,0 0 0 0 0,1 1 0 0 0,-1-1 1 0 0,0 0-1 0 0,1 0 0 0 0,-1 0 0 0 0,0 1 1 0 0,0-1-1 0 0,1 0 0 0 0,-1 1 0 0 0,0-1 1 0 0,1 0-1 0 0,-1 1 0 0 0,1-1 0 0 0,-1 1 1 0 0,1-1-1 0 0,-1 1 0 0 0,1-1 0 0 0,-1 1 1 0 0,1-1-1 0 0,-1 1 0 0 0,0 1 0 0 0,-2 5-46 0 0,1 1-1 0 0,-1 0 1 0 0,1-1-1 0 0,1 1 0 0 0,-1 0 1 0 0,1 0-1 0 0,1 0 1 0 0,0 12-1 0 0,0-4-34 0 0,1 0 0 0 0,1 0 1 0 0,7 26-1 0 0,-10-41 2 0 0,1-1 0 0 0,1 1 0 0 0,-1-1 0 0 0,0 1 0 0 0,0-1 0 0 0,0 1 0 0 0,0-1 0 0 0,0 1 0 0 0,0-1 0 0 0,0 1 0 0 0,1-1 0 0 0,-1 1 0 0 0,0-1 0 0 0,0 0 0 0 0,1 1 0 0 0,-1-1 0 0 0,0 1 0 0 0,1-1 0 0 0,-1 0 0 0 0,0 1 0 0 0,1-1 0 0 0,-1 0 0 0 0,0 1 0 0 0,1-1 0 0 0,-1 0 0 0 0,1 0 0 0 0,-1 0 0 0 0,1 1 0 0 0,-1-1 0 0 0,0 0 0 0 0,1 0 0 0 0,-1 0 0 0 0,1 0 0 0 0,-1 0 0 0 0,2 0 0 0 0,12-13-54 0 0,7-26 91 0 0,-19 31 14 0 0,0-1 0 0 0,-1 0 0 0 0,1 0 1 0 0,-2-1-1 0 0,1 1 0 0 0,-2 0 0 0 0,1 0 0 0 0,-2-10 0 0 0,1 14 3 0 0,0 1 0 0 0,0-1 0 0 0,-1 1 0 0 0,1-1 0 0 0,-1 1 0 0 0,0-1-1 0 0,-5-7 1 0 0,6 11-13 0 0,0-1 0 0 0,-1 0 0 0 0,1 1-1 0 0,-1-1 1 0 0,1 1 0 0 0,-1-1 0 0 0,1 1 0 0 0,-1 0-1 0 0,0-1 1 0 0,0 1 0 0 0,0 0 0 0 0,0 0-1 0 0,0 1 1 0 0,0-1 0 0 0,0 0 0 0 0,0 1 0 0 0,-4-2-1 0 0,4 3-23 0 0,1-1 0 0 0,-1 0 0 0 0,0 1 0 0 0,0 0 0 0 0,0-1 0 0 0,1 1-1 0 0,-1 0 1 0 0,0 0 0 0 0,1 0 0 0 0,-1 0 0 0 0,0 0 0 0 0,1 0 0 0 0,-1 0-1 0 0,1 0 1 0 0,0 1 0 0 0,-1-1 0 0 0,1 1 0 0 0,0-1 0 0 0,0 1 0 0 0,0-1-1 0 0,0 1 1 0 0,0 0 0 0 0,0-1 0 0 0,1 1 0 0 0,-1 0 0 0 0,0 0 0 0 0,1-1 0 0 0,0 1-1 0 0,-1 3 1 0 0,0-1-44 0 0,0-1-1 0 0,0 0 1 0 0,0 1-1 0 0,1-1 0 0 0,-1 1 1 0 0,1-1-1 0 0,0 1 1 0 0,0-1-1 0 0,0 1 0 0 0,1-1 1 0 0,-1 1-1 0 0,1-1 1 0 0,0 0-1 0 0,0 1 1 0 0,2 4-1 0 0,-3-7 18 0 0,1-1 0 0 0,-1 1 0 0 0,0-1 0 0 0,1 1 0 0 0,-1-1 0 0 0,0 0 0 0 0,1 1 0 0 0,-1-1 0 0 0,1 0 0 0 0,-1 1 0 0 0,0-1 0 0 0,1 0 0 0 0,-1 0 0 0 0,1 1 0 0 0,-1-1 0 0 0,1 0 0 0 0,-1 0 0 0 0,1 0 1 0 0,-1 0-1 0 0,1 1 0 0 0,-1-1 0 0 0,1 0 0 0 0,-1 0 0 0 0,1 0 0 0 0,-1 0 0 0 0,1 0 0 0 0,-1 0 0 0 0,1-1 0 0 0,0 1 0 0 0,-1 0 0 0 0,1 0 0 0 0,-1 0 0 0 0,1 0 0 0 0,0-1 0 0 0,15-16-99 0 0,-12 10 125 0 0,0 1 0 0 0,-1-1 0 0 0,0 1 0 0 0,4-13 0 0 0,-5-5 173 0 0,-3 24-177 0 0,1 0 0 0 0,0-1-1 0 0,0 1 1 0 0,0 0-1 0 0,0 0 1 0 0,0 0 0 0 0,0 0-1 0 0,0 0 1 0 0,0-1 0 0 0,0 1-1 0 0,-1 0 1 0 0,1 0-1 0 0,0 0 1 0 0,0 0 0 0 0,0 0-1 0 0,0 0 1 0 0,0 0-1 0 0,-1 0 1 0 0,1-1 0 0 0,0 1-1 0 0,0 0 1 0 0,0 0-1 0 0,0 0 1 0 0,-1 0 0 0 0,1 0-1 0 0,0 0 1 0 0,0 0 0 0 0,0 0-1 0 0,0 0 1 0 0,-1 0-1 0 0,1 0 1 0 0,0 0 0 0 0,0 0-1 0 0,0 0 1 0 0,0 0-1 0 0,0 1 1 0 0,-1-1 0 0 0,1 0-1 0 0,0 0 1 0 0,0 0-1 0 0,0 0 1 0 0,0 0 0 0 0,0 0-1 0 0,-1 0 1 0 0,1 0 0 0 0,0 0-1 0 0,0 1 1 0 0,0-1-1 0 0,0 0 1 0 0,0 0 0 0 0,0 0-1 0 0,0 0 1 0 0,-1 0-1 0 0,1 1 1 0 0,-2 2 12 0 0,0 0-1 0 0,0 0 1 0 0,0 0-1 0 0,0 0 1 0 0,1 0 0 0 0,-1 1-1 0 0,1-1 1 0 0,0 1-1 0 0,0-1 1 0 0,-1 5-1 0 0,0 5-669 0 0,0 1 1 0 0,0 0-1 0 0,2 0 0 0 0,1 24 0 0 0,0-28 77 0 0</inkml:trace>
-</inkml:ink>
+<b:Sources xmlns:b="http://schemas.openxmlformats.org/officeDocument/2006/bibliography" xmlns="http://schemas.openxmlformats.org/officeDocument/2006/bibliography" SelectedStyle="\APASixthEditionOfficeOnline.xsl" StyleName="APA" Version="6"/>
 </file>
 
 <file path=customXml/itemProps1.xml><?xml version="1.0" encoding="utf-8"?>
-<ds:datastoreItem xmlns:ds="http://schemas.openxmlformats.org/officeDocument/2006/customXml" ds:itemID="{6A655C0C-F4A3-4931-9F7F-84CBD61DCE8F}">
+<ds:datastoreItem xmlns:ds="http://schemas.openxmlformats.org/officeDocument/2006/customXml" ds:itemID="{01D51A4F-7BE7-46DF-A7D0-BDB91C1C49A3}">
   <ds:schemaRefs>
-    <ds:schemaRef ds:uri="http://schemas.microsoft.com/sharepoint/v3/contenttype/forms"/>
+    <ds:schemaRef ds:uri="http://www.w3.org/2003/InkML"/>
   </ds:schemaRefs>
 </ds:datastoreItem>
 </file>
@@ -10929,17 +11090,17 @@
 </file>
 
 <file path=customXml/itemProps4.xml><?xml version="1.0" encoding="utf-8"?>
-<ds:datastoreItem xmlns:ds="http://schemas.openxmlformats.org/officeDocument/2006/customXml" ds:itemID="{01D51A4F-7BE7-46DF-A7D0-BDB91C1C49A3}">
+<ds:datastoreItem xmlns:ds="http://schemas.openxmlformats.org/officeDocument/2006/customXml" ds:itemID="{4B023D59-82BC-4D0F-A651-C98E01C1F15C}">
   <ds:schemaRefs>
-    <ds:schemaRef ds:uri="http://schemas.openxmlformats.org/officeDocument/2006/bibliography"/>
+    <ds:schemaRef ds:uri="http://www.w3.org/2003/InkML"/>
   </ds:schemaRefs>
 </ds:datastoreItem>
 </file>
 
 <file path=customXml/itemProps5.xml><?xml version="1.0" encoding="utf-8"?>
-<ds:datastoreItem xmlns:ds="http://schemas.openxmlformats.org/officeDocument/2006/customXml" ds:itemID="{4B023D59-82BC-4D0F-A651-C98E01C1F15C}">
+<ds:datastoreItem xmlns:ds="http://schemas.openxmlformats.org/officeDocument/2006/customXml" ds:itemID="{6A655C0C-F4A3-4931-9F7F-84CBD61DCE8F}">
   <ds:schemaRefs>
-    <ds:schemaRef ds:uri="http://www.w3.org/2003/InkML"/>
+    <ds:schemaRef ds:uri="http://schemas.microsoft.com/sharepoint/v3/contenttype/forms"/>
   </ds:schemaRefs>
 </ds:datastoreItem>
 </file>
@@ -10965,7 +11126,7 @@
 <file path=customXml/itemProps7.xml><?xml version="1.0" encoding="utf-8"?>
 <ds:datastoreItem xmlns:ds="http://schemas.openxmlformats.org/officeDocument/2006/customXml" ds:itemID="{01D51A4F-7BE7-46DF-A7D0-BDB91C1C49A3}">
   <ds:schemaRefs>
-    <ds:schemaRef ds:uri="http://www.w3.org/2003/InkML"/>
+    <ds:schemaRef ds:uri="http://schemas.openxmlformats.org/officeDocument/2006/bibliography"/>
   </ds:schemaRefs>
 </ds:datastoreItem>
 </file>
--- a/Documentation/Doku-Alex.docx
+++ b/Documentation/Doku-Alex.docx
@@ -806,25 +806,7 @@
         <w:rPr>
           <w:color w:val="000000" w:themeColor="text1"/>
         </w:rPr>
-        <w:t>Ziel dieser Diplomarbeit</w:t>
-      </w:r>
-      <w:r>
-        <w:rPr>
-          <w:color w:val="000000" w:themeColor="text1"/>
-        </w:rPr>
-        <w:t xml:space="preserve"> ist</w:t>
-      </w:r>
-      <w:r>
-        <w:rPr>
-          <w:color w:val="000000" w:themeColor="text1"/>
-        </w:rPr>
-        <w:t xml:space="preserve"> die Entwicklung und Konstruktion eines mobilen 3D-Scannersystems, das speziell auf die Bedürfnisse der Lagerlogistik zugeschnitten ist. Das entwickelte System auf einem mobilen Arbeitsplatz kombiniert Sensorik zur automatisierten Erfassung von Gewicht und Abmessungen (Länge, Breite, Höhe) mit Kameras für Produktfotos sowie Scannern für EAN- und interne Materialnummern. Ein zentraler Bestandteil ist die Software-Schnittstelle, die eine intuitive Bedienung ermöglicht</w:t>
-      </w:r>
-      <w:r>
-        <w:rPr>
-          <w:color w:val="000000" w:themeColor="text1"/>
-        </w:rPr>
-        <w:t>.</w:t>
+        <w:t>Ziel dieser Diplomarbeit ist die Entwicklung und Konstruktion eines mobilen 3D-Scannersystems, das speziell auf die Bedürfnisse der Lagerlogistik zugeschnitten ist. Das entwickelte System auf einem mobilen Arbeitsplatz kombiniert Sensorik zur automatisierten Erfassung von Gewicht und Abmessungen (Länge, Breite, Höhe) mit Kameras für Produktfotos sowie Scannern für EAN- und interne Materialnummern. Ein zentraler Bestandteil ist die Software-Schnittstelle, die eine intuitive Bedienung ermöglicht.</w:t>
       </w:r>
     </w:p>
     <w:p>
@@ -3186,19 +3168,7 @@
         <w:rPr>
           <w:lang w:eastAsia="en-AT"/>
         </w:rPr>
-        <w:t xml:space="preserve"> sowie die visuelle und dimensionale Erfassung durch ein Multi-Kamera-Setup, inklusive Tiefenmessung. Ein wesentlicher Bestandteil der Arbeit ist zudem die softwareseitige </w:t>
-      </w:r>
-      <w:r>
-        <w:rPr>
-          <w:lang w:eastAsia="en-AT"/>
-        </w:rPr>
-        <w:t>Speicherung</w:t>
-      </w:r>
-      <w:r>
-        <w:rPr>
-          <w:lang w:eastAsia="en-AT"/>
-        </w:rPr>
-        <w:t xml:space="preserve"> der Messdaten, um eine fehlerfreie Übergabe an weiterführende Datenbanksysteme zu gewährleisten</w:t>
+        <w:t xml:space="preserve"> sowie die visuelle und dimensionale Erfassung durch ein Multi-Kamera-Setup, inklusive Tiefenmessung. Ein wesentlicher Bestandteil der Arbeit ist zudem die softwareseitige Speicherung der Messdaten, um eine fehlerfreie Übergabe an weiterführende Datenbanksysteme zu gewährleisten</w:t>
       </w:r>
     </w:p>
     <w:p>
@@ -3242,43 +3212,29 @@
           <w:bCs/>
           <w:lang w:eastAsia="en-AT"/>
         </w:rPr>
-        <w:t>Aufbau der Arbeit</w:t>
-      </w:r>
-      <w:r>
+        <w:t>Aufbau der Arbeit:</w:t>
+      </w:r>
+    </w:p>
+    <w:p>
+      <w:pPr>
         <w:rPr>
           <w:b/>
           <w:bCs/>
           <w:lang w:eastAsia="en-AT"/>
         </w:rPr>
-        <w:t>:</w:t>
-      </w:r>
-    </w:p>
-    <w:p>
-      <w:pPr>
-        <w:rPr>
-          <w:b/>
-          <w:bCs/>
+      </w:pPr>
+    </w:p>
+    <w:p>
+      <w:pPr>
+        <w:rPr>
           <w:lang w:eastAsia="en-AT"/>
         </w:rPr>
       </w:pPr>
-    </w:p>
-    <w:p>
-      <w:pPr>
+      <w:r>
         <w:rPr>
           <w:lang w:eastAsia="en-AT"/>
         </w:rPr>
-      </w:pPr>
-      <w:r>
-        <w:rPr>
-          <w:lang w:eastAsia="en-AT"/>
-        </w:rPr>
-        <w:t>Die vorliegende Diplomarbeit gliedert sich in fünf zentrale Phasen. Nach der Analyse der Anforderungen und der Recherche geeigneter Hardware-Komponenten im ersten Teil, beschreibt der Hauptteil die technische Entwicklung und Vernetzung der Sensorik mit der Steuerungseinheit. Darauf aufbauend werden die Konstruktion des Gehäuses sowie die Implementierung der Software-Schnittstellen erläutert. Abschließend erfolgt die Validierung des Prototyps anhand von Testmessungen im Realbetrieb</w:t>
-      </w:r>
-      <w:r>
-        <w:rPr>
-          <w:lang w:eastAsia="en-AT"/>
-        </w:rPr>
-        <w:t>.</w:t>
+        <w:t>Die vorliegende Diplomarbeit gliedert sich in fünf zentrale Phasen. Nach der Analyse der Anforderungen und der Recherche geeigneter Hardware-Komponenten im ersten Teil, beschreibt der Hauptteil die technische Entwicklung und Vernetzung der Sensorik mit der Steuerungseinheit. Darauf aufbauend werden die Konstruktion des Gehäuses sowie die Implementierung der Software-Schnittstellen erläutert. Abschließend erfolgt die Validierung des Prototyps anhand von Testmessungen im Realbetrieb.</w:t>
       </w:r>
     </w:p>
     <w:p>
@@ -3368,14 +3324,15 @@
         <w:rPr>
           <w:lang w:eastAsia="en-AT"/>
         </w:rPr>
-        <w:t>Auf Basis der ausgewählten Komponenten werden im nächsten Schritt detaillierte Schaltpläne und Fertigungsunterlagen erstellt, welche als Grundlage für die Produktion der benötigten Leiterplatten dienen. Parallel dazu erfolgt das Design der Gehäusekomponenten mittels CAD-Software. Dies umfasst sowohl die Konstruktion spezifischer Schutzgehäuse für die einzelnen Sensoreinheiten als auch die Entwicklung eines zentralen Gesamtgehäuses, in dem das System final verbaut und verkabelt wird</w:t>
-      </w:r>
-      <w:r>
+        <w:t>Auf Basis der ausgewählten Komponenten werden im nächsten Schritt detaillierte Schaltpläne und Fertigungsunterlagen erstellt, welche als Grundlage für die Produktion der benötigten Leiterplatten dienen. Parallel dazu erfolgt das Design der Gehäusekomponenten mittels CAD-Software. Dies umfasst sowohl die Konstruktion spezifischer Schutzgehäuse für die einzelnen Sensoreinheiten als auch die Entwicklung eines zentralen Gesamtgehäuses, in dem das System final verbaut und verkabelt wird.</w:t>
+      </w:r>
+    </w:p>
+    <w:p>
+      <w:pPr>
         <w:rPr>
           <w:lang w:eastAsia="en-AT"/>
         </w:rPr>
-        <w:t>.</w:t>
-      </w:r>
+      </w:pPr>
     </w:p>
     <w:p>
       <w:pPr>
@@ -3383,30 +3340,11 @@
           <w:lang w:eastAsia="en-AT"/>
         </w:rPr>
       </w:pPr>
-    </w:p>
-    <w:p>
-      <w:pPr>
+      <w:r>
         <w:rPr>
           <w:lang w:eastAsia="en-AT"/>
         </w:rPr>
-      </w:pPr>
-      <w:r>
-        <w:rPr>
-          <w:lang w:eastAsia="en-AT"/>
-        </w:rPr>
-        <w:t xml:space="preserve">Nach der Montage des Prototyps wird eine umfassende Betriebsanleitung verfasst. Diese dient dazu, den korrekten Betrieb zu gewährleisten, Bedienfehler zu minimieren und sowohl den Schutz des Geräts als auch die Sicherheit des Bedienpersonals sicherzustellen. Abschließend </w:t>
-      </w:r>
-      <w:r>
-        <w:rPr>
-          <w:lang w:eastAsia="en-AT"/>
-        </w:rPr>
-        <w:t>wird</w:t>
-      </w:r>
-      <w:r>
-        <w:rPr>
-          <w:lang w:eastAsia="en-AT"/>
-        </w:rPr>
-        <w:t xml:space="preserve"> der gesamte Entwicklungsprozess, der technische Aufbau sowie die erzielten Ergebnisse im Rahmen der Diplomarbeit dokumentiert.</w:t>
+        <w:t>Nach der Montage des Prototyps wird eine umfassende Betriebsanleitung verfasst. Diese dient dazu, den korrekten Betrieb zu gewährleisten, Bedienfehler zu minimieren und sowohl den Schutz des Geräts als auch die Sicherheit des Bedienpersonals sicherzustellen. Abschließend wird der gesamte Entwicklungsprozess, der technische Aufbau sowie die erzielten Ergebnisse im Rahmen der Diplomarbeit dokumentiert.</w:t>
       </w:r>
     </w:p>
     <w:p>
@@ -3497,11 +3435,9 @@
       <w:r>
         <w:t xml:space="preserve">Zur Gewährleistung einer klaren Aufgabenverteilung und Modularität wird die Hardware des </w:t>
       </w:r>
-      <w:proofErr w:type="spellStart"/>
-      <w:r>
-        <w:t>Scannersystems</w:t>
-      </w:r>
-      <w:proofErr w:type="spellEnd"/>
+      <w:r>
+        <w:t>Scanner Systems</w:t>
+      </w:r>
       <w:r>
         <w:t xml:space="preserve"> in funktionale Teilbereiche untergliedert. Diese Strukturierung erleichtert sowohl die Entwicklung als auch die spätere Wartung der Komponenten. Dabei erfolgt eine primäre Differenzierung zwischen der elektrotechnischen Systemarchitektur und der mechanischen Konstruktion.</w:t>
       </w:r>
@@ -3736,17 +3672,22 @@
     </w:p>
     <w:p>
       <w:pPr>
+        <w:pStyle w:val="Text"/>
+      </w:pPr>
+    </w:p>
+    <w:p>
+      <w:pPr>
         <w:jc w:val="center"/>
       </w:pPr>
       <w:r>
         <w:rPr>
-          <w:lang w:val="en-AT"/>
+          <w:noProof/>
         </w:rPr>
         <w:drawing>
-          <wp:inline distT="0" distB="0" distL="0" distR="0" wp14:anchorId="3B4761D0" wp14:editId="29901036">
-            <wp:extent cx="4106333" cy="3487152"/>
+          <wp:inline distT="0" distB="0" distL="0" distR="0" wp14:anchorId="36CC4A08" wp14:editId="0677143E">
+            <wp:extent cx="4866198" cy="3746132"/>
             <wp:effectExtent l="0" t="0" r="0" b="0"/>
-            <wp:docPr id="1569125359" name="Picture 2"/>
+            <wp:docPr id="621381671" name="Picture 1"/>
             <wp:cNvGraphicFramePr>
               <a:graphicFrameLocks xmlns:a="http://schemas.openxmlformats.org/drawingml/2006/main" noChangeAspect="1"/>
             </wp:cNvGraphicFramePr>
@@ -3754,7 +3695,7 @@
               <a:graphicData uri="http://schemas.openxmlformats.org/drawingml/2006/picture">
                 <pic:pic xmlns:pic="http://schemas.openxmlformats.org/drawingml/2006/picture">
                   <pic:nvPicPr>
-                    <pic:cNvPr id="0" name="Picture 6"/>
+                    <pic:cNvPr id="0" name="Picture 1"/>
                     <pic:cNvPicPr>
                       <a:picLocks noChangeAspect="1" noChangeArrowheads="1"/>
                     </pic:cNvPicPr>
@@ -3775,7 +3716,7 @@
                   <pic:spPr bwMode="auto">
                     <a:xfrm>
                       <a:off x="0" y="0"/>
-                      <a:ext cx="4159323" cy="3532152"/>
+                      <a:ext cx="4868684" cy="3748046"/>
                     </a:xfrm>
                     <a:prstGeom prst="rect">
                       <a:avLst/>
@@ -3792,6 +3733,16 @@
         </w:drawing>
       </w:r>
     </w:p>
+    <w:p>
+      <w:pPr>
+        <w:jc w:val="center"/>
+      </w:pPr>
+    </w:p>
+    <w:p>
+      <w:pPr>
+        <w:jc w:val="center"/>
+      </w:pPr>
+    </w:p>
     <w:p/>
     <w:p>
       <w:pPr>
@@ -3803,24 +3754,279 @@
     </w:p>
     <w:p>
       <w:pPr>
+        <w:jc w:val="left"/>
+      </w:pPr>
+    </w:p>
+    <w:p>
+      <w:pPr>
         <w:pStyle w:val="Heading2"/>
       </w:pPr>
       <w:bookmarkStart w:id="36" w:name="_Toc200467198"/>
       <w:r>
+        <w:t>Theoretische Grundlagen</w:t>
+      </w:r>
+      <w:bookmarkEnd w:id="36"/>
+      <w:r>
+        <w:t xml:space="preserve"> </w:t>
+      </w:r>
+    </w:p>
+    <w:p>
+      <w:pPr>
+        <w:pStyle w:val="Heading3"/>
+      </w:pPr>
+      <w:r>
+        <w:t>Fotovisuelle Systeme</w:t>
+      </w:r>
+    </w:p>
+    <w:p>
+      <w:pPr>
+        <w:jc w:val="left"/>
+      </w:pPr>
+      <w:r>
+        <w:br w:type="page"/>
+      </w:r>
+    </w:p>
+    <w:p>
+      <w:pPr>
+        <w:pStyle w:val="Heading3"/>
+      </w:pPr>
+      <w:r>
         <w:lastRenderedPageBreak/>
-        <w:t>Theoretische Grundlagen</w:t>
-      </w:r>
-      <w:bookmarkEnd w:id="36"/>
+        <w:t>Räumliche Vermessung</w:t>
+      </w:r>
+    </w:p>
+    <w:p>
+      <w:r>
+        <w:t>Um die Dimensionen der Objekte zu vermessen, gibt’s mehrere Möglichkeiten.</w:t>
+      </w:r>
+    </w:p>
+    <w:p>
+      <w:r>
+        <w:t>Hierzu gehören</w:t>
+      </w:r>
+      <w:r>
+        <w:t xml:space="preserve"> [1]</w:t>
+      </w:r>
+      <w:r>
+        <w:t>:</w:t>
+      </w:r>
+    </w:p>
+    <w:p>
+      <w:hyperlink r:id="rId34" w:history="1">
+        <w:r>
+          <w:rPr>
+            <w:rStyle w:val="Hyperlink"/>
+          </w:rPr>
+          <w:t>https://core-electronics.com.au/guides/effective-ways-to-measure-distance-in-maker-projects/#ultra-wideband</w:t>
+        </w:r>
+      </w:hyperlink>
       <w:r>
         <w:t xml:space="preserve"> </w:t>
       </w:r>
     </w:p>
+    <w:p/>
+    <w:p>
+      <w:r>
+        <w:t>-- Ultraschallsensoren</w:t>
+      </w:r>
+    </w:p>
+    <w:p>
+      <w:r>
+        <w:t>-- Lasersensoren</w:t>
+      </w:r>
+    </w:p>
+    <w:p>
+      <w:r>
+        <w:t xml:space="preserve">-- </w:t>
+      </w:r>
+      <w:proofErr w:type="spellStart"/>
+      <w:r>
+        <w:t>ToF</w:t>
+      </w:r>
+      <w:proofErr w:type="spellEnd"/>
+      <w:r>
+        <w:t>-Sensoren bzw. Kameras</w:t>
+      </w:r>
+    </w:p>
+    <w:p>
+      <w:r>
+        <w:t>-- Stereo-Vision-Tiefenkameras</w:t>
+      </w:r>
+    </w:p>
+    <w:p/>
+    <w:p>
+      <w:pPr>
+        <w:rPr>
+          <w:b/>
+          <w:bCs/>
+          <w:u w:val="single"/>
+        </w:rPr>
+      </w:pPr>
+      <w:r>
+        <w:rPr>
+          <w:b/>
+          <w:bCs/>
+          <w:u w:val="single"/>
+        </w:rPr>
+        <w:t>Ultraschallsensoren</w:t>
+      </w:r>
+    </w:p>
+    <w:p>
+      <w:pPr>
+        <w:rPr>
+          <w:u w:val="single"/>
+        </w:rPr>
+      </w:pPr>
+      <w:r>
+        <w:rPr>
+          <w:u w:val="single"/>
+        </w:rPr>
+        <w:t>Funktionsprinzip</w:t>
+      </w:r>
+    </w:p>
+    <w:p>
+      <w:r>
+        <w:t>Ultraschallsensoren arbeiten primär nach dem Impuls-Echo-Verfahren</w:t>
+      </w:r>
+      <w:r>
+        <w:t xml:space="preserve">. </w:t>
+      </w:r>
+      <w:r>
+        <w:t>Ein piezoelektrischer Wandler sendet ein kurzes, hochfrequentes Schallpaket (Burst) aus. Dieses Signal breitet sich in der Luft aus, wird von einem Objekt reflektiert und gelangt als Echo zurück zum Sensor. Aus der Zeitspanne zwischen Senden und Empfangen wird die Distanz ermittelt.</w:t>
+      </w:r>
+      <w:r>
+        <w:t xml:space="preserve"> [</w:t>
+      </w:r>
+      <w:r>
+        <w:t>2</w:t>
+      </w:r>
+      <w:r>
+        <w:t>]</w:t>
+      </w:r>
+    </w:p>
+    <w:p/>
+    <w:p>
+      <w:r>
+        <w:rPr>
+          <w:u w:val="single"/>
+        </w:rPr>
+        <w:t xml:space="preserve">Berechnung </w:t>
+      </w:r>
+    </w:p>
+    <w:p>
+      <w:r>
+        <w:t>Die Berechnung des Abstands erfolgt über die Formel:</w:t>
+      </w:r>
+    </w:p>
+    <w:p>
+      <w:sdt>
+        <w:sdtPr>
+          <w:rPr>
+            <w:rFonts w:ascii="Cambria Math" w:hAnsi="Cambria Math"/>
+            <w:i/>
+          </w:rPr>
+          <w:id w:val="1366952365"/>
+          <w:placeholder>
+            <w:docPart w:val="DefaultPlaceholder_2098659788"/>
+          </w:placeholder>
+          <w:temporary/>
+          <w:showingPlcHdr/>
+          <w:equation/>
+        </w:sdtPr>
+        <w:sdtContent>
+          <m:oMathPara>
+            <m:oMath>
+              <m:r>
+                <w:rPr>
+                  <w:rStyle w:val="PlaceholderText"/>
+                  <w:rFonts w:ascii="Cambria Math" w:eastAsia="Calibri" w:hAnsi="Cambria Math"/>
+                </w:rPr>
+                <m:t>Type equation here.</m:t>
+              </m:r>
+            </m:oMath>
+          </m:oMathPara>
+        </w:sdtContent>
+      </w:sdt>
+    </w:p>
+    <w:p/>
+    <w:p>
+      <w:r>
+        <w:rPr>
+          <w:i/>
+          <w:iCs/>
+        </w:rPr>
+        <w:t>(Der Faktor 2 berücksichtigt den Hin- und Rückweg des Schalls).</w:t>
+      </w:r>
+    </w:p>
+    <w:p>
+      <w:r>
+        <w:t>Die Schallgeschwindigkeit</w:t>
+      </w:r>
+      <w:r>
+        <w:rPr>
+          <w:b/>
+          <w:bCs/>
+        </w:rPr>
+        <w:t xml:space="preserve"> </w:t>
+      </w:r>
+      <w:r>
+        <w:t xml:space="preserve">in Luft ist temperaturabhängig. Dies ist ein kritischer Faktor für die Messgenauigkeit. Die Näherungsformel für trockene Luft lautet: </w:t>
+      </w:r>
+    </w:p>
+    <w:p/>
+    <w:p>
+      <w:r>
+        <w:t>Ein Temperaturanstieg führt also zu einer höheren Schallgeschwindigkeit. Ohne Temperaturkompensation im Sensor führt dies zu Messfehlern.</w:t>
+      </w:r>
+      <w:r>
+        <w:t xml:space="preserve"> [</w:t>
+      </w:r>
+      <w:r>
+        <w:t>3</w:t>
+      </w:r>
+      <w:r>
+        <w:t>]</w:t>
+      </w:r>
+    </w:p>
+    <w:p>
+      <w:pPr>
+        <w:jc w:val="left"/>
+      </w:pPr>
+    </w:p>
+    <w:p>
+      <w:pPr>
+        <w:rPr>
+          <w:u w:val="single"/>
+        </w:rPr>
+      </w:pPr>
+      <w:r>
+        <w:rPr>
+          <w:u w:val="single"/>
+        </w:rPr>
+        <w:t>Physikalischer Aufbau</w:t>
+      </w:r>
+    </w:p>
+    <w:p/>
+    <w:p/>
+    <w:p/>
+    <w:p>
+      <w:pPr>
+        <w:pStyle w:val="Text"/>
+        <w:spacing w:before="0" w:after="0"/>
+      </w:pPr>
+    </w:p>
+    <w:p>
+      <w:pPr>
+        <w:pStyle w:val="Text"/>
+      </w:pPr>
+    </w:p>
     <w:p>
       <w:pPr>
         <w:pStyle w:val="Heading3"/>
       </w:pPr>
       <w:r>
-        <w:t>Fotovisuelle Systeme</w:t>
+        <w:lastRenderedPageBreak/>
+        <w:t>Wägetechnik</w:t>
       </w:r>
     </w:p>
     <w:p>
@@ -3828,7 +4034,7 @@
         <w:pStyle w:val="Heading3"/>
       </w:pPr>
       <w:r>
-        <w:t>Räumliche Vermessung</w:t>
+        <w:t>Beleuchtung</w:t>
       </w:r>
     </w:p>
     <w:p>
@@ -3836,7 +4042,7 @@
         <w:pStyle w:val="Heading3"/>
       </w:pPr>
       <w:r>
-        <w:t>Wägetechnik</w:t>
+        <w:t>Steuerung</w:t>
       </w:r>
     </w:p>
     <w:p>
@@ -3844,7 +4050,7 @@
         <w:pStyle w:val="Heading3"/>
       </w:pPr>
       <w:r>
-        <w:t>Beleuchtung</w:t>
+        <w:t>Versorgung</w:t>
       </w:r>
     </w:p>
     <w:p>
@@ -3852,7 +4058,7 @@
         <w:pStyle w:val="Heading3"/>
       </w:pPr>
       <w:r>
-        <w:t>Steuerung</w:t>
+        <w:t>Verkabelung</w:t>
       </w:r>
     </w:p>
     <w:p>
@@ -3860,7 +4066,7 @@
         <w:pStyle w:val="Heading3"/>
       </w:pPr>
       <w:r>
-        <w:t>Versorgung</w:t>
+        <w:t>Gehäusetechnik</w:t>
       </w:r>
     </w:p>
     <w:p>
@@ -3868,15 +4074,7 @@
         <w:pStyle w:val="Heading3"/>
       </w:pPr>
       <w:r>
-        <w:t>Verkabelung</w:t>
-      </w:r>
-    </w:p>
-    <w:p>
-      <w:pPr>
-        <w:pStyle w:val="Heading3"/>
-      </w:pPr>
-      <w:r>
-        <w:t>Gehäusetechnik</w:t>
+        <w:t>Sonstiges</w:t>
       </w:r>
     </w:p>
     <w:p>
@@ -4118,10 +4316,10 @@
         </w:numPr>
         <w:outlineLvl w:val="9"/>
         <w:sectPr>
-          <w:headerReference w:type="default" r:id="rId34"/>
-          <w:footerReference w:type="default" r:id="rId35"/>
-          <w:headerReference w:type="first" r:id="rId36"/>
-          <w:footerReference w:type="first" r:id="rId37"/>
+          <w:headerReference w:type="default" r:id="rId35"/>
+          <w:footerReference w:type="default" r:id="rId36"/>
+          <w:headerReference w:type="first" r:id="rId37"/>
+          <w:footerReference w:type="first" r:id="rId38"/>
           <w:pgSz w:w="11906" w:h="16838"/>
           <w:pgMar w:top="1417" w:right="1440" w:bottom="1134" w:left="1440" w:header="708" w:footer="708" w:gutter="0"/>
           <w:cols w:space="720"/>
@@ -4325,10 +4523,10 @@
       <w:pPr>
         <w:pStyle w:val="Text"/>
         <w:sectPr>
-          <w:headerReference w:type="default" r:id="rId38"/>
-          <w:footerReference w:type="default" r:id="rId39"/>
-          <w:headerReference w:type="first" r:id="rId40"/>
-          <w:footerReference w:type="first" r:id="rId41"/>
+          <w:headerReference w:type="default" r:id="rId39"/>
+          <w:footerReference w:type="default" r:id="rId40"/>
+          <w:headerReference w:type="first" r:id="rId41"/>
+          <w:footerReference w:type="first" r:id="rId42"/>
           <w:pgSz w:w="11906" w:h="16838"/>
           <w:pgMar w:top="1417" w:right="1440" w:bottom="1134" w:left="1440" w:header="708" w:footer="708" w:gutter="0"/>
           <w:cols w:space="720"/>
@@ -4529,10 +4727,10 @@
       <w:pPr>
         <w:pStyle w:val="Text"/>
         <w:sectPr>
-          <w:headerReference w:type="default" r:id="rId42"/>
-          <w:footerReference w:type="default" r:id="rId43"/>
-          <w:headerReference w:type="first" r:id="rId44"/>
-          <w:footerReference w:type="first" r:id="rId45"/>
+          <w:headerReference w:type="default" r:id="rId43"/>
+          <w:footerReference w:type="default" r:id="rId44"/>
+          <w:headerReference w:type="first" r:id="rId45"/>
+          <w:footerReference w:type="first" r:id="rId46"/>
           <w:pgSz w:w="11906" w:h="16838"/>
           <w:pgMar w:top="1417" w:right="1440" w:bottom="1134" w:left="1440" w:header="708" w:footer="708" w:gutter="0"/>
           <w:cols w:space="720"/>
@@ -4683,10 +4881,10 @@
       <w:pPr>
         <w:pStyle w:val="Text"/>
         <w:sectPr>
-          <w:headerReference w:type="default" r:id="rId46"/>
-          <w:footerReference w:type="default" r:id="rId47"/>
-          <w:headerReference w:type="first" r:id="rId48"/>
-          <w:footerReference w:type="first" r:id="rId49"/>
+          <w:headerReference w:type="default" r:id="rId47"/>
+          <w:footerReference w:type="default" r:id="rId48"/>
+          <w:headerReference w:type="first" r:id="rId49"/>
+          <w:footerReference w:type="first" r:id="rId50"/>
           <w:pgSz w:w="11906" w:h="16838"/>
           <w:pgMar w:top="1417" w:right="1440" w:bottom="1134" w:left="1440" w:header="708" w:footer="708" w:gutter="0"/>
           <w:cols w:space="720"/>
@@ -4699,10 +4897,10 @@
       <w:pPr>
         <w:pStyle w:val="Heading1"/>
         <w:sectPr>
-          <w:headerReference w:type="default" r:id="rId50"/>
-          <w:footerReference w:type="default" r:id="rId51"/>
-          <w:headerReference w:type="first" r:id="rId52"/>
-          <w:footerReference w:type="first" r:id="rId53"/>
+          <w:headerReference w:type="default" r:id="rId51"/>
+          <w:footerReference w:type="default" r:id="rId52"/>
+          <w:headerReference w:type="first" r:id="rId53"/>
+          <w:footerReference w:type="first" r:id="rId54"/>
           <w:pgSz w:w="11906" w:h="16838"/>
           <w:pgMar w:top="1417" w:right="1440" w:bottom="1134" w:left="1440" w:header="708" w:footer="708" w:gutter="0"/>
           <w:cols w:space="720"/>
@@ -4972,10 +5170,10 @@
           <w:color w:val="0066FF"/>
         </w:rPr>
         <w:sectPr>
-          <w:headerReference w:type="default" r:id="rId54"/>
-          <w:footerReference w:type="default" r:id="rId55"/>
-          <w:headerReference w:type="first" r:id="rId56"/>
-          <w:footerReference w:type="first" r:id="rId57"/>
+          <w:headerReference w:type="default" r:id="rId55"/>
+          <w:footerReference w:type="default" r:id="rId56"/>
+          <w:headerReference w:type="first" r:id="rId57"/>
+          <w:footerReference w:type="first" r:id="rId58"/>
           <w:pgSz w:w="11906" w:h="16838"/>
           <w:pgMar w:top="1417" w:right="1440" w:bottom="1134" w:left="1440" w:header="708" w:footer="708" w:gutter="0"/>
           <w:cols w:space="720"/>
@@ -5035,10 +5233,10 @@
       <w:bookmarkEnd w:id="104"/>
     </w:p>
     <w:sectPr>
-      <w:headerReference w:type="default" r:id="rId58"/>
-      <w:footerReference w:type="default" r:id="rId59"/>
-      <w:headerReference w:type="first" r:id="rId60"/>
-      <w:footerReference w:type="first" r:id="rId61"/>
+      <w:headerReference w:type="default" r:id="rId59"/>
+      <w:footerReference w:type="default" r:id="rId60"/>
+      <w:headerReference w:type="first" r:id="rId61"/>
+      <w:footerReference w:type="first" r:id="rId62"/>
       <w:pgSz w:w="11906" w:h="16838"/>
       <w:pgMar w:top="1417" w:right="1440" w:bottom="1134" w:left="1440" w:header="708" w:footer="708" w:gutter="0"/>
       <w:cols w:space="720"/>
@@ -5753,25 +5951,27 @@
         <w:sz w:val="20"/>
         <w:szCs w:val="20"/>
         <w:u w:val="single"/>
+        <w:lang w:val="en-GB"/>
       </w:rPr>
     </w:pPr>
     <w:r>
       <w:fldChar w:fldCharType="begin"/>
     </w:r>
     <w:r>
+      <w:rPr>
+        <w:lang w:val="en-GB"/>
+      </w:rPr>
       <w:instrText xml:space="preserve"> REF _Ref210462616 \h </w:instrText>
     </w:r>
     <w:r>
       <w:fldChar w:fldCharType="separate"/>
     </w:r>
     <w:r>
-      <w:t xml:space="preserve">Error: Reference source not </w:t>
-    </w:r>
-    <w:proofErr w:type="spellStart"/>
-    <w:r>
-      <w:t>found</w:t>
-    </w:r>
-    <w:proofErr w:type="spellEnd"/>
+      <w:rPr>
+        <w:lang w:val="en-GB"/>
+      </w:rPr>
+      <w:t>Error: Reference source not found</w:t>
+    </w:r>
     <w:r>
       <w:fldChar w:fldCharType="end"/>
     </w:r>
@@ -5780,6 +5980,7 @@
         <w:sz w:val="20"/>
         <w:szCs w:val="20"/>
         <w:u w:val="single"/>
+        <w:lang w:val="en-GB"/>
       </w:rPr>
       <w:tab/>
     </w:r>
@@ -5788,6 +5989,7 @@
         <w:sz w:val="20"/>
         <w:szCs w:val="20"/>
         <w:u w:val="single"/>
+        <w:lang w:val="en-GB"/>
       </w:rPr>
       <w:tab/>
     </w:r>
@@ -5796,6 +5998,7 @@
         <w:sz w:val="20"/>
         <w:szCs w:val="20"/>
         <w:u w:val="single"/>
+        <w:lang w:val="en-GB"/>
       </w:rPr>
       <w:tab/>
     </w:r>
@@ -5804,6 +6007,7 @@
         <w:sz w:val="20"/>
         <w:szCs w:val="20"/>
         <w:u w:val="single"/>
+        <w:lang w:val="en-GB"/>
       </w:rPr>
       <w:tab/>
     </w:r>
@@ -5820,6 +6024,7 @@
         <w:sz w:val="20"/>
         <w:szCs w:val="20"/>
         <w:u w:val="single"/>
+        <w:lang w:val="en-GB"/>
       </w:rPr>
       <w:instrText xml:space="preserve"> PAGE </w:instrText>
     </w:r>
@@ -5836,6 +6041,7 @@
         <w:sz w:val="20"/>
         <w:szCs w:val="20"/>
         <w:u w:val="single"/>
+        <w:lang w:val="en-GB"/>
       </w:rPr>
       <w:t>0</w:t>
     </w:r>
@@ -5851,6 +6057,9 @@
   <w:p>
     <w:pPr>
       <w:pStyle w:val="Header"/>
+      <w:rPr>
+        <w:lang w:val="en-GB"/>
+      </w:rPr>
     </w:pPr>
   </w:p>
 </w:hdr>
@@ -8848,7 +9057,7 @@
   <w:style w:type="paragraph" w:styleId="Heading3">
     <w:name w:val="heading 3"/>
     <w:basedOn w:val="Normal"/>
-    <w:next w:val="Text"/>
+    <w:next w:val="Normal"/>
     <w:qFormat/>
     <w:rsid w:val="000E327D"/>
     <w:pPr>
@@ -10617,7 +10826,664 @@
     <w:basedOn w:val="DefaultParagraphFont"/>
     <w:rsid w:val="00E32EC0"/>
   </w:style>
+  <w:style w:type="character" w:styleId="UnresolvedMention">
+    <w:name w:val="Unresolved Mention"/>
+    <w:basedOn w:val="DefaultParagraphFont"/>
+    <w:uiPriority w:val="99"/>
+    <w:semiHidden/>
+    <w:unhideWhenUsed/>
+    <w:rsid w:val="00914FB2"/>
+    <w:rPr>
+      <w:color w:val="605E5C"/>
+      <w:shd w:val="clear" w:color="auto" w:fill="E1DFDD"/>
+    </w:rPr>
+  </w:style>
 </w:styles>
+</file>
+
+<file path=word/glossary/document.xml><?xml version="1.0" encoding="utf-8"?>
+<w:glossaryDocument xmlns:wpc="http://schemas.microsoft.com/office/word/2010/wordprocessingCanvas" xmlns:cx="http://schemas.microsoft.com/office/drawing/2014/chartex" xmlns:cx1="http://schemas.microsoft.com/office/drawing/2015/9/8/chartex" xmlns:cx2="http://schemas.microsoft.com/office/drawing/2015/10/21/chartex" xmlns:cx3="http://schemas.microsoft.com/office/drawing/2016/5/9/chartex" xmlns:cx4="http://schemas.microsoft.com/office/drawing/2016/5/10/chartex" xmlns:cx5="http://schemas.microsoft.com/office/drawing/2016/5/11/chartex" xmlns:cx6="http://schemas.microsoft.com/office/drawing/2016/5/12/chartex" xmlns:cx7="http://schemas.microsoft.com/office/drawing/2016/5/13/chartex" xmlns:cx8="http://schemas.microsoft.com/office/drawing/2016/5/14/chartex" xmlns:mc="http://schemas.openxmlformats.org/markup-compatibility/2006" xmlns:aink="http://schemas.microsoft.com/office/drawing/2016/ink" xmlns:am3d="http://schemas.microsoft.com/office/drawing/2017/model3d" xmlns:o="urn:schemas-microsoft-com:office:office" xmlns:oel="http://schemas.microsoft.com/office/2019/extlst" xmlns:r="http://schemas.openxmlformats.org/officeDocument/2006/relationships" xmlns:m="http://schemas.openxmlformats.org/officeDocument/2006/math" xmlns:v="urn:schemas-microsoft-com:vml" xmlns:wp14="http://schemas.microsoft.com/office/word/2010/wordprocessingDrawing" xmlns:wp="http://schemas.openxmlformats.org/drawingml/2006/wordprocessingDrawing" xmlns:w10="urn:schemas-microsoft-com:office:word" xmlns:w="http://schemas.openxmlformats.org/wordprocessingml/2006/main" xmlns:w14="http://schemas.microsoft.com/office/word/2010/wordml" xmlns:w15="http://schemas.microsoft.com/office/word/2012/wordml" xmlns:w16cex="http://schemas.microsoft.com/office/word/2018/wordml/cex" xmlns:w16cid="http://schemas.microsoft.com/office/word/2016/wordml/cid" xmlns:w16="http://schemas.microsoft.com/office/word/2018/wordml" xmlns:w16du="http://schemas.microsoft.com/office/word/2023/wordml/word16du" xmlns:w16sdtdh="http://schemas.microsoft.com/office/word/2020/wordml/sdtdatahash" xmlns:w16sdtfl="http://schemas.microsoft.com/office/word/2024/wordml/sdtformatlock" xmlns:w16se="http://schemas.microsoft.com/office/word/2015/wordml/symex" xmlns:wpg="http://schemas.microsoft.com/office/word/2010/wordprocessingGroup" xmlns:wpi="http://schemas.microsoft.com/office/word/2010/wordprocessingInk" xmlns:wne="http://schemas.microsoft.com/office/word/2006/wordml" xmlns:wps="http://schemas.microsoft.com/office/word/2010/wordprocessingShape" mc:Ignorable="w14 w15 w16se w16cid w16 w16cex w16sdtdh w16sdtfl w16du wp14">
+  <w:docParts>
+    <w:docPart>
+      <w:docPartPr>
+        <w:name w:val="DefaultPlaceholder_2098659788"/>
+        <w:category>
+          <w:name w:val="General"/>
+          <w:gallery w:val="placeholder"/>
+        </w:category>
+        <w:types>
+          <w:type w:val="bbPlcHdr"/>
+        </w:types>
+        <w:behaviors>
+          <w:behavior w:val="content"/>
+        </w:behaviors>
+        <w:guid w:val="{5E1F2675-5689-452D-B0C9-C434AB35A91B}"/>
+      </w:docPartPr>
+      <w:docPartBody>
+        <w:p>
+          <w:r>
+            <w:rPr>
+              <w:rStyle w:val="PlaceholderText"/>
+            </w:rPr>
+            <w:t>Type equation here.</w:t>
+          </w:r>
+        </w:p>
+      </w:docPartBody>
+    </w:docPart>
+  </w:docParts>
+</w:glossaryDocument>
+</file>
+
+<file path=word/glossary/fontTable.xml><?xml version="1.0" encoding="utf-8"?>
+<w:fonts xmlns:mc="http://schemas.openxmlformats.org/markup-compatibility/2006" xmlns:r="http://schemas.openxmlformats.org/officeDocument/2006/relationships" xmlns:w="http://schemas.openxmlformats.org/wordprocessingml/2006/main" xmlns:w14="http://schemas.microsoft.com/office/word/2010/wordml" xmlns:w15="http://schemas.microsoft.com/office/word/2012/wordml" xmlns:w16cex="http://schemas.microsoft.com/office/word/2018/wordml/cex" xmlns:w16cid="http://schemas.microsoft.com/office/word/2016/wordml/cid" xmlns:w16="http://schemas.microsoft.com/office/word/2018/wordml" xmlns:w16du="http://schemas.microsoft.com/office/word/2023/wordml/word16du" xmlns:w16sdtdh="http://schemas.microsoft.com/office/word/2020/wordml/sdtdatahash" xmlns:w16sdtfl="http://schemas.microsoft.com/office/word/2024/wordml/sdtformatlock" xmlns:w16se="http://schemas.microsoft.com/office/word/2015/wordml/symex" mc:Ignorable="w14 w15 w16se w16cid w16 w16cex w16sdtdh w16sdtfl w16du">
+  <w:font w:name="Arial">
+    <w:panose1 w:val="020B0604020202020204"/>
+    <w:charset w:val="00"/>
+    <w:family w:val="swiss"/>
+    <w:pitch w:val="variable"/>
+    <w:sig w:usb0="E0002EFF" w:usb1="C000785B" w:usb2="00000009" w:usb3="00000000" w:csb0="000001FF" w:csb1="00000000"/>
+  </w:font>
+  <w:font w:name="Times New Roman">
+    <w:panose1 w:val="02020603050405020304"/>
+    <w:charset w:val="00"/>
+    <w:family w:val="roman"/>
+    <w:pitch w:val="variable"/>
+    <w:sig w:usb0="E0002EFF" w:usb1="C000785B" w:usb2="00000009" w:usb3="00000000" w:csb0="000001FF" w:csb1="00000000"/>
+  </w:font>
+  <w:font w:name="Symbol">
+    <w:panose1 w:val="05050102010706020507"/>
+    <w:charset w:val="02"/>
+    <w:family w:val="roman"/>
+    <w:pitch w:val="variable"/>
+    <w:sig w:usb0="00000000" w:usb1="10000000" w:usb2="00000000" w:usb3="00000000" w:csb0="80000000" w:csb1="00000000"/>
+  </w:font>
+  <w:font w:name="Courier New">
+    <w:panose1 w:val="02070309020205020404"/>
+    <w:charset w:val="00"/>
+    <w:family w:val="modern"/>
+    <w:pitch w:val="fixed"/>
+    <w:sig w:usb0="E0002EFF" w:usb1="C0007843" w:usb2="00000009" w:usb3="00000000" w:csb0="000001FF" w:csb1="00000000"/>
+  </w:font>
+  <w:font w:name="Wingdings">
+    <w:panose1 w:val="05000000000000000000"/>
+    <w:charset w:val="02"/>
+    <w:family w:val="auto"/>
+    <w:pitch w:val="variable"/>
+    <w:sig w:usb0="00000000" w:usb1="10000000" w:usb2="00000000" w:usb3="00000000" w:csb0="80000000" w:csb1="00000000"/>
+  </w:font>
+  <w:font w:name="Calibri">
+    <w:panose1 w:val="020F0502020204030204"/>
+    <w:charset w:val="00"/>
+    <w:family w:val="swiss"/>
+    <w:pitch w:val="variable"/>
+    <w:sig w:usb0="E4002EFF" w:usb1="C200247B" w:usb2="00000009" w:usb3="00000000" w:csb0="000001FF" w:csb1="00000000"/>
+  </w:font>
+  <w:font w:name="Cambria">
+    <w:panose1 w:val="02040503050406030204"/>
+    <w:charset w:val="00"/>
+    <w:family w:val="roman"/>
+    <w:pitch w:val="variable"/>
+    <w:sig w:usb0="E00006FF" w:usb1="420024FF" w:usb2="02000000" w:usb3="00000000" w:csb0="0000019F" w:csb1="00000000"/>
+  </w:font>
+  <w:font w:name="Tahoma">
+    <w:panose1 w:val="020B0604030504040204"/>
+    <w:charset w:val="00"/>
+    <w:family w:val="swiss"/>
+    <w:pitch w:val="variable"/>
+    <w:sig w:usb0="E1002EFF" w:usb1="C000605B" w:usb2="00000029" w:usb3="00000000" w:csb0="000101FF" w:csb1="00000000"/>
+  </w:font>
+  <w:font w:name="Liberation Sans">
+    <w:altName w:val="Arial"/>
+    <w:charset w:val="01"/>
+    <w:family w:val="swiss"/>
+    <w:pitch w:val="variable"/>
+  </w:font>
+  <w:font w:name="Noto Sans CJK SC">
+    <w:panose1 w:val="00000000000000000000"/>
+    <w:charset w:val="00"/>
+    <w:family w:val="roman"/>
+    <w:notTrueType/>
+    <w:pitch w:val="default"/>
+  </w:font>
+  <w:font w:name="FreeSans">
+    <w:altName w:val="Cambria"/>
+    <w:panose1 w:val="00000000000000000000"/>
+    <w:charset w:val="00"/>
+    <w:family w:val="roman"/>
+    <w:notTrueType/>
+    <w:pitch w:val="default"/>
+  </w:font>
+  <w:font w:name="Palatino Linotype">
+    <w:panose1 w:val="02040502050505030304"/>
+    <w:charset w:val="00"/>
+    <w:family w:val="roman"/>
+    <w:pitch w:val="variable"/>
+    <w:sig w:usb0="E0000287" w:usb1="40000013" w:usb2="00000000" w:usb3="00000000" w:csb0="0000019F" w:csb1="00000000"/>
+  </w:font>
+  <w:font w:name="Verdana">
+    <w:panose1 w:val="020B0604030504040204"/>
+    <w:charset w:val="00"/>
+    <w:family w:val="swiss"/>
+    <w:pitch w:val="variable"/>
+    <w:sig w:usb0="A00006FF" w:usb1="4000205B" w:usb2="00000010" w:usb3="00000000" w:csb0="0000019F" w:csb1="00000000"/>
+  </w:font>
+  <w:font w:name="MS Gothic">
+    <w:altName w:val="ＭＳ ゴシック"/>
+    <w:panose1 w:val="020B0609070205080204"/>
+    <w:charset w:val="80"/>
+    <w:family w:val="modern"/>
+    <w:pitch w:val="fixed"/>
+    <w:sig w:usb0="E00002FF" w:usb1="6AC7FDFB" w:usb2="08000012" w:usb3="00000000" w:csb0="0002009F" w:csb1="00000000"/>
+  </w:font>
+  <w:font w:name="Cambria Math">
+    <w:panose1 w:val="02040503050406030204"/>
+    <w:charset w:val="00"/>
+    <w:family w:val="roman"/>
+    <w:pitch w:val="variable"/>
+    <w:sig w:usb0="E00006FF" w:usb1="420024FF" w:usb2="02000000" w:usb3="00000000" w:csb0="0000019F" w:csb1="00000000"/>
+  </w:font>
+  <w:font w:name="Aptos">
+    <w:charset w:val="00"/>
+    <w:family w:val="swiss"/>
+    <w:pitch w:val="variable"/>
+    <w:sig w:usb0="20000287" w:usb1="00000003" w:usb2="00000000" w:usb3="00000000" w:csb0="0000019F" w:csb1="00000000"/>
+  </w:font>
+  <w:font w:name="Aptos Display">
+    <w:charset w:val="00"/>
+    <w:family w:val="swiss"/>
+    <w:pitch w:val="variable"/>
+    <w:sig w:usb0="20000287" w:usb1="00000003" w:usb2="00000000" w:usb3="00000000" w:csb0="0000019F" w:csb1="00000000"/>
+  </w:font>
+</w:fonts>
+</file>
+
+<file path=word/glossary/settings.xml><?xml version="1.0" encoding="utf-8"?>
+<w:settings xmlns:mc="http://schemas.openxmlformats.org/markup-compatibility/2006" xmlns:o="urn:schemas-microsoft-com:office:office" xmlns:r="http://schemas.openxmlformats.org/officeDocument/2006/relationships" xmlns:m="http://schemas.openxmlformats.org/officeDocument/2006/math" xmlns:v="urn:schemas-microsoft-com:vml" xmlns:w10="urn:schemas-microsoft-com:office:word" xmlns:w="http://schemas.openxmlformats.org/wordprocessingml/2006/main" xmlns:w14="http://schemas.microsoft.com/office/word/2010/wordml" xmlns:w15="http://schemas.microsoft.com/office/word/2012/wordml" xmlns:w16cex="http://schemas.microsoft.com/office/word/2018/wordml/cex" xmlns:w16cid="http://schemas.microsoft.com/office/word/2016/wordml/cid" xmlns:w16="http://schemas.microsoft.com/office/word/2018/wordml" xmlns:w16du="http://schemas.microsoft.com/office/word/2023/wordml/word16du" xmlns:w16sdtdh="http://schemas.microsoft.com/office/word/2020/wordml/sdtdatahash" xmlns:w16sdtfl="http://schemas.microsoft.com/office/word/2024/wordml/sdtformatlock" xmlns:w16se="http://schemas.microsoft.com/office/word/2015/wordml/symex" xmlns:sl="http://schemas.openxmlformats.org/schemaLibrary/2006/main" mc:Ignorable="w14 w15 w16se w16cid w16 w16cex w16sdtdh w16sdtfl w16du">
+  <w:view w:val="normal"/>
+  <w:defaultTabStop w:val="720"/>
+  <w:characterSpacingControl w:val="doNotCompress"/>
+  <w:compat>
+    <w:useFELayout/>
+    <w:compatSetting w:name="compatibilityMode" w:uri="http://schemas.microsoft.com/office/word" w:val="15"/>
+    <w:compatSetting w:name="overrideTableStyleFontSizeAndJustification" w:uri="http://schemas.microsoft.com/office/word" w:val="1"/>
+    <w:compatSetting w:name="enableOpenTypeFeatures" w:uri="http://schemas.microsoft.com/office/word" w:val="1"/>
+    <w:compatSetting w:name="doNotFlipMirrorIndents" w:uri="http://schemas.microsoft.com/office/word" w:val="1"/>
+    <w:compatSetting w:name="differentiateMultirowTableHeaders" w:uri="http://schemas.microsoft.com/office/word" w:val="1"/>
+    <w:compatSetting w:name="useWord2013TrackBottomHyphenation" w:uri="http://schemas.microsoft.com/office/word" w:val="0"/>
+  </w:compat>
+  <w:rsids>
+    <w:rsidRoot w:val="00166852"/>
+    <w:rsid w:val="00166852"/>
+    <w:rsid w:val="001F73BF"/>
+    <w:rsid w:val="00AC0D8D"/>
+  </w:rsids>
+  <m:mathPr>
+    <m:mathFont m:val="Cambria Math"/>
+    <m:brkBin m:val="before"/>
+    <m:brkBinSub m:val="--"/>
+    <m:smallFrac m:val="0"/>
+    <m:dispDef/>
+    <m:lMargin m:val="0"/>
+    <m:rMargin m:val="0"/>
+    <m:defJc m:val="centerGroup"/>
+    <m:wrapIndent m:val="1440"/>
+    <m:intLim m:val="subSup"/>
+    <m:naryLim m:val="undOvr"/>
+  </m:mathPr>
+  <w:themeFontLang w:val="en-AT"/>
+  <w:clrSchemeMapping w:bg1="light1" w:t1="dark1" w:bg2="light2" w:t2="dark2" w:accent1="accent1" w:accent2="accent2" w:accent3="accent3" w:accent4="accent4" w:accent5="accent5" w:accent6="accent6" w:hyperlink="hyperlink" w:followedHyperlink="followedHyperlink"/>
+  <w:decimalSymbol w:val=","/>
+  <w:listSeparator w:val=","/>
+  <w15:chartTrackingRefBased/>
+</w:settings>
+</file>
+
+<file path=word/glossary/styles.xml><?xml version="1.0" encoding="utf-8"?>
+<w:styles xmlns:mc="http://schemas.openxmlformats.org/markup-compatibility/2006" xmlns:r="http://schemas.openxmlformats.org/officeDocument/2006/relationships" xmlns:w="http://schemas.openxmlformats.org/wordprocessingml/2006/main" xmlns:w14="http://schemas.microsoft.com/office/word/2010/wordml" xmlns:w15="http://schemas.microsoft.com/office/word/2012/wordml" xmlns:w16cex="http://schemas.microsoft.com/office/word/2018/wordml/cex" xmlns:w16cid="http://schemas.microsoft.com/office/word/2016/wordml/cid" xmlns:w16="http://schemas.microsoft.com/office/word/2018/wordml" xmlns:w16du="http://schemas.microsoft.com/office/word/2023/wordml/word16du" xmlns:w16sdtdh="http://schemas.microsoft.com/office/word/2020/wordml/sdtdatahash" xmlns:w16sdtfl="http://schemas.microsoft.com/office/word/2024/wordml/sdtformatlock" xmlns:w16se="http://schemas.microsoft.com/office/word/2015/wordml/symex" mc:Ignorable="w14 w15 w16se w16cid w16 w16cex w16sdtdh w16sdtfl w16du">
+  <w:docDefaults>
+    <w:rPrDefault>
+      <w:rPr>
+        <w:rFonts w:asciiTheme="minorHAnsi" w:eastAsiaTheme="minorEastAsia" w:hAnsiTheme="minorHAnsi" w:cstheme="minorBidi"/>
+        <w:kern w:val="2"/>
+        <w:sz w:val="24"/>
+        <w:szCs w:val="24"/>
+        <w:lang w:val="en-AT" w:eastAsia="en-AT" w:bidi="ar-SA"/>
+        <w14:ligatures w14:val="standardContextual"/>
+      </w:rPr>
+    </w:rPrDefault>
+    <w:pPrDefault>
+      <w:pPr>
+        <w:spacing w:after="160" w:line="278" w:lineRule="auto"/>
+      </w:pPr>
+    </w:pPrDefault>
+  </w:docDefaults>
+  <w:latentStyles w:defLockedState="0" w:defUIPriority="99" w:defSemiHidden="0" w:defUnhideWhenUsed="0" w:defQFormat="0" w:count="376">
+    <w:lsdException w:name="Normal" w:uiPriority="0" w:qFormat="1"/>
+    <w:lsdException w:name="heading 1" w:uiPriority="9" w:qFormat="1"/>
+    <w:lsdException w:name="heading 2" w:semiHidden="1" w:uiPriority="9" w:unhideWhenUsed="1" w:qFormat="1"/>
+    <w:lsdException w:name="heading 3" w:semiHidden="1" w:uiPriority="9" w:unhideWhenUsed="1" w:qFormat="1"/>
+    <w:lsdException w:name="heading 4" w:semiHidden="1" w:uiPriority="9" w:unhideWhenUsed="1" w:qFormat="1"/>
+    <w:lsdException w:name="heading 5" w:semiHidden="1" w:uiPriority="9" w:unhideWhenUsed="1" w:qFormat="1"/>
+    <w:lsdException w:name="heading 6" w:semiHidden="1" w:uiPriority="9" w:unhideWhenUsed="1" w:qFormat="1"/>
+    <w:lsdException w:name="heading 7" w:semiHidden="1" w:uiPriority="9" w:unhideWhenUsed="1" w:qFormat="1"/>
+    <w:lsdException w:name="heading 8" w:semiHidden="1" w:uiPriority="9" w:unhideWhenUsed="1" w:qFormat="1"/>
+    <w:lsdException w:name="heading 9" w:semiHidden="1" w:uiPriority="9" w:unhideWhenUsed="1" w:qFormat="1"/>
+    <w:lsdException w:name="index 1" w:semiHidden="1" w:unhideWhenUsed="1"/>
+    <w:lsdException w:name="index 2" w:semiHidden="1" w:unhideWhenUsed="1"/>
+    <w:lsdException w:name="index 3" w:semiHidden="1" w:unhideWhenUsed="1"/>
+    <w:lsdException w:name="index 4" w:semiHidden="1" w:unhideWhenUsed="1"/>
+    <w:lsdException w:name="index 5" w:semiHidden="1" w:unhideWhenUsed="1"/>
+    <w:lsdException w:name="index 6" w:semiHidden="1" w:unhideWhenUsed="1"/>
+    <w:lsdException w:name="index 7" w:semiHidden="1" w:unhideWhenUsed="1"/>
+    <w:lsdException w:name="index 8" w:semiHidden="1" w:unhideWhenUsed="1"/>
+    <w:lsdException w:name="index 9" w:semiHidden="1" w:unhideWhenUsed="1"/>
+    <w:lsdException w:name="toc 1" w:semiHidden="1" w:uiPriority="39" w:unhideWhenUsed="1"/>
+    <w:lsdException w:name="toc 2" w:semiHidden="1" w:uiPriority="39" w:unhideWhenUsed="1"/>
+    <w:lsdException w:name="toc 3" w:semiHidden="1" w:uiPriority="39" w:unhideWhenUsed="1"/>
+    <w:lsdException w:name="toc 4" w:semiHidden="1" w:uiPriority="39" w:unhideWhenUsed="1"/>
+    <w:lsdException w:name="toc 5" w:semiHidden="1" w:uiPriority="39" w:unhideWhenUsed="1"/>
+    <w:lsdException w:name="toc 6" w:semiHidden="1" w:uiPriority="39" w:unhideWhenUsed="1"/>
+    <w:lsdException w:name="toc 7" w:semiHidden="1" w:uiPriority="39" w:unhideWhenUsed="1"/>
+    <w:lsdException w:name="toc 8" w:semiHidden="1" w:uiPriority="39" w:unhideWhenUsed="1"/>
+    <w:lsdException w:name="toc 9" w:semiHidden="1" w:uiPriority="39" w:unhideWhenUsed="1"/>
+    <w:lsdException w:name="Normal Indent" w:semiHidden="1" w:unhideWhenUsed="1"/>
+    <w:lsdException w:name="footnote text" w:semiHidden="1" w:unhideWhenUsed="1"/>
+    <w:lsdException w:name="annotation text" w:semiHidden="1" w:unhideWhenUsed="1"/>
+    <w:lsdException w:name="header" w:semiHidden="1" w:unhideWhenUsed="1"/>
+    <w:lsdException w:name="footer" w:semiHidden="1" w:unhideWhenUsed="1"/>
+    <w:lsdException w:name="index heading" w:semiHidden="1" w:unhideWhenUsed="1"/>
+    <w:lsdException w:name="caption" w:semiHidden="1" w:uiPriority="35" w:unhideWhenUsed="1" w:qFormat="1"/>
+    <w:lsdException w:name="table of figures" w:semiHidden="1" w:unhideWhenUsed="1"/>
+    <w:lsdException w:name="envelope address" w:semiHidden="1" w:unhideWhenUsed="1"/>
+    <w:lsdException w:name="envelope return" w:semiHidden="1" w:unhideWhenUsed="1"/>
+    <w:lsdException w:name="footnote reference" w:semiHidden="1" w:unhideWhenUsed="1"/>
+    <w:lsdException w:name="annotation reference" w:semiHidden="1" w:unhideWhenUsed="1"/>
+    <w:lsdException w:name="line number" w:semiHidden="1" w:unhideWhenUsed="1"/>
+    <w:lsdException w:name="page number" w:semiHidden="1" w:unhideWhenUsed="1"/>
+    <w:lsdException w:name="endnote reference" w:semiHidden="1" w:unhideWhenUsed="1"/>
+    <w:lsdException w:name="endnote text" w:semiHidden="1" w:unhideWhenUsed="1"/>
+    <w:lsdException w:name="table of authorities" w:semiHidden="1" w:unhideWhenUsed="1"/>
+    <w:lsdException w:name="macro" w:semiHidden="1" w:unhideWhenUsed="1"/>
+    <w:lsdException w:name="toa heading" w:semiHidden="1" w:unhideWhenUsed="1"/>
+    <w:lsdException w:name="List" w:semiHidden="1" w:unhideWhenUsed="1"/>
+    <w:lsdException w:name="List Bullet" w:semiHidden="1" w:unhideWhenUsed="1"/>
+    <w:lsdException w:name="List Number" w:semiHidden="1" w:unhideWhenUsed="1"/>
+    <w:lsdException w:name="List 2" w:semiHidden="1" w:unhideWhenUsed="1"/>
+    <w:lsdException w:name="List 3" w:semiHidden="1" w:unhideWhenUsed="1"/>
+    <w:lsdException w:name="List 4" w:semiHidden="1" w:unhideWhenUsed="1"/>
+    <w:lsdException w:name="List 5" w:semiHidden="1" w:unhideWhenUsed="1"/>
+    <w:lsdException w:name="List Bullet 2" w:semiHidden="1" w:unhideWhenUsed="1"/>
+    <w:lsdException w:name="List Bullet 3" w:semiHidden="1" w:unhideWhenUsed="1"/>
+    <w:lsdException w:name="List Bullet 4" w:semiHidden="1" w:unhideWhenUsed="1"/>
+    <w:lsdException w:name="List Bullet 5" w:semiHidden="1" w:unhideWhenUsed="1"/>
+    <w:lsdException w:name="List Number 2" w:semiHidden="1" w:unhideWhenUsed="1"/>
+    <w:lsdException w:name="List Number 3" w:semiHidden="1" w:unhideWhenUsed="1"/>
+    <w:lsdException w:name="List Number 4" w:semiHidden="1" w:unhideWhenUsed="1"/>
+    <w:lsdException w:name="List Number 5" w:semiHidden="1" w:unhideWhenUsed="1"/>
+    <w:lsdException w:name="Title" w:uiPriority="10" w:qFormat="1"/>
+    <w:lsdException w:name="Closing" w:semiHidden="1" w:unhideWhenUsed="1"/>
+    <w:lsdException w:name="Signature" w:semiHidden="1" w:unhideWhenUsed="1"/>
+    <w:lsdException w:name="Default Paragraph Font" w:semiHidden="1" w:uiPriority="1" w:unhideWhenUsed="1"/>
+    <w:lsdException w:name="Body Text" w:semiHidden="1" w:unhideWhenUsed="1"/>
+    <w:lsdException w:name="Body Text Indent" w:semiHidden="1" w:unhideWhenUsed="1"/>
+    <w:lsdException w:name="List Continue" w:semiHidden="1" w:unhideWhenUsed="1"/>
+    <w:lsdException w:name="List Continue 2" w:semiHidden="1" w:unhideWhenUsed="1"/>
+    <w:lsdException w:name="List Continue 3" w:semiHidden="1" w:unhideWhenUsed="1"/>
+    <w:lsdException w:name="List Continue 4" w:semiHidden="1" w:unhideWhenUsed="1"/>
+    <w:lsdException w:name="List Continue 5" w:semiHidden="1" w:unhideWhenUsed="1"/>
+    <w:lsdException w:name="Message Header" w:semiHidden="1" w:unhideWhenUsed="1"/>
+    <w:lsdException w:name="Subtitle" w:uiPriority="11" w:qFormat="1"/>
+    <w:lsdException w:name="Salutation" w:semiHidden="1" w:unhideWhenUsed="1"/>
+    <w:lsdException w:name="Date" w:semiHidden="1" w:unhideWhenUsed="1"/>
+    <w:lsdException w:name="Body Text First Indent" w:semiHidden="1" w:unhideWhenUsed="1"/>
+    <w:lsdException w:name="Body Text First Indent 2" w:semiHidden="1" w:unhideWhenUsed="1"/>
+    <w:lsdException w:name="Note Heading" w:semiHidden="1" w:unhideWhenUsed="1"/>
+    <w:lsdException w:name="Body Text 2" w:semiHidden="1" w:unhideWhenUsed="1"/>
+    <w:lsdException w:name="Body Text 3" w:semiHidden="1" w:unhideWhenUsed="1"/>
+    <w:lsdException w:name="Body Text Indent 2" w:semiHidden="1" w:unhideWhenUsed="1"/>
+    <w:lsdException w:name="Body Text Indent 3" w:semiHidden="1" w:unhideWhenUsed="1"/>
+    <w:lsdException w:name="Block Text" w:semiHidden="1" w:unhideWhenUsed="1"/>
+    <w:lsdException w:name="Hyperlink" w:semiHidden="1" w:unhideWhenUsed="1"/>
+    <w:lsdException w:name="FollowedHyperlink" w:semiHidden="1" w:unhideWhenUsed="1"/>
+    <w:lsdException w:name="Strong" w:uiPriority="22" w:qFormat="1"/>
+    <w:lsdException w:name="Emphasis" w:uiPriority="20" w:qFormat="1"/>
+    <w:lsdException w:name="Document Map" w:semiHidden="1" w:unhideWhenUsed="1"/>
+    <w:lsdException w:name="Plain Text" w:semiHidden="1" w:unhideWhenUsed="1"/>
+    <w:lsdException w:name="E-mail Signature" w:semiHidden="1" w:unhideWhenUsed="1"/>
+    <w:lsdException w:name="HTML Top of Form" w:semiHidden="1" w:unhideWhenUsed="1"/>
+    <w:lsdException w:name="HTML Bottom of Form" w:semiHidden="1" w:unhideWhenUsed="1"/>
+    <w:lsdException w:name="Normal (Web)" w:semiHidden="1" w:unhideWhenUsed="1"/>
+    <w:lsdException w:name="HTML Acronym" w:semiHidden="1" w:unhideWhenUsed="1"/>
+    <w:lsdException w:name="HTML Address" w:semiHidden="1" w:unhideWhenUsed="1"/>
+    <w:lsdException w:name="HTML Cite" w:semiHidden="1" w:unhideWhenUsed="1"/>
+    <w:lsdException w:name="HTML Code" w:semiHidden="1" w:unhideWhenUsed="1"/>
+    <w:lsdException w:name="HTML Definition" w:semiHidden="1" w:unhideWhenUsed="1"/>
+    <w:lsdException w:name="HTML Keyboard" w:semiHidden="1" w:unhideWhenUsed="1"/>
+    <w:lsdException w:name="HTML Preformatted" w:semiHidden="1" w:unhideWhenUsed="1"/>
+    <w:lsdException w:name="HTML Sample" w:semiHidden="1" w:unhideWhenUsed="1"/>
+    <w:lsdException w:name="HTML Typewriter" w:semiHidden="1" w:unhideWhenUsed="1"/>
+    <w:lsdException w:name="HTML Variable" w:semiHidden="1" w:unhideWhenUsed="1"/>
+    <w:lsdException w:name="Normal Table" w:semiHidden="1" w:unhideWhenUsed="1"/>
+    <w:lsdException w:name="annotation subject" w:semiHidden="1" w:unhideWhenUsed="1"/>
+    <w:lsdException w:name="No List" w:semiHidden="1" w:unhideWhenUsed="1"/>
+    <w:lsdException w:name="Outline List 1" w:semiHidden="1" w:unhideWhenUsed="1"/>
+    <w:lsdException w:name="Outline List 2" w:semiHidden="1" w:unhideWhenUsed="1"/>
+    <w:lsdException w:name="Outline List 3" w:semiHidden="1" w:unhideWhenUsed="1"/>
+    <w:lsdException w:name="Table Simple 1" w:semiHidden="1" w:unhideWhenUsed="1"/>
+    <w:lsdException w:name="Table Simple 2" w:semiHidden="1" w:unhideWhenUsed="1"/>
+    <w:lsdException w:name="Table Simple 3" w:semiHidden="1" w:unhideWhenUsed="1"/>
+    <w:lsdException w:name="Table Classic 1" w:semiHidden="1" w:unhideWhenUsed="1"/>
+    <w:lsdException w:name="Table Classic 2" w:semiHidden="1" w:unhideWhenUsed="1"/>
+    <w:lsdException w:name="Table Classic 3" w:semiHidden="1" w:unhideWhenUsed="1"/>
+    <w:lsdException w:name="Table Classic 4" w:semiHidden="1" w:unhideWhenUsed="1"/>
+    <w:lsdException w:name="Table Colorful 1" w:semiHidden="1" w:unhideWhenUsed="1"/>
+    <w:lsdException w:name="Table Colorful 2" w:semiHidden="1" w:unhideWhenUsed="1"/>
+    <w:lsdException w:name="Table Colorful 3" w:semiHidden="1" w:unhideWhenUsed="1"/>
+    <w:lsdException w:name="Table Columns 1" w:semiHidden="1" w:unhideWhenUsed="1"/>
+    <w:lsdException w:name="Table Columns 2" w:semiHidden="1" w:unhideWhenUsed="1"/>
+    <w:lsdException w:name="Table Columns 3" w:semiHidden="1" w:unhideWhenUsed="1"/>
+    <w:lsdException w:name="Table Columns 4" w:semiHidden="1" w:unhideWhenUsed="1"/>
+    <w:lsdException w:name="Table Columns 5" w:semiHidden="1" w:unhideWhenUsed="1"/>
+    <w:lsdException w:name="Table Grid 1" w:semiHidden="1" w:unhideWhenUsed="1"/>
+    <w:lsdException w:name="Table Grid 2" w:semiHidden="1" w:unhideWhenUsed="1"/>
+    <w:lsdException w:name="Table Grid 3" w:semiHidden="1" w:unhideWhenUsed="1"/>
+    <w:lsdException w:name="Table Grid 4" w:semiHidden="1" w:unhideWhenUsed="1"/>
+    <w:lsdException w:name="Table Grid 5" w:semiHidden="1" w:unhideWhenUsed="1"/>
+    <w:lsdException w:name="Table Grid 6" w:semiHidden="1" w:unhideWhenUsed="1"/>
+    <w:lsdException w:name="Table Grid 7" w:semiHidden="1" w:unhideWhenUsed="1"/>
+    <w:lsdException w:name="Table Grid 8" w:semiHidden="1" w:unhideWhenUsed="1"/>
+    <w:lsdException w:name="Table List 1" w:semiHidden="1" w:unhideWhenUsed="1"/>
+    <w:lsdException w:name="Table List 2" w:semiHidden="1" w:unhideWhenUsed="1"/>
+    <w:lsdException w:name="Table List 3" w:semiHidden="1" w:unhideWhenUsed="1"/>
+    <w:lsdException w:name="Table List 4" w:semiHidden="1" w:unhideWhenUsed="1"/>
+    <w:lsdException w:name="Table List 5" w:semiHidden="1" w:unhideWhenUsed="1"/>
+    <w:lsdException w:name="Table List 6" w:semiHidden="1" w:unhideWhenUsed="1"/>
+    <w:lsdException w:name="Table List 7" w:semiHidden="1" w:unhideWhenUsed="1"/>
+    <w:lsdException w:name="Table List 8" w:semiHidden="1" w:unhideWhenUsed="1"/>
+    <w:lsdException w:name="Table 3D effects 1" w:semiHidden="1" w:unhideWhenUsed="1"/>
+    <w:lsdException w:name="Table 3D effects 2" w:semiHidden="1" w:unhideWhenUsed="1"/>
+    <w:lsdException w:name="Table 3D effects 3" w:semiHidden="1" w:unhideWhenUsed="1"/>
+    <w:lsdException w:name="Table Contemporary" w:semiHidden="1" w:unhideWhenUsed="1"/>
+    <w:lsdException w:name="Table Elegant" w:semiHidden="1" w:unhideWhenUsed="1"/>
+    <w:lsdException w:name="Table Professional" w:semiHidden="1" w:unhideWhenUsed="1"/>
+    <w:lsdException w:name="Table Subtle 1" w:semiHidden="1" w:unhideWhenUsed="1"/>
+    <w:lsdException w:name="Table Subtle 2" w:semiHidden="1" w:unhideWhenUsed="1"/>
+    <w:lsdException w:name="Table Web 1" w:semiHidden="1" w:unhideWhenUsed="1"/>
+    <w:lsdException w:name="Table Web 2" w:semiHidden="1" w:unhideWhenUsed="1"/>
+    <w:lsdException w:name="Table Web 3" w:semiHidden="1" w:unhideWhenUsed="1"/>
+    <w:lsdException w:name="Balloon Text" w:semiHidden="1" w:unhideWhenUsed="1"/>
+    <w:lsdException w:name="Table Grid" w:uiPriority="39"/>
+    <w:lsdException w:name="Table Theme" w:semiHidden="1" w:unhideWhenUsed="1"/>
+    <w:lsdException w:name="Placeholder Text" w:semiHidden="1" w:uiPriority="0" w:qFormat="1"/>
+    <w:lsdException w:name="No Spacing" w:uiPriority="1" w:qFormat="1"/>
+    <w:lsdException w:name="Light Shading" w:uiPriority="60"/>
+    <w:lsdException w:name="Light List" w:uiPriority="61"/>
+    <w:lsdException w:name="Light Grid" w:uiPriority="62"/>
+    <w:lsdException w:name="Medium Shading 1" w:uiPriority="63"/>
+    <w:lsdException w:name="Medium Shading 2" w:uiPriority="64"/>
+    <w:lsdException w:name="Medium List 1" w:uiPriority="65"/>
+    <w:lsdException w:name="Medium List 2" w:uiPriority="66"/>
+    <w:lsdException w:name="Medium Grid 1" w:uiPriority="67"/>
+    <w:lsdException w:name="Medium Grid 2" w:uiPriority="68"/>
+    <w:lsdException w:name="Medium Grid 3" w:uiPriority="69"/>
+    <w:lsdException w:name="Dark List" w:uiPriority="70"/>
+    <w:lsdException w:name="Colorful Shading" w:uiPriority="71"/>
+    <w:lsdException w:name="Colorful List" w:uiPriority="72"/>
+    <w:lsdException w:name="Colorful Grid" w:uiPriority="73"/>
+    <w:lsdException w:name="Light Shading Accent 1" w:uiPriority="60"/>
+    <w:lsdException w:name="Light List Accent 1" w:uiPriority="61"/>
+    <w:lsdException w:name="Light Grid Accent 1" w:uiPriority="62"/>
+    <w:lsdException w:name="Medium Shading 1 Accent 1" w:uiPriority="63"/>
+    <w:lsdException w:name="Medium Shading 2 Accent 1" w:uiPriority="64"/>
+    <w:lsdException w:name="Medium List 1 Accent 1" w:uiPriority="65"/>
+    <w:lsdException w:name="Revision" w:semiHidden="1"/>
+    <w:lsdException w:name="List Paragraph" w:uiPriority="34" w:qFormat="1"/>
+    <w:lsdException w:name="Quote" w:uiPriority="29" w:qFormat="1"/>
+    <w:lsdException w:name="Intense Quote" w:uiPriority="30" w:qFormat="1"/>
+    <w:lsdException w:name="Medium List 2 Accent 1" w:uiPriority="66"/>
+    <w:lsdException w:name="Medium Grid 1 Accent 1" w:uiPriority="67"/>
+    <w:lsdException w:name="Medium Grid 2 Accent 1" w:uiPriority="68"/>
+    <w:lsdException w:name="Medium Grid 3 Accent 1" w:uiPriority="69"/>
+    <w:lsdException w:name="Dark List Accent 1" w:uiPriority="70"/>
+    <w:lsdException w:name="Colorful Shading Accent 1" w:uiPriority="71"/>
+    <w:lsdException w:name="Colorful List Accent 1" w:uiPriority="72"/>
+    <w:lsdException w:name="Colorful Grid Accent 1" w:uiPriority="73"/>
+    <w:lsdException w:name="Light Shading Accent 2" w:uiPriority="60"/>
+    <w:lsdException w:name="Light List Accent 2" w:uiPriority="61"/>
+    <w:lsdException w:name="Light Grid Accent 2" w:uiPriority="62"/>
+    <w:lsdException w:name="Medium Shading 1 Accent 2" w:uiPriority="63"/>
+    <w:lsdException w:name="Medium Shading 2 Accent 2" w:uiPriority="64"/>
+    <w:lsdException w:name="Medium List 1 Accent 2" w:uiPriority="65"/>
+    <w:lsdException w:name="Medium List 2 Accent 2" w:uiPriority="66"/>
+    <w:lsdException w:name="Medium Grid 1 Accent 2" w:uiPriority="67"/>
+    <w:lsdException w:name="Medium Grid 2 Accent 2" w:uiPriority="68"/>
+    <w:lsdException w:name="Medium Grid 3 Accent 2" w:uiPriority="69"/>
+    <w:lsdException w:name="Dark List Accent 2" w:uiPriority="70"/>
+    <w:lsdException w:name="Colorful Shading Accent 2" w:uiPriority="71"/>
+    <w:lsdException w:name="Colorful List Accent 2" w:uiPriority="72"/>
+    <w:lsdException w:name="Colorful Grid Accent 2" w:uiPriority="73"/>
+    <w:lsdException w:name="Light Shading Accent 3" w:uiPriority="60"/>
+    <w:lsdException w:name="Light List Accent 3" w:uiPriority="61"/>
+    <w:lsdException w:name="Light Grid Accent 3" w:uiPriority="62"/>
+    <w:lsdException w:name="Medium Shading 1 Accent 3" w:uiPriority="63"/>
+    <w:lsdException w:name="Medium Shading 2 Accent 3" w:uiPriority="64"/>
+    <w:lsdException w:name="Medium List 1 Accent 3" w:uiPriority="65"/>
+    <w:lsdException w:name="Medium List 2 Accent 3" w:uiPriority="66"/>
+    <w:lsdException w:name="Medium Grid 1 Accent 3" w:uiPriority="67"/>
+    <w:lsdException w:name="Medium Grid 2 Accent 3" w:uiPriority="68"/>
+    <w:lsdException w:name="Medium Grid 3 Accent 3" w:uiPriority="69"/>
+    <w:lsdException w:name="Dark List Accent 3" w:uiPriority="70"/>
+    <w:lsdException w:name="Colorful Shading Accent 3" w:uiPriority="71"/>
+    <w:lsdException w:name="Colorful List Accent 3" w:uiPriority="72"/>
+    <w:lsdException w:name="Colorful Grid Accent 3" w:uiPriority="73"/>
+    <w:lsdException w:name="Light Shading Accent 4" w:uiPriority="60"/>
+    <w:lsdException w:name="Light List Accent 4" w:uiPriority="61"/>
+    <w:lsdException w:name="Light Grid Accent 4" w:uiPriority="62"/>
+    <w:lsdException w:name="Medium Shading 1 Accent 4" w:uiPriority="63"/>
+    <w:lsdException w:name="Medium Shading 2 Accent 4" w:uiPriority="64"/>
+    <w:lsdException w:name="Medium List 1 Accent 4" w:uiPriority="65"/>
+    <w:lsdException w:name="Medium List 2 Accent 4" w:uiPriority="66"/>
+    <w:lsdException w:name="Medium Grid 1 Accent 4" w:uiPriority="67"/>
+    <w:lsdException w:name="Medium Grid 2 Accent 4" w:uiPriority="68"/>
+    <w:lsdException w:name="Medium Grid 3 Accent 4" w:uiPriority="69"/>
+    <w:lsdException w:name="Dark List Accent 4" w:uiPriority="70"/>
+    <w:lsdException w:name="Colorful Shading Accent 4" w:uiPriority="71"/>
+    <w:lsdException w:name="Colorful List Accent 4" w:uiPriority="72"/>
+    <w:lsdException w:name="Colorful Grid Accent 4" w:uiPriority="73"/>
+    <w:lsdException w:name="Light Shading Accent 5" w:uiPriority="60"/>
+    <w:lsdException w:name="Light List Accent 5" w:uiPriority="61"/>
+    <w:lsdException w:name="Light Grid Accent 5" w:uiPriority="62"/>
+    <w:lsdException w:name="Medium Shading 1 Accent 5" w:uiPriority="63"/>
+    <w:lsdException w:name="Medium Shading 2 Accent 5" w:uiPriority="64"/>
+    <w:lsdException w:name="Medium List 1 Accent 5" w:uiPriority="65"/>
+    <w:lsdException w:name="Medium List 2 Accent 5" w:uiPriority="66"/>
+    <w:lsdException w:name="Medium Grid 1 Accent 5" w:uiPriority="67"/>
+    <w:lsdException w:name="Medium Grid 2 Accent 5" w:uiPriority="68"/>
+    <w:lsdException w:name="Medium Grid 3 Accent 5" w:uiPriority="69"/>
+    <w:lsdException w:name="Dark List Accent 5" w:uiPriority="70"/>
+    <w:lsdException w:name="Colorful Shading Accent 5" w:uiPriority="71"/>
+    <w:lsdException w:name="Colorful List Accent 5" w:uiPriority="72"/>
+    <w:lsdException w:name="Colorful Grid Accent 5" w:uiPriority="73"/>
+    <w:lsdException w:name="Light Shading Accent 6" w:uiPriority="60"/>
+    <w:lsdException w:name="Light List Accent 6" w:uiPriority="61"/>
+    <w:lsdException w:name="Light Grid Accent 6" w:uiPriority="62"/>
+    <w:lsdException w:name="Medium Shading 1 Accent 6" w:uiPriority="63"/>
+    <w:lsdException w:name="Medium Shading 2 Accent 6" w:uiPriority="64"/>
+    <w:lsdException w:name="Medium List 1 Accent 6" w:uiPriority="65"/>
+    <w:lsdException w:name="Medium List 2 Accent 6" w:uiPriority="66"/>
+    <w:lsdException w:name="Medium Grid 1 Accent 6" w:uiPriority="67"/>
+    <w:lsdException w:name="Medium Grid 2 Accent 6" w:uiPriority="68"/>
+    <w:lsdException w:name="Medium Grid 3 Accent 6" w:uiPriority="69"/>
+    <w:lsdException w:name="Dark List Accent 6" w:uiPriority="70"/>
+    <w:lsdException w:name="Colorful Shading Accent 6" w:uiPriority="71"/>
+    <w:lsdException w:name="Colorful List Accent 6" w:uiPriority="72"/>
+    <w:lsdException w:name="Colorful Grid Accent 6" w:uiPriority="73"/>
+    <w:lsdException w:name="Subtle Emphasis" w:uiPriority="19" w:qFormat="1"/>
+    <w:lsdException w:name="Intense Emphasis" w:uiPriority="21" w:qFormat="1"/>
+    <w:lsdException w:name="Subtle Reference" w:uiPriority="31" w:qFormat="1"/>
+    <w:lsdException w:name="Intense Reference" w:uiPriority="32" w:qFormat="1"/>
+    <w:lsdException w:name="Book Title" w:uiPriority="33" w:qFormat="1"/>
+    <w:lsdException w:name="Bibliography" w:semiHidden="1" w:uiPriority="37" w:unhideWhenUsed="1"/>
+    <w:lsdException w:name="TOC Heading" w:semiHidden="1" w:uiPriority="39" w:unhideWhenUsed="1" w:qFormat="1"/>
+    <w:lsdException w:name="Plain Table 1" w:uiPriority="41"/>
+    <w:lsdException w:name="Plain Table 2" w:uiPriority="42"/>
+    <w:lsdException w:name="Plain Table 3" w:uiPriority="43"/>
+    <w:lsdException w:name="Plain Table 4" w:uiPriority="44"/>
+    <w:lsdException w:name="Plain Table 5" w:uiPriority="45"/>
+    <w:lsdException w:name="Grid Table Light" w:uiPriority="40"/>
+    <w:lsdException w:name="Grid Table 1 Light" w:uiPriority="46"/>
+    <w:lsdException w:name="Grid Table 2" w:uiPriority="47"/>
+    <w:lsdException w:name="Grid Table 3" w:uiPriority="48"/>
+    <w:lsdException w:name="Grid Table 4" w:uiPriority="49"/>
+    <w:lsdException w:name="Grid Table 5 Dark" w:uiPriority="50"/>
+    <w:lsdException w:name="Grid Table 6 Colorful" w:uiPriority="51"/>
+    <w:lsdException w:name="Grid Table 7 Colorful" w:uiPriority="52"/>
+    <w:lsdException w:name="Grid Table 1 Light Accent 1" w:uiPriority="46"/>
+    <w:lsdException w:name="Grid Table 2 Accent 1" w:uiPriority="47"/>
+    <w:lsdException w:name="Grid Table 3 Accent 1" w:uiPriority="48"/>
+    <w:lsdException w:name="Grid Table 4 Accent 1" w:uiPriority="49"/>
+    <w:lsdException w:name="Grid Table 5 Dark Accent 1" w:uiPriority="50"/>
+    <w:lsdException w:name="Grid Table 6 Colorful Accent 1" w:uiPriority="51"/>
+    <w:lsdException w:name="Grid Table 7 Colorful Accent 1" w:uiPriority="52"/>
+    <w:lsdException w:name="Grid Table 1 Light Accent 2" w:uiPriority="46"/>
+    <w:lsdException w:name="Grid Table 2 Accent 2" w:uiPriority="47"/>
+    <w:lsdException w:name="Grid Table 3 Accent 2" w:uiPriority="48"/>
+    <w:lsdException w:name="Grid Table 4 Accent 2" w:uiPriority="49"/>
+    <w:lsdException w:name="Grid Table 5 Dark Accent 2" w:uiPriority="50"/>
+    <w:lsdException w:name="Grid Table 6 Colorful Accent 2" w:uiPriority="51"/>
+    <w:lsdException w:name="Grid Table 7 Colorful Accent 2" w:uiPriority="52"/>
+    <w:lsdException w:name="Grid Table 1 Light Accent 3" w:uiPriority="46"/>
+    <w:lsdException w:name="Grid Table 2 Accent 3" w:uiPriority="47"/>
+    <w:lsdException w:name="Grid Table 3 Accent 3" w:uiPriority="48"/>
+    <w:lsdException w:name="Grid Table 4 Accent 3" w:uiPriority="49"/>
+    <w:lsdException w:name="Grid Table 5 Dark Accent 3" w:uiPriority="50"/>
+    <w:lsdException w:name="Grid Table 6 Colorful Accent 3" w:uiPriority="51"/>
+    <w:lsdException w:name="Grid Table 7 Colorful Accent 3" w:uiPriority="52"/>
+    <w:lsdException w:name="Grid Table 1 Light Accent 4" w:uiPriority="46"/>
+    <w:lsdException w:name="Grid Table 2 Accent 4" w:uiPriority="47"/>
+    <w:lsdException w:name="Grid Table 3 Accent 4" w:uiPriority="48"/>
+    <w:lsdException w:name="Grid Table 4 Accent 4" w:uiPriority="49"/>
+    <w:lsdException w:name="Grid Table 5 Dark Accent 4" w:uiPriority="50"/>
+    <w:lsdException w:name="Grid Table 6 Colorful Accent 4" w:uiPriority="51"/>
+    <w:lsdException w:name="Grid Table 7 Colorful Accent 4" w:uiPriority="52"/>
+    <w:lsdException w:name="Grid Table 1 Light Accent 5" w:uiPriority="46"/>
+    <w:lsdException w:name="Grid Table 2 Accent 5" w:uiPriority="47"/>
+    <w:lsdException w:name="Grid Table 3 Accent 5" w:uiPriority="48"/>
+    <w:lsdException w:name="Grid Table 4 Accent 5" w:uiPriority="49"/>
+    <w:lsdException w:name="Grid Table 5 Dark Accent 5" w:uiPriority="50"/>
+    <w:lsdException w:name="Grid Table 6 Colorful Accent 5" w:uiPriority="51"/>
+    <w:lsdException w:name="Grid Table 7 Colorful Accent 5" w:uiPriority="52"/>
+    <w:lsdException w:name="Grid Table 1 Light Accent 6" w:uiPriority="46"/>
+    <w:lsdException w:name="Grid Table 2 Accent 6" w:uiPriority="47"/>
+    <w:lsdException w:name="Grid Table 3 Accent 6" w:uiPriority="48"/>
+    <w:lsdException w:name="Grid Table 4 Accent 6" w:uiPriority="49"/>
+    <w:lsdException w:name="Grid Table 5 Dark Accent 6" w:uiPriority="50"/>
+    <w:lsdException w:name="Grid Table 6 Colorful Accent 6" w:uiPriority="51"/>
+    <w:lsdException w:name="Grid Table 7 Colorful Accent 6" w:uiPriority="52"/>
+    <w:lsdException w:name="List Table 1 Light" w:uiPriority="46"/>
+    <w:lsdException w:name="List Table 2" w:uiPriority="47"/>
+    <w:lsdException w:name="List Table 3" w:uiPriority="48"/>
+    <w:lsdException w:name="List Table 4" w:uiPriority="49"/>
+    <w:lsdException w:name="List Table 5 Dark" w:uiPriority="50"/>
+    <w:lsdException w:name="List Table 6 Colorful" w:uiPriority="51"/>
+    <w:lsdException w:name="List Table 7 Colorful" w:uiPriority="52"/>
+    <w:lsdException w:name="List Table 1 Light Accent 1" w:uiPriority="46"/>
+    <w:lsdException w:name="List Table 2 Accent 1" w:uiPriority="47"/>
+    <w:lsdException w:name="List Table 3 Accent 1" w:uiPriority="48"/>
+    <w:lsdException w:name="List Table 4 Accent 1" w:uiPriority="49"/>
+    <w:lsdException w:name="List Table 5 Dark Accent 1" w:uiPriority="50"/>
+    <w:lsdException w:name="List Table 6 Colorful Accent 1" w:uiPriority="51"/>
+    <w:lsdException w:name="List Table 7 Colorful Accent 1" w:uiPriority="52"/>
+    <w:lsdException w:name="List Table 1 Light Accent 2" w:uiPriority="46"/>
+    <w:lsdException w:name="List Table 2 Accent 2" w:uiPriority="47"/>
+    <w:lsdException w:name="List Table 3 Accent 2" w:uiPriority="48"/>
+    <w:lsdException w:name="List Table 4 Accent 2" w:uiPriority="49"/>
+    <w:lsdException w:name="List Table 5 Dark Accent 2" w:uiPriority="50"/>
+    <w:lsdException w:name="List Table 6 Colorful Accent 2" w:uiPriority="51"/>
+    <w:lsdException w:name="List Table 7 Colorful Accent 2" w:uiPriority="52"/>
+    <w:lsdException w:name="List Table 1 Light Accent 3" w:uiPriority="46"/>
+    <w:lsdException w:name="List Table 2 Accent 3" w:uiPriority="47"/>
+    <w:lsdException w:name="List Table 3 Accent 3" w:uiPriority="48"/>
+    <w:lsdException w:name="List Table 4 Accent 3" w:uiPriority="49"/>
+    <w:lsdException w:name="List Table 5 Dark Accent 3" w:uiPriority="50"/>
+    <w:lsdException w:name="List Table 6 Colorful Accent 3" w:uiPriority="51"/>
+    <w:lsdException w:name="List Table 7 Colorful Accent 3" w:uiPriority="52"/>
+    <w:lsdException w:name="List Table 1 Light Accent 4" w:uiPriority="46"/>
+    <w:lsdException w:name="List Table 2 Accent 4" w:uiPriority="47"/>
+    <w:lsdException w:name="List Table 3 Accent 4" w:uiPriority="48"/>
+    <w:lsdException w:name="List Table 4 Accent 4" w:uiPriority="49"/>
+    <w:lsdException w:name="List Table 5 Dark Accent 4" w:uiPriority="50"/>
+    <w:lsdException w:name="List Table 6 Colorful Accent 4" w:uiPriority="51"/>
+    <w:lsdException w:name="List Table 7 Colorful Accent 4" w:uiPriority="52"/>
+    <w:lsdException w:name="List Table 1 Light Accent 5" w:uiPriority="46"/>
+    <w:lsdException w:name="List Table 2 Accent 5" w:uiPriority="47"/>
+    <w:lsdException w:name="List Table 3 Accent 5" w:uiPriority="48"/>
+    <w:lsdException w:name="List Table 4 Accent 5" w:uiPriority="49"/>
+    <w:lsdException w:name="List Table 5 Dark Accent 5" w:uiPriority="50"/>
+    <w:lsdException w:name="List Table 6 Colorful Accent 5" w:uiPriority="51"/>
+    <w:lsdException w:name="List Table 7 Colorful Accent 5" w:uiPriority="52"/>
+    <w:lsdException w:name="List Table 1 Light Accent 6" w:uiPriority="46"/>
+    <w:lsdException w:name="List Table 2 Accent 6" w:uiPriority="47"/>
+    <w:lsdException w:name="List Table 3 Accent 6" w:uiPriority="48"/>
+    <w:lsdException w:name="List Table 4 Accent 6" w:uiPriority="49"/>
+    <w:lsdException w:name="List Table 5 Dark Accent 6" w:uiPriority="50"/>
+    <w:lsdException w:name="List Table 6 Colorful Accent 6" w:uiPriority="51"/>
+    <w:lsdException w:name="List Table 7 Colorful Accent 6" w:uiPriority="52"/>
+    <w:lsdException w:name="Mention" w:semiHidden="1" w:unhideWhenUsed="1"/>
+    <w:lsdException w:name="Smart Hyperlink" w:semiHidden="1" w:unhideWhenUsed="1"/>
+    <w:lsdException w:name="Hashtag" w:semiHidden="1" w:unhideWhenUsed="1"/>
+    <w:lsdException w:name="Unresolved Mention" w:semiHidden="1" w:unhideWhenUsed="1"/>
+    <w:lsdException w:name="Smart Link" w:semiHidden="1" w:unhideWhenUsed="1"/>
+  </w:latentStyles>
+  <w:style w:type="paragraph" w:default="1" w:styleId="Normal">
+    <w:name w:val="Normal"/>
+    <w:qFormat/>
+  </w:style>
+  <w:style w:type="character" w:default="1" w:styleId="DefaultParagraphFont">
+    <w:name w:val="Default Paragraph Font"/>
+    <w:uiPriority w:val="1"/>
+    <w:semiHidden/>
+    <w:unhideWhenUsed/>
+  </w:style>
+  <w:style w:type="table" w:default="1" w:styleId="TableNormal">
+    <w:name w:val="Normal Table"/>
+    <w:uiPriority w:val="99"/>
+    <w:semiHidden/>
+    <w:unhideWhenUsed/>
+    <w:tblPr>
+      <w:tblInd w:w="0" w:type="dxa"/>
+      <w:tblCellMar>
+        <w:top w:w="0" w:type="dxa"/>
+        <w:left w:w="108" w:type="dxa"/>
+        <w:bottom w:w="0" w:type="dxa"/>
+        <w:right w:w="108" w:type="dxa"/>
+      </w:tblCellMar>
+    </w:tblPr>
+  </w:style>
+  <w:style w:type="numbering" w:default="1" w:styleId="NoList">
+    <w:name w:val="No List"/>
+    <w:uiPriority w:val="99"/>
+    <w:semiHidden/>
+    <w:unhideWhenUsed/>
+  </w:style>
+  <w:style w:type="character" w:styleId="PlaceholderText">
+    <w:name w:val="Placeholder Text"/>
+    <w:basedOn w:val="DefaultParagraphFont"/>
+    <w:semiHidden/>
+    <w:qFormat/>
+    <w:rsid w:val="00166852"/>
+    <w:rPr>
+      <w:color w:val="808080"/>
+    </w:rPr>
+  </w:style>
+</w:styles>
+</file>
+
+<file path=word/glossary/webSettings.xml><?xml version="1.0" encoding="utf-8"?>
+<w:webSettings xmlns:mc="http://schemas.openxmlformats.org/markup-compatibility/2006" xmlns:r="http://schemas.openxmlformats.org/officeDocument/2006/relationships" xmlns:w="http://schemas.openxmlformats.org/wordprocessingml/2006/main" xmlns:w14="http://schemas.microsoft.com/office/word/2010/wordml" xmlns:w15="http://schemas.microsoft.com/office/word/2012/wordml" xmlns:w16cex="http://schemas.microsoft.com/office/word/2018/wordml/cex" xmlns:w16cid="http://schemas.microsoft.com/office/word/2016/wordml/cid" xmlns:w16="http://schemas.microsoft.com/office/word/2018/wordml" xmlns:w16du="http://schemas.microsoft.com/office/word/2023/wordml/word16du" xmlns:w16sdtdh="http://schemas.microsoft.com/office/word/2020/wordml/sdtdatahash" xmlns:w16sdtfl="http://schemas.microsoft.com/office/word/2024/wordml/sdtformatlock" xmlns:w16se="http://schemas.microsoft.com/office/word/2015/wordml/symex" mc:Ignorable="w14 w15 w16se w16cid w16 w16cex w16sdtdh w16sdtfl w16du">
+  <w:optimizeForBrowser/>
+  <w:allowPNG/>
+</w:webSettings>
 </file>
 
 <file path=word/theme/theme1.xml><?xml version="1.0" encoding="utf-8"?>
@@ -10798,37 +11664,7 @@
 </file>
 
 <file path=customXml/item1.xml><?xml version="1.0" encoding="utf-8"?>
-<inkml:ink xmlns:inkml="http://www.w3.org/2003/InkML">
-  <inkml:definitions>
-    <inkml:context xml:id="ctx0">
-      <inkml:inkSource xml:id="inkSrc0">
-        <inkml:traceFormat>
-          <inkml:channel name="X" type="integer" min="-2.14748E9" max="2.14748E9" units="cm"/>
-          <inkml:channel name="Y" type="integer" min="-2.14748E9" max="2.14748E9" units="cm"/>
-          <inkml:channel name="F" type="integer" max="32767" units="dev"/>
-          <inkml:channel name="OA" type="integer" max="360" units="deg"/>
-          <inkml:channel name="OE" type="integer" max="90" units="deg"/>
-        </inkml:traceFormat>
-        <inkml:channelProperties>
-          <inkml:channelProperty channel="X" name="resolution" value="1000" units="1/cm"/>
-          <inkml:channelProperty channel="Y" name="resolution" value="1000" units="1/cm"/>
-          <inkml:channelProperty channel="F" name="resolution" value="0" units="1/dev"/>
-          <inkml:channelProperty channel="OA" name="resolution" value="1000" units="1/deg"/>
-          <inkml:channelProperty channel="OE" name="resolution" value="1000" units="1/deg"/>
-        </inkml:channelProperties>
-      </inkml:inkSource>
-      <inkml:timestamp xml:id="ts0" timeString="2025-06-10T16:09:06.362"/>
-    </inkml:context>
-    <inkml:brush xml:id="br0">
-      <inkml:brushProperty name="width" value="0.05" units="cm"/>
-      <inkml:brushProperty name="height" value="0.05" units="cm"/>
-      <inkml:brushProperty name="color" value="#E71224"/>
-    </inkml:brush>
-  </inkml:definitions>
-  <inkml:trace contextRef="#ctx0" brushRef="#br0">3153 356 7202 0 0,'-44'-7'350'0'0,"0"-2"0"0"0,1-2 0 0 0,0-2 0 0 0,-57-25 1 0 0,-168-76 1481 0 0,190 86-1679 0 0,-122-28 1 0 0,156 47-169 0 0,-67-16 302 0 0,-1 5 0 0 0,-122-5-1 0 0,88 25-117 0 0,1 6-1 0 0,-1 6 0 0 0,-208 45 1 0 0,298-44-170 0 0,0 3 1 0 0,1 1 0 0 0,1 4 0 0 0,0 1 0 0 0,-95 56-1 0 0,75-31-102 0 0,-120 97-1 0 0,165-119 91 0 0,2 1 0 0 0,1 2 0 0 0,1 0 0 0 0,2 2 1 0 0,1 0-1 0 0,-32 58 0 0 0,30-39-7 0 0,1 2 0 0 0,3 0 1 0 0,2 1-1 0 0,3 1 0 0 0,-17 102 0 0 0,25-76 38 0 0,3-1 0 0 0,4 1 0 0 0,4-1 0 0 0,20 120 0 0 0,-13-124-5 0 0,-3-11 48 0 0,4-1 0 0 0,23 76-1 0 0,-28-119-47 0 0,0-1 0 0 0,1 0 0 0 0,0 0 0 0 0,2-1 0 0 0,0 0 0 0 0,1-1 0 0 0,0 0 0 0 0,2-1 0 0 0,-1 0 0 0 0,2-1-1 0 0,25 20 1 0 0,-15-17 28 0 0,0-1 0 0 0,1-2-1 0 0,1 0 1 0 0,0-2 0 0 0,1-1-1 0 0,0-1 1 0 0,0-1 0 0 0,1-2-1 0 0,1 0 1 0 0,-1-2-1 0 0,1-1 1 0 0,31-1 0 0 0,36-3 35 0 0,1-4 1 0 0,122-22 0 0 0,-40 5 38 0 0,-35 9-33 0 0,182-24 276 0 0,51-43 591 0 0,-309 60-804 0 0,-1-3-1 0 0,0-3 1 0 0,89-47 0 0 0,59-55 5 0 0,-176 101-72 0 0,-1-3 0 0 0,-1-1 1 0 0,41-43-1 0 0,-52 43-35 0 0,-2 0 1 0 0,-1-2-1 0 0,-1-1 0 0 0,23-47 1 0 0,-19 26 62 0 0,-3-2 1 0 0,19-65-1 0 0,-30 75 16 0 0,-2 1 0 0 0,5-70 0 0 0,-4-95-93 0 0,-11 199-21 0 0,1-9 55 0 0,-1 1 0 0 0,-1-1 0 0 0,-1 1 0 0 0,0-1 0 0 0,-1 1 0 0 0,-2 0 0 0 0,0 0 0 0 0,-1 0 0 0 0,0 1 0 0 0,-2-1 0 0 0,-12-21 0 0 0,-32-62 287 0 0,32 60-30 0 0,-28-42 0 0 0,39 70-276 0 0,0 2 1 0 0,-1-1-1 0 0,0 1 1 0 0,-1 1-1 0 0,-1 0 1 0 0,0 0-1 0 0,-14-9 1 0 0,-10-3-215 0 0,0 3 0 0 0,-1 0-1 0 0,-1 3 1 0 0,0 1 0 0 0,-1 2 0 0 0,-1 1 0 0 0,-1 2 0 0 0,1 2 0 0 0,-1 2 0 0 0,-1 2 0 0 0,1 1 0 0 0,-76 4 0 0 0,88 3-696 0 0,0 2-1 0 0,0 1 1 0 0,0 2 0 0 0,-39 15 0 0 0,23-4 15 0 0</inkml:trace>
-  <inkml:trace contextRef="#ctx0" brushRef="#br0" timeOffset="2304.57">3473 308 408 0 0,'25'-34'-131'0'0,"-12"9"9868"0"0,-14 35-9206 0 0,-2 1-494 0 0,2 1 1 0 0,-1-1 0 0 0,1 0-1 0 0,1 1 1 0 0,0-1-1 0 0,3 17 1 0 0,16 78-22 0 0,-1-5-4 0 0,-6 136 38 0 0,0-15 29 0 0,-4-164-14 0 0,-4-36 88 0 0,2 43 1333 0 0,-8-70-1392 0 0,0 1 0 0 0,0-1 0 0 0,0 0 0 0 0,0 0 0 0 0,1 0 0 0 0,-2-8 0 0 0,2 11-63 0 0,-50-289 287 0 0,50 262-342 0 0,1 0 0 0 0,1 0-1 0 0,2 1 1 0 0,1-1-1 0 0,10-38 1 0 0,6-41-152 0 0,-20 107 169 0 0,0 1 1 0 0,0 0-1 0 0,0-1 1 0 0,0 1-1 0 0,0 0 1 0 0,0-1 0 0 0,0 1-1 0 0,0 0 1 0 0,0-1-1 0 0,0 1 1 0 0,0-1 0 0 0,0 1-1 0 0,0 0 1 0 0,0-1-1 0 0,0 1 1 0 0,0 0-1 0 0,-1-1 1 0 0,1 1 0 0 0,0 0-1 0 0,0-1 1 0 0,0 1-1 0 0,-1 0 1 0 0,1 0 0 0 0,0-1-1 0 0,0 1 1 0 0,-1 0-1 0 0,1 0 1 0 0,0-1-1 0 0,0 1 1 0 0,-1 0 0 0 0,1 0-1 0 0,0 0 1 0 0,-1-1-1 0 0,1 1 1 0 0,0 0 0 0 0,-1 0-1 0 0,1 0 1 0 0,-1 0-1 0 0,1 0 1 0 0,0 0-1 0 0,-1 0 1 0 0,1 0 0 0 0,0 0-1 0 0,-1 0 1 0 0,1 0-1 0 0,-1 0 1 0 0,1 0 0 0 0,0 0-1 0 0,-1 0 1 0 0,1 0-1 0 0,0 0 1 0 0,-1 0-1 0 0,1 1 1 0 0,0-1 0 0 0,-1 0-1 0 0,1 0 1 0 0,0 0-1 0 0,-1 1 1 0 0,1-1 0 0 0,0 0-1 0 0,-1 1 1 0 0,-1 0 2 0 0,-1 1 0 0 0,1-1 1 0 0,-1 1-1 0 0,1-1 0 0 0,0 1 1 0 0,0 0-1 0 0,0 0 0 0 0,-3 3 1 0 0,-4 11-2 0 0,0 1 0 0 0,1 0 0 0 0,1 1 0 0 0,0-1 0 0 0,1 1 0 0 0,1 1 0 0 0,1-1 0 0 0,-2 21 1 0 0,0 19-138 0 0,2 75 1 0 0,4-118-445 0 0,1 1 0 0 0,0-1 0 0 0,2 1 0 0 0,-1-1 0 0 0,2 0 0 0 0,0 0 0 0 0,1-1 0 0 0,0 1 0 0 0,9 14 0 0 0,-8-17-549 0 0</inkml:trace>
-  <inkml:trace contextRef="#ctx0" brushRef="#br0" timeOffset="2956.45">3554 1583 3409 0 0,'0'0'4221'0'0,"-1"0"-4145"0"0,0 0 0 0 0,1 1 0 0 0,-1-1 1 0 0,0 0-1 0 0,1 0 0 0 0,-1 0 0 0 0,0 1 1 0 0,0-1-1 0 0,1 0 0 0 0,-1 1 0 0 0,0-1 1 0 0,1 0-1 0 0,-1 1 0 0 0,1-1 0 0 0,-1 1 1 0 0,1-1-1 0 0,-1 1 0 0 0,1-1 0 0 0,-1 1 1 0 0,1-1-1 0 0,-1 1 0 0 0,0 1 0 0 0,-2 5-46 0 0,1 1-1 0 0,-1 0 1 0 0,1-1-1 0 0,1 1 0 0 0,-1 0 1 0 0,1 0-1 0 0,1 0 1 0 0,0 12-1 0 0,0-4-34 0 0,1 0 0 0 0,1 0 1 0 0,7 26-1 0 0,-10-41 2 0 0,1-1 0 0 0,1 1 0 0 0,-1-1 0 0 0,0 1 0 0 0,0-1 0 0 0,0 1 0 0 0,0-1 0 0 0,0 1 0 0 0,0-1 0 0 0,0 1 0 0 0,1-1 0 0 0,-1 1 0 0 0,0-1 0 0 0,0 0 0 0 0,1 1 0 0 0,-1-1 0 0 0,0 1 0 0 0,1-1 0 0 0,-1 0 0 0 0,0 1 0 0 0,1-1 0 0 0,-1 0 0 0 0,0 1 0 0 0,1-1 0 0 0,-1 0 0 0 0,1 0 0 0 0,-1 0 0 0 0,1 1 0 0 0,-1-1 0 0 0,0 0 0 0 0,1 0 0 0 0,-1 0 0 0 0,1 0 0 0 0,-1 0 0 0 0,2 0 0 0 0,12-13-54 0 0,7-26 91 0 0,-19 31 14 0 0,0-1 0 0 0,-1 0 0 0 0,1 0 1 0 0,-2-1-1 0 0,1 1 0 0 0,-2 0 0 0 0,1 0 0 0 0,-2-10 0 0 0,1 14 3 0 0,0 1 0 0 0,0-1 0 0 0,-1 1 0 0 0,1-1 0 0 0,-1 1 0 0 0,0-1-1 0 0,-5-7 1 0 0,6 11-13 0 0,0-1 0 0 0,-1 0 0 0 0,1 1-1 0 0,-1-1 1 0 0,1 1 0 0 0,-1-1 0 0 0,1 1 0 0 0,-1 0-1 0 0,0-1 1 0 0,0 1 0 0 0,0 0 0 0 0,0 0-1 0 0,0 1 1 0 0,0-1 0 0 0,0 0 0 0 0,0 1 0 0 0,-4-2-1 0 0,4 3-23 0 0,1-1 0 0 0,-1 0 0 0 0,0 1 0 0 0,0 0 0 0 0,0-1 0 0 0,1 1-1 0 0,-1 0 1 0 0,0 0 0 0 0,1 0 0 0 0,-1 0 0 0 0,0 0 0 0 0,1 0 0 0 0,-1 0-1 0 0,1 0 1 0 0,0 1 0 0 0,-1-1 0 0 0,1 1 0 0 0,0-1 0 0 0,0 1 0 0 0,0-1-1 0 0,0 1 1 0 0,0 0 0 0 0,0-1 0 0 0,1 1 0 0 0,-1 0 0 0 0,0 0 0 0 0,1-1 0 0 0,0 1-1 0 0,-1 3 1 0 0,0-1-44 0 0,0-1-1 0 0,0 0 1 0 0,0 1-1 0 0,1-1 0 0 0,-1 1 1 0 0,1-1-1 0 0,0 1 1 0 0,0-1-1 0 0,0 1 0 0 0,1-1 1 0 0,-1 1-1 0 0,1-1 1 0 0,0 0-1 0 0,0 1 1 0 0,2 4-1 0 0,-3-7 18 0 0,1-1 0 0 0,-1 1 0 0 0,0-1 0 0 0,1 1 0 0 0,-1-1 0 0 0,0 0 0 0 0,1 1 0 0 0,-1-1 0 0 0,1 0 0 0 0,-1 1 0 0 0,0-1 0 0 0,1 0 0 0 0,-1 0 0 0 0,1 1 0 0 0,-1-1 0 0 0,1 0 0 0 0,-1 0 0 0 0,1 0 1 0 0,-1 0-1 0 0,1 1 0 0 0,-1-1 0 0 0,1 0 0 0 0,-1 0 0 0 0,1 0 0 0 0,-1 0 0 0 0,1 0 0 0 0,-1 0 0 0 0,1-1 0 0 0,0 1 0 0 0,-1 0 0 0 0,1 0 0 0 0,-1 0 0 0 0,1 0 0 0 0,0-1 0 0 0,15-16-99 0 0,-12 10 125 0 0,0 1 0 0 0,-1-1 0 0 0,0 1 0 0 0,4-13 0 0 0,-5-5 173 0 0,-3 24-177 0 0,1 0 0 0 0,0-1-1 0 0,0 1 1 0 0,0 0-1 0 0,0 0 1 0 0,0 0 0 0 0,0 0-1 0 0,0 0 1 0 0,0-1 0 0 0,0 1-1 0 0,-1 0 1 0 0,1 0-1 0 0,0 0 1 0 0,0 0 0 0 0,0 0-1 0 0,0 0 1 0 0,0 0-1 0 0,-1 0 1 0 0,1-1 0 0 0,0 1-1 0 0,0 0 1 0 0,0 0-1 0 0,0 0 1 0 0,-1 0 0 0 0,1 0-1 0 0,0 0 1 0 0,0 0 0 0 0,0 0-1 0 0,0 0 1 0 0,-1 0-1 0 0,1 0 1 0 0,0 0 0 0 0,0 0-1 0 0,0 0 1 0 0,0 0-1 0 0,0 1 1 0 0,-1-1 0 0 0,1 0-1 0 0,0 0 1 0 0,0 0-1 0 0,0 0 1 0 0,0 0 0 0 0,0 0-1 0 0,-1 0 1 0 0,1 0 0 0 0,0 0-1 0 0,0 1 1 0 0,0-1-1 0 0,0 0 1 0 0,0 0 0 0 0,0 0-1 0 0,0 0 1 0 0,-1 0-1 0 0,1 1 1 0 0,-2 2 12 0 0,0 0-1 0 0,0 0 1 0 0,0 0-1 0 0,0 0 1 0 0,1 0 0 0 0,-1 1-1 0 0,1-1 1 0 0,0 1-1 0 0,0-1 1 0 0,-1 5-1 0 0,0 5-669 0 0,0 1 1 0 0,0 0-1 0 0,2 0 0 0 0,1 24 0 0 0,0-28 77 0 0</inkml:trace>
-</inkml:ink>
+<b:Sources xmlns:b="http://schemas.openxmlformats.org/officeDocument/2006/bibliography" xmlns="http://schemas.openxmlformats.org/officeDocument/2006/bibliography" SelectedStyle="\APASixthEditionOfficeOnline.xsl" StyleName="APA" Version="6"/>
 </file>
 
 <file path=customXml/item2.xml><?xml version="1.0" encoding="utf-8"?>
@@ -10838,6 +11674,15 @@
 </file>
 
 <file path=customXml/item3.xml><?xml version="1.0" encoding="utf-8"?>
+<?mso-contentType ?>
+<FormTemplates xmlns="http://schemas.microsoft.com/sharepoint/v3/contenttype/forms">
+  <Display>DocumentLibraryForm</Display>
+  <Edit>DocumentLibraryForm</Edit>
+  <New>DocumentLibraryForm</New>
+</FormTemplates>
+</file>
+
+<file path=customXml/item4.xml><?xml version="1.0" encoding="utf-8"?>
 <inkml:ink xmlns:inkml="http://www.w3.org/2003/InkML">
   <inkml:definitions>
     <inkml:context xml:id="ctx0">
@@ -10881,7 +11726,7 @@
 </inkml:ink>
 </file>
 
-<file path=customXml/item4.xml><?xml version="1.0" encoding="utf-8"?>
+<file path=customXml/item5.xml><?xml version="1.0" encoding="utf-8"?>
 <inkml:ink xmlns:inkml="http://www.w3.org/2003/InkML">
   <inkml:definitions>
     <inkml:context xml:id="ctx0">
@@ -10901,7 +11746,7 @@
           <inkml:channelProperty channel="OE" name="resolution" value="1000" units="1/deg"/>
         </inkml:channelProperties>
       </inkml:inkSource>
-      <inkml:timestamp xml:id="ts0" timeString="2025-06-10T16:08:50.568"/>
+      <inkml:timestamp xml:id="ts0" timeString="2025-06-10T16:09:06.362"/>
     </inkml:context>
     <inkml:brush xml:id="br0">
       <inkml:brushProperty name="width" value="0.05" units="cm"/>
@@ -10909,17 +11754,10 @@
       <inkml:brushProperty name="color" value="#E71224"/>
     </inkml:brush>
   </inkml:definitions>
-  <inkml:trace contextRef="#ctx0" brushRef="#br0">1236 239 3217 0 0,'-18'-44'2449'0'0,"11"24"-2251"0"0,-2 1 0 0 0,-14-27 0 0 0,19 39-210 0 0,-1 0 0 0 0,0 1-1 0 0,0 0 1 0 0,-1-1 0 0 0,0 2 0 0 0,0-1-1 0 0,0 1 1 0 0,0 0 0 0 0,-14-8-1 0 0,8 6-57 0 0,-1 1 0 0 0,1 1 1 0 0,-1 0-1 0 0,0 0 0 0 0,0 1 0 0 0,0 1 0 0 0,0 0 0 0 0,-1 1 0 0 0,-22-1 0 0 0,19 4-190 0 0,0 0-1 0 0,0 1 1 0 0,0 1-1 0 0,1 0 1 0 0,-1 1-1 0 0,1 1 1 0 0,-21 9-1 0 0,-37 17-295 0 0,-131 76-1 0 0,173-87 985 0 0,0 2 0 0 0,2 1 0 0 0,1 2 0 0 0,1 0 0 0 0,1 2 0 0 0,-28 37 0 0 0,-16 22-328 0 0,-54 78 18 0 0,113-145-112 0 0,0 0 1 0 0,2 1-1 0 0,1 0 0 0 0,0 0 0 0 0,2 1 1 0 0,0 0-1 0 0,-5 27 0 0 0,4 3 6 0 0,3 0-1 0 0,1 0 0 0 0,3 0 1 0 0,2 1-1 0 0,2-1 1 0 0,13 62-1 0 0,-11-89 37 0 0,1-1 0 0 0,2 1 0 0 0,0-1 0 0 0,1-1 0 0 0,1 0 0 0 0,2 0-1 0 0,0-1 1 0 0,1-1 0 0 0,1 0 0 0 0,1 0 0 0 0,25 25 0 0 0,-31-38 8 0 0,1 0 0 0 0,0-1 0 0 0,0 0 0 0 0,1-1-1 0 0,0 0 1 0 0,0 0 0 0 0,0-1 0 0 0,0 0 0 0 0,1-1 0 0 0,-1-1 0 0 0,1 0 0 0 0,23 1 0 0 0,0-2-27 0 0,-1-1 0 0 0,0-2 0 0 0,43-8 0 0 0,15-10 179 0 0,-1-4 0 0 0,111-46 0 0 0,-162 55-168 0 0,0 1-21 0 0,5-1 26 0 0,-2-3-1 0 0,45-23 0 0 0,-67 26 22 0 0,-1 0 0 0 0,0-2-1 0 0,-2 0 1 0 0,0-1 0 0 0,-1-1 0 0 0,0-1 0 0 0,-2 0-1 0 0,22-37 1 0 0,-28 39-39 0 0,0 1 1 0 0,-1-1-1 0 0,-1-1 0 0 0,-1 0 1 0 0,-1 1-1 0 0,0-2 0 0 0,-2 1 0 0 0,0 0 1 0 0,0-25-1 0 0,-2-13 167 0 0,-14-108-1 0 0,10 143-149 0 0,-1 0-1 0 0,0 1 1 0 0,-2-1-1 0 0,-1 1 1 0 0,-1 0-1 0 0,0 1 1 0 0,-1 0-1 0 0,-23-35 0 0 0,22 41 15 0 0,-1 0 0 0 0,0 0-1 0 0,-1 1 1 0 0,-1 0 0 0 0,0 1-1 0 0,0 1 1 0 0,-1 0 0 0 0,-1 1-1 0 0,0 0 1 0 0,0 1 0 0 0,-25-10-1 0 0,15 9-505 0 0,-1 1-1 0 0,0 2 1 0 0,0 0 0 0 0,-49-5-1 0 0,41 10-389 0 0</inkml:trace>
+  <inkml:trace contextRef="#ctx0" brushRef="#br0">3153 356 7202 0 0,'-44'-7'350'0'0,"0"-2"0"0"0,1-2 0 0 0,0-2 0 0 0,-57-25 1 0 0,-168-76 1481 0 0,190 86-1679 0 0,-122-28 1 0 0,156 47-169 0 0,-67-16 302 0 0,-1 5 0 0 0,-122-5-1 0 0,88 25-117 0 0,1 6-1 0 0,-1 6 0 0 0,-208 45 1 0 0,298-44-170 0 0,0 3 1 0 0,1 1 0 0 0,1 4 0 0 0,0 1 0 0 0,-95 56-1 0 0,75-31-102 0 0,-120 97-1 0 0,165-119 91 0 0,2 1 0 0 0,1 2 0 0 0,1 0 0 0 0,2 2 1 0 0,1 0-1 0 0,-32 58 0 0 0,30-39-7 0 0,1 2 0 0 0,3 0 1 0 0,2 1-1 0 0,3 1 0 0 0,-17 102 0 0 0,25-76 38 0 0,3-1 0 0 0,4 1 0 0 0,4-1 0 0 0,20 120 0 0 0,-13-124-5 0 0,-3-11 48 0 0,4-1 0 0 0,23 76-1 0 0,-28-119-47 0 0,0-1 0 0 0,1 0 0 0 0,0 0 0 0 0,2-1 0 0 0,0 0 0 0 0,1-1 0 0 0,0 0 0 0 0,2-1 0 0 0,-1 0 0 0 0,2-1-1 0 0,25 20 1 0 0,-15-17 28 0 0,0-1 0 0 0,1-2-1 0 0,1 0 1 0 0,0-2 0 0 0,1-1-1 0 0,0-1 1 0 0,0-1 0 0 0,1-2-1 0 0,1 0 1 0 0,-1-2-1 0 0,1-1 1 0 0,31-1 0 0 0,36-3 35 0 0,1-4 1 0 0,122-22 0 0 0,-40 5 38 0 0,-35 9-33 0 0,182-24 276 0 0,51-43 591 0 0,-309 60-804 0 0,-1-3-1 0 0,0-3 1 0 0,89-47 0 0 0,59-55 5 0 0,-176 101-72 0 0,-1-3 0 0 0,-1-1 1 0 0,41-43-1 0 0,-52 43-35 0 0,-2 0 1 0 0,-1-2-1 0 0,-1-1 0 0 0,23-47 1 0 0,-19 26 62 0 0,-3-2 1 0 0,19-65-1 0 0,-30 75 16 0 0,-2 1 0 0 0,5-70 0 0 0,-4-95-93 0 0,-11 199-21 0 0,1-9 55 0 0,-1 1 0 0 0,-1-1 0 0 0,-1 1 0 0 0,0-1 0 0 0,-1 1 0 0 0,-2 0 0 0 0,0 0 0 0 0,-1 0 0 0 0,0 1 0 0 0,-2-1 0 0 0,-12-21 0 0 0,-32-62 287 0 0,32 60-30 0 0,-28-42 0 0 0,39 70-276 0 0,0 2 1 0 0,-1-1-1 0 0,0 1 1 0 0,-1 1-1 0 0,-1 0 1 0 0,0 0-1 0 0,-14-9 1 0 0,-10-3-215 0 0,0 3 0 0 0,-1 0-1 0 0,-1 3 1 0 0,0 1 0 0 0,-1 2 0 0 0,-1 1 0 0 0,-1 2 0 0 0,1 2 0 0 0,-1 2 0 0 0,-1 2 0 0 0,1 1 0 0 0,-76 4 0 0 0,88 3-696 0 0,0 2-1 0 0,0 1 1 0 0,0 2 0 0 0,-39 15 0 0 0,23-4 15 0 0</inkml:trace>
+  <inkml:trace contextRef="#ctx0" brushRef="#br0" timeOffset="2304.57">3473 308 408 0 0,'25'-34'-131'0'0,"-12"9"9868"0"0,-14 35-9206 0 0,-2 1-494 0 0,2 1 1 0 0,-1-1 0 0 0,1 0-1 0 0,1 1 1 0 0,0-1-1 0 0,3 17 1 0 0,16 78-22 0 0,-1-5-4 0 0,-6 136 38 0 0,0-15 29 0 0,-4-164-14 0 0,-4-36 88 0 0,2 43 1333 0 0,-8-70-1392 0 0,0 1 0 0 0,0-1 0 0 0,0 0 0 0 0,0 0 0 0 0,1 0 0 0 0,-2-8 0 0 0,2 11-63 0 0,-50-289 287 0 0,50 262-342 0 0,1 0 0 0 0,1 0-1 0 0,2 1 1 0 0,1-1-1 0 0,10-38 1 0 0,6-41-152 0 0,-20 107 169 0 0,0 1 1 0 0,0 0-1 0 0,0-1 1 0 0,0 1-1 0 0,0 0 1 0 0,0-1 0 0 0,0 1-1 0 0,0 0 1 0 0,0-1-1 0 0,0 1 1 0 0,0-1 0 0 0,0 1-1 0 0,0 0 1 0 0,0-1-1 0 0,0 1 1 0 0,0 0-1 0 0,-1-1 1 0 0,1 1 0 0 0,0 0-1 0 0,0-1 1 0 0,0 1-1 0 0,-1 0 1 0 0,1 0 0 0 0,0-1-1 0 0,0 1 1 0 0,-1 0-1 0 0,1 0 1 0 0,0-1-1 0 0,0 1 1 0 0,-1 0 0 0 0,1 0-1 0 0,0 0 1 0 0,-1-1-1 0 0,1 1 1 0 0,0 0 0 0 0,-1 0-1 0 0,1 0 1 0 0,-1 0-1 0 0,1 0 1 0 0,0 0-1 0 0,-1 0 1 0 0,1 0 0 0 0,0 0-1 0 0,-1 0 1 0 0,1 0-1 0 0,-1 0 1 0 0,1 0 0 0 0,0 0-1 0 0,-1 0 1 0 0,1 0-1 0 0,0 0 1 0 0,-1 0-1 0 0,1 1 1 0 0,0-1 0 0 0,-1 0-1 0 0,1 0 1 0 0,0 0-1 0 0,-1 1 1 0 0,1-1 0 0 0,0 0-1 0 0,-1 1 1 0 0,-1 0 2 0 0,-1 1 0 0 0,1-1 1 0 0,-1 1-1 0 0,1-1 0 0 0,0 1 1 0 0,0 0-1 0 0,0 0 0 0 0,-3 3 1 0 0,-4 11-2 0 0,0 1 0 0 0,1 0 0 0 0,1 1 0 0 0,0-1 0 0 0,1 1 0 0 0,1 1 0 0 0,1-1 0 0 0,-2 21 1 0 0,0 19-138 0 0,2 75 1 0 0,4-118-445 0 0,1 1 0 0 0,0-1 0 0 0,2 1 0 0 0,-1-1 0 0 0,2 0 0 0 0,0 0 0 0 0,1-1 0 0 0,0 1 0 0 0,9 14 0 0 0,-8-17-549 0 0</inkml:trace>
+  <inkml:trace contextRef="#ctx0" brushRef="#br0" timeOffset="2956.45">3554 1583 3409 0 0,'0'0'4221'0'0,"-1"0"-4145"0"0,0 0 0 0 0,1 1 0 0 0,-1-1 1 0 0,0 0-1 0 0,1 0 0 0 0,-1 0 0 0 0,0 1 1 0 0,0-1-1 0 0,1 0 0 0 0,-1 1 0 0 0,0-1 1 0 0,1 0-1 0 0,-1 1 0 0 0,1-1 0 0 0,-1 1 1 0 0,1-1-1 0 0,-1 1 0 0 0,1-1 0 0 0,-1 1 1 0 0,1-1-1 0 0,-1 1 0 0 0,0 1 0 0 0,-2 5-46 0 0,1 1-1 0 0,-1 0 1 0 0,1-1-1 0 0,1 1 0 0 0,-1 0 1 0 0,1 0-1 0 0,1 0 1 0 0,0 12-1 0 0,0-4-34 0 0,1 0 0 0 0,1 0 1 0 0,7 26-1 0 0,-10-41 2 0 0,1-1 0 0 0,1 1 0 0 0,-1-1 0 0 0,0 1 0 0 0,0-1 0 0 0,0 1 0 0 0,0-1 0 0 0,0 1 0 0 0,0-1 0 0 0,0 1 0 0 0,1-1 0 0 0,-1 1 0 0 0,0-1 0 0 0,0 0 0 0 0,1 1 0 0 0,-1-1 0 0 0,0 1 0 0 0,1-1 0 0 0,-1 0 0 0 0,0 1 0 0 0,1-1 0 0 0,-1 0 0 0 0,0 1 0 0 0,1-1 0 0 0,-1 0 0 0 0,1 0 0 0 0,-1 0 0 0 0,1 1 0 0 0,-1-1 0 0 0,0 0 0 0 0,1 0 0 0 0,-1 0 0 0 0,1 0 0 0 0,-1 0 0 0 0,2 0 0 0 0,12-13-54 0 0,7-26 91 0 0,-19 31 14 0 0,0-1 0 0 0,-1 0 0 0 0,1 0 1 0 0,-2-1-1 0 0,1 1 0 0 0,-2 0 0 0 0,1 0 0 0 0,-2-10 0 0 0,1 14 3 0 0,0 1 0 0 0,0-1 0 0 0,-1 1 0 0 0,1-1 0 0 0,-1 1 0 0 0,0-1-1 0 0,-5-7 1 0 0,6 11-13 0 0,0-1 0 0 0,-1 0 0 0 0,1 1-1 0 0,-1-1 1 0 0,1 1 0 0 0,-1-1 0 0 0,1 1 0 0 0,-1 0-1 0 0,0-1 1 0 0,0 1 0 0 0,0 0 0 0 0,0 0-1 0 0,0 1 1 0 0,0-1 0 0 0,0 0 0 0 0,0 1 0 0 0,-4-2-1 0 0,4 3-23 0 0,1-1 0 0 0,-1 0 0 0 0,0 1 0 0 0,0 0 0 0 0,0-1 0 0 0,1 1-1 0 0,-1 0 1 0 0,0 0 0 0 0,1 0 0 0 0,-1 0 0 0 0,0 0 0 0 0,1 0 0 0 0,-1 0-1 0 0,1 0 1 0 0,0 1 0 0 0,-1-1 0 0 0,1 1 0 0 0,0-1 0 0 0,0 1 0 0 0,0-1-1 0 0,0 1 1 0 0,0 0 0 0 0,0-1 0 0 0,1 1 0 0 0,-1 0 0 0 0,0 0 0 0 0,1-1 0 0 0,0 1-1 0 0,-1 3 1 0 0,0-1-44 0 0,0-1-1 0 0,0 0 1 0 0,0 1-1 0 0,1-1 0 0 0,-1 1 1 0 0,1-1-1 0 0,0 1 1 0 0,0-1-1 0 0,0 1 0 0 0,1-1 1 0 0,-1 1-1 0 0,1-1 1 0 0,0 0-1 0 0,0 1 1 0 0,2 4-1 0 0,-3-7 18 0 0,1-1 0 0 0,-1 1 0 0 0,0-1 0 0 0,1 1 0 0 0,-1-1 0 0 0,0 0 0 0 0,1 1 0 0 0,-1-1 0 0 0,1 0 0 0 0,-1 1 0 0 0,0-1 0 0 0,1 0 0 0 0,-1 0 0 0 0,1 1 0 0 0,-1-1 0 0 0,1 0 0 0 0,-1 0 0 0 0,1 0 1 0 0,-1 0-1 0 0,1 1 0 0 0,-1-1 0 0 0,1 0 0 0 0,-1 0 0 0 0,1 0 0 0 0,-1 0 0 0 0,1 0 0 0 0,-1 0 0 0 0,1-1 0 0 0,0 1 0 0 0,-1 0 0 0 0,1 0 0 0 0,-1 0 0 0 0,1 0 0 0 0,0-1 0 0 0,15-16-99 0 0,-12 10 125 0 0,0 1 0 0 0,-1-1 0 0 0,0 1 0 0 0,4-13 0 0 0,-5-5 173 0 0,-3 24-177 0 0,1 0 0 0 0,0-1-1 0 0,0 1 1 0 0,0 0-1 0 0,0 0 1 0 0,0 0 0 0 0,0 0-1 0 0,0 0 1 0 0,0-1 0 0 0,0 1-1 0 0,-1 0 1 0 0,1 0-1 0 0,0 0 1 0 0,0 0 0 0 0,0 0-1 0 0,0 0 1 0 0,0 0-1 0 0,-1 0 1 0 0,1-1 0 0 0,0 1-1 0 0,0 0 1 0 0,0 0-1 0 0,0 0 1 0 0,-1 0 0 0 0,1 0-1 0 0,0 0 1 0 0,0 0 0 0 0,0 0-1 0 0,0 0 1 0 0,-1 0-1 0 0,1 0 1 0 0,0 0 0 0 0,0 0-1 0 0,0 0 1 0 0,0 0-1 0 0,0 1 1 0 0,-1-1 0 0 0,1 0-1 0 0,0 0 1 0 0,0 0-1 0 0,0 0 1 0 0,0 0 0 0 0,0 0-1 0 0,-1 0 1 0 0,1 0 0 0 0,0 0-1 0 0,0 1 1 0 0,0-1-1 0 0,0 0 1 0 0,0 0 0 0 0,0 0-1 0 0,0 0 1 0 0,-1 0-1 0 0,1 1 1 0 0,-2 2 12 0 0,0 0-1 0 0,0 0 1 0 0,0 0-1 0 0,0 0 1 0 0,1 0 0 0 0,-1 1-1 0 0,1-1 1 0 0,0 1-1 0 0,0-1 1 0 0,-1 5-1 0 0,0 5-669 0 0,0 1 1 0 0,0 0-1 0 0,2 0 0 0 0,1 24 0 0 0,0-28 77 0 0</inkml:trace>
 </inkml:ink>
-</file>
-
-<file path=customXml/item5.xml><?xml version="1.0" encoding="utf-8"?>
-<?mso-contentType ?>
-<FormTemplates xmlns="http://schemas.microsoft.com/sharepoint/v3/contenttype/forms">
-  <Display>DocumentLibraryForm</Display>
-  <Edit>DocumentLibraryForm</Edit>
-  <New>DocumentLibraryForm</New>
-</FormTemplates>
 </file>
 
 <file path=customXml/item6.xml><?xml version="1.0" encoding="utf-8"?>
@@ -11061,13 +11899,41 @@
 </file>
 
 <file path=customXml/item7.xml><?xml version="1.0" encoding="utf-8"?>
-<b:Sources xmlns:b="http://schemas.openxmlformats.org/officeDocument/2006/bibliography" xmlns="http://schemas.openxmlformats.org/officeDocument/2006/bibliography" SelectedStyle="\APASixthEditionOfficeOnline.xsl" StyleName="APA" Version="6"/>
+<inkml:ink xmlns:inkml="http://www.w3.org/2003/InkML">
+  <inkml:definitions>
+    <inkml:context xml:id="ctx0">
+      <inkml:inkSource xml:id="inkSrc0">
+        <inkml:traceFormat>
+          <inkml:channel name="X" type="integer" min="-2.14748E9" max="2.14748E9" units="cm"/>
+          <inkml:channel name="Y" type="integer" min="-2.14748E9" max="2.14748E9" units="cm"/>
+          <inkml:channel name="F" type="integer" max="32767" units="dev"/>
+          <inkml:channel name="OA" type="integer" max="360" units="deg"/>
+          <inkml:channel name="OE" type="integer" max="90" units="deg"/>
+        </inkml:traceFormat>
+        <inkml:channelProperties>
+          <inkml:channelProperty channel="X" name="resolution" value="1000" units="1/cm"/>
+          <inkml:channelProperty channel="Y" name="resolution" value="1000" units="1/cm"/>
+          <inkml:channelProperty channel="F" name="resolution" value="0" units="1/dev"/>
+          <inkml:channelProperty channel="OA" name="resolution" value="1000" units="1/deg"/>
+          <inkml:channelProperty channel="OE" name="resolution" value="1000" units="1/deg"/>
+        </inkml:channelProperties>
+      </inkml:inkSource>
+      <inkml:timestamp xml:id="ts0" timeString="2025-06-10T16:08:50.568"/>
+    </inkml:context>
+    <inkml:brush xml:id="br0">
+      <inkml:brushProperty name="width" value="0.05" units="cm"/>
+      <inkml:brushProperty name="height" value="0.05" units="cm"/>
+      <inkml:brushProperty name="color" value="#E71224"/>
+    </inkml:brush>
+  </inkml:definitions>
+  <inkml:trace contextRef="#ctx0" brushRef="#br0">1236 239 3217 0 0,'-18'-44'2449'0'0,"11"24"-2251"0"0,-2 1 0 0 0,-14-27 0 0 0,19 39-210 0 0,-1 0 0 0 0,0 1-1 0 0,0 0 1 0 0,-1-1 0 0 0,0 2 0 0 0,0-1-1 0 0,0 1 1 0 0,0 0 0 0 0,-14-8-1 0 0,8 6-57 0 0,-1 1 0 0 0,1 1 1 0 0,-1 0-1 0 0,0 0 0 0 0,0 1 0 0 0,0 1 0 0 0,0 0 0 0 0,-1 1 0 0 0,-22-1 0 0 0,19 4-190 0 0,0 0-1 0 0,0 1 1 0 0,0 1-1 0 0,1 0 1 0 0,-1 1-1 0 0,1 1 1 0 0,-21 9-1 0 0,-37 17-295 0 0,-131 76-1 0 0,173-87 985 0 0,0 2 0 0 0,2 1 0 0 0,1 2 0 0 0,1 0 0 0 0,1 2 0 0 0,-28 37 0 0 0,-16 22-328 0 0,-54 78 18 0 0,113-145-112 0 0,0 0 1 0 0,2 1-1 0 0,1 0 0 0 0,0 0 0 0 0,2 1 1 0 0,0 0-1 0 0,-5 27 0 0 0,4 3 6 0 0,3 0-1 0 0,1 0 0 0 0,3 0 1 0 0,2 1-1 0 0,2-1 1 0 0,13 62-1 0 0,-11-89 37 0 0,1-1 0 0 0,2 1 0 0 0,0-1 0 0 0,1-1 0 0 0,1 0 0 0 0,2 0-1 0 0,0-1 1 0 0,1-1 0 0 0,1 0 0 0 0,1 0 0 0 0,25 25 0 0 0,-31-38 8 0 0,1 0 0 0 0,0-1 0 0 0,0 0 0 0 0,1-1-1 0 0,0 0 1 0 0,0 0 0 0 0,0-1 0 0 0,0 0 0 0 0,1-1 0 0 0,-1-1 0 0 0,1 0 0 0 0,23 1 0 0 0,0-2-27 0 0,-1-1 0 0 0,0-2 0 0 0,43-8 0 0 0,15-10 179 0 0,-1-4 0 0 0,111-46 0 0 0,-162 55-168 0 0,0 1-21 0 0,5-1 26 0 0,-2-3-1 0 0,45-23 0 0 0,-67 26 22 0 0,-1 0 0 0 0,0-2-1 0 0,-2 0 1 0 0,0-1 0 0 0,-1-1 0 0 0,0-1 0 0 0,-2 0-1 0 0,22-37 1 0 0,-28 39-39 0 0,0 1 1 0 0,-1-1-1 0 0,-1-1 0 0 0,-1 0 1 0 0,-1 1-1 0 0,0-2 0 0 0,-2 1 0 0 0,0 0 1 0 0,0-25-1 0 0,-2-13 167 0 0,-14-108-1 0 0,10 143-149 0 0,-1 0-1 0 0,0 1 1 0 0,-2-1-1 0 0,-1 1 1 0 0,-1 0-1 0 0,0 1 1 0 0,-1 0-1 0 0,-23-35 0 0 0,22 41 15 0 0,-1 0 0 0 0,0 0-1 0 0,-1 1 1 0 0,-1 0 0 0 0,0 1-1 0 0,0 1 1 0 0,-1 0 0 0 0,-1 1-1 0 0,0 0 1 0 0,0 1 0 0 0,-25-10-1 0 0,15 9-505 0 0,-1 1-1 0 0,0 2 1 0 0,0 0 0 0 0,-49-5-1 0 0,41 10-389 0 0</inkml:trace>
+</inkml:ink>
 </file>
 
 <file path=customXml/itemProps1.xml><?xml version="1.0" encoding="utf-8"?>
 <ds:datastoreItem xmlns:ds="http://schemas.openxmlformats.org/officeDocument/2006/customXml" ds:itemID="{01D51A4F-7BE7-46DF-A7D0-BDB91C1C49A3}">
   <ds:schemaRefs>
-    <ds:schemaRef ds:uri="http://www.w3.org/2003/InkML"/>
+    <ds:schemaRef ds:uri="http://schemas.openxmlformats.org/officeDocument/2006/bibliography"/>
   </ds:schemaRefs>
 </ds:datastoreItem>
 </file>
@@ -11082,9 +11948,9 @@
 </file>
 
 <file path=customXml/itemProps3.xml><?xml version="1.0" encoding="utf-8"?>
-<ds:datastoreItem xmlns:ds="http://schemas.openxmlformats.org/officeDocument/2006/customXml" ds:itemID="{4B023D59-82BC-4D0F-A651-C98E01C1F15C}">
+<ds:datastoreItem xmlns:ds="http://schemas.openxmlformats.org/officeDocument/2006/customXml" ds:itemID="{6A655C0C-F4A3-4931-9F7F-84CBD61DCE8F}">
   <ds:schemaRefs>
-    <ds:schemaRef ds:uri="http://www.w3.org/2003/InkML"/>
+    <ds:schemaRef ds:uri="http://schemas.microsoft.com/sharepoint/v3/contenttype/forms"/>
   </ds:schemaRefs>
 </ds:datastoreItem>
 </file>
@@ -11098,9 +11964,9 @@
 </file>
 
 <file path=customXml/itemProps5.xml><?xml version="1.0" encoding="utf-8"?>
-<ds:datastoreItem xmlns:ds="http://schemas.openxmlformats.org/officeDocument/2006/customXml" ds:itemID="{6A655C0C-F4A3-4931-9F7F-84CBD61DCE8F}">
+<ds:datastoreItem xmlns:ds="http://schemas.openxmlformats.org/officeDocument/2006/customXml" ds:itemID="{01D51A4F-7BE7-46DF-A7D0-BDB91C1C49A3}">
   <ds:schemaRefs>
-    <ds:schemaRef ds:uri="http://schemas.microsoft.com/sharepoint/v3/contenttype/forms"/>
+    <ds:schemaRef ds:uri="http://www.w3.org/2003/InkML"/>
   </ds:schemaRefs>
 </ds:datastoreItem>
 </file>
@@ -11124,9 +11990,9 @@
 </file>
 
 <file path=customXml/itemProps7.xml><?xml version="1.0" encoding="utf-8"?>
-<ds:datastoreItem xmlns:ds="http://schemas.openxmlformats.org/officeDocument/2006/customXml" ds:itemID="{01D51A4F-7BE7-46DF-A7D0-BDB91C1C49A3}">
+<ds:datastoreItem xmlns:ds="http://schemas.openxmlformats.org/officeDocument/2006/customXml" ds:itemID="{4B023D59-82BC-4D0F-A651-C98E01C1F15C}">
   <ds:schemaRefs>
-    <ds:schemaRef ds:uri="http://schemas.openxmlformats.org/officeDocument/2006/bibliography"/>
+    <ds:schemaRef ds:uri="http://www.w3.org/2003/InkML"/>
   </ds:schemaRefs>
 </ds:datastoreItem>
 </file>
--- a/Documentation/Doku-Alex.docx
+++ b/Documentation/Doku-Alex.docx
@@ -3092,6 +3092,7 @@
     </w:p>
     <w:p>
       <w:pPr>
+        <w:pStyle w:val="Text"/>
         <w:rPr>
           <w:lang w:eastAsia="en-AT"/>
         </w:rPr>
@@ -3105,6 +3106,7 @@
     </w:p>
     <w:p>
       <w:pPr>
+        <w:pStyle w:val="Text"/>
         <w:rPr>
           <w:lang w:eastAsia="en-AT"/>
         </w:rPr>
@@ -3112,6 +3114,7 @@
     </w:p>
     <w:p>
       <w:pPr>
+        <w:pStyle w:val="Text"/>
         <w:rPr>
           <w:lang w:eastAsia="en-AT"/>
         </w:rPr>
@@ -3139,6 +3142,7 @@
     </w:p>
     <w:p>
       <w:pPr>
+        <w:pStyle w:val="Text"/>
         <w:rPr>
           <w:lang w:eastAsia="en-AT"/>
         </w:rPr>
@@ -3146,6 +3150,7 @@
     </w:p>
     <w:p>
       <w:pPr>
+        <w:pStyle w:val="Text"/>
         <w:rPr>
           <w:lang w:eastAsia="en-AT"/>
         </w:rPr>
@@ -3173,6 +3178,7 @@
     </w:p>
     <w:p>
       <w:pPr>
+        <w:pStyle w:val="Text"/>
         <w:rPr>
           <w:lang w:eastAsia="en-AT"/>
         </w:rPr>
@@ -3180,6 +3186,7 @@
     </w:p>
     <w:p>
       <w:pPr>
+        <w:pStyle w:val="Text"/>
         <w:rPr>
           <w:lang w:eastAsia="en-AT"/>
         </w:rPr>
@@ -3226,6 +3233,7 @@
     </w:p>
     <w:p>
       <w:pPr>
+        <w:pStyle w:val="Text"/>
         <w:rPr>
           <w:lang w:eastAsia="en-AT"/>
         </w:rPr>
@@ -3259,7 +3267,6 @@
       <w:bookmarkStart w:id="22" w:name="_Toc211138145"/>
       <w:bookmarkStart w:id="23" w:name="_Toc200467194"/>
       <w:r>
-        <w:lastRenderedPageBreak/>
         <w:t>Vertiefende Aufgabenstellung</w:t>
       </w:r>
       <w:bookmarkEnd w:id="16"/>
@@ -3279,6 +3286,7 @@
     </w:p>
     <w:p>
       <w:pPr>
+        <w:pStyle w:val="Text"/>
         <w:rPr>
           <w:lang w:eastAsia="en-AT"/>
         </w:rPr>
@@ -3309,6 +3317,7 @@
     </w:p>
     <w:p>
       <w:pPr>
+        <w:pStyle w:val="Text"/>
         <w:rPr>
           <w:lang w:eastAsia="en-AT"/>
         </w:rPr>
@@ -3316,6 +3325,7 @@
     </w:p>
     <w:p>
       <w:pPr>
+        <w:pStyle w:val="Text"/>
         <w:rPr>
           <w:lang w:eastAsia="en-AT"/>
         </w:rPr>
@@ -3324,18 +3334,27 @@
         <w:rPr>
           <w:lang w:eastAsia="en-AT"/>
         </w:rPr>
-        <w:t>Auf Basis der ausgewählten Komponenten werden im nächsten Schritt detaillierte Schaltpläne und Fertigungsunterlagen erstellt, welche als Grundlage für die Produktion der benötigten Leiterplatten dienen. Parallel dazu erfolgt das Design der Gehäusekomponenten mittels CAD-Software. Dies umfasst sowohl die Konstruktion spezifischer Schutzgehäuse für die einzelnen Sensoreinheiten als auch die Entwicklung eines zentralen Gesamtgehäuses, in dem das System final verbaut und verkabelt wird.</w:t>
-      </w:r>
-    </w:p>
-    <w:p>
-      <w:pPr>
+        <w:t xml:space="preserve">Auf Basis der ausgewählten Komponenten werden im nächsten Schritt detaillierte Schaltpläne und Fertigungsunterlagen erstellt, welche als Grundlage für die Produktion der benötigten Leiterplatten dienen. Parallel dazu erfolgt das Design der Gehäusekomponenten mittels CAD-Software. Dies umfasst sowohl die Konstruktion spezifischer Schutzgehäuse für die einzelnen Sensoreinheiten als auch die </w:t>
+      </w:r>
+      <w:r>
         <w:rPr>
           <w:lang w:eastAsia="en-AT"/>
         </w:rPr>
-      </w:pPr>
-    </w:p>
-    <w:p>
-      <w:pPr>
+        <w:lastRenderedPageBreak/>
+        <w:t>Entwicklung eines zentralen Gesamtgehäuses, in dem das System final verbaut und verkabelt wird.</w:t>
+      </w:r>
+    </w:p>
+    <w:p>
+      <w:pPr>
+        <w:pStyle w:val="Text"/>
+        <w:rPr>
+          <w:lang w:eastAsia="en-AT"/>
+        </w:rPr>
+      </w:pPr>
+    </w:p>
+    <w:p>
+      <w:pPr>
+        <w:pStyle w:val="Text"/>
         <w:rPr>
           <w:lang w:eastAsia="en-AT"/>
         </w:rPr>
@@ -3432,6 +3451,9 @@
       <w:bookmarkEnd w:id="35"/>
     </w:p>
     <w:p>
+      <w:pPr>
+        <w:pStyle w:val="Text"/>
+      </w:pPr>
       <w:r>
         <w:t xml:space="preserve">Zur Gewährleistung einer klaren Aufgabenverteilung und Modularität wird die Hardware des </w:t>
       </w:r>
@@ -3452,6 +3474,9 @@
       </w:r>
     </w:p>
     <w:p>
+      <w:pPr>
+        <w:pStyle w:val="Text"/>
+      </w:pPr>
       <w:r>
         <w:t>Der elektrotechnische Bereich bündelt sämtliche sensiblen und steuernden Einheiten, die für die Datenerfassung und den Betrieb notwendig sind. Dieser gliedert sich in folgende Subsysteme:</w:t>
       </w:r>
@@ -3459,11 +3484,11 @@
     <w:p/>
     <w:p>
       <w:pPr>
+        <w:pStyle w:val="Text"/>
         <w:numPr>
           <w:ilvl w:val="0"/>
-          <w:numId w:val="15"/>
+          <w:numId w:val="18"/>
         </w:numPr>
-        <w:jc w:val="left"/>
       </w:pPr>
       <w:r>
         <w:rPr>
@@ -3478,11 +3503,11 @@
     </w:p>
     <w:p>
       <w:pPr>
+        <w:pStyle w:val="Text"/>
         <w:numPr>
           <w:ilvl w:val="0"/>
-          <w:numId w:val="15"/>
+          <w:numId w:val="18"/>
         </w:numPr>
-        <w:jc w:val="left"/>
       </w:pPr>
       <w:r>
         <w:rPr>
@@ -3511,11 +3536,11 @@
     </w:p>
     <w:p>
       <w:pPr>
+        <w:pStyle w:val="Text"/>
         <w:numPr>
           <w:ilvl w:val="0"/>
-          <w:numId w:val="15"/>
+          <w:numId w:val="18"/>
         </w:numPr>
-        <w:jc w:val="left"/>
       </w:pPr>
       <w:r>
         <w:rPr>
@@ -3530,11 +3555,11 @@
     </w:p>
     <w:p>
       <w:pPr>
+        <w:pStyle w:val="Text"/>
         <w:numPr>
           <w:ilvl w:val="0"/>
-          <w:numId w:val="15"/>
+          <w:numId w:val="18"/>
         </w:numPr>
-        <w:jc w:val="left"/>
       </w:pPr>
       <w:r>
         <w:rPr>
@@ -3549,11 +3574,11 @@
     </w:p>
     <w:p>
       <w:pPr>
+        <w:pStyle w:val="Text"/>
         <w:numPr>
           <w:ilvl w:val="0"/>
-          <w:numId w:val="15"/>
+          <w:numId w:val="18"/>
         </w:numPr>
-        <w:jc w:val="left"/>
       </w:pPr>
       <w:r>
         <w:rPr>
@@ -3568,11 +3593,11 @@
     </w:p>
     <w:p>
       <w:pPr>
+        <w:pStyle w:val="Text"/>
         <w:numPr>
           <w:ilvl w:val="0"/>
-          <w:numId w:val="15"/>
+          <w:numId w:val="18"/>
         </w:numPr>
-        <w:jc w:val="left"/>
       </w:pPr>
       <w:r>
         <w:rPr>
@@ -3591,22 +3616,30 @@
         <w:pStyle w:val="Heading3"/>
       </w:pPr>
       <w:r>
+        <w:lastRenderedPageBreak/>
         <w:t xml:space="preserve">Mechanische Konstruktion </w:t>
       </w:r>
     </w:p>
     <w:p>
+      <w:pPr>
+        <w:pStyle w:val="Text"/>
+      </w:pPr>
       <w:r>
         <w:t>Die mechanische Auslegung bildet das physische Grundgerüst des Systems und sorgt für den Schutz sowie die korrekte Positionierung der Elektronik. Zu diesem Bereich zählen:</w:t>
       </w:r>
     </w:p>
-    <w:p/>
-    <w:p>
-      <w:pPr>
+    <w:p>
+      <w:pPr>
+        <w:pStyle w:val="Text"/>
+      </w:pPr>
+    </w:p>
+    <w:p>
+      <w:pPr>
+        <w:pStyle w:val="Text"/>
         <w:numPr>
           <w:ilvl w:val="0"/>
-          <w:numId w:val="16"/>
+          <w:numId w:val="19"/>
         </w:numPr>
-        <w:jc w:val="left"/>
       </w:pPr>
       <w:r>
         <w:rPr>
@@ -3621,11 +3654,11 @@
     </w:p>
     <w:p>
       <w:pPr>
+        <w:pStyle w:val="Text"/>
         <w:numPr>
           <w:ilvl w:val="0"/>
-          <w:numId w:val="16"/>
+          <w:numId w:val="19"/>
         </w:numPr>
-        <w:jc w:val="left"/>
       </w:pPr>
       <w:r>
         <w:rPr>
@@ -3640,11 +3673,11 @@
     </w:p>
     <w:p>
       <w:pPr>
+        <w:pStyle w:val="Text"/>
         <w:numPr>
           <w:ilvl w:val="0"/>
-          <w:numId w:val="16"/>
+          <w:numId w:val="19"/>
         </w:numPr>
-        <w:jc w:val="left"/>
       </w:pPr>
       <w:r>
         <w:rPr>
@@ -3735,41 +3768,266 @@
     </w:p>
     <w:p>
       <w:pPr>
+        <w:pStyle w:val="Heading2"/>
+      </w:pPr>
+      <w:bookmarkStart w:id="36" w:name="_Toc200467198"/>
+      <w:r>
+        <w:lastRenderedPageBreak/>
+        <w:t>Theoretische Grundlagen</w:t>
+      </w:r>
+      <w:bookmarkEnd w:id="36"/>
+      <w:r>
+        <w:t xml:space="preserve"> </w:t>
+      </w:r>
+    </w:p>
+    <w:p>
+      <w:pPr>
+        <w:pStyle w:val="Heading3"/>
+      </w:pPr>
+      <w:r>
+        <w:t>Steuerung</w:t>
+      </w:r>
+    </w:p>
+    <w:p>
+      <w:pPr>
+        <w:rPr>
+          <w:b/>
+          <w:bCs/>
+          <w:u w:val="single"/>
+        </w:rPr>
+      </w:pPr>
+      <w:r>
+        <w:rPr>
+          <w:b/>
+          <w:bCs/>
+          <w:u w:val="single"/>
+        </w:rPr>
+        <w:t>Raspberry PI</w:t>
+      </w:r>
+    </w:p>
+    <w:p>
+      <w:pPr>
+        <w:pStyle w:val="Text"/>
+      </w:pPr>
+      <w:r>
+        <w:t xml:space="preserve">Der Raspberry Pi ist ein Einplatinencomputer (Single-Board Computer, SBC), der von der britischen Raspberry Pi </w:t>
+      </w:r>
+      <w:proofErr w:type="spellStart"/>
+      <w:r>
+        <w:t>Foundation</w:t>
+      </w:r>
+      <w:proofErr w:type="spellEnd"/>
+      <w:r>
+        <w:t xml:space="preserve"> entwickelt wurde. Ursprünglich mit dem Ziel konzipiert, jungen Menschen den Erwerb von Programmier- und Hardwarekenntnissen zu erleichtern, hat sich die Plattform zu einem weltweit verbreiteten Standard für Bastler und professionelle Anwendungen entwickelt. Das System vereint alle wesentlichen Komponenten eines Computers auf einer einzigen Platine, die etwa die Größe einer Kreditkarte besitzt. Es existieren mittlerweile mehrere Generationen (z. B. Raspberry Pi 3, 4, 5 und Zero), die sich in Rechenleistung und Ausstattung unterscheiden, jedoch meist softwarekompatibel zueinander sind.</w:t>
+      </w:r>
+    </w:p>
+    <w:p/>
+    <w:p>
+      <w:pPr>
+        <w:keepNext/>
         <w:jc w:val="center"/>
       </w:pPr>
-    </w:p>
-    <w:p>
-      <w:pPr>
-        <w:jc w:val="center"/>
-      </w:pPr>
+      <w:r>
+        <w:rPr>
+          <w:noProof/>
+        </w:rPr>
+        <w:drawing>
+          <wp:inline distT="0" distB="0" distL="0" distR="0" wp14:anchorId="4D53129C" wp14:editId="6CD4C827">
+            <wp:extent cx="2352687" cy="1814170"/>
+            <wp:effectExtent l="0" t="0" r="0" b="0"/>
+            <wp:docPr id="1114846362" name="Picture 5" descr="RASPBERRY-PI RPI4-MODBP-4GB"/>
+            <wp:cNvGraphicFramePr>
+              <a:graphicFrameLocks xmlns:a="http://schemas.openxmlformats.org/drawingml/2006/main" noChangeAspect="1"/>
+            </wp:cNvGraphicFramePr>
+            <a:graphic xmlns:a="http://schemas.openxmlformats.org/drawingml/2006/main">
+              <a:graphicData uri="http://schemas.openxmlformats.org/drawingml/2006/picture">
+                <pic:pic xmlns:pic="http://schemas.openxmlformats.org/drawingml/2006/picture">
+                  <pic:nvPicPr>
+                    <pic:cNvPr id="0" name="Picture 9" descr="RASPBERRY-PI RPI4-MODBP-4GB"/>
+                    <pic:cNvPicPr>
+                      <a:picLocks noChangeAspect="1" noChangeArrowheads="1"/>
+                    </pic:cNvPicPr>
+                  </pic:nvPicPr>
+                  <pic:blipFill>
+                    <a:blip r:embed="rId34" cstate="print">
+                      <a:extLst>
+                        <a:ext uri="{28A0092B-C50C-407E-A947-70E740481C1C}">
+                          <a14:useLocalDpi xmlns:a14="http://schemas.microsoft.com/office/drawing/2010/main" val="0"/>
+                        </a:ext>
+                      </a:extLst>
+                    </a:blip>
+                    <a:srcRect/>
+                    <a:stretch>
+                      <a:fillRect/>
+                    </a:stretch>
+                  </pic:blipFill>
+                  <pic:spPr bwMode="auto">
+                    <a:xfrm>
+                      <a:off x="0" y="0"/>
+                      <a:ext cx="2360995" cy="1820576"/>
+                    </a:xfrm>
+                    <a:prstGeom prst="rect">
+                      <a:avLst/>
+                    </a:prstGeom>
+                    <a:noFill/>
+                    <a:ln>
+                      <a:noFill/>
+                    </a:ln>
+                  </pic:spPr>
+                </pic:pic>
+              </a:graphicData>
+            </a:graphic>
+          </wp:inline>
+        </w:drawing>
+      </w:r>
+    </w:p>
+    <w:p>
+      <w:pPr>
+        <w:pStyle w:val="Caption"/>
+      </w:pPr>
+      <w:r>
+        <w:t xml:space="preserve">Abbildung </w:t>
+      </w:r>
+      <w:r>
+        <w:fldChar w:fldCharType="begin"/>
+      </w:r>
+      <w:r>
+        <w:instrText xml:space="preserve"> SEQ Abbildung \* ARABIC </w:instrText>
+      </w:r>
+      <w:r>
+        <w:fldChar w:fldCharType="separate"/>
+      </w:r>
+      <w:r>
+        <w:rPr>
+          <w:noProof/>
+        </w:rPr>
+        <w:t>1</w:t>
+      </w:r>
+      <w:r>
+        <w:fldChar w:fldCharType="end"/>
+      </w:r>
+      <w:r>
+        <w:t>: Raspberry Pi</w:t>
+      </w:r>
+    </w:p>
+    <w:p>
+      <w:hyperlink r:id="rId35" w:history="1">
+        <w:r>
+          <w:rPr>
+            <w:rStyle w:val="Hyperlink"/>
+          </w:rPr>
+          <w:t>https://at.farnell.com/productimages/large/en_GB/3051885-40.jpg</w:t>
+        </w:r>
+      </w:hyperlink>
     </w:p>
     <w:p/>
     <w:p>
       <w:pPr>
-        <w:jc w:val="left"/>
-      </w:pPr>
-      <w:r>
-        <w:br w:type="page"/>
-      </w:r>
-    </w:p>
-    <w:p>
-      <w:pPr>
-        <w:jc w:val="left"/>
-      </w:pPr>
-    </w:p>
-    <w:p>
-      <w:pPr>
-        <w:pStyle w:val="Heading2"/>
-      </w:pPr>
-      <w:bookmarkStart w:id="36" w:name="_Toc200467198"/>
-      <w:r>
-        <w:t>Theoretische Grundlagen</w:t>
-      </w:r>
-      <w:bookmarkEnd w:id="36"/>
+        <w:pStyle w:val="Text"/>
+      </w:pPr>
+      <w:r>
+        <w:t xml:space="preserve">Das Herzstück des Raspberry Pi bildet ein System-on-a-Chip (SoC) des Herstellers Broadcom mit einem ARM-kompatiblen Prozessor. Die Spannungsversorgung erfolgt, je nach Modell, über eine Micro-USB- oder USB-C-Buchse mit einer Nennspannung von 5 V Gleichspannung. Ein zentrales Merkmal für die </w:t>
+      </w:r>
+      <w:r>
+        <w:lastRenderedPageBreak/>
+        <w:t xml:space="preserve">hardwarenahe Entwicklung ist die GPIO-Schnittstelle (General Purpose Input/Output). Diese 40-polige Stiftleiste ermöglicht den direkten Anschluss von Sensoren, LEDs und anderen elektronischen Bauteilen. Wichtig ist hierbei der Logikpegel: Die GPIO-Pins arbeiten mit </w:t>
+      </w:r>
+      <w:r>
+        <w:rPr>
+          <w:b/>
+          <w:bCs/>
+        </w:rPr>
+        <w:t>3,3 V</w:t>
+      </w:r>
+      <w:r>
+        <w:t xml:space="preserve"> und sind im Gegensatz zu vielen Arduino-Modellen nicht 5-V-tolerant. Eine direkte Verbindung mit 5-V-Logik kann den SoC zerstören. Zudem bietet die Platine Schnittstellen wie I²C, SPI und UART sowie Hardware-Anschlüsse für Kameras (CSI) und Displays (DSI).</w:t>
+      </w:r>
+    </w:p>
+    <w:p>
+      <w:hyperlink r:id="rId36" w:history="1">
+        <w:r>
+          <w:rPr>
+            <w:rStyle w:val="Hyperlink"/>
+          </w:rPr>
+          <w:t>https://de.wikipedia.org/wiki/Raspberry_Pi</w:t>
+        </w:r>
+      </w:hyperlink>
       <w:r>
         <w:t xml:space="preserve"> </w:t>
       </w:r>
     </w:p>
+    <w:p>
+      <w:pPr>
+        <w:rPr>
+          <w:b/>
+          <w:bCs/>
+          <w:u w:val="single"/>
+        </w:rPr>
+      </w:pPr>
+      <w:r>
+        <w:rPr>
+          <w:b/>
+          <w:bCs/>
+          <w:u w:val="single"/>
+        </w:rPr>
+        <w:t>Microcontroller</w:t>
+      </w:r>
+    </w:p>
+    <w:p>
+      <w:pPr>
+        <w:pStyle w:val="Text"/>
+      </w:pPr>
+      <w:r>
+        <w:t xml:space="preserve">Ein Mikrocontroller (kurz µC, </w:t>
+      </w:r>
+      <w:proofErr w:type="spellStart"/>
+      <w:r>
+        <w:t>uC</w:t>
+      </w:r>
+      <w:proofErr w:type="spellEnd"/>
+      <w:r>
+        <w:t xml:space="preserve"> oder MCU) ist ein kompaktes Computersystem, das sämtliche für den Betrieb notwendigen Komponenten auf einem einzigen integrierten Schaltkreis vereint. Im Gegensatz zu herkömmlichen Mikroprozessoren in Personal Computern, die auf externe Speicher- und Peripheriebausteine angewiesen sind, beinhaltet ein Mikrocontroller neben einem oder mehreren Prozessorkernen</w:t>
+      </w:r>
+      <w:r>
+        <w:t xml:space="preserve"> </w:t>
+      </w:r>
+      <w:r>
+        <w:t>auch Arbeits- und Programmspeicher (RAM, ROM/Flash) sowie programmierbare Ein- und Ausgabeschnittstellen. Diese hohe Integrationsdichte macht ihn zur idealen zentralen Steuereinheit für eingebettete Systeme, bei denen Platzbedarf und Kostenminimierung eine entscheidende Rolle spielen.</w:t>
+      </w:r>
+    </w:p>
+    <w:p>
+      <w:pPr>
+        <w:pStyle w:val="Text"/>
+      </w:pPr>
+    </w:p>
+    <w:p>
+      <w:pPr>
+        <w:pStyle w:val="Text"/>
+      </w:pPr>
+      <w:r>
+        <w:t>Die Architektur von Mikrocontrollern ist primär auf Energieeffizienz und die direkte Interaktion mit Hardware ausgelegt. Das Spektrum reicht von einfachen 4-Bit-Prozessoren bis hin zu leistungsfähigen 32-Bit- oder 64-Bit-Architekturen</w:t>
+      </w:r>
+      <w:r>
+        <w:t xml:space="preserve">. </w:t>
+      </w:r>
+      <w:r>
+        <w:t>Ein wesentliches Merkmal ist der geringe Energiebedarf: Viele Controller arbeiten im Milliwatt- oder Mikrowattbereich und verfügen über spezielle "Sleep-Modi", in denen der Stromverbrauch auf wenige Nanowatt sinkt, um lange Laufzeiten in batteriebetriebenen Anwendungen zu gewährleisten.</w:t>
+      </w:r>
+    </w:p>
+    <w:p>
+      <w:hyperlink r:id="rId37" w:history="1">
+        <w:r>
+          <w:rPr>
+            <w:rStyle w:val="Hyperlink"/>
+          </w:rPr>
+          <w:t>https://en.wikipedia.org/wiki/Microcontroller</w:t>
+        </w:r>
+      </w:hyperlink>
+      <w:r>
+        <w:t xml:space="preserve"> </w:t>
+      </w:r>
+    </w:p>
+    <w:p/>
     <w:p>
       <w:pPr>
         <w:pStyle w:val="Heading3"/>
@@ -3812,7 +4070,7 @@
       </w:r>
     </w:p>
     <w:p>
-      <w:hyperlink r:id="rId34" w:history="1">
+      <w:hyperlink r:id="rId38" w:anchor="ultra-wideband" w:history="1">
         <w:r>
           <w:rPr>
             <w:rStyle w:val="Hyperlink"/>
@@ -3832,20 +4090,7 @@
     </w:p>
     <w:p>
       <w:r>
-        <w:t>-- Lasersensoren</w:t>
-      </w:r>
-    </w:p>
-    <w:p>
-      <w:r>
-        <w:t xml:space="preserve">-- </w:t>
-      </w:r>
-      <w:proofErr w:type="spellStart"/>
-      <w:r>
-        <w:t>ToF</w:t>
-      </w:r>
-      <w:proofErr w:type="spellEnd"/>
-      <w:r>
-        <w:t>-Sensoren bzw. Kameras</w:t>
+        <w:t>-- Optische Sensoren</w:t>
       </w:r>
     </w:p>
     <w:p>
@@ -3873,119 +4118,397 @@
     </w:p>
     <w:p>
       <w:pPr>
-        <w:rPr>
-          <w:u w:val="single"/>
-        </w:rPr>
-      </w:pPr>
-      <w:r>
-        <w:rPr>
-          <w:u w:val="single"/>
-        </w:rPr>
-        <w:t>Funktionsprinzip</w:t>
-      </w:r>
-    </w:p>
-    <w:p>
-      <w:r>
-        <w:t>Ultraschallsensoren arbeiten primär nach dem Impuls-Echo-Verfahren</w:t>
-      </w:r>
-      <w:r>
-        <w:t xml:space="preserve">. </w:t>
-      </w:r>
-      <w:r>
-        <w:t>Ein piezoelektrischer Wandler sendet ein kurzes, hochfrequentes Schallpaket (Burst) aus. Dieses Signal breitet sich in der Luft aus, wird von einem Objekt reflektiert und gelangt als Echo zurück zum Sensor. Aus der Zeitspanne zwischen Senden und Empfangen wird die Distanz ermittelt.</w:t>
-      </w:r>
-      <w:r>
-        <w:t xml:space="preserve"> [</w:t>
-      </w:r>
-      <w:r>
-        <w:t>2</w:t>
-      </w:r>
-      <w:r>
-        <w:t>]</w:t>
+        <w:pStyle w:val="Text"/>
+      </w:pPr>
+      <w:r>
+        <w:t>Ein Ultraschall-Distanzsensor ist ein elektronisches Messgerät, das hochfrequente Schallwellen (typischerweise im Bereich von 20 kHz bis 10 MHz) nutzt, um die Entfernung zu einem Objekt berührungslos zu erfassen. Das Funktionsprinzip basiert auf der Laufzeitmessung (Time-</w:t>
+      </w:r>
+      <w:proofErr w:type="spellStart"/>
+      <w:r>
+        <w:t>of</w:t>
+      </w:r>
+      <w:proofErr w:type="spellEnd"/>
+      <w:r>
+        <w:t xml:space="preserve">-Flight): Der Sensor emittiert über einen Sender (piezoelektrischer Wandler) einen kurzen Ultraschallimpuls, der sich mit Schallgeschwindigkeit durch die Luft ausbreitet. Trifft dieser Impuls auf ein Hindernis, wird er reflektiert und als Echo vom Empfänger des Sensors detektiert. Ein Mikrocontroller oder eine interne Logik misst die Zeitspanne </w:t>
+      </w:r>
+      <w:r>
+        <w:t>t</w:t>
+      </w:r>
+      <w:r>
+        <w:t xml:space="preserve"> zwischen Aussendung und Empfang und berechnet daraus die Distanz</w:t>
+      </w:r>
+      <w:r>
+        <w:t xml:space="preserve"> d</w:t>
+      </w:r>
+      <w:r>
+        <w:t>.</w:t>
       </w:r>
     </w:p>
     <w:p/>
     <w:p>
-      <w:r>
-        <w:rPr>
-          <w:u w:val="single"/>
-        </w:rPr>
-        <w:t xml:space="preserve">Berechnung </w:t>
-      </w:r>
-    </w:p>
-    <w:p>
-      <w:r>
-        <w:t>Die Berechnung des Abstands erfolgt über die Formel:</w:t>
-      </w:r>
-    </w:p>
-    <w:p>
-      <w:sdt>
-        <w:sdtPr>
-          <w:rPr>
-            <w:rFonts w:ascii="Cambria Math" w:hAnsi="Cambria Math"/>
-            <w:i/>
-          </w:rPr>
-          <w:id w:val="1366952365"/>
-          <w:placeholder>
-            <w:docPart w:val="DefaultPlaceholder_2098659788"/>
-          </w:placeholder>
-          <w:temporary/>
-          <w:showingPlcHdr/>
-          <w:equation/>
-        </w:sdtPr>
-        <w:sdtContent>
-          <m:oMathPara>
-            <m:oMath>
-              <m:r>
-                <w:rPr>
-                  <w:rStyle w:val="PlaceholderText"/>
-                  <w:rFonts w:ascii="Cambria Math" w:eastAsia="Calibri" w:hAnsi="Cambria Math"/>
-                </w:rPr>
-                <m:t>Type equation here.</m:t>
-              </m:r>
-            </m:oMath>
-          </m:oMathPara>
-        </w:sdtContent>
-      </w:sdt>
-    </w:p>
-    <w:p/>
-    <w:p>
-      <w:r>
-        <w:rPr>
-          <w:i/>
-          <w:iCs/>
-        </w:rPr>
-        <w:t>(Der Faktor 2 berücksichtigt den Hin- und Rückweg des Schalls).</w:t>
-      </w:r>
-    </w:p>
-    <w:p>
-      <w:r>
-        <w:t>Die Schallgeschwindigkeit</w:t>
-      </w:r>
-      <w:r>
+      <w:pPr>
         <w:rPr>
           <w:b/>
           <w:bCs/>
         </w:rPr>
+      </w:pPr>
+    </w:p>
+    <w:p>
+      <w:pPr>
+        <w:pStyle w:val="Text"/>
+      </w:pPr>
+      <w:r>
+        <w:t xml:space="preserve">Die elektrischen Eigenschaften variieren je nach Modul, lassen sich aber am weit verbreiteten HC-SR04 gut exemplarisch darstellen. Der Sensor arbeitet meist mit einer Versorgungsspannung von 5 V DC (einige präzisere Module wie der US-100 unterstützen auch 3 V bis 5 V). Der Messvorgang wird durch ein digitales </w:t>
+      </w:r>
+      <w:proofErr w:type="spellStart"/>
+      <w:r>
+        <w:t>Triggersignal</w:t>
+      </w:r>
+      <w:proofErr w:type="spellEnd"/>
+      <w:r>
+        <w:t xml:space="preserve"> (High-Pegel für ca. 10 µs) gestartet. Daraufhin sendet das Modul einen Burst von 8 Zyklen bei 40 kHz. Das Ausgangssignal (Echo-Pin) liefert einen High-Impuls, dessen Breite exakt der Laufzeit des Schalls entspricht.</w:t>
+      </w:r>
+    </w:p>
+    <w:p>
+      <w:pPr>
+        <w:pStyle w:val="Text"/>
+        <w:rPr>
+          <w:b/>
+          <w:bCs/>
+        </w:rPr>
+      </w:pPr>
+    </w:p>
+    <w:p>
+      <w:pPr>
+        <w:pStyle w:val="Text"/>
+      </w:pPr>
+      <w:r>
+        <w:lastRenderedPageBreak/>
+        <w:t>Zu beachten ist, dass Umweltfaktoren wie Temperatur (Einfluss auf Schallgeschwindigkeit) und Oberflächenbeschaffenheit (Absorption bei weichen Materialien) die Messgenauigkeit beeinflussen können.</w:t>
+      </w:r>
+    </w:p>
+    <w:p/>
+    <w:p>
+      <w:pPr>
+        <w:jc w:val="left"/>
+        <w:rPr>
+          <w:lang w:val="en-GB"/>
+        </w:rPr>
+      </w:pPr>
+      <w:r>
+        <w:rPr>
+          <w:lang w:val="en-GB"/>
+        </w:rPr>
+        <w:t xml:space="preserve">[Quelle: Ersa Electronics Blog: „Ultrasonic Distance Sensor: What It Is, How It Works, Accuracy, Range, and Best Modules“, </w:t>
+      </w:r>
+      <w:hyperlink r:id="rId39" w:tgtFrame="_blank" w:history="1">
+        <w:r>
+          <w:rPr>
+            <w:rStyle w:val="Hyperlink"/>
+            <w:lang w:val="en-GB"/>
+          </w:rPr>
+          <w:t>https://www.ersaelectronics.com/blog/ultrasonic-distance-sensor</w:t>
+        </w:r>
+      </w:hyperlink>
+      <w:r>
+        <w:rPr>
+          <w:lang w:val="en-GB"/>
+        </w:rPr>
+        <w:t>]</w:t>
+      </w:r>
+    </w:p>
+    <w:p>
+      <w:pPr>
+        <w:rPr>
+          <w:lang w:val="en-GB"/>
+        </w:rPr>
+      </w:pPr>
+    </w:p>
+    <w:p>
+      <w:pPr>
+        <w:rPr>
+          <w:b/>
+          <w:bCs/>
+          <w:u w:val="single"/>
+        </w:rPr>
+      </w:pPr>
+      <w:r>
+        <w:rPr>
+          <w:b/>
+          <w:bCs/>
+          <w:u w:val="single"/>
+        </w:rPr>
+        <w:t>Optische Sensoren</w:t>
+      </w:r>
+    </w:p>
+    <w:p>
+      <w:pPr>
+        <w:pStyle w:val="Text"/>
+      </w:pPr>
+      <w:r>
+        <w:t>Optische Distanzsensoren messen Entfernungen berührungslos mithilfe von Licht, meist durch Laserquellen. Je nach Anforderung und Messbereich kommen unterschiedliche physikalische Prinzipien zum Einsatz. Das dominierende Verfahren für hohe Präzision im Nahbereich (Millimeter bis wenige Meter) ist die Lasertriangulation. Hierbei projiziert der Sensor einen Laserpunkt oder eine Laserlinie auf das Objekt. Das reflektierte Licht trifft unter einem bestimmten Winkel auf ein Empfangselement im Sensor. Ändert sich die Distanz zum Objekt, verschiebt sich auch die Position des Lichtpunkts auf dem Empfänger. Für größere Distanzen wird hingegen das Time-</w:t>
+      </w:r>
+      <w:proofErr w:type="spellStart"/>
+      <w:r>
+        <w:t>of</w:t>
+      </w:r>
+      <w:proofErr w:type="spellEnd"/>
+      <w:r>
+        <w:t xml:space="preserve">-Flight-Verfahren (Laufzeitmessung) genutzt. Dabei sendet der Sensor ein Signalpaket aus und misst die Zeit, die das Licht benötigt, um zum Objekt und wieder </w:t>
+      </w:r>
+      <w:proofErr w:type="spellStart"/>
+      <w:r>
+        <w:t>zurückzugelangen</w:t>
+      </w:r>
+      <w:proofErr w:type="spellEnd"/>
+    </w:p>
+    <w:p>
+      <w:hyperlink r:id="rId40" w:history="1">
+        <w:r>
+          <w:rPr>
+            <w:rStyle w:val="Hyperlink"/>
+          </w:rPr>
+          <w:t>https://www.baumer.com/de/de/service-support/funktionsweise/funktionsweise-und-technologie-von-optischen-distanzsensoren/a/Know-how_Function_optical-distance-sensors</w:t>
+        </w:r>
+      </w:hyperlink>
+      <w:r>
         <w:t xml:space="preserve"> </w:t>
       </w:r>
-      <w:r>
-        <w:t xml:space="preserve">in Luft ist temperaturabhängig. Dies ist ein kritischer Faktor für die Messgenauigkeit. Die Näherungsformel für trockene Luft lautet: </w:t>
-      </w:r>
     </w:p>
     <w:p/>
-    <w:p>
-      <w:r>
-        <w:t>Ein Temperaturanstieg führt also zu einer höheren Schallgeschwindigkeit. Ohne Temperaturkompensation im Sensor führt dies zu Messfehlern.</w:t>
-      </w:r>
-      <w:r>
-        <w:t xml:space="preserve"> [</w:t>
-      </w:r>
-      <w:r>
-        <w:t>3</w:t>
-      </w:r>
-      <w:r>
-        <w:t>]</w:t>
+    <w:p/>
+    <w:p>
+      <w:pPr>
+        <w:pStyle w:val="Text"/>
+      </w:pPr>
+      <w:r>
+        <w:t>Für die punktuelle Abstandsmessung kommen optische Sensoren zum Einsatz, die einen gerichteten Lichtstrahl emittieren. Die Distanzermittlung erfolgt hierbei in der Regel über etablierte Verfahren wie die Lasertriangulation oder das Time-</w:t>
+      </w:r>
+      <w:proofErr w:type="spellStart"/>
+      <w:r>
+        <w:t>of</w:t>
+      </w:r>
+      <w:proofErr w:type="spellEnd"/>
+      <w:r>
+        <w:t>-Flight-Prinzip (</w:t>
+      </w:r>
+      <w:proofErr w:type="spellStart"/>
+      <w:r>
+        <w:t>ToF</w:t>
+      </w:r>
+      <w:proofErr w:type="spellEnd"/>
+      <w:r>
+        <w:t>).</w:t>
+      </w:r>
+    </w:p>
+    <w:p>
+      <w:pPr>
+        <w:pStyle w:val="Text"/>
+      </w:pPr>
+      <w:r>
+        <w:lastRenderedPageBreak/>
+        <w:t xml:space="preserve">Durch die Erweiterung dieses Prinzips auf den dreidimensionalen Raum – etwa durch die Anordnung mehrerer Sensoren oder das mechanische Ablenken des Messstrahls in verschiedene Raumrichtungen – lässt sich eine sogenannte Punktwolke generieren. Eine technologische Umsetzung dieses Verfahrens stellt LiDAR (Light </w:t>
+      </w:r>
+      <w:proofErr w:type="spellStart"/>
+      <w:r>
+        <w:t>Detection</w:t>
+      </w:r>
+      <w:proofErr w:type="spellEnd"/>
+      <w:r>
+        <w:t xml:space="preserve"> and Ranging) dar. Diese Systeme tasten die Umgebung </w:t>
+      </w:r>
+      <w:r>
+        <w:t>mittels Laserimpulse</w:t>
+      </w:r>
+      <w:r>
+        <w:t xml:space="preserve"> ab und berechnen die räumlichen Koordinaten der Umgebungspunkte primär auf Basis der Lichtlaufzeitmessung (</w:t>
+      </w:r>
+      <w:proofErr w:type="spellStart"/>
+      <w:r>
+        <w:t>ToF</w:t>
+      </w:r>
+      <w:proofErr w:type="spellEnd"/>
+      <w:r>
+        <w:t>).</w:t>
+      </w:r>
+    </w:p>
+    <w:p>
+      <w:pPr>
+        <w:pStyle w:val="Text"/>
+      </w:pPr>
+      <w:r>
+        <w:t>Im Gegensatz zu den laufzeitbasierten Verfahren existieren spezielle Tiefenkameras, die auf dem Prinzip der Triangulation beruhen. Diese Systeme nutzen geometrische Beziehungen zwischen Lichtquelle und Sensor, um die räumliche Tiefe zu berechnen und so eine detaillierte dreidimensionale Punktwolke des Objekts zu rekonstruieren.</w:t>
+      </w:r>
+    </w:p>
+    <w:p>
+      <w:pPr>
+        <w:pStyle w:val="Text"/>
+        <w:rPr>
+          <w:b/>
+          <w:bCs/>
+          <w:u w:val="single"/>
+        </w:rPr>
+      </w:pPr>
+      <w:r>
+        <w:rPr>
+          <w:b/>
+          <w:bCs/>
+          <w:u w:val="single"/>
+        </w:rPr>
+        <w:t>Stereovision</w:t>
+      </w:r>
+    </w:p>
+    <w:p>
+      <w:pPr>
+        <w:pStyle w:val="Text"/>
+      </w:pPr>
+    </w:p>
+    <w:p>
+      <w:pPr>
+        <w:pStyle w:val="Heading3"/>
+      </w:pPr>
+      <w:r>
+        <w:t>Wägetechnik</w:t>
+      </w:r>
+    </w:p>
+    <w:p>
+      <w:pPr>
+        <w:rPr>
+          <w:b/>
+          <w:bCs/>
+          <w:u w:val="single"/>
+        </w:rPr>
+      </w:pPr>
+      <w:r>
+        <w:rPr>
+          <w:b/>
+          <w:bCs/>
+          <w:u w:val="single"/>
+        </w:rPr>
+        <w:t>Messung</w:t>
+      </w:r>
+    </w:p>
+    <w:p/>
+    <w:p>
+      <w:pPr>
+        <w:rPr>
+          <w:b/>
+          <w:bCs/>
+          <w:u w:val="single"/>
+        </w:rPr>
+      </w:pPr>
+      <w:r>
+        <w:rPr>
+          <w:b/>
+          <w:bCs/>
+          <w:u w:val="single"/>
+        </w:rPr>
+        <w:t>Auswertung</w:t>
+      </w:r>
+    </w:p>
+    <w:p>
+      <w:r>
+        <w:t>Die Auswertung der Messergebnisse erfolgt über zwei Schritte: Die Wandlung für Controller und</w:t>
+      </w:r>
+      <w:r>
+        <w:t xml:space="preserve"> die Summierung der Messwerte</w:t>
+      </w:r>
+    </w:p>
+    <w:p/>
+    <w:p>
+      <w:pPr>
+        <w:pStyle w:val="Heading3"/>
+      </w:pPr>
+      <w:r>
+        <w:t>Beleuchtung</w:t>
+      </w:r>
+    </w:p>
+    <w:p>
+      <w:pPr>
+        <w:rPr>
+          <w:b/>
+          <w:bCs/>
+          <w:u w:val="single"/>
+        </w:rPr>
+      </w:pPr>
+      <w:r>
+        <w:rPr>
+          <w:b/>
+          <w:bCs/>
+          <w:u w:val="single"/>
+        </w:rPr>
+        <w:t>LEDs</w:t>
+      </w:r>
+    </w:p>
+    <w:p>
+      <w:pPr>
+        <w:rPr>
+          <w:b/>
+          <w:bCs/>
+          <w:u w:val="single"/>
+        </w:rPr>
+      </w:pPr>
+    </w:p>
+    <w:p>
+      <w:pPr>
+        <w:rPr>
+          <w:b/>
+          <w:bCs/>
+          <w:u w:val="single"/>
+        </w:rPr>
+      </w:pPr>
+      <w:r>
+        <w:rPr>
+          <w:b/>
+          <w:bCs/>
+          <w:u w:val="single"/>
+        </w:rPr>
+        <w:t>Vorwiderstand</w:t>
+      </w:r>
+    </w:p>
+    <w:p>
+      <w:pPr>
+        <w:rPr>
+          <w:b/>
+          <w:bCs/>
+          <w:u w:val="single"/>
+        </w:rPr>
+      </w:pPr>
+    </w:p>
+    <w:p/>
+    <w:p>
+      <w:pPr>
+        <w:rPr>
+          <w:b/>
+          <w:bCs/>
+          <w:u w:val="single"/>
+        </w:rPr>
+      </w:pPr>
+      <w:r>
+        <w:rPr>
+          <w:b/>
+          <w:bCs/>
+          <w:u w:val="single"/>
+        </w:rPr>
+        <w:t>RGBs</w:t>
+      </w:r>
+    </w:p>
+    <w:p/>
+    <w:p>
+      <w:pPr>
+        <w:rPr>
+          <w:b/>
+          <w:bCs/>
+          <w:u w:val="single"/>
+        </w:rPr>
+      </w:pPr>
+      <w:r>
+        <w:rPr>
+          <w:b/>
+          <w:bCs/>
+          <w:u w:val="single"/>
+        </w:rPr>
+        <w:t>RGB-Matrizen</w:t>
       </w:r>
     </w:p>
     <w:p>
@@ -3995,103 +4518,385 @@
     </w:p>
     <w:p>
       <w:pPr>
-        <w:rPr>
+        <w:pStyle w:val="Heading3"/>
+      </w:pPr>
+      <w:r>
+        <w:lastRenderedPageBreak/>
+        <w:t>Versorgung</w:t>
+      </w:r>
+    </w:p>
+    <w:p>
+      <w:pPr>
+        <w:rPr>
+          <w:b/>
+          <w:bCs/>
           <w:u w:val="single"/>
         </w:rPr>
       </w:pPr>
       <w:r>
         <w:rPr>
+          <w:b/>
+          <w:bCs/>
           <w:u w:val="single"/>
         </w:rPr>
-        <w:t>Physikalischer Aufbau</w:t>
+        <w:t>Trafo</w:t>
+      </w:r>
+    </w:p>
+    <w:p>
+      <w:pPr>
+        <w:pStyle w:val="Text"/>
+      </w:pPr>
+      <w:r>
+        <w:t>Ein Transformator ist ein elektromagnetisches Bauteil, das dazu dient, eine elektrische Wechselspannung in eine andere Wechselspannung (gleicher Frequenz, aber meist anderer Amplitude) umzuwandeln. Der grundlegende Aufbau besteht aus zwei elektrisch voneinander getrennten Spulen aus isoliertem Draht – der Primärspule und der Sekundärspule – die sich meist auf einem gemeinsamen, geschlossenen Eisenkern befinden. Das Funktionsprinzip basiert auf der elektromagnetischen Induktion: Legt man an die Primärspule eine Wechselspannung an, so entsteht im Eisenkern ein sich ständig ändernder magnetischer Fluss. Dieser magnetische Wechselfluss durchdringt auch die Sekundärspule und induziert dort wiederum eine Spannung.</w:t>
+      </w:r>
+    </w:p>
+    <w:p>
+      <w:hyperlink r:id="rId41" w:history="1">
+        <w:r>
+          <w:rPr>
+            <w:rStyle w:val="Hyperlink"/>
+          </w:rPr>
+          <w:t>https://www.leifiphysik.de/elektrizitaetslehre/induktion-und-transformator/grundwissen/transformator</w:t>
+        </w:r>
+      </w:hyperlink>
+      <w:r>
+        <w:t xml:space="preserve"> </w:t>
+      </w:r>
+    </w:p>
+    <w:p/>
+    <w:p>
+      <w:pPr>
+        <w:rPr>
+          <w:b/>
+          <w:bCs/>
+          <w:u w:val="single"/>
+        </w:rPr>
+      </w:pPr>
+      <w:r>
+        <w:rPr>
+          <w:b/>
+          <w:bCs/>
+          <w:u w:val="single"/>
+        </w:rPr>
+        <w:t>Gleichrichter</w:t>
+      </w:r>
+    </w:p>
+    <w:p/>
+    <w:p/>
+    <w:p>
+      <w:pPr>
+        <w:rPr>
+          <w:b/>
+          <w:bCs/>
+          <w:u w:val="single"/>
+        </w:rPr>
+      </w:pPr>
+      <w:r>
+        <w:rPr>
+          <w:b/>
+          <w:bCs/>
+          <w:u w:val="single"/>
+        </w:rPr>
+        <w:t>Glättung</w:t>
+      </w:r>
+    </w:p>
+    <w:p/>
+    <w:p>
+      <w:pPr>
+        <w:pStyle w:val="Heading3"/>
+      </w:pPr>
+      <w:r>
+        <w:t>Verkabelung</w:t>
+      </w:r>
+    </w:p>
+    <w:p>
+      <w:pPr>
+        <w:rPr>
+          <w:b/>
+          <w:bCs/>
+          <w:u w:val="single"/>
+        </w:rPr>
+      </w:pPr>
+      <w:r>
+        <w:rPr>
+          <w:b/>
+          <w:bCs/>
+          <w:u w:val="single"/>
+        </w:rPr>
+        <w:t>Querschnitte</w:t>
+      </w:r>
+    </w:p>
+    <w:p>
+      <w:pPr>
+        <w:pStyle w:val="Heading3"/>
+      </w:pPr>
+      <w:r>
+        <w:t>Schnittstellen</w:t>
+      </w:r>
+    </w:p>
+    <w:p>
+      <w:pPr>
+        <w:rPr>
+          <w:b/>
+          <w:bCs/>
+          <w:u w:val="single"/>
+        </w:rPr>
+      </w:pPr>
+      <w:r>
+        <w:rPr>
+          <w:b/>
+          <w:bCs/>
+          <w:u w:val="single"/>
+        </w:rPr>
+        <w:t>USB</w:t>
+      </w:r>
+    </w:p>
+    <w:p>
+      <w:pPr>
+        <w:rPr>
+          <w:b/>
+          <w:bCs/>
+          <w:u w:val="single"/>
+        </w:rPr>
+      </w:pPr>
+    </w:p>
+    <w:p>
+      <w:pPr>
+        <w:rPr>
+          <w:b/>
+          <w:bCs/>
+          <w:u w:val="single"/>
+        </w:rPr>
+      </w:pPr>
+      <w:r>
+        <w:rPr>
+          <w:b/>
+          <w:bCs/>
+          <w:u w:val="single"/>
+        </w:rPr>
+        <w:t>Ethernet</w:t>
+      </w:r>
+    </w:p>
+    <w:p>
+      <w:pPr>
+        <w:rPr>
+          <w:b/>
+          <w:bCs/>
+          <w:u w:val="single"/>
+        </w:rPr>
+      </w:pPr>
+    </w:p>
+    <w:p>
+      <w:pPr>
+        <w:rPr>
+          <w:b/>
+          <w:bCs/>
+          <w:u w:val="single"/>
+        </w:rPr>
+      </w:pPr>
+      <w:r>
+        <w:rPr>
+          <w:b/>
+          <w:bCs/>
+          <w:u w:val="single"/>
+        </w:rPr>
+        <w:t>CSI</w:t>
+      </w:r>
+    </w:p>
+    <w:p>
+      <w:pPr>
+        <w:rPr>
+          <w:b/>
+          <w:bCs/>
+          <w:u w:val="single"/>
+        </w:rPr>
+      </w:pPr>
+    </w:p>
+    <w:p>
+      <w:pPr>
+        <w:pStyle w:val="Heading3"/>
+      </w:pPr>
+      <w:r>
+        <w:t>Gehäusetechnik</w:t>
+      </w:r>
+    </w:p>
+    <w:p>
+      <w:pPr>
+        <w:rPr>
+          <w:b/>
+          <w:bCs/>
+          <w:u w:val="single"/>
+        </w:rPr>
+      </w:pPr>
+      <w:r>
+        <w:rPr>
+          <w:b/>
+          <w:bCs/>
+          <w:u w:val="single"/>
+        </w:rPr>
+        <w:t>CAD</w:t>
+      </w:r>
+    </w:p>
+    <w:p/>
+    <w:p>
+      <w:pPr>
+        <w:rPr>
+          <w:b/>
+          <w:bCs/>
+          <w:u w:val="single"/>
+        </w:rPr>
+      </w:pPr>
+      <w:r>
+        <w:rPr>
+          <w:b/>
+          <w:bCs/>
+          <w:u w:val="single"/>
+        </w:rPr>
+        <w:t>3D Druck</w:t>
+      </w:r>
+    </w:p>
+    <w:p>
+      <w:pPr>
+        <w:rPr>
+          <w:b/>
+          <w:bCs/>
+          <w:u w:val="single"/>
+        </w:rPr>
+      </w:pPr>
+    </w:p>
+    <w:p>
+      <w:pPr>
+        <w:rPr>
+          <w:b/>
+          <w:bCs/>
+          <w:u w:val="single"/>
+        </w:rPr>
+      </w:pPr>
+      <w:r>
+        <w:rPr>
+          <w:b/>
+          <w:bCs/>
+          <w:u w:val="single"/>
+        </w:rPr>
+        <w:t>STL</w:t>
+      </w:r>
+    </w:p>
+    <w:p>
+      <w:pPr>
+        <w:rPr>
+          <w:b/>
+          <w:bCs/>
+          <w:u w:val="single"/>
+        </w:rPr>
+      </w:pPr>
+    </w:p>
+    <w:p>
+      <w:pPr>
+        <w:rPr>
+          <w:b/>
+          <w:bCs/>
+          <w:u w:val="single"/>
+        </w:rPr>
+      </w:pPr>
+      <w:r>
+        <w:rPr>
+          <w:b/>
+          <w:bCs/>
+          <w:u w:val="single"/>
+        </w:rPr>
+        <w:t>MDF</w:t>
+      </w:r>
+    </w:p>
+    <w:p/>
+    <w:p>
+      <w:pPr>
+        <w:pStyle w:val="Heading3"/>
+      </w:pPr>
+      <w:r>
+        <w:t>Sonstiges</w:t>
+      </w:r>
+    </w:p>
+    <w:p>
+      <w:pPr>
+        <w:rPr>
+          <w:b/>
+          <w:bCs/>
+          <w:u w:val="single"/>
+        </w:rPr>
+      </w:pPr>
+      <w:r>
+        <w:rPr>
+          <w:b/>
+          <w:bCs/>
+          <w:u w:val="single"/>
+        </w:rPr>
+        <w:t>Projektplanung (Prince 2)</w:t>
+      </w:r>
+    </w:p>
+    <w:p/>
+    <w:p/>
+    <w:p>
+      <w:pPr>
+        <w:pStyle w:val="Text"/>
+      </w:pPr>
+    </w:p>
+    <w:p>
+      <w:pPr>
+        <w:pStyle w:val="Heading2"/>
+      </w:pPr>
+      <w:bookmarkStart w:id="37" w:name="_Toc200467201"/>
+      <w:r>
+        <w:t>Praktische Umsetzung</w:t>
+      </w:r>
+      <w:bookmarkEnd w:id="37"/>
+    </w:p>
+    <w:p>
+      <w:pPr>
+        <w:pStyle w:val="Heading3"/>
+      </w:pPr>
+      <w:r>
+        <w:t>Projektplanung</w:t>
+      </w:r>
+    </w:p>
+    <w:p>
+      <w:pPr>
+        <w:pStyle w:val="Heading3"/>
+      </w:pPr>
+      <w:r>
+        <w:t>Komponenten Auswahl</w:t>
+      </w:r>
+    </w:p>
+    <w:p>
+      <w:pPr>
+        <w:pStyle w:val="Heading3"/>
+      </w:pPr>
+      <w:r>
+        <w:t>Schaltpläne und Fertigungsunterlagen</w:t>
+      </w:r>
+    </w:p>
+    <w:p>
+      <w:pPr>
+        <w:pStyle w:val="Heading3"/>
+      </w:pPr>
+      <w:r>
+        <w:t>Gehäuseentwicklung</w:t>
+      </w:r>
+    </w:p>
+    <w:p>
+      <w:pPr>
+        <w:pStyle w:val="Heading3"/>
+      </w:pPr>
+      <w:r>
+        <w:t>Gehäusemontage</w:t>
       </w:r>
     </w:p>
     <w:p/>
     <w:p/>
     <w:p/>
-    <w:p>
-      <w:pPr>
-        <w:pStyle w:val="Text"/>
-        <w:spacing w:before="0" w:after="0"/>
-      </w:pPr>
-    </w:p>
-    <w:p>
-      <w:pPr>
-        <w:pStyle w:val="Text"/>
-      </w:pPr>
-    </w:p>
-    <w:p>
-      <w:pPr>
-        <w:pStyle w:val="Heading3"/>
-      </w:pPr>
-      <w:r>
-        <w:lastRenderedPageBreak/>
-        <w:t>Wägetechnik</w:t>
-      </w:r>
-    </w:p>
-    <w:p>
-      <w:pPr>
-        <w:pStyle w:val="Heading3"/>
-      </w:pPr>
-      <w:r>
-        <w:t>Beleuchtung</w:t>
-      </w:r>
-    </w:p>
-    <w:p>
-      <w:pPr>
-        <w:pStyle w:val="Heading3"/>
-      </w:pPr>
-      <w:r>
-        <w:t>Steuerung</w:t>
-      </w:r>
-    </w:p>
-    <w:p>
-      <w:pPr>
-        <w:pStyle w:val="Heading3"/>
-      </w:pPr>
-      <w:r>
-        <w:t>Versorgung</w:t>
-      </w:r>
-    </w:p>
-    <w:p>
-      <w:pPr>
-        <w:pStyle w:val="Heading3"/>
-      </w:pPr>
-      <w:r>
-        <w:t>Verkabelung</w:t>
-      </w:r>
-    </w:p>
-    <w:p>
-      <w:pPr>
-        <w:pStyle w:val="Heading3"/>
-      </w:pPr>
-      <w:r>
-        <w:t>Gehäusetechnik</w:t>
-      </w:r>
-    </w:p>
-    <w:p>
-      <w:pPr>
-        <w:pStyle w:val="Heading3"/>
-      </w:pPr>
-      <w:r>
-        <w:t>Sonstiges</w:t>
-      </w:r>
-    </w:p>
-    <w:p>
-      <w:pPr>
-        <w:pStyle w:val="Text"/>
-      </w:pPr>
-    </w:p>
-    <w:p>
-      <w:pPr>
-        <w:pStyle w:val="Heading2"/>
-      </w:pPr>
-      <w:bookmarkStart w:id="37" w:name="_Toc200467201"/>
-      <w:r>
-        <w:t>Praktische Umsetzung</w:t>
-      </w:r>
-      <w:bookmarkEnd w:id="37"/>
-    </w:p>
+    <w:p/>
+    <w:p/>
+    <w:p/>
+    <w:p/>
     <w:p>
       <w:pPr>
         <w:pStyle w:val="Heading2"/>
@@ -4165,6 +4970,7 @@
       </w:pPr>
       <w:bookmarkStart w:id="40" w:name="_Toc200467204"/>
       <w:r>
+        <w:lastRenderedPageBreak/>
         <w:t>Zusammenfassung individueller Teil</w:t>
       </w:r>
       <w:bookmarkEnd w:id="40"/>
@@ -4316,10 +5122,10 @@
         </w:numPr>
         <w:outlineLvl w:val="9"/>
         <w:sectPr>
-          <w:headerReference w:type="default" r:id="rId35"/>
-          <w:footerReference w:type="default" r:id="rId36"/>
-          <w:headerReference w:type="first" r:id="rId37"/>
-          <w:footerReference w:type="first" r:id="rId38"/>
+          <w:headerReference w:type="default" r:id="rId42"/>
+          <w:footerReference w:type="default" r:id="rId43"/>
+          <w:headerReference w:type="first" r:id="rId44"/>
+          <w:footerReference w:type="first" r:id="rId45"/>
           <w:pgSz w:w="11906" w:h="16838"/>
           <w:pgMar w:top="1417" w:right="1440" w:bottom="1134" w:left="1440" w:header="708" w:footer="708" w:gutter="0"/>
           <w:cols w:space="720"/>
@@ -4523,10 +5329,10 @@
       <w:pPr>
         <w:pStyle w:val="Text"/>
         <w:sectPr>
-          <w:headerReference w:type="default" r:id="rId39"/>
-          <w:footerReference w:type="default" r:id="rId40"/>
-          <w:headerReference w:type="first" r:id="rId41"/>
-          <w:footerReference w:type="first" r:id="rId42"/>
+          <w:headerReference w:type="default" r:id="rId46"/>
+          <w:footerReference w:type="default" r:id="rId47"/>
+          <w:headerReference w:type="first" r:id="rId48"/>
+          <w:footerReference w:type="first" r:id="rId49"/>
           <w:pgSz w:w="11906" w:h="16838"/>
           <w:pgMar w:top="1417" w:right="1440" w:bottom="1134" w:left="1440" w:header="708" w:footer="708" w:gutter="0"/>
           <w:cols w:space="720"/>
@@ -4727,10 +5533,10 @@
       <w:pPr>
         <w:pStyle w:val="Text"/>
         <w:sectPr>
-          <w:headerReference w:type="default" r:id="rId43"/>
-          <w:footerReference w:type="default" r:id="rId44"/>
-          <w:headerReference w:type="first" r:id="rId45"/>
-          <w:footerReference w:type="first" r:id="rId46"/>
+          <w:headerReference w:type="default" r:id="rId50"/>
+          <w:footerReference w:type="default" r:id="rId51"/>
+          <w:headerReference w:type="first" r:id="rId52"/>
+          <w:footerReference w:type="first" r:id="rId53"/>
           <w:pgSz w:w="11906" w:h="16838"/>
           <w:pgMar w:top="1417" w:right="1440" w:bottom="1134" w:left="1440" w:header="708" w:footer="708" w:gutter="0"/>
           <w:cols w:space="720"/>
@@ -4881,10 +5687,10 @@
       <w:pPr>
         <w:pStyle w:val="Text"/>
         <w:sectPr>
-          <w:headerReference w:type="default" r:id="rId47"/>
-          <w:footerReference w:type="default" r:id="rId48"/>
-          <w:headerReference w:type="first" r:id="rId49"/>
-          <w:footerReference w:type="first" r:id="rId50"/>
+          <w:headerReference w:type="default" r:id="rId54"/>
+          <w:footerReference w:type="default" r:id="rId55"/>
+          <w:headerReference w:type="first" r:id="rId56"/>
+          <w:footerReference w:type="first" r:id="rId57"/>
           <w:pgSz w:w="11906" w:h="16838"/>
           <w:pgMar w:top="1417" w:right="1440" w:bottom="1134" w:left="1440" w:header="708" w:footer="708" w:gutter="0"/>
           <w:cols w:space="720"/>
@@ -4897,10 +5703,10 @@
       <w:pPr>
         <w:pStyle w:val="Heading1"/>
         <w:sectPr>
-          <w:headerReference w:type="default" r:id="rId51"/>
-          <w:footerReference w:type="default" r:id="rId52"/>
-          <w:headerReference w:type="first" r:id="rId53"/>
-          <w:footerReference w:type="first" r:id="rId54"/>
+          <w:headerReference w:type="default" r:id="rId58"/>
+          <w:footerReference w:type="default" r:id="rId59"/>
+          <w:headerReference w:type="first" r:id="rId60"/>
+          <w:footerReference w:type="first" r:id="rId61"/>
           <w:pgSz w:w="11906" w:h="16838"/>
           <w:pgMar w:top="1417" w:right="1440" w:bottom="1134" w:left="1440" w:header="708" w:footer="708" w:gutter="0"/>
           <w:cols w:space="720"/>
@@ -5170,10 +5976,10 @@
           <w:color w:val="0066FF"/>
         </w:rPr>
         <w:sectPr>
-          <w:headerReference w:type="default" r:id="rId55"/>
-          <w:footerReference w:type="default" r:id="rId56"/>
-          <w:headerReference w:type="first" r:id="rId57"/>
-          <w:footerReference w:type="first" r:id="rId58"/>
+          <w:headerReference w:type="default" r:id="rId62"/>
+          <w:footerReference w:type="default" r:id="rId63"/>
+          <w:headerReference w:type="first" r:id="rId64"/>
+          <w:footerReference w:type="first" r:id="rId65"/>
           <w:pgSz w:w="11906" w:h="16838"/>
           <w:pgMar w:top="1417" w:right="1440" w:bottom="1134" w:left="1440" w:header="708" w:footer="708" w:gutter="0"/>
           <w:cols w:space="720"/>
@@ -5233,10 +6039,10 @@
       <w:bookmarkEnd w:id="104"/>
     </w:p>
     <w:sectPr>
-      <w:headerReference w:type="default" r:id="rId59"/>
-      <w:footerReference w:type="default" r:id="rId60"/>
-      <w:headerReference w:type="first" r:id="rId61"/>
-      <w:footerReference w:type="first" r:id="rId62"/>
+      <w:headerReference w:type="default" r:id="rId66"/>
+      <w:footerReference w:type="default" r:id="rId67"/>
+      <w:headerReference w:type="first" r:id="rId68"/>
+      <w:footerReference w:type="first" r:id="rId69"/>
       <w:pgSz w:w="11906" w:h="16838"/>
       <w:pgMar w:top="1417" w:right="1440" w:bottom="1134" w:left="1440" w:header="708" w:footer="708" w:gutter="0"/>
       <w:cols w:space="720"/>
@@ -7369,6 +8175,155 @@
     </w:lvl>
   </w:abstractNum>
   <w:abstractNum w:abstractNumId="7" w15:restartNumberingAfterBreak="0">
+    <w:nsid w:val="2BC85955"/>
+    <w:multiLevelType w:val="multilevel"/>
+    <w:tmpl w:val="97F4FDBE"/>
+    <w:lvl w:ilvl="0">
+      <w:start w:val="1"/>
+      <w:numFmt w:val="bullet"/>
+      <w:lvlText w:val=""/>
+      <w:lvlJc w:val="left"/>
+      <w:pPr>
+        <w:tabs>
+          <w:tab w:val="num" w:pos="720"/>
+        </w:tabs>
+        <w:ind w:left="720" w:hanging="360"/>
+      </w:pPr>
+      <w:rPr>
+        <w:rFonts w:ascii="Symbol" w:hAnsi="Symbol" w:hint="default"/>
+        <w:sz w:val="20"/>
+      </w:rPr>
+    </w:lvl>
+    <w:lvl w:ilvl="1" w:tentative="1">
+      <w:start w:val="1"/>
+      <w:numFmt w:val="bullet"/>
+      <w:lvlText w:val="o"/>
+      <w:lvlJc w:val="left"/>
+      <w:pPr>
+        <w:tabs>
+          <w:tab w:val="num" w:pos="1440"/>
+        </w:tabs>
+        <w:ind w:left="1440" w:hanging="360"/>
+      </w:pPr>
+      <w:rPr>
+        <w:rFonts w:ascii="Courier New" w:hAnsi="Courier New" w:hint="default"/>
+        <w:sz w:val="20"/>
+      </w:rPr>
+    </w:lvl>
+    <w:lvl w:ilvl="2" w:tentative="1">
+      <w:start w:val="1"/>
+      <w:numFmt w:val="bullet"/>
+      <w:lvlText w:val=""/>
+      <w:lvlJc w:val="left"/>
+      <w:pPr>
+        <w:tabs>
+          <w:tab w:val="num" w:pos="2160"/>
+        </w:tabs>
+        <w:ind w:left="2160" w:hanging="360"/>
+      </w:pPr>
+      <w:rPr>
+        <w:rFonts w:ascii="Wingdings" w:hAnsi="Wingdings" w:hint="default"/>
+        <w:sz w:val="20"/>
+      </w:rPr>
+    </w:lvl>
+    <w:lvl w:ilvl="3" w:tentative="1">
+      <w:start w:val="1"/>
+      <w:numFmt w:val="bullet"/>
+      <w:lvlText w:val=""/>
+      <w:lvlJc w:val="left"/>
+      <w:pPr>
+        <w:tabs>
+          <w:tab w:val="num" w:pos="2880"/>
+        </w:tabs>
+        <w:ind w:left="2880" w:hanging="360"/>
+      </w:pPr>
+      <w:rPr>
+        <w:rFonts w:ascii="Wingdings" w:hAnsi="Wingdings" w:hint="default"/>
+        <w:sz w:val="20"/>
+      </w:rPr>
+    </w:lvl>
+    <w:lvl w:ilvl="4" w:tentative="1">
+      <w:start w:val="1"/>
+      <w:numFmt w:val="bullet"/>
+      <w:lvlText w:val=""/>
+      <w:lvlJc w:val="left"/>
+      <w:pPr>
+        <w:tabs>
+          <w:tab w:val="num" w:pos="3600"/>
+        </w:tabs>
+        <w:ind w:left="3600" w:hanging="360"/>
+      </w:pPr>
+      <w:rPr>
+        <w:rFonts w:ascii="Wingdings" w:hAnsi="Wingdings" w:hint="default"/>
+        <w:sz w:val="20"/>
+      </w:rPr>
+    </w:lvl>
+    <w:lvl w:ilvl="5" w:tentative="1">
+      <w:start w:val="1"/>
+      <w:numFmt w:val="bullet"/>
+      <w:lvlText w:val=""/>
+      <w:lvlJc w:val="left"/>
+      <w:pPr>
+        <w:tabs>
+          <w:tab w:val="num" w:pos="4320"/>
+        </w:tabs>
+        <w:ind w:left="4320" w:hanging="360"/>
+      </w:pPr>
+      <w:rPr>
+        <w:rFonts w:ascii="Wingdings" w:hAnsi="Wingdings" w:hint="default"/>
+        <w:sz w:val="20"/>
+      </w:rPr>
+    </w:lvl>
+    <w:lvl w:ilvl="6" w:tentative="1">
+      <w:start w:val="1"/>
+      <w:numFmt w:val="bullet"/>
+      <w:lvlText w:val=""/>
+      <w:lvlJc w:val="left"/>
+      <w:pPr>
+        <w:tabs>
+          <w:tab w:val="num" w:pos="5040"/>
+        </w:tabs>
+        <w:ind w:left="5040" w:hanging="360"/>
+      </w:pPr>
+      <w:rPr>
+        <w:rFonts w:ascii="Wingdings" w:hAnsi="Wingdings" w:hint="default"/>
+        <w:sz w:val="20"/>
+      </w:rPr>
+    </w:lvl>
+    <w:lvl w:ilvl="7" w:tentative="1">
+      <w:start w:val="1"/>
+      <w:numFmt w:val="bullet"/>
+      <w:lvlText w:val=""/>
+      <w:lvlJc w:val="left"/>
+      <w:pPr>
+        <w:tabs>
+          <w:tab w:val="num" w:pos="5760"/>
+        </w:tabs>
+        <w:ind w:left="5760" w:hanging="360"/>
+      </w:pPr>
+      <w:rPr>
+        <w:rFonts w:ascii="Wingdings" w:hAnsi="Wingdings" w:hint="default"/>
+        <w:sz w:val="20"/>
+      </w:rPr>
+    </w:lvl>
+    <w:lvl w:ilvl="8" w:tentative="1">
+      <w:start w:val="1"/>
+      <w:numFmt w:val="bullet"/>
+      <w:lvlText w:val=""/>
+      <w:lvlJc w:val="left"/>
+      <w:pPr>
+        <w:tabs>
+          <w:tab w:val="num" w:pos="6480"/>
+        </w:tabs>
+        <w:ind w:left="6480" w:hanging="360"/>
+      </w:pPr>
+      <w:rPr>
+        <w:rFonts w:ascii="Wingdings" w:hAnsi="Wingdings" w:hint="default"/>
+        <w:sz w:val="20"/>
+      </w:rPr>
+    </w:lvl>
+  </w:abstractNum>
+  <w:abstractNum w:abstractNumId="8" w15:restartNumberingAfterBreak="0">
     <w:nsid w:val="2BDD7B56"/>
     <w:multiLevelType w:val="multilevel"/>
     <w:tmpl w:val="3BB044EC"/>
@@ -7482,7 +8437,7 @@
       </w:pPr>
     </w:lvl>
   </w:abstractNum>
-  <w:abstractNum w:abstractNumId="8" w15:restartNumberingAfterBreak="0">
+  <w:abstractNum w:abstractNumId="9" w15:restartNumberingAfterBreak="0">
     <w:nsid w:val="2E924F04"/>
     <w:multiLevelType w:val="multilevel"/>
     <w:tmpl w:val="1D62804E"/>
@@ -7622,7 +8577,7 @@
       </w:rPr>
     </w:lvl>
   </w:abstractNum>
-  <w:abstractNum w:abstractNumId="9" w15:restartNumberingAfterBreak="0">
+  <w:abstractNum w:abstractNumId="10" w15:restartNumberingAfterBreak="0">
     <w:nsid w:val="3F2F1EDB"/>
     <w:multiLevelType w:val="multilevel"/>
     <w:tmpl w:val="C61C9C28"/>
@@ -7736,7 +8691,7 @@
       </w:pPr>
     </w:lvl>
   </w:abstractNum>
-  <w:abstractNum w:abstractNumId="10" w15:restartNumberingAfterBreak="0">
+  <w:abstractNum w:abstractNumId="11" w15:restartNumberingAfterBreak="0">
     <w:nsid w:val="44F3663C"/>
     <w:multiLevelType w:val="multilevel"/>
     <w:tmpl w:val="AD60DEC6"/>
@@ -7853,7 +8808,120 @@
       </w:pPr>
     </w:lvl>
   </w:abstractNum>
-  <w:abstractNum w:abstractNumId="11" w15:restartNumberingAfterBreak="0">
+  <w:abstractNum w:abstractNumId="12" w15:restartNumberingAfterBreak="0">
+    <w:nsid w:val="477B00CA"/>
+    <w:multiLevelType w:val="hybridMultilevel"/>
+    <w:tmpl w:val="EC784098"/>
+    <w:lvl w:ilvl="0" w:tplc="20000001">
+      <w:start w:val="1"/>
+      <w:numFmt w:val="bullet"/>
+      <w:lvlText w:val=""/>
+      <w:lvlJc w:val="left"/>
+      <w:pPr>
+        <w:ind w:left="720" w:hanging="360"/>
+      </w:pPr>
+      <w:rPr>
+        <w:rFonts w:ascii="Symbol" w:hAnsi="Symbol" w:hint="default"/>
+      </w:rPr>
+    </w:lvl>
+    <w:lvl w:ilvl="1" w:tplc="20000003" w:tentative="1">
+      <w:start w:val="1"/>
+      <w:numFmt w:val="bullet"/>
+      <w:lvlText w:val="o"/>
+      <w:lvlJc w:val="left"/>
+      <w:pPr>
+        <w:ind w:left="1440" w:hanging="360"/>
+      </w:pPr>
+      <w:rPr>
+        <w:rFonts w:ascii="Courier New" w:hAnsi="Courier New" w:cs="Courier New" w:hint="default"/>
+      </w:rPr>
+    </w:lvl>
+    <w:lvl w:ilvl="2" w:tplc="20000005" w:tentative="1">
+      <w:start w:val="1"/>
+      <w:numFmt w:val="bullet"/>
+      <w:lvlText w:val=""/>
+      <w:lvlJc w:val="left"/>
+      <w:pPr>
+        <w:ind w:left="2160" w:hanging="360"/>
+      </w:pPr>
+      <w:rPr>
+        <w:rFonts w:ascii="Wingdings" w:hAnsi="Wingdings" w:hint="default"/>
+      </w:rPr>
+    </w:lvl>
+    <w:lvl w:ilvl="3" w:tplc="20000001" w:tentative="1">
+      <w:start w:val="1"/>
+      <w:numFmt w:val="bullet"/>
+      <w:lvlText w:val=""/>
+      <w:lvlJc w:val="left"/>
+      <w:pPr>
+        <w:ind w:left="2880" w:hanging="360"/>
+      </w:pPr>
+      <w:rPr>
+        <w:rFonts w:ascii="Symbol" w:hAnsi="Symbol" w:hint="default"/>
+      </w:rPr>
+    </w:lvl>
+    <w:lvl w:ilvl="4" w:tplc="20000003" w:tentative="1">
+      <w:start w:val="1"/>
+      <w:numFmt w:val="bullet"/>
+      <w:lvlText w:val="o"/>
+      <w:lvlJc w:val="left"/>
+      <w:pPr>
+        <w:ind w:left="3600" w:hanging="360"/>
+      </w:pPr>
+      <w:rPr>
+        <w:rFonts w:ascii="Courier New" w:hAnsi="Courier New" w:cs="Courier New" w:hint="default"/>
+      </w:rPr>
+    </w:lvl>
+    <w:lvl w:ilvl="5" w:tplc="20000005" w:tentative="1">
+      <w:start w:val="1"/>
+      <w:numFmt w:val="bullet"/>
+      <w:lvlText w:val=""/>
+      <w:lvlJc w:val="left"/>
+      <w:pPr>
+        <w:ind w:left="4320" w:hanging="360"/>
+      </w:pPr>
+      <w:rPr>
+        <w:rFonts w:ascii="Wingdings" w:hAnsi="Wingdings" w:hint="default"/>
+      </w:rPr>
+    </w:lvl>
+    <w:lvl w:ilvl="6" w:tplc="20000001" w:tentative="1">
+      <w:start w:val="1"/>
+      <w:numFmt w:val="bullet"/>
+      <w:lvlText w:val=""/>
+      <w:lvlJc w:val="left"/>
+      <w:pPr>
+        <w:ind w:left="5040" w:hanging="360"/>
+      </w:pPr>
+      <w:rPr>
+        <w:rFonts w:ascii="Symbol" w:hAnsi="Symbol" w:hint="default"/>
+      </w:rPr>
+    </w:lvl>
+    <w:lvl w:ilvl="7" w:tplc="20000003" w:tentative="1">
+      <w:start w:val="1"/>
+      <w:numFmt w:val="bullet"/>
+      <w:lvlText w:val="o"/>
+      <w:lvlJc w:val="left"/>
+      <w:pPr>
+        <w:ind w:left="5760" w:hanging="360"/>
+      </w:pPr>
+      <w:rPr>
+        <w:rFonts w:ascii="Courier New" w:hAnsi="Courier New" w:cs="Courier New" w:hint="default"/>
+      </w:rPr>
+    </w:lvl>
+    <w:lvl w:ilvl="8" w:tplc="20000005" w:tentative="1">
+      <w:start w:val="1"/>
+      <w:numFmt w:val="bullet"/>
+      <w:lvlText w:val=""/>
+      <w:lvlJc w:val="left"/>
+      <w:pPr>
+        <w:ind w:left="6480" w:hanging="360"/>
+      </w:pPr>
+      <w:rPr>
+        <w:rFonts w:ascii="Wingdings" w:hAnsi="Wingdings" w:hint="default"/>
+      </w:rPr>
+    </w:lvl>
+  </w:abstractNum>
+  <w:abstractNum w:abstractNumId="13" w15:restartNumberingAfterBreak="0">
     <w:nsid w:val="50C84375"/>
     <w:multiLevelType w:val="multilevel"/>
     <w:tmpl w:val="59EAD234"/>
@@ -8002,7 +9070,7 @@
       </w:rPr>
     </w:lvl>
   </w:abstractNum>
-  <w:abstractNum w:abstractNumId="12" w15:restartNumberingAfterBreak="0">
+  <w:abstractNum w:abstractNumId="14" w15:restartNumberingAfterBreak="0">
     <w:nsid w:val="59DE5E64"/>
     <w:multiLevelType w:val="multilevel"/>
     <w:tmpl w:val="FB3A837A"/>
@@ -8116,7 +9184,7 @@
       </w:pPr>
     </w:lvl>
   </w:abstractNum>
-  <w:abstractNum w:abstractNumId="13" w15:restartNumberingAfterBreak="0">
+  <w:abstractNum w:abstractNumId="15" w15:restartNumberingAfterBreak="0">
     <w:nsid w:val="6D4C4E1E"/>
     <w:multiLevelType w:val="multilevel"/>
     <w:tmpl w:val="1E82CF44"/>
@@ -8256,7 +9324,120 @@
       </w:rPr>
     </w:lvl>
   </w:abstractNum>
-  <w:abstractNum w:abstractNumId="14" w15:restartNumberingAfterBreak="0">
+  <w:abstractNum w:abstractNumId="16" w15:restartNumberingAfterBreak="0">
+    <w:nsid w:val="6DFC19B3"/>
+    <w:multiLevelType w:val="hybridMultilevel"/>
+    <w:tmpl w:val="50205AA8"/>
+    <w:lvl w:ilvl="0" w:tplc="20000001">
+      <w:start w:val="1"/>
+      <w:numFmt w:val="bullet"/>
+      <w:lvlText w:val=""/>
+      <w:lvlJc w:val="left"/>
+      <w:pPr>
+        <w:ind w:left="720" w:hanging="360"/>
+      </w:pPr>
+      <w:rPr>
+        <w:rFonts w:ascii="Symbol" w:hAnsi="Symbol" w:hint="default"/>
+      </w:rPr>
+    </w:lvl>
+    <w:lvl w:ilvl="1" w:tplc="20000003" w:tentative="1">
+      <w:start w:val="1"/>
+      <w:numFmt w:val="bullet"/>
+      <w:lvlText w:val="o"/>
+      <w:lvlJc w:val="left"/>
+      <w:pPr>
+        <w:ind w:left="1440" w:hanging="360"/>
+      </w:pPr>
+      <w:rPr>
+        <w:rFonts w:ascii="Courier New" w:hAnsi="Courier New" w:cs="Courier New" w:hint="default"/>
+      </w:rPr>
+    </w:lvl>
+    <w:lvl w:ilvl="2" w:tplc="20000005" w:tentative="1">
+      <w:start w:val="1"/>
+      <w:numFmt w:val="bullet"/>
+      <w:lvlText w:val=""/>
+      <w:lvlJc w:val="left"/>
+      <w:pPr>
+        <w:ind w:left="2160" w:hanging="360"/>
+      </w:pPr>
+      <w:rPr>
+        <w:rFonts w:ascii="Wingdings" w:hAnsi="Wingdings" w:hint="default"/>
+      </w:rPr>
+    </w:lvl>
+    <w:lvl w:ilvl="3" w:tplc="20000001" w:tentative="1">
+      <w:start w:val="1"/>
+      <w:numFmt w:val="bullet"/>
+      <w:lvlText w:val=""/>
+      <w:lvlJc w:val="left"/>
+      <w:pPr>
+        <w:ind w:left="2880" w:hanging="360"/>
+      </w:pPr>
+      <w:rPr>
+        <w:rFonts w:ascii="Symbol" w:hAnsi="Symbol" w:hint="default"/>
+      </w:rPr>
+    </w:lvl>
+    <w:lvl w:ilvl="4" w:tplc="20000003" w:tentative="1">
+      <w:start w:val="1"/>
+      <w:numFmt w:val="bullet"/>
+      <w:lvlText w:val="o"/>
+      <w:lvlJc w:val="left"/>
+      <w:pPr>
+        <w:ind w:left="3600" w:hanging="360"/>
+      </w:pPr>
+      <w:rPr>
+        <w:rFonts w:ascii="Courier New" w:hAnsi="Courier New" w:cs="Courier New" w:hint="default"/>
+      </w:rPr>
+    </w:lvl>
+    <w:lvl w:ilvl="5" w:tplc="20000005" w:tentative="1">
+      <w:start w:val="1"/>
+      <w:numFmt w:val="bullet"/>
+      <w:lvlText w:val=""/>
+      <w:lvlJc w:val="left"/>
+      <w:pPr>
+        <w:ind w:left="4320" w:hanging="360"/>
+      </w:pPr>
+      <w:rPr>
+        <w:rFonts w:ascii="Wingdings" w:hAnsi="Wingdings" w:hint="default"/>
+      </w:rPr>
+    </w:lvl>
+    <w:lvl w:ilvl="6" w:tplc="20000001" w:tentative="1">
+      <w:start w:val="1"/>
+      <w:numFmt w:val="bullet"/>
+      <w:lvlText w:val=""/>
+      <w:lvlJc w:val="left"/>
+      <w:pPr>
+        <w:ind w:left="5040" w:hanging="360"/>
+      </w:pPr>
+      <w:rPr>
+        <w:rFonts w:ascii="Symbol" w:hAnsi="Symbol" w:hint="default"/>
+      </w:rPr>
+    </w:lvl>
+    <w:lvl w:ilvl="7" w:tplc="20000003" w:tentative="1">
+      <w:start w:val="1"/>
+      <w:numFmt w:val="bullet"/>
+      <w:lvlText w:val="o"/>
+      <w:lvlJc w:val="left"/>
+      <w:pPr>
+        <w:ind w:left="5760" w:hanging="360"/>
+      </w:pPr>
+      <w:rPr>
+        <w:rFonts w:ascii="Courier New" w:hAnsi="Courier New" w:cs="Courier New" w:hint="default"/>
+      </w:rPr>
+    </w:lvl>
+    <w:lvl w:ilvl="8" w:tplc="20000005" w:tentative="1">
+      <w:start w:val="1"/>
+      <w:numFmt w:val="bullet"/>
+      <w:lvlText w:val=""/>
+      <w:lvlJc w:val="left"/>
+      <w:pPr>
+        <w:ind w:left="6480" w:hanging="360"/>
+      </w:pPr>
+      <w:rPr>
+        <w:rFonts w:ascii="Wingdings" w:hAnsi="Wingdings" w:hint="default"/>
+      </w:rPr>
+    </w:lvl>
+  </w:abstractNum>
+  <w:abstractNum w:abstractNumId="17" w15:restartNumberingAfterBreak="0">
     <w:nsid w:val="7399022E"/>
     <w:multiLevelType w:val="multilevel"/>
     <w:tmpl w:val="A0BA7646"/>
@@ -8396,7 +9577,7 @@
       </w:rPr>
     </w:lvl>
   </w:abstractNum>
-  <w:abstractNum w:abstractNumId="15" w15:restartNumberingAfterBreak="0">
+  <w:abstractNum w:abstractNumId="18" w15:restartNumberingAfterBreak="0">
     <w:nsid w:val="7E1A10DD"/>
     <w:multiLevelType w:val="multilevel"/>
     <w:tmpl w:val="5600987E"/>
@@ -8546,13 +9727,13 @@
     </w:lvl>
   </w:abstractNum>
   <w:num w:numId="1" w16cid:durableId="1289120426">
-    <w:abstractNumId w:val="7"/>
+    <w:abstractNumId w:val="8"/>
   </w:num>
   <w:num w:numId="2" w16cid:durableId="1953786077">
-    <w:abstractNumId w:val="12"/>
+    <w:abstractNumId w:val="14"/>
   </w:num>
   <w:num w:numId="3" w16cid:durableId="2104757504">
-    <w:abstractNumId w:val="15"/>
+    <w:abstractNumId w:val="18"/>
   </w:num>
   <w:num w:numId="4" w16cid:durableId="504169938">
     <w:abstractNumId w:val="0"/>
@@ -8567,22 +9748,22 @@
     <w:abstractNumId w:val="6"/>
   </w:num>
   <w:num w:numId="8" w16cid:durableId="1187405382">
-    <w:abstractNumId w:val="9"/>
+    <w:abstractNumId w:val="10"/>
   </w:num>
   <w:num w:numId="9" w16cid:durableId="2118671181">
-    <w:abstractNumId w:val="10"/>
+    <w:abstractNumId w:val="11"/>
   </w:num>
   <w:num w:numId="10" w16cid:durableId="1942565517">
-    <w:abstractNumId w:val="14"/>
+    <w:abstractNumId w:val="17"/>
   </w:num>
   <w:num w:numId="11" w16cid:durableId="1178928929">
     <w:abstractNumId w:val="1"/>
   </w:num>
   <w:num w:numId="12" w16cid:durableId="543752606">
-    <w:abstractNumId w:val="8"/>
+    <w:abstractNumId w:val="9"/>
   </w:num>
   <w:num w:numId="13" w16cid:durableId="423914029">
-    <w:abstractNumId w:val="13"/>
+    <w:abstractNumId w:val="15"/>
   </w:num>
   <w:num w:numId="14" w16cid:durableId="886918301">
     <w:abstractNumId w:val="4"/>
@@ -8591,7 +9772,16 @@
     <w:abstractNumId w:val="3"/>
   </w:num>
   <w:num w:numId="16" w16cid:durableId="1757366095">
-    <w:abstractNumId w:val="11"/>
+    <w:abstractNumId w:val="13"/>
+  </w:num>
+  <w:num w:numId="17" w16cid:durableId="1972637396">
+    <w:abstractNumId w:val="7"/>
+  </w:num>
+  <w:num w:numId="18" w16cid:durableId="1611475339">
+    <w:abstractNumId w:val="16"/>
+  </w:num>
+  <w:num w:numId="19" w16cid:durableId="1507137375">
+    <w:abstractNumId w:val="12"/>
   </w:num>
 </w:numbering>
 </file>
@@ -9219,6 +10409,7 @@
   <w:style w:type="character" w:default="1" w:styleId="DefaultParagraphFont">
     <w:name w:val="Default Paragraph Font"/>
     <w:uiPriority w:val="1"/>
+    <w:semiHidden/>
     <w:unhideWhenUsed/>
   </w:style>
   <w:style w:type="table" w:default="1" w:styleId="TableNormal">
@@ -10839,651 +12030,6 @@
     </w:rPr>
   </w:style>
 </w:styles>
-</file>
-
-<file path=word/glossary/document.xml><?xml version="1.0" encoding="utf-8"?>
-<w:glossaryDocument xmlns:wpc="http://schemas.microsoft.com/office/word/2010/wordprocessingCanvas" xmlns:cx="http://schemas.microsoft.com/office/drawing/2014/chartex" xmlns:cx1="http://schemas.microsoft.com/office/drawing/2015/9/8/chartex" xmlns:cx2="http://schemas.microsoft.com/office/drawing/2015/10/21/chartex" xmlns:cx3="http://schemas.microsoft.com/office/drawing/2016/5/9/chartex" xmlns:cx4="http://schemas.microsoft.com/office/drawing/2016/5/10/chartex" xmlns:cx5="http://schemas.microsoft.com/office/drawing/2016/5/11/chartex" xmlns:cx6="http://schemas.microsoft.com/office/drawing/2016/5/12/chartex" xmlns:cx7="http://schemas.microsoft.com/office/drawing/2016/5/13/chartex" xmlns:cx8="http://schemas.microsoft.com/office/drawing/2016/5/14/chartex" xmlns:mc="http://schemas.openxmlformats.org/markup-compatibility/2006" xmlns:aink="http://schemas.microsoft.com/office/drawing/2016/ink" xmlns:am3d="http://schemas.microsoft.com/office/drawing/2017/model3d" xmlns:o="urn:schemas-microsoft-com:office:office" xmlns:oel="http://schemas.microsoft.com/office/2019/extlst" xmlns:r="http://schemas.openxmlformats.org/officeDocument/2006/relationships" xmlns:m="http://schemas.openxmlformats.org/officeDocument/2006/math" xmlns:v="urn:schemas-microsoft-com:vml" xmlns:wp14="http://schemas.microsoft.com/office/word/2010/wordprocessingDrawing" xmlns:wp="http://schemas.openxmlformats.org/drawingml/2006/wordprocessingDrawing" xmlns:w10="urn:schemas-microsoft-com:office:word" xmlns:w="http://schemas.openxmlformats.org/wordprocessingml/2006/main" xmlns:w14="http://schemas.microsoft.com/office/word/2010/wordml" xmlns:w15="http://schemas.microsoft.com/office/word/2012/wordml" xmlns:w16cex="http://schemas.microsoft.com/office/word/2018/wordml/cex" xmlns:w16cid="http://schemas.microsoft.com/office/word/2016/wordml/cid" xmlns:w16="http://schemas.microsoft.com/office/word/2018/wordml" xmlns:w16du="http://schemas.microsoft.com/office/word/2023/wordml/word16du" xmlns:w16sdtdh="http://schemas.microsoft.com/office/word/2020/wordml/sdtdatahash" xmlns:w16sdtfl="http://schemas.microsoft.com/office/word/2024/wordml/sdtformatlock" xmlns:w16se="http://schemas.microsoft.com/office/word/2015/wordml/symex" xmlns:wpg="http://schemas.microsoft.com/office/word/2010/wordprocessingGroup" xmlns:wpi="http://schemas.microsoft.com/office/word/2010/wordprocessingInk" xmlns:wne="http://schemas.microsoft.com/office/word/2006/wordml" xmlns:wps="http://schemas.microsoft.com/office/word/2010/wordprocessingShape" mc:Ignorable="w14 w15 w16se w16cid w16 w16cex w16sdtdh w16sdtfl w16du wp14">
-  <w:docParts>
-    <w:docPart>
-      <w:docPartPr>
-        <w:name w:val="DefaultPlaceholder_2098659788"/>
-        <w:category>
-          <w:name w:val="General"/>
-          <w:gallery w:val="placeholder"/>
-        </w:category>
-        <w:types>
-          <w:type w:val="bbPlcHdr"/>
-        </w:types>
-        <w:behaviors>
-          <w:behavior w:val="content"/>
-        </w:behaviors>
-        <w:guid w:val="{5E1F2675-5689-452D-B0C9-C434AB35A91B}"/>
-      </w:docPartPr>
-      <w:docPartBody>
-        <w:p>
-          <w:r>
-            <w:rPr>
-              <w:rStyle w:val="PlaceholderText"/>
-            </w:rPr>
-            <w:t>Type equation here.</w:t>
-          </w:r>
-        </w:p>
-      </w:docPartBody>
-    </w:docPart>
-  </w:docParts>
-</w:glossaryDocument>
-</file>
-
-<file path=word/glossary/fontTable.xml><?xml version="1.0" encoding="utf-8"?>
-<w:fonts xmlns:mc="http://schemas.openxmlformats.org/markup-compatibility/2006" xmlns:r="http://schemas.openxmlformats.org/officeDocument/2006/relationships" xmlns:w="http://schemas.openxmlformats.org/wordprocessingml/2006/main" xmlns:w14="http://schemas.microsoft.com/office/word/2010/wordml" xmlns:w15="http://schemas.microsoft.com/office/word/2012/wordml" xmlns:w16cex="http://schemas.microsoft.com/office/word/2018/wordml/cex" xmlns:w16cid="http://schemas.microsoft.com/office/word/2016/wordml/cid" xmlns:w16="http://schemas.microsoft.com/office/word/2018/wordml" xmlns:w16du="http://schemas.microsoft.com/office/word/2023/wordml/word16du" xmlns:w16sdtdh="http://schemas.microsoft.com/office/word/2020/wordml/sdtdatahash" xmlns:w16sdtfl="http://schemas.microsoft.com/office/word/2024/wordml/sdtformatlock" xmlns:w16se="http://schemas.microsoft.com/office/word/2015/wordml/symex" mc:Ignorable="w14 w15 w16se w16cid w16 w16cex w16sdtdh w16sdtfl w16du">
-  <w:font w:name="Arial">
-    <w:panose1 w:val="020B0604020202020204"/>
-    <w:charset w:val="00"/>
-    <w:family w:val="swiss"/>
-    <w:pitch w:val="variable"/>
-    <w:sig w:usb0="E0002EFF" w:usb1="C000785B" w:usb2="00000009" w:usb3="00000000" w:csb0="000001FF" w:csb1="00000000"/>
-  </w:font>
-  <w:font w:name="Times New Roman">
-    <w:panose1 w:val="02020603050405020304"/>
-    <w:charset w:val="00"/>
-    <w:family w:val="roman"/>
-    <w:pitch w:val="variable"/>
-    <w:sig w:usb0="E0002EFF" w:usb1="C000785B" w:usb2="00000009" w:usb3="00000000" w:csb0="000001FF" w:csb1="00000000"/>
-  </w:font>
-  <w:font w:name="Symbol">
-    <w:panose1 w:val="05050102010706020507"/>
-    <w:charset w:val="02"/>
-    <w:family w:val="roman"/>
-    <w:pitch w:val="variable"/>
-    <w:sig w:usb0="00000000" w:usb1="10000000" w:usb2="00000000" w:usb3="00000000" w:csb0="80000000" w:csb1="00000000"/>
-  </w:font>
-  <w:font w:name="Courier New">
-    <w:panose1 w:val="02070309020205020404"/>
-    <w:charset w:val="00"/>
-    <w:family w:val="modern"/>
-    <w:pitch w:val="fixed"/>
-    <w:sig w:usb0="E0002EFF" w:usb1="C0007843" w:usb2="00000009" w:usb3="00000000" w:csb0="000001FF" w:csb1="00000000"/>
-  </w:font>
-  <w:font w:name="Wingdings">
-    <w:panose1 w:val="05000000000000000000"/>
-    <w:charset w:val="02"/>
-    <w:family w:val="auto"/>
-    <w:pitch w:val="variable"/>
-    <w:sig w:usb0="00000000" w:usb1="10000000" w:usb2="00000000" w:usb3="00000000" w:csb0="80000000" w:csb1="00000000"/>
-  </w:font>
-  <w:font w:name="Calibri">
-    <w:panose1 w:val="020F0502020204030204"/>
-    <w:charset w:val="00"/>
-    <w:family w:val="swiss"/>
-    <w:pitch w:val="variable"/>
-    <w:sig w:usb0="E4002EFF" w:usb1="C200247B" w:usb2="00000009" w:usb3="00000000" w:csb0="000001FF" w:csb1="00000000"/>
-  </w:font>
-  <w:font w:name="Cambria">
-    <w:panose1 w:val="02040503050406030204"/>
-    <w:charset w:val="00"/>
-    <w:family w:val="roman"/>
-    <w:pitch w:val="variable"/>
-    <w:sig w:usb0="E00006FF" w:usb1="420024FF" w:usb2="02000000" w:usb3="00000000" w:csb0="0000019F" w:csb1="00000000"/>
-  </w:font>
-  <w:font w:name="Tahoma">
-    <w:panose1 w:val="020B0604030504040204"/>
-    <w:charset w:val="00"/>
-    <w:family w:val="swiss"/>
-    <w:pitch w:val="variable"/>
-    <w:sig w:usb0="E1002EFF" w:usb1="C000605B" w:usb2="00000029" w:usb3="00000000" w:csb0="000101FF" w:csb1="00000000"/>
-  </w:font>
-  <w:font w:name="Liberation Sans">
-    <w:altName w:val="Arial"/>
-    <w:charset w:val="01"/>
-    <w:family w:val="swiss"/>
-    <w:pitch w:val="variable"/>
-  </w:font>
-  <w:font w:name="Noto Sans CJK SC">
-    <w:panose1 w:val="00000000000000000000"/>
-    <w:charset w:val="00"/>
-    <w:family w:val="roman"/>
-    <w:notTrueType/>
-    <w:pitch w:val="default"/>
-  </w:font>
-  <w:font w:name="FreeSans">
-    <w:altName w:val="Cambria"/>
-    <w:panose1 w:val="00000000000000000000"/>
-    <w:charset w:val="00"/>
-    <w:family w:val="roman"/>
-    <w:notTrueType/>
-    <w:pitch w:val="default"/>
-  </w:font>
-  <w:font w:name="Palatino Linotype">
-    <w:panose1 w:val="02040502050505030304"/>
-    <w:charset w:val="00"/>
-    <w:family w:val="roman"/>
-    <w:pitch w:val="variable"/>
-    <w:sig w:usb0="E0000287" w:usb1="40000013" w:usb2="00000000" w:usb3="00000000" w:csb0="0000019F" w:csb1="00000000"/>
-  </w:font>
-  <w:font w:name="Verdana">
-    <w:panose1 w:val="020B0604030504040204"/>
-    <w:charset w:val="00"/>
-    <w:family w:val="swiss"/>
-    <w:pitch w:val="variable"/>
-    <w:sig w:usb0="A00006FF" w:usb1="4000205B" w:usb2="00000010" w:usb3="00000000" w:csb0="0000019F" w:csb1="00000000"/>
-  </w:font>
-  <w:font w:name="MS Gothic">
-    <w:altName w:val="ＭＳ ゴシック"/>
-    <w:panose1 w:val="020B0609070205080204"/>
-    <w:charset w:val="80"/>
-    <w:family w:val="modern"/>
-    <w:pitch w:val="fixed"/>
-    <w:sig w:usb0="E00002FF" w:usb1="6AC7FDFB" w:usb2="08000012" w:usb3="00000000" w:csb0="0002009F" w:csb1="00000000"/>
-  </w:font>
-  <w:font w:name="Cambria Math">
-    <w:panose1 w:val="02040503050406030204"/>
-    <w:charset w:val="00"/>
-    <w:family w:val="roman"/>
-    <w:pitch w:val="variable"/>
-    <w:sig w:usb0="E00006FF" w:usb1="420024FF" w:usb2="02000000" w:usb3="00000000" w:csb0="0000019F" w:csb1="00000000"/>
-  </w:font>
-  <w:font w:name="Aptos">
-    <w:charset w:val="00"/>
-    <w:family w:val="swiss"/>
-    <w:pitch w:val="variable"/>
-    <w:sig w:usb0="20000287" w:usb1="00000003" w:usb2="00000000" w:usb3="00000000" w:csb0="0000019F" w:csb1="00000000"/>
-  </w:font>
-  <w:font w:name="Aptos Display">
-    <w:charset w:val="00"/>
-    <w:family w:val="swiss"/>
-    <w:pitch w:val="variable"/>
-    <w:sig w:usb0="20000287" w:usb1="00000003" w:usb2="00000000" w:usb3="00000000" w:csb0="0000019F" w:csb1="00000000"/>
-  </w:font>
-</w:fonts>
-</file>
-
-<file path=word/glossary/settings.xml><?xml version="1.0" encoding="utf-8"?>
-<w:settings xmlns:mc="http://schemas.openxmlformats.org/markup-compatibility/2006" xmlns:o="urn:schemas-microsoft-com:office:office" xmlns:r="http://schemas.openxmlformats.org/officeDocument/2006/relationships" xmlns:m="http://schemas.openxmlformats.org/officeDocument/2006/math" xmlns:v="urn:schemas-microsoft-com:vml" xmlns:w10="urn:schemas-microsoft-com:office:word" xmlns:w="http://schemas.openxmlformats.org/wordprocessingml/2006/main" xmlns:w14="http://schemas.microsoft.com/office/word/2010/wordml" xmlns:w15="http://schemas.microsoft.com/office/word/2012/wordml" xmlns:w16cex="http://schemas.microsoft.com/office/word/2018/wordml/cex" xmlns:w16cid="http://schemas.microsoft.com/office/word/2016/wordml/cid" xmlns:w16="http://schemas.microsoft.com/office/word/2018/wordml" xmlns:w16du="http://schemas.microsoft.com/office/word/2023/wordml/word16du" xmlns:w16sdtdh="http://schemas.microsoft.com/office/word/2020/wordml/sdtdatahash" xmlns:w16sdtfl="http://schemas.microsoft.com/office/word/2024/wordml/sdtformatlock" xmlns:w16se="http://schemas.microsoft.com/office/word/2015/wordml/symex" xmlns:sl="http://schemas.openxmlformats.org/schemaLibrary/2006/main" mc:Ignorable="w14 w15 w16se w16cid w16 w16cex w16sdtdh w16sdtfl w16du">
-  <w:view w:val="normal"/>
-  <w:defaultTabStop w:val="720"/>
-  <w:characterSpacingControl w:val="doNotCompress"/>
-  <w:compat>
-    <w:useFELayout/>
-    <w:compatSetting w:name="compatibilityMode" w:uri="http://schemas.microsoft.com/office/word" w:val="15"/>
-    <w:compatSetting w:name="overrideTableStyleFontSizeAndJustification" w:uri="http://schemas.microsoft.com/office/word" w:val="1"/>
-    <w:compatSetting w:name="enableOpenTypeFeatures" w:uri="http://schemas.microsoft.com/office/word" w:val="1"/>
-    <w:compatSetting w:name="doNotFlipMirrorIndents" w:uri="http://schemas.microsoft.com/office/word" w:val="1"/>
-    <w:compatSetting w:name="differentiateMultirowTableHeaders" w:uri="http://schemas.microsoft.com/office/word" w:val="1"/>
-    <w:compatSetting w:name="useWord2013TrackBottomHyphenation" w:uri="http://schemas.microsoft.com/office/word" w:val="0"/>
-  </w:compat>
-  <w:rsids>
-    <w:rsidRoot w:val="00166852"/>
-    <w:rsid w:val="00166852"/>
-    <w:rsid w:val="001F73BF"/>
-    <w:rsid w:val="00AC0D8D"/>
-  </w:rsids>
-  <m:mathPr>
-    <m:mathFont m:val="Cambria Math"/>
-    <m:brkBin m:val="before"/>
-    <m:brkBinSub m:val="--"/>
-    <m:smallFrac m:val="0"/>
-    <m:dispDef/>
-    <m:lMargin m:val="0"/>
-    <m:rMargin m:val="0"/>
-    <m:defJc m:val="centerGroup"/>
-    <m:wrapIndent m:val="1440"/>
-    <m:intLim m:val="subSup"/>
-    <m:naryLim m:val="undOvr"/>
-  </m:mathPr>
-  <w:themeFontLang w:val="en-AT"/>
-  <w:clrSchemeMapping w:bg1="light1" w:t1="dark1" w:bg2="light2" w:t2="dark2" w:accent1="accent1" w:accent2="accent2" w:accent3="accent3" w:accent4="accent4" w:accent5="accent5" w:accent6="accent6" w:hyperlink="hyperlink" w:followedHyperlink="followedHyperlink"/>
-  <w:decimalSymbol w:val=","/>
-  <w:listSeparator w:val=","/>
-  <w15:chartTrackingRefBased/>
-</w:settings>
-</file>
-
-<file path=word/glossary/styles.xml><?xml version="1.0" encoding="utf-8"?>
-<w:styles xmlns:mc="http://schemas.openxmlformats.org/markup-compatibility/2006" xmlns:r="http://schemas.openxmlformats.org/officeDocument/2006/relationships" xmlns:w="http://schemas.openxmlformats.org/wordprocessingml/2006/main" xmlns:w14="http://schemas.microsoft.com/office/word/2010/wordml" xmlns:w15="http://schemas.microsoft.com/office/word/2012/wordml" xmlns:w16cex="http://schemas.microsoft.com/office/word/2018/wordml/cex" xmlns:w16cid="http://schemas.microsoft.com/office/word/2016/wordml/cid" xmlns:w16="http://schemas.microsoft.com/office/word/2018/wordml" xmlns:w16du="http://schemas.microsoft.com/office/word/2023/wordml/word16du" xmlns:w16sdtdh="http://schemas.microsoft.com/office/word/2020/wordml/sdtdatahash" xmlns:w16sdtfl="http://schemas.microsoft.com/office/word/2024/wordml/sdtformatlock" xmlns:w16se="http://schemas.microsoft.com/office/word/2015/wordml/symex" mc:Ignorable="w14 w15 w16se w16cid w16 w16cex w16sdtdh w16sdtfl w16du">
-  <w:docDefaults>
-    <w:rPrDefault>
-      <w:rPr>
-        <w:rFonts w:asciiTheme="minorHAnsi" w:eastAsiaTheme="minorEastAsia" w:hAnsiTheme="minorHAnsi" w:cstheme="minorBidi"/>
-        <w:kern w:val="2"/>
-        <w:sz w:val="24"/>
-        <w:szCs w:val="24"/>
-        <w:lang w:val="en-AT" w:eastAsia="en-AT" w:bidi="ar-SA"/>
-        <w14:ligatures w14:val="standardContextual"/>
-      </w:rPr>
-    </w:rPrDefault>
-    <w:pPrDefault>
-      <w:pPr>
-        <w:spacing w:after="160" w:line="278" w:lineRule="auto"/>
-      </w:pPr>
-    </w:pPrDefault>
-  </w:docDefaults>
-  <w:latentStyles w:defLockedState="0" w:defUIPriority="99" w:defSemiHidden="0" w:defUnhideWhenUsed="0" w:defQFormat="0" w:count="376">
-    <w:lsdException w:name="Normal" w:uiPriority="0" w:qFormat="1"/>
-    <w:lsdException w:name="heading 1" w:uiPriority="9" w:qFormat="1"/>
-    <w:lsdException w:name="heading 2" w:semiHidden="1" w:uiPriority="9" w:unhideWhenUsed="1" w:qFormat="1"/>
-    <w:lsdException w:name="heading 3" w:semiHidden="1" w:uiPriority="9" w:unhideWhenUsed="1" w:qFormat="1"/>
-    <w:lsdException w:name="heading 4" w:semiHidden="1" w:uiPriority="9" w:unhideWhenUsed="1" w:qFormat="1"/>
-    <w:lsdException w:name="heading 5" w:semiHidden="1" w:uiPriority="9" w:unhideWhenUsed="1" w:qFormat="1"/>
-    <w:lsdException w:name="heading 6" w:semiHidden="1" w:uiPriority="9" w:unhideWhenUsed="1" w:qFormat="1"/>
-    <w:lsdException w:name="heading 7" w:semiHidden="1" w:uiPriority="9" w:unhideWhenUsed="1" w:qFormat="1"/>
-    <w:lsdException w:name="heading 8" w:semiHidden="1" w:uiPriority="9" w:unhideWhenUsed="1" w:qFormat="1"/>
-    <w:lsdException w:name="heading 9" w:semiHidden="1" w:uiPriority="9" w:unhideWhenUsed="1" w:qFormat="1"/>
-    <w:lsdException w:name="index 1" w:semiHidden="1" w:unhideWhenUsed="1"/>
-    <w:lsdException w:name="index 2" w:semiHidden="1" w:unhideWhenUsed="1"/>
-    <w:lsdException w:name="index 3" w:semiHidden="1" w:unhideWhenUsed="1"/>
-    <w:lsdException w:name="index 4" w:semiHidden="1" w:unhideWhenUsed="1"/>
-    <w:lsdException w:name="index 5" w:semiHidden="1" w:unhideWhenUsed="1"/>
-    <w:lsdException w:name="index 6" w:semiHidden="1" w:unhideWhenUsed="1"/>
-    <w:lsdException w:name="index 7" w:semiHidden="1" w:unhideWhenUsed="1"/>
-    <w:lsdException w:name="index 8" w:semiHidden="1" w:unhideWhenUsed="1"/>
-    <w:lsdException w:name="index 9" w:semiHidden="1" w:unhideWhenUsed="1"/>
-    <w:lsdException w:name="toc 1" w:semiHidden="1" w:uiPriority="39" w:unhideWhenUsed="1"/>
-    <w:lsdException w:name="toc 2" w:semiHidden="1" w:uiPriority="39" w:unhideWhenUsed="1"/>
-    <w:lsdException w:name="toc 3" w:semiHidden="1" w:uiPriority="39" w:unhideWhenUsed="1"/>
-    <w:lsdException w:name="toc 4" w:semiHidden="1" w:uiPriority="39" w:unhideWhenUsed="1"/>
-    <w:lsdException w:name="toc 5" w:semiHidden="1" w:uiPriority="39" w:unhideWhenUsed="1"/>
-    <w:lsdException w:name="toc 6" w:semiHidden="1" w:uiPriority="39" w:unhideWhenUsed="1"/>
-    <w:lsdException w:name="toc 7" w:semiHidden="1" w:uiPriority="39" w:unhideWhenUsed="1"/>
-    <w:lsdException w:name="toc 8" w:semiHidden="1" w:uiPriority="39" w:unhideWhenUsed="1"/>
-    <w:lsdException w:name="toc 9" w:semiHidden="1" w:uiPriority="39" w:unhideWhenUsed="1"/>
-    <w:lsdException w:name="Normal Indent" w:semiHidden="1" w:unhideWhenUsed="1"/>
-    <w:lsdException w:name="footnote text" w:semiHidden="1" w:unhideWhenUsed="1"/>
-    <w:lsdException w:name="annotation text" w:semiHidden="1" w:unhideWhenUsed="1"/>
-    <w:lsdException w:name="header" w:semiHidden="1" w:unhideWhenUsed="1"/>
-    <w:lsdException w:name="footer" w:semiHidden="1" w:unhideWhenUsed="1"/>
-    <w:lsdException w:name="index heading" w:semiHidden="1" w:unhideWhenUsed="1"/>
-    <w:lsdException w:name="caption" w:semiHidden="1" w:uiPriority="35" w:unhideWhenUsed="1" w:qFormat="1"/>
-    <w:lsdException w:name="table of figures" w:semiHidden="1" w:unhideWhenUsed="1"/>
-    <w:lsdException w:name="envelope address" w:semiHidden="1" w:unhideWhenUsed="1"/>
-    <w:lsdException w:name="envelope return" w:semiHidden="1" w:unhideWhenUsed="1"/>
-    <w:lsdException w:name="footnote reference" w:semiHidden="1" w:unhideWhenUsed="1"/>
-    <w:lsdException w:name="annotation reference" w:semiHidden="1" w:unhideWhenUsed="1"/>
-    <w:lsdException w:name="line number" w:semiHidden="1" w:unhideWhenUsed="1"/>
-    <w:lsdException w:name="page number" w:semiHidden="1" w:unhideWhenUsed="1"/>
-    <w:lsdException w:name="endnote reference" w:semiHidden="1" w:unhideWhenUsed="1"/>
-    <w:lsdException w:name="endnote text" w:semiHidden="1" w:unhideWhenUsed="1"/>
-    <w:lsdException w:name="table of authorities" w:semiHidden="1" w:unhideWhenUsed="1"/>
-    <w:lsdException w:name="macro" w:semiHidden="1" w:unhideWhenUsed="1"/>
-    <w:lsdException w:name="toa heading" w:semiHidden="1" w:unhideWhenUsed="1"/>
-    <w:lsdException w:name="List" w:semiHidden="1" w:unhideWhenUsed="1"/>
-    <w:lsdException w:name="List Bullet" w:semiHidden="1" w:unhideWhenUsed="1"/>
-    <w:lsdException w:name="List Number" w:semiHidden="1" w:unhideWhenUsed="1"/>
-    <w:lsdException w:name="List 2" w:semiHidden="1" w:unhideWhenUsed="1"/>
-    <w:lsdException w:name="List 3" w:semiHidden="1" w:unhideWhenUsed="1"/>
-    <w:lsdException w:name="List 4" w:semiHidden="1" w:unhideWhenUsed="1"/>
-    <w:lsdException w:name="List 5" w:semiHidden="1" w:unhideWhenUsed="1"/>
-    <w:lsdException w:name="List Bullet 2" w:semiHidden="1" w:unhideWhenUsed="1"/>
-    <w:lsdException w:name="List Bullet 3" w:semiHidden="1" w:unhideWhenUsed="1"/>
-    <w:lsdException w:name="List Bullet 4" w:semiHidden="1" w:unhideWhenUsed="1"/>
-    <w:lsdException w:name="List Bullet 5" w:semiHidden="1" w:unhideWhenUsed="1"/>
-    <w:lsdException w:name="List Number 2" w:semiHidden="1" w:unhideWhenUsed="1"/>
-    <w:lsdException w:name="List Number 3" w:semiHidden="1" w:unhideWhenUsed="1"/>
-    <w:lsdException w:name="List Number 4" w:semiHidden="1" w:unhideWhenUsed="1"/>
-    <w:lsdException w:name="List Number 5" w:semiHidden="1" w:unhideWhenUsed="1"/>
-    <w:lsdException w:name="Title" w:uiPriority="10" w:qFormat="1"/>
-    <w:lsdException w:name="Closing" w:semiHidden="1" w:unhideWhenUsed="1"/>
-    <w:lsdException w:name="Signature" w:semiHidden="1" w:unhideWhenUsed="1"/>
-    <w:lsdException w:name="Default Paragraph Font" w:semiHidden="1" w:uiPriority="1" w:unhideWhenUsed="1"/>
-    <w:lsdException w:name="Body Text" w:semiHidden="1" w:unhideWhenUsed="1"/>
-    <w:lsdException w:name="Body Text Indent" w:semiHidden="1" w:unhideWhenUsed="1"/>
-    <w:lsdException w:name="List Continue" w:semiHidden="1" w:unhideWhenUsed="1"/>
-    <w:lsdException w:name="List Continue 2" w:semiHidden="1" w:unhideWhenUsed="1"/>
-    <w:lsdException w:name="List Continue 3" w:semiHidden="1" w:unhideWhenUsed="1"/>
-    <w:lsdException w:name="List Continue 4" w:semiHidden="1" w:unhideWhenUsed="1"/>
-    <w:lsdException w:name="List Continue 5" w:semiHidden="1" w:unhideWhenUsed="1"/>
-    <w:lsdException w:name="Message Header" w:semiHidden="1" w:unhideWhenUsed="1"/>
-    <w:lsdException w:name="Subtitle" w:uiPriority="11" w:qFormat="1"/>
-    <w:lsdException w:name="Salutation" w:semiHidden="1" w:unhideWhenUsed="1"/>
-    <w:lsdException w:name="Date" w:semiHidden="1" w:unhideWhenUsed="1"/>
-    <w:lsdException w:name="Body Text First Indent" w:semiHidden="1" w:unhideWhenUsed="1"/>
-    <w:lsdException w:name="Body Text First Indent 2" w:semiHidden="1" w:unhideWhenUsed="1"/>
-    <w:lsdException w:name="Note Heading" w:semiHidden="1" w:unhideWhenUsed="1"/>
-    <w:lsdException w:name="Body Text 2" w:semiHidden="1" w:unhideWhenUsed="1"/>
-    <w:lsdException w:name="Body Text 3" w:semiHidden="1" w:unhideWhenUsed="1"/>
-    <w:lsdException w:name="Body Text Indent 2" w:semiHidden="1" w:unhideWhenUsed="1"/>
-    <w:lsdException w:name="Body Text Indent 3" w:semiHidden="1" w:unhideWhenUsed="1"/>
-    <w:lsdException w:name="Block Text" w:semiHidden="1" w:unhideWhenUsed="1"/>
-    <w:lsdException w:name="Hyperlink" w:semiHidden="1" w:unhideWhenUsed="1"/>
-    <w:lsdException w:name="FollowedHyperlink" w:semiHidden="1" w:unhideWhenUsed="1"/>
-    <w:lsdException w:name="Strong" w:uiPriority="22" w:qFormat="1"/>
-    <w:lsdException w:name="Emphasis" w:uiPriority="20" w:qFormat="1"/>
-    <w:lsdException w:name="Document Map" w:semiHidden="1" w:unhideWhenUsed="1"/>
-    <w:lsdException w:name="Plain Text" w:semiHidden="1" w:unhideWhenUsed="1"/>
-    <w:lsdException w:name="E-mail Signature" w:semiHidden="1" w:unhideWhenUsed="1"/>
-    <w:lsdException w:name="HTML Top of Form" w:semiHidden="1" w:unhideWhenUsed="1"/>
-    <w:lsdException w:name="HTML Bottom of Form" w:semiHidden="1" w:unhideWhenUsed="1"/>
-    <w:lsdException w:name="Normal (Web)" w:semiHidden="1" w:unhideWhenUsed="1"/>
-    <w:lsdException w:name="HTML Acronym" w:semiHidden="1" w:unhideWhenUsed="1"/>
-    <w:lsdException w:name="HTML Address" w:semiHidden="1" w:unhideWhenUsed="1"/>
-    <w:lsdException w:name="HTML Cite" w:semiHidden="1" w:unhideWhenUsed="1"/>
-    <w:lsdException w:name="HTML Code" w:semiHidden="1" w:unhideWhenUsed="1"/>
-    <w:lsdException w:name="HTML Definition" w:semiHidden="1" w:unhideWhenUsed="1"/>
-    <w:lsdException w:name="HTML Keyboard" w:semiHidden="1" w:unhideWhenUsed="1"/>
-    <w:lsdException w:name="HTML Preformatted" w:semiHidden="1" w:unhideWhenUsed="1"/>
-    <w:lsdException w:name="HTML Sample" w:semiHidden="1" w:unhideWhenUsed="1"/>
-    <w:lsdException w:name="HTML Typewriter" w:semiHidden="1" w:unhideWhenUsed="1"/>
-    <w:lsdException w:name="HTML Variable" w:semiHidden="1" w:unhideWhenUsed="1"/>
-    <w:lsdException w:name="Normal Table" w:semiHidden="1" w:unhideWhenUsed="1"/>
-    <w:lsdException w:name="annotation subject" w:semiHidden="1" w:unhideWhenUsed="1"/>
-    <w:lsdException w:name="No List" w:semiHidden="1" w:unhideWhenUsed="1"/>
-    <w:lsdException w:name="Outline List 1" w:semiHidden="1" w:unhideWhenUsed="1"/>
-    <w:lsdException w:name="Outline List 2" w:semiHidden="1" w:unhideWhenUsed="1"/>
-    <w:lsdException w:name="Outline List 3" w:semiHidden="1" w:unhideWhenUsed="1"/>
-    <w:lsdException w:name="Table Simple 1" w:semiHidden="1" w:unhideWhenUsed="1"/>
-    <w:lsdException w:name="Table Simple 2" w:semiHidden="1" w:unhideWhenUsed="1"/>
-    <w:lsdException w:name="Table Simple 3" w:semiHidden="1" w:unhideWhenUsed="1"/>
-    <w:lsdException w:name="Table Classic 1" w:semiHidden="1" w:unhideWhenUsed="1"/>
-    <w:lsdException w:name="Table Classic 2" w:semiHidden="1" w:unhideWhenUsed="1"/>
-    <w:lsdException w:name="Table Classic 3" w:semiHidden="1" w:unhideWhenUsed="1"/>
-    <w:lsdException w:name="Table Classic 4" w:semiHidden="1" w:unhideWhenUsed="1"/>
-    <w:lsdException w:name="Table Colorful 1" w:semiHidden="1" w:unhideWhenUsed="1"/>
-    <w:lsdException w:name="Table Colorful 2" w:semiHidden="1" w:unhideWhenUsed="1"/>
-    <w:lsdException w:name="Table Colorful 3" w:semiHidden="1" w:unhideWhenUsed="1"/>
-    <w:lsdException w:name="Table Columns 1" w:semiHidden="1" w:unhideWhenUsed="1"/>
-    <w:lsdException w:name="Table Columns 2" w:semiHidden="1" w:unhideWhenUsed="1"/>
-    <w:lsdException w:name="Table Columns 3" w:semiHidden="1" w:unhideWhenUsed="1"/>
-    <w:lsdException w:name="Table Columns 4" w:semiHidden="1" w:unhideWhenUsed="1"/>
-    <w:lsdException w:name="Table Columns 5" w:semiHidden="1" w:unhideWhenUsed="1"/>
-    <w:lsdException w:name="Table Grid 1" w:semiHidden="1" w:unhideWhenUsed="1"/>
-    <w:lsdException w:name="Table Grid 2" w:semiHidden="1" w:unhideWhenUsed="1"/>
-    <w:lsdException w:name="Table Grid 3" w:semiHidden="1" w:unhideWhenUsed="1"/>
-    <w:lsdException w:name="Table Grid 4" w:semiHidden="1" w:unhideWhenUsed="1"/>
-    <w:lsdException w:name="Table Grid 5" w:semiHidden="1" w:unhideWhenUsed="1"/>
-    <w:lsdException w:name="Table Grid 6" w:semiHidden="1" w:unhideWhenUsed="1"/>
-    <w:lsdException w:name="Table Grid 7" w:semiHidden="1" w:unhideWhenUsed="1"/>
-    <w:lsdException w:name="Table Grid 8" w:semiHidden="1" w:unhideWhenUsed="1"/>
-    <w:lsdException w:name="Table List 1" w:semiHidden="1" w:unhideWhenUsed="1"/>
-    <w:lsdException w:name="Table List 2" w:semiHidden="1" w:unhideWhenUsed="1"/>
-    <w:lsdException w:name="Table List 3" w:semiHidden="1" w:unhideWhenUsed="1"/>
-    <w:lsdException w:name="Table List 4" w:semiHidden="1" w:unhideWhenUsed="1"/>
-    <w:lsdException w:name="Table List 5" w:semiHidden="1" w:unhideWhenUsed="1"/>
-    <w:lsdException w:name="Table List 6" w:semiHidden="1" w:unhideWhenUsed="1"/>
-    <w:lsdException w:name="Table List 7" w:semiHidden="1" w:unhideWhenUsed="1"/>
-    <w:lsdException w:name="Table List 8" w:semiHidden="1" w:unhideWhenUsed="1"/>
-    <w:lsdException w:name="Table 3D effects 1" w:semiHidden="1" w:unhideWhenUsed="1"/>
-    <w:lsdException w:name="Table 3D effects 2" w:semiHidden="1" w:unhideWhenUsed="1"/>
-    <w:lsdException w:name="Table 3D effects 3" w:semiHidden="1" w:unhideWhenUsed="1"/>
-    <w:lsdException w:name="Table Contemporary" w:semiHidden="1" w:unhideWhenUsed="1"/>
-    <w:lsdException w:name="Table Elegant" w:semiHidden="1" w:unhideWhenUsed="1"/>
-    <w:lsdException w:name="Table Professional" w:semiHidden="1" w:unhideWhenUsed="1"/>
-    <w:lsdException w:name="Table Subtle 1" w:semiHidden="1" w:unhideWhenUsed="1"/>
-    <w:lsdException w:name="Table Subtle 2" w:semiHidden="1" w:unhideWhenUsed="1"/>
-    <w:lsdException w:name="Table Web 1" w:semiHidden="1" w:unhideWhenUsed="1"/>
-    <w:lsdException w:name="Table Web 2" w:semiHidden="1" w:unhideWhenUsed="1"/>
-    <w:lsdException w:name="Table Web 3" w:semiHidden="1" w:unhideWhenUsed="1"/>
-    <w:lsdException w:name="Balloon Text" w:semiHidden="1" w:unhideWhenUsed="1"/>
-    <w:lsdException w:name="Table Grid" w:uiPriority="39"/>
-    <w:lsdException w:name="Table Theme" w:semiHidden="1" w:unhideWhenUsed="1"/>
-    <w:lsdException w:name="Placeholder Text" w:semiHidden="1" w:uiPriority="0" w:qFormat="1"/>
-    <w:lsdException w:name="No Spacing" w:uiPriority="1" w:qFormat="1"/>
-    <w:lsdException w:name="Light Shading" w:uiPriority="60"/>
-    <w:lsdException w:name="Light List" w:uiPriority="61"/>
-    <w:lsdException w:name="Light Grid" w:uiPriority="62"/>
-    <w:lsdException w:name="Medium Shading 1" w:uiPriority="63"/>
-    <w:lsdException w:name="Medium Shading 2" w:uiPriority="64"/>
-    <w:lsdException w:name="Medium List 1" w:uiPriority="65"/>
-    <w:lsdException w:name="Medium List 2" w:uiPriority="66"/>
-    <w:lsdException w:name="Medium Grid 1" w:uiPriority="67"/>
-    <w:lsdException w:name="Medium Grid 2" w:uiPriority="68"/>
-    <w:lsdException w:name="Medium Grid 3" w:uiPriority="69"/>
-    <w:lsdException w:name="Dark List" w:uiPriority="70"/>
-    <w:lsdException w:name="Colorful Shading" w:uiPriority="71"/>
-    <w:lsdException w:name="Colorful List" w:uiPriority="72"/>
-    <w:lsdException w:name="Colorful Grid" w:uiPriority="73"/>
-    <w:lsdException w:name="Light Shading Accent 1" w:uiPriority="60"/>
-    <w:lsdException w:name="Light List Accent 1" w:uiPriority="61"/>
-    <w:lsdException w:name="Light Grid Accent 1" w:uiPriority="62"/>
-    <w:lsdException w:name="Medium Shading 1 Accent 1" w:uiPriority="63"/>
-    <w:lsdException w:name="Medium Shading 2 Accent 1" w:uiPriority="64"/>
-    <w:lsdException w:name="Medium List 1 Accent 1" w:uiPriority="65"/>
-    <w:lsdException w:name="Revision" w:semiHidden="1"/>
-    <w:lsdException w:name="List Paragraph" w:uiPriority="34" w:qFormat="1"/>
-    <w:lsdException w:name="Quote" w:uiPriority="29" w:qFormat="1"/>
-    <w:lsdException w:name="Intense Quote" w:uiPriority="30" w:qFormat="1"/>
-    <w:lsdException w:name="Medium List 2 Accent 1" w:uiPriority="66"/>
-    <w:lsdException w:name="Medium Grid 1 Accent 1" w:uiPriority="67"/>
-    <w:lsdException w:name="Medium Grid 2 Accent 1" w:uiPriority="68"/>
-    <w:lsdException w:name="Medium Grid 3 Accent 1" w:uiPriority="69"/>
-    <w:lsdException w:name="Dark List Accent 1" w:uiPriority="70"/>
-    <w:lsdException w:name="Colorful Shading Accent 1" w:uiPriority="71"/>
-    <w:lsdException w:name="Colorful List Accent 1" w:uiPriority="72"/>
-    <w:lsdException w:name="Colorful Grid Accent 1" w:uiPriority="73"/>
-    <w:lsdException w:name="Light Shading Accent 2" w:uiPriority="60"/>
-    <w:lsdException w:name="Light List Accent 2" w:uiPriority="61"/>
-    <w:lsdException w:name="Light Grid Accent 2" w:uiPriority="62"/>
-    <w:lsdException w:name="Medium Shading 1 Accent 2" w:uiPriority="63"/>
-    <w:lsdException w:name="Medium Shading 2 Accent 2" w:uiPriority="64"/>
-    <w:lsdException w:name="Medium List 1 Accent 2" w:uiPriority="65"/>
-    <w:lsdException w:name="Medium List 2 Accent 2" w:uiPriority="66"/>
-    <w:lsdException w:name="Medium Grid 1 Accent 2" w:uiPriority="67"/>
-    <w:lsdException w:name="Medium Grid 2 Accent 2" w:uiPriority="68"/>
-    <w:lsdException w:name="Medium Grid 3 Accent 2" w:uiPriority="69"/>
-    <w:lsdException w:name="Dark List Accent 2" w:uiPriority="70"/>
-    <w:lsdException w:name="Colorful Shading Accent 2" w:uiPriority="71"/>
-    <w:lsdException w:name="Colorful List Accent 2" w:uiPriority="72"/>
-    <w:lsdException w:name="Colorful Grid Accent 2" w:uiPriority="73"/>
-    <w:lsdException w:name="Light Shading Accent 3" w:uiPriority="60"/>
-    <w:lsdException w:name="Light List Accent 3" w:uiPriority="61"/>
-    <w:lsdException w:name="Light Grid Accent 3" w:uiPriority="62"/>
-    <w:lsdException w:name="Medium Shading 1 Accent 3" w:uiPriority="63"/>
-    <w:lsdException w:name="Medium Shading 2 Accent 3" w:uiPriority="64"/>
-    <w:lsdException w:name="Medium List 1 Accent 3" w:uiPriority="65"/>
-    <w:lsdException w:name="Medium List 2 Accent 3" w:uiPriority="66"/>
-    <w:lsdException w:name="Medium Grid 1 Accent 3" w:uiPriority="67"/>
-    <w:lsdException w:name="Medium Grid 2 Accent 3" w:uiPriority="68"/>
-    <w:lsdException w:name="Medium Grid 3 Accent 3" w:uiPriority="69"/>
-    <w:lsdException w:name="Dark List Accent 3" w:uiPriority="70"/>
-    <w:lsdException w:name="Colorful Shading Accent 3" w:uiPriority="71"/>
-    <w:lsdException w:name="Colorful List Accent 3" w:uiPriority="72"/>
-    <w:lsdException w:name="Colorful Grid Accent 3" w:uiPriority="73"/>
-    <w:lsdException w:name="Light Shading Accent 4" w:uiPriority="60"/>
-    <w:lsdException w:name="Light List Accent 4" w:uiPriority="61"/>
-    <w:lsdException w:name="Light Grid Accent 4" w:uiPriority="62"/>
-    <w:lsdException w:name="Medium Shading 1 Accent 4" w:uiPriority="63"/>
-    <w:lsdException w:name="Medium Shading 2 Accent 4" w:uiPriority="64"/>
-    <w:lsdException w:name="Medium List 1 Accent 4" w:uiPriority="65"/>
-    <w:lsdException w:name="Medium List 2 Accent 4" w:uiPriority="66"/>
-    <w:lsdException w:name="Medium Grid 1 Accent 4" w:uiPriority="67"/>
-    <w:lsdException w:name="Medium Grid 2 Accent 4" w:uiPriority="68"/>
-    <w:lsdException w:name="Medium Grid 3 Accent 4" w:uiPriority="69"/>
-    <w:lsdException w:name="Dark List Accent 4" w:uiPriority="70"/>
-    <w:lsdException w:name="Colorful Shading Accent 4" w:uiPriority="71"/>
-    <w:lsdException w:name="Colorful List Accent 4" w:uiPriority="72"/>
-    <w:lsdException w:name="Colorful Grid Accent 4" w:uiPriority="73"/>
-    <w:lsdException w:name="Light Shading Accent 5" w:uiPriority="60"/>
-    <w:lsdException w:name="Light List Accent 5" w:uiPriority="61"/>
-    <w:lsdException w:name="Light Grid Accent 5" w:uiPriority="62"/>
-    <w:lsdException w:name="Medium Shading 1 Accent 5" w:uiPriority="63"/>
-    <w:lsdException w:name="Medium Shading 2 Accent 5" w:uiPriority="64"/>
-    <w:lsdException w:name="Medium List 1 Accent 5" w:uiPriority="65"/>
-    <w:lsdException w:name="Medium List 2 Accent 5" w:uiPriority="66"/>
-    <w:lsdException w:name="Medium Grid 1 Accent 5" w:uiPriority="67"/>
-    <w:lsdException w:name="Medium Grid 2 Accent 5" w:uiPriority="68"/>
-    <w:lsdException w:name="Medium Grid 3 Accent 5" w:uiPriority="69"/>
-    <w:lsdException w:name="Dark List Accent 5" w:uiPriority="70"/>
-    <w:lsdException w:name="Colorful Shading Accent 5" w:uiPriority="71"/>
-    <w:lsdException w:name="Colorful List Accent 5" w:uiPriority="72"/>
-    <w:lsdException w:name="Colorful Grid Accent 5" w:uiPriority="73"/>
-    <w:lsdException w:name="Light Shading Accent 6" w:uiPriority="60"/>
-    <w:lsdException w:name="Light List Accent 6" w:uiPriority="61"/>
-    <w:lsdException w:name="Light Grid Accent 6" w:uiPriority="62"/>
-    <w:lsdException w:name="Medium Shading 1 Accent 6" w:uiPriority="63"/>
-    <w:lsdException w:name="Medium Shading 2 Accent 6" w:uiPriority="64"/>
-    <w:lsdException w:name="Medium List 1 Accent 6" w:uiPriority="65"/>
-    <w:lsdException w:name="Medium List 2 Accent 6" w:uiPriority="66"/>
-    <w:lsdException w:name="Medium Grid 1 Accent 6" w:uiPriority="67"/>
-    <w:lsdException w:name="Medium Grid 2 Accent 6" w:uiPriority="68"/>
-    <w:lsdException w:name="Medium Grid 3 Accent 6" w:uiPriority="69"/>
-    <w:lsdException w:name="Dark List Accent 6" w:uiPriority="70"/>
-    <w:lsdException w:name="Colorful Shading Accent 6" w:uiPriority="71"/>
-    <w:lsdException w:name="Colorful List Accent 6" w:uiPriority="72"/>
-    <w:lsdException w:name="Colorful Grid Accent 6" w:uiPriority="73"/>
-    <w:lsdException w:name="Subtle Emphasis" w:uiPriority="19" w:qFormat="1"/>
-    <w:lsdException w:name="Intense Emphasis" w:uiPriority="21" w:qFormat="1"/>
-    <w:lsdException w:name="Subtle Reference" w:uiPriority="31" w:qFormat="1"/>
-    <w:lsdException w:name="Intense Reference" w:uiPriority="32" w:qFormat="1"/>
-    <w:lsdException w:name="Book Title" w:uiPriority="33" w:qFormat="1"/>
-    <w:lsdException w:name="Bibliography" w:semiHidden="1" w:uiPriority="37" w:unhideWhenUsed="1"/>
-    <w:lsdException w:name="TOC Heading" w:semiHidden="1" w:uiPriority="39" w:unhideWhenUsed="1" w:qFormat="1"/>
-    <w:lsdException w:name="Plain Table 1" w:uiPriority="41"/>
-    <w:lsdException w:name="Plain Table 2" w:uiPriority="42"/>
-    <w:lsdException w:name="Plain Table 3" w:uiPriority="43"/>
-    <w:lsdException w:name="Plain Table 4" w:uiPriority="44"/>
-    <w:lsdException w:name="Plain Table 5" w:uiPriority="45"/>
-    <w:lsdException w:name="Grid Table Light" w:uiPriority="40"/>
-    <w:lsdException w:name="Grid Table 1 Light" w:uiPriority="46"/>
-    <w:lsdException w:name="Grid Table 2" w:uiPriority="47"/>
-    <w:lsdException w:name="Grid Table 3" w:uiPriority="48"/>
-    <w:lsdException w:name="Grid Table 4" w:uiPriority="49"/>
-    <w:lsdException w:name="Grid Table 5 Dark" w:uiPriority="50"/>
-    <w:lsdException w:name="Grid Table 6 Colorful" w:uiPriority="51"/>
-    <w:lsdException w:name="Grid Table 7 Colorful" w:uiPriority="52"/>
-    <w:lsdException w:name="Grid Table 1 Light Accent 1" w:uiPriority="46"/>
-    <w:lsdException w:name="Grid Table 2 Accent 1" w:uiPriority="47"/>
-    <w:lsdException w:name="Grid Table 3 Accent 1" w:uiPriority="48"/>
-    <w:lsdException w:name="Grid Table 4 Accent 1" w:uiPriority="49"/>
-    <w:lsdException w:name="Grid Table 5 Dark Accent 1" w:uiPriority="50"/>
-    <w:lsdException w:name="Grid Table 6 Colorful Accent 1" w:uiPriority="51"/>
-    <w:lsdException w:name="Grid Table 7 Colorful Accent 1" w:uiPriority="52"/>
-    <w:lsdException w:name="Grid Table 1 Light Accent 2" w:uiPriority="46"/>
-    <w:lsdException w:name="Grid Table 2 Accent 2" w:uiPriority="47"/>
-    <w:lsdException w:name="Grid Table 3 Accent 2" w:uiPriority="48"/>
-    <w:lsdException w:name="Grid Table 4 Accent 2" w:uiPriority="49"/>
-    <w:lsdException w:name="Grid Table 5 Dark Accent 2" w:uiPriority="50"/>
-    <w:lsdException w:name="Grid Table 6 Colorful Accent 2" w:uiPriority="51"/>
-    <w:lsdException w:name="Grid Table 7 Colorful Accent 2" w:uiPriority="52"/>
-    <w:lsdException w:name="Grid Table 1 Light Accent 3" w:uiPriority="46"/>
-    <w:lsdException w:name="Grid Table 2 Accent 3" w:uiPriority="47"/>
-    <w:lsdException w:name="Grid Table 3 Accent 3" w:uiPriority="48"/>
-    <w:lsdException w:name="Grid Table 4 Accent 3" w:uiPriority="49"/>
-    <w:lsdException w:name="Grid Table 5 Dark Accent 3" w:uiPriority="50"/>
-    <w:lsdException w:name="Grid Table 6 Colorful Accent 3" w:uiPriority="51"/>
-    <w:lsdException w:name="Grid Table 7 Colorful Accent 3" w:uiPriority="52"/>
-    <w:lsdException w:name="Grid Table 1 Light Accent 4" w:uiPriority="46"/>
-    <w:lsdException w:name="Grid Table 2 Accent 4" w:uiPriority="47"/>
-    <w:lsdException w:name="Grid Table 3 Accent 4" w:uiPriority="48"/>
-    <w:lsdException w:name="Grid Table 4 Accent 4" w:uiPriority="49"/>
-    <w:lsdException w:name="Grid Table 5 Dark Accent 4" w:uiPriority="50"/>
-    <w:lsdException w:name="Grid Table 6 Colorful Accent 4" w:uiPriority="51"/>
-    <w:lsdException w:name="Grid Table 7 Colorful Accent 4" w:uiPriority="52"/>
-    <w:lsdException w:name="Grid Table 1 Light Accent 5" w:uiPriority="46"/>
-    <w:lsdException w:name="Grid Table 2 Accent 5" w:uiPriority="47"/>
-    <w:lsdException w:name="Grid Table 3 Accent 5" w:uiPriority="48"/>
-    <w:lsdException w:name="Grid Table 4 Accent 5" w:uiPriority="49"/>
-    <w:lsdException w:name="Grid Table 5 Dark Accent 5" w:uiPriority="50"/>
-    <w:lsdException w:name="Grid Table 6 Colorful Accent 5" w:uiPriority="51"/>
-    <w:lsdException w:name="Grid Table 7 Colorful Accent 5" w:uiPriority="52"/>
-    <w:lsdException w:name="Grid Table 1 Light Accent 6" w:uiPriority="46"/>
-    <w:lsdException w:name="Grid Table 2 Accent 6" w:uiPriority="47"/>
-    <w:lsdException w:name="Grid Table 3 Accent 6" w:uiPriority="48"/>
-    <w:lsdException w:name="Grid Table 4 Accent 6" w:uiPriority="49"/>
-    <w:lsdException w:name="Grid Table 5 Dark Accent 6" w:uiPriority="50"/>
-    <w:lsdException w:name="Grid Table 6 Colorful Accent 6" w:uiPriority="51"/>
-    <w:lsdException w:name="Grid Table 7 Colorful Accent 6" w:uiPriority="52"/>
-    <w:lsdException w:name="List Table 1 Light" w:uiPriority="46"/>
-    <w:lsdException w:name="List Table 2" w:uiPriority="47"/>
-    <w:lsdException w:name="List Table 3" w:uiPriority="48"/>
-    <w:lsdException w:name="List Table 4" w:uiPriority="49"/>
-    <w:lsdException w:name="List Table 5 Dark" w:uiPriority="50"/>
-    <w:lsdException w:name="List Table 6 Colorful" w:uiPriority="51"/>
-    <w:lsdException w:name="List Table 7 Colorful" w:uiPriority="52"/>
-    <w:lsdException w:name="List Table 1 Light Accent 1" w:uiPriority="46"/>
-    <w:lsdException w:name="List Table 2 Accent 1" w:uiPriority="47"/>
-    <w:lsdException w:name="List Table 3 Accent 1" w:uiPriority="48"/>
-    <w:lsdException w:name="List Table 4 Accent 1" w:uiPriority="49"/>
-    <w:lsdException w:name="List Table 5 Dark Accent 1" w:uiPriority="50"/>
-    <w:lsdException w:name="List Table 6 Colorful Accent 1" w:uiPriority="51"/>
-    <w:lsdException w:name="List Table 7 Colorful Accent 1" w:uiPriority="52"/>
-    <w:lsdException w:name="List Table 1 Light Accent 2" w:uiPriority="46"/>
-    <w:lsdException w:name="List Table 2 Accent 2" w:uiPriority="47"/>
-    <w:lsdException w:name="List Table 3 Accent 2" w:uiPriority="48"/>
-    <w:lsdException w:name="List Table 4 Accent 2" w:uiPriority="49"/>
-    <w:lsdException w:name="List Table 5 Dark Accent 2" w:uiPriority="50"/>
-    <w:lsdException w:name="List Table 6 Colorful Accent 2" w:uiPriority="51"/>
-    <w:lsdException w:name="List Table 7 Colorful Accent 2" w:uiPriority="52"/>
-    <w:lsdException w:name="List Table 1 Light Accent 3" w:uiPriority="46"/>
-    <w:lsdException w:name="List Table 2 Accent 3" w:uiPriority="47"/>
-    <w:lsdException w:name="List Table 3 Accent 3" w:uiPriority="48"/>
-    <w:lsdException w:name="List Table 4 Accent 3" w:uiPriority="49"/>
-    <w:lsdException w:name="List Table 5 Dark Accent 3" w:uiPriority="50"/>
-    <w:lsdException w:name="List Table 6 Colorful Accent 3" w:uiPriority="51"/>
-    <w:lsdException w:name="List Table 7 Colorful Accent 3" w:uiPriority="52"/>
-    <w:lsdException w:name="List Table 1 Light Accent 4" w:uiPriority="46"/>
-    <w:lsdException w:name="List Table 2 Accent 4" w:uiPriority="47"/>
-    <w:lsdException w:name="List Table 3 Accent 4" w:uiPriority="48"/>
-    <w:lsdException w:name="List Table 4 Accent 4" w:uiPriority="49"/>
-    <w:lsdException w:name="List Table 5 Dark Accent 4" w:uiPriority="50"/>
-    <w:lsdException w:name="List Table 6 Colorful Accent 4" w:uiPriority="51"/>
-    <w:lsdException w:name="List Table 7 Colorful Accent 4" w:uiPriority="52"/>
-    <w:lsdException w:name="List Table 1 Light Accent 5" w:uiPriority="46"/>
-    <w:lsdException w:name="List Table 2 Accent 5" w:uiPriority="47"/>
-    <w:lsdException w:name="List Table 3 Accent 5" w:uiPriority="48"/>
-    <w:lsdException w:name="List Table 4 Accent 5" w:uiPriority="49"/>
-    <w:lsdException w:name="List Table 5 Dark Accent 5" w:uiPriority="50"/>
-    <w:lsdException w:name="List Table 6 Colorful Accent 5" w:uiPriority="51"/>
-    <w:lsdException w:name="List Table 7 Colorful Accent 5" w:uiPriority="52"/>
-    <w:lsdException w:name="List Table 1 Light Accent 6" w:uiPriority="46"/>
-    <w:lsdException w:name="List Table 2 Accent 6" w:uiPriority="47"/>
-    <w:lsdException w:name="List Table 3 Accent 6" w:uiPriority="48"/>
-    <w:lsdException w:name="List Table 4 Accent 6" w:uiPriority="49"/>
-    <w:lsdException w:name="List Table 5 Dark Accent 6" w:uiPriority="50"/>
-    <w:lsdException w:name="List Table 6 Colorful Accent 6" w:uiPriority="51"/>
-    <w:lsdException w:name="List Table 7 Colorful Accent 6" w:uiPriority="52"/>
-    <w:lsdException w:name="Mention" w:semiHidden="1" w:unhideWhenUsed="1"/>
-    <w:lsdException w:name="Smart Hyperlink" w:semiHidden="1" w:unhideWhenUsed="1"/>
-    <w:lsdException w:name="Hashtag" w:semiHidden="1" w:unhideWhenUsed="1"/>
-    <w:lsdException w:name="Unresolved Mention" w:semiHidden="1" w:unhideWhenUsed="1"/>
-    <w:lsdException w:name="Smart Link" w:semiHidden="1" w:unhideWhenUsed="1"/>
-  </w:latentStyles>
-  <w:style w:type="paragraph" w:default="1" w:styleId="Normal">
-    <w:name w:val="Normal"/>
-    <w:qFormat/>
-  </w:style>
-  <w:style w:type="character" w:default="1" w:styleId="DefaultParagraphFont">
-    <w:name w:val="Default Paragraph Font"/>
-    <w:uiPriority w:val="1"/>
-    <w:semiHidden/>
-    <w:unhideWhenUsed/>
-  </w:style>
-  <w:style w:type="table" w:default="1" w:styleId="TableNormal">
-    <w:name w:val="Normal Table"/>
-    <w:uiPriority w:val="99"/>
-    <w:semiHidden/>
-    <w:unhideWhenUsed/>
-    <w:tblPr>
-      <w:tblInd w:w="0" w:type="dxa"/>
-      <w:tblCellMar>
-        <w:top w:w="0" w:type="dxa"/>
-        <w:left w:w="108" w:type="dxa"/>
-        <w:bottom w:w="0" w:type="dxa"/>
-        <w:right w:w="108" w:type="dxa"/>
-      </w:tblCellMar>
-    </w:tblPr>
-  </w:style>
-  <w:style w:type="numbering" w:default="1" w:styleId="NoList">
-    <w:name w:val="No List"/>
-    <w:uiPriority w:val="99"/>
-    <w:semiHidden/>
-    <w:unhideWhenUsed/>
-  </w:style>
-  <w:style w:type="character" w:styleId="PlaceholderText">
-    <w:name w:val="Placeholder Text"/>
-    <w:basedOn w:val="DefaultParagraphFont"/>
-    <w:semiHidden/>
-    <w:qFormat/>
-    <w:rsid w:val="00166852"/>
-    <w:rPr>
-      <w:color w:val="808080"/>
-    </w:rPr>
-  </w:style>
-</w:styles>
-</file>
-
-<file path=word/glossary/webSettings.xml><?xml version="1.0" encoding="utf-8"?>
-<w:webSettings xmlns:mc="http://schemas.openxmlformats.org/markup-compatibility/2006" xmlns:r="http://schemas.openxmlformats.org/officeDocument/2006/relationships" xmlns:w="http://schemas.openxmlformats.org/wordprocessingml/2006/main" xmlns:w14="http://schemas.microsoft.com/office/word/2010/wordml" xmlns:w15="http://schemas.microsoft.com/office/word/2012/wordml" xmlns:w16cex="http://schemas.microsoft.com/office/word/2018/wordml/cex" xmlns:w16cid="http://schemas.microsoft.com/office/word/2016/wordml/cid" xmlns:w16="http://schemas.microsoft.com/office/word/2018/wordml" xmlns:w16du="http://schemas.microsoft.com/office/word/2023/wordml/word16du" xmlns:w16sdtdh="http://schemas.microsoft.com/office/word/2020/wordml/sdtdatahash" xmlns:w16sdtfl="http://schemas.microsoft.com/office/word/2024/wordml/sdtformatlock" xmlns:w16se="http://schemas.microsoft.com/office/word/2015/wordml/symex" mc:Ignorable="w14 w15 w16se w16cid w16 w16cex w16sdtdh w16sdtfl w16du">
-  <w:optimizeForBrowser/>
-  <w:allowPNG/>
-</w:webSettings>
 </file>
 
 <file path=word/theme/theme1.xml><?xml version="1.0" encoding="utf-8"?>
@@ -11664,25 +12210,6 @@
 </file>
 
 <file path=customXml/item1.xml><?xml version="1.0" encoding="utf-8"?>
-<b:Sources xmlns:b="http://schemas.openxmlformats.org/officeDocument/2006/bibliography" xmlns="http://schemas.openxmlformats.org/officeDocument/2006/bibliography" SelectedStyle="\APASixthEditionOfficeOnline.xsl" StyleName="APA" Version="6"/>
-</file>
-
-<file path=customXml/item2.xml><?xml version="1.0" encoding="utf-8"?>
-<p:properties xmlns:p="http://schemas.microsoft.com/office/2006/metadata/properties" xmlns:xsi="http://www.w3.org/2001/XMLSchema-instance" xmlns:pc="http://schemas.microsoft.com/office/infopath/2007/PartnerControls">
-  <documentManagement/>
-</p:properties>
-</file>
-
-<file path=customXml/item3.xml><?xml version="1.0" encoding="utf-8"?>
-<?mso-contentType ?>
-<FormTemplates xmlns="http://schemas.microsoft.com/sharepoint/v3/contenttype/forms">
-  <Display>DocumentLibraryForm</Display>
-  <Edit>DocumentLibraryForm</Edit>
-  <New>DocumentLibraryForm</New>
-</FormTemplates>
-</file>
-
-<file path=customXml/item4.xml><?xml version="1.0" encoding="utf-8"?>
 <inkml:ink xmlns:inkml="http://www.w3.org/2003/InkML">
   <inkml:definitions>
     <inkml:context xml:id="ctx0">
@@ -11726,7 +12253,17 @@
 </inkml:ink>
 </file>
 
-<file path=customXml/item5.xml><?xml version="1.0" encoding="utf-8"?>
+<file path=customXml/item2.xml><?xml version="1.0" encoding="utf-8"?>
+<p:properties xmlns:p="http://schemas.microsoft.com/office/2006/metadata/properties" xmlns:xsi="http://www.w3.org/2001/XMLSchema-instance" xmlns:pc="http://schemas.microsoft.com/office/infopath/2007/PartnerControls">
+  <documentManagement/>
+</p:properties>
+</file>
+
+<file path=customXml/item3.xml><?xml version="1.0" encoding="utf-8"?>
+<b:Sources xmlns:b="http://schemas.openxmlformats.org/officeDocument/2006/bibliography" xmlns="http://schemas.openxmlformats.org/officeDocument/2006/bibliography" SelectedStyle="\APASixthEditionOfficeOnline.xsl" StyleName="APA" Version="6"/>
+</file>
+
+<file path=customXml/item4.xml><?xml version="1.0" encoding="utf-8"?>
 <inkml:ink xmlns:inkml="http://www.w3.org/2003/InkML">
   <inkml:definitions>
     <inkml:context xml:id="ctx0">
@@ -11757,6 +12294,38 @@
   <inkml:trace contextRef="#ctx0" brushRef="#br0">3153 356 7202 0 0,'-44'-7'350'0'0,"0"-2"0"0"0,1-2 0 0 0,0-2 0 0 0,-57-25 1 0 0,-168-76 1481 0 0,190 86-1679 0 0,-122-28 1 0 0,156 47-169 0 0,-67-16 302 0 0,-1 5 0 0 0,-122-5-1 0 0,88 25-117 0 0,1 6-1 0 0,-1 6 0 0 0,-208 45 1 0 0,298-44-170 0 0,0 3 1 0 0,1 1 0 0 0,1 4 0 0 0,0 1 0 0 0,-95 56-1 0 0,75-31-102 0 0,-120 97-1 0 0,165-119 91 0 0,2 1 0 0 0,1 2 0 0 0,1 0 0 0 0,2 2 1 0 0,1 0-1 0 0,-32 58 0 0 0,30-39-7 0 0,1 2 0 0 0,3 0 1 0 0,2 1-1 0 0,3 1 0 0 0,-17 102 0 0 0,25-76 38 0 0,3-1 0 0 0,4 1 0 0 0,4-1 0 0 0,20 120 0 0 0,-13-124-5 0 0,-3-11 48 0 0,4-1 0 0 0,23 76-1 0 0,-28-119-47 0 0,0-1 0 0 0,1 0 0 0 0,0 0 0 0 0,2-1 0 0 0,0 0 0 0 0,1-1 0 0 0,0 0 0 0 0,2-1 0 0 0,-1 0 0 0 0,2-1-1 0 0,25 20 1 0 0,-15-17 28 0 0,0-1 0 0 0,1-2-1 0 0,1 0 1 0 0,0-2 0 0 0,1-1-1 0 0,0-1 1 0 0,0-1 0 0 0,1-2-1 0 0,1 0 1 0 0,-1-2-1 0 0,1-1 1 0 0,31-1 0 0 0,36-3 35 0 0,1-4 1 0 0,122-22 0 0 0,-40 5 38 0 0,-35 9-33 0 0,182-24 276 0 0,51-43 591 0 0,-309 60-804 0 0,-1-3-1 0 0,0-3 1 0 0,89-47 0 0 0,59-55 5 0 0,-176 101-72 0 0,-1-3 0 0 0,-1-1 1 0 0,41-43-1 0 0,-52 43-35 0 0,-2 0 1 0 0,-1-2-1 0 0,-1-1 0 0 0,23-47 1 0 0,-19 26 62 0 0,-3-2 1 0 0,19-65-1 0 0,-30 75 16 0 0,-2 1 0 0 0,5-70 0 0 0,-4-95-93 0 0,-11 199-21 0 0,1-9 55 0 0,-1 1 0 0 0,-1-1 0 0 0,-1 1 0 0 0,0-1 0 0 0,-1 1 0 0 0,-2 0 0 0 0,0 0 0 0 0,-1 0 0 0 0,0 1 0 0 0,-2-1 0 0 0,-12-21 0 0 0,-32-62 287 0 0,32 60-30 0 0,-28-42 0 0 0,39 70-276 0 0,0 2 1 0 0,-1-1-1 0 0,0 1 1 0 0,-1 1-1 0 0,-1 0 1 0 0,0 0-1 0 0,-14-9 1 0 0,-10-3-215 0 0,0 3 0 0 0,-1 0-1 0 0,-1 3 1 0 0,0 1 0 0 0,-1 2 0 0 0,-1 1 0 0 0,-1 2 0 0 0,1 2 0 0 0,-1 2 0 0 0,-1 2 0 0 0,1 1 0 0 0,-76 4 0 0 0,88 3-696 0 0,0 2-1 0 0,0 1 1 0 0,0 2 0 0 0,-39 15 0 0 0,23-4 15 0 0</inkml:trace>
   <inkml:trace contextRef="#ctx0" brushRef="#br0" timeOffset="2304.57">3473 308 408 0 0,'25'-34'-131'0'0,"-12"9"9868"0"0,-14 35-9206 0 0,-2 1-494 0 0,2 1 1 0 0,-1-1 0 0 0,1 0-1 0 0,1 1 1 0 0,0-1-1 0 0,3 17 1 0 0,16 78-22 0 0,-1-5-4 0 0,-6 136 38 0 0,0-15 29 0 0,-4-164-14 0 0,-4-36 88 0 0,2 43 1333 0 0,-8-70-1392 0 0,0 1 0 0 0,0-1 0 0 0,0 0 0 0 0,0 0 0 0 0,1 0 0 0 0,-2-8 0 0 0,2 11-63 0 0,-50-289 287 0 0,50 262-342 0 0,1 0 0 0 0,1 0-1 0 0,2 1 1 0 0,1-1-1 0 0,10-38 1 0 0,6-41-152 0 0,-20 107 169 0 0,0 1 1 0 0,0 0-1 0 0,0-1 1 0 0,0 1-1 0 0,0 0 1 0 0,0-1 0 0 0,0 1-1 0 0,0 0 1 0 0,0-1-1 0 0,0 1 1 0 0,0-1 0 0 0,0 1-1 0 0,0 0 1 0 0,0-1-1 0 0,0 1 1 0 0,0 0-1 0 0,-1-1 1 0 0,1 1 0 0 0,0 0-1 0 0,0-1 1 0 0,0 1-1 0 0,-1 0 1 0 0,1 0 0 0 0,0-1-1 0 0,0 1 1 0 0,-1 0-1 0 0,1 0 1 0 0,0-1-1 0 0,0 1 1 0 0,-1 0 0 0 0,1 0-1 0 0,0 0 1 0 0,-1-1-1 0 0,1 1 1 0 0,0 0 0 0 0,-1 0-1 0 0,1 0 1 0 0,-1 0-1 0 0,1 0 1 0 0,0 0-1 0 0,-1 0 1 0 0,1 0 0 0 0,0 0-1 0 0,-1 0 1 0 0,1 0-1 0 0,-1 0 1 0 0,1 0 0 0 0,0 0-1 0 0,-1 0 1 0 0,1 0-1 0 0,0 0 1 0 0,-1 0-1 0 0,1 1 1 0 0,0-1 0 0 0,-1 0-1 0 0,1 0 1 0 0,0 0-1 0 0,-1 1 1 0 0,1-1 0 0 0,0 0-1 0 0,-1 1 1 0 0,-1 0 2 0 0,-1 1 0 0 0,1-1 1 0 0,-1 1-1 0 0,1-1 0 0 0,0 1 1 0 0,0 0-1 0 0,0 0 0 0 0,-3 3 1 0 0,-4 11-2 0 0,0 1 0 0 0,1 0 0 0 0,1 1 0 0 0,0-1 0 0 0,1 1 0 0 0,1 1 0 0 0,1-1 0 0 0,-2 21 1 0 0,0 19-138 0 0,2 75 1 0 0,4-118-445 0 0,1 1 0 0 0,0-1 0 0 0,2 1 0 0 0,-1-1 0 0 0,2 0 0 0 0,0 0 0 0 0,1-1 0 0 0,0 1 0 0 0,9 14 0 0 0,-8-17-549 0 0</inkml:trace>
   <inkml:trace contextRef="#ctx0" brushRef="#br0" timeOffset="2956.45">3554 1583 3409 0 0,'0'0'4221'0'0,"-1"0"-4145"0"0,0 0 0 0 0,1 1 0 0 0,-1-1 1 0 0,0 0-1 0 0,1 0 0 0 0,-1 0 0 0 0,0 1 1 0 0,0-1-1 0 0,1 0 0 0 0,-1 1 0 0 0,0-1 1 0 0,1 0-1 0 0,-1 1 0 0 0,1-1 0 0 0,-1 1 1 0 0,1-1-1 0 0,-1 1 0 0 0,1-1 0 0 0,-1 1 1 0 0,1-1-1 0 0,-1 1 0 0 0,0 1 0 0 0,-2 5-46 0 0,1 1-1 0 0,-1 0 1 0 0,1-1-1 0 0,1 1 0 0 0,-1 0 1 0 0,1 0-1 0 0,1 0 1 0 0,0 12-1 0 0,0-4-34 0 0,1 0 0 0 0,1 0 1 0 0,7 26-1 0 0,-10-41 2 0 0,1-1 0 0 0,1 1 0 0 0,-1-1 0 0 0,0 1 0 0 0,0-1 0 0 0,0 1 0 0 0,0-1 0 0 0,0 1 0 0 0,0-1 0 0 0,0 1 0 0 0,1-1 0 0 0,-1 1 0 0 0,0-1 0 0 0,0 0 0 0 0,1 1 0 0 0,-1-1 0 0 0,0 1 0 0 0,1-1 0 0 0,-1 0 0 0 0,0 1 0 0 0,1-1 0 0 0,-1 0 0 0 0,0 1 0 0 0,1-1 0 0 0,-1 0 0 0 0,1 0 0 0 0,-1 0 0 0 0,1 1 0 0 0,-1-1 0 0 0,0 0 0 0 0,1 0 0 0 0,-1 0 0 0 0,1 0 0 0 0,-1 0 0 0 0,2 0 0 0 0,12-13-54 0 0,7-26 91 0 0,-19 31 14 0 0,0-1 0 0 0,-1 0 0 0 0,1 0 1 0 0,-2-1-1 0 0,1 1 0 0 0,-2 0 0 0 0,1 0 0 0 0,-2-10 0 0 0,1 14 3 0 0,0 1 0 0 0,0-1 0 0 0,-1 1 0 0 0,1-1 0 0 0,-1 1 0 0 0,0-1-1 0 0,-5-7 1 0 0,6 11-13 0 0,0-1 0 0 0,-1 0 0 0 0,1 1-1 0 0,-1-1 1 0 0,1 1 0 0 0,-1-1 0 0 0,1 1 0 0 0,-1 0-1 0 0,0-1 1 0 0,0 1 0 0 0,0 0 0 0 0,0 0-1 0 0,0 1 1 0 0,0-1 0 0 0,0 0 0 0 0,0 1 0 0 0,-4-2-1 0 0,4 3-23 0 0,1-1 0 0 0,-1 0 0 0 0,0 1 0 0 0,0 0 0 0 0,0-1 0 0 0,1 1-1 0 0,-1 0 1 0 0,0 0 0 0 0,1 0 0 0 0,-1 0 0 0 0,0 0 0 0 0,1 0 0 0 0,-1 0-1 0 0,1 0 1 0 0,0 1 0 0 0,-1-1 0 0 0,1 1 0 0 0,0-1 0 0 0,0 1 0 0 0,0-1-1 0 0,0 1 1 0 0,0 0 0 0 0,0-1 0 0 0,1 1 0 0 0,-1 0 0 0 0,0 0 0 0 0,1-1 0 0 0,0 1-1 0 0,-1 3 1 0 0,0-1-44 0 0,0-1-1 0 0,0 0 1 0 0,0 1-1 0 0,1-1 0 0 0,-1 1 1 0 0,1-1-1 0 0,0 1 1 0 0,0-1-1 0 0,0 1 0 0 0,1-1 1 0 0,-1 1-1 0 0,1-1 1 0 0,0 0-1 0 0,0 1 1 0 0,2 4-1 0 0,-3-7 18 0 0,1-1 0 0 0,-1 1 0 0 0,0-1 0 0 0,1 1 0 0 0,-1-1 0 0 0,0 0 0 0 0,1 1 0 0 0,-1-1 0 0 0,1 0 0 0 0,-1 1 0 0 0,0-1 0 0 0,1 0 0 0 0,-1 0 0 0 0,1 1 0 0 0,-1-1 0 0 0,1 0 0 0 0,-1 0 0 0 0,1 0 1 0 0,-1 0-1 0 0,1 1 0 0 0,-1-1 0 0 0,1 0 0 0 0,-1 0 0 0 0,1 0 0 0 0,-1 0 0 0 0,1 0 0 0 0,-1 0 0 0 0,1-1 0 0 0,0 1 0 0 0,-1 0 0 0 0,1 0 0 0 0,-1 0 0 0 0,1 0 0 0 0,0-1 0 0 0,15-16-99 0 0,-12 10 125 0 0,0 1 0 0 0,-1-1 0 0 0,0 1 0 0 0,4-13 0 0 0,-5-5 173 0 0,-3 24-177 0 0,1 0 0 0 0,0-1-1 0 0,0 1 1 0 0,0 0-1 0 0,0 0 1 0 0,0 0 0 0 0,0 0-1 0 0,0 0 1 0 0,0-1 0 0 0,0 1-1 0 0,-1 0 1 0 0,1 0-1 0 0,0 0 1 0 0,0 0 0 0 0,0 0-1 0 0,0 0 1 0 0,0 0-1 0 0,-1 0 1 0 0,1-1 0 0 0,0 1-1 0 0,0 0 1 0 0,0 0-1 0 0,0 0 1 0 0,-1 0 0 0 0,1 0-1 0 0,0 0 1 0 0,0 0 0 0 0,0 0-1 0 0,0 0 1 0 0,-1 0-1 0 0,1 0 1 0 0,0 0 0 0 0,0 0-1 0 0,0 0 1 0 0,0 0-1 0 0,0 1 1 0 0,-1-1 0 0 0,1 0-1 0 0,0 0 1 0 0,0 0-1 0 0,0 0 1 0 0,0 0 0 0 0,0 0-1 0 0,-1 0 1 0 0,1 0 0 0 0,0 0-1 0 0,0 1 1 0 0,0-1-1 0 0,0 0 1 0 0,0 0 0 0 0,0 0-1 0 0,0 0 1 0 0,-1 0-1 0 0,1 1 1 0 0,-2 2 12 0 0,0 0-1 0 0,0 0 1 0 0,0 0-1 0 0,0 0 1 0 0,1 0 0 0 0,-1 1-1 0 0,1-1 1 0 0,0 1-1 0 0,0-1 1 0 0,-1 5-1 0 0,0 5-669 0 0,0 1 1 0 0,0 0-1 0 0,2 0 0 0 0,1 24 0 0 0,0-28 77 0 0</inkml:trace>
+</inkml:ink>
+</file>
+
+<file path=customXml/item5.xml><?xml version="1.0" encoding="utf-8"?>
+<inkml:ink xmlns:inkml="http://www.w3.org/2003/InkML">
+  <inkml:definitions>
+    <inkml:context xml:id="ctx0">
+      <inkml:inkSource xml:id="inkSrc0">
+        <inkml:traceFormat>
+          <inkml:channel name="X" type="integer" min="-2.14748E9" max="2.14748E9" units="cm"/>
+          <inkml:channel name="Y" type="integer" min="-2.14748E9" max="2.14748E9" units="cm"/>
+          <inkml:channel name="F" type="integer" max="32767" units="dev"/>
+          <inkml:channel name="OA" type="integer" max="360" units="deg"/>
+          <inkml:channel name="OE" type="integer" max="90" units="deg"/>
+        </inkml:traceFormat>
+        <inkml:channelProperties>
+          <inkml:channelProperty channel="X" name="resolution" value="1000" units="1/cm"/>
+          <inkml:channelProperty channel="Y" name="resolution" value="1000" units="1/cm"/>
+          <inkml:channelProperty channel="F" name="resolution" value="0" units="1/dev"/>
+          <inkml:channelProperty channel="OA" name="resolution" value="1000" units="1/deg"/>
+          <inkml:channelProperty channel="OE" name="resolution" value="1000" units="1/deg"/>
+        </inkml:channelProperties>
+      </inkml:inkSource>
+      <inkml:timestamp xml:id="ts0" timeString="2025-06-10T16:08:50.568"/>
+    </inkml:context>
+    <inkml:brush xml:id="br0">
+      <inkml:brushProperty name="width" value="0.05" units="cm"/>
+      <inkml:brushProperty name="height" value="0.05" units="cm"/>
+      <inkml:brushProperty name="color" value="#E71224"/>
+    </inkml:brush>
+  </inkml:definitions>
+  <inkml:trace contextRef="#ctx0" brushRef="#br0">1236 239 3217 0 0,'-18'-44'2449'0'0,"11"24"-2251"0"0,-2 1 0 0 0,-14-27 0 0 0,19 39-210 0 0,-1 0 0 0 0,0 1-1 0 0,0 0 1 0 0,-1-1 0 0 0,0 2 0 0 0,0-1-1 0 0,0 1 1 0 0,0 0 0 0 0,-14-8-1 0 0,8 6-57 0 0,-1 1 0 0 0,1 1 1 0 0,-1 0-1 0 0,0 0 0 0 0,0 1 0 0 0,0 1 0 0 0,0 0 0 0 0,-1 1 0 0 0,-22-1 0 0 0,19 4-190 0 0,0 0-1 0 0,0 1 1 0 0,0 1-1 0 0,1 0 1 0 0,-1 1-1 0 0,1 1 1 0 0,-21 9-1 0 0,-37 17-295 0 0,-131 76-1 0 0,173-87 985 0 0,0 2 0 0 0,2 1 0 0 0,1 2 0 0 0,1 0 0 0 0,1 2 0 0 0,-28 37 0 0 0,-16 22-328 0 0,-54 78 18 0 0,113-145-112 0 0,0 0 1 0 0,2 1-1 0 0,1 0 0 0 0,0 0 0 0 0,2 1 1 0 0,0 0-1 0 0,-5 27 0 0 0,4 3 6 0 0,3 0-1 0 0,1 0 0 0 0,3 0 1 0 0,2 1-1 0 0,2-1 1 0 0,13 62-1 0 0,-11-89 37 0 0,1-1 0 0 0,2 1 0 0 0,0-1 0 0 0,1-1 0 0 0,1 0 0 0 0,2 0-1 0 0,0-1 1 0 0,1-1 0 0 0,1 0 0 0 0,1 0 0 0 0,25 25 0 0 0,-31-38 8 0 0,1 0 0 0 0,0-1 0 0 0,0 0 0 0 0,1-1-1 0 0,0 0 1 0 0,0 0 0 0 0,0-1 0 0 0,0 0 0 0 0,1-1 0 0 0,-1-1 0 0 0,1 0 0 0 0,23 1 0 0 0,0-2-27 0 0,-1-1 0 0 0,0-2 0 0 0,43-8 0 0 0,15-10 179 0 0,-1-4 0 0 0,111-46 0 0 0,-162 55-168 0 0,0 1-21 0 0,5-1 26 0 0,-2-3-1 0 0,45-23 0 0 0,-67 26 22 0 0,-1 0 0 0 0,0-2-1 0 0,-2 0 1 0 0,0-1 0 0 0,-1-1 0 0 0,0-1 0 0 0,-2 0-1 0 0,22-37 1 0 0,-28 39-39 0 0,0 1 1 0 0,-1-1-1 0 0,-1-1 0 0 0,-1 0 1 0 0,-1 1-1 0 0,0-2 0 0 0,-2 1 0 0 0,0 0 1 0 0,0-25-1 0 0,-2-13 167 0 0,-14-108-1 0 0,10 143-149 0 0,-1 0-1 0 0,0 1 1 0 0,-2-1-1 0 0,-1 1 1 0 0,-1 0-1 0 0,0 1 1 0 0,-1 0-1 0 0,-23-35 0 0 0,22 41 15 0 0,-1 0 0 0 0,0 0-1 0 0,-1 1 1 0 0,-1 0 0 0 0,0 1-1 0 0,0 1 1 0 0,-1 0 0 0 0,-1 1-1 0 0,0 0 1 0 0,0 1 0 0 0,-25-10-1 0 0,15 9-505 0 0,-1 1-1 0 0,0 2 1 0 0,0 0 0 0 0,-49-5-1 0 0,41 10-389 0 0</inkml:trace>
 </inkml:ink>
 </file>
 
@@ -11899,41 +12468,18 @@
 </file>
 
 <file path=customXml/item7.xml><?xml version="1.0" encoding="utf-8"?>
-<inkml:ink xmlns:inkml="http://www.w3.org/2003/InkML">
-  <inkml:definitions>
-    <inkml:context xml:id="ctx0">
-      <inkml:inkSource xml:id="inkSrc0">
-        <inkml:traceFormat>
-          <inkml:channel name="X" type="integer" min="-2.14748E9" max="2.14748E9" units="cm"/>
-          <inkml:channel name="Y" type="integer" min="-2.14748E9" max="2.14748E9" units="cm"/>
-          <inkml:channel name="F" type="integer" max="32767" units="dev"/>
-          <inkml:channel name="OA" type="integer" max="360" units="deg"/>
-          <inkml:channel name="OE" type="integer" max="90" units="deg"/>
-        </inkml:traceFormat>
-        <inkml:channelProperties>
-          <inkml:channelProperty channel="X" name="resolution" value="1000" units="1/cm"/>
-          <inkml:channelProperty channel="Y" name="resolution" value="1000" units="1/cm"/>
-          <inkml:channelProperty channel="F" name="resolution" value="0" units="1/dev"/>
-          <inkml:channelProperty channel="OA" name="resolution" value="1000" units="1/deg"/>
-          <inkml:channelProperty channel="OE" name="resolution" value="1000" units="1/deg"/>
-        </inkml:channelProperties>
-      </inkml:inkSource>
-      <inkml:timestamp xml:id="ts0" timeString="2025-06-10T16:08:50.568"/>
-    </inkml:context>
-    <inkml:brush xml:id="br0">
-      <inkml:brushProperty name="width" value="0.05" units="cm"/>
-      <inkml:brushProperty name="height" value="0.05" units="cm"/>
-      <inkml:brushProperty name="color" value="#E71224"/>
-    </inkml:brush>
-  </inkml:definitions>
-  <inkml:trace contextRef="#ctx0" brushRef="#br0">1236 239 3217 0 0,'-18'-44'2449'0'0,"11"24"-2251"0"0,-2 1 0 0 0,-14-27 0 0 0,19 39-210 0 0,-1 0 0 0 0,0 1-1 0 0,0 0 1 0 0,-1-1 0 0 0,0 2 0 0 0,0-1-1 0 0,0 1 1 0 0,0 0 0 0 0,-14-8-1 0 0,8 6-57 0 0,-1 1 0 0 0,1 1 1 0 0,-1 0-1 0 0,0 0 0 0 0,0 1 0 0 0,0 1 0 0 0,0 0 0 0 0,-1 1 0 0 0,-22-1 0 0 0,19 4-190 0 0,0 0-1 0 0,0 1 1 0 0,0 1-1 0 0,1 0 1 0 0,-1 1-1 0 0,1 1 1 0 0,-21 9-1 0 0,-37 17-295 0 0,-131 76-1 0 0,173-87 985 0 0,0 2 0 0 0,2 1 0 0 0,1 2 0 0 0,1 0 0 0 0,1 2 0 0 0,-28 37 0 0 0,-16 22-328 0 0,-54 78 18 0 0,113-145-112 0 0,0 0 1 0 0,2 1-1 0 0,1 0 0 0 0,0 0 0 0 0,2 1 1 0 0,0 0-1 0 0,-5 27 0 0 0,4 3 6 0 0,3 0-1 0 0,1 0 0 0 0,3 0 1 0 0,2 1-1 0 0,2-1 1 0 0,13 62-1 0 0,-11-89 37 0 0,1-1 0 0 0,2 1 0 0 0,0-1 0 0 0,1-1 0 0 0,1 0 0 0 0,2 0-1 0 0,0-1 1 0 0,1-1 0 0 0,1 0 0 0 0,1 0 0 0 0,25 25 0 0 0,-31-38 8 0 0,1 0 0 0 0,0-1 0 0 0,0 0 0 0 0,1-1-1 0 0,0 0 1 0 0,0 0 0 0 0,0-1 0 0 0,0 0 0 0 0,1-1 0 0 0,-1-1 0 0 0,1 0 0 0 0,23 1 0 0 0,0-2-27 0 0,-1-1 0 0 0,0-2 0 0 0,43-8 0 0 0,15-10 179 0 0,-1-4 0 0 0,111-46 0 0 0,-162 55-168 0 0,0 1-21 0 0,5-1 26 0 0,-2-3-1 0 0,45-23 0 0 0,-67 26 22 0 0,-1 0 0 0 0,0-2-1 0 0,-2 0 1 0 0,0-1 0 0 0,-1-1 0 0 0,0-1 0 0 0,-2 0-1 0 0,22-37 1 0 0,-28 39-39 0 0,0 1 1 0 0,-1-1-1 0 0,-1-1 0 0 0,-1 0 1 0 0,-1 1-1 0 0,0-2 0 0 0,-2 1 0 0 0,0 0 1 0 0,0-25-1 0 0,-2-13 167 0 0,-14-108-1 0 0,10 143-149 0 0,-1 0-1 0 0,0 1 1 0 0,-2-1-1 0 0,-1 1 1 0 0,-1 0-1 0 0,0 1 1 0 0,-1 0-1 0 0,-23-35 0 0 0,22 41 15 0 0,-1 0 0 0 0,0 0-1 0 0,-1 1 1 0 0,-1 0 0 0 0,0 1-1 0 0,0 1 1 0 0,-1 0 0 0 0,-1 1-1 0 0,0 0 1 0 0,0 1 0 0 0,-25-10-1 0 0,15 9-505 0 0,-1 1-1 0 0,0 2 1 0 0,0 0 0 0 0,-49-5-1 0 0,41 10-389 0 0</inkml:trace>
-</inkml:ink>
+<?mso-contentType ?>
+<FormTemplates xmlns="http://schemas.microsoft.com/sharepoint/v3/contenttype/forms">
+  <Display>DocumentLibraryForm</Display>
+  <Edit>DocumentLibraryForm</Edit>
+  <New>DocumentLibraryForm</New>
+</FormTemplates>
 </file>
 
 <file path=customXml/itemProps1.xml><?xml version="1.0" encoding="utf-8"?>
-<ds:datastoreItem xmlns:ds="http://schemas.openxmlformats.org/officeDocument/2006/customXml" ds:itemID="{01D51A4F-7BE7-46DF-A7D0-BDB91C1C49A3}">
+<ds:datastoreItem xmlns:ds="http://schemas.openxmlformats.org/officeDocument/2006/customXml" ds:itemID="{4B023D59-82BC-4D0F-A651-C98E01C1F15C}">
   <ds:schemaRefs>
-    <ds:schemaRef ds:uri="http://schemas.openxmlformats.org/officeDocument/2006/bibliography"/>
+    <ds:schemaRef ds:uri="http://www.w3.org/2003/InkML"/>
   </ds:schemaRefs>
 </ds:datastoreItem>
 </file>
@@ -11948,15 +12494,15 @@
 </file>
 
 <file path=customXml/itemProps3.xml><?xml version="1.0" encoding="utf-8"?>
-<ds:datastoreItem xmlns:ds="http://schemas.openxmlformats.org/officeDocument/2006/customXml" ds:itemID="{6A655C0C-F4A3-4931-9F7F-84CBD61DCE8F}">
+<ds:datastoreItem xmlns:ds="http://schemas.openxmlformats.org/officeDocument/2006/customXml" ds:itemID="{01D51A4F-7BE7-46DF-A7D0-BDB91C1C49A3}">
   <ds:schemaRefs>
-    <ds:schemaRef ds:uri="http://schemas.microsoft.com/sharepoint/v3/contenttype/forms"/>
+    <ds:schemaRef ds:uri="http://schemas.openxmlformats.org/officeDocument/2006/bibliography"/>
   </ds:schemaRefs>
 </ds:datastoreItem>
 </file>
 
 <file path=customXml/itemProps4.xml><?xml version="1.0" encoding="utf-8"?>
-<ds:datastoreItem xmlns:ds="http://schemas.openxmlformats.org/officeDocument/2006/customXml" ds:itemID="{4B023D59-82BC-4D0F-A651-C98E01C1F15C}">
+<ds:datastoreItem xmlns:ds="http://schemas.openxmlformats.org/officeDocument/2006/customXml" ds:itemID="{01D51A4F-7BE7-46DF-A7D0-BDB91C1C49A3}">
   <ds:schemaRefs>
     <ds:schemaRef ds:uri="http://www.w3.org/2003/InkML"/>
   </ds:schemaRefs>
@@ -11964,7 +12510,7 @@
 </file>
 
 <file path=customXml/itemProps5.xml><?xml version="1.0" encoding="utf-8"?>
-<ds:datastoreItem xmlns:ds="http://schemas.openxmlformats.org/officeDocument/2006/customXml" ds:itemID="{01D51A4F-7BE7-46DF-A7D0-BDB91C1C49A3}">
+<ds:datastoreItem xmlns:ds="http://schemas.openxmlformats.org/officeDocument/2006/customXml" ds:itemID="{4B023D59-82BC-4D0F-A651-C98E01C1F15C}">
   <ds:schemaRefs>
     <ds:schemaRef ds:uri="http://www.w3.org/2003/InkML"/>
   </ds:schemaRefs>
@@ -11990,9 +12536,9 @@
 </file>
 
 <file path=customXml/itemProps7.xml><?xml version="1.0" encoding="utf-8"?>
-<ds:datastoreItem xmlns:ds="http://schemas.openxmlformats.org/officeDocument/2006/customXml" ds:itemID="{4B023D59-82BC-4D0F-A651-C98E01C1F15C}">
+<ds:datastoreItem xmlns:ds="http://schemas.openxmlformats.org/officeDocument/2006/customXml" ds:itemID="{6A655C0C-F4A3-4931-9F7F-84CBD61DCE8F}">
   <ds:schemaRefs>
-    <ds:schemaRef ds:uri="http://www.w3.org/2003/InkML"/>
+    <ds:schemaRef ds:uri="http://schemas.microsoft.com/sharepoint/v3/contenttype/forms"/>
   </ds:schemaRefs>
 </ds:datastoreItem>
 </file>
--- a/Documentation/Doku-Alex.docx
+++ b/Documentation/Doku-Alex.docx
@@ -4414,12 +4414,20 @@
         <w:t xml:space="preserve"> die Summierung der Messwerte</w:t>
       </w:r>
     </w:p>
-    <w:p/>
+    <w:p>
+      <w:pPr>
+        <w:jc w:val="left"/>
+      </w:pPr>
+      <w:r>
+        <w:br w:type="page"/>
+      </w:r>
+    </w:p>
     <w:p>
       <w:pPr>
         <w:pStyle w:val="Heading3"/>
       </w:pPr>
       <w:r>
+        <w:lastRenderedPageBreak/>
         <w:t>Beleuchtung</w:t>
       </w:r>
     </w:p>
@@ -4442,37 +4450,162 @@
     </w:p>
     <w:p>
       <w:pPr>
+        <w:pStyle w:val="Text"/>
+      </w:pPr>
+      <w:r>
+        <w:t>Eine Leuchtdiode (kurz LED</w:t>
+      </w:r>
+      <w:r>
+        <w:t>)</w:t>
+      </w:r>
+      <w:r>
+        <w:t xml:space="preserve"> ist ein Halbleiter-Bauelement, das Licht ausstrahlt, sobald elektrischer Strom in Durchlassrichtung fließt. Im Gegensatz zu thermischen Strahlern wie Glühlampen basiert die Lichterzeugung nicht auf Hitze, sondern auf Elektrolumineszenz. Das Herzstück bildet ein Halbleiterkristall</w:t>
+      </w:r>
+      <w:r>
+        <w:t xml:space="preserve">, </w:t>
+      </w:r>
+      <w:r>
+        <w:t xml:space="preserve">der in einer </w:t>
+      </w:r>
+      <w:proofErr w:type="spellStart"/>
+      <w:r>
+        <w:t>Reflektorwanne</w:t>
+      </w:r>
+      <w:proofErr w:type="spellEnd"/>
+      <w:r>
+        <w:t xml:space="preserve"> sitzt. Die Wellenlänge des emittierten Lichts – und damit die Farbe – hängt dabei direkt vom verwendeten Halbleitermaterial und dessen Dotierung ab (Bandlücke). Ursprünglich nur als Signallampen genutzt, haben LEDs aufgrund ihrer hohen Effizienz und Langlebigkeit mittlerweile herkömmliche Leuchtmittel im Alltag fast vollständig verdrängt.</w:t>
+      </w:r>
+    </w:p>
+    <w:p>
+      <w:pPr>
+        <w:pStyle w:val="Text"/>
+        <w:jc w:val="center"/>
+      </w:pPr>
+      <w:r>
+        <w:rPr>
+          <w:noProof/>
+        </w:rPr>
+        <w:drawing>
+          <wp:inline distT="0" distB="0" distL="0" distR="0" wp14:anchorId="1DD0D6E6" wp14:editId="178DA284">
+            <wp:extent cx="3060700" cy="1650401"/>
+            <wp:effectExtent l="0" t="0" r="0" b="0"/>
+            <wp:docPr id="800002215" name="Picture 12" descr="Premium Vector | Light Emitting Diodes (LED) Vector set with symbol ..."/>
+            <wp:cNvGraphicFramePr>
+              <a:graphicFrameLocks xmlns:a="http://schemas.openxmlformats.org/drawingml/2006/main" noChangeAspect="1"/>
+            </wp:cNvGraphicFramePr>
+            <a:graphic xmlns:a="http://schemas.openxmlformats.org/drawingml/2006/main">
+              <a:graphicData uri="http://schemas.openxmlformats.org/drawingml/2006/picture">
+                <pic:pic xmlns:pic="http://schemas.openxmlformats.org/drawingml/2006/picture">
+                  <pic:nvPicPr>
+                    <pic:cNvPr id="0" name="expanded-image" descr="Premium Vector | Light Emitting Diodes (LED) Vector set with symbol ..."/>
+                    <pic:cNvPicPr>
+                      <a:picLocks noChangeAspect="1" noChangeArrowheads="1"/>
+                    </pic:cNvPicPr>
+                  </pic:nvPicPr>
+                  <pic:blipFill rotWithShape="1">
+                    <a:blip r:embed="rId41" cstate="print">
+                      <a:extLst>
+                        <a:ext uri="{28A0092B-C50C-407E-A947-70E740481C1C}">
+                          <a14:useLocalDpi xmlns:a14="http://schemas.microsoft.com/office/drawing/2010/main" val="0"/>
+                        </a:ext>
+                      </a:extLst>
+                    </a:blip>
+                    <a:srcRect t="19099"/>
+                    <a:stretch>
+                      <a:fillRect/>
+                    </a:stretch>
+                  </pic:blipFill>
+                  <pic:spPr bwMode="auto">
+                    <a:xfrm>
+                      <a:off x="0" y="0"/>
+                      <a:ext cx="3066855" cy="1653720"/>
+                    </a:xfrm>
+                    <a:prstGeom prst="rect">
+                      <a:avLst/>
+                    </a:prstGeom>
+                    <a:noFill/>
+                    <a:ln>
+                      <a:noFill/>
+                    </a:ln>
+                    <a:extLst>
+                      <a:ext uri="{53640926-AAD7-44D8-BBD7-CCE9431645EC}">
+                        <a14:shadowObscured xmlns:a14="http://schemas.microsoft.com/office/drawing/2010/main"/>
+                      </a:ext>
+                    </a:extLst>
+                  </pic:spPr>
+                </pic:pic>
+              </a:graphicData>
+            </a:graphic>
+          </wp:inline>
+        </w:drawing>
+      </w:r>
+    </w:p>
+    <w:p>
+      <w:hyperlink r:id="rId42" w:history="1">
+        <w:r>
+          <w:rPr>
+            <w:rStyle w:val="Hyperlink"/>
+          </w:rPr>
+          <w:t>https://www.freepik.com/premium-vector/light-emitting-diodes-led-vector-set-with-symbol-electronic-component-isolated-white_36952228.htm</w:t>
+        </w:r>
+      </w:hyperlink>
+      <w:r>
+        <w:t xml:space="preserve"> </w:t>
+      </w:r>
+    </w:p>
+    <w:p/>
+    <w:p>
+      <w:pPr>
         <w:rPr>
           <w:b/>
           <w:bCs/>
           <w:u w:val="single"/>
         </w:rPr>
       </w:pPr>
-    </w:p>
-    <w:p>
-      <w:pPr>
+      <w:hyperlink r:id="rId43" w:history="1">
+        <w:r>
+          <w:rPr>
+            <w:rStyle w:val="Hyperlink"/>
+            <w:b/>
+            <w:bCs/>
+          </w:rPr>
+          <w:t>https://de.wikipedia.org/wiki/Leuchtdiode</w:t>
+        </w:r>
+      </w:hyperlink>
+      <w:r>
         <w:rPr>
           <w:b/>
           <w:bCs/>
           <w:u w:val="single"/>
         </w:rPr>
-      </w:pPr>
-      <w:r>
+        <w:t xml:space="preserve"> </w:t>
+      </w:r>
+    </w:p>
+    <w:p>
+      <w:pPr>
+        <w:pStyle w:val="Text"/>
+      </w:pPr>
+    </w:p>
+    <w:p>
+      <w:pPr>
         <w:rPr>
           <w:b/>
           <w:bCs/>
           <w:u w:val="single"/>
         </w:rPr>
-        <w:t>Vorwiderstand</w:t>
-      </w:r>
-    </w:p>
-    <w:p>
-      <w:pPr>
+      </w:pPr>
+      <w:r>
         <w:rPr>
           <w:b/>
           <w:bCs/>
           <w:u w:val="single"/>
         </w:rPr>
+        <w:t>Vorwiderstand</w:t>
+      </w:r>
+    </w:p>
+    <w:p>
+      <w:pPr>
+        <w:pStyle w:val="Text"/>
       </w:pPr>
     </w:p>
     <w:p/>
@@ -4545,13 +4678,98 @@
     <w:p>
       <w:pPr>
         <w:pStyle w:val="Text"/>
-      </w:pPr>
+        <w:rPr>
+          <w:noProof/>
+        </w:rPr>
+      </w:pPr>
+      <w:r>
+        <w:rPr>
+          <w:noProof/>
+        </w:rPr>
+        <w:drawing>
+          <wp:anchor distT="0" distB="0" distL="114300" distR="114300" simplePos="0" relativeHeight="251655680" behindDoc="1" locked="0" layoutInCell="1" allowOverlap="1" wp14:anchorId="4A6CF667" wp14:editId="452BCE59">
+            <wp:simplePos x="0" y="0"/>
+            <wp:positionH relativeFrom="column">
+              <wp:posOffset>3218510</wp:posOffset>
+            </wp:positionH>
+            <wp:positionV relativeFrom="paragraph">
+              <wp:posOffset>2347824</wp:posOffset>
+            </wp:positionV>
+            <wp:extent cx="2889250" cy="1572895"/>
+            <wp:effectExtent l="0" t="0" r="0" b="0"/>
+            <wp:wrapSquare wrapText="bothSides"/>
+            <wp:docPr id="618629287" name="Picture 7" descr="Transformator – technik-unterricht"/>
+            <wp:cNvGraphicFramePr>
+              <a:graphicFrameLocks xmlns:a="http://schemas.openxmlformats.org/drawingml/2006/main" noChangeAspect="1"/>
+            </wp:cNvGraphicFramePr>
+            <a:graphic xmlns:a="http://schemas.openxmlformats.org/drawingml/2006/main">
+              <a:graphicData uri="http://schemas.openxmlformats.org/drawingml/2006/picture">
+                <pic:pic xmlns:pic="http://schemas.openxmlformats.org/drawingml/2006/picture">
+                  <pic:nvPicPr>
+                    <pic:cNvPr id="0" name="expanded-image" descr="Transformator – technik-unterricht"/>
+                    <pic:cNvPicPr>
+                      <a:picLocks noChangeAspect="1" noChangeArrowheads="1"/>
+                    </pic:cNvPicPr>
+                  </pic:nvPicPr>
+                  <pic:blipFill>
+                    <a:blip r:embed="rId44" cstate="print">
+                      <a:extLst>
+                        <a:ext uri="{28A0092B-C50C-407E-A947-70E740481C1C}">
+                          <a14:useLocalDpi xmlns:a14="http://schemas.microsoft.com/office/drawing/2010/main" val="0"/>
+                        </a:ext>
+                      </a:extLst>
+                    </a:blip>
+                    <a:srcRect/>
+                    <a:stretch>
+                      <a:fillRect/>
+                    </a:stretch>
+                  </pic:blipFill>
+                  <pic:spPr bwMode="auto">
+                    <a:xfrm>
+                      <a:off x="0" y="0"/>
+                      <a:ext cx="2889250" cy="1572895"/>
+                    </a:xfrm>
+                    <a:prstGeom prst="rect">
+                      <a:avLst/>
+                    </a:prstGeom>
+                    <a:noFill/>
+                    <a:ln>
+                      <a:noFill/>
+                    </a:ln>
+                  </pic:spPr>
+                </pic:pic>
+              </a:graphicData>
+            </a:graphic>
+          </wp:anchor>
+        </w:drawing>
+      </w:r>
       <w:r>
         <w:t>Ein Transformator ist ein elektromagnetisches Bauteil, das dazu dient, eine elektrische Wechselspannung in eine andere Wechselspannung (gleicher Frequenz, aber meist anderer Amplitude) umzuwandeln. Der grundlegende Aufbau besteht aus zwei elektrisch voneinander getrennten Spulen aus isoliertem Draht – der Primärspule und der Sekundärspule – die sich meist auf einem gemeinsamen, geschlossenen Eisenkern befinden. Das Funktionsprinzip basiert auf der elektromagnetischen Induktion: Legt man an die Primärspule eine Wechselspannung an, so entsteht im Eisenkern ein sich ständig ändernder magnetischer Fluss. Dieser magnetische Wechselfluss durchdringt auch die Sekundärspule und induziert dort wiederum eine Spannung.</w:t>
       </w:r>
-    </w:p>
-    <w:p>
-      <w:hyperlink r:id="rId41" w:history="1">
+      <w:r>
+        <w:t xml:space="preserve"> </w:t>
+      </w:r>
+    </w:p>
+    <w:p>
+      <w:pPr>
+        <w:pStyle w:val="Text"/>
+      </w:pPr>
+      <w:hyperlink r:id="rId45" w:history="1">
+        <w:r>
+          <w:rPr>
+            <w:rStyle w:val="Hyperlink"/>
+          </w:rPr>
+          <w:t>https://www.startpage.com/av/proxy-image?piurl=https%3A%2F%2Ftechnik-unterricht.de%2Fwp-content%2Fuploads%2F2022%2F12%2FtrafoModell6_12-2048x1115.png&amp;sp=1771149264Tf62eaa0253921ea268220bded7b7aa449c720d1ff883ab7f5f6bedc5aa1ec14a</w:t>
+        </w:r>
+      </w:hyperlink>
+    </w:p>
+    <w:p>
+      <w:pPr>
+        <w:pStyle w:val="Text"/>
+      </w:pPr>
+    </w:p>
+    <w:p>
+      <w:hyperlink r:id="rId46" w:history="1">
         <w:r>
           <w:rPr>
             <w:rStyle w:val="Hyperlink"/>
@@ -4563,7 +4781,14 @@
         <w:t xml:space="preserve"> </w:t>
       </w:r>
     </w:p>
-    <w:p/>
+    <w:p>
+      <w:pPr>
+        <w:jc w:val="left"/>
+      </w:pPr>
+      <w:r>
+        <w:br w:type="page"/>
+      </w:r>
+    </w:p>
     <w:p>
       <w:pPr>
         <w:rPr>
@@ -4578,10 +4803,252 @@
           <w:bCs/>
           <w:u w:val="single"/>
         </w:rPr>
+        <w:lastRenderedPageBreak/>
         <w:t>Gleichrichter</w:t>
       </w:r>
     </w:p>
-    <w:p/>
+    <w:p>
+      <w:pPr>
+        <w:pStyle w:val="Text"/>
+      </w:pPr>
+      <w:r>
+        <w:t>Ein Gleichrichter ist ein elektronisches Bauteil oder eine Schaltung, deren Hauptaufgabe darin besteht, Wechselstrom (AC) in Gleichstrom (DC) umzuwandeln. Diese Funktion ist essenziell, da die meisten elektronischen Geräte und Systeme für ihren ordnungsgemäßen Betrieb eine stabile Gleichspannung benötigen</w:t>
+      </w:r>
+      <w:r>
+        <w:t xml:space="preserve">. </w:t>
+      </w:r>
+      <w:r>
+        <w:t>Das Funktionsprinzip beruht auf der Nutzung von Dioden, die den Stromfluss nur in eine Richtung zulassen und so die negative Halbwelle des Wechselstroms entweder blockieren oder in eine positive umwandeln.</w:t>
+      </w:r>
+    </w:p>
+    <w:p>
+      <w:pPr>
+        <w:pStyle w:val="Text"/>
+      </w:pPr>
+    </w:p>
+    <w:p>
+      <w:pPr>
+        <w:pStyle w:val="Text"/>
+        <w:rPr>
+          <w:u w:val="single"/>
+        </w:rPr>
+      </w:pPr>
+      <w:r>
+        <w:rPr>
+          <w:u w:val="single"/>
+        </w:rPr>
+        <w:t>Die gängigsten Arten sind:</w:t>
+      </w:r>
+    </w:p>
+    <w:p>
+      <w:pPr>
+        <w:pStyle w:val="Text"/>
+        <w:numPr>
+          <w:ilvl w:val="0"/>
+          <w:numId w:val="20"/>
+        </w:numPr>
+      </w:pPr>
+      <w:r>
+        <w:rPr>
+          <w:b/>
+          <w:bCs/>
+        </w:rPr>
+        <w:t>Einweg-Gleichrichter:</w:t>
+      </w:r>
+      <w:r>
+        <w:t xml:space="preserve"> Nutzt nur eine einzelne Diode. Diese Schaltung ist sehr einfach aufgebaut, nutzt aber nur eine Halbwelle der Wechselspannung, was zu einer geringeren Effizienz führt</w:t>
+      </w:r>
+    </w:p>
+    <w:p>
+      <w:pPr>
+        <w:pStyle w:val="Text"/>
+        <w:ind w:left="720"/>
+        <w:jc w:val="center"/>
+      </w:pPr>
+      <w:r>
+        <w:rPr>
+          <w:noProof/>
+        </w:rPr>
+        <w:drawing>
+          <wp:inline distT="0" distB="0" distL="0" distR="0" wp14:anchorId="70FD6140" wp14:editId="533F0EED">
+            <wp:extent cx="1781125" cy="1031808"/>
+            <wp:effectExtent l="0" t="0" r="0" b="0"/>
+            <wp:docPr id="1181886502" name="Picture 10"/>
+            <wp:cNvGraphicFramePr>
+              <a:graphicFrameLocks xmlns:a="http://schemas.openxmlformats.org/drawingml/2006/main" noChangeAspect="1"/>
+            </wp:cNvGraphicFramePr>
+            <a:graphic xmlns:a="http://schemas.openxmlformats.org/drawingml/2006/main">
+              <a:graphicData uri="http://schemas.openxmlformats.org/drawingml/2006/picture">
+                <pic:pic xmlns:pic="http://schemas.openxmlformats.org/drawingml/2006/picture">
+                  <pic:nvPicPr>
+                    <pic:cNvPr id="0" name="Picture 17"/>
+                    <pic:cNvPicPr>
+                      <a:picLocks noChangeAspect="1" noChangeArrowheads="1"/>
+                    </pic:cNvPicPr>
+                  </pic:nvPicPr>
+                  <pic:blipFill>
+                    <a:blip r:embed="rId47">
+                      <a:biLevel thresh="25000"/>
+                      <a:extLst>
+                        <a:ext uri="{28A0092B-C50C-407E-A947-70E740481C1C}">
+                          <a14:useLocalDpi xmlns:a14="http://schemas.microsoft.com/office/drawing/2010/main" val="0"/>
+                        </a:ext>
+                      </a:extLst>
+                    </a:blip>
+                    <a:srcRect/>
+                    <a:stretch>
+                      <a:fillRect/>
+                    </a:stretch>
+                  </pic:blipFill>
+                  <pic:spPr bwMode="auto">
+                    <a:xfrm>
+                      <a:off x="0" y="0"/>
+                      <a:ext cx="1782673" cy="1032704"/>
+                    </a:xfrm>
+                    <a:prstGeom prst="rect">
+                      <a:avLst/>
+                    </a:prstGeom>
+                    <a:noFill/>
+                    <a:ln>
+                      <a:noFill/>
+                    </a:ln>
+                  </pic:spPr>
+                </pic:pic>
+              </a:graphicData>
+            </a:graphic>
+          </wp:inline>
+        </w:drawing>
+      </w:r>
+    </w:p>
+    <w:p>
+      <w:pPr>
+        <w:pStyle w:val="Text"/>
+        <w:numPr>
+          <w:ilvl w:val="0"/>
+          <w:numId w:val="20"/>
+        </w:numPr>
+        <w:rPr>
+          <w:b/>
+          <w:bCs/>
+        </w:rPr>
+      </w:pPr>
+      <w:r>
+        <w:rPr>
+          <w:b/>
+          <w:bCs/>
+        </w:rPr>
+        <w:t xml:space="preserve">Brückengleichrichter: </w:t>
+      </w:r>
+      <w:r>
+        <w:t>Besteht aus vier Dioden. Dies ist die effizienteste Form, da beide Halbwellen genutzt werden</w:t>
+      </w:r>
+      <w:r>
+        <w:t xml:space="preserve">. </w:t>
+      </w:r>
+    </w:p>
+    <w:p>
+      <w:pPr>
+        <w:pStyle w:val="Text"/>
+        <w:ind w:left="720"/>
+        <w:jc w:val="center"/>
+        <w:rPr>
+          <w:b/>
+          <w:bCs/>
+        </w:rPr>
+      </w:pPr>
+      <w:r>
+        <w:rPr>
+          <w:b/>
+          <w:bCs/>
+          <w:noProof/>
+        </w:rPr>
+        <w:drawing>
+          <wp:inline distT="0" distB="0" distL="0" distR="0" wp14:anchorId="3C8976A3" wp14:editId="18E9737E">
+            <wp:extent cx="2254195" cy="1502797"/>
+            <wp:effectExtent l="0" t="0" r="0" b="0"/>
+            <wp:docPr id="1529816491" name="Picture 11"/>
+            <wp:cNvGraphicFramePr>
+              <a:graphicFrameLocks xmlns:a="http://schemas.openxmlformats.org/drawingml/2006/main" noChangeAspect="1"/>
+            </wp:cNvGraphicFramePr>
+            <a:graphic xmlns:a="http://schemas.openxmlformats.org/drawingml/2006/main">
+              <a:graphicData uri="http://schemas.openxmlformats.org/drawingml/2006/picture">
+                <pic:pic xmlns:pic="http://schemas.openxmlformats.org/drawingml/2006/picture">
+                  <pic:nvPicPr>
+                    <pic:cNvPr id="0" name="Picture 18"/>
+                    <pic:cNvPicPr>
+                      <a:picLocks noChangeAspect="1" noChangeArrowheads="1"/>
+                    </pic:cNvPicPr>
+                  </pic:nvPicPr>
+                  <pic:blipFill>
+                    <a:blip r:embed="rId48">
+                      <a:biLevel thresh="25000"/>
+                      <a:extLst>
+                        <a:ext uri="{28A0092B-C50C-407E-A947-70E740481C1C}">
+                          <a14:useLocalDpi xmlns:a14="http://schemas.microsoft.com/office/drawing/2010/main" val="0"/>
+                        </a:ext>
+                      </a:extLst>
+                    </a:blip>
+                    <a:srcRect/>
+                    <a:stretch>
+                      <a:fillRect/>
+                    </a:stretch>
+                  </pic:blipFill>
+                  <pic:spPr bwMode="auto">
+                    <a:xfrm>
+                      <a:off x="0" y="0"/>
+                      <a:ext cx="2292908" cy="1528606"/>
+                    </a:xfrm>
+                    <a:prstGeom prst="rect">
+                      <a:avLst/>
+                    </a:prstGeom>
+                    <a:noFill/>
+                    <a:ln>
+                      <a:noFill/>
+                    </a:ln>
+                  </pic:spPr>
+                </pic:pic>
+              </a:graphicData>
+            </a:graphic>
+          </wp:inline>
+        </w:drawing>
+      </w:r>
+    </w:p>
+    <w:p>
+      <w:pPr>
+        <w:pStyle w:val="Text"/>
+        <w:ind w:left="720"/>
+        <w:jc w:val="center"/>
+        <w:rPr>
+          <w:b/>
+          <w:bCs/>
+        </w:rPr>
+      </w:pPr>
+    </w:p>
+    <w:p>
+      <w:pPr>
+        <w:pStyle w:val="Text"/>
+        <w:rPr>
+          <w:b/>
+          <w:bCs/>
+        </w:rPr>
+      </w:pPr>
+      <w:r>
+        <w:t>Ziel aller Schaltungen ist die Bereitstellung einer stabilen Versorgung, um empfindliche Komponenten vor Stromschwankungen zu schützen.</w:t>
+      </w:r>
+    </w:p>
+    <w:p>
+      <w:hyperlink r:id="rId49" w:history="1">
+        <w:r>
+          <w:rPr>
+            <w:rStyle w:val="Hyperlink"/>
+          </w:rPr>
+          <w:t>https://heinen-elektronik.de/glossar/gleichrichter/</w:t>
+        </w:r>
+      </w:hyperlink>
+      <w:r>
+        <w:t xml:space="preserve"> </w:t>
+      </w:r>
+    </w:p>
     <w:p/>
     <w:p>
       <w:pPr>
@@ -4628,66 +5095,63 @@
     </w:p>
     <w:p>
       <w:pPr>
-        <w:pStyle w:val="Heading3"/>
-      </w:pPr>
-      <w:r>
-        <w:t>Schnittstellen</w:t>
-      </w:r>
-    </w:p>
-    <w:p>
-      <w:pPr>
+        <w:jc w:val="left"/>
         <w:rPr>
           <w:b/>
           <w:bCs/>
           <w:u w:val="single"/>
         </w:rPr>
       </w:pPr>
-      <w:r>
+    </w:p>
+    <w:p>
+      <w:pPr>
+        <w:jc w:val="left"/>
         <w:rPr>
           <w:b/>
           <w:bCs/>
           <w:u w:val="single"/>
         </w:rPr>
-        <w:t>USB</w:t>
-      </w:r>
-    </w:p>
-    <w:p>
-      <w:pPr>
+      </w:pPr>
+      <w:r>
         <w:rPr>
           <w:b/>
           <w:bCs/>
           <w:u w:val="single"/>
         </w:rPr>
-      </w:pPr>
-    </w:p>
-    <w:p>
-      <w:pPr>
+        <w:t>Abschirmungen</w:t>
+      </w:r>
+    </w:p>
+    <w:p>
+      <w:pPr>
+        <w:jc w:val="left"/>
         <w:rPr>
           <w:b/>
           <w:bCs/>
           <w:u w:val="single"/>
         </w:rPr>
       </w:pPr>
-      <w:r>
+    </w:p>
+    <w:p>
+      <w:pPr>
+        <w:jc w:val="left"/>
         <w:rPr>
           <w:b/>
           <w:bCs/>
           <w:u w:val="single"/>
         </w:rPr>
-        <w:t>Ethernet</w:t>
-      </w:r>
-    </w:p>
-    <w:p>
-      <w:pPr>
+      </w:pPr>
+      <w:r>
         <w:rPr>
           <w:b/>
           <w:bCs/>
           <w:u w:val="single"/>
         </w:rPr>
-      </w:pPr>
-    </w:p>
-    <w:p>
-      <w:pPr>
+        <w:t>Twisted Pair</w:t>
+      </w:r>
+    </w:p>
+    <w:p>
+      <w:pPr>
+        <w:jc w:val="left"/>
         <w:rPr>
           <w:b/>
           <w:bCs/>
@@ -4700,7 +5164,16 @@
           <w:bCs/>
           <w:u w:val="single"/>
         </w:rPr>
-        <w:t>CSI</w:t>
+        <w:br w:type="page"/>
+      </w:r>
+    </w:p>
+    <w:p>
+      <w:pPr>
+        <w:pStyle w:val="Heading3"/>
+      </w:pPr>
+      <w:r>
+        <w:lastRenderedPageBreak/>
+        <w:t>Schnittstellen</w:t>
       </w:r>
     </w:p>
     <w:p>
@@ -4711,32 +5184,784 @@
           <w:u w:val="single"/>
         </w:rPr>
       </w:pPr>
-    </w:p>
-    <w:p>
-      <w:pPr>
-        <w:pStyle w:val="Heading3"/>
-      </w:pPr>
-      <w:r>
-        <w:t>Gehäusetechnik</w:t>
-      </w:r>
-    </w:p>
-    <w:p>
-      <w:pPr>
+      <w:r>
         <w:rPr>
           <w:b/>
           <w:bCs/>
           <w:u w:val="single"/>
         </w:rPr>
-      </w:pPr>
-      <w:r>
+        <w:t>USB</w:t>
+      </w:r>
+    </w:p>
+    <w:p>
+      <w:pPr>
+        <w:pStyle w:val="Text"/>
+      </w:pPr>
+      <w:r>
+        <w:t>Der Universal Serial Bus (USB) ist ein internationaler Industriestandard</w:t>
+      </w:r>
+      <w:r>
+        <w:t xml:space="preserve">. </w:t>
+      </w:r>
+      <w:r>
+        <w:t>Er ersetzte eine Vielzahl älterer Schnittstellen wie serielle und parallele Ports. USB definiert sowohl die Kabel und Steckverbinder als auch die Protokolle für die Kommunikation und Energieversorgung zwischen einem Host (z. B. PC) und Peripheriegeräten. Ein wesentliches Merkmal ist die "Hot-Swap"-Fähigkeit, die es erlaubt, Geräte im laufenden Betrieb anzuschließen und zu entfernen, sowie "Plug and Play", wodurch angeschlossene Geräte oft ohne manuelle Konfiguration sofort einsatzbereit sind.</w:t>
+      </w:r>
+    </w:p>
+    <w:p>
+      <w:pPr>
+        <w:pStyle w:val="Text"/>
+      </w:pPr>
+      <w:r>
+        <w:t xml:space="preserve">USB nutzt eine serielle Datenübertragung. In den ursprünglichen Versionen (USB 1.x und 2.0) erfolgt die Signalübertragung differentiell über ein verdrilltes </w:t>
+      </w:r>
+      <w:proofErr w:type="spellStart"/>
+      <w:r>
+        <w:t>Adernpaar</w:t>
+      </w:r>
+      <w:proofErr w:type="spellEnd"/>
+      <w:r>
+        <w:t xml:space="preserve"> (D+ und D-), ergänzt durch zwei Adern für die Spannungsversorgung (VBUS und GND). Die Standardspannung beträgt 5 V DC.</w:t>
+      </w:r>
+      <w:r>
+        <w:t xml:space="preserve"> USB hat sich über die Jahre in Hinsicht auf Geschwindigkeit sowie auf die Bauart stark verändert.</w:t>
+      </w:r>
+    </w:p>
+    <w:p>
+      <w:pPr>
+        <w:pStyle w:val="Text"/>
+        <w:rPr>
+          <w:u w:val="single"/>
+        </w:rPr>
+      </w:pPr>
+      <w:r>
+        <w:rPr>
+          <w:u w:val="single"/>
+        </w:rPr>
+        <w:t>Bauarten für die Diplomarbeit:</w:t>
+      </w:r>
+    </w:p>
+    <w:p>
+      <w:pPr>
+        <w:pStyle w:val="Text"/>
+      </w:pPr>
+      <w:r>
+        <w:t>Typ A</w:t>
+      </w:r>
+    </w:p>
+    <w:p>
+      <w:pPr>
+        <w:pStyle w:val="Text"/>
+        <w:keepNext/>
+        <w:jc w:val="center"/>
+      </w:pPr>
+      <w:r>
+        <w:rPr>
+          <w:noProof/>
+        </w:rPr>
+        <w:drawing>
+          <wp:inline distT="0" distB="0" distL="0" distR="0" wp14:anchorId="0A716034" wp14:editId="3621AFEE">
+            <wp:extent cx="914400" cy="811540"/>
+            <wp:effectExtent l="0" t="0" r="0" b="0"/>
+            <wp:docPr id="811845733" name="Picture 1"/>
+            <wp:cNvGraphicFramePr>
+              <a:graphicFrameLocks xmlns:a="http://schemas.openxmlformats.org/drawingml/2006/main" noChangeAspect="1"/>
+            </wp:cNvGraphicFramePr>
+            <a:graphic xmlns:a="http://schemas.openxmlformats.org/drawingml/2006/main">
+              <a:graphicData uri="http://schemas.openxmlformats.org/drawingml/2006/picture">
+                <pic:pic xmlns:pic="http://schemas.openxmlformats.org/drawingml/2006/picture">
+                  <pic:nvPicPr>
+                    <pic:cNvPr id="0" name="Picture 1"/>
+                    <pic:cNvPicPr>
+                      <a:picLocks noChangeAspect="1" noChangeArrowheads="1"/>
+                    </pic:cNvPicPr>
+                  </pic:nvPicPr>
+                  <pic:blipFill>
+                    <a:blip r:embed="rId50">
+                      <a:extLst>
+                        <a:ext uri="{28A0092B-C50C-407E-A947-70E740481C1C}">
+                          <a14:useLocalDpi xmlns:a14="http://schemas.microsoft.com/office/drawing/2010/main" val="0"/>
+                        </a:ext>
+                      </a:extLst>
+                    </a:blip>
+                    <a:srcRect/>
+                    <a:stretch>
+                      <a:fillRect/>
+                    </a:stretch>
+                  </pic:blipFill>
+                  <pic:spPr bwMode="auto">
+                    <a:xfrm>
+                      <a:off x="0" y="0"/>
+                      <a:ext cx="919561" cy="816120"/>
+                    </a:xfrm>
+                    <a:prstGeom prst="rect">
+                      <a:avLst/>
+                    </a:prstGeom>
+                    <a:noFill/>
+                    <a:ln>
+                      <a:noFill/>
+                    </a:ln>
+                  </pic:spPr>
+                </pic:pic>
+              </a:graphicData>
+            </a:graphic>
+          </wp:inline>
+        </w:drawing>
+      </w:r>
+      <w:r>
+        <w:rPr>
+          <w:noProof/>
+        </w:rPr>
+        <w:drawing>
+          <wp:inline distT="0" distB="0" distL="0" distR="0" wp14:anchorId="300AF624" wp14:editId="7062DE4A">
+            <wp:extent cx="972922" cy="863479"/>
+            <wp:effectExtent l="0" t="0" r="0" b="0"/>
+            <wp:docPr id="426792606" name="Picture 2"/>
+            <wp:cNvGraphicFramePr>
+              <a:graphicFrameLocks xmlns:a="http://schemas.openxmlformats.org/drawingml/2006/main" noChangeAspect="1"/>
+            </wp:cNvGraphicFramePr>
+            <a:graphic xmlns:a="http://schemas.openxmlformats.org/drawingml/2006/main">
+              <a:graphicData uri="http://schemas.openxmlformats.org/drawingml/2006/picture">
+                <pic:pic xmlns:pic="http://schemas.openxmlformats.org/drawingml/2006/picture">
+                  <pic:nvPicPr>
+                    <pic:cNvPr id="0" name="Picture 3"/>
+                    <pic:cNvPicPr>
+                      <a:picLocks noChangeAspect="1" noChangeArrowheads="1"/>
+                    </pic:cNvPicPr>
+                  </pic:nvPicPr>
+                  <pic:blipFill>
+                    <a:blip r:embed="rId51">
+                      <a:extLst>
+                        <a:ext uri="{28A0092B-C50C-407E-A947-70E740481C1C}">
+                          <a14:useLocalDpi xmlns:a14="http://schemas.microsoft.com/office/drawing/2010/main" val="0"/>
+                        </a:ext>
+                      </a:extLst>
+                    </a:blip>
+                    <a:srcRect/>
+                    <a:stretch>
+                      <a:fillRect/>
+                    </a:stretch>
+                  </pic:blipFill>
+                  <pic:spPr bwMode="auto">
+                    <a:xfrm>
+                      <a:off x="0" y="0"/>
+                      <a:ext cx="979994" cy="869756"/>
+                    </a:xfrm>
+                    <a:prstGeom prst="rect">
+                      <a:avLst/>
+                    </a:prstGeom>
+                    <a:noFill/>
+                    <a:ln>
+                      <a:noFill/>
+                    </a:ln>
+                  </pic:spPr>
+                </pic:pic>
+              </a:graphicData>
+            </a:graphic>
+          </wp:inline>
+        </w:drawing>
+      </w:r>
+    </w:p>
+    <w:p>
+      <w:pPr>
+        <w:pStyle w:val="Text"/>
+      </w:pPr>
+      <w:hyperlink r:id="rId52" w:history="1">
+        <w:r>
+          <w:rPr>
+            <w:rStyle w:val="Hyperlink"/>
+          </w:rPr>
+          <w:t>https://en.wikipedia.org/wiki/File:USB_Type-A_receptacle_Black.svg</w:t>
+        </w:r>
+      </w:hyperlink>
+    </w:p>
+    <w:p>
+      <w:pPr>
+        <w:pStyle w:val="Text"/>
+      </w:pPr>
+      <w:hyperlink r:id="rId53" w:history="1">
+        <w:r>
+          <w:rPr>
+            <w:rStyle w:val="Hyperlink"/>
+          </w:rPr>
+          <w:t>https://en.wikipedia.org/wiki/File:USB_3.0_Type-A_receptacle_blue.svg</w:t>
+        </w:r>
+      </w:hyperlink>
+      <w:r>
+        <w:t xml:space="preserve"> </w:t>
+      </w:r>
+    </w:p>
+    <w:p>
+      <w:pPr>
+        <w:pStyle w:val="Text"/>
+      </w:pPr>
+    </w:p>
+    <w:p>
+      <w:pPr>
+        <w:pStyle w:val="Text"/>
+      </w:pPr>
+      <w:r>
+        <w:t>Typ B</w:t>
+      </w:r>
+    </w:p>
+    <w:p>
+      <w:pPr>
+        <w:pStyle w:val="Text"/>
+        <w:jc w:val="center"/>
+      </w:pPr>
+      <w:r>
+        <w:rPr>
+          <w:noProof/>
+        </w:rPr>
+        <w:drawing>
+          <wp:inline distT="0" distB="0" distL="0" distR="0" wp14:anchorId="099ABAFF" wp14:editId="0666DF9E">
+            <wp:extent cx="672998" cy="856612"/>
+            <wp:effectExtent l="0" t="0" r="0" b="0"/>
+            <wp:docPr id="1479076010" name="Picture 3"/>
+            <wp:cNvGraphicFramePr>
+              <a:graphicFrameLocks xmlns:a="http://schemas.openxmlformats.org/drawingml/2006/main" noChangeAspect="1"/>
+            </wp:cNvGraphicFramePr>
+            <a:graphic xmlns:a="http://schemas.openxmlformats.org/drawingml/2006/main">
+              <a:graphicData uri="http://schemas.openxmlformats.org/drawingml/2006/picture">
+                <pic:pic xmlns:pic="http://schemas.openxmlformats.org/drawingml/2006/picture">
+                  <pic:nvPicPr>
+                    <pic:cNvPr id="0" name="Picture 5"/>
+                    <pic:cNvPicPr>
+                      <a:picLocks noChangeAspect="1" noChangeArrowheads="1"/>
+                    </pic:cNvPicPr>
+                  </pic:nvPicPr>
+                  <pic:blipFill>
+                    <a:blip r:embed="rId54">
+                      <a:extLst>
+                        <a:ext uri="{28A0092B-C50C-407E-A947-70E740481C1C}">
+                          <a14:useLocalDpi xmlns:a14="http://schemas.microsoft.com/office/drawing/2010/main" val="0"/>
+                        </a:ext>
+                      </a:extLst>
+                    </a:blip>
+                    <a:srcRect/>
+                    <a:stretch>
+                      <a:fillRect/>
+                    </a:stretch>
+                  </pic:blipFill>
+                  <pic:spPr bwMode="auto">
+                    <a:xfrm>
+                      <a:off x="0" y="0"/>
+                      <a:ext cx="677529" cy="862379"/>
+                    </a:xfrm>
+                    <a:prstGeom prst="rect">
+                      <a:avLst/>
+                    </a:prstGeom>
+                    <a:noFill/>
+                    <a:ln>
+                      <a:noFill/>
+                    </a:ln>
+                  </pic:spPr>
+                </pic:pic>
+              </a:graphicData>
+            </a:graphic>
+          </wp:inline>
+        </w:drawing>
+      </w:r>
+    </w:p>
+    <w:p>
+      <w:pPr>
+        <w:pStyle w:val="Text"/>
+      </w:pPr>
+      <w:hyperlink r:id="rId55" w:history="1">
+        <w:r>
+          <w:rPr>
+            <w:rStyle w:val="Hyperlink"/>
+          </w:rPr>
+          <w:t>https://en.wikipedia.org/wiki/File:USB_3.0_Type-B_receptacle_blue.svg</w:t>
+        </w:r>
+      </w:hyperlink>
+      <w:r>
+        <w:t xml:space="preserve"> </w:t>
+      </w:r>
+    </w:p>
+    <w:p>
+      <w:pPr>
+        <w:pStyle w:val="Text"/>
+      </w:pPr>
+      <w:r>
+        <w:lastRenderedPageBreak/>
+        <w:t>USB C</w:t>
+      </w:r>
+    </w:p>
+    <w:p>
+      <w:pPr>
+        <w:pStyle w:val="Text"/>
+        <w:jc w:val="center"/>
+      </w:pPr>
+      <w:r>
+        <w:rPr>
+          <w:noProof/>
+        </w:rPr>
+        <w:drawing>
+          <wp:inline distT="0" distB="0" distL="0" distR="0" wp14:anchorId="273F96A7" wp14:editId="451E24AB">
+            <wp:extent cx="1111885" cy="409575"/>
+            <wp:effectExtent l="0" t="0" r="0" b="0"/>
+            <wp:docPr id="981194299" name="Picture 4"/>
+            <wp:cNvGraphicFramePr>
+              <a:graphicFrameLocks xmlns:a="http://schemas.openxmlformats.org/drawingml/2006/main" noChangeAspect="1"/>
+            </wp:cNvGraphicFramePr>
+            <a:graphic xmlns:a="http://schemas.openxmlformats.org/drawingml/2006/main">
+              <a:graphicData uri="http://schemas.openxmlformats.org/drawingml/2006/picture">
+                <pic:pic xmlns:pic="http://schemas.openxmlformats.org/drawingml/2006/picture">
+                  <pic:nvPicPr>
+                    <pic:cNvPr id="0" name="Picture 7"/>
+                    <pic:cNvPicPr>
+                      <a:picLocks noChangeAspect="1" noChangeArrowheads="1"/>
+                    </pic:cNvPicPr>
+                  </pic:nvPicPr>
+                  <pic:blipFill>
+                    <a:blip r:embed="rId56">
+                      <a:extLst>
+                        <a:ext uri="{28A0092B-C50C-407E-A947-70E740481C1C}">
+                          <a14:useLocalDpi xmlns:a14="http://schemas.microsoft.com/office/drawing/2010/main" val="0"/>
+                        </a:ext>
+                      </a:extLst>
+                    </a:blip>
+                    <a:srcRect/>
+                    <a:stretch>
+                      <a:fillRect/>
+                    </a:stretch>
+                  </pic:blipFill>
+                  <pic:spPr bwMode="auto">
+                    <a:xfrm>
+                      <a:off x="0" y="0"/>
+                      <a:ext cx="1111885" cy="409575"/>
+                    </a:xfrm>
+                    <a:prstGeom prst="rect">
+                      <a:avLst/>
+                    </a:prstGeom>
+                    <a:noFill/>
+                    <a:ln>
+                      <a:noFill/>
+                    </a:ln>
+                  </pic:spPr>
+                </pic:pic>
+              </a:graphicData>
+            </a:graphic>
+          </wp:inline>
+        </w:drawing>
+      </w:r>
+    </w:p>
+    <w:p>
+      <w:pPr>
+        <w:pStyle w:val="Text"/>
+      </w:pPr>
+      <w:hyperlink r:id="rId57" w:history="1">
+        <w:r>
+          <w:rPr>
+            <w:rStyle w:val="Hyperlink"/>
+          </w:rPr>
+          <w:t>https://en.wikipedia.org/wiki/File:USB_Type-C_Receptacle_Pinout.svg</w:t>
+        </w:r>
+      </w:hyperlink>
+      <w:r>
+        <w:t xml:space="preserve"> </w:t>
+      </w:r>
+    </w:p>
+    <w:p>
+      <w:pPr>
         <w:rPr>
           <w:b/>
           <w:bCs/>
           <w:u w:val="single"/>
         </w:rPr>
-        <w:t>CAD</w:t>
-      </w:r>
-    </w:p>
+      </w:pPr>
+      <w:hyperlink r:id="rId58" w:history="1">
+        <w:r>
+          <w:rPr>
+            <w:rStyle w:val="Hyperlink"/>
+            <w:b/>
+            <w:bCs/>
+          </w:rPr>
+          <w:t>https://en.wikipedia.org/wiki/USB</w:t>
+        </w:r>
+      </w:hyperlink>
+      <w:r>
+        <w:rPr>
+          <w:b/>
+          <w:bCs/>
+          <w:u w:val="single"/>
+        </w:rPr>
+        <w:t xml:space="preserve"> </w:t>
+      </w:r>
+    </w:p>
+    <w:p>
+      <w:pPr>
+        <w:rPr>
+          <w:b/>
+          <w:bCs/>
+          <w:u w:val="single"/>
+        </w:rPr>
+      </w:pPr>
+    </w:p>
+    <w:p>
+      <w:pPr>
+        <w:rPr>
+          <w:b/>
+          <w:bCs/>
+          <w:u w:val="single"/>
+        </w:rPr>
+      </w:pPr>
+      <w:r>
+        <w:rPr>
+          <w:b/>
+          <w:bCs/>
+          <w:u w:val="single"/>
+        </w:rPr>
+        <w:t>Ethernet</w:t>
+      </w:r>
+    </w:p>
+    <w:p>
+      <w:pPr>
+        <w:pStyle w:val="Text"/>
+      </w:pPr>
+      <w:r>
+        <w:rPr>
+          <w:noProof/>
+        </w:rPr>
+        <w:drawing>
+          <wp:anchor distT="0" distB="0" distL="114300" distR="114300" simplePos="0" relativeHeight="251653632" behindDoc="1" locked="0" layoutInCell="1" allowOverlap="1" wp14:anchorId="6BE9E8A8" wp14:editId="4AADEB75">
+            <wp:simplePos x="0" y="0"/>
+            <wp:positionH relativeFrom="column">
+              <wp:posOffset>4322648</wp:posOffset>
+            </wp:positionH>
+            <wp:positionV relativeFrom="paragraph">
+              <wp:posOffset>120625</wp:posOffset>
+            </wp:positionV>
+            <wp:extent cx="1931213" cy="2872740"/>
+            <wp:effectExtent l="0" t="0" r="0" b="0"/>
+            <wp:wrapTight wrapText="bothSides">
+              <wp:wrapPolygon edited="0">
+                <wp:start x="0" y="0"/>
+                <wp:lineTo x="0" y="21485"/>
+                <wp:lineTo x="21309" y="21485"/>
+                <wp:lineTo x="21309" y="0"/>
+                <wp:lineTo x="0" y="0"/>
+              </wp:wrapPolygon>
+            </wp:wrapTight>
+            <wp:docPr id="1380395061" name="Picture 5" descr="What is an RJ45 Connector? - GeeksforGeeks"/>
+            <wp:cNvGraphicFramePr>
+              <a:graphicFrameLocks xmlns:a="http://schemas.openxmlformats.org/drawingml/2006/main" noChangeAspect="1"/>
+            </wp:cNvGraphicFramePr>
+            <a:graphic xmlns:a="http://schemas.openxmlformats.org/drawingml/2006/main">
+              <a:graphicData uri="http://schemas.openxmlformats.org/drawingml/2006/picture">
+                <pic:pic xmlns:pic="http://schemas.openxmlformats.org/drawingml/2006/picture">
+                  <pic:nvPicPr>
+                    <pic:cNvPr id="0" name="expanded-image" descr="What is an RJ45 Connector? - GeeksforGeeks"/>
+                    <pic:cNvPicPr>
+                      <a:picLocks noChangeAspect="1" noChangeArrowheads="1"/>
+                    </pic:cNvPicPr>
+                  </pic:nvPicPr>
+                  <pic:blipFill rotWithShape="1">
+                    <a:blip r:embed="rId59">
+                      <a:extLst>
+                        <a:ext uri="{28A0092B-C50C-407E-A947-70E740481C1C}">
+                          <a14:useLocalDpi xmlns:a14="http://schemas.microsoft.com/office/drawing/2010/main" val="0"/>
+                        </a:ext>
+                      </a:extLst>
+                    </a:blip>
+                    <a:srcRect r="66305"/>
+                    <a:stretch>
+                      <a:fillRect/>
+                    </a:stretch>
+                  </pic:blipFill>
+                  <pic:spPr bwMode="auto">
+                    <a:xfrm>
+                      <a:off x="0" y="0"/>
+                      <a:ext cx="1931213" cy="2872740"/>
+                    </a:xfrm>
+                    <a:prstGeom prst="rect">
+                      <a:avLst/>
+                    </a:prstGeom>
+                    <a:noFill/>
+                    <a:ln>
+                      <a:noFill/>
+                    </a:ln>
+                    <a:extLst>
+                      <a:ext uri="{53640926-AAD7-44D8-BBD7-CCE9431645EC}">
+                        <a14:shadowObscured xmlns:a14="http://schemas.microsoft.com/office/drawing/2010/main"/>
+                      </a:ext>
+                    </a:extLst>
+                  </pic:spPr>
+                </pic:pic>
+              </a:graphicData>
+            </a:graphic>
+          </wp:anchor>
+        </w:drawing>
+      </w:r>
+      <w:r>
+        <w:t>Ethernet ist der weltweit etablierte Standard für kabelgebundene, lokale Netzwerke (LANs), der die Spezifikationen für die Verbindung und den Datenaustausch zwischen Computern und anderen Netzwerkgeräten definiert.</w:t>
+      </w:r>
+      <w:r>
+        <w:t xml:space="preserve"> </w:t>
+      </w:r>
+      <w:r>
+        <w:t>Die physikalische Verbindung erfolgt meist über Kupferkabel mit RJ45-Steckern. Die Kabel werden in verschiedene Kategorien eingeteilt (z. B. CAT 5, CAT 6, CAT 7), die maßgeblich die maximale Übertragungsgeschwindigkeit und Störfestigkeit bestimmen.</w:t>
+      </w:r>
+    </w:p>
+    <w:p>
+      <w:pPr>
+        <w:pStyle w:val="Text"/>
+        <w:jc w:val="center"/>
+      </w:pPr>
+    </w:p>
+    <w:p>
+      <w:pPr>
+        <w:pStyle w:val="Text"/>
+      </w:pPr>
+      <w:hyperlink r:id="rId60" w:history="1">
+        <w:r>
+          <w:rPr>
+            <w:rStyle w:val="Hyperlink"/>
+          </w:rPr>
+          <w:t>https://www.startpage.com/av/proxy-image?piurl=https%3A%2F%2Fmedia.geeksforgeeks.org%2Fwp-content%2Fuploads%2F20230704120825%2FRJ45.png&amp;sp=1771147023T3e85c7b17cb418d453599c5a5b7eafee52d727adae3cb9f6cff76f7c11786500</w:t>
+        </w:r>
+      </w:hyperlink>
+      <w:r>
+        <w:t xml:space="preserve"> </w:t>
+      </w:r>
+    </w:p>
+    <w:p>
+      <w:pPr>
+        <w:pStyle w:val="Text"/>
+        <w:rPr>
+          <w:b/>
+          <w:bCs/>
+        </w:rPr>
+      </w:pPr>
+      <w:hyperlink r:id="rId61" w:history="1">
+        <w:r>
+          <w:rPr>
+            <w:rStyle w:val="Hyperlink"/>
+            <w:b/>
+            <w:bCs/>
+          </w:rPr>
+          <w:t>https://www.conrad.at/de/ratgeber/office-networking/kommunikationsstandards/ethernet.html</w:t>
+        </w:r>
+      </w:hyperlink>
+      <w:r>
+        <w:rPr>
+          <w:b/>
+          <w:bCs/>
+        </w:rPr>
+        <w:t xml:space="preserve"> </w:t>
+      </w:r>
+    </w:p>
+    <w:p>
+      <w:pPr>
+        <w:jc w:val="left"/>
+        <w:rPr>
+          <w:b/>
+          <w:bCs/>
+          <w:u w:val="single"/>
+        </w:rPr>
+      </w:pPr>
+      <w:r>
+        <w:rPr>
+          <w:b/>
+          <w:bCs/>
+          <w:u w:val="single"/>
+        </w:rPr>
+        <w:br w:type="page"/>
+      </w:r>
+    </w:p>
+    <w:p>
+      <w:pPr>
+        <w:rPr>
+          <w:b/>
+          <w:bCs/>
+          <w:u w:val="single"/>
+        </w:rPr>
+      </w:pPr>
+      <w:r>
+        <w:rPr>
+          <w:b/>
+          <w:bCs/>
+          <w:u w:val="single"/>
+        </w:rPr>
+        <w:lastRenderedPageBreak/>
+        <w:t>CSI</w:t>
+      </w:r>
+    </w:p>
+    <w:p>
+      <w:pPr>
+        <w:pStyle w:val="Text"/>
+      </w:pPr>
+      <w:r>
+        <w:t xml:space="preserve">Das </w:t>
+      </w:r>
+      <w:proofErr w:type="spellStart"/>
+      <w:r>
+        <w:t>Camera</w:t>
+      </w:r>
+      <w:proofErr w:type="spellEnd"/>
+      <w:r>
+        <w:t xml:space="preserve"> Serial Interface (CSI) ist eine Spezifikation</w:t>
+      </w:r>
+      <w:r>
+        <w:t xml:space="preserve">, </w:t>
+      </w:r>
+      <w:r>
+        <w:t>die eine standardisierte Schnittstelle zwischen einer Kamera und einem Host-Prozessor definiert. Ziel ist es, eine leistungsfähige, serielle Verbindung bereitzustellen, die hohe Datenraten für hochauflösende Bilder und Videos ermöglicht, dabei aber den Energieverbrauch und die elektromagnetischen Emissionen minimiert</w:t>
+      </w:r>
+      <w:r>
+        <w:t>.</w:t>
+      </w:r>
+      <w:r>
+        <w:t xml:space="preserve"> Die bekannteste und am weitesten verbreitete Version ist CSI-2, die sich als Industriestandard für mobile Geräte durchgesetzt hat.</w:t>
+      </w:r>
+    </w:p>
+    <w:p>
+      <w:pPr>
+        <w:pStyle w:val="Text"/>
+      </w:pPr>
+      <w:r>
+        <w:t>CSI-2 ist ein differenzielles, serielles Protokoll, das auf verschiedenen physikalischen Schichten basieren kann, typischerweise D-PHY oder C-PHY</w:t>
+      </w:r>
+      <w:r>
+        <w:t>.</w:t>
+      </w:r>
+    </w:p>
+    <w:p>
+      <w:pPr>
+        <w:pStyle w:val="Text"/>
+      </w:pPr>
+      <w:r>
+        <w:t>Der Raspberry Pi nutzt beispielsweise CSI-2, um das offizielle Kameramodul direkt an den Broadcom-Chip anzubinden, was eine wesentlich höhere Performance als USB-Kameras ermöglicht</w:t>
+      </w:r>
+      <w:r>
+        <w:t>.</w:t>
+      </w:r>
+    </w:p>
+    <w:p>
+      <w:pPr>
+        <w:pStyle w:val="Text"/>
+        <w:jc w:val="center"/>
+      </w:pPr>
+      <w:r>
+        <w:rPr>
+          <w:noProof/>
+        </w:rPr>
+        <w:drawing>
+          <wp:inline distT="0" distB="0" distL="0" distR="0" wp14:anchorId="715ABB3E" wp14:editId="6389E140">
+            <wp:extent cx="3884371" cy="1994689"/>
+            <wp:effectExtent l="0" t="0" r="0" b="0"/>
+            <wp:docPr id="475351470" name="Picture 6" descr="MIPI CSI/DSI Interface for General Purpose Data Acquisition – Embedded ..."/>
+            <wp:cNvGraphicFramePr>
+              <a:graphicFrameLocks xmlns:a="http://schemas.openxmlformats.org/drawingml/2006/main" noChangeAspect="1"/>
+            </wp:cNvGraphicFramePr>
+            <a:graphic xmlns:a="http://schemas.openxmlformats.org/drawingml/2006/main">
+              <a:graphicData uri="http://schemas.openxmlformats.org/drawingml/2006/picture">
+                <pic:pic xmlns:pic="http://schemas.openxmlformats.org/drawingml/2006/picture">
+                  <pic:nvPicPr>
+                    <pic:cNvPr id="0" name="expanded-image" descr="MIPI CSI/DSI Interface for General Purpose Data Acquisition – Embedded ..."/>
+                    <pic:cNvPicPr>
+                      <a:picLocks noChangeAspect="1" noChangeArrowheads="1"/>
+                    </pic:cNvPicPr>
+                  </pic:nvPicPr>
+                  <pic:blipFill>
+                    <a:blip r:embed="rId62" cstate="print">
+                      <a:extLst>
+                        <a:ext uri="{28A0092B-C50C-407E-A947-70E740481C1C}">
+                          <a14:useLocalDpi xmlns:a14="http://schemas.microsoft.com/office/drawing/2010/main" val="0"/>
+                        </a:ext>
+                      </a:extLst>
+                    </a:blip>
+                    <a:srcRect/>
+                    <a:stretch>
+                      <a:fillRect/>
+                    </a:stretch>
+                  </pic:blipFill>
+                  <pic:spPr bwMode="auto">
+                    <a:xfrm>
+                      <a:off x="0" y="0"/>
+                      <a:ext cx="3887031" cy="1996055"/>
+                    </a:xfrm>
+                    <a:prstGeom prst="rect">
+                      <a:avLst/>
+                    </a:prstGeom>
+                    <a:noFill/>
+                    <a:ln>
+                      <a:noFill/>
+                    </a:ln>
+                  </pic:spPr>
+                </pic:pic>
+              </a:graphicData>
+            </a:graphic>
+          </wp:inline>
+        </w:drawing>
+      </w:r>
+    </w:p>
+    <w:p>
+      <w:pPr>
+        <w:pStyle w:val="Text"/>
+      </w:pPr>
+    </w:p>
+    <w:p>
+      <w:pPr>
+        <w:pStyle w:val="Text"/>
+      </w:pPr>
+      <w:hyperlink r:id="rId63" w:history="1">
+        <w:r>
+          <w:rPr>
+            <w:rStyle w:val="Hyperlink"/>
+          </w:rPr>
+          <w:t>https://en.wikipedia.org/wiki/Camera_Serial_Interface</w:t>
+        </w:r>
+      </w:hyperlink>
+      <w:r>
+        <w:t xml:space="preserve"> </w:t>
+      </w:r>
+    </w:p>
+    <w:p>
+      <w:pPr>
+        <w:jc w:val="left"/>
+        <w:rPr>
+          <w:b/>
+          <w:bCs/>
+          <w:u w:val="single"/>
+        </w:rPr>
+      </w:pPr>
+      <w:r>
+        <w:rPr>
+          <w:b/>
+          <w:bCs/>
+          <w:u w:val="single"/>
+        </w:rPr>
+        <w:br w:type="page"/>
+      </w:r>
+    </w:p>
+    <w:p>
+      <w:pPr>
+        <w:pStyle w:val="Heading3"/>
+      </w:pPr>
+      <w:r>
+        <w:lastRenderedPageBreak/>
+        <w:t>Gehäusetechnik</w:t>
+      </w:r>
+    </w:p>
+    <w:p>
+      <w:pPr>
+        <w:rPr>
+          <w:b/>
+          <w:bCs/>
+          <w:u w:val="single"/>
+        </w:rPr>
+      </w:pPr>
+      <w:r>
+        <w:rPr>
+          <w:b/>
+          <w:bCs/>
+          <w:u w:val="single"/>
+        </w:rPr>
+        <w:t>3D CAD</w:t>
+      </w:r>
+    </w:p>
+    <w:p/>
     <w:p/>
     <w:p>
       <w:pPr>
@@ -4946,6 +6171,7 @@
       </w:pPr>
       <w:bookmarkStart w:id="39" w:name="_Toc200467203"/>
       <w:r>
+        <w:lastRenderedPageBreak/>
         <w:t>Ergebnisse und Diskussion</w:t>
       </w:r>
       <w:bookmarkEnd w:id="39"/>
@@ -4970,7 +6196,6 @@
       </w:pPr>
       <w:bookmarkStart w:id="40" w:name="_Toc200467204"/>
       <w:r>
-        <w:lastRenderedPageBreak/>
         <w:t>Zusammenfassung individueller Teil</w:t>
       </w:r>
       <w:bookmarkEnd w:id="40"/>
@@ -5122,10 +6347,10 @@
         </w:numPr>
         <w:outlineLvl w:val="9"/>
         <w:sectPr>
-          <w:headerReference w:type="default" r:id="rId42"/>
-          <w:footerReference w:type="default" r:id="rId43"/>
-          <w:headerReference w:type="first" r:id="rId44"/>
-          <w:footerReference w:type="first" r:id="rId45"/>
+          <w:headerReference w:type="default" r:id="rId64"/>
+          <w:footerReference w:type="default" r:id="rId65"/>
+          <w:headerReference w:type="first" r:id="rId66"/>
+          <w:footerReference w:type="first" r:id="rId67"/>
           <w:pgSz w:w="11906" w:h="16838"/>
           <w:pgMar w:top="1417" w:right="1440" w:bottom="1134" w:left="1440" w:header="708" w:footer="708" w:gutter="0"/>
           <w:cols w:space="720"/>
@@ -5329,10 +6554,10 @@
       <w:pPr>
         <w:pStyle w:val="Text"/>
         <w:sectPr>
-          <w:headerReference w:type="default" r:id="rId46"/>
-          <w:footerReference w:type="default" r:id="rId47"/>
-          <w:headerReference w:type="first" r:id="rId48"/>
-          <w:footerReference w:type="first" r:id="rId49"/>
+          <w:headerReference w:type="default" r:id="rId68"/>
+          <w:footerReference w:type="default" r:id="rId69"/>
+          <w:headerReference w:type="first" r:id="rId70"/>
+          <w:footerReference w:type="first" r:id="rId71"/>
           <w:pgSz w:w="11906" w:h="16838"/>
           <w:pgMar w:top="1417" w:right="1440" w:bottom="1134" w:left="1440" w:header="708" w:footer="708" w:gutter="0"/>
           <w:cols w:space="720"/>
@@ -5533,10 +6758,10 @@
       <w:pPr>
         <w:pStyle w:val="Text"/>
         <w:sectPr>
-          <w:headerReference w:type="default" r:id="rId50"/>
-          <w:footerReference w:type="default" r:id="rId51"/>
-          <w:headerReference w:type="first" r:id="rId52"/>
-          <w:footerReference w:type="first" r:id="rId53"/>
+          <w:headerReference w:type="default" r:id="rId72"/>
+          <w:footerReference w:type="default" r:id="rId73"/>
+          <w:headerReference w:type="first" r:id="rId74"/>
+          <w:footerReference w:type="first" r:id="rId75"/>
           <w:pgSz w:w="11906" w:h="16838"/>
           <w:pgMar w:top="1417" w:right="1440" w:bottom="1134" w:left="1440" w:header="708" w:footer="708" w:gutter="0"/>
           <w:cols w:space="720"/>
@@ -5687,10 +6912,10 @@
       <w:pPr>
         <w:pStyle w:val="Text"/>
         <w:sectPr>
-          <w:headerReference w:type="default" r:id="rId54"/>
-          <w:footerReference w:type="default" r:id="rId55"/>
-          <w:headerReference w:type="first" r:id="rId56"/>
-          <w:footerReference w:type="first" r:id="rId57"/>
+          <w:headerReference w:type="default" r:id="rId76"/>
+          <w:footerReference w:type="default" r:id="rId77"/>
+          <w:headerReference w:type="first" r:id="rId78"/>
+          <w:footerReference w:type="first" r:id="rId79"/>
           <w:pgSz w:w="11906" w:h="16838"/>
           <w:pgMar w:top="1417" w:right="1440" w:bottom="1134" w:left="1440" w:header="708" w:footer="708" w:gutter="0"/>
           <w:cols w:space="720"/>
@@ -5703,10 +6928,10 @@
       <w:pPr>
         <w:pStyle w:val="Heading1"/>
         <w:sectPr>
-          <w:headerReference w:type="default" r:id="rId58"/>
-          <w:footerReference w:type="default" r:id="rId59"/>
-          <w:headerReference w:type="first" r:id="rId60"/>
-          <w:footerReference w:type="first" r:id="rId61"/>
+          <w:headerReference w:type="default" r:id="rId80"/>
+          <w:footerReference w:type="default" r:id="rId81"/>
+          <w:headerReference w:type="first" r:id="rId82"/>
+          <w:footerReference w:type="first" r:id="rId83"/>
           <w:pgSz w:w="11906" w:h="16838"/>
           <w:pgMar w:top="1417" w:right="1440" w:bottom="1134" w:left="1440" w:header="708" w:footer="708" w:gutter="0"/>
           <w:cols w:space="720"/>
@@ -5976,10 +7201,10 @@
           <w:color w:val="0066FF"/>
         </w:rPr>
         <w:sectPr>
-          <w:headerReference w:type="default" r:id="rId62"/>
-          <w:footerReference w:type="default" r:id="rId63"/>
-          <w:headerReference w:type="first" r:id="rId64"/>
-          <w:footerReference w:type="first" r:id="rId65"/>
+          <w:headerReference w:type="default" r:id="rId84"/>
+          <w:footerReference w:type="default" r:id="rId85"/>
+          <w:headerReference w:type="first" r:id="rId86"/>
+          <w:footerReference w:type="first" r:id="rId87"/>
           <w:pgSz w:w="11906" w:h="16838"/>
           <w:pgMar w:top="1417" w:right="1440" w:bottom="1134" w:left="1440" w:header="708" w:footer="708" w:gutter="0"/>
           <w:cols w:space="720"/>
@@ -6039,10 +7264,10 @@
       <w:bookmarkEnd w:id="104"/>
     </w:p>
     <w:sectPr>
-      <w:headerReference w:type="default" r:id="rId66"/>
-      <w:footerReference w:type="default" r:id="rId67"/>
-      <w:headerReference w:type="first" r:id="rId68"/>
-      <w:footerReference w:type="first" r:id="rId69"/>
+      <w:headerReference w:type="default" r:id="rId88"/>
+      <w:footerReference w:type="default" r:id="rId89"/>
+      <w:headerReference w:type="first" r:id="rId90"/>
+      <w:footerReference w:type="first" r:id="rId91"/>
       <w:pgSz w:w="11906" w:h="16838"/>
       <w:pgMar w:top="1417" w:right="1440" w:bottom="1134" w:left="1440" w:header="708" w:footer="708" w:gutter="0"/>
       <w:cols w:space="720"/>
@@ -9071,6 +10296,119 @@
     </w:lvl>
   </w:abstractNum>
   <w:abstractNum w:abstractNumId="14" w15:restartNumberingAfterBreak="0">
+    <w:nsid w:val="51B01628"/>
+    <w:multiLevelType w:val="hybridMultilevel"/>
+    <w:tmpl w:val="4668642E"/>
+    <w:lvl w:ilvl="0" w:tplc="20000001">
+      <w:start w:val="1"/>
+      <w:numFmt w:val="bullet"/>
+      <w:lvlText w:val=""/>
+      <w:lvlJc w:val="left"/>
+      <w:pPr>
+        <w:ind w:left="720" w:hanging="360"/>
+      </w:pPr>
+      <w:rPr>
+        <w:rFonts w:ascii="Symbol" w:hAnsi="Symbol" w:hint="default"/>
+      </w:rPr>
+    </w:lvl>
+    <w:lvl w:ilvl="1" w:tplc="20000003" w:tentative="1">
+      <w:start w:val="1"/>
+      <w:numFmt w:val="bullet"/>
+      <w:lvlText w:val="o"/>
+      <w:lvlJc w:val="left"/>
+      <w:pPr>
+        <w:ind w:left="1440" w:hanging="360"/>
+      </w:pPr>
+      <w:rPr>
+        <w:rFonts w:ascii="Courier New" w:hAnsi="Courier New" w:cs="Courier New" w:hint="default"/>
+      </w:rPr>
+    </w:lvl>
+    <w:lvl w:ilvl="2" w:tplc="20000005" w:tentative="1">
+      <w:start w:val="1"/>
+      <w:numFmt w:val="bullet"/>
+      <w:lvlText w:val=""/>
+      <w:lvlJc w:val="left"/>
+      <w:pPr>
+        <w:ind w:left="2160" w:hanging="360"/>
+      </w:pPr>
+      <w:rPr>
+        <w:rFonts w:ascii="Wingdings" w:hAnsi="Wingdings" w:hint="default"/>
+      </w:rPr>
+    </w:lvl>
+    <w:lvl w:ilvl="3" w:tplc="20000001" w:tentative="1">
+      <w:start w:val="1"/>
+      <w:numFmt w:val="bullet"/>
+      <w:lvlText w:val=""/>
+      <w:lvlJc w:val="left"/>
+      <w:pPr>
+        <w:ind w:left="2880" w:hanging="360"/>
+      </w:pPr>
+      <w:rPr>
+        <w:rFonts w:ascii="Symbol" w:hAnsi="Symbol" w:hint="default"/>
+      </w:rPr>
+    </w:lvl>
+    <w:lvl w:ilvl="4" w:tplc="20000003" w:tentative="1">
+      <w:start w:val="1"/>
+      <w:numFmt w:val="bullet"/>
+      <w:lvlText w:val="o"/>
+      <w:lvlJc w:val="left"/>
+      <w:pPr>
+        <w:ind w:left="3600" w:hanging="360"/>
+      </w:pPr>
+      <w:rPr>
+        <w:rFonts w:ascii="Courier New" w:hAnsi="Courier New" w:cs="Courier New" w:hint="default"/>
+      </w:rPr>
+    </w:lvl>
+    <w:lvl w:ilvl="5" w:tplc="20000005" w:tentative="1">
+      <w:start w:val="1"/>
+      <w:numFmt w:val="bullet"/>
+      <w:lvlText w:val=""/>
+      <w:lvlJc w:val="left"/>
+      <w:pPr>
+        <w:ind w:left="4320" w:hanging="360"/>
+      </w:pPr>
+      <w:rPr>
+        <w:rFonts w:ascii="Wingdings" w:hAnsi="Wingdings" w:hint="default"/>
+      </w:rPr>
+    </w:lvl>
+    <w:lvl w:ilvl="6" w:tplc="20000001" w:tentative="1">
+      <w:start w:val="1"/>
+      <w:numFmt w:val="bullet"/>
+      <w:lvlText w:val=""/>
+      <w:lvlJc w:val="left"/>
+      <w:pPr>
+        <w:ind w:left="5040" w:hanging="360"/>
+      </w:pPr>
+      <w:rPr>
+        <w:rFonts w:ascii="Symbol" w:hAnsi="Symbol" w:hint="default"/>
+      </w:rPr>
+    </w:lvl>
+    <w:lvl w:ilvl="7" w:tplc="20000003" w:tentative="1">
+      <w:start w:val="1"/>
+      <w:numFmt w:val="bullet"/>
+      <w:lvlText w:val="o"/>
+      <w:lvlJc w:val="left"/>
+      <w:pPr>
+        <w:ind w:left="5760" w:hanging="360"/>
+      </w:pPr>
+      <w:rPr>
+        <w:rFonts w:ascii="Courier New" w:hAnsi="Courier New" w:cs="Courier New" w:hint="default"/>
+      </w:rPr>
+    </w:lvl>
+    <w:lvl w:ilvl="8" w:tplc="20000005" w:tentative="1">
+      <w:start w:val="1"/>
+      <w:numFmt w:val="bullet"/>
+      <w:lvlText w:val=""/>
+      <w:lvlJc w:val="left"/>
+      <w:pPr>
+        <w:ind w:left="6480" w:hanging="360"/>
+      </w:pPr>
+      <w:rPr>
+        <w:rFonts w:ascii="Wingdings" w:hAnsi="Wingdings" w:hint="default"/>
+      </w:rPr>
+    </w:lvl>
+  </w:abstractNum>
+  <w:abstractNum w:abstractNumId="15" w15:restartNumberingAfterBreak="0">
     <w:nsid w:val="59DE5E64"/>
     <w:multiLevelType w:val="multilevel"/>
     <w:tmpl w:val="FB3A837A"/>
@@ -9184,7 +10522,7 @@
       </w:pPr>
     </w:lvl>
   </w:abstractNum>
-  <w:abstractNum w:abstractNumId="15" w15:restartNumberingAfterBreak="0">
+  <w:abstractNum w:abstractNumId="16" w15:restartNumberingAfterBreak="0">
     <w:nsid w:val="6D4C4E1E"/>
     <w:multiLevelType w:val="multilevel"/>
     <w:tmpl w:val="1E82CF44"/>
@@ -9324,7 +10662,7 @@
       </w:rPr>
     </w:lvl>
   </w:abstractNum>
-  <w:abstractNum w:abstractNumId="16" w15:restartNumberingAfterBreak="0">
+  <w:abstractNum w:abstractNumId="17" w15:restartNumberingAfterBreak="0">
     <w:nsid w:val="6DFC19B3"/>
     <w:multiLevelType w:val="hybridMultilevel"/>
     <w:tmpl w:val="50205AA8"/>
@@ -9437,7 +10775,7 @@
       </w:rPr>
     </w:lvl>
   </w:abstractNum>
-  <w:abstractNum w:abstractNumId="17" w15:restartNumberingAfterBreak="0">
+  <w:abstractNum w:abstractNumId="18" w15:restartNumberingAfterBreak="0">
     <w:nsid w:val="7399022E"/>
     <w:multiLevelType w:val="multilevel"/>
     <w:tmpl w:val="A0BA7646"/>
@@ -9577,7 +10915,7 @@
       </w:rPr>
     </w:lvl>
   </w:abstractNum>
-  <w:abstractNum w:abstractNumId="18" w15:restartNumberingAfterBreak="0">
+  <w:abstractNum w:abstractNumId="19" w15:restartNumberingAfterBreak="0">
     <w:nsid w:val="7E1A10DD"/>
     <w:multiLevelType w:val="multilevel"/>
     <w:tmpl w:val="5600987E"/>
@@ -9730,10 +11068,10 @@
     <w:abstractNumId w:val="8"/>
   </w:num>
   <w:num w:numId="2" w16cid:durableId="1953786077">
-    <w:abstractNumId w:val="14"/>
+    <w:abstractNumId w:val="15"/>
   </w:num>
   <w:num w:numId="3" w16cid:durableId="2104757504">
-    <w:abstractNumId w:val="18"/>
+    <w:abstractNumId w:val="19"/>
   </w:num>
   <w:num w:numId="4" w16cid:durableId="504169938">
     <w:abstractNumId w:val="0"/>
@@ -9754,7 +11092,7 @@
     <w:abstractNumId w:val="11"/>
   </w:num>
   <w:num w:numId="10" w16cid:durableId="1942565517">
-    <w:abstractNumId w:val="17"/>
+    <w:abstractNumId w:val="18"/>
   </w:num>
   <w:num w:numId="11" w16cid:durableId="1178928929">
     <w:abstractNumId w:val="1"/>
@@ -9763,7 +11101,7 @@
     <w:abstractNumId w:val="9"/>
   </w:num>
   <w:num w:numId="13" w16cid:durableId="423914029">
-    <w:abstractNumId w:val="15"/>
+    <w:abstractNumId w:val="16"/>
   </w:num>
   <w:num w:numId="14" w16cid:durableId="886918301">
     <w:abstractNumId w:val="4"/>
@@ -9778,10 +11116,13 @@
     <w:abstractNumId w:val="7"/>
   </w:num>
   <w:num w:numId="18" w16cid:durableId="1611475339">
-    <w:abstractNumId w:val="16"/>
+    <w:abstractNumId w:val="17"/>
   </w:num>
   <w:num w:numId="19" w16cid:durableId="1507137375">
     <w:abstractNumId w:val="12"/>
+  </w:num>
+  <w:num w:numId="20" w16cid:durableId="911961437">
+    <w:abstractNumId w:val="14"/>
   </w:num>
 </w:numbering>
 </file>
@@ -10409,7 +11750,6 @@
   <w:style w:type="character" w:default="1" w:styleId="DefaultParagraphFont">
     <w:name w:val="Default Paragraph Font"/>
     <w:uiPriority w:val="1"/>
-    <w:semiHidden/>
     <w:unhideWhenUsed/>
   </w:style>
   <w:style w:type="table" w:default="1" w:styleId="TableNormal">
@@ -12210,6 +13550,57 @@
 </file>
 
 <file path=customXml/item1.xml><?xml version="1.0" encoding="utf-8"?>
+<?mso-contentType ?>
+<FormTemplates xmlns="http://schemas.microsoft.com/sharepoint/v3/contenttype/forms">
+  <Display>DocumentLibraryForm</Display>
+  <Edit>DocumentLibraryForm</Edit>
+  <New>DocumentLibraryForm</New>
+</FormTemplates>
+</file>
+
+<file path=customXml/item2.xml><?xml version="1.0" encoding="utf-8"?>
+<p:properties xmlns:p="http://schemas.microsoft.com/office/2006/metadata/properties" xmlns:xsi="http://www.w3.org/2001/XMLSchema-instance" xmlns:pc="http://schemas.microsoft.com/office/infopath/2007/PartnerControls">
+  <documentManagement/>
+</p:properties>
+</file>
+
+<file path=customXml/item3.xml><?xml version="1.0" encoding="utf-8"?>
+<inkml:ink xmlns:inkml="http://www.w3.org/2003/InkML">
+  <inkml:definitions>
+    <inkml:context xml:id="ctx0">
+      <inkml:inkSource xml:id="inkSrc0">
+        <inkml:traceFormat>
+          <inkml:channel name="X" type="integer" min="-2.14748E9" max="2.14748E9" units="cm"/>
+          <inkml:channel name="Y" type="integer" min="-2.14748E9" max="2.14748E9" units="cm"/>
+          <inkml:channel name="F" type="integer" max="32767" units="dev"/>
+          <inkml:channel name="OA" type="integer" max="360" units="deg"/>
+          <inkml:channel name="OE" type="integer" max="90" units="deg"/>
+        </inkml:traceFormat>
+        <inkml:channelProperties>
+          <inkml:channelProperty channel="X" name="resolution" value="1000" units="1/cm"/>
+          <inkml:channelProperty channel="Y" name="resolution" value="1000" units="1/cm"/>
+          <inkml:channelProperty channel="F" name="resolution" value="0" units="1/dev"/>
+          <inkml:channelProperty channel="OA" name="resolution" value="1000" units="1/deg"/>
+          <inkml:channelProperty channel="OE" name="resolution" value="1000" units="1/deg"/>
+        </inkml:channelProperties>
+      </inkml:inkSource>
+      <inkml:timestamp xml:id="ts0" timeString="2025-06-10T16:08:50.568"/>
+    </inkml:context>
+    <inkml:brush xml:id="br0">
+      <inkml:brushProperty name="width" value="0.05" units="cm"/>
+      <inkml:brushProperty name="height" value="0.05" units="cm"/>
+      <inkml:brushProperty name="color" value="#E71224"/>
+    </inkml:brush>
+  </inkml:definitions>
+  <inkml:trace contextRef="#ctx0" brushRef="#br0">1236 239 3217 0 0,'-18'-44'2449'0'0,"11"24"-2251"0"0,-2 1 0 0 0,-14-27 0 0 0,19 39-210 0 0,-1 0 0 0 0,0 1-1 0 0,0 0 1 0 0,-1-1 0 0 0,0 2 0 0 0,0-1-1 0 0,0 1 1 0 0,0 0 0 0 0,-14-8-1 0 0,8 6-57 0 0,-1 1 0 0 0,1 1 1 0 0,-1 0-1 0 0,0 0 0 0 0,0 1 0 0 0,0 1 0 0 0,0 0 0 0 0,-1 1 0 0 0,-22-1 0 0 0,19 4-190 0 0,0 0-1 0 0,0 1 1 0 0,0 1-1 0 0,1 0 1 0 0,-1 1-1 0 0,1 1 1 0 0,-21 9-1 0 0,-37 17-295 0 0,-131 76-1 0 0,173-87 985 0 0,0 2 0 0 0,2 1 0 0 0,1 2 0 0 0,1 0 0 0 0,1 2 0 0 0,-28 37 0 0 0,-16 22-328 0 0,-54 78 18 0 0,113-145-112 0 0,0 0 1 0 0,2 1-1 0 0,1 0 0 0 0,0 0 0 0 0,2 1 1 0 0,0 0-1 0 0,-5 27 0 0 0,4 3 6 0 0,3 0-1 0 0,1 0 0 0 0,3 0 1 0 0,2 1-1 0 0,2-1 1 0 0,13 62-1 0 0,-11-89 37 0 0,1-1 0 0 0,2 1 0 0 0,0-1 0 0 0,1-1 0 0 0,1 0 0 0 0,2 0-1 0 0,0-1 1 0 0,1-1 0 0 0,1 0 0 0 0,1 0 0 0 0,25 25 0 0 0,-31-38 8 0 0,1 0 0 0 0,0-1 0 0 0,0 0 0 0 0,1-1-1 0 0,0 0 1 0 0,0 0 0 0 0,0-1 0 0 0,0 0 0 0 0,1-1 0 0 0,-1-1 0 0 0,1 0 0 0 0,23 1 0 0 0,0-2-27 0 0,-1-1 0 0 0,0-2 0 0 0,43-8 0 0 0,15-10 179 0 0,-1-4 0 0 0,111-46 0 0 0,-162 55-168 0 0,0 1-21 0 0,5-1 26 0 0,-2-3-1 0 0,45-23 0 0 0,-67 26 22 0 0,-1 0 0 0 0,0-2-1 0 0,-2 0 1 0 0,0-1 0 0 0,-1-1 0 0 0,0-1 0 0 0,-2 0-1 0 0,22-37 1 0 0,-28 39-39 0 0,0 1 1 0 0,-1-1-1 0 0,-1-1 0 0 0,-1 0 1 0 0,-1 1-1 0 0,0-2 0 0 0,-2 1 0 0 0,0 0 1 0 0,0-25-1 0 0,-2-13 167 0 0,-14-108-1 0 0,10 143-149 0 0,-1 0-1 0 0,0 1 1 0 0,-2-1-1 0 0,-1 1 1 0 0,-1 0-1 0 0,0 1 1 0 0,-1 0-1 0 0,-23-35 0 0 0,22 41 15 0 0,-1 0 0 0 0,0 0-1 0 0,-1 1 1 0 0,-1 0 0 0 0,0 1-1 0 0,0 1 1 0 0,-1 0 0 0 0,-1 1-1 0 0,0 0 1 0 0,0 1 0 0 0,-25-10-1 0 0,15 9-505 0 0,-1 1-1 0 0,0 2 1 0 0,0 0 0 0 0,-49-5-1 0 0,41 10-389 0 0</inkml:trace>
+</inkml:ink>
+</file>
+
+<file path=customXml/item4.xml><?xml version="1.0" encoding="utf-8"?>
+<b:Sources xmlns:b="http://schemas.openxmlformats.org/officeDocument/2006/bibliography" xmlns="http://schemas.openxmlformats.org/officeDocument/2006/bibliography" SelectedStyle="\APASixthEditionOfficeOnline.xsl" StyleName="APA" Version="6"/>
+</file>
+
+<file path=customXml/item5.xml><?xml version="1.0" encoding="utf-8"?>
 <inkml:ink xmlns:inkml="http://www.w3.org/2003/InkML">
   <inkml:definitions>
     <inkml:context xml:id="ctx0">
@@ -12250,82 +13641,6 @@
   <inkml:trace contextRef="#ctx0" brushRef="#br0" timeOffset="6556.61">3575 1 1816 0 0,'0'0'7770'0'0,"0"11"-6007"0"0,1 12-1488 0 0,0 0 0 0 0,-5 38 0 0 0,1-35-254 0 0,2 0-1 0 0,2 36 1 0 0,3 13-82 0 0,-5-56 3 0 0,2 0 0 0 0,0-1 1 0 0,1 1-1 0 0,1 0 0 0 0,1-1 1 0 0,0 1-1 0 0,9 19 0 0 0,-8-28-191 0 0,3 5-356 0 0,-6-8-3797 0 0</inkml:trace>
   <inkml:trace contextRef="#ctx0" brushRef="#br0" timeOffset="7116.94">3726 736 1048 0 0,'0'0'150'0'0,"-18"-13"6504"0"0,-10 9-6188 0 0,21 2-374 0 0,0 0 173 0 0,-6 8 1065 0 0,3-1-1239 0 0,0 1 0 0 0,1 0 0 0 0,0 1 0 0 0,0 0 0 0 0,0 0 0 0 0,1 1-1 0 0,0 0 1 0 0,0 0 0 0 0,-10 16 0 0 0,18-23-89 0 0,-1-1 0 0 0,1 1 0 0 0,0-1 0 0 0,0 0 0 0 0,-1 1 0 0 0,1-1-1 0 0,0 1 1 0 0,0 0 0 0 0,0-1 0 0 0,-1 1 0 0 0,1-1 0 0 0,0 1 0 0 0,0-1 0 0 0,0 1 0 0 0,0-1-1 0 0,0 1 1 0 0,0-1 0 0 0,0 1 0 0 0,0 0 0 0 0,0-1 0 0 0,0 1 0 0 0,1-1 0 0 0,-1 1-1 0 0,0-1 1 0 0,0 1 0 0 0,0-1 0 0 0,1 1 0 0 0,-1-1 0 0 0,0 1 0 0 0,1 0 0 0 0,16 2 129 0 0,20-11 87 0 0,-36 8-216 0 0,5-3 27 0 0,0 1 1 0 0,0-1-1 0 0,0 0 1 0 0,-1-1-1 0 0,1 1 0 0 0,8-8 1 0 0,-12 9-11 0 0,0 1 1 0 0,0-1-1 0 0,0 0 1 0 0,-1 1-1 0 0,1-1 1 0 0,0 0 0 0 0,-1 0-1 0 0,0 0 1 0 0,1 0-1 0 0,-1 0 1 0 0,0-1-1 0 0,0 1 1 0 0,0 0-1 0 0,0-1 1 0 0,0 1-1 0 0,-1 0 1 0 0,1-1-1 0 0,-1 1 1 0 0,1-1-1 0 0,-1-3 1 0 0,0 6-11 0 0,0 0 0 0 0,0-1 0 0 0,-1 1 1 0 0,1 0-1 0 0,0-1 0 0 0,0 1 0 0 0,0 0 0 0 0,0-1 0 0 0,0 1 1 0 0,-1 0-1 0 0,1-1 0 0 0,0 1 0 0 0,0 0 0 0 0,-1 0 1 0 0,1-1-1 0 0,0 1 0 0 0,0 0 0 0 0,-1 0 0 0 0,1 0 0 0 0,0-1 1 0 0,-1 1-1 0 0,1 0 0 0 0,0 0 0 0 0,-1 0 0 0 0,1 0 0 0 0,0 0 1 0 0,-1 0-1 0 0,1 0 0 0 0,0 0 0 0 0,-1-1 0 0 0,1 1 1 0 0,0 0-1 0 0,-1 0 0 0 0,1 1 0 0 0,0-1 0 0 0,-1 0 0 0 0,1 0 1 0 0,0 0-1 0 0,-1 0 0 0 0,1 0 0 0 0,-23 9 22 0 0,-11 6-42 0 0,33-14 7 0 0,3-1-1 0 0,-4 4-43 0 0,1-4 48 0 0,1 1 0 0 0,0-1 1 0 0,-1 0-1 0 0,1 0 0 0 0,0 1 0 0 0,0-1 0 0 0,-1 0 1 0 0,1 1-1 0 0,0-1 0 0 0,0 0 0 0 0,-1 1 0 0 0,1-1 1 0 0,0 0-1 0 0,0 1 0 0 0,0-1 0 0 0,0 0 0 0 0,-1 1 0 0 0,1-1 1 0 0,0 1-1 0 0,0-1 0 0 0,0 0 0 0 0,0 1 0 0 0,0-1 1 0 0,0 1-1 0 0,0-1 0 0 0,0 1 0 0 0,0-1 0 0 0,0 0 0 0 0,0 1 1 0 0,0-1-1 0 0,1 1 0 0 0,-1-1 0 0 0,0 0 0 0 0,0 1 1 0 0,0-1-1 0 0,1 0 0 0 0,-1 1 0 0 0,0-1 0 0 0,0 0 1 0 0,1 1-1 0 0,-1-1 0 0 0,0 0 0 0 0,0 1 0 0 0,1-1 0 0 0,-1 0 1 0 0,0 0-1 0 0,1 1 0 0 0,-1-1 0 0 0,0 0 0 0 0,1 0 1 0 0,-1 0-1 0 0,1 0 0 0 0,-1 0 0 0 0,0 1 0 0 0,1-1 1 0 0,-1 0-1 0 0,1 0 0 0 0,-1 0 0 0 0,0 0 0 0 0,1 0 0 0 0,0 0 1 0 0,2 0 3 0 0,0 0 1 0 0,-1 0-1 0 0,1 0 1 0 0,0 0-1 0 0,0-1 1 0 0,-1 1-1 0 0,1-1 1 0 0,0 0-1 0 0,-1 1 1 0 0,1-1-1 0 0,-1-1 1 0 0,1 1-1 0 0,-1 0 1 0 0,1 0-1 0 0,-1-1 1 0 0,0 1-1 0 0,0-1 1 0 0,1 0-1 0 0,-1 0 1 0 0,0 0-1 0 0,-1 0 1 0 0,1 0-1 0 0,0 0 1 0 0,-1 0-1 0 0,1-1 1 0 0,-1 1-1 0 0,0-1 1 0 0,1 1-1 0 0,-1-1 1 0 0,0 1-1 0 0,-1-1 1 0 0,1 0-1 0 0,0-4 1 0 0,-1 7-16 0 0,0-1 0 0 0,0 1 1 0 0,0-1-1 0 0,0 1 0 0 0,0-1 0 0 0,0 1 0 0 0,0-1 1 0 0,0 1-1 0 0,0-1 0 0 0,0 1 0 0 0,0-1 0 0 0,0 1 1 0 0,-1-1-1 0 0,1 1 0 0 0,0-1 0 0 0,0 1 0 0 0,-1 0 1 0 0,1-1-1 0 0,0 1 0 0 0,-1-1 0 0 0,1 1 1 0 0,0 0-1 0 0,-1-1 0 0 0,1 1 0 0 0,-1 0 0 0 0,1-1 1 0 0,0 1-1 0 0,-1 0 0 0 0,1 0 0 0 0,-1-1 0 0 0,-17 3-1171 0 0,-17 17-3193 0 0,27-12 2680 0 0</inkml:trace>
   <inkml:trace contextRef="#ctx0" brushRef="#br0" timeOffset="8040.3">3146 323 288 0 0,'0'0'1288'0'0,"-9"-7"3628"0"0,8 14-4679 0 0,-1-1 0 0 0,1 0 0 0 0,0 0 0 0 0,1 0 0 0 0,0 10 0 0 0,0-9-159 0 0,-2 3 18 0 0,0 5 19 0 0,0-1-1 0 0,1 0 0 0 0,1 20 0 0 0,1-29-91 0 0,-1 0 0 0 0,2 0 1 0 0,-1 0-1 0 0,0 0 0 0 0,1 0 0 0 0,0 0 0 0 0,0 0 1 0 0,1 0-1 0 0,-1-1 0 0 0,1 1 0 0 0,6 7 0 0 0,-4-6 0 0 0,-1 0 0 0 0,0 1 0 0 0,-1-1 0 0 0,0 1 0 0 0,0 0 0 0 0,0 0 0 0 0,2 10 0 0 0,-4-13-14 0 0,0 0 0 0 0,0 0 1 0 0,-1 0-1 0 0,1 0 0 0 0,-1 0 0 0 0,0 0 0 0 0,0 0 0 0 0,0 0 1 0 0,0 0-1 0 0,-1 0 0 0 0,0 0 0 0 0,0 0 0 0 0,0 0 1 0 0,0 0-1 0 0,-3 5 0 0 0,-9-6 270 0 0</inkml:trace>
-</inkml:ink>
-</file>
-
-<file path=customXml/item2.xml><?xml version="1.0" encoding="utf-8"?>
-<p:properties xmlns:p="http://schemas.microsoft.com/office/2006/metadata/properties" xmlns:xsi="http://www.w3.org/2001/XMLSchema-instance" xmlns:pc="http://schemas.microsoft.com/office/infopath/2007/PartnerControls">
-  <documentManagement/>
-</p:properties>
-</file>
-
-<file path=customXml/item3.xml><?xml version="1.0" encoding="utf-8"?>
-<b:Sources xmlns:b="http://schemas.openxmlformats.org/officeDocument/2006/bibliography" xmlns="http://schemas.openxmlformats.org/officeDocument/2006/bibliography" SelectedStyle="\APASixthEditionOfficeOnline.xsl" StyleName="APA" Version="6"/>
-</file>
-
-<file path=customXml/item4.xml><?xml version="1.0" encoding="utf-8"?>
-<inkml:ink xmlns:inkml="http://www.w3.org/2003/InkML">
-  <inkml:definitions>
-    <inkml:context xml:id="ctx0">
-      <inkml:inkSource xml:id="inkSrc0">
-        <inkml:traceFormat>
-          <inkml:channel name="X" type="integer" min="-2.14748E9" max="2.14748E9" units="cm"/>
-          <inkml:channel name="Y" type="integer" min="-2.14748E9" max="2.14748E9" units="cm"/>
-          <inkml:channel name="F" type="integer" max="32767" units="dev"/>
-          <inkml:channel name="OA" type="integer" max="360" units="deg"/>
-          <inkml:channel name="OE" type="integer" max="90" units="deg"/>
-        </inkml:traceFormat>
-        <inkml:channelProperties>
-          <inkml:channelProperty channel="X" name="resolution" value="1000" units="1/cm"/>
-          <inkml:channelProperty channel="Y" name="resolution" value="1000" units="1/cm"/>
-          <inkml:channelProperty channel="F" name="resolution" value="0" units="1/dev"/>
-          <inkml:channelProperty channel="OA" name="resolution" value="1000" units="1/deg"/>
-          <inkml:channelProperty channel="OE" name="resolution" value="1000" units="1/deg"/>
-        </inkml:channelProperties>
-      </inkml:inkSource>
-      <inkml:timestamp xml:id="ts0" timeString="2025-06-10T16:09:06.362"/>
-    </inkml:context>
-    <inkml:brush xml:id="br0">
-      <inkml:brushProperty name="width" value="0.05" units="cm"/>
-      <inkml:brushProperty name="height" value="0.05" units="cm"/>
-      <inkml:brushProperty name="color" value="#E71224"/>
-    </inkml:brush>
-  </inkml:definitions>
-  <inkml:trace contextRef="#ctx0" brushRef="#br0">3153 356 7202 0 0,'-44'-7'350'0'0,"0"-2"0"0"0,1-2 0 0 0,0-2 0 0 0,-57-25 1 0 0,-168-76 1481 0 0,190 86-1679 0 0,-122-28 1 0 0,156 47-169 0 0,-67-16 302 0 0,-1 5 0 0 0,-122-5-1 0 0,88 25-117 0 0,1 6-1 0 0,-1 6 0 0 0,-208 45 1 0 0,298-44-170 0 0,0 3 1 0 0,1 1 0 0 0,1 4 0 0 0,0 1 0 0 0,-95 56-1 0 0,75-31-102 0 0,-120 97-1 0 0,165-119 91 0 0,2 1 0 0 0,1 2 0 0 0,1 0 0 0 0,2 2 1 0 0,1 0-1 0 0,-32 58 0 0 0,30-39-7 0 0,1 2 0 0 0,3 0 1 0 0,2 1-1 0 0,3 1 0 0 0,-17 102 0 0 0,25-76 38 0 0,3-1 0 0 0,4 1 0 0 0,4-1 0 0 0,20 120 0 0 0,-13-124-5 0 0,-3-11 48 0 0,4-1 0 0 0,23 76-1 0 0,-28-119-47 0 0,0-1 0 0 0,1 0 0 0 0,0 0 0 0 0,2-1 0 0 0,0 0 0 0 0,1-1 0 0 0,0 0 0 0 0,2-1 0 0 0,-1 0 0 0 0,2-1-1 0 0,25 20 1 0 0,-15-17 28 0 0,0-1 0 0 0,1-2-1 0 0,1 0 1 0 0,0-2 0 0 0,1-1-1 0 0,0-1 1 0 0,0-1 0 0 0,1-2-1 0 0,1 0 1 0 0,-1-2-1 0 0,1-1 1 0 0,31-1 0 0 0,36-3 35 0 0,1-4 1 0 0,122-22 0 0 0,-40 5 38 0 0,-35 9-33 0 0,182-24 276 0 0,51-43 591 0 0,-309 60-804 0 0,-1-3-1 0 0,0-3 1 0 0,89-47 0 0 0,59-55 5 0 0,-176 101-72 0 0,-1-3 0 0 0,-1-1 1 0 0,41-43-1 0 0,-52 43-35 0 0,-2 0 1 0 0,-1-2-1 0 0,-1-1 0 0 0,23-47 1 0 0,-19 26 62 0 0,-3-2 1 0 0,19-65-1 0 0,-30 75 16 0 0,-2 1 0 0 0,5-70 0 0 0,-4-95-93 0 0,-11 199-21 0 0,1-9 55 0 0,-1 1 0 0 0,-1-1 0 0 0,-1 1 0 0 0,0-1 0 0 0,-1 1 0 0 0,-2 0 0 0 0,0 0 0 0 0,-1 0 0 0 0,0 1 0 0 0,-2-1 0 0 0,-12-21 0 0 0,-32-62 287 0 0,32 60-30 0 0,-28-42 0 0 0,39 70-276 0 0,0 2 1 0 0,-1-1-1 0 0,0 1 1 0 0,-1 1-1 0 0,-1 0 1 0 0,0 0-1 0 0,-14-9 1 0 0,-10-3-215 0 0,0 3 0 0 0,-1 0-1 0 0,-1 3 1 0 0,0 1 0 0 0,-1 2 0 0 0,-1 1 0 0 0,-1 2 0 0 0,1 2 0 0 0,-1 2 0 0 0,-1 2 0 0 0,1 1 0 0 0,-76 4 0 0 0,88 3-696 0 0,0 2-1 0 0,0 1 1 0 0,0 2 0 0 0,-39 15 0 0 0,23-4 15 0 0</inkml:trace>
-  <inkml:trace contextRef="#ctx0" brushRef="#br0" timeOffset="2304.57">3473 308 408 0 0,'25'-34'-131'0'0,"-12"9"9868"0"0,-14 35-9206 0 0,-2 1-494 0 0,2 1 1 0 0,-1-1 0 0 0,1 0-1 0 0,1 1 1 0 0,0-1-1 0 0,3 17 1 0 0,16 78-22 0 0,-1-5-4 0 0,-6 136 38 0 0,0-15 29 0 0,-4-164-14 0 0,-4-36 88 0 0,2 43 1333 0 0,-8-70-1392 0 0,0 1 0 0 0,0-1 0 0 0,0 0 0 0 0,0 0 0 0 0,1 0 0 0 0,-2-8 0 0 0,2 11-63 0 0,-50-289 287 0 0,50 262-342 0 0,1 0 0 0 0,1 0-1 0 0,2 1 1 0 0,1-1-1 0 0,10-38 1 0 0,6-41-152 0 0,-20 107 169 0 0,0 1 1 0 0,0 0-1 0 0,0-1 1 0 0,0 1-1 0 0,0 0 1 0 0,0-1 0 0 0,0 1-1 0 0,0 0 1 0 0,0-1-1 0 0,0 1 1 0 0,0-1 0 0 0,0 1-1 0 0,0 0 1 0 0,0-1-1 0 0,0 1 1 0 0,0 0-1 0 0,-1-1 1 0 0,1 1 0 0 0,0 0-1 0 0,0-1 1 0 0,0 1-1 0 0,-1 0 1 0 0,1 0 0 0 0,0-1-1 0 0,0 1 1 0 0,-1 0-1 0 0,1 0 1 0 0,0-1-1 0 0,0 1 1 0 0,-1 0 0 0 0,1 0-1 0 0,0 0 1 0 0,-1-1-1 0 0,1 1 1 0 0,0 0 0 0 0,-1 0-1 0 0,1 0 1 0 0,-1 0-1 0 0,1 0 1 0 0,0 0-1 0 0,-1 0 1 0 0,1 0 0 0 0,0 0-1 0 0,-1 0 1 0 0,1 0-1 0 0,-1 0 1 0 0,1 0 0 0 0,0 0-1 0 0,-1 0 1 0 0,1 0-1 0 0,0 0 1 0 0,-1 0-1 0 0,1 1 1 0 0,0-1 0 0 0,-1 0-1 0 0,1 0 1 0 0,0 0-1 0 0,-1 1 1 0 0,1-1 0 0 0,0 0-1 0 0,-1 1 1 0 0,-1 0 2 0 0,-1 1 0 0 0,1-1 1 0 0,-1 1-1 0 0,1-1 0 0 0,0 1 1 0 0,0 0-1 0 0,0 0 0 0 0,-3 3 1 0 0,-4 11-2 0 0,0 1 0 0 0,1 0 0 0 0,1 1 0 0 0,0-1 0 0 0,1 1 0 0 0,1 1 0 0 0,1-1 0 0 0,-2 21 1 0 0,0 19-138 0 0,2 75 1 0 0,4-118-445 0 0,1 1 0 0 0,0-1 0 0 0,2 1 0 0 0,-1-1 0 0 0,2 0 0 0 0,0 0 0 0 0,1-1 0 0 0,0 1 0 0 0,9 14 0 0 0,-8-17-549 0 0</inkml:trace>
-  <inkml:trace contextRef="#ctx0" brushRef="#br0" timeOffset="2956.45">3554 1583 3409 0 0,'0'0'4221'0'0,"-1"0"-4145"0"0,0 0 0 0 0,1 1 0 0 0,-1-1 1 0 0,0 0-1 0 0,1 0 0 0 0,-1 0 0 0 0,0 1 1 0 0,0-1-1 0 0,1 0 0 0 0,-1 1 0 0 0,0-1 1 0 0,1 0-1 0 0,-1 1 0 0 0,1-1 0 0 0,-1 1 1 0 0,1-1-1 0 0,-1 1 0 0 0,1-1 0 0 0,-1 1 1 0 0,1-1-1 0 0,-1 1 0 0 0,0 1 0 0 0,-2 5-46 0 0,1 1-1 0 0,-1 0 1 0 0,1-1-1 0 0,1 1 0 0 0,-1 0 1 0 0,1 0-1 0 0,1 0 1 0 0,0 12-1 0 0,0-4-34 0 0,1 0 0 0 0,1 0 1 0 0,7 26-1 0 0,-10-41 2 0 0,1-1 0 0 0,1 1 0 0 0,-1-1 0 0 0,0 1 0 0 0,0-1 0 0 0,0 1 0 0 0,0-1 0 0 0,0 1 0 0 0,0-1 0 0 0,0 1 0 0 0,1-1 0 0 0,-1 1 0 0 0,0-1 0 0 0,0 0 0 0 0,1 1 0 0 0,-1-1 0 0 0,0 1 0 0 0,1-1 0 0 0,-1 0 0 0 0,0 1 0 0 0,1-1 0 0 0,-1 0 0 0 0,0 1 0 0 0,1-1 0 0 0,-1 0 0 0 0,1 0 0 0 0,-1 0 0 0 0,1 1 0 0 0,-1-1 0 0 0,0 0 0 0 0,1 0 0 0 0,-1 0 0 0 0,1 0 0 0 0,-1 0 0 0 0,2 0 0 0 0,12-13-54 0 0,7-26 91 0 0,-19 31 14 0 0,0-1 0 0 0,-1 0 0 0 0,1 0 1 0 0,-2-1-1 0 0,1 1 0 0 0,-2 0 0 0 0,1 0 0 0 0,-2-10 0 0 0,1 14 3 0 0,0 1 0 0 0,0-1 0 0 0,-1 1 0 0 0,1-1 0 0 0,-1 1 0 0 0,0-1-1 0 0,-5-7 1 0 0,6 11-13 0 0,0-1 0 0 0,-1 0 0 0 0,1 1-1 0 0,-1-1 1 0 0,1 1 0 0 0,-1-1 0 0 0,1 1 0 0 0,-1 0-1 0 0,0-1 1 0 0,0 1 0 0 0,0 0 0 0 0,0 0-1 0 0,0 1 1 0 0,0-1 0 0 0,0 0 0 0 0,0 1 0 0 0,-4-2-1 0 0,4 3-23 0 0,1-1 0 0 0,-1 0 0 0 0,0 1 0 0 0,0 0 0 0 0,0-1 0 0 0,1 1-1 0 0,-1 0 1 0 0,0 0 0 0 0,1 0 0 0 0,-1 0 0 0 0,0 0 0 0 0,1 0 0 0 0,-1 0-1 0 0,1 0 1 0 0,0 1 0 0 0,-1-1 0 0 0,1 1 0 0 0,0-1 0 0 0,0 1 0 0 0,0-1-1 0 0,0 1 1 0 0,0 0 0 0 0,0-1 0 0 0,1 1 0 0 0,-1 0 0 0 0,0 0 0 0 0,1-1 0 0 0,0 1-1 0 0,-1 3 1 0 0,0-1-44 0 0,0-1-1 0 0,0 0 1 0 0,0 1-1 0 0,1-1 0 0 0,-1 1 1 0 0,1-1-1 0 0,0 1 1 0 0,0-1-1 0 0,0 1 0 0 0,1-1 1 0 0,-1 1-1 0 0,1-1 1 0 0,0 0-1 0 0,0 1 1 0 0,2 4-1 0 0,-3-7 18 0 0,1-1 0 0 0,-1 1 0 0 0,0-1 0 0 0,1 1 0 0 0,-1-1 0 0 0,0 0 0 0 0,1 1 0 0 0,-1-1 0 0 0,1 0 0 0 0,-1 1 0 0 0,0-1 0 0 0,1 0 0 0 0,-1 0 0 0 0,1 1 0 0 0,-1-1 0 0 0,1 0 0 0 0,-1 0 0 0 0,1 0 1 0 0,-1 0-1 0 0,1 1 0 0 0,-1-1 0 0 0,1 0 0 0 0,-1 0 0 0 0,1 0 0 0 0,-1 0 0 0 0,1 0 0 0 0,-1 0 0 0 0,1-1 0 0 0,0 1 0 0 0,-1 0 0 0 0,1 0 0 0 0,-1 0 0 0 0,1 0 0 0 0,0-1 0 0 0,15-16-99 0 0,-12 10 125 0 0,0 1 0 0 0,-1-1 0 0 0,0 1 0 0 0,4-13 0 0 0,-5-5 173 0 0,-3 24-177 0 0,1 0 0 0 0,0-1-1 0 0,0 1 1 0 0,0 0-1 0 0,0 0 1 0 0,0 0 0 0 0,0 0-1 0 0,0 0 1 0 0,0-1 0 0 0,0 1-1 0 0,-1 0 1 0 0,1 0-1 0 0,0 0 1 0 0,0 0 0 0 0,0 0-1 0 0,0 0 1 0 0,0 0-1 0 0,-1 0 1 0 0,1-1 0 0 0,0 1-1 0 0,0 0 1 0 0,0 0-1 0 0,0 0 1 0 0,-1 0 0 0 0,1 0-1 0 0,0 0 1 0 0,0 0 0 0 0,0 0-1 0 0,0 0 1 0 0,-1 0-1 0 0,1 0 1 0 0,0 0 0 0 0,0 0-1 0 0,0 0 1 0 0,0 0-1 0 0,0 1 1 0 0,-1-1 0 0 0,1 0-1 0 0,0 0 1 0 0,0 0-1 0 0,0 0 1 0 0,0 0 0 0 0,0 0-1 0 0,-1 0 1 0 0,1 0 0 0 0,0 0-1 0 0,0 1 1 0 0,0-1-1 0 0,0 0 1 0 0,0 0 0 0 0,0 0-1 0 0,0 0 1 0 0,-1 0-1 0 0,1 1 1 0 0,-2 2 12 0 0,0 0-1 0 0,0 0 1 0 0,0 0-1 0 0,0 0 1 0 0,1 0 0 0 0,-1 1-1 0 0,1-1 1 0 0,0 1-1 0 0,0-1 1 0 0,-1 5-1 0 0,0 5-669 0 0,0 1 1 0 0,0 0-1 0 0,2 0 0 0 0,1 24 0 0 0,0-28 77 0 0</inkml:trace>
-</inkml:ink>
-</file>
-
-<file path=customXml/item5.xml><?xml version="1.0" encoding="utf-8"?>
-<inkml:ink xmlns:inkml="http://www.w3.org/2003/InkML">
-  <inkml:definitions>
-    <inkml:context xml:id="ctx0">
-      <inkml:inkSource xml:id="inkSrc0">
-        <inkml:traceFormat>
-          <inkml:channel name="X" type="integer" min="-2.14748E9" max="2.14748E9" units="cm"/>
-          <inkml:channel name="Y" type="integer" min="-2.14748E9" max="2.14748E9" units="cm"/>
-          <inkml:channel name="F" type="integer" max="32767" units="dev"/>
-          <inkml:channel name="OA" type="integer" max="360" units="deg"/>
-          <inkml:channel name="OE" type="integer" max="90" units="deg"/>
-        </inkml:traceFormat>
-        <inkml:channelProperties>
-          <inkml:channelProperty channel="X" name="resolution" value="1000" units="1/cm"/>
-          <inkml:channelProperty channel="Y" name="resolution" value="1000" units="1/cm"/>
-          <inkml:channelProperty channel="F" name="resolution" value="0" units="1/dev"/>
-          <inkml:channelProperty channel="OA" name="resolution" value="1000" units="1/deg"/>
-          <inkml:channelProperty channel="OE" name="resolution" value="1000" units="1/deg"/>
-        </inkml:channelProperties>
-      </inkml:inkSource>
-      <inkml:timestamp xml:id="ts0" timeString="2025-06-10T16:08:50.568"/>
-    </inkml:context>
-    <inkml:brush xml:id="br0">
-      <inkml:brushProperty name="width" value="0.05" units="cm"/>
-      <inkml:brushProperty name="height" value="0.05" units="cm"/>
-      <inkml:brushProperty name="color" value="#E71224"/>
-    </inkml:brush>
-  </inkml:definitions>
-  <inkml:trace contextRef="#ctx0" brushRef="#br0">1236 239 3217 0 0,'-18'-44'2449'0'0,"11"24"-2251"0"0,-2 1 0 0 0,-14-27 0 0 0,19 39-210 0 0,-1 0 0 0 0,0 1-1 0 0,0 0 1 0 0,-1-1 0 0 0,0 2 0 0 0,0-1-1 0 0,0 1 1 0 0,0 0 0 0 0,-14-8-1 0 0,8 6-57 0 0,-1 1 0 0 0,1 1 1 0 0,-1 0-1 0 0,0 0 0 0 0,0 1 0 0 0,0 1 0 0 0,0 0 0 0 0,-1 1 0 0 0,-22-1 0 0 0,19 4-190 0 0,0 0-1 0 0,0 1 1 0 0,0 1-1 0 0,1 0 1 0 0,-1 1-1 0 0,1 1 1 0 0,-21 9-1 0 0,-37 17-295 0 0,-131 76-1 0 0,173-87 985 0 0,0 2 0 0 0,2 1 0 0 0,1 2 0 0 0,1 0 0 0 0,1 2 0 0 0,-28 37 0 0 0,-16 22-328 0 0,-54 78 18 0 0,113-145-112 0 0,0 0 1 0 0,2 1-1 0 0,1 0 0 0 0,0 0 0 0 0,2 1 1 0 0,0 0-1 0 0,-5 27 0 0 0,4 3 6 0 0,3 0-1 0 0,1 0 0 0 0,3 0 1 0 0,2 1-1 0 0,2-1 1 0 0,13 62-1 0 0,-11-89 37 0 0,1-1 0 0 0,2 1 0 0 0,0-1 0 0 0,1-1 0 0 0,1 0 0 0 0,2 0-1 0 0,0-1 1 0 0,1-1 0 0 0,1 0 0 0 0,1 0 0 0 0,25 25 0 0 0,-31-38 8 0 0,1 0 0 0 0,0-1 0 0 0,0 0 0 0 0,1-1-1 0 0,0 0 1 0 0,0 0 0 0 0,0-1 0 0 0,0 0 0 0 0,1-1 0 0 0,-1-1 0 0 0,1 0 0 0 0,23 1 0 0 0,0-2-27 0 0,-1-1 0 0 0,0-2 0 0 0,43-8 0 0 0,15-10 179 0 0,-1-4 0 0 0,111-46 0 0 0,-162 55-168 0 0,0 1-21 0 0,5-1 26 0 0,-2-3-1 0 0,45-23 0 0 0,-67 26 22 0 0,-1 0 0 0 0,0-2-1 0 0,-2 0 1 0 0,0-1 0 0 0,-1-1 0 0 0,0-1 0 0 0,-2 0-1 0 0,22-37 1 0 0,-28 39-39 0 0,0 1 1 0 0,-1-1-1 0 0,-1-1 0 0 0,-1 0 1 0 0,-1 1-1 0 0,0-2 0 0 0,-2 1 0 0 0,0 0 1 0 0,0-25-1 0 0,-2-13 167 0 0,-14-108-1 0 0,10 143-149 0 0,-1 0-1 0 0,0 1 1 0 0,-2-1-1 0 0,-1 1 1 0 0,-1 0-1 0 0,0 1 1 0 0,-1 0-1 0 0,-23-35 0 0 0,22 41 15 0 0,-1 0 0 0 0,0 0-1 0 0,-1 1 1 0 0,-1 0 0 0 0,0 1-1 0 0,0 1 1 0 0,-1 0 0 0 0,-1 1-1 0 0,0 0 1 0 0,0 1 0 0 0,-25-10-1 0 0,15 9-505 0 0,-1 1-1 0 0,0 2 1 0 0,0 0 0 0 0,-49-5-1 0 0,41 10-389 0 0</inkml:trace>
 </inkml:ink>
 </file>
 
@@ -12468,18 +13783,43 @@
 </file>
 
 <file path=customXml/item7.xml><?xml version="1.0" encoding="utf-8"?>
-<?mso-contentType ?>
-<FormTemplates xmlns="http://schemas.microsoft.com/sharepoint/v3/contenttype/forms">
-  <Display>DocumentLibraryForm</Display>
-  <Edit>DocumentLibraryForm</Edit>
-  <New>DocumentLibraryForm</New>
-</FormTemplates>
+<inkml:ink xmlns:inkml="http://www.w3.org/2003/InkML">
+  <inkml:definitions>
+    <inkml:context xml:id="ctx0">
+      <inkml:inkSource xml:id="inkSrc0">
+        <inkml:traceFormat>
+          <inkml:channel name="X" type="integer" min="-2.14748E9" max="2.14748E9" units="cm"/>
+          <inkml:channel name="Y" type="integer" min="-2.14748E9" max="2.14748E9" units="cm"/>
+          <inkml:channel name="F" type="integer" max="32767" units="dev"/>
+          <inkml:channel name="OA" type="integer" max="360" units="deg"/>
+          <inkml:channel name="OE" type="integer" max="90" units="deg"/>
+        </inkml:traceFormat>
+        <inkml:channelProperties>
+          <inkml:channelProperty channel="X" name="resolution" value="1000" units="1/cm"/>
+          <inkml:channelProperty channel="Y" name="resolution" value="1000" units="1/cm"/>
+          <inkml:channelProperty channel="F" name="resolution" value="0" units="1/dev"/>
+          <inkml:channelProperty channel="OA" name="resolution" value="1000" units="1/deg"/>
+          <inkml:channelProperty channel="OE" name="resolution" value="1000" units="1/deg"/>
+        </inkml:channelProperties>
+      </inkml:inkSource>
+      <inkml:timestamp xml:id="ts0" timeString="2025-06-10T16:09:06.362"/>
+    </inkml:context>
+    <inkml:brush xml:id="br0">
+      <inkml:brushProperty name="width" value="0.05" units="cm"/>
+      <inkml:brushProperty name="height" value="0.05" units="cm"/>
+      <inkml:brushProperty name="color" value="#E71224"/>
+    </inkml:brush>
+  </inkml:definitions>
+  <inkml:trace contextRef="#ctx0" brushRef="#br0">3153 356 7202 0 0,'-44'-7'350'0'0,"0"-2"0"0"0,1-2 0 0 0,0-2 0 0 0,-57-25 1 0 0,-168-76 1481 0 0,190 86-1679 0 0,-122-28 1 0 0,156 47-169 0 0,-67-16 302 0 0,-1 5 0 0 0,-122-5-1 0 0,88 25-117 0 0,1 6-1 0 0,-1 6 0 0 0,-208 45 1 0 0,298-44-170 0 0,0 3 1 0 0,1 1 0 0 0,1 4 0 0 0,0 1 0 0 0,-95 56-1 0 0,75-31-102 0 0,-120 97-1 0 0,165-119 91 0 0,2 1 0 0 0,1 2 0 0 0,1 0 0 0 0,2 2 1 0 0,1 0-1 0 0,-32 58 0 0 0,30-39-7 0 0,1 2 0 0 0,3 0 1 0 0,2 1-1 0 0,3 1 0 0 0,-17 102 0 0 0,25-76 38 0 0,3-1 0 0 0,4 1 0 0 0,4-1 0 0 0,20 120 0 0 0,-13-124-5 0 0,-3-11 48 0 0,4-1 0 0 0,23 76-1 0 0,-28-119-47 0 0,0-1 0 0 0,1 0 0 0 0,0 0 0 0 0,2-1 0 0 0,0 0 0 0 0,1-1 0 0 0,0 0 0 0 0,2-1 0 0 0,-1 0 0 0 0,2-1-1 0 0,25 20 1 0 0,-15-17 28 0 0,0-1 0 0 0,1-2-1 0 0,1 0 1 0 0,0-2 0 0 0,1-1-1 0 0,0-1 1 0 0,0-1 0 0 0,1-2-1 0 0,1 0 1 0 0,-1-2-1 0 0,1-1 1 0 0,31-1 0 0 0,36-3 35 0 0,1-4 1 0 0,122-22 0 0 0,-40 5 38 0 0,-35 9-33 0 0,182-24 276 0 0,51-43 591 0 0,-309 60-804 0 0,-1-3-1 0 0,0-3 1 0 0,89-47 0 0 0,59-55 5 0 0,-176 101-72 0 0,-1-3 0 0 0,-1-1 1 0 0,41-43-1 0 0,-52 43-35 0 0,-2 0 1 0 0,-1-2-1 0 0,-1-1 0 0 0,23-47 1 0 0,-19 26 62 0 0,-3-2 1 0 0,19-65-1 0 0,-30 75 16 0 0,-2 1 0 0 0,5-70 0 0 0,-4-95-93 0 0,-11 199-21 0 0,1-9 55 0 0,-1 1 0 0 0,-1-1 0 0 0,-1 1 0 0 0,0-1 0 0 0,-1 1 0 0 0,-2 0 0 0 0,0 0 0 0 0,-1 0 0 0 0,0 1 0 0 0,-2-1 0 0 0,-12-21 0 0 0,-32-62 287 0 0,32 60-30 0 0,-28-42 0 0 0,39 70-276 0 0,0 2 1 0 0,-1-1-1 0 0,0 1 1 0 0,-1 1-1 0 0,-1 0 1 0 0,0 0-1 0 0,-14-9 1 0 0,-10-3-215 0 0,0 3 0 0 0,-1 0-1 0 0,-1 3 1 0 0,0 1 0 0 0,-1 2 0 0 0,-1 1 0 0 0,-1 2 0 0 0,1 2 0 0 0,-1 2 0 0 0,-1 2 0 0 0,1 1 0 0 0,-76 4 0 0 0,88 3-696 0 0,0 2-1 0 0,0 1 1 0 0,0 2 0 0 0,-39 15 0 0 0,23-4 15 0 0</inkml:trace>
+  <inkml:trace contextRef="#ctx0" brushRef="#br0" timeOffset="2304.57">3473 308 408 0 0,'25'-34'-131'0'0,"-12"9"9868"0"0,-14 35-9206 0 0,-2 1-494 0 0,2 1 1 0 0,-1-1 0 0 0,1 0-1 0 0,1 1 1 0 0,0-1-1 0 0,3 17 1 0 0,16 78-22 0 0,-1-5-4 0 0,-6 136 38 0 0,0-15 29 0 0,-4-164-14 0 0,-4-36 88 0 0,2 43 1333 0 0,-8-70-1392 0 0,0 1 0 0 0,0-1 0 0 0,0 0 0 0 0,0 0 0 0 0,1 0 0 0 0,-2-8 0 0 0,2 11-63 0 0,-50-289 287 0 0,50 262-342 0 0,1 0 0 0 0,1 0-1 0 0,2 1 1 0 0,1-1-1 0 0,10-38 1 0 0,6-41-152 0 0,-20 107 169 0 0,0 1 1 0 0,0 0-1 0 0,0-1 1 0 0,0 1-1 0 0,0 0 1 0 0,0-1 0 0 0,0 1-1 0 0,0 0 1 0 0,0-1-1 0 0,0 1 1 0 0,0-1 0 0 0,0 1-1 0 0,0 0 1 0 0,0-1-1 0 0,0 1 1 0 0,0 0-1 0 0,-1-1 1 0 0,1 1 0 0 0,0 0-1 0 0,0-1 1 0 0,0 1-1 0 0,-1 0 1 0 0,1 0 0 0 0,0-1-1 0 0,0 1 1 0 0,-1 0-1 0 0,1 0 1 0 0,0-1-1 0 0,0 1 1 0 0,-1 0 0 0 0,1 0-1 0 0,0 0 1 0 0,-1-1-1 0 0,1 1 1 0 0,0 0 0 0 0,-1 0-1 0 0,1 0 1 0 0,-1 0-1 0 0,1 0 1 0 0,0 0-1 0 0,-1 0 1 0 0,1 0 0 0 0,0 0-1 0 0,-1 0 1 0 0,1 0-1 0 0,-1 0 1 0 0,1 0 0 0 0,0 0-1 0 0,-1 0 1 0 0,1 0-1 0 0,0 0 1 0 0,-1 0-1 0 0,1 1 1 0 0,0-1 0 0 0,-1 0-1 0 0,1 0 1 0 0,0 0-1 0 0,-1 1 1 0 0,1-1 0 0 0,0 0-1 0 0,-1 1 1 0 0,-1 0 2 0 0,-1 1 0 0 0,1-1 1 0 0,-1 1-1 0 0,1-1 0 0 0,0 1 1 0 0,0 0-1 0 0,0 0 0 0 0,-3 3 1 0 0,-4 11-2 0 0,0 1 0 0 0,1 0 0 0 0,1 1 0 0 0,0-1 0 0 0,1 1 0 0 0,1 1 0 0 0,1-1 0 0 0,-2 21 1 0 0,0 19-138 0 0,2 75 1 0 0,4-118-445 0 0,1 1 0 0 0,0-1 0 0 0,2 1 0 0 0,-1-1 0 0 0,2 0 0 0 0,0 0 0 0 0,1-1 0 0 0,0 1 0 0 0,9 14 0 0 0,-8-17-549 0 0</inkml:trace>
+  <inkml:trace contextRef="#ctx0" brushRef="#br0" timeOffset="2956.45">3554 1583 3409 0 0,'0'0'4221'0'0,"-1"0"-4145"0"0,0 0 0 0 0,1 1 0 0 0,-1-1 1 0 0,0 0-1 0 0,1 0 0 0 0,-1 0 0 0 0,0 1 1 0 0,0-1-1 0 0,1 0 0 0 0,-1 1 0 0 0,0-1 1 0 0,1 0-1 0 0,-1 1 0 0 0,1-1 0 0 0,-1 1 1 0 0,1-1-1 0 0,-1 1 0 0 0,1-1 0 0 0,-1 1 1 0 0,1-1-1 0 0,-1 1 0 0 0,0 1 0 0 0,-2 5-46 0 0,1 1-1 0 0,-1 0 1 0 0,1-1-1 0 0,1 1 0 0 0,-1 0 1 0 0,1 0-1 0 0,1 0 1 0 0,0 12-1 0 0,0-4-34 0 0,1 0 0 0 0,1 0 1 0 0,7 26-1 0 0,-10-41 2 0 0,1-1 0 0 0,1 1 0 0 0,-1-1 0 0 0,0 1 0 0 0,0-1 0 0 0,0 1 0 0 0,0-1 0 0 0,0 1 0 0 0,0-1 0 0 0,0 1 0 0 0,1-1 0 0 0,-1 1 0 0 0,0-1 0 0 0,0 0 0 0 0,1 1 0 0 0,-1-1 0 0 0,0 1 0 0 0,1-1 0 0 0,-1 0 0 0 0,0 1 0 0 0,1-1 0 0 0,-1 0 0 0 0,0 1 0 0 0,1-1 0 0 0,-1 0 0 0 0,1 0 0 0 0,-1 0 0 0 0,1 1 0 0 0,-1-1 0 0 0,0 0 0 0 0,1 0 0 0 0,-1 0 0 0 0,1 0 0 0 0,-1 0 0 0 0,2 0 0 0 0,12-13-54 0 0,7-26 91 0 0,-19 31 14 0 0,0-1 0 0 0,-1 0 0 0 0,1 0 1 0 0,-2-1-1 0 0,1 1 0 0 0,-2 0 0 0 0,1 0 0 0 0,-2-10 0 0 0,1 14 3 0 0,0 1 0 0 0,0-1 0 0 0,-1 1 0 0 0,1-1 0 0 0,-1 1 0 0 0,0-1-1 0 0,-5-7 1 0 0,6 11-13 0 0,0-1 0 0 0,-1 0 0 0 0,1 1-1 0 0,-1-1 1 0 0,1 1 0 0 0,-1-1 0 0 0,1 1 0 0 0,-1 0-1 0 0,0-1 1 0 0,0 1 0 0 0,0 0 0 0 0,0 0-1 0 0,0 1 1 0 0,0-1 0 0 0,0 0 0 0 0,0 1 0 0 0,-4-2-1 0 0,4 3-23 0 0,1-1 0 0 0,-1 0 0 0 0,0 1 0 0 0,0 0 0 0 0,0-1 0 0 0,1 1-1 0 0,-1 0 1 0 0,0 0 0 0 0,1 0 0 0 0,-1 0 0 0 0,0 0 0 0 0,1 0 0 0 0,-1 0-1 0 0,1 0 1 0 0,0 1 0 0 0,-1-1 0 0 0,1 1 0 0 0,0-1 0 0 0,0 1 0 0 0,0-1-1 0 0,0 1 1 0 0,0 0 0 0 0,0-1 0 0 0,1 1 0 0 0,-1 0 0 0 0,0 0 0 0 0,1-1 0 0 0,0 1-1 0 0,-1 3 1 0 0,0-1-44 0 0,0-1-1 0 0,0 0 1 0 0,0 1-1 0 0,1-1 0 0 0,-1 1 1 0 0,1-1-1 0 0,0 1 1 0 0,0-1-1 0 0,0 1 0 0 0,1-1 1 0 0,-1 1-1 0 0,1-1 1 0 0,0 0-1 0 0,0 1 1 0 0,2 4-1 0 0,-3-7 18 0 0,1-1 0 0 0,-1 1 0 0 0,0-1 0 0 0,1 1 0 0 0,-1-1 0 0 0,0 0 0 0 0,1 1 0 0 0,-1-1 0 0 0,1 0 0 0 0,-1 1 0 0 0,0-1 0 0 0,1 0 0 0 0,-1 0 0 0 0,1 1 0 0 0,-1-1 0 0 0,1 0 0 0 0,-1 0 0 0 0,1 0 1 0 0,-1 0-1 0 0,1 1 0 0 0,-1-1 0 0 0,1 0 0 0 0,-1 0 0 0 0,1 0 0 0 0,-1 0 0 0 0,1 0 0 0 0,-1 0 0 0 0,1-1 0 0 0,0 1 0 0 0,-1 0 0 0 0,1 0 0 0 0,-1 0 0 0 0,1 0 0 0 0,0-1 0 0 0,15-16-99 0 0,-12 10 125 0 0,0 1 0 0 0,-1-1 0 0 0,0 1 0 0 0,4-13 0 0 0,-5-5 173 0 0,-3 24-177 0 0,1 0 0 0 0,0-1-1 0 0,0 1 1 0 0,0 0-1 0 0,0 0 1 0 0,0 0 0 0 0,0 0-1 0 0,0 0 1 0 0,0-1 0 0 0,0 1-1 0 0,-1 0 1 0 0,1 0-1 0 0,0 0 1 0 0,0 0 0 0 0,0 0-1 0 0,0 0 1 0 0,0 0-1 0 0,-1 0 1 0 0,1-1 0 0 0,0 1-1 0 0,0 0 1 0 0,0 0-1 0 0,0 0 1 0 0,-1 0 0 0 0,1 0-1 0 0,0 0 1 0 0,0 0 0 0 0,0 0-1 0 0,0 0 1 0 0,-1 0-1 0 0,1 0 1 0 0,0 0 0 0 0,0 0-1 0 0,0 0 1 0 0,0 0-1 0 0,0 1 1 0 0,-1-1 0 0 0,1 0-1 0 0,0 0 1 0 0,0 0-1 0 0,0 0 1 0 0,0 0 0 0 0,0 0-1 0 0,-1 0 1 0 0,1 0 0 0 0,0 0-1 0 0,0 1 1 0 0,0-1-1 0 0,0 0 1 0 0,0 0 0 0 0,0 0-1 0 0,0 0 1 0 0,-1 0-1 0 0,1 1 1 0 0,-2 2 12 0 0,0 0-1 0 0,0 0 1 0 0,0 0-1 0 0,0 0 1 0 0,1 0 0 0 0,-1 1-1 0 0,1-1 1 0 0,0 1-1 0 0,0-1 1 0 0,-1 5-1 0 0,0 5-669 0 0,0 1 1 0 0,0 0-1 0 0,2 0 0 0 0,1 24 0 0 0,0-28 77 0 0</inkml:trace>
+</inkml:ink>
 </file>
 
 <file path=customXml/itemProps1.xml><?xml version="1.0" encoding="utf-8"?>
-<ds:datastoreItem xmlns:ds="http://schemas.openxmlformats.org/officeDocument/2006/customXml" ds:itemID="{4B023D59-82BC-4D0F-A651-C98E01C1F15C}">
+<ds:datastoreItem xmlns:ds="http://schemas.openxmlformats.org/officeDocument/2006/customXml" ds:itemID="{6A655C0C-F4A3-4931-9F7F-84CBD61DCE8F}">
   <ds:schemaRefs>
-    <ds:schemaRef ds:uri="http://www.w3.org/2003/InkML"/>
+    <ds:schemaRef ds:uri="http://schemas.microsoft.com/sharepoint/v3/contenttype/forms"/>
   </ds:schemaRefs>
 </ds:datastoreItem>
 </file>
@@ -12494,9 +13834,9 @@
 </file>
 
 <file path=customXml/itemProps3.xml><?xml version="1.0" encoding="utf-8"?>
-<ds:datastoreItem xmlns:ds="http://schemas.openxmlformats.org/officeDocument/2006/customXml" ds:itemID="{01D51A4F-7BE7-46DF-A7D0-BDB91C1C49A3}">
+<ds:datastoreItem xmlns:ds="http://schemas.openxmlformats.org/officeDocument/2006/customXml" ds:itemID="{4B023D59-82BC-4D0F-A651-C98E01C1F15C}">
   <ds:schemaRefs>
-    <ds:schemaRef ds:uri="http://schemas.openxmlformats.org/officeDocument/2006/bibliography"/>
+    <ds:schemaRef ds:uri="http://www.w3.org/2003/InkML"/>
   </ds:schemaRefs>
 </ds:datastoreItem>
 </file>
@@ -12504,7 +13844,7 @@
 <file path=customXml/itemProps4.xml><?xml version="1.0" encoding="utf-8"?>
 <ds:datastoreItem xmlns:ds="http://schemas.openxmlformats.org/officeDocument/2006/customXml" ds:itemID="{01D51A4F-7BE7-46DF-A7D0-BDB91C1C49A3}">
   <ds:schemaRefs>
-    <ds:schemaRef ds:uri="http://www.w3.org/2003/InkML"/>
+    <ds:schemaRef ds:uri="http://schemas.openxmlformats.org/officeDocument/2006/bibliography"/>
   </ds:schemaRefs>
 </ds:datastoreItem>
 </file>
@@ -12536,9 +13876,9 @@
 </file>
 
 <file path=customXml/itemProps7.xml><?xml version="1.0" encoding="utf-8"?>
-<ds:datastoreItem xmlns:ds="http://schemas.openxmlformats.org/officeDocument/2006/customXml" ds:itemID="{6A655C0C-F4A3-4931-9F7F-84CBD61DCE8F}">
+<ds:datastoreItem xmlns:ds="http://schemas.openxmlformats.org/officeDocument/2006/customXml" ds:itemID="{01D51A4F-7BE7-46DF-A7D0-BDB91C1C49A3}">
   <ds:schemaRefs>
-    <ds:schemaRef ds:uri="http://schemas.microsoft.com/sharepoint/v3/contenttype/forms"/>
+    <ds:schemaRef ds:uri="http://www.w3.org/2003/InkML"/>
   </ds:schemaRefs>
 </ds:datastoreItem>
 </file>
--- a/Documentation/Doku-Alex.docx
+++ b/Documentation/Doku-Alex.docx
@@ -563,21 +563,7 @@
         <w:rPr>
           <w:color w:val="000000"/>
         </w:rPr>
-        <w:t xml:space="preserve">Ansprechperson: </w:t>
-      </w:r>
-      <w:proofErr w:type="spellStart"/>
-      <w:r>
-        <w:rPr>
-          <w:color w:val="000000"/>
-        </w:rPr>
-        <w:t>Gogl</w:t>
-      </w:r>
-      <w:proofErr w:type="spellEnd"/>
-      <w:r>
-        <w:rPr>
-          <w:color w:val="000000"/>
-        </w:rPr>
-        <w:t xml:space="preserve"> Matthias</w:t>
+        <w:t>Ansprechperson: Gogl Matthias</w:t>
       </w:r>
     </w:p>
     <w:p>
@@ -772,21 +758,7 @@
         <w:rPr>
           <w:color w:val="000000" w:themeColor="text1"/>
         </w:rPr>
-        <w:t xml:space="preserve">Die effiziente Erfassung von Artikelstammdaten wie Maßen, Gewicht und visuellen Merkmalen stellt im neuen Lager der Leitner AG in Sterzing eine logistische Herausforderung dar. Derzeitige manuelle Prozesse sind zeitintensiv, während kommerzielle Datenerfassungssysteme (z. B. </w:t>
-      </w:r>
-      <w:proofErr w:type="spellStart"/>
-      <w:r>
-        <w:rPr>
-          <w:color w:val="000000" w:themeColor="text1"/>
-        </w:rPr>
-        <w:t>Cubiscan</w:t>
-      </w:r>
-      <w:proofErr w:type="spellEnd"/>
-      <w:r>
-        <w:rPr>
-          <w:color w:val="000000" w:themeColor="text1"/>
-        </w:rPr>
-        <w:t>) für die reine Lagerplatzvergabe oft zu kostenintensiv und überdimensioniert sind.</w:t>
+        <w:t>Die effiziente Erfassung von Artikelstammdaten wie Maßen, Gewicht und visuellen Merkmalen stellt im neuen Lager der Leitner AG in Sterzing eine logistische Herausforderung dar. Derzeitige manuelle Prozesse sind zeitintensiv, während kommerzielle Datenerfassungssysteme (z. B. Cubiscan) für die reine Lagerplatzvergabe oft zu kostenintensiv und überdimensioniert sind.</w:t>
       </w:r>
     </w:p>
     <w:p>
@@ -3123,57 +3095,29 @@
         <w:rPr>
           <w:lang w:eastAsia="en-AT"/>
         </w:rPr>
-        <w:t xml:space="preserve">Marktübliche Automatisierungslösungen, wie beispielsweise Systeme der Firma </w:t>
-      </w:r>
-      <w:proofErr w:type="spellStart"/>
-      <w:r>
+        <w:t>Marktübliche Automatisierungslösungen, wie beispielsweise Systeme der Firma Cubiscan, bieten zwar eine hohe technologische Reife, stehen jedoch in keinem wirtschaftlichen Verhältnis zum spezifischen Anforderungszweck der reinen Lagerplatzvergabe. Es besteht daher der Bedarf an einer maßgeschneiderten Lösung, die Mobilität, Kosteneffizienz und eine nahtlose Integration in die bestehende IT-Infrastruktur vereint.</w:t>
+      </w:r>
+    </w:p>
+    <w:p>
+      <w:pPr>
+        <w:pStyle w:val="Text"/>
         <w:rPr>
           <w:lang w:eastAsia="en-AT"/>
         </w:rPr>
-        <w:t>Cubiscan</w:t>
-      </w:r>
-      <w:proofErr w:type="spellEnd"/>
-      <w:r>
+      </w:pPr>
+    </w:p>
+    <w:p>
+      <w:pPr>
+        <w:pStyle w:val="Text"/>
         <w:rPr>
           <w:lang w:eastAsia="en-AT"/>
         </w:rPr>
-        <w:t>, bieten zwar eine hohe technologische Reife, stehen jedoch in keinem wirtschaftlichen Verhältnis zum spezifischen Anforderungszweck der reinen Lagerplatzvergabe. Es besteht daher der Bedarf an einer maßgeschneiderten Lösung, die Mobilität, Kosteneffizienz und eine nahtlose Integration in die bestehende IT-Infrastruktur vereint.</w:t>
-      </w:r>
-    </w:p>
-    <w:p>
-      <w:pPr>
-        <w:pStyle w:val="Text"/>
+      </w:pPr>
+      <w:r>
         <w:rPr>
           <w:lang w:eastAsia="en-AT"/>
         </w:rPr>
-      </w:pPr>
-    </w:p>
-    <w:p>
-      <w:pPr>
-        <w:pStyle w:val="Text"/>
-        <w:rPr>
-          <w:lang w:eastAsia="en-AT"/>
-        </w:rPr>
-      </w:pPr>
-      <w:r>
-        <w:rPr>
-          <w:lang w:eastAsia="en-AT"/>
-        </w:rPr>
-        <w:t xml:space="preserve">Im Rahmen dieser Diplomarbeit wird ein mobiles 3D-Scannersystem entwickelt, das als intuitiver Arbeitsplatz für die Lagermitarbeiter fungiert. Das technische Kernziel ist die automatisierte Erfassung von Gewichten mittels </w:t>
-      </w:r>
-      <w:proofErr w:type="spellStart"/>
-      <w:r>
-        <w:rPr>
-          <w:lang w:eastAsia="en-AT"/>
-        </w:rPr>
-        <w:t>Wägezellen</w:t>
-      </w:r>
-      <w:proofErr w:type="spellEnd"/>
-      <w:r>
-        <w:rPr>
-          <w:lang w:eastAsia="en-AT"/>
-        </w:rPr>
-        <w:t xml:space="preserve"> sowie die visuelle und dimensionale Erfassung durch ein Multi-Kamera-Setup, inklusive Tiefenmessung. Ein wesentlicher Bestandteil der Arbeit ist zudem die softwareseitige Speicherung der Messdaten, um eine fehlerfreie Übergabe an weiterführende Datenbanksysteme zu gewährleisten</w:t>
+        <w:t>Im Rahmen dieser Diplomarbeit wird ein mobiles 3D-Scannersystem entwickelt, das als intuitiver Arbeitsplatz für die Lagermitarbeiter fungiert. Das technische Kernziel ist die automatisierte Erfassung von Gewichten mittels Wägezellen sowie die visuelle und dimensionale Erfassung durch ein Multi-Kamera-Setup, inklusive Tiefenmessung. Ein wesentlicher Bestandteil der Arbeit ist zudem die softwareseitige Speicherung der Messdaten, um eine fehlerfreie Übergabe an weiterführende Datenbanksysteme zu gewährleisten</w:t>
       </w:r>
     </w:p>
     <w:p>
@@ -3810,15 +3754,7 @@
         <w:pStyle w:val="Text"/>
       </w:pPr>
       <w:r>
-        <w:t xml:space="preserve">Der Raspberry Pi ist ein Einplatinencomputer (Single-Board Computer, SBC), der von der britischen Raspberry Pi </w:t>
-      </w:r>
-      <w:proofErr w:type="spellStart"/>
-      <w:r>
-        <w:t>Foundation</w:t>
-      </w:r>
-      <w:proofErr w:type="spellEnd"/>
-      <w:r>
-        <w:t xml:space="preserve"> entwickelt wurde. Ursprünglich mit dem Ziel konzipiert, jungen Menschen den Erwerb von Programmier- und Hardwarekenntnissen zu erleichtern, hat sich die Plattform zu einem weltweit verbreiteten Standard für Bastler und professionelle Anwendungen entwickelt. Das System vereint alle wesentlichen Komponenten eines Computers auf einer einzigen Platine, die etwa die Größe einer Kreditkarte besitzt. Es existieren mittlerweile mehrere Generationen (z. B. Raspberry Pi 3, 4, 5 und Zero), die sich in Rechenleistung und Ausstattung unterscheiden, jedoch meist softwarekompatibel zueinander sind.</w:t>
+        <w:t>Der Raspberry Pi ist ein Einplatinencomputer (Single-Board Computer, SBC), der von der britischen Raspberry Pi Foundation entwickelt wurde. Ursprünglich mit dem Ziel konzipiert, jungen Menschen den Erwerb von Programmier- und Hardwarekenntnissen zu erleichtern, hat sich die Plattform zu einem weltweit verbreiteten Standard für Bastler und professionelle Anwendungen entwickelt. Das System vereint alle wesentlichen Komponenten eines Computers auf einer einzigen Platine, die etwa die Größe einer Kreditkarte besitzt. Es existieren mittlerweile mehrere Generationen (z. B. Raspberry Pi 3, 4, 5 und Zero), die sich in Rechenleistung und Ausstattung unterscheiden, jedoch meist softwarekompatibel zueinander sind.</w:t>
       </w:r>
     </w:p>
     <w:p/>
@@ -3978,21 +3914,22 @@
         <w:pStyle w:val="Text"/>
       </w:pPr>
       <w:r>
-        <w:t xml:space="preserve">Ein Mikrocontroller (kurz µC, </w:t>
-      </w:r>
-      <w:proofErr w:type="spellStart"/>
-      <w:r>
-        <w:t>uC</w:t>
-      </w:r>
-      <w:proofErr w:type="spellEnd"/>
-      <w:r>
-        <w:t xml:space="preserve"> oder MCU) ist ein kompaktes Computersystem, das sämtliche für den Betrieb notwendigen Komponenten auf einem einzigen integrierten Schaltkreis vereint. Im Gegensatz zu herkömmlichen Mikroprozessoren in Personal Computern, die auf externe Speicher- und Peripheriebausteine angewiesen sind, beinhaltet ein Mikrocontroller neben einem oder mehreren Prozessorkernen</w:t>
+        <w:t>Ein Mikrocontroller (kurz µC, uC oder MCU) ist ein kompaktes Computersystem, das sämtliche für den Betrieb notwendigen Komponenten auf einem einzigen integrierten Schaltkreis vereint. Im Gegensatz zu herkömmlichen Mikroprozessoren in Personal Computern, die auf externe Speicher- und Peripheriebausteine angewiesen sind, beinhaltet ein Mikrocontroller neben einem oder mehreren Prozessorkernen</w:t>
       </w:r>
       <w:r>
         <w:t xml:space="preserve"> </w:t>
       </w:r>
       <w:r>
-        <w:t>auch Arbeits- und Programmspeicher (RAM, ROM/Flash) sowie programmierbare Ein- und Ausgabeschnittstellen. Diese hohe Integrationsdichte macht ihn zur idealen zentralen Steuereinheit für eingebettete Systeme, bei denen Platzbedarf und Kostenminimierung eine entscheidende Rolle spielen.</w:t>
+        <w:t xml:space="preserve">auch Arbeits- und Programmspeicher (RAM, ROM/Flash) sowie programmierbare Ein- und Ausgabeschnittstellen. </w:t>
+      </w:r>
+      <w:r>
+        <w:t>Das</w:t>
+      </w:r>
+      <w:r>
+        <w:t xml:space="preserve"> macht ihn zur idealen zentralen Steuereinheit für eingebettete Systeme</w:t>
+      </w:r>
+      <w:r>
+        <w:t>.</w:t>
       </w:r>
     </w:p>
     <w:p>
@@ -4030,6 +3967,25 @@
     <w:p/>
     <w:p>
       <w:pPr>
+        <w:rPr>
+          <w:b/>
+          <w:bCs/>
+          <w:u w:val="single"/>
+        </w:rPr>
+      </w:pPr>
+      <w:r>
+        <w:rPr>
+          <w:b/>
+          <w:bCs/>
+          <w:u w:val="single"/>
+        </w:rPr>
+        <w:lastRenderedPageBreak/>
+        <w:t>Micro SD Karten</w:t>
+      </w:r>
+    </w:p>
+    <w:p/>
+    <w:p>
+      <w:pPr>
         <w:pStyle w:val="Heading3"/>
       </w:pPr>
       <w:r>
@@ -4121,15 +4077,7 @@
         <w:pStyle w:val="Text"/>
       </w:pPr>
       <w:r>
-        <w:t>Ein Ultraschall-Distanzsensor ist ein elektronisches Messgerät, das hochfrequente Schallwellen (typischerweise im Bereich von 20 kHz bis 10 MHz) nutzt, um die Entfernung zu einem Objekt berührungslos zu erfassen. Das Funktionsprinzip basiert auf der Laufzeitmessung (Time-</w:t>
-      </w:r>
-      <w:proofErr w:type="spellStart"/>
-      <w:r>
-        <w:t>of</w:t>
-      </w:r>
-      <w:proofErr w:type="spellEnd"/>
-      <w:r>
-        <w:t xml:space="preserve">-Flight): Der Sensor emittiert über einen Sender (piezoelektrischer Wandler) einen kurzen Ultraschallimpuls, der sich mit Schallgeschwindigkeit durch die Luft ausbreitet. Trifft dieser Impuls auf ein Hindernis, wird er reflektiert und als Echo vom Empfänger des Sensors detektiert. Ein Mikrocontroller oder eine interne Logik misst die Zeitspanne </w:t>
+        <w:t xml:space="preserve">Ein Ultraschall-Distanzsensor ist ein elektronisches Messgerät, das hochfrequente Schallwellen (typischerweise im Bereich von 20 kHz bis 10 MHz) nutzt, um die Entfernung zu einem Objekt berührungslos zu erfassen. Das Funktionsprinzip basiert auf der Laufzeitmessung (Time-of-Flight): Der Sensor emittiert über einen Sender (piezoelektrischer Wandler) einen kurzen Ultraschallimpuls, der sich mit Schallgeschwindigkeit durch die Luft ausbreitet. Trifft dieser Impuls auf ein Hindernis, wird er reflektiert und als Echo vom Empfänger des Sensors detektiert. Ein Mikrocontroller oder eine interne Logik misst die Zeitspanne </w:t>
       </w:r>
       <w:r>
         <w:t>t</w:t>
@@ -4158,15 +4106,7 @@
         <w:pStyle w:val="Text"/>
       </w:pPr>
       <w:r>
-        <w:t xml:space="preserve">Die elektrischen Eigenschaften variieren je nach Modul, lassen sich aber am weit verbreiteten HC-SR04 gut exemplarisch darstellen. Der Sensor arbeitet meist mit einer Versorgungsspannung von 5 V DC (einige präzisere Module wie der US-100 unterstützen auch 3 V bis 5 V). Der Messvorgang wird durch ein digitales </w:t>
-      </w:r>
-      <w:proofErr w:type="spellStart"/>
-      <w:r>
-        <w:t>Triggersignal</w:t>
-      </w:r>
-      <w:proofErr w:type="spellEnd"/>
-      <w:r>
-        <w:t xml:space="preserve"> (High-Pegel für ca. 10 µs) gestartet. Daraufhin sendet das Modul einen Burst von 8 Zyklen bei 40 kHz. Das Ausgangssignal (Echo-Pin) liefert einen High-Impuls, dessen Breite exakt der Laufzeit des Schalls entspricht.</w:t>
+        <w:t>Die elektrischen Eigenschaften variieren je nach Modul, lassen sich aber am weit verbreiteten HC-SR04 gut exemplarisch darstellen. Der Sensor arbeitet meist mit einer Versorgungsspannung von 5 V DC. Der Messvorgang wird durch ein digitales Triggersignal (High-Pegel für ca. 10 µs) gestartet. Daraufhin sendet das Modul einen Burst von 8 Zyklen bei 40 kHz. Das Ausgangssignal (Echo-Pin) liefert einen High-Impuls, dessen Breite exakt der Laufzeit des Schalls entspricht.</w:t>
       </w:r>
     </w:p>
     <w:p>
@@ -4178,27 +4118,19 @@
         </w:rPr>
       </w:pPr>
     </w:p>
-    <w:p>
-      <w:pPr>
-        <w:pStyle w:val="Text"/>
-      </w:pPr>
-      <w:r>
+    <w:p/>
+    <w:p>
+      <w:pPr>
+        <w:jc w:val="left"/>
+        <w:rPr>
+          <w:lang w:val="en-GB"/>
+        </w:rPr>
+      </w:pPr>
+      <w:r>
+        <w:rPr>
+          <w:lang w:val="en-GB"/>
+        </w:rPr>
         <w:lastRenderedPageBreak/>
-        <w:t>Zu beachten ist, dass Umweltfaktoren wie Temperatur (Einfluss auf Schallgeschwindigkeit) und Oberflächenbeschaffenheit (Absorption bei weichen Materialien) die Messgenauigkeit beeinflussen können.</w:t>
-      </w:r>
-    </w:p>
-    <w:p/>
-    <w:p>
-      <w:pPr>
-        <w:jc w:val="left"/>
-        <w:rPr>
-          <w:lang w:val="en-GB"/>
-        </w:rPr>
-      </w:pPr>
-      <w:r>
-        <w:rPr>
-          <w:lang w:val="en-GB"/>
-        </w:rPr>
         <w:t xml:space="preserve">[Quelle: Ersa Electronics Blog: „Ultrasonic Distance Sensor: What It Is, How It Works, Accuracy, Range, and Best Modules“, </w:t>
       </w:r>
       <w:hyperlink r:id="rId39" w:tgtFrame="_blank" w:history="1">
@@ -4246,21 +4178,8 @@
         <w:pStyle w:val="Text"/>
       </w:pPr>
       <w:r>
-        <w:t>Optische Distanzsensoren messen Entfernungen berührungslos mithilfe von Licht, meist durch Laserquellen. Je nach Anforderung und Messbereich kommen unterschiedliche physikalische Prinzipien zum Einsatz. Das dominierende Verfahren für hohe Präzision im Nahbereich (Millimeter bis wenige Meter) ist die Lasertriangulation. Hierbei projiziert der Sensor einen Laserpunkt oder eine Laserlinie auf das Objekt. Das reflektierte Licht trifft unter einem bestimmten Winkel auf ein Empfangselement im Sensor. Ändert sich die Distanz zum Objekt, verschiebt sich auch die Position des Lichtpunkts auf dem Empfänger. Für größere Distanzen wird hingegen das Time-</w:t>
-      </w:r>
-      <w:proofErr w:type="spellStart"/>
-      <w:r>
-        <w:t>of</w:t>
-      </w:r>
-      <w:proofErr w:type="spellEnd"/>
-      <w:r>
-        <w:t xml:space="preserve">-Flight-Verfahren (Laufzeitmessung) genutzt. Dabei sendet der Sensor ein Signalpaket aus und misst die Zeit, die das Licht benötigt, um zum Objekt und wieder </w:t>
-      </w:r>
-      <w:proofErr w:type="spellStart"/>
-      <w:r>
-        <w:t>zurückzugelangen</w:t>
-      </w:r>
-      <w:proofErr w:type="spellEnd"/>
+        <w:t>Optische Distanzsensoren messen Entfernungen berührungslos mithilfe von Licht, meist durch Laserquellen. Je nach Anforderung und Messbereich kommen unterschiedliche physikalische Prinzipien zum Einsatz. Das dominierende Verfahren für hohe Präzision im Nahbereich (Millimeter bis wenige Meter) ist die Lasertriangulation. Hierbei projiziert der Sensor einen Laserpunkt oder eine Laserlinie auf das Objekt. Das reflektierte Licht trifft unter einem bestimmten Winkel auf ein Empfangselement im Sensor. Ändert sich die Distanz zum Objekt, verschiebt sich auch die Position des Lichtpunkts auf dem Empfänger. Für größere Distanzen wird hingegen das Time-of-Flight-Verfahren (Laufzeitmessung) genutzt. Dabei sendet der Sensor ein Signalpaket aus und misst die Zeit, die das Licht benötigt, um zum Objekt und wieder zurückzugelangen</w:t>
+      </w:r>
     </w:p>
     <w:p>
       <w:hyperlink r:id="rId40" w:history="1">
@@ -4282,23 +4201,7 @@
         <w:pStyle w:val="Text"/>
       </w:pPr>
       <w:r>
-        <w:t>Für die punktuelle Abstandsmessung kommen optische Sensoren zum Einsatz, die einen gerichteten Lichtstrahl emittieren. Die Distanzermittlung erfolgt hierbei in der Regel über etablierte Verfahren wie die Lasertriangulation oder das Time-</w:t>
-      </w:r>
-      <w:proofErr w:type="spellStart"/>
-      <w:r>
-        <w:t>of</w:t>
-      </w:r>
-      <w:proofErr w:type="spellEnd"/>
-      <w:r>
-        <w:t>-Flight-Prinzip (</w:t>
-      </w:r>
-      <w:proofErr w:type="spellStart"/>
-      <w:r>
-        <w:t>ToF</w:t>
-      </w:r>
-      <w:proofErr w:type="spellEnd"/>
-      <w:r>
-        <w:t>).</w:t>
+        <w:t>Für die punktuelle Abstandsmessung kommen optische Sensoren zum Einsatz, die einen gerichteten Lichtstrahl emittieren. Die Distanzermittlung erfolgt hierbei in der Regel über etablierte Verfahren wie die Lasertriangulation oder das Time-of-Flight-Prinzip (ToF).</w:t>
       </w:r>
     </w:p>
     <w:p>
@@ -4306,30 +4209,17 @@
         <w:pStyle w:val="Text"/>
       </w:pPr>
       <w:r>
+        <w:t xml:space="preserve">Durch die Erweiterung dieses Prinzips auf den dreidimensionalen Raum – etwa durch die Anordnung mehrerer Sensoren oder das mechanische Ablenken des Messstrahls in verschiedene Raumrichtungen – lässt sich eine sogenannte Punktwolke generieren. Eine technologische Umsetzung dieses Verfahrens stellt </w:t>
+      </w:r>
+      <w:r>
         <w:lastRenderedPageBreak/>
-        <w:t xml:space="preserve">Durch die Erweiterung dieses Prinzips auf den dreidimensionalen Raum – etwa durch die Anordnung mehrerer Sensoren oder das mechanische Ablenken des Messstrahls in verschiedene Raumrichtungen – lässt sich eine sogenannte Punktwolke generieren. Eine technologische Umsetzung dieses Verfahrens stellt LiDAR (Light </w:t>
-      </w:r>
-      <w:proofErr w:type="spellStart"/>
-      <w:r>
-        <w:t>Detection</w:t>
-      </w:r>
-      <w:proofErr w:type="spellEnd"/>
-      <w:r>
-        <w:t xml:space="preserve"> and Ranging) dar. Diese Systeme tasten die Umgebung </w:t>
+        <w:t xml:space="preserve">LiDAR (Light Detection and Ranging) dar. Diese Systeme tasten die Umgebung </w:t>
       </w:r>
       <w:r>
         <w:t>mittels Laserimpulse</w:t>
       </w:r>
       <w:r>
-        <w:t xml:space="preserve"> ab und berechnen die räumlichen Koordinaten der Umgebungspunkte primär auf Basis der Lichtlaufzeitmessung (</w:t>
-      </w:r>
-      <w:proofErr w:type="spellStart"/>
-      <w:r>
-        <w:t>ToF</w:t>
-      </w:r>
-      <w:proofErr w:type="spellEnd"/>
-      <w:r>
-        <w:t>).</w:t>
+        <w:t xml:space="preserve"> ab und berechnen die räumlichen Koordinaten der Umgebungspunkte primär auf Basis der Lichtlaufzeitmessung (ToF).</w:t>
       </w:r>
     </w:p>
     <w:p>
@@ -4465,15 +4355,7 @@
         <w:t xml:space="preserve">, </w:t>
       </w:r>
       <w:r>
-        <w:t xml:space="preserve">der in einer </w:t>
-      </w:r>
-      <w:proofErr w:type="spellStart"/>
-      <w:r>
-        <w:t>Reflektorwanne</w:t>
-      </w:r>
-      <w:proofErr w:type="spellEnd"/>
-      <w:r>
-        <w:t xml:space="preserve"> sitzt. Die Wellenlänge des emittierten Lichts – und damit die Farbe – hängt dabei direkt vom verwendeten Halbleitermaterial und dessen Dotierung ab (Bandlücke). Ursprünglich nur als Signallampen genutzt, haben LEDs aufgrund ihrer hohen Effizienz und Langlebigkeit mittlerweile herkömmliche Leuchtmittel im Alltag fast vollständig verdrängt.</w:t>
+        <w:t>der in einer Reflektorwanne sitzt. Die Wellenlänge des emittierten Lichts – und damit die Farbe – hängt dabei direkt vom verwendeten Halbleitermaterial und dessen Dotierung ab (Bandlücke). Ursprünglich nur als Signallampen genutzt, haben LEDs aufgrund ihrer hohen Effizienz und Langlebigkeit mittlerweile herkömmliche Leuchtmittel im Alltag fast vollständig verdrängt.</w:t>
       </w:r>
     </w:p>
     <w:p>
@@ -4608,7 +4490,14 @@
         <w:pStyle w:val="Text"/>
       </w:pPr>
     </w:p>
-    <w:p/>
+    <w:p>
+      <w:pPr>
+        <w:jc w:val="left"/>
+      </w:pPr>
+      <w:r>
+        <w:br w:type="page"/>
+      </w:r>
+    </w:p>
     <w:p>
       <w:pPr>
         <w:rPr>
@@ -4623,31 +4512,122 @@
           <w:bCs/>
           <w:u w:val="single"/>
         </w:rPr>
+        <w:lastRenderedPageBreak/>
         <w:t>RGBs</w:t>
       </w:r>
     </w:p>
-    <w:p/>
-    <w:p>
-      <w:pPr>
-        <w:rPr>
-          <w:b/>
-          <w:bCs/>
-          <w:u w:val="single"/>
-        </w:rPr>
-      </w:pPr>
-      <w:r>
-        <w:rPr>
-          <w:b/>
-          <w:bCs/>
-          <w:u w:val="single"/>
-        </w:rPr>
-        <w:t>RGB-Matrizen</w:t>
+    <w:p>
+      <w:pPr>
+        <w:pStyle w:val="Text"/>
+      </w:pPr>
+      <w:r>
+        <w:rPr>
+          <w:noProof/>
+        </w:rPr>
+        <w:drawing>
+          <wp:anchor distT="0" distB="0" distL="114300" distR="114300" simplePos="0" relativeHeight="251658752" behindDoc="1" locked="0" layoutInCell="1" allowOverlap="1" wp14:anchorId="578F5D54" wp14:editId="25280778">
+            <wp:simplePos x="0" y="0"/>
+            <wp:positionH relativeFrom="column">
+              <wp:posOffset>3718560</wp:posOffset>
+            </wp:positionH>
+            <wp:positionV relativeFrom="paragraph">
+              <wp:posOffset>746125</wp:posOffset>
+            </wp:positionV>
+            <wp:extent cx="2247900" cy="2973029"/>
+            <wp:effectExtent l="0" t="0" r="0" b="0"/>
+            <wp:wrapTight wrapText="bothSides">
+              <wp:wrapPolygon edited="0">
+                <wp:start x="0" y="0"/>
+                <wp:lineTo x="0" y="21457"/>
+                <wp:lineTo x="21417" y="21457"/>
+                <wp:lineTo x="21417" y="0"/>
+                <wp:lineTo x="0" y="0"/>
+              </wp:wrapPolygon>
+            </wp:wrapTight>
+            <wp:docPr id="1137326115" name="Picture 1"/>
+            <wp:cNvGraphicFramePr>
+              <a:graphicFrameLocks xmlns:a="http://schemas.openxmlformats.org/drawingml/2006/main" noChangeAspect="1"/>
+            </wp:cNvGraphicFramePr>
+            <a:graphic xmlns:a="http://schemas.openxmlformats.org/drawingml/2006/main">
+              <a:graphicData uri="http://schemas.openxmlformats.org/drawingml/2006/picture">
+                <pic:pic xmlns:pic="http://schemas.openxmlformats.org/drawingml/2006/picture">
+                  <pic:nvPicPr>
+                    <pic:cNvPr id="1137326115" name=""/>
+                    <pic:cNvPicPr/>
+                  </pic:nvPicPr>
+                  <pic:blipFill>
+                    <a:blip r:embed="rId44">
+                      <a:extLst>
+                        <a:ext uri="{28A0092B-C50C-407E-A947-70E740481C1C}">
+                          <a14:useLocalDpi xmlns:a14="http://schemas.microsoft.com/office/drawing/2010/main" val="0"/>
+                        </a:ext>
+                      </a:extLst>
+                    </a:blip>
+                    <a:stretch>
+                      <a:fillRect/>
+                    </a:stretch>
+                  </pic:blipFill>
+                  <pic:spPr>
+                    <a:xfrm>
+                      <a:off x="0" y="0"/>
+                      <a:ext cx="2247900" cy="2973029"/>
+                    </a:xfrm>
+                    <a:prstGeom prst="rect">
+                      <a:avLst/>
+                    </a:prstGeom>
+                  </pic:spPr>
+                </pic:pic>
+              </a:graphicData>
+            </a:graphic>
+          </wp:anchor>
+        </w:drawing>
+      </w:r>
+      <w:r>
+        <w:t>Eine RGB-LED ist ein Bauelement, das drei einzelne Leuchtdioden in den Grundfarben Rot, Grün und Blau (RGB) in einem einzigen Gehäuse vereint. Durch die additive Farbmischung dieser drei Lichtquellen lassen sich nahezu alle anderen Farben des sichtbaren Spektrums, einschließlich Weiß, erzeugen. Die Intensität jeder einzelnen Farbe bestimmt dabei den resultierenden Farbton. In der Praxis kann man bei genauer Betrachtung oft die drei separaten Chips im Gehäuse erkennen, das Licht mischt sich jedoch für das menschliche Auge zu einer einheitlichen Farbe</w:t>
+      </w:r>
+      <w:r>
+        <w:t>.</w:t>
+      </w:r>
+    </w:p>
+    <w:p>
+      <w:pPr>
+        <w:pStyle w:val="Text"/>
+      </w:pPr>
+    </w:p>
+    <w:p>
+      <w:pPr>
+        <w:pStyle w:val="Text"/>
+      </w:pPr>
+      <w:r>
+        <w:t>Eine RGB-LED besitzt typischerweise vier Anschlüsse. Einer dieser Anschlüsse ist der gemeinsame Pol für alle drei internen LEDs, während die anderen drei Pins die jeweilige Farbe ansteuern. Man unterscheidet zw</w:t>
+      </w:r>
+      <w:r>
+        <w:t>ischen einer gemeinsamen Anode oder einer gemeinsamen Kathode.</w:t>
+      </w:r>
+    </w:p>
+    <w:p>
+      <w:pPr>
+        <w:pStyle w:val="Text"/>
+      </w:pPr>
+      <w:hyperlink r:id="rId45" w:history="1">
+        <w:r>
+          <w:rPr>
+            <w:rStyle w:val="Hyperlink"/>
+          </w:rPr>
+          <w:t>https://www.elektronik-kompendium.de/sites/praxis/bauteil_rgb-led.htm</w:t>
+        </w:r>
+      </w:hyperlink>
+      <w:r>
+        <w:t xml:space="preserve"> </w:t>
       </w:r>
     </w:p>
     <w:p>
       <w:pPr>
         <w:jc w:val="left"/>
       </w:pPr>
+      <w:r>
+        <w:br w:type="page"/>
+      </w:r>
     </w:p>
     <w:p>
       <w:pPr>
@@ -4712,7 +4692,7 @@
                     </pic:cNvPicPr>
                   </pic:nvPicPr>
                   <pic:blipFill>
-                    <a:blip r:embed="rId44" cstate="print">
+                    <a:blip r:embed="rId46" cstate="print">
                       <a:extLst>
                         <a:ext uri="{28A0092B-C50C-407E-A947-70E740481C1C}">
                           <a14:useLocalDpi xmlns:a14="http://schemas.microsoft.com/office/drawing/2010/main" val="0"/>
@@ -4754,7 +4734,7 @@
       <w:pPr>
         <w:pStyle w:val="Text"/>
       </w:pPr>
-      <w:hyperlink r:id="rId45" w:history="1">
+      <w:hyperlink r:id="rId47" w:history="1">
         <w:r>
           <w:rPr>
             <w:rStyle w:val="Hyperlink"/>
@@ -4769,7 +4749,7 @@
       </w:pPr>
     </w:p>
     <w:p>
-      <w:hyperlink r:id="rId46" w:history="1">
+      <w:hyperlink r:id="rId48" w:history="1">
         <w:r>
           <w:rPr>
             <w:rStyle w:val="Hyperlink"/>
@@ -4887,7 +4867,7 @@
                     </pic:cNvPicPr>
                   </pic:nvPicPr>
                   <pic:blipFill>
-                    <a:blip r:embed="rId47">
+                    <a:blip r:embed="rId49">
                       <a:biLevel thresh="25000"/>
                       <a:extLst>
                         <a:ext uri="{28A0092B-C50C-407E-A947-70E740481C1C}">
@@ -4980,7 +4960,7 @@
                     </pic:cNvPicPr>
                   </pic:nvPicPr>
                   <pic:blipFill>
-                    <a:blip r:embed="rId48">
+                    <a:blip r:embed="rId50">
                       <a:biLevel thresh="25000"/>
                       <a:extLst>
                         <a:ext uri="{28A0092B-C50C-407E-A947-70E740481C1C}">
@@ -5037,7 +5017,7 @@
       </w:r>
     </w:p>
     <w:p>
-      <w:hyperlink r:id="rId49" w:history="1">
+      <w:hyperlink r:id="rId51" w:history="1">
         <w:r>
           <w:rPr>
             <w:rStyle w:val="Hyperlink"/>
@@ -5095,6 +5075,11 @@
     </w:p>
     <w:p>
       <w:pPr>
+        <w:pStyle w:val="Text"/>
+      </w:pPr>
+    </w:p>
+    <w:p>
+      <w:pPr>
         <w:jc w:val="left"/>
         <w:rPr>
           <w:b/>
@@ -5123,6 +5108,116 @@
     </w:p>
     <w:p>
       <w:pPr>
+        <w:pStyle w:val="Text"/>
+      </w:pPr>
+      <w:r>
+        <w:t>Bei elektrischen Leitungen und Kabeln dient die Abschirmung dazu, die inneren Adern vor externen elektromagnetischen Störfeldern zu schützen (Störfestigkeit) und gleichzeitig das Austreten eigener Signale zu verhindern (Emissionsschutz). Technisch wird dies meist durch ein leitfähiges Geflecht aus Kupferdrähten oder eine umwickelte Aluminiumfolie realisiert, die die isolierten Innenleiter umschließt und wie ein faradayscher Käfig wirkt. Besonders bei der Datenübertragung (z. B. Koaxial- oder Netzwerkkabel) ist eine effektive Schirmung essenziell</w:t>
+      </w:r>
+    </w:p>
+    <w:p>
+      <w:pPr>
+        <w:pStyle w:val="Text"/>
+      </w:pPr>
+      <w:hyperlink r:id="rId52" w:history="1">
+        <w:r>
+          <w:rPr>
+            <w:rStyle w:val="Hyperlink"/>
+          </w:rPr>
+          <w:t>https://de.wikipedia.org/wiki/Abschirmung_(Elektrotechnik)</w:t>
+        </w:r>
+      </w:hyperlink>
+      <w:r>
+        <w:t xml:space="preserve"> </w:t>
+      </w:r>
+    </w:p>
+    <w:p>
+      <w:pPr>
+        <w:pStyle w:val="Text"/>
+      </w:pPr>
+    </w:p>
+    <w:p>
+      <w:pPr>
+        <w:pStyle w:val="Text"/>
+        <w:jc w:val="center"/>
+      </w:pPr>
+      <w:r>
+        <w:rPr>
+          <w:noProof/>
+        </w:rPr>
+        <w:drawing>
+          <wp:inline distT="0" distB="0" distL="0" distR="0" wp14:anchorId="110E89FF" wp14:editId="611C80DB">
+            <wp:extent cx="3771900" cy="1722120"/>
+            <wp:effectExtent l="0" t="0" r="0" b="0"/>
+            <wp:docPr id="506359226" name="Picture 1" descr="Kabel mit Abschirmung: Warum ist das so wichtig?"/>
+            <wp:cNvGraphicFramePr>
+              <a:graphicFrameLocks xmlns:a="http://schemas.openxmlformats.org/drawingml/2006/main" noChangeAspect="1"/>
+            </wp:cNvGraphicFramePr>
+            <a:graphic xmlns:a="http://schemas.openxmlformats.org/drawingml/2006/main">
+              <a:graphicData uri="http://schemas.openxmlformats.org/drawingml/2006/picture">
+                <pic:pic xmlns:pic="http://schemas.openxmlformats.org/drawingml/2006/picture">
+                  <pic:nvPicPr>
+                    <pic:cNvPr id="0" name="expanded-image" descr="Kabel mit Abschirmung: Warum ist das so wichtig?"/>
+                    <pic:cNvPicPr>
+                      <a:picLocks noChangeAspect="1" noChangeArrowheads="1"/>
+                    </pic:cNvPicPr>
+                  </pic:nvPicPr>
+                  <pic:blipFill rotWithShape="1">
+                    <a:blip r:embed="rId53">
+                      <a:extLst>
+                        <a:ext uri="{28A0092B-C50C-407E-A947-70E740481C1C}">
+                          <a14:useLocalDpi xmlns:a14="http://schemas.microsoft.com/office/drawing/2010/main" val="0"/>
+                        </a:ext>
+                      </a:extLst>
+                    </a:blip>
+                    <a:srcRect l="15422" t="8284" r="18768" b="6621"/>
+                    <a:stretch>
+                      <a:fillRect/>
+                    </a:stretch>
+                  </pic:blipFill>
+                  <pic:spPr bwMode="auto">
+                    <a:xfrm>
+                      <a:off x="0" y="0"/>
+                      <a:ext cx="3771900" cy="1722120"/>
+                    </a:xfrm>
+                    <a:prstGeom prst="rect">
+                      <a:avLst/>
+                    </a:prstGeom>
+                    <a:noFill/>
+                    <a:ln>
+                      <a:noFill/>
+                    </a:ln>
+                    <a:extLst>
+                      <a:ext uri="{53640926-AAD7-44D8-BBD7-CCE9431645EC}">
+                        <a14:shadowObscured xmlns:a14="http://schemas.microsoft.com/office/drawing/2010/main"/>
+                      </a:ext>
+                    </a:extLst>
+                  </pic:spPr>
+                </pic:pic>
+              </a:graphicData>
+            </a:graphic>
+          </wp:inline>
+        </w:drawing>
+      </w:r>
+    </w:p>
+    <w:p>
+      <w:pPr>
+        <w:pStyle w:val="Text"/>
+        <w:jc w:val="center"/>
+      </w:pPr>
+      <w:hyperlink r:id="rId54" w:history="1">
+        <w:r>
+          <w:rPr>
+            <w:rStyle w:val="Hyperlink"/>
+          </w:rPr>
+          <w:t>https://www.startpage.com/av/proxy-image?piurl=https%3A%2F%2Fstex24.com%2Fmedia%2F32%2F3d%2F80%2F1727160622%2FKabelschirm_beschriftet.jpg&amp;sp=1771309597T11a27d9990e95dfe8fcd67a5a566ed9b7eb04602d740efefb9cf7f018026cac5</w:t>
+        </w:r>
+      </w:hyperlink>
+      <w:r>
+        <w:t xml:space="preserve"> </w:t>
+      </w:r>
+    </w:p>
+    <w:p>
+      <w:pPr>
         <w:jc w:val="left"/>
         <w:rPr>
           <w:b/>
@@ -5130,66 +5225,73 @@
           <w:u w:val="single"/>
         </w:rPr>
       </w:pPr>
-    </w:p>
-    <w:p>
-      <w:pPr>
-        <w:jc w:val="left"/>
+      <w:r>
         <w:rPr>
           <w:b/>
           <w:bCs/>
           <w:u w:val="single"/>
         </w:rPr>
-      </w:pPr>
+        <w:lastRenderedPageBreak/>
+        <w:t>Differenzielles</w:t>
+      </w:r>
       <w:r>
         <w:rPr>
           <w:b/>
           <w:bCs/>
           <w:u w:val="single"/>
         </w:rPr>
-        <w:t>Twisted Pair</w:t>
-      </w:r>
-    </w:p>
-    <w:p>
-      <w:pPr>
-        <w:jc w:val="left"/>
+        <w:t xml:space="preserve"> </w:t>
+      </w:r>
+      <w:r>
         <w:rPr>
           <w:b/>
           <w:bCs/>
           <w:u w:val="single"/>
         </w:rPr>
-      </w:pPr>
-      <w:r>
+        <w:t>Leiterpaar</w:t>
+      </w:r>
+    </w:p>
+    <w:p>
+      <w:pPr>
+        <w:jc w:val="left"/>
         <w:rPr>
           <w:b/>
           <w:bCs/>
           <w:u w:val="single"/>
         </w:rPr>
-        <w:br w:type="page"/>
-      </w:r>
-    </w:p>
-    <w:p>
-      <w:pPr>
-        <w:pStyle w:val="Heading3"/>
-      </w:pPr>
-      <w:r>
-        <w:lastRenderedPageBreak/>
-        <w:t>Schnittstellen</w:t>
-      </w:r>
-    </w:p>
-    <w:p>
-      <w:pPr>
+      </w:pPr>
+      <w:r>
         <w:rPr>
           <w:b/>
           <w:bCs/>
           <w:u w:val="single"/>
         </w:rPr>
-      </w:pPr>
-      <w:r>
+        <w:br w:type="page"/>
+      </w:r>
+    </w:p>
+    <w:p>
+      <w:pPr>
+        <w:pStyle w:val="Heading3"/>
+      </w:pPr>
+      <w:r>
+        <w:lastRenderedPageBreak/>
+        <w:t>Schnittstellen</w:t>
+      </w:r>
+    </w:p>
+    <w:p>
+      <w:pPr>
         <w:rPr>
           <w:b/>
           <w:bCs/>
           <w:u w:val="single"/>
         </w:rPr>
+      </w:pPr>
+      <w:r>
+        <w:rPr>
+          <w:b/>
+          <w:bCs/>
+          <w:u w:val="single"/>
+        </w:rPr>
         <w:t>USB</w:t>
       </w:r>
     </w:p>
@@ -5212,15 +5314,7 @@
         <w:pStyle w:val="Text"/>
       </w:pPr>
       <w:r>
-        <w:t xml:space="preserve">USB nutzt eine serielle Datenübertragung. In den ursprünglichen Versionen (USB 1.x und 2.0) erfolgt die Signalübertragung differentiell über ein verdrilltes </w:t>
-      </w:r>
-      <w:proofErr w:type="spellStart"/>
-      <w:r>
-        <w:t>Adernpaar</w:t>
-      </w:r>
-      <w:proofErr w:type="spellEnd"/>
-      <w:r>
-        <w:t xml:space="preserve"> (D+ und D-), ergänzt durch zwei Adern für die Spannungsversorgung (VBUS und GND). Die Standardspannung beträgt 5 V DC.</w:t>
+        <w:t>USB nutzt eine serielle Datenübertragung. In den ursprünglichen Versionen (USB 1.x und 2.0) erfolgt die Signalübertragung differentiell über ein verdrilltes Adernpaar (D+ und D-), ergänzt durch zwei Adern für die Spannungsversorgung (VBUS und GND). Die Standardspannung beträgt 5 V DC.</w:t>
       </w:r>
       <w:r>
         <w:t xml:space="preserve"> USB hat sich über die Jahre in Hinsicht auf Geschwindigkeit sowie auf die Bauart stark verändert.</w:t>
@@ -5276,7 +5370,7 @@
                     </pic:cNvPicPr>
                   </pic:nvPicPr>
                   <pic:blipFill>
-                    <a:blip r:embed="rId50">
+                    <a:blip r:embed="rId55">
                       <a:extLst>
                         <a:ext uri="{28A0092B-C50C-407E-A947-70E740481C1C}">
                           <a14:useLocalDpi xmlns:a14="http://schemas.microsoft.com/office/drawing/2010/main" val="0"/>
@@ -5329,7 +5423,7 @@
                     </pic:cNvPicPr>
                   </pic:nvPicPr>
                   <pic:blipFill>
-                    <a:blip r:embed="rId51">
+                    <a:blip r:embed="rId56">
                       <a:extLst>
                         <a:ext uri="{28A0092B-C50C-407E-A947-70E740481C1C}">
                           <a14:useLocalDpi xmlns:a14="http://schemas.microsoft.com/office/drawing/2010/main" val="0"/>
@@ -5365,7 +5459,7 @@
       <w:pPr>
         <w:pStyle w:val="Text"/>
       </w:pPr>
-      <w:hyperlink r:id="rId52" w:history="1">
+      <w:hyperlink r:id="rId57" w:history="1">
         <w:r>
           <w:rPr>
             <w:rStyle w:val="Hyperlink"/>
@@ -5378,7 +5472,7 @@
       <w:pPr>
         <w:pStyle w:val="Text"/>
       </w:pPr>
-      <w:hyperlink r:id="rId53" w:history="1">
+      <w:hyperlink r:id="rId58" w:history="1">
         <w:r>
           <w:rPr>
             <w:rStyle w:val="Hyperlink"/>
@@ -5430,7 +5524,7 @@
                     </pic:cNvPicPr>
                   </pic:nvPicPr>
                   <pic:blipFill>
-                    <a:blip r:embed="rId54">
+                    <a:blip r:embed="rId59">
                       <a:extLst>
                         <a:ext uri="{28A0092B-C50C-407E-A947-70E740481C1C}">
                           <a14:useLocalDpi xmlns:a14="http://schemas.microsoft.com/office/drawing/2010/main" val="0"/>
@@ -5466,7 +5560,7 @@
       <w:pPr>
         <w:pStyle w:val="Text"/>
       </w:pPr>
-      <w:hyperlink r:id="rId55" w:history="1">
+      <w:hyperlink r:id="rId60" w:history="1">
         <w:r>
           <w:rPr>
             <w:rStyle w:val="Hyperlink"/>
@@ -5514,7 +5608,7 @@
                     </pic:cNvPicPr>
                   </pic:nvPicPr>
                   <pic:blipFill>
-                    <a:blip r:embed="rId56">
+                    <a:blip r:embed="rId61">
                       <a:extLst>
                         <a:ext uri="{28A0092B-C50C-407E-A947-70E740481C1C}">
                           <a14:useLocalDpi xmlns:a14="http://schemas.microsoft.com/office/drawing/2010/main" val="0"/>
@@ -5550,7 +5644,7 @@
       <w:pPr>
         <w:pStyle w:val="Text"/>
       </w:pPr>
-      <w:hyperlink r:id="rId57" w:history="1">
+      <w:hyperlink r:id="rId62" w:history="1">
         <w:r>
           <w:rPr>
             <w:rStyle w:val="Hyperlink"/>
@@ -5570,7 +5664,7 @@
           <w:u w:val="single"/>
         </w:rPr>
       </w:pPr>
-      <w:hyperlink r:id="rId58" w:history="1">
+      <w:hyperlink r:id="rId63" w:history="1">
         <w:r>
           <w:rPr>
             <w:rStyle w:val="Hyperlink"/>
@@ -5657,7 +5751,7 @@
                     </pic:cNvPicPr>
                   </pic:nvPicPr>
                   <pic:blipFill rotWithShape="1">
-                    <a:blip r:embed="rId59">
+                    <a:blip r:embed="rId64">
                       <a:extLst>
                         <a:ext uri="{28A0092B-C50C-407E-A947-70E740481C1C}">
                           <a14:useLocalDpi xmlns:a14="http://schemas.microsoft.com/office/drawing/2010/main" val="0"/>
@@ -5713,7 +5807,7 @@
       <w:pPr>
         <w:pStyle w:val="Text"/>
       </w:pPr>
-      <w:hyperlink r:id="rId60" w:history="1">
+      <w:hyperlink r:id="rId65" w:history="1">
         <w:r>
           <w:rPr>
             <w:rStyle w:val="Hyperlink"/>
@@ -5733,7 +5827,7 @@
           <w:bCs/>
         </w:rPr>
       </w:pPr>
-      <w:hyperlink r:id="rId61" w:history="1">
+      <w:hyperlink r:id="rId66" w:history="1">
         <w:r>
           <w:rPr>
             <w:rStyle w:val="Hyperlink"/>
@@ -5792,15 +5886,7 @@
         <w:pStyle w:val="Text"/>
       </w:pPr>
       <w:r>
-        <w:t xml:space="preserve">Das </w:t>
-      </w:r>
-      <w:proofErr w:type="spellStart"/>
-      <w:r>
-        <w:t>Camera</w:t>
-      </w:r>
-      <w:proofErr w:type="spellEnd"/>
-      <w:r>
-        <w:t xml:space="preserve"> Serial Interface (CSI) ist eine Spezifikation</w:t>
+        <w:t>Das Camera Serial Interface (CSI) ist eine Spezifikation</w:t>
       </w:r>
       <w:r>
         <w:t xml:space="preserve">, </w:t>
@@ -5864,7 +5950,7 @@
                     </pic:cNvPicPr>
                   </pic:nvPicPr>
                   <pic:blipFill>
-                    <a:blip r:embed="rId62" cstate="print">
+                    <a:blip r:embed="rId67" cstate="print">
                       <a:extLst>
                         <a:ext uri="{28A0092B-C50C-407E-A947-70E740481C1C}">
                           <a14:useLocalDpi xmlns:a14="http://schemas.microsoft.com/office/drawing/2010/main" val="0"/>
@@ -5905,7 +5991,7 @@
       <w:pPr>
         <w:pStyle w:val="Text"/>
       </w:pPr>
-      <w:hyperlink r:id="rId63" w:history="1">
+      <w:hyperlink r:id="rId68" w:history="1">
         <w:r>
           <w:rPr>
             <w:rStyle w:val="Hyperlink"/>
@@ -6008,60 +6094,6 @@
     </w:p>
     <w:p>
       <w:pPr>
-        <w:rPr>
-          <w:b/>
-          <w:bCs/>
-          <w:u w:val="single"/>
-        </w:rPr>
-      </w:pPr>
-    </w:p>
-    <w:p>
-      <w:pPr>
-        <w:rPr>
-          <w:b/>
-          <w:bCs/>
-          <w:u w:val="single"/>
-        </w:rPr>
-      </w:pPr>
-      <w:r>
-        <w:rPr>
-          <w:b/>
-          <w:bCs/>
-          <w:u w:val="single"/>
-        </w:rPr>
-        <w:t>MDF</w:t>
-      </w:r>
-    </w:p>
-    <w:p/>
-    <w:p>
-      <w:pPr>
-        <w:pStyle w:val="Heading3"/>
-      </w:pPr>
-      <w:r>
-        <w:t>Sonstiges</w:t>
-      </w:r>
-    </w:p>
-    <w:p>
-      <w:pPr>
-        <w:rPr>
-          <w:b/>
-          <w:bCs/>
-          <w:u w:val="single"/>
-        </w:rPr>
-      </w:pPr>
-      <w:r>
-        <w:rPr>
-          <w:b/>
-          <w:bCs/>
-          <w:u w:val="single"/>
-        </w:rPr>
-        <w:t>Projektplanung (Prince 2)</w:t>
-      </w:r>
-    </w:p>
-    <w:p/>
-    <w:p/>
-    <w:p>
-      <w:pPr>
         <w:pStyle w:val="Text"/>
       </w:pPr>
     </w:p>
@@ -6148,7 +6180,6 @@
         </w:rPr>
         <w:t xml:space="preserve">(FV = Text) Diese Abschnitte sind individuell mit Ihren </w:t>
       </w:r>
-      <w:proofErr w:type="spellStart"/>
       <w:proofErr w:type="gramStart"/>
       <w:r>
         <w:rPr>
@@ -6156,7 +6187,6 @@
         </w:rPr>
         <w:t>Betreuer:innen</w:t>
       </w:r>
-      <w:proofErr w:type="spellEnd"/>
       <w:proofErr w:type="gramEnd"/>
       <w:r>
         <w:rPr>
@@ -6171,7 +6201,6 @@
       </w:pPr>
       <w:bookmarkStart w:id="39" w:name="_Toc200467203"/>
       <w:r>
-        <w:lastRenderedPageBreak/>
         <w:t>Ergebnisse und Diskussion</w:t>
       </w:r>
       <w:bookmarkEnd w:id="39"/>
@@ -6255,6 +6284,7 @@
         <w:rPr>
           <w:color w:val="0066FF"/>
         </w:rPr>
+        <w:lastRenderedPageBreak/>
         <w:t>Wurde das Projektziel erreicht?</w:t>
       </w:r>
     </w:p>
@@ -6347,10 +6377,10 @@
         </w:numPr>
         <w:outlineLvl w:val="9"/>
         <w:sectPr>
-          <w:headerReference w:type="default" r:id="rId64"/>
-          <w:footerReference w:type="default" r:id="rId65"/>
-          <w:headerReference w:type="first" r:id="rId66"/>
-          <w:footerReference w:type="first" r:id="rId67"/>
+          <w:headerReference w:type="default" r:id="rId69"/>
+          <w:footerReference w:type="default" r:id="rId70"/>
+          <w:headerReference w:type="first" r:id="rId71"/>
+          <w:footerReference w:type="first" r:id="rId72"/>
           <w:pgSz w:w="11906" w:h="16838"/>
           <w:pgMar w:top="1417" w:right="1440" w:bottom="1134" w:left="1440" w:header="708" w:footer="708" w:gutter="0"/>
           <w:cols w:space="720"/>
@@ -6367,15 +6397,7 @@
       <w:bookmarkStart w:id="42" w:name="_Toc200467205"/>
       <w:r>
         <w:lastRenderedPageBreak/>
-        <w:t xml:space="preserve">Dokumentation </w:t>
-      </w:r>
-      <w:proofErr w:type="spellStart"/>
-      <w:r>
-        <w:t>Schüler:in</w:t>
-      </w:r>
-      <w:proofErr w:type="spellEnd"/>
-      <w:r>
-        <w:t xml:space="preserve"> 2: </w:t>
+        <w:t xml:space="preserve">Dokumentation Schüler:in 2: </w:t>
       </w:r>
       <w:r>
         <w:rPr>
@@ -6407,21 +6429,7 @@
         <w:rPr>
           <w:color w:val="0066FF"/>
         </w:rPr>
-        <w:t xml:space="preserve">(FV = Text) Der Aufbau dieses Kapitels ist </w:t>
-      </w:r>
-      <w:proofErr w:type="spellStart"/>
-      <w:r>
-        <w:rPr>
-          <w:color w:val="0066FF"/>
-        </w:rPr>
-        <w:t>grudsätzlich</w:t>
-      </w:r>
-      <w:proofErr w:type="spellEnd"/>
-      <w:r>
-        <w:rPr>
-          <w:color w:val="0066FF"/>
-        </w:rPr>
-        <w:t xml:space="preserve"> gleich wie von Kapitel 2. </w:t>
+        <w:t xml:space="preserve">(FV = Text) Der Aufbau dieses Kapitels ist grudsätzlich gleich wie von Kapitel 2. </w:t>
       </w:r>
     </w:p>
     <w:p>
@@ -6554,10 +6562,10 @@
       <w:pPr>
         <w:pStyle w:val="Text"/>
         <w:sectPr>
-          <w:headerReference w:type="default" r:id="rId68"/>
-          <w:footerReference w:type="default" r:id="rId69"/>
-          <w:headerReference w:type="first" r:id="rId70"/>
-          <w:footerReference w:type="first" r:id="rId71"/>
+          <w:headerReference w:type="default" r:id="rId73"/>
+          <w:footerReference w:type="default" r:id="rId74"/>
+          <w:headerReference w:type="first" r:id="rId75"/>
+          <w:footerReference w:type="first" r:id="rId76"/>
           <w:pgSz w:w="11906" w:h="16838"/>
           <w:pgMar w:top="1417" w:right="1440" w:bottom="1134" w:left="1440" w:header="708" w:footer="708" w:gutter="0"/>
           <w:cols w:space="720"/>
@@ -6758,10 +6766,10 @@
       <w:pPr>
         <w:pStyle w:val="Text"/>
         <w:sectPr>
-          <w:headerReference w:type="default" r:id="rId72"/>
-          <w:footerReference w:type="default" r:id="rId73"/>
-          <w:headerReference w:type="first" r:id="rId74"/>
-          <w:footerReference w:type="first" r:id="rId75"/>
+          <w:headerReference w:type="default" r:id="rId77"/>
+          <w:footerReference w:type="default" r:id="rId78"/>
+          <w:headerReference w:type="first" r:id="rId79"/>
+          <w:footerReference w:type="first" r:id="rId80"/>
           <w:pgSz w:w="11906" w:h="16838"/>
           <w:pgMar w:top="1417" w:right="1440" w:bottom="1134" w:left="1440" w:header="708" w:footer="708" w:gutter="0"/>
           <w:cols w:space="720"/>
@@ -6850,13 +6858,8 @@
             <w:pPr>
               <w:pStyle w:val="TextinTabelle"/>
             </w:pPr>
-            <w:proofErr w:type="spellStart"/>
-            <w:r>
-              <w:t>Schüler:in</w:t>
-            </w:r>
-            <w:proofErr w:type="spellEnd"/>
-            <w:r>
-              <w:t xml:space="preserve"> 1</w:t>
+            <w:r>
+              <w:t>Schüler:in 1</w:t>
             </w:r>
           </w:p>
         </w:tc>
@@ -6912,10 +6915,10 @@
       <w:pPr>
         <w:pStyle w:val="Text"/>
         <w:sectPr>
-          <w:headerReference w:type="default" r:id="rId76"/>
-          <w:footerReference w:type="default" r:id="rId77"/>
-          <w:headerReference w:type="first" r:id="rId78"/>
-          <w:footerReference w:type="first" r:id="rId79"/>
+          <w:headerReference w:type="default" r:id="rId81"/>
+          <w:footerReference w:type="default" r:id="rId82"/>
+          <w:headerReference w:type="first" r:id="rId83"/>
+          <w:footerReference w:type="first" r:id="rId84"/>
           <w:pgSz w:w="11906" w:h="16838"/>
           <w:pgMar w:top="1417" w:right="1440" w:bottom="1134" w:left="1440" w:header="708" w:footer="708" w:gutter="0"/>
           <w:cols w:space="720"/>
@@ -6928,10 +6931,10 @@
       <w:pPr>
         <w:pStyle w:val="Heading1"/>
         <w:sectPr>
-          <w:headerReference w:type="default" r:id="rId80"/>
-          <w:footerReference w:type="default" r:id="rId81"/>
-          <w:headerReference w:type="first" r:id="rId82"/>
-          <w:footerReference w:type="first" r:id="rId83"/>
+          <w:headerReference w:type="default" r:id="rId85"/>
+          <w:footerReference w:type="default" r:id="rId86"/>
+          <w:headerReference w:type="first" r:id="rId87"/>
+          <w:footerReference w:type="first" r:id="rId88"/>
           <w:pgSz w:w="11906" w:h="16838"/>
           <w:pgMar w:top="1417" w:right="1440" w:bottom="1134" w:left="1440" w:header="708" w:footer="708" w:gutter="0"/>
           <w:cols w:space="720"/>
@@ -7020,21 +7023,7 @@
         <w:rPr>
           <w:color w:val="0066FF"/>
         </w:rPr>
-        <w:t xml:space="preserve">Wird mithilfe von </w:t>
-      </w:r>
-      <w:proofErr w:type="spellStart"/>
-      <w:r>
-        <w:rPr>
-          <w:color w:val="0066FF"/>
-        </w:rPr>
-        <w:t>Zotero</w:t>
-      </w:r>
-      <w:proofErr w:type="spellEnd"/>
-      <w:r>
-        <w:rPr>
-          <w:color w:val="0066FF"/>
-        </w:rPr>
-        <w:t xml:space="preserve"> erstellt…</w:t>
+        <w:t>Wird mithilfe von Zotero erstellt…</w:t>
       </w:r>
     </w:p>
     <w:p>
@@ -7201,10 +7190,10 @@
           <w:color w:val="0066FF"/>
         </w:rPr>
         <w:sectPr>
-          <w:headerReference w:type="default" r:id="rId84"/>
-          <w:footerReference w:type="default" r:id="rId85"/>
-          <w:headerReference w:type="first" r:id="rId86"/>
-          <w:footerReference w:type="first" r:id="rId87"/>
+          <w:headerReference w:type="default" r:id="rId89"/>
+          <w:footerReference w:type="default" r:id="rId90"/>
+          <w:headerReference w:type="first" r:id="rId91"/>
+          <w:footerReference w:type="first" r:id="rId92"/>
           <w:pgSz w:w="11906" w:h="16838"/>
           <w:pgMar w:top="1417" w:right="1440" w:bottom="1134" w:left="1440" w:header="708" w:footer="708" w:gutter="0"/>
           <w:cols w:space="720"/>
@@ -7264,10 +7253,10 @@
       <w:bookmarkEnd w:id="104"/>
     </w:p>
     <w:sectPr>
-      <w:headerReference w:type="default" r:id="rId88"/>
-      <w:footerReference w:type="default" r:id="rId89"/>
-      <w:headerReference w:type="first" r:id="rId90"/>
-      <w:footerReference w:type="first" r:id="rId91"/>
+      <w:headerReference w:type="default" r:id="rId93"/>
+      <w:footerReference w:type="default" r:id="rId94"/>
+      <w:headerReference w:type="first" r:id="rId95"/>
+      <w:footerReference w:type="first" r:id="rId96"/>
       <w:pgSz w:w="11906" w:h="16838"/>
       <w:pgMar w:top="1417" w:right="1440" w:bottom="1134" w:left="1440" w:header="708" w:footer="708" w:gutter="0"/>
       <w:cols w:space="720"/>
@@ -8143,15 +8132,7 @@
       <w:fldChar w:fldCharType="separate"/>
     </w:r>
     <w:r>
-      <w:t xml:space="preserve">Dokumentation </w:t>
-    </w:r>
-    <w:proofErr w:type="spellStart"/>
-    <w:r>
-      <w:t>Schüler:in</w:t>
-    </w:r>
-    <w:proofErr w:type="spellEnd"/>
-    <w:r>
-      <w:t xml:space="preserve"> 2: (FV = Überschrift1)</w:t>
+      <w:t>Dokumentation Schüler:in 2: (FV = Überschrift1)</w:t>
     </w:r>
     <w:r>
       <w:fldChar w:fldCharType="end"/>
@@ -13550,57 +13531,6 @@
 </file>
 
 <file path=customXml/item1.xml><?xml version="1.0" encoding="utf-8"?>
-<?mso-contentType ?>
-<FormTemplates xmlns="http://schemas.microsoft.com/sharepoint/v3/contenttype/forms">
-  <Display>DocumentLibraryForm</Display>
-  <Edit>DocumentLibraryForm</Edit>
-  <New>DocumentLibraryForm</New>
-</FormTemplates>
-</file>
-
-<file path=customXml/item2.xml><?xml version="1.0" encoding="utf-8"?>
-<p:properties xmlns:p="http://schemas.microsoft.com/office/2006/metadata/properties" xmlns:xsi="http://www.w3.org/2001/XMLSchema-instance" xmlns:pc="http://schemas.microsoft.com/office/infopath/2007/PartnerControls">
-  <documentManagement/>
-</p:properties>
-</file>
-
-<file path=customXml/item3.xml><?xml version="1.0" encoding="utf-8"?>
-<inkml:ink xmlns:inkml="http://www.w3.org/2003/InkML">
-  <inkml:definitions>
-    <inkml:context xml:id="ctx0">
-      <inkml:inkSource xml:id="inkSrc0">
-        <inkml:traceFormat>
-          <inkml:channel name="X" type="integer" min="-2.14748E9" max="2.14748E9" units="cm"/>
-          <inkml:channel name="Y" type="integer" min="-2.14748E9" max="2.14748E9" units="cm"/>
-          <inkml:channel name="F" type="integer" max="32767" units="dev"/>
-          <inkml:channel name="OA" type="integer" max="360" units="deg"/>
-          <inkml:channel name="OE" type="integer" max="90" units="deg"/>
-        </inkml:traceFormat>
-        <inkml:channelProperties>
-          <inkml:channelProperty channel="X" name="resolution" value="1000" units="1/cm"/>
-          <inkml:channelProperty channel="Y" name="resolution" value="1000" units="1/cm"/>
-          <inkml:channelProperty channel="F" name="resolution" value="0" units="1/dev"/>
-          <inkml:channelProperty channel="OA" name="resolution" value="1000" units="1/deg"/>
-          <inkml:channelProperty channel="OE" name="resolution" value="1000" units="1/deg"/>
-        </inkml:channelProperties>
-      </inkml:inkSource>
-      <inkml:timestamp xml:id="ts0" timeString="2025-06-10T16:08:50.568"/>
-    </inkml:context>
-    <inkml:brush xml:id="br0">
-      <inkml:brushProperty name="width" value="0.05" units="cm"/>
-      <inkml:brushProperty name="height" value="0.05" units="cm"/>
-      <inkml:brushProperty name="color" value="#E71224"/>
-    </inkml:brush>
-  </inkml:definitions>
-  <inkml:trace contextRef="#ctx0" brushRef="#br0">1236 239 3217 0 0,'-18'-44'2449'0'0,"11"24"-2251"0"0,-2 1 0 0 0,-14-27 0 0 0,19 39-210 0 0,-1 0 0 0 0,0 1-1 0 0,0 0 1 0 0,-1-1 0 0 0,0 2 0 0 0,0-1-1 0 0,0 1 1 0 0,0 0 0 0 0,-14-8-1 0 0,8 6-57 0 0,-1 1 0 0 0,1 1 1 0 0,-1 0-1 0 0,0 0 0 0 0,0 1 0 0 0,0 1 0 0 0,0 0 0 0 0,-1 1 0 0 0,-22-1 0 0 0,19 4-190 0 0,0 0-1 0 0,0 1 1 0 0,0 1-1 0 0,1 0 1 0 0,-1 1-1 0 0,1 1 1 0 0,-21 9-1 0 0,-37 17-295 0 0,-131 76-1 0 0,173-87 985 0 0,0 2 0 0 0,2 1 0 0 0,1 2 0 0 0,1 0 0 0 0,1 2 0 0 0,-28 37 0 0 0,-16 22-328 0 0,-54 78 18 0 0,113-145-112 0 0,0 0 1 0 0,2 1-1 0 0,1 0 0 0 0,0 0 0 0 0,2 1 1 0 0,0 0-1 0 0,-5 27 0 0 0,4 3 6 0 0,3 0-1 0 0,1 0 0 0 0,3 0 1 0 0,2 1-1 0 0,2-1 1 0 0,13 62-1 0 0,-11-89 37 0 0,1-1 0 0 0,2 1 0 0 0,0-1 0 0 0,1-1 0 0 0,1 0 0 0 0,2 0-1 0 0,0-1 1 0 0,1-1 0 0 0,1 0 0 0 0,1 0 0 0 0,25 25 0 0 0,-31-38 8 0 0,1 0 0 0 0,0-1 0 0 0,0 0 0 0 0,1-1-1 0 0,0 0 1 0 0,0 0 0 0 0,0-1 0 0 0,0 0 0 0 0,1-1 0 0 0,-1-1 0 0 0,1 0 0 0 0,23 1 0 0 0,0-2-27 0 0,-1-1 0 0 0,0-2 0 0 0,43-8 0 0 0,15-10 179 0 0,-1-4 0 0 0,111-46 0 0 0,-162 55-168 0 0,0 1-21 0 0,5-1 26 0 0,-2-3-1 0 0,45-23 0 0 0,-67 26 22 0 0,-1 0 0 0 0,0-2-1 0 0,-2 0 1 0 0,0-1 0 0 0,-1-1 0 0 0,0-1 0 0 0,-2 0-1 0 0,22-37 1 0 0,-28 39-39 0 0,0 1 1 0 0,-1-1-1 0 0,-1-1 0 0 0,-1 0 1 0 0,-1 1-1 0 0,0-2 0 0 0,-2 1 0 0 0,0 0 1 0 0,0-25-1 0 0,-2-13 167 0 0,-14-108-1 0 0,10 143-149 0 0,-1 0-1 0 0,0 1 1 0 0,-2-1-1 0 0,-1 1 1 0 0,-1 0-1 0 0,0 1 1 0 0,-1 0-1 0 0,-23-35 0 0 0,22 41 15 0 0,-1 0 0 0 0,0 0-1 0 0,-1 1 1 0 0,-1 0 0 0 0,0 1-1 0 0,0 1 1 0 0,-1 0 0 0 0,-1 1-1 0 0,0 0 1 0 0,0 1 0 0 0,-25-10-1 0 0,15 9-505 0 0,-1 1-1 0 0,0 2 1 0 0,0 0 0 0 0,-49-5-1 0 0,41 10-389 0 0</inkml:trace>
-</inkml:ink>
-</file>
-
-<file path=customXml/item4.xml><?xml version="1.0" encoding="utf-8"?>
-<b:Sources xmlns:b="http://schemas.openxmlformats.org/officeDocument/2006/bibliography" xmlns="http://schemas.openxmlformats.org/officeDocument/2006/bibliography" SelectedStyle="\APASixthEditionOfficeOnline.xsl" StyleName="APA" Version="6"/>
-</file>
-
-<file path=customXml/item5.xml><?xml version="1.0" encoding="utf-8"?>
 <inkml:ink xmlns:inkml="http://www.w3.org/2003/InkML">
   <inkml:definitions>
     <inkml:context xml:id="ctx0">
@@ -13644,7 +13574,48 @@
 </inkml:ink>
 </file>
 
-<file path=customXml/item6.xml><?xml version="1.0" encoding="utf-8"?>
+<file path=customXml/item2.xml><?xml version="1.0" encoding="utf-8"?>
+<inkml:ink xmlns:inkml="http://www.w3.org/2003/InkML">
+  <inkml:definitions>
+    <inkml:context xml:id="ctx0">
+      <inkml:inkSource xml:id="inkSrc0">
+        <inkml:traceFormat>
+          <inkml:channel name="X" type="integer" min="-2.14748E9" max="2.14748E9" units="cm"/>
+          <inkml:channel name="Y" type="integer" min="-2.14748E9" max="2.14748E9" units="cm"/>
+          <inkml:channel name="F" type="integer" max="32767" units="dev"/>
+          <inkml:channel name="OA" type="integer" max="360" units="deg"/>
+          <inkml:channel name="OE" type="integer" max="90" units="deg"/>
+        </inkml:traceFormat>
+        <inkml:channelProperties>
+          <inkml:channelProperty channel="X" name="resolution" value="1000" units="1/cm"/>
+          <inkml:channelProperty channel="Y" name="resolution" value="1000" units="1/cm"/>
+          <inkml:channelProperty channel="F" name="resolution" value="0" units="1/dev"/>
+          <inkml:channelProperty channel="OA" name="resolution" value="1000" units="1/deg"/>
+          <inkml:channelProperty channel="OE" name="resolution" value="1000" units="1/deg"/>
+        </inkml:channelProperties>
+      </inkml:inkSource>
+      <inkml:timestamp xml:id="ts0" timeString="2025-06-10T16:08:50.568"/>
+    </inkml:context>
+    <inkml:brush xml:id="br0">
+      <inkml:brushProperty name="width" value="0.05" units="cm"/>
+      <inkml:brushProperty name="height" value="0.05" units="cm"/>
+      <inkml:brushProperty name="color" value="#E71224"/>
+    </inkml:brush>
+  </inkml:definitions>
+  <inkml:trace contextRef="#ctx0" brushRef="#br0">1236 239 3217 0 0,'-18'-44'2449'0'0,"11"24"-2251"0"0,-2 1 0 0 0,-14-27 0 0 0,19 39-210 0 0,-1 0 0 0 0,0 1-1 0 0,0 0 1 0 0,-1-1 0 0 0,0 2 0 0 0,0-1-1 0 0,0 1 1 0 0,0 0 0 0 0,-14-8-1 0 0,8 6-57 0 0,-1 1 0 0 0,1 1 1 0 0,-1 0-1 0 0,0 0 0 0 0,0 1 0 0 0,0 1 0 0 0,0 0 0 0 0,-1 1 0 0 0,-22-1 0 0 0,19 4-190 0 0,0 0-1 0 0,0 1 1 0 0,0 1-1 0 0,1 0 1 0 0,-1 1-1 0 0,1 1 1 0 0,-21 9-1 0 0,-37 17-295 0 0,-131 76-1 0 0,173-87 985 0 0,0 2 0 0 0,2 1 0 0 0,1 2 0 0 0,1 0 0 0 0,1 2 0 0 0,-28 37 0 0 0,-16 22-328 0 0,-54 78 18 0 0,113-145-112 0 0,0 0 1 0 0,2 1-1 0 0,1 0 0 0 0,0 0 0 0 0,2 1 1 0 0,0 0-1 0 0,-5 27 0 0 0,4 3 6 0 0,3 0-1 0 0,1 0 0 0 0,3 0 1 0 0,2 1-1 0 0,2-1 1 0 0,13 62-1 0 0,-11-89 37 0 0,1-1 0 0 0,2 1 0 0 0,0-1 0 0 0,1-1 0 0 0,1 0 0 0 0,2 0-1 0 0,0-1 1 0 0,1-1 0 0 0,1 0 0 0 0,1 0 0 0 0,25 25 0 0 0,-31-38 8 0 0,1 0 0 0 0,0-1 0 0 0,0 0 0 0 0,1-1-1 0 0,0 0 1 0 0,0 0 0 0 0,0-1 0 0 0,0 0 0 0 0,1-1 0 0 0,-1-1 0 0 0,1 0 0 0 0,23 1 0 0 0,0-2-27 0 0,-1-1 0 0 0,0-2 0 0 0,43-8 0 0 0,15-10 179 0 0,-1-4 0 0 0,111-46 0 0 0,-162 55-168 0 0,0 1-21 0 0,5-1 26 0 0,-2-3-1 0 0,45-23 0 0 0,-67 26 22 0 0,-1 0 0 0 0,0-2-1 0 0,-2 0 1 0 0,0-1 0 0 0,-1-1 0 0 0,0-1 0 0 0,-2 0-1 0 0,22-37 1 0 0,-28 39-39 0 0,0 1 1 0 0,-1-1-1 0 0,-1-1 0 0 0,-1 0 1 0 0,-1 1-1 0 0,0-2 0 0 0,-2 1 0 0 0,0 0 1 0 0,0-25-1 0 0,-2-13 167 0 0,-14-108-1 0 0,10 143-149 0 0,-1 0-1 0 0,0 1 1 0 0,-2-1-1 0 0,-1 1 1 0 0,-1 0-1 0 0,0 1 1 0 0,-1 0-1 0 0,-23-35 0 0 0,22 41 15 0 0,-1 0 0 0 0,0 0-1 0 0,-1 1 1 0 0,-1 0 0 0 0,0 1-1 0 0,0 1 1 0 0,-1 0 0 0 0,-1 1-1 0 0,0 0 1 0 0,0 1 0 0 0,-25-10-1 0 0,15 9-505 0 0,-1 1-1 0 0,0 2 1 0 0,0 0 0 0 0,-49-5-1 0 0,41 10-389 0 0</inkml:trace>
+</inkml:ink>
+</file>
+
+<file path=customXml/item3.xml><?xml version="1.0" encoding="utf-8"?>
+<?mso-contentType ?>
+<FormTemplates xmlns="http://schemas.microsoft.com/sharepoint/v3/contenttype/forms">
+  <Display>DocumentLibraryForm</Display>
+  <Edit>DocumentLibraryForm</Edit>
+  <New>DocumentLibraryForm</New>
+</FormTemplates>
+</file>
+
+<file path=customXml/item4.xml><?xml version="1.0" encoding="utf-8"?>
 <ct:contentTypeSchema xmlns:ct="http://schemas.microsoft.com/office/2006/metadata/contentType" xmlns:ma="http://schemas.microsoft.com/office/2006/metadata/properties/metaAttributes" ct:_="" ma:_="" ma:contentTypeName="Dokument" ma:contentTypeID="0x01010025C71E9534E21E4A9F2CF33BA7DCE92D" ma:contentTypeVersion="3" ma:contentTypeDescription="Ein neues Dokument erstellen." ma:contentTypeScope="" ma:versionID="32b9bbdf2bbf4e0fb27a426421665337">
   <xsd:schema xmlns:xsd="http://www.w3.org/2001/XMLSchema" xmlns:xs="http://www.w3.org/2001/XMLSchema" xmlns:p="http://schemas.microsoft.com/office/2006/metadata/properties" xmlns:ns2="5a9e9855-01b6-487f-b294-67c59083cc31" targetNamespace="http://schemas.microsoft.com/office/2006/metadata/properties" ma:root="true" ma:fieldsID="ec87b9b32475f90c9dbf7ae918480825" ns2:_="">
     <xsd:import namespace="5a9e9855-01b6-487f-b294-67c59083cc31"/>
@@ -13782,7 +13753,11 @@
 </ct:contentTypeSchema>
 </file>
 
-<file path=customXml/item7.xml><?xml version="1.0" encoding="utf-8"?>
+<file path=customXml/item5.xml><?xml version="1.0" encoding="utf-8"?>
+<b:Sources xmlns:b="http://schemas.openxmlformats.org/officeDocument/2006/bibliography" xmlns="http://schemas.openxmlformats.org/officeDocument/2006/bibliography" SelectedStyle="\APASixthEditionOfficeOnline.xsl" StyleName="APA" Version="6"/>
+</file>
+
+<file path=customXml/item6.xml><?xml version="1.0" encoding="utf-8"?>
 <inkml:ink xmlns:inkml="http://www.w3.org/2003/InkML">
   <inkml:definitions>
     <inkml:context xml:id="ctx0">
@@ -13816,7 +13791,29 @@
 </inkml:ink>
 </file>
 
+<file path=customXml/item7.xml><?xml version="1.0" encoding="utf-8"?>
+<p:properties xmlns:p="http://schemas.microsoft.com/office/2006/metadata/properties" xmlns:xsi="http://www.w3.org/2001/XMLSchema-instance" xmlns:pc="http://schemas.microsoft.com/office/infopath/2007/PartnerControls">
+  <documentManagement/>
+</p:properties>
+</file>
+
 <file path=customXml/itemProps1.xml><?xml version="1.0" encoding="utf-8"?>
+<ds:datastoreItem xmlns:ds="http://schemas.openxmlformats.org/officeDocument/2006/customXml" ds:itemID="{4B023D59-82BC-4D0F-A651-C98E01C1F15C}">
+  <ds:schemaRefs>
+    <ds:schemaRef ds:uri="http://www.w3.org/2003/InkML"/>
+  </ds:schemaRefs>
+</ds:datastoreItem>
+</file>
+
+<file path=customXml/itemProps2.xml><?xml version="1.0" encoding="utf-8"?>
+<ds:datastoreItem xmlns:ds="http://schemas.openxmlformats.org/officeDocument/2006/customXml" ds:itemID="{4B023D59-82BC-4D0F-A651-C98E01C1F15C}">
+  <ds:schemaRefs>
+    <ds:schemaRef ds:uri="http://www.w3.org/2003/InkML"/>
+  </ds:schemaRefs>
+</ds:datastoreItem>
+</file>
+
+<file path=customXml/itemProps3.xml><?xml version="1.0" encoding="utf-8"?>
 <ds:datastoreItem xmlns:ds="http://schemas.openxmlformats.org/officeDocument/2006/customXml" ds:itemID="{6A655C0C-F4A3-4931-9F7F-84CBD61DCE8F}">
   <ds:schemaRefs>
     <ds:schemaRef ds:uri="http://schemas.microsoft.com/sharepoint/v3/contenttype/forms"/>
@@ -13824,40 +13821,7 @@
 </ds:datastoreItem>
 </file>
 
-<file path=customXml/itemProps2.xml><?xml version="1.0" encoding="utf-8"?>
-<ds:datastoreItem xmlns:ds="http://schemas.openxmlformats.org/officeDocument/2006/customXml" ds:itemID="{CE199482-6225-420D-8982-84EA3B0C446C}">
-  <ds:schemaRefs>
-    <ds:schemaRef ds:uri="http://schemas.microsoft.com/office/2006/metadata/properties"/>
-    <ds:schemaRef ds:uri="http://schemas.microsoft.com/office/infopath/2007/PartnerControls"/>
-  </ds:schemaRefs>
-</ds:datastoreItem>
-</file>
-
-<file path=customXml/itemProps3.xml><?xml version="1.0" encoding="utf-8"?>
-<ds:datastoreItem xmlns:ds="http://schemas.openxmlformats.org/officeDocument/2006/customXml" ds:itemID="{4B023D59-82BC-4D0F-A651-C98E01C1F15C}">
-  <ds:schemaRefs>
-    <ds:schemaRef ds:uri="http://www.w3.org/2003/InkML"/>
-  </ds:schemaRefs>
-</ds:datastoreItem>
-</file>
-
 <file path=customXml/itemProps4.xml><?xml version="1.0" encoding="utf-8"?>
-<ds:datastoreItem xmlns:ds="http://schemas.openxmlformats.org/officeDocument/2006/customXml" ds:itemID="{01D51A4F-7BE7-46DF-A7D0-BDB91C1C49A3}">
-  <ds:schemaRefs>
-    <ds:schemaRef ds:uri="http://schemas.openxmlformats.org/officeDocument/2006/bibliography"/>
-  </ds:schemaRefs>
-</ds:datastoreItem>
-</file>
-
-<file path=customXml/itemProps5.xml><?xml version="1.0" encoding="utf-8"?>
-<ds:datastoreItem xmlns:ds="http://schemas.openxmlformats.org/officeDocument/2006/customXml" ds:itemID="{4B023D59-82BC-4D0F-A651-C98E01C1F15C}">
-  <ds:schemaRefs>
-    <ds:schemaRef ds:uri="http://www.w3.org/2003/InkML"/>
-  </ds:schemaRefs>
-</ds:datastoreItem>
-</file>
-
-<file path=customXml/itemProps6.xml><?xml version="1.0" encoding="utf-8"?>
 <ds:datastoreItem xmlns:ds="http://schemas.openxmlformats.org/officeDocument/2006/customXml" ds:itemID="{4B023D59-82BC-4D0F-A651-C98E01C1F15C}">
   <ds:schemaRefs>
     <ds:schemaRef ds:uri="http://schemas.microsoft.com/office/2006/metadata/contentType"/>
@@ -13875,10 +13839,27 @@
 </ds:datastoreItem>
 </file>
 
-<file path=customXml/itemProps7.xml><?xml version="1.0" encoding="utf-8"?>
+<file path=customXml/itemProps5.xml><?xml version="1.0" encoding="utf-8"?>
+<ds:datastoreItem xmlns:ds="http://schemas.openxmlformats.org/officeDocument/2006/customXml" ds:itemID="{01D51A4F-7BE7-46DF-A7D0-BDB91C1C49A3}">
+  <ds:schemaRefs>
+    <ds:schemaRef ds:uri="http://schemas.openxmlformats.org/officeDocument/2006/bibliography"/>
+  </ds:schemaRefs>
+</ds:datastoreItem>
+</file>
+
+<file path=customXml/itemProps6.xml><?xml version="1.0" encoding="utf-8"?>
 <ds:datastoreItem xmlns:ds="http://schemas.openxmlformats.org/officeDocument/2006/customXml" ds:itemID="{01D51A4F-7BE7-46DF-A7D0-BDB91C1C49A3}">
   <ds:schemaRefs>
     <ds:schemaRef ds:uri="http://www.w3.org/2003/InkML"/>
   </ds:schemaRefs>
 </ds:datastoreItem>
+</file>
+
+<file path=customXml/itemProps7.xml><?xml version="1.0" encoding="utf-8"?>
+<ds:datastoreItem xmlns:ds="http://schemas.openxmlformats.org/officeDocument/2006/customXml" ds:itemID="{CE199482-6225-420D-8982-84EA3B0C446C}">
+  <ds:schemaRefs>
+    <ds:schemaRef ds:uri="http://schemas.microsoft.com/office/2006/metadata/properties"/>
+    <ds:schemaRef ds:uri="http://schemas.microsoft.com/office/infopath/2007/PartnerControls"/>
+  </ds:schemaRefs>
+</ds:datastoreItem>
 </file>
--- a/Documentation/Doku-Alex.docx
+++ b/Documentation/Doku-Alex.docx
@@ -3359,17 +3359,8 @@
           <w:color w:val="0066FF"/>
           <w:szCs w:val="28"/>
         </w:rPr>
-        <w:t>Text (FV = Text</w:t>
-      </w:r>
-      <w:proofErr w:type="gramStart"/>
-      <w:r>
-        <w:rPr>
-          <w:color w:val="0066FF"/>
-          <w:szCs w:val="28"/>
-        </w:rPr>
-        <w:t>): ….</w:t>
-      </w:r>
-      <w:proofErr w:type="gramEnd"/>
+        <w:t>Text (FV = Text): ….</w:t>
+      </w:r>
     </w:p>
     <w:p>
       <w:pPr>
@@ -3971,6 +3962,7 @@
           <w:b/>
           <w:bCs/>
           <w:u w:val="single"/>
+          <w:lang w:val="en-GB"/>
         </w:rPr>
       </w:pPr>
       <w:r>
@@ -3978,11 +3970,126 @@
           <w:b/>
           <w:bCs/>
           <w:u w:val="single"/>
+          <w:lang w:val="en-GB"/>
         </w:rPr>
         <w:lastRenderedPageBreak/>
         <w:t>Micro SD Karten</w:t>
       </w:r>
     </w:p>
+    <w:p>
+      <w:pPr>
+        <w:pStyle w:val="Text"/>
+      </w:pPr>
+      <w:r>
+        <w:t>Die microSD-Karte ist das derzeit kleinste Flash-Speicherkartenformat, das sich elektrisch kompatibel zu SD-Karten verhält und Kapazitäten von wenigen Gigabyte bis zu mehreren Terabyte</w:t>
+      </w:r>
+      <w:r>
+        <w:t xml:space="preserve"> </w:t>
+      </w:r>
+      <w:r>
+        <w:t>bietet. Sie arbeitet standardmäßig mit einer Betriebsspannung von 2,7 bis 3,6 V und verfügt über 8 Kontakte, wobei die Kommunikation entweder über den schnellen SD-Bus oder den für Mikrocontroller einfachen SPI-Modus erfolgt.</w:t>
+      </w:r>
+    </w:p>
+    <w:p>
+      <w:pPr>
+        <w:pStyle w:val="Text"/>
+      </w:pPr>
+      <w:hyperlink r:id="rId38" w:history="1">
+        <w:r>
+          <w:rPr>
+            <w:rStyle w:val="Hyperlink"/>
+          </w:rPr>
+          <w:t>https://de.wikipedia.org/wiki/MicroSD</w:t>
+        </w:r>
+      </w:hyperlink>
+      <w:r>
+        <w:t xml:space="preserve"> </w:t>
+      </w:r>
+    </w:p>
+    <w:p>
+      <w:pPr>
+        <w:pStyle w:val="Text"/>
+      </w:pPr>
+      <w:r>
+        <w:t xml:space="preserve"> </w:t>
+      </w:r>
+    </w:p>
+    <w:p>
+      <w:pPr>
+        <w:pStyle w:val="Text"/>
+        <w:jc w:val="center"/>
+      </w:pPr>
+      <w:r>
+        <w:rPr>
+          <w:noProof/>
+        </w:rPr>
+        <w:drawing>
+          <wp:inline distT="0" distB="0" distL="0" distR="0" wp14:anchorId="35C41082" wp14:editId="1A050B61">
+            <wp:extent cx="2621280" cy="1089660"/>
+            <wp:effectExtent l="0" t="0" r="0" b="0"/>
+            <wp:docPr id="1333835518" name="Picture 1"/>
+            <wp:cNvGraphicFramePr>
+              <a:graphicFrameLocks xmlns:a="http://schemas.openxmlformats.org/drawingml/2006/main" noChangeAspect="1"/>
+            </wp:cNvGraphicFramePr>
+            <a:graphic xmlns:a="http://schemas.openxmlformats.org/drawingml/2006/main">
+              <a:graphicData uri="http://schemas.openxmlformats.org/drawingml/2006/picture">
+                <pic:pic xmlns:pic="http://schemas.openxmlformats.org/drawingml/2006/picture">
+                  <pic:nvPicPr>
+                    <pic:cNvPr id="0" name="Picture 1"/>
+                    <pic:cNvPicPr>
+                      <a:picLocks noChangeAspect="1" noChangeArrowheads="1"/>
+                    </pic:cNvPicPr>
+                  </pic:nvPicPr>
+                  <pic:blipFill>
+                    <a:blip r:embed="rId39">
+                      <a:extLst>
+                        <a:ext uri="{28A0092B-C50C-407E-A947-70E740481C1C}">
+                          <a14:useLocalDpi xmlns:a14="http://schemas.microsoft.com/office/drawing/2010/main" val="0"/>
+                        </a:ext>
+                      </a:extLst>
+                    </a:blip>
+                    <a:srcRect/>
+                    <a:stretch>
+                      <a:fillRect/>
+                    </a:stretch>
+                  </pic:blipFill>
+                  <pic:spPr bwMode="auto">
+                    <a:xfrm>
+                      <a:off x="0" y="0"/>
+                      <a:ext cx="2621280" cy="1089660"/>
+                    </a:xfrm>
+                    <a:prstGeom prst="rect">
+                      <a:avLst/>
+                    </a:prstGeom>
+                    <a:noFill/>
+                    <a:ln>
+                      <a:noFill/>
+                    </a:ln>
+                  </pic:spPr>
+                </pic:pic>
+              </a:graphicData>
+            </a:graphic>
+          </wp:inline>
+        </w:drawing>
+      </w:r>
+    </w:p>
+    <w:p>
+      <w:pPr>
+        <w:pStyle w:val="Text"/>
+        <w:jc w:val="center"/>
+      </w:pPr>
+      <w:hyperlink r:id="rId40" w:history="1">
+        <w:r>
+          <w:rPr>
+            <w:rStyle w:val="Hyperlink"/>
+          </w:rPr>
+          <w:t>https://upload.wikimedia.org/wikipedia/commons/thumb/6/63/Micro_sd.svg/500px-Micro_sd.svg.png</w:t>
+        </w:r>
+      </w:hyperlink>
+      <w:r>
+        <w:t xml:space="preserve"> </w:t>
+      </w:r>
+    </w:p>
     <w:p/>
     <w:p>
       <w:pPr>
@@ -4026,7 +4133,7 @@
       </w:r>
     </w:p>
     <w:p>
-      <w:hyperlink r:id="rId38" w:anchor="ultra-wideband" w:history="1">
+      <w:hyperlink r:id="rId41" w:anchor="ultra-wideband" w:history="1">
         <w:r>
           <w:rPr>
             <w:rStyle w:val="Hyperlink"/>
@@ -4133,7 +4240,7 @@
         <w:lastRenderedPageBreak/>
         <w:t xml:space="preserve">[Quelle: Ersa Electronics Blog: „Ultrasonic Distance Sensor: What It Is, How It Works, Accuracy, Range, and Best Modules“, </w:t>
       </w:r>
-      <w:hyperlink r:id="rId39" w:tgtFrame="_blank" w:history="1">
+      <w:hyperlink r:id="rId42" w:tgtFrame="_blank" w:history="1">
         <w:r>
           <w:rPr>
             <w:rStyle w:val="Hyperlink"/>
@@ -4182,7 +4289,7 @@
       </w:r>
     </w:p>
     <w:p>
-      <w:hyperlink r:id="rId40" w:history="1">
+      <w:hyperlink r:id="rId43" w:history="1">
         <w:r>
           <w:rPr>
             <w:rStyle w:val="Hyperlink"/>
@@ -4233,6 +4340,11 @@
     <w:p>
       <w:pPr>
         <w:pStyle w:val="Text"/>
+      </w:pPr>
+    </w:p>
+    <w:p>
+      <w:pPr>
+        <w:pStyle w:val="Text"/>
         <w:rPr>
           <w:b/>
           <w:bCs/>
@@ -4246,6 +4358,14 @@
           <w:u w:val="single"/>
         </w:rPr>
         <w:t>Stereovision</w:t>
+      </w:r>
+    </w:p>
+    <w:p>
+      <w:pPr>
+        <w:pStyle w:val="Text"/>
+      </w:pPr>
+      <w:r>
+        <w:t>Eine weitere Art der Entfernungsmessung ist die sogenannte Stereo-Vision. Weiteres zu diesem Konzept wird im Kapitel 3.2 fortgeführt.</w:t>
       </w:r>
     </w:p>
     <w:p>
@@ -4385,7 +4505,7 @@
                     </pic:cNvPicPr>
                   </pic:nvPicPr>
                   <pic:blipFill rotWithShape="1">
-                    <a:blip r:embed="rId41" cstate="print">
+                    <a:blip r:embed="rId44" cstate="print">
                       <a:extLst>
                         <a:ext uri="{28A0092B-C50C-407E-A947-70E740481C1C}">
                           <a14:useLocalDpi xmlns:a14="http://schemas.microsoft.com/office/drawing/2010/main" val="0"/>
@@ -4423,7 +4543,7 @@
       </w:r>
     </w:p>
     <w:p>
-      <w:hyperlink r:id="rId42" w:history="1">
+      <w:hyperlink r:id="rId45" w:history="1">
         <w:r>
           <w:rPr>
             <w:rStyle w:val="Hyperlink"/>
@@ -4444,7 +4564,7 @@
           <w:u w:val="single"/>
         </w:rPr>
       </w:pPr>
-      <w:hyperlink r:id="rId43" w:history="1">
+      <w:hyperlink r:id="rId46" w:history="1">
         <w:r>
           <w:rPr>
             <w:rStyle w:val="Hyperlink"/>
@@ -4556,7 +4676,7 @@
                     <pic:cNvPicPr/>
                   </pic:nvPicPr>
                   <pic:blipFill>
-                    <a:blip r:embed="rId44">
+                    <a:blip r:embed="rId47">
                       <a:extLst>
                         <a:ext uri="{28A0092B-C50C-407E-A947-70E740481C1C}">
                           <a14:useLocalDpi xmlns:a14="http://schemas.microsoft.com/office/drawing/2010/main" val="0"/>
@@ -4609,7 +4729,7 @@
       <w:pPr>
         <w:pStyle w:val="Text"/>
       </w:pPr>
-      <w:hyperlink r:id="rId45" w:history="1">
+      <w:hyperlink r:id="rId48" w:history="1">
         <w:r>
           <w:rPr>
             <w:rStyle w:val="Hyperlink"/>
@@ -4692,7 +4812,7 @@
                     </pic:cNvPicPr>
                   </pic:nvPicPr>
                   <pic:blipFill>
-                    <a:blip r:embed="rId46" cstate="print">
+                    <a:blip r:embed="rId49" cstate="print">
                       <a:extLst>
                         <a:ext uri="{28A0092B-C50C-407E-A947-70E740481C1C}">
                           <a14:useLocalDpi xmlns:a14="http://schemas.microsoft.com/office/drawing/2010/main" val="0"/>
@@ -4734,7 +4854,7 @@
       <w:pPr>
         <w:pStyle w:val="Text"/>
       </w:pPr>
-      <w:hyperlink r:id="rId47" w:history="1">
+      <w:hyperlink r:id="rId50" w:history="1">
         <w:r>
           <w:rPr>
             <w:rStyle w:val="Hyperlink"/>
@@ -4749,7 +4869,7 @@
       </w:pPr>
     </w:p>
     <w:p>
-      <w:hyperlink r:id="rId48" w:history="1">
+      <w:hyperlink r:id="rId51" w:history="1">
         <w:r>
           <w:rPr>
             <w:rStyle w:val="Hyperlink"/>
@@ -4867,7 +4987,7 @@
                     </pic:cNvPicPr>
                   </pic:nvPicPr>
                   <pic:blipFill>
-                    <a:blip r:embed="rId49">
+                    <a:blip r:embed="rId52">
                       <a:biLevel thresh="25000"/>
                       <a:extLst>
                         <a:ext uri="{28A0092B-C50C-407E-A947-70E740481C1C}">
@@ -4960,7 +5080,7 @@
                     </pic:cNvPicPr>
                   </pic:nvPicPr>
                   <pic:blipFill>
-                    <a:blip r:embed="rId50">
+                    <a:blip r:embed="rId53">
                       <a:biLevel thresh="25000"/>
                       <a:extLst>
                         <a:ext uri="{28A0092B-C50C-407E-A947-70E740481C1C}">
@@ -5017,7 +5137,7 @@
       </w:r>
     </w:p>
     <w:p>
-      <w:hyperlink r:id="rId51" w:history="1">
+      <w:hyperlink r:id="rId54" w:history="1">
         <w:r>
           <w:rPr>
             <w:rStyle w:val="Hyperlink"/>
@@ -5046,46 +5166,72 @@
         </w:rPr>
         <w:t>Glättung</w:t>
       </w:r>
-    </w:p>
-    <w:p/>
-    <w:p>
-      <w:pPr>
-        <w:pStyle w:val="Heading3"/>
-      </w:pPr>
-      <w:r>
-        <w:t>Verkabelung</w:t>
-      </w:r>
-    </w:p>
-    <w:p>
-      <w:pPr>
+      <w:r>
         <w:rPr>
           <w:b/>
           <w:bCs/>
           <w:u w:val="single"/>
         </w:rPr>
-      </w:pPr>
-      <w:r>
+        <w:t xml:space="preserve"> und Siebung</w:t>
+      </w:r>
+    </w:p>
+    <w:p>
+      <w:pPr>
+        <w:pStyle w:val="Text"/>
+      </w:pPr>
+      <w:r>
+        <w:t xml:space="preserve">Die Glättung und Siebung sind essenzielle Verfahren in Netzteilen, um die nach der Gleichrichtung entstehende, stark pulsierende Gleichspannung in eine möglichst konstante Spannung zu verwandeln. Zur </w:t>
+      </w:r>
+      <w:r>
+        <w:t>Glättung</w:t>
+      </w:r>
+      <w:r>
+        <w:t xml:space="preserve"> wird ein Ladekondensator (meist ein Elektrolytkondensator hoher Kapazität) parallel zum Gleichrichter geschaltet, der Energie während der Spannungsspitzen speichert und in den Pausen an den Verbraucher abgibt. Die dabei verbleibende Restwelligkeit wird als Brummspannung bezeichnet und ist abhängig von der Kapazität und der entnommenen Last. Um diese Brummspannung weiter zu minimieren, werden Siebglieder nachgeschaltet, die Wechselspannungsanteile herausfiltern und so eine saubere Gleichspannung für empfindliche elektronische Schaltungen bereitstellen.</w:t>
+      </w:r>
+    </w:p>
+    <w:p/>
+    <w:p>
+      <w:hyperlink r:id="rId55" w:history="1">
+        <w:r>
+          <w:rPr>
+            <w:rStyle w:val="Hyperlink"/>
+          </w:rPr>
+          <w:t>https://www.elektronik-kompendium.de/sites/slt/0210251.htm</w:t>
+        </w:r>
+      </w:hyperlink>
+      <w:r>
+        <w:t xml:space="preserve"> </w:t>
+      </w:r>
+    </w:p>
+    <w:p/>
+    <w:p>
+      <w:pPr>
+        <w:pStyle w:val="Heading3"/>
+      </w:pPr>
+      <w:r>
+        <w:t>Verkabelung</w:t>
+      </w:r>
+    </w:p>
+    <w:p>
+      <w:pPr>
         <w:rPr>
           <w:b/>
           <w:bCs/>
           <w:u w:val="single"/>
         </w:rPr>
-        <w:t>Querschnitte</w:t>
-      </w:r>
-    </w:p>
-    <w:p>
-      <w:pPr>
-        <w:pStyle w:val="Text"/>
-      </w:pPr>
-    </w:p>
-    <w:p>
-      <w:pPr>
-        <w:jc w:val="left"/>
+      </w:pPr>
+      <w:r>
         <w:rPr>
           <w:b/>
           <w:bCs/>
           <w:u w:val="single"/>
         </w:rPr>
+        <w:t>Querschnitte</w:t>
+      </w:r>
+    </w:p>
+    <w:p>
+      <w:pPr>
+        <w:pStyle w:val="Text"/>
       </w:pPr>
     </w:p>
     <w:p>
@@ -5097,12 +5243,22 @@
           <w:u w:val="single"/>
         </w:rPr>
       </w:pPr>
-      <w:r>
+    </w:p>
+    <w:p>
+      <w:pPr>
+        <w:jc w:val="left"/>
         <w:rPr>
           <w:b/>
           <w:bCs/>
           <w:u w:val="single"/>
         </w:rPr>
+      </w:pPr>
+      <w:r>
+        <w:rPr>
+          <w:b/>
+          <w:bCs/>
+          <w:u w:val="single"/>
+        </w:rPr>
         <w:t>Abschirmungen</w:t>
       </w:r>
     </w:p>
@@ -5118,7 +5274,7 @@
       <w:pPr>
         <w:pStyle w:val="Text"/>
       </w:pPr>
-      <w:hyperlink r:id="rId52" w:history="1">
+      <w:hyperlink r:id="rId56" w:history="1">
         <w:r>
           <w:rPr>
             <w:rStyle w:val="Hyperlink"/>
@@ -5145,8 +5301,8 @@
           <w:noProof/>
         </w:rPr>
         <w:drawing>
-          <wp:inline distT="0" distB="0" distL="0" distR="0" wp14:anchorId="110E89FF" wp14:editId="611C80DB">
-            <wp:extent cx="3771900" cy="1722120"/>
+          <wp:inline distT="0" distB="0" distL="0" distR="0" wp14:anchorId="110E89FF" wp14:editId="0986D9DD">
+            <wp:extent cx="3573780" cy="1631665"/>
             <wp:effectExtent l="0" t="0" r="0" b="0"/>
             <wp:docPr id="506359226" name="Picture 1" descr="Kabel mit Abschirmung: Warum ist das so wichtig?"/>
             <wp:cNvGraphicFramePr>
@@ -5162,7 +5318,7 @@
                     </pic:cNvPicPr>
                   </pic:nvPicPr>
                   <pic:blipFill rotWithShape="1">
-                    <a:blip r:embed="rId53">
+                    <a:blip r:embed="rId57">
                       <a:extLst>
                         <a:ext uri="{28A0092B-C50C-407E-A947-70E740481C1C}">
                           <a14:useLocalDpi xmlns:a14="http://schemas.microsoft.com/office/drawing/2010/main" val="0"/>
@@ -5177,7 +5333,7 @@
                   <pic:spPr bwMode="auto">
                     <a:xfrm>
                       <a:off x="0" y="0"/>
-                      <a:ext cx="3771900" cy="1722120"/>
+                      <a:ext cx="3576573" cy="1632940"/>
                     </a:xfrm>
                     <a:prstGeom prst="rect">
                       <a:avLst/>
@@ -5204,12 +5360,24 @@
         <w:pStyle w:val="Text"/>
         <w:jc w:val="center"/>
       </w:pPr>
-      <w:hyperlink r:id="rId54" w:history="1">
+      <w:hyperlink r:id="rId58" w:history="1">
         <w:r>
           <w:rPr>
             <w:rStyle w:val="Hyperlink"/>
           </w:rPr>
-          <w:t>https://www.startpage.com/av/proxy-image?piurl=https%3A%2F%2Fstex24.com%2Fmedia%2F32%2F3d%2F80%2F1727160622%2FKabelschirm_beschriftet.jpg&amp;sp=1771309597T11a27d9990e95dfe8fcd67a5a566ed9b7eb04602d740efefb9cf7f018026cac5</w:t>
+          <w:t>https://www.startpage.com/av/proxy-image?piurl=https%3A%2F%2Fstex24.com%2Fmedia%2F32%2F</w:t>
+        </w:r>
+        <w:r>
+          <w:rPr>
+            <w:rStyle w:val="Hyperlink"/>
+          </w:rPr>
+          <w:t>3</w:t>
+        </w:r>
+        <w:r>
+          <w:rPr>
+            <w:rStyle w:val="Hyperlink"/>
+          </w:rPr>
+          <w:t>d%2F80%2F1727160622%2FKabelschirm_beschriftet.jpg&amp;sp=1771309597T11a27d9990e95dfe8fcd67a5a566ed9b7eb04602d740efefb9cf7f018026cac5</w:t>
         </w:r>
       </w:hyperlink>
       <w:r>
@@ -5225,13 +5393,22 @@
           <w:u w:val="single"/>
         </w:rPr>
       </w:pPr>
-      <w:r>
+    </w:p>
+    <w:p>
+      <w:pPr>
+        <w:jc w:val="left"/>
         <w:rPr>
           <w:b/>
           <w:bCs/>
           <w:u w:val="single"/>
         </w:rPr>
-        <w:lastRenderedPageBreak/>
+      </w:pPr>
+      <w:r>
+        <w:rPr>
+          <w:b/>
+          <w:bCs/>
+          <w:u w:val="single"/>
+        </w:rPr>
         <w:t>Differenzielles</w:t>
       </w:r>
       <w:r>
@@ -5370,7 +5547,7 @@
                     </pic:cNvPicPr>
                   </pic:nvPicPr>
                   <pic:blipFill>
-                    <a:blip r:embed="rId55">
+                    <a:blip r:embed="rId59">
                       <a:extLst>
                         <a:ext uri="{28A0092B-C50C-407E-A947-70E740481C1C}">
                           <a14:useLocalDpi xmlns:a14="http://schemas.microsoft.com/office/drawing/2010/main" val="0"/>
@@ -5423,7 +5600,7 @@
                     </pic:cNvPicPr>
                   </pic:nvPicPr>
                   <pic:blipFill>
-                    <a:blip r:embed="rId56">
+                    <a:blip r:embed="rId60">
                       <a:extLst>
                         <a:ext uri="{28A0092B-C50C-407E-A947-70E740481C1C}">
                           <a14:useLocalDpi xmlns:a14="http://schemas.microsoft.com/office/drawing/2010/main" val="0"/>
@@ -5459,7 +5636,7 @@
       <w:pPr>
         <w:pStyle w:val="Text"/>
       </w:pPr>
-      <w:hyperlink r:id="rId57" w:history="1">
+      <w:hyperlink r:id="rId61" w:history="1">
         <w:r>
           <w:rPr>
             <w:rStyle w:val="Hyperlink"/>
@@ -5472,7 +5649,7 @@
       <w:pPr>
         <w:pStyle w:val="Text"/>
       </w:pPr>
-      <w:hyperlink r:id="rId58" w:history="1">
+      <w:hyperlink r:id="rId62" w:history="1">
         <w:r>
           <w:rPr>
             <w:rStyle w:val="Hyperlink"/>
@@ -5524,7 +5701,7 @@
                     </pic:cNvPicPr>
                   </pic:nvPicPr>
                   <pic:blipFill>
-                    <a:blip r:embed="rId59">
+                    <a:blip r:embed="rId63">
                       <a:extLst>
                         <a:ext uri="{28A0092B-C50C-407E-A947-70E740481C1C}">
                           <a14:useLocalDpi xmlns:a14="http://schemas.microsoft.com/office/drawing/2010/main" val="0"/>
@@ -5560,7 +5737,7 @@
       <w:pPr>
         <w:pStyle w:val="Text"/>
       </w:pPr>
-      <w:hyperlink r:id="rId60" w:history="1">
+      <w:hyperlink r:id="rId64" w:history="1">
         <w:r>
           <w:rPr>
             <w:rStyle w:val="Hyperlink"/>
@@ -5608,7 +5785,7 @@
                     </pic:cNvPicPr>
                   </pic:nvPicPr>
                   <pic:blipFill>
-                    <a:blip r:embed="rId61">
+                    <a:blip r:embed="rId65">
                       <a:extLst>
                         <a:ext uri="{28A0092B-C50C-407E-A947-70E740481C1C}">
                           <a14:useLocalDpi xmlns:a14="http://schemas.microsoft.com/office/drawing/2010/main" val="0"/>
@@ -5644,7 +5821,7 @@
       <w:pPr>
         <w:pStyle w:val="Text"/>
       </w:pPr>
-      <w:hyperlink r:id="rId62" w:history="1">
+      <w:hyperlink r:id="rId66" w:history="1">
         <w:r>
           <w:rPr>
             <w:rStyle w:val="Hyperlink"/>
@@ -5664,7 +5841,7 @@
           <w:u w:val="single"/>
         </w:rPr>
       </w:pPr>
-      <w:hyperlink r:id="rId63" w:history="1">
+      <w:hyperlink r:id="rId67" w:history="1">
         <w:r>
           <w:rPr>
             <w:rStyle w:val="Hyperlink"/>
@@ -5751,7 +5928,7 @@
                     </pic:cNvPicPr>
                   </pic:nvPicPr>
                   <pic:blipFill rotWithShape="1">
-                    <a:blip r:embed="rId64">
+                    <a:blip r:embed="rId68">
                       <a:extLst>
                         <a:ext uri="{28A0092B-C50C-407E-A947-70E740481C1C}">
                           <a14:useLocalDpi xmlns:a14="http://schemas.microsoft.com/office/drawing/2010/main" val="0"/>
@@ -5807,7 +5984,7 @@
       <w:pPr>
         <w:pStyle w:val="Text"/>
       </w:pPr>
-      <w:hyperlink r:id="rId65" w:history="1">
+      <w:hyperlink r:id="rId69" w:history="1">
         <w:r>
           <w:rPr>
             <w:rStyle w:val="Hyperlink"/>
@@ -5827,7 +6004,7 @@
           <w:bCs/>
         </w:rPr>
       </w:pPr>
-      <w:hyperlink r:id="rId66" w:history="1">
+      <w:hyperlink r:id="rId70" w:history="1">
         <w:r>
           <w:rPr>
             <w:rStyle w:val="Hyperlink"/>
@@ -5950,7 +6127,7 @@
                     </pic:cNvPicPr>
                   </pic:nvPicPr>
                   <pic:blipFill>
-                    <a:blip r:embed="rId67" cstate="print">
+                    <a:blip r:embed="rId71" cstate="print">
                       <a:extLst>
                         <a:ext uri="{28A0092B-C50C-407E-A947-70E740481C1C}">
                           <a14:useLocalDpi xmlns:a14="http://schemas.microsoft.com/office/drawing/2010/main" val="0"/>
@@ -5991,7 +6168,7 @@
       <w:pPr>
         <w:pStyle w:val="Text"/>
       </w:pPr>
-      <w:hyperlink r:id="rId68" w:history="1">
+      <w:hyperlink r:id="rId72" w:history="1">
         <w:r>
           <w:rPr>
             <w:rStyle w:val="Hyperlink"/>
@@ -6066,6 +6243,7 @@
         <w:t>3D Druck</w:t>
       </w:r>
     </w:p>
+    <w:p/>
     <w:p>
       <w:pPr>
         <w:rPr>
@@ -6117,6 +6295,131 @@
     </w:p>
     <w:p>
       <w:pPr>
+        <w:pStyle w:val="Text"/>
+      </w:pPr>
+      <w:r>
+        <w:t xml:space="preserve">Bei dieser Diplomarbeit wurde </w:t>
+      </w:r>
+      <w:r>
+        <w:t>anfangs</w:t>
+      </w:r>
+      <w:r>
+        <w:t xml:space="preserve"> bei einem Praktikum in der Firma Leitner der Ablauf und die Anforderungen mit dem Prince2 Projektplanungsprinzip geplant.</w:t>
+      </w:r>
+    </w:p>
+    <w:p>
+      <w:pPr>
+        <w:pStyle w:val="Text"/>
+      </w:pPr>
+      <w:r>
+        <w:t xml:space="preserve">Hierbei gibt es eine handvoll wichtige </w:t>
+      </w:r>
+      <w:r>
+        <w:t>Dokumente,</w:t>
+      </w:r>
+      <w:r>
+        <w:t xml:space="preserve"> die erstellt wurden um die Entwicklung zu erleichtern.</w:t>
+      </w:r>
+    </w:p>
+    <w:p>
+      <w:pPr>
+        <w:pStyle w:val="Text"/>
+      </w:pPr>
+      <w:r>
+        <w:t>- Project Definition</w:t>
+      </w:r>
+    </w:p>
+    <w:p>
+      <w:pPr>
+        <w:pStyle w:val="Text"/>
+      </w:pPr>
+      <w:r>
+        <w:t>- Project Initiation</w:t>
+      </w:r>
+    </w:p>
+    <w:p>
+      <w:pPr>
+        <w:pStyle w:val="Text"/>
+      </w:pPr>
+      <w:r>
+        <w:t>- Ka wia des hoast irgendwas in der Entwicklungsphase halt</w:t>
+      </w:r>
+    </w:p>
+    <w:p>
+      <w:pPr>
+        <w:pStyle w:val="Text"/>
+      </w:pPr>
+      <w:r>
+        <w:t>- Risiko</w:t>
+      </w:r>
+      <w:r>
+        <w:t>tabelle</w:t>
+      </w:r>
+    </w:p>
+    <w:p>
+      <w:pPr>
+        <w:pStyle w:val="Text"/>
+      </w:pPr>
+    </w:p>
+    <w:p>
+      <w:pPr>
+        <w:pStyle w:val="Text"/>
+        <w:rPr>
+          <w:b/>
+          <w:bCs/>
+          <w:u w:val="single"/>
+        </w:rPr>
+      </w:pPr>
+      <w:r>
+        <w:rPr>
+          <w:b/>
+          <w:bCs/>
+          <w:u w:val="single"/>
+        </w:rPr>
+        <w:t>Project Definiton</w:t>
+      </w:r>
+    </w:p>
+    <w:p>
+      <w:pPr>
+        <w:pStyle w:val="Text"/>
+      </w:pPr>
+      <w:r>
+        <w:t>In der Project Definition die Grundlegende Funktionen des Geräts festgehalten</w:t>
+      </w:r>
+    </w:p>
+    <w:p>
+      <w:pPr>
+        <w:pStyle w:val="Text"/>
+      </w:pPr>
+    </w:p>
+    <w:p>
+      <w:pPr>
+        <w:pStyle w:val="Text"/>
+        <w:rPr>
+          <w:b/>
+          <w:bCs/>
+          <w:u w:val="single"/>
+        </w:rPr>
+      </w:pPr>
+      <w:r>
+        <w:rPr>
+          <w:b/>
+          <w:bCs/>
+          <w:u w:val="single"/>
+        </w:rPr>
+        <w:t>Project Initiation</w:t>
+      </w:r>
+    </w:p>
+    <w:p>
+      <w:pPr>
+        <w:pStyle w:val="Text"/>
+      </w:pPr>
+      <w:r>
+        <w:t xml:space="preserve">In der Project Initiation wird nun eine klare Umsetzung der zuvor in der Project Definition festgelegten Ziele festgehalten. </w:t>
+      </w:r>
+    </w:p>
+    <w:p>
+      <w:pPr>
         <w:pStyle w:val="Heading3"/>
       </w:pPr>
       <w:r>
@@ -6125,14 +6428,25 @@
     </w:p>
     <w:p>
       <w:pPr>
+        <w:pStyle w:val="Text"/>
+      </w:pPr>
+    </w:p>
+    <w:p>
+      <w:pPr>
         <w:pStyle w:val="Heading3"/>
       </w:pPr>
       <w:r>
+        <w:lastRenderedPageBreak/>
         <w:t>Schaltpläne und Fertigungsunterlagen</w:t>
       </w:r>
     </w:p>
     <w:p>
       <w:pPr>
+        <w:pStyle w:val="Text"/>
+      </w:pPr>
+    </w:p>
+    <w:p>
+      <w:pPr>
         <w:pStyle w:val="Heading3"/>
       </w:pPr>
       <w:r>
@@ -6141,11 +6455,21 @@
     </w:p>
     <w:p>
       <w:pPr>
+        <w:pStyle w:val="Text"/>
+      </w:pPr>
+    </w:p>
+    <w:p>
+      <w:pPr>
         <w:pStyle w:val="Heading3"/>
       </w:pPr>
       <w:r>
         <w:t>Gehäusemontage</w:t>
       </w:r>
+    </w:p>
+    <w:p>
+      <w:pPr>
+        <w:pStyle w:val="Text"/>
+      </w:pPr>
     </w:p>
     <w:p/>
     <w:p/>
@@ -6178,36 +6502,45 @@
         <w:rPr>
           <w:color w:val="0066FF"/>
         </w:rPr>
-        <w:t xml:space="preserve">(FV = Text) Diese Abschnitte sind individuell mit Ihren </w:t>
-      </w:r>
-      <w:proofErr w:type="gramStart"/>
-      <w:r>
+        <w:t>(FV = Text) Diese Abschnitte sind individuell mit Ihren Betreuer:innen festzulegen.</w:t>
+      </w:r>
+    </w:p>
+    <w:p>
+      <w:pPr>
+        <w:pStyle w:val="Heading2"/>
+      </w:pPr>
+      <w:bookmarkStart w:id="39" w:name="_Toc200467203"/>
+      <w:r>
+        <w:t>Ergebnisse und Diskussion</w:t>
+      </w:r>
+      <w:bookmarkEnd w:id="39"/>
+    </w:p>
+    <w:p>
+      <w:pPr>
+        <w:pStyle w:val="Text"/>
         <w:rPr>
           <w:color w:val="0066FF"/>
         </w:rPr>
-        <w:t>Betreuer:innen</w:t>
-      </w:r>
-      <w:proofErr w:type="gramEnd"/>
+      </w:pPr>
       <w:r>
         <w:rPr>
           <w:color w:val="0066FF"/>
         </w:rPr>
-        <w:t xml:space="preserve"> festzulegen.</w:t>
+        <w:t>(FV = Text)</w:t>
       </w:r>
     </w:p>
     <w:p>
       <w:pPr>
         <w:pStyle w:val="Heading2"/>
       </w:pPr>
-      <w:bookmarkStart w:id="39" w:name="_Toc200467203"/>
-      <w:r>
-        <w:t>Ergebnisse und Diskussion</w:t>
-      </w:r>
-      <w:bookmarkEnd w:id="39"/>
-    </w:p>
-    <w:p>
-      <w:pPr>
-        <w:pStyle w:val="Text"/>
+      <w:bookmarkStart w:id="40" w:name="_Toc200467204"/>
+      <w:r>
+        <w:t>Zusammenfassung individueller Teil</w:t>
+      </w:r>
+      <w:bookmarkEnd w:id="40"/>
+    </w:p>
+    <w:p>
+      <w:pPr>
         <w:rPr>
           <w:color w:val="0066FF"/>
         </w:rPr>
@@ -6216,44 +6549,7 @@
         <w:rPr>
           <w:color w:val="0066FF"/>
         </w:rPr>
-        <w:t>(FV = Text)</w:t>
-      </w:r>
-    </w:p>
-    <w:p>
-      <w:pPr>
-        <w:pStyle w:val="Heading2"/>
-      </w:pPr>
-      <w:bookmarkStart w:id="40" w:name="_Toc200467204"/>
-      <w:r>
-        <w:t>Zusammenfassung individueller Teil</w:t>
-      </w:r>
-      <w:bookmarkEnd w:id="40"/>
-    </w:p>
-    <w:p>
-      <w:pPr>
-        <w:rPr>
-          <w:color w:val="0066FF"/>
-        </w:rPr>
-      </w:pPr>
-      <w:r>
-        <w:rPr>
-          <w:color w:val="0066FF"/>
-        </w:rPr>
-        <w:t xml:space="preserve">(FV = Text) </w:t>
-      </w:r>
-      <w:proofErr w:type="gramStart"/>
-      <w:r>
-        <w:rPr>
-          <w:color w:val="0066FF"/>
-        </w:rPr>
-        <w:t>Hier</w:t>
-      </w:r>
-      <w:proofErr w:type="gramEnd"/>
-      <w:r>
-        <w:rPr>
-          <w:color w:val="0066FF"/>
-        </w:rPr>
-        <w:t xml:space="preserve"> werden die wichtigsten Fakten der individuellen Aufgabe des Schülers / der Schülerin kurz zusammengefasst werden.</w:t>
+        <w:t>(FV = Text) Hier werden die wichtigsten Fakten der individuellen Aufgabe des Schülers / der Schülerin kurz zusammengefasst werden.</w:t>
       </w:r>
     </w:p>
     <w:p>
@@ -6284,7 +6580,6 @@
         <w:rPr>
           <w:color w:val="0066FF"/>
         </w:rPr>
-        <w:lastRenderedPageBreak/>
         <w:t>Wurde das Projektziel erreicht?</w:t>
       </w:r>
     </w:p>
@@ -6321,21 +6616,7 @@
         <w:rPr>
           <w:color w:val="0066FF"/>
         </w:rPr>
-        <w:t>Nein</w:t>
-      </w:r>
-      <w:proofErr w:type="gramStart"/>
-      <w:r>
-        <w:rPr>
-          <w:color w:val="0066FF"/>
-        </w:rPr>
-        <w:t>: .welche</w:t>
-      </w:r>
-      <w:proofErr w:type="gramEnd"/>
-      <w:r>
-        <w:rPr>
-          <w:color w:val="0066FF"/>
-        </w:rPr>
-        <w:t xml:space="preserve"> Gründe waren verantwortlich für das Nichterreichen</w:t>
+        <w:t>Nein: .welche Gründe waren verantwortlich für das Nichterreichen</w:t>
       </w:r>
     </w:p>
     <w:p>
@@ -6376,191 +6657,6 @@
           <w:numId w:val="0"/>
         </w:numPr>
         <w:outlineLvl w:val="9"/>
-        <w:sectPr>
-          <w:headerReference w:type="default" r:id="rId69"/>
-          <w:footerReference w:type="default" r:id="rId70"/>
-          <w:headerReference w:type="first" r:id="rId71"/>
-          <w:footerReference w:type="first" r:id="rId72"/>
-          <w:pgSz w:w="11906" w:h="16838"/>
-          <w:pgMar w:top="1417" w:right="1440" w:bottom="1134" w:left="1440" w:header="708" w:footer="708" w:gutter="0"/>
-          <w:cols w:space="720"/>
-          <w:formProt w:val="0"/>
-          <w:docGrid w:type="lines" w:linePitch="360"/>
-        </w:sectPr>
-      </w:pPr>
-    </w:p>
-    <w:p>
-      <w:pPr>
-        <w:pStyle w:val="Heading1"/>
-      </w:pPr>
-      <w:bookmarkStart w:id="41" w:name="_Ref200465902"/>
-      <w:bookmarkStart w:id="42" w:name="_Toc200467205"/>
-      <w:r>
-        <w:lastRenderedPageBreak/>
-        <w:t xml:space="preserve">Dokumentation Schüler:in 2: </w:t>
-      </w:r>
-      <w:r>
-        <w:rPr>
-          <w:color w:val="0066FF"/>
-        </w:rPr>
-        <w:t>(FV = Überschrift1)</w:t>
-      </w:r>
-      <w:bookmarkEnd w:id="41"/>
-      <w:bookmarkEnd w:id="42"/>
-    </w:p>
-    <w:p>
-      <w:pPr>
-        <w:pStyle w:val="Heading2"/>
-      </w:pPr>
-      <w:bookmarkStart w:id="43" w:name="_Toc200467206"/>
-      <w:r>
-        <w:t>Einleitung</w:t>
-      </w:r>
-      <w:bookmarkEnd w:id="43"/>
-    </w:p>
-    <w:p>
-      <w:pPr>
-        <w:pStyle w:val="Text"/>
-        <w:rPr>
-          <w:color w:val="0066FF"/>
-        </w:rPr>
-      </w:pPr>
-      <w:r>
-        <w:rPr>
-          <w:color w:val="0066FF"/>
-        </w:rPr>
-        <w:t xml:space="preserve">(FV = Text) Der Aufbau dieses Kapitels ist grudsätzlich gleich wie von Kapitel 2. </w:t>
-      </w:r>
-    </w:p>
-    <w:p>
-      <w:pPr>
-        <w:pStyle w:val="Text"/>
-        <w:rPr>
-          <w:color w:val="0066FF"/>
-        </w:rPr>
-      </w:pPr>
-      <w:r>
-        <w:rPr>
-          <w:color w:val="0066FF"/>
-        </w:rPr>
-        <w:t>Anzahl und Inhalt der „individuellen Abschnitte“ können natürlich unterschiedlich sein.</w:t>
-      </w:r>
-    </w:p>
-    <w:p>
-      <w:pPr>
-        <w:pStyle w:val="Heading2"/>
-      </w:pPr>
-      <w:bookmarkStart w:id="44" w:name="_Toc200467207"/>
-      <w:r>
-        <w:t>Theoretische Grundlagen</w:t>
-      </w:r>
-      <w:bookmarkEnd w:id="44"/>
-    </w:p>
-    <w:p>
-      <w:pPr>
-        <w:rPr>
-          <w:color w:val="0066FF"/>
-        </w:rPr>
-      </w:pPr>
-      <w:r>
-        <w:rPr>
-          <w:color w:val="0066FF"/>
-        </w:rPr>
-        <w:t>(FV = Text)</w:t>
-      </w:r>
-    </w:p>
-    <w:p>
-      <w:pPr>
-        <w:pStyle w:val="Heading2"/>
-      </w:pPr>
-      <w:bookmarkStart w:id="45" w:name="_Toc200467208"/>
-      <w:r>
-        <w:t>Praktische Umsetzung</w:t>
-      </w:r>
-      <w:bookmarkEnd w:id="45"/>
-    </w:p>
-    <w:p>
-      <w:pPr>
-        <w:rPr>
-          <w:color w:val="0066FF"/>
-        </w:rPr>
-      </w:pPr>
-      <w:r>
-        <w:rPr>
-          <w:color w:val="0066FF"/>
-        </w:rPr>
-        <w:t>(FV = Text)</w:t>
-      </w:r>
-    </w:p>
-    <w:p>
-      <w:pPr>
-        <w:pStyle w:val="Heading2"/>
-      </w:pPr>
-      <w:bookmarkStart w:id="46" w:name="_Toc200467209"/>
-      <w:r>
-        <w:t>Weitere individuelle Abschnitte…</w:t>
-      </w:r>
-      <w:bookmarkEnd w:id="46"/>
-    </w:p>
-    <w:p>
-      <w:pPr>
-        <w:pStyle w:val="Text"/>
-        <w:rPr>
-          <w:color w:val="0066FF"/>
-        </w:rPr>
-      </w:pPr>
-      <w:r>
-        <w:rPr>
-          <w:color w:val="0066FF"/>
-        </w:rPr>
-        <w:t>(FV = Text)</w:t>
-      </w:r>
-    </w:p>
-    <w:p>
-      <w:pPr>
-        <w:pStyle w:val="Heading2"/>
-      </w:pPr>
-      <w:bookmarkStart w:id="47" w:name="_Toc200467210"/>
-      <w:r>
-        <w:t>Ergebnisse und Diskussion</w:t>
-      </w:r>
-      <w:bookmarkEnd w:id="47"/>
-    </w:p>
-    <w:p>
-      <w:pPr>
-        <w:pStyle w:val="Text"/>
-        <w:rPr>
-          <w:color w:val="0066FF"/>
-        </w:rPr>
-      </w:pPr>
-      <w:r>
-        <w:rPr>
-          <w:color w:val="0066FF"/>
-        </w:rPr>
-        <w:t>(FV = Text)</w:t>
-      </w:r>
-    </w:p>
-    <w:p>
-      <w:pPr>
-        <w:pStyle w:val="Heading2"/>
-      </w:pPr>
-      <w:bookmarkStart w:id="48" w:name="_Toc200467211"/>
-      <w:r>
-        <w:t>Zusammenfassung individueller Teil</w:t>
-      </w:r>
-      <w:bookmarkEnd w:id="48"/>
-    </w:p>
-    <w:p>
-      <w:r>
-        <w:rPr>
-          <w:color w:val="0066FF"/>
-        </w:rPr>
-        <w:t>(FV = Text)</w:t>
-      </w:r>
-    </w:p>
-    <w:p>
-      <w:pPr>
-        <w:pStyle w:val="Text"/>
         <w:sectPr>
           <w:headerReference w:type="default" r:id="rId73"/>
           <w:footerReference w:type="default" r:id="rId74"/>
@@ -6578,24 +6674,30 @@
       <w:pPr>
         <w:pStyle w:val="Heading1"/>
       </w:pPr>
-      <w:bookmarkStart w:id="49" w:name="_Toc200467212"/>
-      <w:bookmarkStart w:id="50" w:name="_Ref200468988"/>
-      <w:bookmarkStart w:id="51" w:name="_Ref200469530"/>
+      <w:bookmarkStart w:id="41" w:name="_Ref200465902"/>
+      <w:bookmarkStart w:id="42" w:name="_Toc200467205"/>
       <w:r>
         <w:lastRenderedPageBreak/>
-        <w:t>Zusammenfassung und Ausblick</w:t>
-      </w:r>
-      <w:bookmarkEnd w:id="49"/>
-      <w:bookmarkEnd w:id="50"/>
-      <w:bookmarkEnd w:id="51"/>
+        <w:t xml:space="preserve">Dokumentation Schüler:in 2: </w:t>
+      </w:r>
+      <w:r>
+        <w:rPr>
+          <w:color w:val="0066FF"/>
+        </w:rPr>
+        <w:t>(FV = Überschrift1)</w:t>
+      </w:r>
+      <w:bookmarkEnd w:id="41"/>
+      <w:bookmarkEnd w:id="42"/>
     </w:p>
     <w:p>
       <w:pPr>
         <w:pStyle w:val="Heading2"/>
       </w:pPr>
-      <w:r>
-        <w:t>Zusammenfassung der gesamten Arbeit</w:t>
-      </w:r>
+      <w:bookmarkStart w:id="43" w:name="_Toc200467206"/>
+      <w:r>
+        <w:t>Einleitung</w:t>
+      </w:r>
+      <w:bookmarkEnd w:id="43"/>
     </w:p>
     <w:p>
       <w:pPr>
@@ -6608,12 +6710,58 @@
         <w:rPr>
           <w:color w:val="0066FF"/>
         </w:rPr>
+        <w:t xml:space="preserve">(FV = Text) Der Aufbau dieses Kapitels ist grudsätzlich gleich wie von Kapitel 2. </w:t>
+      </w:r>
+    </w:p>
+    <w:p>
+      <w:pPr>
+        <w:pStyle w:val="Text"/>
+        <w:rPr>
+          <w:color w:val="0066FF"/>
+        </w:rPr>
+      </w:pPr>
+      <w:r>
+        <w:rPr>
+          <w:color w:val="0066FF"/>
+        </w:rPr>
+        <w:t>Anzahl und Inhalt der „individuellen Abschnitte“ können natürlich unterschiedlich sein.</w:t>
+      </w:r>
+    </w:p>
+    <w:p>
+      <w:pPr>
+        <w:pStyle w:val="Heading2"/>
+      </w:pPr>
+      <w:bookmarkStart w:id="44" w:name="_Toc200467207"/>
+      <w:r>
+        <w:t>Theoretische Grundlagen</w:t>
+      </w:r>
+      <w:bookmarkEnd w:id="44"/>
+    </w:p>
+    <w:p>
+      <w:pPr>
+        <w:rPr>
+          <w:color w:val="0066FF"/>
+        </w:rPr>
+      </w:pPr>
+      <w:r>
+        <w:rPr>
+          <w:color w:val="0066FF"/>
+        </w:rPr>
         <w:t>(FV = Text)</w:t>
       </w:r>
     </w:p>
     <w:p>
       <w:pPr>
-        <w:pStyle w:val="Text"/>
+        <w:pStyle w:val="Heading2"/>
+      </w:pPr>
+      <w:bookmarkStart w:id="45" w:name="_Toc200467208"/>
+      <w:r>
+        <w:t>Praktische Umsetzung</w:t>
+      </w:r>
+      <w:bookmarkEnd w:id="45"/>
+    </w:p>
+    <w:p>
+      <w:pPr>
         <w:rPr>
           <w:color w:val="0066FF"/>
         </w:rPr>
@@ -6622,16 +6770,18 @@
         <w:rPr>
           <w:color w:val="0066FF"/>
         </w:rPr>
-        <w:t xml:space="preserve">Dieses Kapitel beinhaltet eine Zusammenfassung der gesamten Arbeit, es wird also die Diplomarbeit als ein Projekt betrachtet. </w:t>
+        <w:t>(FV = Text)</w:t>
       </w:r>
     </w:p>
     <w:p>
       <w:pPr>
         <w:pStyle w:val="Heading2"/>
       </w:pPr>
-      <w:r>
-        <w:t>Ausblick</w:t>
-      </w:r>
+      <w:bookmarkStart w:id="46" w:name="_Toc200467209"/>
+      <w:r>
+        <w:t>Weitere individuelle Abschnitte…</w:t>
+      </w:r>
+      <w:bookmarkEnd w:id="46"/>
     </w:p>
     <w:p>
       <w:pPr>
@@ -6649,6 +6799,16 @@
     </w:p>
     <w:p>
       <w:pPr>
+        <w:pStyle w:val="Heading2"/>
+      </w:pPr>
+      <w:bookmarkStart w:id="47" w:name="_Toc200467210"/>
+      <w:r>
+        <w:t>Ergebnisse und Diskussion</w:t>
+      </w:r>
+      <w:bookmarkEnd w:id="47"/>
+    </w:p>
+    <w:p>
+      <w:pPr>
         <w:pStyle w:val="Text"/>
         <w:rPr>
           <w:color w:val="0066FF"/>
@@ -6658,109 +6818,26 @@
         <w:rPr>
           <w:color w:val="0066FF"/>
         </w:rPr>
-        <w:t xml:space="preserve">Im Ausblick werden weiterführende Arbeiten beschrieben, die unmittelbar an den aktuellen Stand der Arbeit anknüpfen. </w:t>
-      </w:r>
-    </w:p>
-    <w:p>
-      <w:pPr>
-        <w:pStyle w:val="Text"/>
+        <w:t>(FV = Text)</w:t>
+      </w:r>
+    </w:p>
+    <w:p>
+      <w:pPr>
+        <w:pStyle w:val="Heading2"/>
+      </w:pPr>
+      <w:bookmarkStart w:id="48" w:name="_Toc200467211"/>
+      <w:r>
+        <w:t>Zusammenfassung individueller Teil</w:t>
+      </w:r>
+      <w:bookmarkEnd w:id="48"/>
+    </w:p>
+    <w:p>
+      <w:r>
         <w:rPr>
           <w:color w:val="0066FF"/>
         </w:rPr>
-      </w:pPr>
-      <w:r>
-        <w:rPr>
-          <w:b/>
-          <w:color w:val="0066FF"/>
-        </w:rPr>
-        <w:t>Beispiele</w:t>
-      </w:r>
-      <w:r>
-        <w:rPr>
-          <w:color w:val="0066FF"/>
-        </w:rPr>
-        <w:t>:</w:t>
-      </w:r>
-    </w:p>
-    <w:p>
-      <w:pPr>
-        <w:pStyle w:val="Text"/>
-        <w:numPr>
-          <w:ilvl w:val="0"/>
-          <w:numId w:val="12"/>
-        </w:numPr>
-        <w:rPr>
-          <w:color w:val="0066FF"/>
-        </w:rPr>
-      </w:pPr>
-      <w:r>
-        <w:rPr>
-          <w:color w:val="0066FF"/>
-        </w:rPr>
-        <w:t>Noch ausständige Themen, die nicht fertiggestellt werden konnten,</w:t>
-      </w:r>
-    </w:p>
-    <w:p>
-      <w:pPr>
-        <w:pStyle w:val="Text"/>
-        <w:numPr>
-          <w:ilvl w:val="0"/>
-          <w:numId w:val="12"/>
-        </w:numPr>
-        <w:rPr>
-          <w:color w:val="0066FF"/>
-        </w:rPr>
-      </w:pPr>
-      <w:r>
-        <w:rPr>
-          <w:color w:val="0066FF"/>
-        </w:rPr>
-        <w:t>Verbesserungen hinsichtlich Qualität, Effizienz, Kostenreduktion, …</w:t>
-      </w:r>
-    </w:p>
-    <w:p>
-      <w:pPr>
-        <w:pStyle w:val="Text"/>
-        <w:numPr>
-          <w:ilvl w:val="0"/>
-          <w:numId w:val="12"/>
-        </w:numPr>
-        <w:rPr>
-          <w:color w:val="0066FF"/>
-        </w:rPr>
-      </w:pPr>
-      <w:r>
-        <w:rPr>
-          <w:color w:val="0066FF"/>
-        </w:rPr>
-        <w:t>Alternative Ansätze, die als Vergleich zum vorliegenden interessant wären</w:t>
-      </w:r>
-    </w:p>
-    <w:p>
-      <w:pPr>
-        <w:pStyle w:val="Text"/>
-        <w:numPr>
-          <w:ilvl w:val="0"/>
-          <w:numId w:val="12"/>
-        </w:numPr>
-        <w:rPr>
-          <w:color w:val="0066FF"/>
-        </w:rPr>
-      </w:pPr>
-      <w:r>
-        <w:rPr>
-          <w:color w:val="0066FF"/>
-        </w:rPr>
-        <w:t xml:space="preserve">Erweiterung der Funktionalität </w:t>
-      </w:r>
-      <w:proofErr w:type="gramStart"/>
-      <w:r>
-        <w:rPr>
-          <w:color w:val="0066FF"/>
-        </w:rPr>
-        <w:t>des vorliegendes Projekts</w:t>
-      </w:r>
-      <w:proofErr w:type="gramEnd"/>
+        <w:t>(FV = Text)</w:t>
+      </w:r>
     </w:p>
     <w:p>
       <w:pPr>
@@ -6770,6 +6847,202 @@
           <w:footerReference w:type="default" r:id="rId78"/>
           <w:headerReference w:type="first" r:id="rId79"/>
           <w:footerReference w:type="first" r:id="rId80"/>
+          <w:pgSz w:w="11906" w:h="16838"/>
+          <w:pgMar w:top="1417" w:right="1440" w:bottom="1134" w:left="1440" w:header="708" w:footer="708" w:gutter="0"/>
+          <w:cols w:space="720"/>
+          <w:formProt w:val="0"/>
+          <w:docGrid w:type="lines" w:linePitch="360"/>
+        </w:sectPr>
+      </w:pPr>
+    </w:p>
+    <w:p>
+      <w:pPr>
+        <w:pStyle w:val="Heading1"/>
+      </w:pPr>
+      <w:bookmarkStart w:id="49" w:name="_Toc200467212"/>
+      <w:bookmarkStart w:id="50" w:name="_Ref200468988"/>
+      <w:bookmarkStart w:id="51" w:name="_Ref200469530"/>
+      <w:r>
+        <w:lastRenderedPageBreak/>
+        <w:t>Zusammenfassung und Ausblick</w:t>
+      </w:r>
+      <w:bookmarkEnd w:id="49"/>
+      <w:bookmarkEnd w:id="50"/>
+      <w:bookmarkEnd w:id="51"/>
+    </w:p>
+    <w:p>
+      <w:pPr>
+        <w:pStyle w:val="Heading2"/>
+      </w:pPr>
+      <w:r>
+        <w:t>Zusammenfassung der gesamten Arbeit</w:t>
+      </w:r>
+    </w:p>
+    <w:p>
+      <w:pPr>
+        <w:pStyle w:val="Text"/>
+        <w:rPr>
+          <w:color w:val="0066FF"/>
+        </w:rPr>
+      </w:pPr>
+      <w:r>
+        <w:rPr>
+          <w:color w:val="0066FF"/>
+        </w:rPr>
+        <w:t>(FV = Text)</w:t>
+      </w:r>
+    </w:p>
+    <w:p>
+      <w:pPr>
+        <w:pStyle w:val="Text"/>
+        <w:rPr>
+          <w:color w:val="0066FF"/>
+        </w:rPr>
+      </w:pPr>
+      <w:r>
+        <w:rPr>
+          <w:color w:val="0066FF"/>
+        </w:rPr>
+        <w:t xml:space="preserve">Dieses Kapitel beinhaltet eine Zusammenfassung der gesamten Arbeit, es wird also die Diplomarbeit als ein Projekt betrachtet. </w:t>
+      </w:r>
+    </w:p>
+    <w:p>
+      <w:pPr>
+        <w:pStyle w:val="Heading2"/>
+      </w:pPr>
+      <w:r>
+        <w:t>Ausblick</w:t>
+      </w:r>
+    </w:p>
+    <w:p>
+      <w:pPr>
+        <w:pStyle w:val="Text"/>
+        <w:rPr>
+          <w:color w:val="0066FF"/>
+        </w:rPr>
+      </w:pPr>
+      <w:r>
+        <w:rPr>
+          <w:color w:val="0066FF"/>
+        </w:rPr>
+        <w:t>(FV = Text)</w:t>
+      </w:r>
+    </w:p>
+    <w:p>
+      <w:pPr>
+        <w:pStyle w:val="Text"/>
+        <w:rPr>
+          <w:color w:val="0066FF"/>
+        </w:rPr>
+      </w:pPr>
+      <w:r>
+        <w:rPr>
+          <w:color w:val="0066FF"/>
+        </w:rPr>
+        <w:t xml:space="preserve">Im Ausblick werden weiterführende Arbeiten beschrieben, die unmittelbar an den aktuellen Stand der Arbeit anknüpfen. </w:t>
+      </w:r>
+    </w:p>
+    <w:p>
+      <w:pPr>
+        <w:pStyle w:val="Text"/>
+        <w:rPr>
+          <w:color w:val="0066FF"/>
+        </w:rPr>
+      </w:pPr>
+      <w:r>
+        <w:rPr>
+          <w:b/>
+          <w:color w:val="0066FF"/>
+        </w:rPr>
+        <w:t>Beispiele</w:t>
+      </w:r>
+      <w:r>
+        <w:rPr>
+          <w:color w:val="0066FF"/>
+        </w:rPr>
+        <w:t>:</w:t>
+      </w:r>
+    </w:p>
+    <w:p>
+      <w:pPr>
+        <w:pStyle w:val="Text"/>
+        <w:numPr>
+          <w:ilvl w:val="0"/>
+          <w:numId w:val="12"/>
+        </w:numPr>
+        <w:rPr>
+          <w:color w:val="0066FF"/>
+        </w:rPr>
+      </w:pPr>
+      <w:r>
+        <w:rPr>
+          <w:color w:val="0066FF"/>
+        </w:rPr>
+        <w:t>Noch ausständige Themen, die nicht fertiggestellt werden konnten,</w:t>
+      </w:r>
+    </w:p>
+    <w:p>
+      <w:pPr>
+        <w:pStyle w:val="Text"/>
+        <w:numPr>
+          <w:ilvl w:val="0"/>
+          <w:numId w:val="12"/>
+        </w:numPr>
+        <w:rPr>
+          <w:color w:val="0066FF"/>
+        </w:rPr>
+      </w:pPr>
+      <w:r>
+        <w:rPr>
+          <w:color w:val="0066FF"/>
+        </w:rPr>
+        <w:t>Verbesserungen hinsichtlich Qualität, Effizienz, Kostenreduktion, …</w:t>
+      </w:r>
+    </w:p>
+    <w:p>
+      <w:pPr>
+        <w:pStyle w:val="Text"/>
+        <w:numPr>
+          <w:ilvl w:val="0"/>
+          <w:numId w:val="12"/>
+        </w:numPr>
+        <w:rPr>
+          <w:color w:val="0066FF"/>
+        </w:rPr>
+      </w:pPr>
+      <w:r>
+        <w:rPr>
+          <w:color w:val="0066FF"/>
+        </w:rPr>
+        <w:t>Alternative Ansätze, die als Vergleich zum vorliegenden interessant wären</w:t>
+      </w:r>
+    </w:p>
+    <w:p>
+      <w:pPr>
+        <w:pStyle w:val="Text"/>
+        <w:numPr>
+          <w:ilvl w:val="0"/>
+          <w:numId w:val="12"/>
+        </w:numPr>
+        <w:rPr>
+          <w:color w:val="0066FF"/>
+        </w:rPr>
+      </w:pPr>
+      <w:r>
+        <w:rPr>
+          <w:color w:val="0066FF"/>
+        </w:rPr>
+        <w:t>Erweiterung der Funktionalität des vorliegendes Projekts</w:t>
+      </w:r>
+    </w:p>
+    <w:p>
+      <w:pPr>
+        <w:pStyle w:val="Text"/>
+        <w:sectPr>
+          <w:headerReference w:type="default" r:id="rId81"/>
+          <w:footerReference w:type="default" r:id="rId82"/>
+          <w:headerReference w:type="first" r:id="rId83"/>
+          <w:footerReference w:type="first" r:id="rId84"/>
           <w:pgSz w:w="11906" w:h="16838"/>
           <w:pgMar w:top="1417" w:right="1440" w:bottom="1134" w:left="1440" w:header="708" w:footer="708" w:gutter="0"/>
           <w:cols w:space="720"/>
@@ -6915,10 +7188,10 @@
       <w:pPr>
         <w:pStyle w:val="Text"/>
         <w:sectPr>
-          <w:headerReference w:type="default" r:id="rId81"/>
-          <w:footerReference w:type="default" r:id="rId82"/>
-          <w:headerReference w:type="first" r:id="rId83"/>
-          <w:footerReference w:type="first" r:id="rId84"/>
+          <w:headerReference w:type="default" r:id="rId85"/>
+          <w:footerReference w:type="default" r:id="rId86"/>
+          <w:headerReference w:type="first" r:id="rId87"/>
+          <w:footerReference w:type="first" r:id="rId88"/>
           <w:pgSz w:w="11906" w:h="16838"/>
           <w:pgMar w:top="1417" w:right="1440" w:bottom="1134" w:left="1440" w:header="708" w:footer="708" w:gutter="0"/>
           <w:cols w:space="720"/>
@@ -6931,10 +7204,10 @@
       <w:pPr>
         <w:pStyle w:val="Heading1"/>
         <w:sectPr>
-          <w:headerReference w:type="default" r:id="rId85"/>
-          <w:footerReference w:type="default" r:id="rId86"/>
-          <w:headerReference w:type="first" r:id="rId87"/>
-          <w:footerReference w:type="first" r:id="rId88"/>
+          <w:headerReference w:type="default" r:id="rId89"/>
+          <w:footerReference w:type="default" r:id="rId90"/>
+          <w:headerReference w:type="first" r:id="rId91"/>
+          <w:footerReference w:type="first" r:id="rId92"/>
           <w:pgSz w:w="11906" w:h="16838"/>
           <w:pgMar w:top="1417" w:right="1440" w:bottom="1134" w:left="1440" w:header="708" w:footer="708" w:gutter="0"/>
           <w:cols w:space="720"/>
@@ -7061,21 +7334,7 @@
         <w:rPr>
           <w:color w:val="0066FF"/>
         </w:rPr>
-        <w:t>(</w:t>
-      </w:r>
-      <w:proofErr w:type="gramStart"/>
-      <w:r>
-        <w:rPr>
-          <w:color w:val="0066FF"/>
-        </w:rPr>
-        <w:t>FV Text</w:t>
-      </w:r>
-      <w:proofErr w:type="gramEnd"/>
-      <w:r>
-        <w:rPr>
-          <w:color w:val="0066FF"/>
-        </w:rPr>
-        <w:t>)</w:t>
+        <w:t>(FV Text)</w:t>
       </w:r>
       <w:bookmarkStart w:id="81" w:name="_Toc211138172"/>
       <w:bookmarkStart w:id="82" w:name="_Toc211137928"/>
@@ -7113,21 +7372,7 @@
         <w:rPr>
           <w:color w:val="0066FF"/>
         </w:rPr>
-        <w:t>(</w:t>
-      </w:r>
-      <w:proofErr w:type="gramStart"/>
-      <w:r>
-        <w:rPr>
-          <w:color w:val="0066FF"/>
-        </w:rPr>
-        <w:t>FV Text</w:t>
-      </w:r>
-      <w:proofErr w:type="gramEnd"/>
-      <w:r>
-        <w:rPr>
-          <w:color w:val="0066FF"/>
-        </w:rPr>
-        <w:t>) Optionaler Abschnitt. Nur verwenden, wenn mehr als 10 verschiedene Tabellen im gesamten Dokument vorkommen.</w:t>
+        <w:t>(FV Text) Optionaler Abschnitt. Nur verwenden, wenn mehr als 10 verschiedene Tabellen im gesamten Dokument vorkommen.</w:t>
       </w:r>
     </w:p>
     <w:p>
@@ -7167,33 +7412,19 @@
         <w:rPr>
           <w:color w:val="0066FF"/>
         </w:rPr>
-        <w:t>(</w:t>
-      </w:r>
-      <w:proofErr w:type="gramStart"/>
-      <w:r>
+        <w:t>(FV Text) Optionaler Abschnitt. Nur verwenden, wenn mehr als 10 verschiedene Bilder im gesamten Dokument vorkommen.</w:t>
+      </w:r>
+    </w:p>
+    <w:p>
+      <w:pPr>
         <w:rPr>
           <w:color w:val="0066FF"/>
         </w:rPr>
-        <w:t>FV Text</w:t>
-      </w:r>
-      <w:proofErr w:type="gramEnd"/>
-      <w:r>
-        <w:rPr>
-          <w:color w:val="0066FF"/>
-        </w:rPr>
-        <w:t>) Optionaler Abschnitt. Nur verwenden, wenn mehr als 10 verschiedene Bilder im gesamten Dokument vorkommen.</w:t>
-      </w:r>
-    </w:p>
-    <w:p>
-      <w:pPr>
-        <w:rPr>
-          <w:color w:val="0066FF"/>
-        </w:rPr>
         <w:sectPr>
-          <w:headerReference w:type="default" r:id="rId89"/>
-          <w:footerReference w:type="default" r:id="rId90"/>
-          <w:headerReference w:type="first" r:id="rId91"/>
-          <w:footerReference w:type="first" r:id="rId92"/>
+          <w:headerReference w:type="default" r:id="rId93"/>
+          <w:footerReference w:type="default" r:id="rId94"/>
+          <w:headerReference w:type="first" r:id="rId95"/>
+          <w:footerReference w:type="first" r:id="rId96"/>
           <w:pgSz w:w="11906" w:h="16838"/>
           <w:pgMar w:top="1417" w:right="1440" w:bottom="1134" w:left="1440" w:header="708" w:footer="708" w:gutter="0"/>
           <w:cols w:space="720"/>
@@ -7233,30 +7464,16 @@
         <w:rPr>
           <w:color w:val="0066FF"/>
         </w:rPr>
-        <w:t>(</w:t>
-      </w:r>
-      <w:proofErr w:type="gramStart"/>
-      <w:r>
-        <w:rPr>
-          <w:color w:val="0066FF"/>
-        </w:rPr>
-        <w:t>FV Text</w:t>
-      </w:r>
-      <w:proofErr w:type="gramEnd"/>
-      <w:r>
-        <w:rPr>
-          <w:color w:val="0066FF"/>
-        </w:rPr>
-        <w:t>) Optionales Kapitel. Hier werden Datenblätter, große Zeichnungen, Skizzen, Bilder, etc. eingefügt, die im Fließtext der vorigen Kapitel nicht eingefügt werden, da sie dort die Übersichtlichkeit bzw. Struktur dieser Kapitel verschlechtern würden.</w:t>
+        <w:t>(FV Text) Optionales Kapitel. Hier werden Datenblätter, große Zeichnungen, Skizzen, Bilder, etc. eingefügt, die im Fließtext der vorigen Kapitel nicht eingefügt werden, da sie dort die Übersichtlichkeit bzw. Struktur dieser Kapitel verschlechtern würden.</w:t>
       </w:r>
       <w:bookmarkEnd w:id="103"/>
       <w:bookmarkEnd w:id="104"/>
     </w:p>
     <w:sectPr>
-      <w:headerReference w:type="default" r:id="rId93"/>
-      <w:footerReference w:type="default" r:id="rId94"/>
-      <w:headerReference w:type="first" r:id="rId95"/>
-      <w:footerReference w:type="first" r:id="rId96"/>
+      <w:headerReference w:type="default" r:id="rId97"/>
+      <w:footerReference w:type="default" r:id="rId98"/>
+      <w:headerReference w:type="first" r:id="rId99"/>
+      <w:footerReference w:type="first" r:id="rId100"/>
       <w:pgSz w:w="11906" w:h="16838"/>
       <w:pgMar w:top="1417" w:right="1440" w:bottom="1134" w:left="1440" w:header="708" w:footer="708" w:gutter="0"/>
       <w:cols w:space="720"/>
@@ -11569,7 +11786,7 @@
   <w:style w:type="paragraph" w:styleId="Heading3">
     <w:name w:val="heading 3"/>
     <w:basedOn w:val="Normal"/>
-    <w:next w:val="Normal"/>
+    <w:next w:val="Text"/>
     <w:qFormat/>
     <w:rsid w:val="000E327D"/>
     <w:pPr>
@@ -13531,91 +13748,6 @@
 </file>
 
 <file path=customXml/item1.xml><?xml version="1.0" encoding="utf-8"?>
-<inkml:ink xmlns:inkml="http://www.w3.org/2003/InkML">
-  <inkml:definitions>
-    <inkml:context xml:id="ctx0">
-      <inkml:inkSource xml:id="inkSrc0">
-        <inkml:traceFormat>
-          <inkml:channel name="X" type="integer" min="-2.14748E9" max="2.14748E9" units="cm"/>
-          <inkml:channel name="Y" type="integer" min="-2.14748E9" max="2.14748E9" units="cm"/>
-          <inkml:channel name="F" type="integer" max="32767" units="dev"/>
-          <inkml:channel name="OA" type="integer" max="360" units="deg"/>
-          <inkml:channel name="OE" type="integer" max="90" units="deg"/>
-        </inkml:traceFormat>
-        <inkml:channelProperties>
-          <inkml:channelProperty channel="X" name="resolution" value="1000" units="1/cm"/>
-          <inkml:channelProperty channel="Y" name="resolution" value="1000" units="1/cm"/>
-          <inkml:channelProperty channel="F" name="resolution" value="0" units="1/dev"/>
-          <inkml:channelProperty channel="OA" name="resolution" value="1000" units="1/deg"/>
-          <inkml:channelProperty channel="OE" name="resolution" value="1000" units="1/deg"/>
-        </inkml:channelProperties>
-      </inkml:inkSource>
-      <inkml:timestamp xml:id="ts0" timeString="2025-06-10T16:08:54.030"/>
-    </inkml:context>
-    <inkml:brush xml:id="br0">
-      <inkml:brushProperty name="width" value="0.05" units="cm"/>
-      <inkml:brushProperty name="height" value="0.05" units="cm"/>
-      <inkml:brushProperty name="color" value="#E71224"/>
-    </inkml:brush>
-  </inkml:definitions>
-  <inkml:trace contextRef="#ctx0" brushRef="#br0">5 208 2425 0 0,'0'0'5878'0'0,"24"0"-3468"0"0,-17 1-2405 0 0,0 0 1 0 0,0 0-1 0 0,0 0 0 0 0,0 1 1 0 0,0 0-1 0 0,11 5 0 0 0,-9-5 40 0 0,0 0-1 0 0,0 0 0 0 0,0-1 0 0 0,1 0 1 0 0,-1 0-1 0 0,0-1 0 0 0,17-3 1 0 0,4 2 74 0 0,-22 1-105 0 0,1-1 1 0 0,0 2-1 0 0,-1-1 0 0 0,1 1 1 0 0,-1 0-1 0 0,1 1 1 0 0,-1 0-1 0 0,1 0 1 0 0,-1 1-1 0 0,14 7 0 0 0,-22-10-10 0 0,1 0 1 0 0,0 1-1 0 0,-1-1 0 0 0,1 1 0 0 0,0-1 0 0 0,-1 1 0 0 0,1-1 0 0 0,0 1 0 0 0,-1 0 0 0 0,1-1 0 0 0,-1 1 0 0 0,1 0 0 0 0,-1-1 0 0 0,0 1 0 0 0,1 0 0 0 0,-1 0 0 0 0,0-1 0 0 0,1 1 0 0 0,-1 0 0 0 0,0 0 0 0 0,0 0 0 0 0,0-1 0 0 0,0 1 0 0 0,0 0 1 0 0,0 0-1 0 0,0 0 0 0 0,0 0 0 0 0,0-1 0 0 0,0 1 0 0 0,0 0 0 0 0,0 0 0 0 0,-1 0 0 0 0,1-1 0 0 0,0 1 0 0 0,-1 0 0 0 0,1 0 0 0 0,0-1 0 0 0,-1 1 0 0 0,1 0 0 0 0,-2 0 0 0 0,-2 4 13 0 0,0-1 0 0 0,-1 1 0 0 0,0-1 0 0 0,-10 6 0 0 0,-6 7-17 0 0,-52 46-71 0 0,46-41 27 0 0,-30 31 0 0 0,55-51 44 0 0,1 0 0 0 0,-1 0 0 0 0,0 0 0 0 0,1 0-1 0 0,-1 0 1 0 0,1 0 0 0 0,0 0 0 0 0,0 0 0 0 0,-1 1-1 0 0,1-1 1 0 0,1 0 0 0 0,-1 1 0 0 0,0-1 0 0 0,1 1-1 0 0,-1-1 1 0 0,1 1 0 0 0,0-1 0 0 0,0 5-1 0 0,0-6 1 0 0,1 1 0 0 0,0-1 0 0 0,-1 1 0 0 0,1-1 0 0 0,0 1 0 0 0,0-1 0 0 0,0 0-1 0 0,0 1 1 0 0,0-1 0 0 0,0 0 0 0 0,0 0 0 0 0,0 0 0 0 0,1 0 0 0 0,-1 0-1 0 0,0 0 1 0 0,1 0 0 0 0,-1 0 0 0 0,1 0 0 0 0,-1-1 0 0 0,1 1 0 0 0,-1-1 0 0 0,1 1-1 0 0,-1-1 1 0 0,1 1 0 0 0,0-1 0 0 0,-1 0 0 0 0,1 0 0 0 0,-1 0 0 0 0,3 0-1 0 0,29 4-18 0 0,-11-1-40 0 0,-1-1 0 0 0,25-2 0 0 0,-39 0 42 0 0,1-1-1 0 0,0 0 1 0 0,0 0-1 0 0,-1-1 1 0 0,1 0-1 0 0,-1-1 1 0 0,0 0 0 0 0,0 0-1 0 0,12-7 1 0 0,29-13-1642 0 0,-12 16-3216 0 0,-30 7 3490 0 0</inkml:trace>
-  <inkml:trace contextRef="#ctx0" brushRef="#br0" timeOffset="537.36">1 353 3761 0 0,'14'-4'313'0'0,"1"1"1"0"0,0 1 0 0 0,0 0-1 0 0,0 1 1 0 0,1 1 0 0 0,-1 0-1 0 0,0 1 1 0 0,0 0 0 0 0,0 2-1 0 0,0-1 1 0 0,-1 2 0 0 0,1 0-1 0 0,-1 1 1 0 0,1 0 0 0 0,13 8-1 0 0,-21-9-404 0 0,1-2 0 0 0,0 1 0 0 0,0-1 0 0 0,0 0-1 0 0,0-1 1 0 0,0 0 0 0 0,0 0 0 0 0,1 0 0 0 0,-1-1 0 0 0,0-1-1 0 0,0 1 1 0 0,1-2 0 0 0,-1 1 0 0 0,0-1 0 0 0,0 0 0 0 0,9-4 0 0 0,-11 5-498 0 0</inkml:trace>
-  <inkml:trace contextRef="#ctx0" brushRef="#br0" timeOffset="1907.49">580 318 4417 0 0,'0'0'535'0'0,"25"18"674"0"0,-15-14-1066 0 0,1 0-1 0 0,0-1 0 0 0,-1 0 0 0 0,1-1 1 0 0,17 2-1 0 0,-15-3-53 0 0,0-1 1 0 0,0 0-1 0 0,19-4 1 0 0,-28 4-78 0 0,0-1 0 0 0,-1 1 0 0 0,1-1 1 0 0,-1 0-1 0 0,1-1 0 0 0,-1 1 0 0 0,1 0 1 0 0,-1-1-1 0 0,0 0 0 0 0,0 0 1 0 0,0 0-1 0 0,0 0 0 0 0,0 0 0 0 0,0-1 1 0 0,-1 1-1 0 0,1-1 0 0 0,2-4 1 0 0,-4 5-7 0 0,0 0 0 0 0,0 0 0 0 0,-1 0 0 0 0,1 0 0 0 0,-1 0 1 0 0,0 0-1 0 0,1 0 0 0 0,-1 0 0 0 0,0 0 0 0 0,0 0 1 0 0,0 0-1 0 0,-1 0 0 0 0,1 0 0 0 0,0 0 0 0 0,-1 0 0 0 0,1 0 1 0 0,-1 0-1 0 0,0 0 0 0 0,-1-3 0 0 0,2 4-6 0 0,-1 0-1 0 0,0-1 1 0 0,0 1-1 0 0,0 0 1 0 0,1 0 0 0 0,-1 0-1 0 0,0 0 1 0 0,-1 0-1 0 0,1 0 1 0 0,0 0 0 0 0,0 0-1 0 0,0 0 1 0 0,0 1-1 0 0,-1-1 1 0 0,1 0-1 0 0,0 1 1 0 0,-1-1 0 0 0,1 1-1 0 0,0-1 1 0 0,-1 1-1 0 0,1 0 1 0 0,-1 0 0 0 0,1-1-1 0 0,0 1 1 0 0,-1 0-1 0 0,1 0 1 0 0,-1 0-1 0 0,1 1 1 0 0,-1-1 0 0 0,1 0-1 0 0,-1 0 1 0 0,1 1-1 0 0,-2 0 1 0 0,-13 4-18 0 0,0 1 0 0 0,0 1 1 0 0,0 0-1 0 0,1 1 0 0 0,-16 12 0 0 0,26-16 81 0 0,-1 0 0 0 0,2 0 0 0 0,-1 0 0 0 0,0 1 0 0 0,1 0 1 0 0,0 0-1 0 0,0 0 0 0 0,1 0 0 0 0,-1 0 0 0 0,1 1 0 0 0,0 0 0 0 0,1 0 0 0 0,-1 0 0 0 0,1 0 0 0 0,0 0 0 0 0,1 0 0 0 0,-2 9 0 0 0,3-10-43 0 0,-1-1 0 0 0,2 1 0 0 0,-1-1 0 0 0,0 1 0 0 0,1-1 0 0 0,0 1-1 0 0,0-1 1 0 0,0 0 0 0 0,1 1 0 0 0,-1-1 0 0 0,1 0 0 0 0,0 0 0 0 0,0 0 0 0 0,4 5 0 0 0,-1-3-13 0 0,0 1-1 0 0,0-1 1 0 0,1 0 0 0 0,0 0 0 0 0,0-1 0 0 0,1 0 0 0 0,11 8 0 0 0,-10-9 30 0 0,-1 1 0 0 0,0-1 0 0 0,1-1 0 0 0,0 0 0 0 0,-1 0 1 0 0,1 0-1 0 0,1-1 0 0 0,-1 0 0 0 0,0-1 0 0 0,0 1 0 0 0,1-2 0 0 0,-1 1 0 0 0,1-1 0 0 0,-1-1 0 0 0,0 1 0 0 0,14-4 0 0 0,-13 1 19 0 0,0 0 0 0 0,0 0-1 0 0,-1-1 1 0 0,1-1 0 0 0,-1 1-1 0 0,0-1 1 0 0,0-1 0 0 0,0 0-1 0 0,-1 0 1 0 0,0 0 0 0 0,0-1-1 0 0,-1 0 1 0 0,1 0-1 0 0,-1-1 1 0 0,-1 1 0 0 0,0-1-1 0 0,0-1 1 0 0,0 1 0 0 0,-1-1-1 0 0,-1 1 1 0 0,6-18 0 0 0,3-2 566 0 0,-23 48-322 0 0,9-18-301 0 0,1 1 0 0 0,0 0 1 0 0,-1 0-1 0 0,1-1 0 0 0,0 1 0 0 0,0 0 1 0 0,1 0-1 0 0,-1 0 0 0 0,1 0 0 0 0,-1 0 1 0 0,1 0-1 0 0,0 0 0 0 0,0 0 0 0 0,1 5 1 0 0,-1-8 0 0 0,0-1 0 0 0,0 1 0 0 0,0 0 0 0 0,0 0 0 0 0,0 0 0 0 0,0 0 0 0 0,-1 0 0 0 0,1 0 0 0 0,0 0 0 0 0,0 0 0 0 0,0 0-1 0 0,0 0 1 0 0,0 0 0 0 0,0 0 0 0 0,0 0 0 0 0,0 0 0 0 0,0 0 0 0 0,0 0 0 0 0,0 0 0 0 0,0 0 0 0 0,0 0 0 0 0,0 0 0 0 0,0 0 0 0 0,0 0 0 0 0,0 0 0 0 0,0 0 0 0 0,-1 0 0 0 0,1 0 0 0 0,0 0 0 0 0,0 0 0 0 0,0 0 0 0 0,0 0 0 0 0,0 0 0 0 0,0 0 0 0 0,9 36 2 0 0,-9-36 0 0 0,0 1 0 0 0,0 0 0 0 0,0-1-1 0 0,0 1 1 0 0,0-1 0 0 0,1 1 0 0 0,-1 0 0 0 0,0-1 0 0 0,0 1 0 0 0,0-1 0 0 0,1 1-1 0 0,-1-1 1 0 0,0 1 0 0 0,0-1 0 0 0,1 1 0 0 0,-1-1 0 0 0,0 1 0 0 0,1-1 0 0 0,-1 1-1 0 0,1-1 1 0 0,-1 1 0 0 0,1-1 0 0 0,-1 0 0 0 0,1 1 0 0 0,-1-1 0 0 0,1 0 0 0 0,-1 0-1 0 0,1 1 1 0 0,-1-1 0 0 0,1 0 0 0 0,-1 0 0 0 0,2 1 0 0 0,5 1 24 0 0,-1 1-15 0 0,-4-1-3 0 0,0-1 0 0 0,0 0-1 0 0,0 0 1 0 0,0 0-1 0 0,0 0 1 0 0,0-1 0 0 0,0 1-1 0 0,0 0 1 0 0,0-1-1 0 0,0 0 1 0 0,4 1 0 0 0,-2-1 6 0 0,-1-1 1 0 0,1 0 0 0 0,-1 1 0 0 0,1-1 0 0 0,-1-1-1 0 0,0 1 1 0 0,1 0 0 0 0,-1-1 0 0 0,0 0 0 0 0,0 0 0 0 0,0 1-1 0 0,0-2 1 0 0,0 1 0 0 0,0 0 0 0 0,-1-1 0 0 0,1 1-1 0 0,3-6 1 0 0,2-3 48 0 0,0 0 0 0 0,-1 0-1 0 0,9-18 1 0 0,-15 28-59 0 0,-1 1 0 0 0,0 0 0 0 0,1 0 0 0 0,-1 0 0 0 0,0-1 0 0 0,1 1 0 0 0,-1 0-1 0 0,0 0 1 0 0,1 0 0 0 0,-1 0 0 0 0,1 0 0 0 0,-1 0 0 0 0,0 0 0 0 0,1 0 0 0 0,-1 0 0 0 0,1 0 0 0 0,-1 0 0 0 0,0 0 0 0 0,1 0 0 0 0,-1 0 0 0 0,0 0 0 0 0,1 0-1 0 0,-1 0 1 0 0,1 0 0 0 0,-1 1 0 0 0,0-1 0 0 0,1 0 0 0 0,-1 0 0 0 0,0 0 0 0 0,1 1 0 0 0,-1-1 0 0 0,1 1 0 0 0,15 10 220 0 0,-11-8-150 0 0,16 12 108 0 0,-20-14-176 0 0,1 0 0 0 0,-1 0 0 0 0,1 1 0 0 0,0-1 0 0 0,-1 0 0 0 0,1 0 0 0 0,0-1 0 0 0,0 1 1 0 0,-1 0-1 0 0,1 0 0 0 0,3 0 0 0 0,14 9 241 0 0,-16-8-777 0 0,0 1 0 0 0,0-1 1 0 0,0 0-1 0 0,1-1 1 0 0,-1 1-1 0 0,0-1 0 0 0,7 3 1 0 0,16 2-598 0 0,-20-4-110 0 0</inkml:trace>
-  <inkml:trace contextRef="#ctx0" brushRef="#br0" timeOffset="2280.99">1565 26 4089 0 0,'0'0'1209'0'0,"0"0"-1132"0"0,0 0-1 0 0,0 0 1 0 0,0-1-1 0 0,0 1 1 0 0,0 0 0 0 0,0 0-1 0 0,0 0 1 0 0,0 0-1 0 0,0-1 1 0 0,0 1-1 0 0,0 0 1 0 0,0 0-1 0 0,0 0 1 0 0,0 0-1 0 0,0 0 1 0 0,0-1-1 0 0,0 1 1 0 0,-1 0-1 0 0,1 0 1 0 0,0 0-1 0 0,0 0 1 0 0,0 0-1 0 0,0 0 1 0 0,0 0-1 0 0,0-1 1 0 0,0 1-1 0 0,0 0 1 0 0,-1 0-1 0 0,1 0 1 0 0,0 0-1 0 0,0 0 1 0 0,0 0-1 0 0,0 0 1 0 0,0 0-1 0 0,-1 0 1 0 0,1 0-1 0 0,0 0 1 0 0,0 0-1 0 0,0 0 1 0 0,0 0-1 0 0,0 0 1 0 0,-1 0-1 0 0,1 0 1 0 0,0 0-1 0 0,0 0 1 0 0,0 0-1 0 0,0 0 1 0 0,0 0-1 0 0,-1 0 1 0 0,1 0-1 0 0,0 0 1 0 0,0 0-1 0 0,0 0 1 0 0,0 0-1 0 0,0 0 1 0 0,-1 0-1 0 0,-1 5-10 0 0,-1 0-1 0 0,1 1 0 0 0,0-1 1 0 0,1 0-1 0 0,-1 0 1 0 0,1 1-1 0 0,0-1 0 0 0,1 1 1 0 0,-1-1-1 0 0,1 7 0 0 0,3 67 129 0 0,-2-49-157 0 0,4 73-83 0 0,21 127 0 0 0,-23-221-74 0 0,0 3-3773 0 0</inkml:trace>
-  <inkml:trace contextRef="#ctx0" brushRef="#br0" timeOffset="2798.33">1444 424 2192 0 0,'0'0'112'0'0,"-1"0"0"0"0,1 0 0 0 0,0-1-1 0 0,-1 1 1 0 0,1 0 0 0 0,0 0 0 0 0,0-1-1 0 0,-1 1 1 0 0,1 0 0 0 0,0-1 0 0 0,0 1-1 0 0,-1 0 1 0 0,1-1 0 0 0,0 1-1 0 0,0 0 1 0 0,0-1 0 0 0,0 1 0 0 0,-1-1-1 0 0,1 1 1 0 0,0 0 0 0 0,0-1 0 0 0,0 1-1 0 0,0-1 1 0 0,0 1 0 0 0,0-1 0 0 0,0 1-1 0 0,0 0 1 0 0,0-1 0 0 0,0 1-1 0 0,0-1 1 0 0,1 1 0 0 0,-1 0 0 0 0,0-1-1 0 0,0 1 1 0 0,0-1 0 0 0,0 1 0 0 0,1 0-1 0 0,-1-1 1 0 0,0 1 0 0 0,0 0 0 0 0,1-1-1 0 0,-1 1 1 0 0,0 0 0 0 0,1 0-1 0 0,-1-1 1 0 0,12-18 1969 0 0,25-6-1791 0 0,-37 24-276 0 0,0 1-1 0 0,0 0 0 0 0,1-1 0 0 0,-1 1 0 0 0,0 0 0 0 0,1-1 0 0 0,-1 1 0 0 0,0 0 1 0 0,1-1-1 0 0,-1 1 0 0 0,1 0 0 0 0,-1 0 0 0 0,1-1 0 0 0,-1 1 0 0 0,0 0 0 0 0,1 0 1 0 0,-1 0-1 0 0,1 0 0 0 0,-1 0 0 0 0,1-1 0 0 0,-1 1 0 0 0,1 0 0 0 0,-1 0 0 0 0,1 0 1 0 0,-1 0-1 0 0,1 0 0 0 0,-1 1 0 0 0,1-1 0 0 0,-1 0 0 0 0,1 0 0 0 0,-1 0 0 0 0,1 0 1 0 0,-1 0-1 0 0,0 1 0 0 0,1-1 0 0 0,-1 0 0 0 0,1 0 0 0 0,-1 1 0 0 0,0-1 0 0 0,1 0 1 0 0,-1 1-1 0 0,0-1 0 0 0,1 1 0 0 0,6 5 43 0 0,3 2-14 0 0,1-1 0 0 0,-1 0 1 0 0,1-1-1 0 0,19 8 0 0 0,-26-13-198 0 0,0 0 1 0 0,0 1-1 0 0,0-2 1 0 0,0 1-1 0 0,0 0 0 0 0,0-1 1 0 0,0 0-1 0 0,0 0 1 0 0,0 0-1 0 0,1 0 1 0 0,-1-1-1 0 0,0 1 0 0 0,0-1 1 0 0,0 0-1 0 0,0-1 1 0 0,0 1-1 0 0,0-1 0 0 0,-1 1 1 0 0,8-5-1 0 0,5-6-909 0 0,-7 6 943 0 0</inkml:trace>
-  <inkml:trace contextRef="#ctx0" brushRef="#br0" timeOffset="3356.09">1840 346 3401 0 0,'0'0'3806'0'0,"-2"3"-3743"0"0,-1 3-50 0 0,0 1 0 0 0,0-1 0 0 0,0 1 0 0 0,0 0 0 0 0,1 0 0 0 0,1 0 0 0 0,-1 0 0 0 0,1 0 0 0 0,-1 12 1 0 0,2-14-7 0 0,-1 0 0 0 0,1 0 0 0 0,0 0 0 0 0,0 1 0 0 0,1-1 0 0 0,-1 0 0 0 0,1 0 0 0 0,1 0 0 0 0,-1 0 0 0 0,1 0 0 0 0,-1 0 0 0 0,1 0 0 0 0,1-1 0 0 0,4 9 0 0 0,-6-11 12 0 0,1 0 0 0 0,0-1 0 0 0,-1 1 0 0 0,1-1 0 0 0,0 1 0 0 0,0-1 1 0 0,0 0-1 0 0,-1 0 0 0 0,1 0 0 0 0,0 0 0 0 0,1 0 0 0 0,-1 0 0 0 0,0 0 1 0 0,0-1-1 0 0,0 1 0 0 0,0-1 0 0 0,1 0 0 0 0,-1 0 0 0 0,5 0 642 0 0,-10-26 1203 0 0,4 24-1851 0 0,-1 0-1 0 0,0 0 0 0 0,-1 0 1 0 0,1 0-1 0 0,0 0 1 0 0,0 0-1 0 0,-1 0 1 0 0,1 0-1 0 0,-1 0 0 0 0,0 1 1 0 0,0-1-1 0 0,-1-3 1 0 0,-2 0 71 0 0,0 0 1 0 0,-1 0 0 0 0,1 0 0 0 0,-1 1 0 0 0,0 0 0 0 0,0 0 0 0 0,-7-5 0 0 0,6 6-43 0 0,0-3 62 0 0,7 2-115 0 0,1 1 0 0 0,0-1 0 0 0,0 1 0 0 0,0 0 0 0 0,0-1 0 0 0,0 1 0 0 0,1 0-1 0 0,0 1 1 0 0,-1-1 0 0 0,1 0 0 0 0,0 1 0 0 0,0-1 0 0 0,1 1 0 0 0,-1 0 0 0 0,4-2 0 0 0,7-2-23 0 0,0 0 1 0 0,0 1-1 0 0,1 0 1 0 0,-1 2 0 0 0,1-1-1 0 0,18 0 1 0 0,41-12-3622 0 0,-67 15 2699 0 0,-1 1-138 0 0</inkml:trace>
-  <inkml:trace contextRef="#ctx0" brushRef="#br0" timeOffset="3740.67">2229 335 4217 0 0,'0'0'95'0'0,"0"-1"-1"0"0,0 1 1 0 0,0 0 0 0 0,0-1 0 0 0,1 1-1 0 0,-1 0 1 0 0,0 0 0 0 0,0-1-1 0 0,0 1 1 0 0,0 0 0 0 0,1-1 0 0 0,-1 1-1 0 0,0 0 1 0 0,0 0 0 0 0,1-1 0 0 0,-1 1-1 0 0,0 0 1 0 0,0 0 0 0 0,1 0-1 0 0,-1 0 1 0 0,0-1 0 0 0,1 1 0 0 0,-1 0-1 0 0,0 0 1 0 0,1 0 0 0 0,-1 0 0 0 0,0 0-1 0 0,1 0 1 0 0,-1 0 0 0 0,0 0-1 0 0,1 0 1 0 0,-1 0 0 0 0,0 0 0 0 0,1 0-1 0 0,0 0 1 0 0,8 10 1419 0 0,2 19-612 0 0,-8 20-538 0 0,-3-42-416 0 0,0 0 0 0 0,0 0 0 0 0,0-1 0 0 0,1 1 0 0 0,0 0 0 0 0,0 0 0 0 0,1-1 0 0 0,0 1 0 0 0,0-1 0 0 0,0 0 0 0 0,1 1 0 0 0,0-1 0 0 0,0 0 0 0 0,5 7 0 0 0,-6-10-558 0 0,1 1-319 0 0</inkml:trace>
-  <inkml:trace contextRef="#ctx0" brushRef="#br0" timeOffset="3921.31">2292 212 3929 0 0,'-1'-2'370'0'0,"0"0"1"0"0,0 0-1 0 0,0 0 0 0 0,0 0 1 0 0,0 0-1 0 0,1 0 1 0 0,-1 0-1 0 0,1 0 1 0 0,0-1-1 0 0,-1 1 0 0 0,1-4 1 0 0,0 6-415 0 0</inkml:trace>
-  <inkml:trace contextRef="#ctx0" brushRef="#br0" timeOffset="5174.93">2503 367 1624 0 0,'0'0'4464'0'0,"2"2"-4200"0"0,1 0-1 0 0,-1 0 1 0 0,0 0-1 0 0,1 0 1 0 0,-1-1 0 0 0,1 1-1 0 0,0-1 1 0 0,5 2-1 0 0,-3-1-237 0 0,1-1-1 0 0,0 1 0 0 0,0-2 0 0 0,0 1 0 0 0,0-1 0 0 0,0 0 0 0 0,1 0 0 0 0,-1 0 0 0 0,0-1 0 0 0,0 0 0 0 0,0 0 0 0 0,9-4 0 0 0,-9 2-2 0 0,1 0-1 0 0,-1-1 1 0 0,0 0 0 0 0,0 0 0 0 0,9-9-1 0 0,-14 12-17 0 0,0-1 0 0 0,1 1-1 0 0,-1 0 1 0 0,0-1-1 0 0,0 1 1 0 0,0 0-1 0 0,-1-1 1 0 0,1 0-1 0 0,0 1 1 0 0,0-1 0 0 0,-1 1-1 0 0,1-1 1 0 0,-1 0-1 0 0,1 1 1 0 0,-1-1-1 0 0,0 0 1 0 0,0 1 0 0 0,0-1-1 0 0,0 0 1 0 0,0 0-1 0 0,0 1 1 0 0,0-1-1 0 0,-1 0 1 0 0,1 1-1 0 0,0-1 1 0 0,-1 0 0 0 0,1 1-1 0 0,-1-1 1 0 0,-1-2-1 0 0,1 2-3 0 0,-1 1 0 0 0,1-1 0 0 0,0 1 0 0 0,0 0 0 0 0,-1 0 0 0 0,1-1 0 0 0,-1 1 0 0 0,1 0 0 0 0,-1 0 0 0 0,0 0 0 0 0,1 1 0 0 0,-1-1 0 0 0,0 0 0 0 0,1 1-1 0 0,-1-1 1 0 0,0 1 0 0 0,0-1 0 0 0,0 1 0 0 0,1 0 0 0 0,-1 0 0 0 0,0 0 0 0 0,0 0 0 0 0,0 0 0 0 0,0 0 0 0 0,1 0 0 0 0,-1 1 0 0 0,0-1 0 0 0,0 1 0 0 0,0-1 0 0 0,1 1 0 0 0,-4 1 0 0 0,0 0 3 0 0,0 0 1 0 0,0 1 0 0 0,0 0-1 0 0,0-1 1 0 0,0 1 0 0 0,0 1-1 0 0,1-1 1 0 0,0 1 0 0 0,-5 5 0 0 0,-11 12 13 0 0,18-19 18 0 0,0 0-1 0 0,0 0 0 0 0,0-1 1 0 0,0 2-1 0 0,0-1 1 0 0,1 0-1 0 0,-1 0 1 0 0,1 1-1 0 0,-1-1 1 0 0,1 0-1 0 0,0 1 1 0 0,0-1-1 0 0,0 1 1 0 0,0 0-1 0 0,0-1 0 0 0,1 1 1 0 0,-1 0-1 0 0,1 0 1 0 0,0-1-1 0 0,0 1 1 0 0,0 0-1 0 0,0 0 1 0 0,1 4-1 0 0,-1-3-8 0 0,0 0-1 0 0,1 0 1 0 0,0 0 0 0 0,0 0-1 0 0,0 0 1 0 0,0 0-1 0 0,1 0 1 0 0,-1 0 0 0 0,1-1-1 0 0,0 1 1 0 0,0-1 0 0 0,1 1-1 0 0,-1-1 1 0 0,0 0-1 0 0,1 0 1 0 0,0 0 0 0 0,0 0-1 0 0,0 0 1 0 0,0-1 0 0 0,0 1-1 0 0,1-1 1 0 0,-1 0-1 0 0,1 0 1 0 0,0 0 0 0 0,4 1-1 0 0,1 2-24 0 0,0-1 1 0 0,0 0-1 0 0,1 0 0 0 0,-1-1 0 0 0,1 0 0 0 0,0-1 0 0 0,0 0 0 0 0,0-1 1 0 0,0 0-1 0 0,0 0 0 0 0,0-1 0 0 0,0-1 0 0 0,0 1 0 0 0,0-2 1 0 0,0 1-1 0 0,0-2 0 0 0,14-4 0 0 0,-22 7 6 0 0,-1-1 1 0 0,1 0-1 0 0,-1 1 1 0 0,1-1-1 0 0,-1 0 1 0 0,0 0-1 0 0,1 0 1 0 0,-1 0-1 0 0,0 0 0 0 0,1-1 1 0 0,-1 1-1 0 0,0 0 1 0 0,0-1-1 0 0,0 1 1 0 0,0 0-1 0 0,-1-1 1 0 0,1 1-1 0 0,0-1 0 0 0,0 0 1 0 0,-1 1-1 0 0,1-1 1 0 0,-1 1-1 0 0,0-1 1 0 0,1 0-1 0 0,-1 0 1 0 0,0 1-1 0 0,0-1 0 0 0,0 0 1 0 0,0 1-1 0 0,0-1 1 0 0,-1 0-1 0 0,1 1 1 0 0,0-1-1 0 0,-1 0 1 0 0,1 1-1 0 0,-1-1 0 0 0,0 1 1 0 0,1-1-1 0 0,-1 1 1 0 0,0-1-1 0 0,0 1 1 0 0,0-1-1 0 0,0 1 1 0 0,0 0-1 0 0,0-1 0 0 0,0 1 1 0 0,-1 0-1 0 0,1 0 1 0 0,0 0-1 0 0,-2-1 1 0 0,2 1 18 0 0,0 0 0 0 0,0 0 0 0 0,1 0 0 0 0,-1 0 0 0 0,0-1 0 0 0,1 1 0 0 0,-1 0-1 0 0,1 0 1 0 0,0 0 0 0 0,-1-1 0 0 0,1 1 0 0 0,0 0 0 0 0,0-1 0 0 0,0 1 0 0 0,0 0 0 0 0,0 0 0 0 0,0-1 0 0 0,0 1 0 0 0,0 0 0 0 0,1-1 0 0 0,-1 1 0 0 0,0 0 0 0 0,1 0 0 0 0,-1-1 0 0 0,1 1 0 0 0,-1 0 0 0 0,1 0 0 0 0,0 0 0 0 0,-1 0 0 0 0,1 0 0 0 0,0 0 0 0 0,0 0 0 0 0,0 0 0 0 0,0 0 0 0 0,2-1 0 0 0,-1 0-47 0 0,1 1 0 0 0,-1 1 0 0 0,1-1 1 0 0,-1 0-1 0 0,1 0 0 0 0,-1 1 1 0 0,1 0-1 0 0,0-1 0 0 0,-1 1 0 0 0,1 0 1 0 0,0 0-1 0 0,-1 1 0 0 0,1-1 1 0 0,-1 0-1 0 0,1 1 0 0 0,0-1 0 0 0,-1 1 1 0 0,1 0-1 0 0,-1 0 0 0 0,0 0 1 0 0,1 0-1 0 0,3 3 0 0 0,-2-2-109 0 0,1 0 0 0 0,0 0 0 0 0,-1-1 0 0 0,1 1 0 0 0,0-1-1 0 0,0 0 1 0 0,0-1 0 0 0,0 1 0 0 0,0-1 0 0 0,0 0 0 0 0,5-1 0 0 0,33-9-4310 0 0,-35 8 3159 0 0</inkml:trace>
-  <inkml:trace contextRef="#ctx0" brushRef="#br0" timeOffset="5981.97">3170 36 5377 0 0,'-8'-3'4857'0'0,"-2"11"-3287"0"0,1 14-1849 0 0,7 12 244 0 0,1 0 0 0 0,2-1 0 0 0,1 1 0 0 0,1 0 0 0 0,2-1 0 0 0,2 0 0 0 0,0 0 0 0 0,3 0-1 0 0,15 36 1 0 0,-23-57-192 0 0,-11-19-139 0 0,-8-7 219 0 0,-11-8 149 0 0,22 18 3 0 0,3 2-2 0 0,-4 2 7 0 0,-2-3 1 0 0,0 1 0 0 0,1 0 0 0 0,-1 1 0 0 0,0 0 0 0 0,0 0 0 0 0,0 1 0 0 0,0 0 0 0 0,0 1 0 0 0,-10 1 0 0 0,19-1 402 0 0,7-2 74 0 0,26 0-139 0 0,33-7 1 0 0,-56 6-838 0 0,-1 0 0 0 0,1 0 0 0 0,0-1 0 0 0,-1-1 0 0 0,1 0-1 0 0,-1 0 1 0 0,0 0 0 0 0,9-7 0 0 0,-11 6 249 0 0,0 0-326 0 0</inkml:trace>
-  <inkml:trace contextRef="#ctx0" brushRef="#br0" timeOffset="6556.61">3575 1 1816 0 0,'0'0'7770'0'0,"0"11"-6007"0"0,1 12-1488 0 0,0 0 0 0 0,-5 38 0 0 0,1-35-254 0 0,2 0-1 0 0,2 36 1 0 0,3 13-82 0 0,-5-56 3 0 0,2 0 0 0 0,0-1 1 0 0,1 1-1 0 0,1 0 0 0 0,1-1 1 0 0,0 1-1 0 0,9 19 0 0 0,-8-28-191 0 0,3 5-356 0 0,-6-8-3797 0 0</inkml:trace>
-  <inkml:trace contextRef="#ctx0" brushRef="#br0" timeOffset="7116.94">3726 736 1048 0 0,'0'0'150'0'0,"-18"-13"6504"0"0,-10 9-6188 0 0,21 2-374 0 0,0 0 173 0 0,-6 8 1065 0 0,3-1-1239 0 0,0 1 0 0 0,1 0 0 0 0,0 1 0 0 0,0 0 0 0 0,0 0 0 0 0,1 1-1 0 0,0 0 1 0 0,0 0 0 0 0,-10 16 0 0 0,18-23-89 0 0,-1-1 0 0 0,1 1 0 0 0,0-1 0 0 0,0 0 0 0 0,-1 1 0 0 0,1-1-1 0 0,0 1 1 0 0,0 0 0 0 0,0-1 0 0 0,-1 1 0 0 0,1-1 0 0 0,0 1 0 0 0,0-1 0 0 0,0 1 0 0 0,0-1-1 0 0,0 1 1 0 0,0-1 0 0 0,0 1 0 0 0,0 0 0 0 0,0-1 0 0 0,0 1 0 0 0,1-1 0 0 0,-1 1-1 0 0,0-1 1 0 0,0 1 0 0 0,0-1 0 0 0,1 1 0 0 0,-1-1 0 0 0,0 1 0 0 0,1 0 0 0 0,16 2 129 0 0,20-11 87 0 0,-36 8-216 0 0,5-3 27 0 0,0 1 1 0 0,0-1-1 0 0,0 0 1 0 0,-1-1-1 0 0,1 1 0 0 0,8-8 1 0 0,-12 9-11 0 0,0 1 1 0 0,0-1-1 0 0,0 0 1 0 0,-1 1-1 0 0,1-1 1 0 0,0 0 0 0 0,-1 0-1 0 0,0 0 1 0 0,1 0-1 0 0,-1 0 1 0 0,0-1-1 0 0,0 1 1 0 0,0 0-1 0 0,0-1 1 0 0,0 1-1 0 0,-1 0 1 0 0,1-1-1 0 0,-1 1 1 0 0,1-1-1 0 0,-1-3 1 0 0,0 6-11 0 0,0 0 0 0 0,0-1 0 0 0,-1 1 1 0 0,1 0-1 0 0,0-1 0 0 0,0 1 0 0 0,0 0 0 0 0,0-1 0 0 0,0 1 1 0 0,-1 0-1 0 0,1-1 0 0 0,0 1 0 0 0,0 0 0 0 0,-1 0 1 0 0,1-1-1 0 0,0 1 0 0 0,0 0 0 0 0,-1 0 0 0 0,1 0 0 0 0,0-1 1 0 0,-1 1-1 0 0,1 0 0 0 0,0 0 0 0 0,-1 0 0 0 0,1 0 0 0 0,0 0 1 0 0,-1 0-1 0 0,1 0 0 0 0,0 0 0 0 0,-1-1 0 0 0,1 1 1 0 0,0 0-1 0 0,-1 0 0 0 0,1 1 0 0 0,0-1 0 0 0,-1 0 0 0 0,1 0 1 0 0,0 0-1 0 0,-1 0 0 0 0,1 0 0 0 0,-23 9 22 0 0,-11 6-42 0 0,33-14 7 0 0,3-1-1 0 0,-4 4-43 0 0,1-4 48 0 0,1 1 0 0 0,0-1 1 0 0,-1 0-1 0 0,1 0 0 0 0,0 1 0 0 0,0-1 0 0 0,-1 0 1 0 0,1 1-1 0 0,0-1 0 0 0,0 0 0 0 0,-1 1 0 0 0,1-1 1 0 0,0 0-1 0 0,0 1 0 0 0,0-1 0 0 0,0 0 0 0 0,-1 1 0 0 0,1-1 1 0 0,0 1-1 0 0,0-1 0 0 0,0 0 0 0 0,0 1 0 0 0,0-1 1 0 0,0 1-1 0 0,0-1 0 0 0,0 1 0 0 0,0-1 0 0 0,0 0 0 0 0,0 1 1 0 0,0-1-1 0 0,1 1 0 0 0,-1-1 0 0 0,0 0 0 0 0,0 1 1 0 0,0-1-1 0 0,1 0 0 0 0,-1 1 0 0 0,0-1 0 0 0,0 0 1 0 0,1 1-1 0 0,-1-1 0 0 0,0 0 0 0 0,0 1 0 0 0,1-1 0 0 0,-1 0 1 0 0,0 0-1 0 0,1 1 0 0 0,-1-1 0 0 0,0 0 0 0 0,1 0 1 0 0,-1 0-1 0 0,1 0 0 0 0,-1 0 0 0 0,0 1 0 0 0,1-1 1 0 0,-1 0-1 0 0,1 0 0 0 0,-1 0 0 0 0,0 0 0 0 0,1 0 0 0 0,0 0 1 0 0,2 0 3 0 0,0 0 1 0 0,-1 0-1 0 0,1 0 1 0 0,0 0-1 0 0,0-1 1 0 0,-1 1-1 0 0,1-1 1 0 0,0 0-1 0 0,-1 1 1 0 0,1-1-1 0 0,-1-1 1 0 0,1 1-1 0 0,-1 0 1 0 0,1 0-1 0 0,-1-1 1 0 0,0 1-1 0 0,0-1 1 0 0,1 0-1 0 0,-1 0 1 0 0,0 0-1 0 0,-1 0 1 0 0,1 0-1 0 0,0 0 1 0 0,-1 0-1 0 0,1-1 1 0 0,-1 1-1 0 0,0-1 1 0 0,1 1-1 0 0,-1-1 1 0 0,0 1-1 0 0,-1-1 1 0 0,1 0-1 0 0,0-4 1 0 0,-1 7-16 0 0,0-1 0 0 0,0 1 1 0 0,0-1-1 0 0,0 1 0 0 0,0-1 0 0 0,0 1 0 0 0,0-1 1 0 0,0 1-1 0 0,0-1 0 0 0,0 1 0 0 0,0-1 0 0 0,0 1 1 0 0,-1-1-1 0 0,1 1 0 0 0,0-1 0 0 0,0 1 0 0 0,-1 0 1 0 0,1-1-1 0 0,0 1 0 0 0,-1-1 0 0 0,1 1 1 0 0,0 0-1 0 0,-1-1 0 0 0,1 1 0 0 0,-1 0 0 0 0,1-1 1 0 0,0 1-1 0 0,-1 0 0 0 0,1 0 0 0 0,-1-1 0 0 0,-17 3-1171 0 0,-17 17-3193 0 0,27-12 2680 0 0</inkml:trace>
-  <inkml:trace contextRef="#ctx0" brushRef="#br0" timeOffset="8040.3">3146 323 288 0 0,'0'0'1288'0'0,"-9"-7"3628"0"0,8 14-4679 0 0,-1-1 0 0 0,1 0 0 0 0,0 0 0 0 0,1 0 0 0 0,0 10 0 0 0,0-9-159 0 0,-2 3 18 0 0,0 5 19 0 0,0-1-1 0 0,1 0 0 0 0,1 20 0 0 0,1-29-91 0 0,-1 0 0 0 0,2 0 1 0 0,-1 0-1 0 0,0 0 0 0 0,1 0 0 0 0,0 0 0 0 0,0 0 1 0 0,1 0-1 0 0,-1-1 0 0 0,1 1 0 0 0,6 7 0 0 0,-4-6 0 0 0,-1 0 0 0 0,0 1 0 0 0,-1-1 0 0 0,0 1 0 0 0,0 0 0 0 0,0 0 0 0 0,2 10 0 0 0,-4-13-14 0 0,0 0 0 0 0,0 0 1 0 0,-1 0-1 0 0,1 0 0 0 0,-1 0 0 0 0,0 0 0 0 0,0 0 0 0 0,0 0 1 0 0,0 0-1 0 0,-1 0 0 0 0,0 0 0 0 0,0 0 0 0 0,0 0 1 0 0,0 0-1 0 0,-3 5 0 0 0,-9-6 270 0 0</inkml:trace>
-</inkml:ink>
-</file>
-
-<file path=customXml/item2.xml><?xml version="1.0" encoding="utf-8"?>
-<inkml:ink xmlns:inkml="http://www.w3.org/2003/InkML">
-  <inkml:definitions>
-    <inkml:context xml:id="ctx0">
-      <inkml:inkSource xml:id="inkSrc0">
-        <inkml:traceFormat>
-          <inkml:channel name="X" type="integer" min="-2.14748E9" max="2.14748E9" units="cm"/>
-          <inkml:channel name="Y" type="integer" min="-2.14748E9" max="2.14748E9" units="cm"/>
-          <inkml:channel name="F" type="integer" max="32767" units="dev"/>
-          <inkml:channel name="OA" type="integer" max="360" units="deg"/>
-          <inkml:channel name="OE" type="integer" max="90" units="deg"/>
-        </inkml:traceFormat>
-        <inkml:channelProperties>
-          <inkml:channelProperty channel="X" name="resolution" value="1000" units="1/cm"/>
-          <inkml:channelProperty channel="Y" name="resolution" value="1000" units="1/cm"/>
-          <inkml:channelProperty channel="F" name="resolution" value="0" units="1/dev"/>
-          <inkml:channelProperty channel="OA" name="resolution" value="1000" units="1/deg"/>
-          <inkml:channelProperty channel="OE" name="resolution" value="1000" units="1/deg"/>
-        </inkml:channelProperties>
-      </inkml:inkSource>
-      <inkml:timestamp xml:id="ts0" timeString="2025-06-10T16:08:50.568"/>
-    </inkml:context>
-    <inkml:brush xml:id="br0">
-      <inkml:brushProperty name="width" value="0.05" units="cm"/>
-      <inkml:brushProperty name="height" value="0.05" units="cm"/>
-      <inkml:brushProperty name="color" value="#E71224"/>
-    </inkml:brush>
-  </inkml:definitions>
-  <inkml:trace contextRef="#ctx0" brushRef="#br0">1236 239 3217 0 0,'-18'-44'2449'0'0,"11"24"-2251"0"0,-2 1 0 0 0,-14-27 0 0 0,19 39-210 0 0,-1 0 0 0 0,0 1-1 0 0,0 0 1 0 0,-1-1 0 0 0,0 2 0 0 0,0-1-1 0 0,0 1 1 0 0,0 0 0 0 0,-14-8-1 0 0,8 6-57 0 0,-1 1 0 0 0,1 1 1 0 0,-1 0-1 0 0,0 0 0 0 0,0 1 0 0 0,0 1 0 0 0,0 0 0 0 0,-1 1 0 0 0,-22-1 0 0 0,19 4-190 0 0,0 0-1 0 0,0 1 1 0 0,0 1-1 0 0,1 0 1 0 0,-1 1-1 0 0,1 1 1 0 0,-21 9-1 0 0,-37 17-295 0 0,-131 76-1 0 0,173-87 985 0 0,0 2 0 0 0,2 1 0 0 0,1 2 0 0 0,1 0 0 0 0,1 2 0 0 0,-28 37 0 0 0,-16 22-328 0 0,-54 78 18 0 0,113-145-112 0 0,0 0 1 0 0,2 1-1 0 0,1 0 0 0 0,0 0 0 0 0,2 1 1 0 0,0 0-1 0 0,-5 27 0 0 0,4 3 6 0 0,3 0-1 0 0,1 0 0 0 0,3 0 1 0 0,2 1-1 0 0,2-1 1 0 0,13 62-1 0 0,-11-89 37 0 0,1-1 0 0 0,2 1 0 0 0,0-1 0 0 0,1-1 0 0 0,1 0 0 0 0,2 0-1 0 0,0-1 1 0 0,1-1 0 0 0,1 0 0 0 0,1 0 0 0 0,25 25 0 0 0,-31-38 8 0 0,1 0 0 0 0,0-1 0 0 0,0 0 0 0 0,1-1-1 0 0,0 0 1 0 0,0 0 0 0 0,0-1 0 0 0,0 0 0 0 0,1-1 0 0 0,-1-1 0 0 0,1 0 0 0 0,23 1 0 0 0,0-2-27 0 0,-1-1 0 0 0,0-2 0 0 0,43-8 0 0 0,15-10 179 0 0,-1-4 0 0 0,111-46 0 0 0,-162 55-168 0 0,0 1-21 0 0,5-1 26 0 0,-2-3-1 0 0,45-23 0 0 0,-67 26 22 0 0,-1 0 0 0 0,0-2-1 0 0,-2 0 1 0 0,0-1 0 0 0,-1-1 0 0 0,0-1 0 0 0,-2 0-1 0 0,22-37 1 0 0,-28 39-39 0 0,0 1 1 0 0,-1-1-1 0 0,-1-1 0 0 0,-1 0 1 0 0,-1 1-1 0 0,0-2 0 0 0,-2 1 0 0 0,0 0 1 0 0,0-25-1 0 0,-2-13 167 0 0,-14-108-1 0 0,10 143-149 0 0,-1 0-1 0 0,0 1 1 0 0,-2-1-1 0 0,-1 1 1 0 0,-1 0-1 0 0,0 1 1 0 0,-1 0-1 0 0,-23-35 0 0 0,22 41 15 0 0,-1 0 0 0 0,0 0-1 0 0,-1 1 1 0 0,-1 0 0 0 0,0 1-1 0 0,0 1 1 0 0,-1 0 0 0 0,-1 1-1 0 0,0 0 1 0 0,0 1 0 0 0,-25-10-1 0 0,15 9-505 0 0,-1 1-1 0 0,0 2 1 0 0,0 0 0 0 0,-49-5-1 0 0,41 10-389 0 0</inkml:trace>
-</inkml:ink>
-</file>
-
-<file path=customXml/item3.xml><?xml version="1.0" encoding="utf-8"?>
-<?mso-contentType ?>
-<FormTemplates xmlns="http://schemas.microsoft.com/sharepoint/v3/contenttype/forms">
-  <Display>DocumentLibraryForm</Display>
-  <Edit>DocumentLibraryForm</Edit>
-  <New>DocumentLibraryForm</New>
-</FormTemplates>
-</file>
-
-<file path=customXml/item4.xml><?xml version="1.0" encoding="utf-8"?>
 <ct:contentTypeSchema xmlns:ct="http://schemas.microsoft.com/office/2006/metadata/contentType" xmlns:ma="http://schemas.microsoft.com/office/2006/metadata/properties/metaAttributes" ct:_="" ma:_="" ma:contentTypeName="Dokument" ma:contentTypeID="0x01010025C71E9534E21E4A9F2CF33BA7DCE92D" ma:contentTypeVersion="3" ma:contentTypeDescription="Ein neues Dokument erstellen." ma:contentTypeScope="" ma:versionID="32b9bbdf2bbf4e0fb27a426421665337">
   <xsd:schema xmlns:xsd="http://www.w3.org/2001/XMLSchema" xmlns:xs="http://www.w3.org/2001/XMLSchema" xmlns:p="http://schemas.microsoft.com/office/2006/metadata/properties" xmlns:ns2="5a9e9855-01b6-487f-b294-67c59083cc31" targetNamespace="http://schemas.microsoft.com/office/2006/metadata/properties" ma:root="true" ma:fieldsID="ec87b9b32475f90c9dbf7ae918480825" ns2:_="">
     <xsd:import namespace="5a9e9855-01b6-487f-b294-67c59083cc31"/>
@@ -13753,11 +13885,61 @@
 </ct:contentTypeSchema>
 </file>
 
-<file path=customXml/item5.xml><?xml version="1.0" encoding="utf-8"?>
+<file path=customXml/item2.xml><?xml version="1.0" encoding="utf-8"?>
+<inkml:ink xmlns:inkml="http://www.w3.org/2003/InkML">
+  <inkml:definitions>
+    <inkml:context xml:id="ctx0">
+      <inkml:inkSource xml:id="inkSrc0">
+        <inkml:traceFormat>
+          <inkml:channel name="X" type="integer" min="-2.14748E9" max="2.14748E9" units="cm"/>
+          <inkml:channel name="Y" type="integer" min="-2.14748E9" max="2.14748E9" units="cm"/>
+          <inkml:channel name="F" type="integer" max="32767" units="dev"/>
+          <inkml:channel name="OA" type="integer" max="360" units="deg"/>
+          <inkml:channel name="OE" type="integer" max="90" units="deg"/>
+        </inkml:traceFormat>
+        <inkml:channelProperties>
+          <inkml:channelProperty channel="X" name="resolution" value="1000" units="1/cm"/>
+          <inkml:channelProperty channel="Y" name="resolution" value="1000" units="1/cm"/>
+          <inkml:channelProperty channel="F" name="resolution" value="0" units="1/dev"/>
+          <inkml:channelProperty channel="OA" name="resolution" value="1000" units="1/deg"/>
+          <inkml:channelProperty channel="OE" name="resolution" value="1000" units="1/deg"/>
+        </inkml:channelProperties>
+      </inkml:inkSource>
+      <inkml:timestamp xml:id="ts0" timeString="2025-06-10T16:08:54.030"/>
+    </inkml:context>
+    <inkml:brush xml:id="br0">
+      <inkml:brushProperty name="width" value="0.05" units="cm"/>
+      <inkml:brushProperty name="height" value="0.05" units="cm"/>
+      <inkml:brushProperty name="color" value="#E71224"/>
+    </inkml:brush>
+  </inkml:definitions>
+  <inkml:trace contextRef="#ctx0" brushRef="#br0">5 208 2425 0 0,'0'0'5878'0'0,"24"0"-3468"0"0,-17 1-2405 0 0,0 0 1 0 0,0 0-1 0 0,0 0 0 0 0,0 1 1 0 0,0 0-1 0 0,11 5 0 0 0,-9-5 40 0 0,0 0-1 0 0,0 0 0 0 0,0-1 0 0 0,1 0 1 0 0,-1 0-1 0 0,0-1 0 0 0,17-3 1 0 0,4 2 74 0 0,-22 1-105 0 0,1-1 1 0 0,0 2-1 0 0,-1-1 0 0 0,1 1 1 0 0,-1 0-1 0 0,1 1 1 0 0,-1 0-1 0 0,1 0 1 0 0,-1 1-1 0 0,14 7 0 0 0,-22-10-10 0 0,1 0 1 0 0,0 1-1 0 0,-1-1 0 0 0,1 1 0 0 0,0-1 0 0 0,-1 1 0 0 0,1-1 0 0 0,0 1 0 0 0,-1 0 0 0 0,1-1 0 0 0,-1 1 0 0 0,1 0 0 0 0,-1-1 0 0 0,0 1 0 0 0,1 0 0 0 0,-1 0 0 0 0,0-1 0 0 0,1 1 0 0 0,-1 0 0 0 0,0 0 0 0 0,0 0 0 0 0,0-1 0 0 0,0 1 0 0 0,0 0 1 0 0,0 0-1 0 0,0 0 0 0 0,0 0 0 0 0,0-1 0 0 0,0 1 0 0 0,0 0 0 0 0,0 0 0 0 0,-1 0 0 0 0,1-1 0 0 0,0 1 0 0 0,-1 0 0 0 0,1 0 0 0 0,0-1 0 0 0,-1 1 0 0 0,1 0 0 0 0,-2 0 0 0 0,-2 4 13 0 0,0-1 0 0 0,-1 1 0 0 0,0-1 0 0 0,-10 6 0 0 0,-6 7-17 0 0,-52 46-71 0 0,46-41 27 0 0,-30 31 0 0 0,55-51 44 0 0,1 0 0 0 0,-1 0 0 0 0,0 0 0 0 0,1 0-1 0 0,-1 0 1 0 0,1 0 0 0 0,0 0 0 0 0,0 0 0 0 0,-1 1-1 0 0,1-1 1 0 0,1 0 0 0 0,-1 1 0 0 0,0-1 0 0 0,1 1-1 0 0,-1-1 1 0 0,1 1 0 0 0,0-1 0 0 0,0 5-1 0 0,0-6 1 0 0,1 1 0 0 0,0-1 0 0 0,-1 1 0 0 0,1-1 0 0 0,0 1 0 0 0,0-1 0 0 0,0 0-1 0 0,0 1 1 0 0,0-1 0 0 0,0 0 0 0 0,0 0 0 0 0,0 0 0 0 0,1 0 0 0 0,-1 0-1 0 0,0 0 1 0 0,1 0 0 0 0,-1 0 0 0 0,1 0 0 0 0,-1-1 0 0 0,1 1 0 0 0,-1-1 0 0 0,1 1-1 0 0,-1-1 1 0 0,1 1 0 0 0,0-1 0 0 0,-1 0 0 0 0,1 0 0 0 0,-1 0 0 0 0,3 0-1 0 0,29 4-18 0 0,-11-1-40 0 0,-1-1 0 0 0,25-2 0 0 0,-39 0 42 0 0,1-1-1 0 0,0 0 1 0 0,0 0-1 0 0,-1-1 1 0 0,1 0-1 0 0,-1-1 1 0 0,0 0 0 0 0,0 0-1 0 0,12-7 1 0 0,29-13-1642 0 0,-12 16-3216 0 0,-30 7 3490 0 0</inkml:trace>
+  <inkml:trace contextRef="#ctx0" brushRef="#br0" timeOffset="537.36">1 353 3761 0 0,'14'-4'313'0'0,"1"1"1"0"0,0 1 0 0 0,0 0-1 0 0,0 1 1 0 0,1 1 0 0 0,-1 0-1 0 0,0 1 1 0 0,0 0 0 0 0,0 2-1 0 0,0-1 1 0 0,-1 2 0 0 0,1 0-1 0 0,-1 1 1 0 0,1 0 0 0 0,13 8-1 0 0,-21-9-404 0 0,1-2 0 0 0,0 1 0 0 0,0-1 0 0 0,0 0-1 0 0,0-1 1 0 0,0 0 0 0 0,0 0 0 0 0,1 0 0 0 0,-1-1 0 0 0,0-1-1 0 0,0 1 1 0 0,1-2 0 0 0,-1 1 0 0 0,0-1 0 0 0,0 0 0 0 0,9-4 0 0 0,-11 5-498 0 0</inkml:trace>
+  <inkml:trace contextRef="#ctx0" brushRef="#br0" timeOffset="1907.49">580 318 4417 0 0,'0'0'535'0'0,"25"18"674"0"0,-15-14-1066 0 0,1 0-1 0 0,0-1 0 0 0,-1 0 0 0 0,1-1 1 0 0,17 2-1 0 0,-15-3-53 0 0,0-1 1 0 0,0 0-1 0 0,19-4 1 0 0,-28 4-78 0 0,0-1 0 0 0,-1 1 0 0 0,1-1 1 0 0,-1 0-1 0 0,1-1 0 0 0,-1 1 0 0 0,1 0 1 0 0,-1-1-1 0 0,0 0 0 0 0,0 0 1 0 0,0 0-1 0 0,0 0 0 0 0,0 0 0 0 0,0-1 1 0 0,-1 1-1 0 0,1-1 0 0 0,2-4 1 0 0,-4 5-7 0 0,0 0 0 0 0,0 0 0 0 0,-1 0 0 0 0,1 0 0 0 0,-1 0 1 0 0,0 0-1 0 0,1 0 0 0 0,-1 0 0 0 0,0 0 0 0 0,0 0 1 0 0,0 0-1 0 0,-1 0 0 0 0,1 0 0 0 0,0 0 0 0 0,-1 0 0 0 0,1 0 1 0 0,-1 0-1 0 0,0 0 0 0 0,-1-3 0 0 0,2 4-6 0 0,-1 0-1 0 0,0-1 1 0 0,0 1-1 0 0,0 0 1 0 0,1 0 0 0 0,-1 0-1 0 0,0 0 1 0 0,-1 0-1 0 0,1 0 1 0 0,0 0 0 0 0,0 0-1 0 0,0 0 1 0 0,0 1-1 0 0,-1-1 1 0 0,1 0-1 0 0,0 1 1 0 0,-1-1 0 0 0,1 1-1 0 0,0-1 1 0 0,-1 1-1 0 0,1 0 1 0 0,-1 0 0 0 0,1-1-1 0 0,0 1 1 0 0,-1 0-1 0 0,1 0 1 0 0,-1 0-1 0 0,1 1 1 0 0,-1-1 0 0 0,1 0-1 0 0,-1 0 1 0 0,1 1-1 0 0,-2 0 1 0 0,-13 4-18 0 0,0 1 0 0 0,0 1 1 0 0,0 0-1 0 0,1 1 0 0 0,-16 12 0 0 0,26-16 81 0 0,-1 0 0 0 0,2 0 0 0 0,-1 0 0 0 0,0 1 0 0 0,1 0 1 0 0,0 0-1 0 0,0 0 0 0 0,1 0 0 0 0,-1 0 0 0 0,1 1 0 0 0,0 0 0 0 0,1 0 0 0 0,-1 0 0 0 0,1 0 0 0 0,0 0 0 0 0,1 0 0 0 0,-2 9 0 0 0,3-10-43 0 0,-1-1 0 0 0,2 1 0 0 0,-1-1 0 0 0,0 1 0 0 0,1-1 0 0 0,0 1-1 0 0,0-1 1 0 0,0 0 0 0 0,1 1 0 0 0,-1-1 0 0 0,1 0 0 0 0,0 0 0 0 0,0 0 0 0 0,4 5 0 0 0,-1-3-13 0 0,0 1-1 0 0,0-1 1 0 0,1 0 0 0 0,0 0 0 0 0,0-1 0 0 0,1 0 0 0 0,11 8 0 0 0,-10-9 30 0 0,-1 1 0 0 0,0-1 0 0 0,1-1 0 0 0,0 0 0 0 0,-1 0 1 0 0,1 0-1 0 0,1-1 0 0 0,-1 0 0 0 0,0-1 0 0 0,0 1 0 0 0,1-2 0 0 0,-1 1 0 0 0,1-1 0 0 0,-1-1 0 0 0,0 1 0 0 0,14-4 0 0 0,-13 1 19 0 0,0 0 0 0 0,0 0-1 0 0,-1-1 1 0 0,1-1 0 0 0,-1 1-1 0 0,0-1 1 0 0,0-1 0 0 0,0 0-1 0 0,-1 0 1 0 0,0 0 0 0 0,0-1-1 0 0,-1 0 1 0 0,1 0-1 0 0,-1-1 1 0 0,-1 1 0 0 0,0-1-1 0 0,0-1 1 0 0,0 1 0 0 0,-1-1-1 0 0,-1 1 1 0 0,6-18 0 0 0,3-2 566 0 0,-23 48-322 0 0,9-18-301 0 0,1 1 0 0 0,0 0 1 0 0,-1 0-1 0 0,1-1 0 0 0,0 1 0 0 0,0 0 1 0 0,1 0-1 0 0,-1 0 0 0 0,1 0 0 0 0,-1 0 1 0 0,1 0-1 0 0,0 0 0 0 0,0 0 0 0 0,1 5 1 0 0,-1-8 0 0 0,0-1 0 0 0,0 1 0 0 0,0 0 0 0 0,0 0 0 0 0,0 0 0 0 0,0 0 0 0 0,-1 0 0 0 0,1 0 0 0 0,0 0 0 0 0,0 0 0 0 0,0 0-1 0 0,0 0 1 0 0,0 0 0 0 0,0 0 0 0 0,0 0 0 0 0,0 0 0 0 0,0 0 0 0 0,0 0 0 0 0,0 0 0 0 0,0 0 0 0 0,0 0 0 0 0,0 0 0 0 0,0 0 0 0 0,0 0 0 0 0,0 0 0 0 0,0 0 0 0 0,-1 0 0 0 0,1 0 0 0 0,0 0 0 0 0,0 0 0 0 0,0 0 0 0 0,0 0 0 0 0,0 0 0 0 0,0 0 0 0 0,9 36 2 0 0,-9-36 0 0 0,0 1 0 0 0,0 0 0 0 0,0-1-1 0 0,0 1 1 0 0,0-1 0 0 0,1 1 0 0 0,-1 0 0 0 0,0-1 0 0 0,0 1 0 0 0,0-1 0 0 0,1 1-1 0 0,-1-1 1 0 0,0 1 0 0 0,0-1 0 0 0,1 1 0 0 0,-1-1 0 0 0,0 1 0 0 0,1-1 0 0 0,-1 1-1 0 0,1-1 1 0 0,-1 1 0 0 0,1-1 0 0 0,-1 0 0 0 0,1 1 0 0 0,-1-1 0 0 0,1 0 0 0 0,-1 0-1 0 0,1 1 1 0 0,-1-1 0 0 0,1 0 0 0 0,-1 0 0 0 0,2 1 0 0 0,5 1 24 0 0,-1 1-15 0 0,-4-1-3 0 0,0-1 0 0 0,0 0-1 0 0,0 0 1 0 0,0 0-1 0 0,0 0 1 0 0,0-1 0 0 0,0 1-1 0 0,0 0 1 0 0,0-1-1 0 0,0 0 1 0 0,4 1 0 0 0,-2-1 6 0 0,-1-1 1 0 0,1 0 0 0 0,-1 1 0 0 0,1-1 0 0 0,-1-1-1 0 0,0 1 1 0 0,1 0 0 0 0,-1-1 0 0 0,0 0 0 0 0,0 0 0 0 0,0 1-1 0 0,0-2 1 0 0,0 1 0 0 0,0 0 0 0 0,-1-1 0 0 0,1 1-1 0 0,3-6 1 0 0,2-3 48 0 0,0 0 0 0 0,-1 0-1 0 0,9-18 1 0 0,-15 28-59 0 0,-1 1 0 0 0,0 0 0 0 0,1 0 0 0 0,-1 0 0 0 0,0-1 0 0 0,1 1 0 0 0,-1 0-1 0 0,0 0 1 0 0,1 0 0 0 0,-1 0 0 0 0,1 0 0 0 0,-1 0 0 0 0,0 0 0 0 0,1 0 0 0 0,-1 0 0 0 0,1 0 0 0 0,-1 0 0 0 0,0 0 0 0 0,1 0 0 0 0,-1 0 0 0 0,0 0 0 0 0,1 0-1 0 0,-1 0 1 0 0,1 0 0 0 0,-1 1 0 0 0,0-1 0 0 0,1 0 0 0 0,-1 0 0 0 0,0 0 0 0 0,1 1 0 0 0,-1-1 0 0 0,1 1 0 0 0,15 10 220 0 0,-11-8-150 0 0,16 12 108 0 0,-20-14-176 0 0,1 0 0 0 0,-1 0 0 0 0,1 1 0 0 0,0-1 0 0 0,-1 0 0 0 0,1 0 0 0 0,0-1 0 0 0,0 1 1 0 0,-1 0-1 0 0,1 0 0 0 0,3 0 0 0 0,14 9 241 0 0,-16-8-777 0 0,0 1 0 0 0,0-1 1 0 0,0 0-1 0 0,1-1 1 0 0,-1 1-1 0 0,0-1 0 0 0,7 3 1 0 0,16 2-598 0 0,-20-4-110 0 0</inkml:trace>
+  <inkml:trace contextRef="#ctx0" brushRef="#br0" timeOffset="2280.99">1565 26 4089 0 0,'0'0'1209'0'0,"0"0"-1132"0"0,0 0-1 0 0,0 0 1 0 0,0-1-1 0 0,0 1 1 0 0,0 0 0 0 0,0 0-1 0 0,0 0 1 0 0,0 0-1 0 0,0-1 1 0 0,0 1-1 0 0,0 0 1 0 0,0 0-1 0 0,0 0 1 0 0,0 0-1 0 0,0 0 1 0 0,0-1-1 0 0,0 1 1 0 0,-1 0-1 0 0,1 0 1 0 0,0 0-1 0 0,0 0 1 0 0,0 0-1 0 0,0 0 1 0 0,0 0-1 0 0,0-1 1 0 0,0 1-1 0 0,0 0 1 0 0,-1 0-1 0 0,1 0 1 0 0,0 0-1 0 0,0 0 1 0 0,0 0-1 0 0,0 0 1 0 0,0 0-1 0 0,-1 0 1 0 0,1 0-1 0 0,0 0 1 0 0,0 0-1 0 0,0 0 1 0 0,0 0-1 0 0,0 0 1 0 0,-1 0-1 0 0,1 0 1 0 0,0 0-1 0 0,0 0 1 0 0,0 0-1 0 0,0 0 1 0 0,0 0-1 0 0,-1 0 1 0 0,1 0-1 0 0,0 0 1 0 0,0 0-1 0 0,0 0 1 0 0,0 0-1 0 0,0 0 1 0 0,-1 0-1 0 0,-1 5-10 0 0,-1 0-1 0 0,1 1 0 0 0,0-1 1 0 0,1 0-1 0 0,-1 0 1 0 0,1 1-1 0 0,0-1 0 0 0,1 1 1 0 0,-1-1-1 0 0,1 7 0 0 0,3 67 129 0 0,-2-49-157 0 0,4 73-83 0 0,21 127 0 0 0,-23-221-74 0 0,0 3-3773 0 0</inkml:trace>
+  <inkml:trace contextRef="#ctx0" brushRef="#br0" timeOffset="2798.33">1444 424 2192 0 0,'0'0'112'0'0,"-1"0"0"0"0,1 0 0 0 0,0-1-1 0 0,-1 1 1 0 0,1 0 0 0 0,0 0 0 0 0,0-1-1 0 0,-1 1 1 0 0,1 0 0 0 0,0-1 0 0 0,0 1-1 0 0,-1 0 1 0 0,1-1 0 0 0,0 1-1 0 0,0 0 1 0 0,0-1 0 0 0,0 1 0 0 0,-1-1-1 0 0,1 1 1 0 0,0 0 0 0 0,0-1 0 0 0,0 1-1 0 0,0-1 1 0 0,0 1 0 0 0,0-1 0 0 0,0 1-1 0 0,0 0 1 0 0,0-1 0 0 0,0 1-1 0 0,0-1 1 0 0,1 1 0 0 0,-1 0 0 0 0,0-1-1 0 0,0 1 1 0 0,0-1 0 0 0,0 1 0 0 0,1 0-1 0 0,-1-1 1 0 0,0 1 0 0 0,0 0 0 0 0,1-1-1 0 0,-1 1 1 0 0,0 0 0 0 0,1 0-1 0 0,-1-1 1 0 0,12-18 1969 0 0,25-6-1791 0 0,-37 24-276 0 0,0 1-1 0 0,0 0 0 0 0,1-1 0 0 0,-1 1 0 0 0,0 0 0 0 0,1-1 0 0 0,-1 1 0 0 0,0 0 1 0 0,1-1-1 0 0,-1 1 0 0 0,1 0 0 0 0,-1 0 0 0 0,1-1 0 0 0,-1 1 0 0 0,0 0 0 0 0,1 0 1 0 0,-1 0-1 0 0,1 0 0 0 0,-1 0 0 0 0,1-1 0 0 0,-1 1 0 0 0,1 0 0 0 0,-1 0 0 0 0,1 0 1 0 0,-1 0-1 0 0,1 0 0 0 0,-1 1 0 0 0,1-1 0 0 0,-1 0 0 0 0,1 0 0 0 0,-1 0 0 0 0,1 0 1 0 0,-1 0-1 0 0,0 1 0 0 0,1-1 0 0 0,-1 0 0 0 0,1 0 0 0 0,-1 1 0 0 0,0-1 0 0 0,1 0 1 0 0,-1 1-1 0 0,0-1 0 0 0,1 1 0 0 0,6 5 43 0 0,3 2-14 0 0,1-1 0 0 0,-1 0 1 0 0,1-1-1 0 0,19 8 0 0 0,-26-13-198 0 0,0 0 1 0 0,0 1-1 0 0,0-2 1 0 0,0 1-1 0 0,0 0 0 0 0,0-1 1 0 0,0 0-1 0 0,0 0 1 0 0,0 0-1 0 0,1 0 1 0 0,-1-1-1 0 0,0 1 0 0 0,0-1 1 0 0,0 0-1 0 0,0-1 1 0 0,0 1-1 0 0,0-1 0 0 0,-1 1 1 0 0,8-5-1 0 0,5-6-909 0 0,-7 6 943 0 0</inkml:trace>
+  <inkml:trace contextRef="#ctx0" brushRef="#br0" timeOffset="3356.09">1840 346 3401 0 0,'0'0'3806'0'0,"-2"3"-3743"0"0,-1 3-50 0 0,0 1 0 0 0,0-1 0 0 0,0 1 0 0 0,0 0 0 0 0,1 0 0 0 0,1 0 0 0 0,-1 0 0 0 0,1 0 0 0 0,-1 12 1 0 0,2-14-7 0 0,-1 0 0 0 0,1 0 0 0 0,0 0 0 0 0,0 1 0 0 0,1-1 0 0 0,-1 0 0 0 0,1 0 0 0 0,1 0 0 0 0,-1 0 0 0 0,1 0 0 0 0,-1 0 0 0 0,1 0 0 0 0,1-1 0 0 0,4 9 0 0 0,-6-11 12 0 0,1 0 0 0 0,0-1 0 0 0,-1 1 0 0 0,1-1 0 0 0,0 1 0 0 0,0-1 1 0 0,0 0-1 0 0,-1 0 0 0 0,1 0 0 0 0,0 0 0 0 0,1 0 0 0 0,-1 0 0 0 0,0 0 1 0 0,0-1-1 0 0,0 1 0 0 0,0-1 0 0 0,1 0 0 0 0,-1 0 0 0 0,5 0 642 0 0,-10-26 1203 0 0,4 24-1851 0 0,-1 0-1 0 0,0 0 0 0 0,-1 0 1 0 0,1 0-1 0 0,0 0 1 0 0,0 0-1 0 0,-1 0 1 0 0,1 0-1 0 0,-1 0 0 0 0,0 1 1 0 0,0-1-1 0 0,-1-3 1 0 0,-2 0 71 0 0,0 0 1 0 0,-1 0 0 0 0,1 0 0 0 0,-1 1 0 0 0,0 0 0 0 0,0 0 0 0 0,-7-5 0 0 0,6 6-43 0 0,0-3 62 0 0,7 2-115 0 0,1 1 0 0 0,0-1 0 0 0,0 1 0 0 0,0 0 0 0 0,0-1 0 0 0,0 1 0 0 0,1 0-1 0 0,0 1 1 0 0,-1-1 0 0 0,1 0 0 0 0,0 1 0 0 0,0-1 0 0 0,1 1 0 0 0,-1 0 0 0 0,4-2 0 0 0,7-2-23 0 0,0 0 1 0 0,0 1-1 0 0,1 0 1 0 0,-1 2 0 0 0,1-1-1 0 0,18 0 1 0 0,41-12-3622 0 0,-67 15 2699 0 0,-1 1-138 0 0</inkml:trace>
+  <inkml:trace contextRef="#ctx0" brushRef="#br0" timeOffset="3740.67">2229 335 4217 0 0,'0'0'95'0'0,"0"-1"-1"0"0,0 1 1 0 0,0 0 0 0 0,0-1 0 0 0,1 1-1 0 0,-1 0 1 0 0,0 0 0 0 0,0-1-1 0 0,0 1 1 0 0,0 0 0 0 0,1-1 0 0 0,-1 1-1 0 0,0 0 1 0 0,0 0 0 0 0,1-1 0 0 0,-1 1-1 0 0,0 0 1 0 0,0 0 0 0 0,1 0-1 0 0,-1 0 1 0 0,0-1 0 0 0,1 1 0 0 0,-1 0-1 0 0,0 0 1 0 0,1 0 0 0 0,-1 0 0 0 0,0 0-1 0 0,1 0 1 0 0,-1 0 0 0 0,0 0-1 0 0,1 0 1 0 0,-1 0 0 0 0,0 0 0 0 0,1 0-1 0 0,0 0 1 0 0,8 10 1419 0 0,2 19-612 0 0,-8 20-538 0 0,-3-42-416 0 0,0 0 0 0 0,0 0 0 0 0,0-1 0 0 0,1 1 0 0 0,0 0 0 0 0,0 0 0 0 0,1-1 0 0 0,0 1 0 0 0,0-1 0 0 0,0 0 0 0 0,1 1 0 0 0,0-1 0 0 0,0 0 0 0 0,5 7 0 0 0,-6-10-558 0 0,1 1-319 0 0</inkml:trace>
+  <inkml:trace contextRef="#ctx0" brushRef="#br0" timeOffset="3921.31">2292 212 3929 0 0,'-1'-2'370'0'0,"0"0"1"0"0,0 0-1 0 0,0 0 0 0 0,0 0 1 0 0,0 0-1 0 0,1 0 1 0 0,-1 0-1 0 0,1 0 1 0 0,0-1-1 0 0,-1 1 0 0 0,1-4 1 0 0,0 6-415 0 0</inkml:trace>
+  <inkml:trace contextRef="#ctx0" brushRef="#br0" timeOffset="5174.93">2503 367 1624 0 0,'0'0'4464'0'0,"2"2"-4200"0"0,1 0-1 0 0,-1 0 1 0 0,0 0-1 0 0,1 0 1 0 0,-1-1 0 0 0,1 1-1 0 0,0-1 1 0 0,5 2-1 0 0,-3-1-237 0 0,1-1-1 0 0,0 1 0 0 0,0-2 0 0 0,0 1 0 0 0,0-1 0 0 0,0 0 0 0 0,1 0 0 0 0,-1 0 0 0 0,0-1 0 0 0,0 0 0 0 0,0 0 0 0 0,9-4 0 0 0,-9 2-2 0 0,1 0-1 0 0,-1-1 1 0 0,0 0 0 0 0,0 0 0 0 0,9-9-1 0 0,-14 12-17 0 0,0-1 0 0 0,1 1-1 0 0,-1 0 1 0 0,0-1-1 0 0,0 1 1 0 0,0 0-1 0 0,-1-1 1 0 0,1 0-1 0 0,0 1 1 0 0,0-1 0 0 0,-1 1-1 0 0,1-1 1 0 0,-1 0-1 0 0,1 1 1 0 0,-1-1-1 0 0,0 0 1 0 0,0 1 0 0 0,0-1-1 0 0,0 0 1 0 0,0 0-1 0 0,0 1 1 0 0,0-1-1 0 0,-1 0 1 0 0,1 1-1 0 0,0-1 1 0 0,-1 0 0 0 0,1 1-1 0 0,-1-1 1 0 0,-1-2-1 0 0,1 2-3 0 0,-1 1 0 0 0,1-1 0 0 0,0 1 0 0 0,0 0 0 0 0,-1 0 0 0 0,1-1 0 0 0,-1 1 0 0 0,1 0 0 0 0,-1 0 0 0 0,0 0 0 0 0,1 1 0 0 0,-1-1 0 0 0,0 0 0 0 0,1 1-1 0 0,-1-1 1 0 0,0 1 0 0 0,0-1 0 0 0,0 1 0 0 0,1 0 0 0 0,-1 0 0 0 0,0 0 0 0 0,0 0 0 0 0,0 0 0 0 0,0 0 0 0 0,1 0 0 0 0,-1 1 0 0 0,0-1 0 0 0,0 1 0 0 0,0-1 0 0 0,1 1 0 0 0,-4 1 0 0 0,0 0 3 0 0,0 0 1 0 0,0 1 0 0 0,0 0-1 0 0,0-1 1 0 0,0 1 0 0 0,0 1-1 0 0,1-1 1 0 0,0 1 0 0 0,-5 5 0 0 0,-11 12 13 0 0,18-19 18 0 0,0 0-1 0 0,0 0 0 0 0,0-1 1 0 0,0 2-1 0 0,0-1 1 0 0,1 0-1 0 0,-1 0 1 0 0,1 1-1 0 0,-1-1 1 0 0,1 0-1 0 0,0 1 1 0 0,0-1-1 0 0,0 1 1 0 0,0 0-1 0 0,0-1 0 0 0,1 1 1 0 0,-1 0-1 0 0,1 0 1 0 0,0-1-1 0 0,0 1 1 0 0,0 0-1 0 0,0 0 1 0 0,1 4-1 0 0,-1-3-8 0 0,0 0-1 0 0,1 0 1 0 0,0 0 0 0 0,0 0-1 0 0,0 0 1 0 0,0 0-1 0 0,1 0 1 0 0,-1 0 0 0 0,1-1-1 0 0,0 1 1 0 0,0-1 0 0 0,1 1-1 0 0,-1-1 1 0 0,0 0-1 0 0,1 0 1 0 0,0 0 0 0 0,0 0-1 0 0,0 0 1 0 0,0-1 0 0 0,0 1-1 0 0,1-1 1 0 0,-1 0-1 0 0,1 0 1 0 0,0 0 0 0 0,4 1-1 0 0,1 2-24 0 0,0-1 1 0 0,0 0-1 0 0,1 0 0 0 0,-1-1 0 0 0,1 0 0 0 0,0-1 0 0 0,0 0 0 0 0,0-1 1 0 0,0 0-1 0 0,0 0 0 0 0,0-1 0 0 0,0-1 0 0 0,0 1 0 0 0,0-2 1 0 0,0 1-1 0 0,0-2 0 0 0,14-4 0 0 0,-22 7 6 0 0,-1-1 1 0 0,1 0-1 0 0,-1 1 1 0 0,1-1-1 0 0,-1 0 1 0 0,0 0-1 0 0,1 0 1 0 0,-1 0-1 0 0,0 0 0 0 0,1-1 1 0 0,-1 1-1 0 0,0 0 1 0 0,0-1-1 0 0,0 1 1 0 0,0 0-1 0 0,-1-1 1 0 0,1 1-1 0 0,0-1 0 0 0,0 0 1 0 0,-1 1-1 0 0,1-1 1 0 0,-1 1-1 0 0,0-1 1 0 0,1 0-1 0 0,-1 0 1 0 0,0 1-1 0 0,0-1 0 0 0,0 0 1 0 0,0 1-1 0 0,0-1 1 0 0,-1 0-1 0 0,1 1 1 0 0,0-1-1 0 0,-1 0 1 0 0,1 1-1 0 0,-1-1 0 0 0,0 1 1 0 0,1-1-1 0 0,-1 1 1 0 0,0-1-1 0 0,0 1 1 0 0,0-1-1 0 0,0 1 1 0 0,0 0-1 0 0,0-1 0 0 0,0 1 1 0 0,-1 0-1 0 0,1 0 1 0 0,0 0-1 0 0,-2-1 1 0 0,2 1 18 0 0,0 0 0 0 0,0 0 0 0 0,1 0 0 0 0,-1 0 0 0 0,0-1 0 0 0,1 1 0 0 0,-1 0-1 0 0,1 0 1 0 0,0 0 0 0 0,-1-1 0 0 0,1 1 0 0 0,0 0 0 0 0,0-1 0 0 0,0 1 0 0 0,0 0 0 0 0,0 0 0 0 0,0-1 0 0 0,0 1 0 0 0,0 0 0 0 0,1-1 0 0 0,-1 1 0 0 0,0 0 0 0 0,1 0 0 0 0,-1-1 0 0 0,1 1 0 0 0,-1 0 0 0 0,1 0 0 0 0,0 0 0 0 0,-1 0 0 0 0,1 0 0 0 0,0 0 0 0 0,0 0 0 0 0,0 0 0 0 0,0 0 0 0 0,2-1 0 0 0,-1 0-47 0 0,1 1 0 0 0,-1 1 0 0 0,1-1 1 0 0,-1 0-1 0 0,1 0 0 0 0,-1 1 1 0 0,1 0-1 0 0,0-1 0 0 0,-1 1 0 0 0,1 0 1 0 0,0 0-1 0 0,-1 1 0 0 0,1-1 1 0 0,-1 0-1 0 0,1 1 0 0 0,0-1 0 0 0,-1 1 1 0 0,1 0-1 0 0,-1 0 0 0 0,0 0 1 0 0,1 0-1 0 0,3 3 0 0 0,-2-2-109 0 0,1 0 0 0 0,0 0 0 0 0,-1-1 0 0 0,1 1 0 0 0,0-1-1 0 0,0 0 1 0 0,0-1 0 0 0,0 1 0 0 0,0-1 0 0 0,0 0 0 0 0,5-1 0 0 0,33-9-4310 0 0,-35 8 3159 0 0</inkml:trace>
+  <inkml:trace contextRef="#ctx0" brushRef="#br0" timeOffset="5981.97">3170 36 5377 0 0,'-8'-3'4857'0'0,"-2"11"-3287"0"0,1 14-1849 0 0,7 12 244 0 0,1 0 0 0 0,2-1 0 0 0,1 1 0 0 0,1 0 0 0 0,2-1 0 0 0,2 0 0 0 0,0 0 0 0 0,3 0-1 0 0,15 36 1 0 0,-23-57-192 0 0,-11-19-139 0 0,-8-7 219 0 0,-11-8 149 0 0,22 18 3 0 0,3 2-2 0 0,-4 2 7 0 0,-2-3 1 0 0,0 1 0 0 0,1 0 0 0 0,-1 1 0 0 0,0 0 0 0 0,0 0 0 0 0,0 1 0 0 0,0 0 0 0 0,0 1 0 0 0,-10 1 0 0 0,19-1 402 0 0,7-2 74 0 0,26 0-139 0 0,33-7 1 0 0,-56 6-838 0 0,-1 0 0 0 0,1 0 0 0 0,0-1 0 0 0,-1-1 0 0 0,1 0-1 0 0,-1 0 1 0 0,0 0 0 0 0,9-7 0 0 0,-11 6 249 0 0,0 0-326 0 0</inkml:trace>
+  <inkml:trace contextRef="#ctx0" brushRef="#br0" timeOffset="6556.61">3575 1 1816 0 0,'0'0'7770'0'0,"0"11"-6007"0"0,1 12-1488 0 0,0 0 0 0 0,-5 38 0 0 0,1-35-254 0 0,2 0-1 0 0,2 36 1 0 0,3 13-82 0 0,-5-56 3 0 0,2 0 0 0 0,0-1 1 0 0,1 1-1 0 0,1 0 0 0 0,1-1 1 0 0,0 1-1 0 0,9 19 0 0 0,-8-28-191 0 0,3 5-356 0 0,-6-8-3797 0 0</inkml:trace>
+  <inkml:trace contextRef="#ctx0" brushRef="#br0" timeOffset="7116.94">3726 736 1048 0 0,'0'0'150'0'0,"-18"-13"6504"0"0,-10 9-6188 0 0,21 2-374 0 0,0 0 173 0 0,-6 8 1065 0 0,3-1-1239 0 0,0 1 0 0 0,1 0 0 0 0,0 1 0 0 0,0 0 0 0 0,0 0 0 0 0,1 1-1 0 0,0 0 1 0 0,0 0 0 0 0,-10 16 0 0 0,18-23-89 0 0,-1-1 0 0 0,1 1 0 0 0,0-1 0 0 0,0 0 0 0 0,-1 1 0 0 0,1-1-1 0 0,0 1 1 0 0,0 0 0 0 0,0-1 0 0 0,-1 1 0 0 0,1-1 0 0 0,0 1 0 0 0,0-1 0 0 0,0 1 0 0 0,0-1-1 0 0,0 1 1 0 0,0-1 0 0 0,0 1 0 0 0,0 0 0 0 0,0-1 0 0 0,0 1 0 0 0,1-1 0 0 0,-1 1-1 0 0,0-1 1 0 0,0 1 0 0 0,0-1 0 0 0,1 1 0 0 0,-1-1 0 0 0,0 1 0 0 0,1 0 0 0 0,16 2 129 0 0,20-11 87 0 0,-36 8-216 0 0,5-3 27 0 0,0 1 1 0 0,0-1-1 0 0,0 0 1 0 0,-1-1-1 0 0,1 1 0 0 0,8-8 1 0 0,-12 9-11 0 0,0 1 1 0 0,0-1-1 0 0,0 0 1 0 0,-1 1-1 0 0,1-1 1 0 0,0 0 0 0 0,-1 0-1 0 0,0 0 1 0 0,1 0-1 0 0,-1 0 1 0 0,0-1-1 0 0,0 1 1 0 0,0 0-1 0 0,0-1 1 0 0,0 1-1 0 0,-1 0 1 0 0,1-1-1 0 0,-1 1 1 0 0,1-1-1 0 0,-1-3 1 0 0,0 6-11 0 0,0 0 0 0 0,0-1 0 0 0,-1 1 1 0 0,1 0-1 0 0,0-1 0 0 0,0 1 0 0 0,0 0 0 0 0,0-1 0 0 0,0 1 1 0 0,-1 0-1 0 0,1-1 0 0 0,0 1 0 0 0,0 0 0 0 0,-1 0 1 0 0,1-1-1 0 0,0 1 0 0 0,0 0 0 0 0,-1 0 0 0 0,1 0 0 0 0,0-1 1 0 0,-1 1-1 0 0,1 0 0 0 0,0 0 0 0 0,-1 0 0 0 0,1 0 0 0 0,0 0 1 0 0,-1 0-1 0 0,1 0 0 0 0,0 0 0 0 0,-1-1 0 0 0,1 1 1 0 0,0 0-1 0 0,-1 0 0 0 0,1 1 0 0 0,0-1 0 0 0,-1 0 0 0 0,1 0 1 0 0,0 0-1 0 0,-1 0 0 0 0,1 0 0 0 0,-23 9 22 0 0,-11 6-42 0 0,33-14 7 0 0,3-1-1 0 0,-4 4-43 0 0,1-4 48 0 0,1 1 0 0 0,0-1 1 0 0,-1 0-1 0 0,1 0 0 0 0,0 1 0 0 0,0-1 0 0 0,-1 0 1 0 0,1 1-1 0 0,0-1 0 0 0,0 0 0 0 0,-1 1 0 0 0,1-1 1 0 0,0 0-1 0 0,0 1 0 0 0,0-1 0 0 0,0 0 0 0 0,-1 1 0 0 0,1-1 1 0 0,0 1-1 0 0,0-1 0 0 0,0 0 0 0 0,0 1 0 0 0,0-1 1 0 0,0 1-1 0 0,0-1 0 0 0,0 1 0 0 0,0-1 0 0 0,0 0 0 0 0,0 1 1 0 0,0-1-1 0 0,1 1 0 0 0,-1-1 0 0 0,0 0 0 0 0,0 1 1 0 0,0-1-1 0 0,1 0 0 0 0,-1 1 0 0 0,0-1 0 0 0,0 0 1 0 0,1 1-1 0 0,-1-1 0 0 0,0 0 0 0 0,0 1 0 0 0,1-1 0 0 0,-1 0 1 0 0,0 0-1 0 0,1 1 0 0 0,-1-1 0 0 0,0 0 0 0 0,1 0 1 0 0,-1 0-1 0 0,1 0 0 0 0,-1 0 0 0 0,0 1 0 0 0,1-1 1 0 0,-1 0-1 0 0,1 0 0 0 0,-1 0 0 0 0,0 0 0 0 0,1 0 0 0 0,0 0 1 0 0,2 0 3 0 0,0 0 1 0 0,-1 0-1 0 0,1 0 1 0 0,0 0-1 0 0,0-1 1 0 0,-1 1-1 0 0,1-1 1 0 0,0 0-1 0 0,-1 1 1 0 0,1-1-1 0 0,-1-1 1 0 0,1 1-1 0 0,-1 0 1 0 0,1 0-1 0 0,-1-1 1 0 0,0 1-1 0 0,0-1 1 0 0,1 0-1 0 0,-1 0 1 0 0,0 0-1 0 0,-1 0 1 0 0,1 0-1 0 0,0 0 1 0 0,-1 0-1 0 0,1-1 1 0 0,-1 1-1 0 0,0-1 1 0 0,1 1-1 0 0,-1-1 1 0 0,0 1-1 0 0,-1-1 1 0 0,1 0-1 0 0,0-4 1 0 0,-1 7-16 0 0,0-1 0 0 0,0 1 1 0 0,0-1-1 0 0,0 1 0 0 0,0-1 0 0 0,0 1 0 0 0,0-1 1 0 0,0 1-1 0 0,0-1 0 0 0,0 1 0 0 0,0-1 0 0 0,0 1 1 0 0,-1-1-1 0 0,1 1 0 0 0,0-1 0 0 0,0 1 0 0 0,-1 0 1 0 0,1-1-1 0 0,0 1 0 0 0,-1-1 0 0 0,1 1 1 0 0,0 0-1 0 0,-1-1 0 0 0,1 1 0 0 0,-1 0 0 0 0,1-1 1 0 0,0 1-1 0 0,-1 0 0 0 0,1 0 0 0 0,-1-1 0 0 0,-17 3-1171 0 0,-17 17-3193 0 0,27-12 2680 0 0</inkml:trace>
+  <inkml:trace contextRef="#ctx0" brushRef="#br0" timeOffset="8040.3">3146 323 288 0 0,'0'0'1288'0'0,"-9"-7"3628"0"0,8 14-4679 0 0,-1-1 0 0 0,1 0 0 0 0,0 0 0 0 0,1 0 0 0 0,0 10 0 0 0,0-9-159 0 0,-2 3 18 0 0,0 5 19 0 0,0-1-1 0 0,1 0 0 0 0,1 20 0 0 0,1-29-91 0 0,-1 0 0 0 0,2 0 1 0 0,-1 0-1 0 0,0 0 0 0 0,1 0 0 0 0,0 0 0 0 0,0 0 1 0 0,1 0-1 0 0,-1-1 0 0 0,1 1 0 0 0,6 7 0 0 0,-4-6 0 0 0,-1 0 0 0 0,0 1 0 0 0,-1-1 0 0 0,0 1 0 0 0,0 0 0 0 0,0 0 0 0 0,2 10 0 0 0,-4-13-14 0 0,0 0 0 0 0,0 0 1 0 0,-1 0-1 0 0,1 0 0 0 0,-1 0 0 0 0,0 0 0 0 0,0 0 0 0 0,0 0 1 0 0,0 0-1 0 0,-1 0 0 0 0,0 0 0 0 0,0 0 0 0 0,0 0 1 0 0,0 0-1 0 0,-3 5 0 0 0,-9-6 270 0 0</inkml:trace>
+</inkml:ink>
+</file>
+
+<file path=customXml/item3.xml><?xml version="1.0" encoding="utf-8"?>
 <b:Sources xmlns:b="http://schemas.openxmlformats.org/officeDocument/2006/bibliography" xmlns="http://schemas.openxmlformats.org/officeDocument/2006/bibliography" SelectedStyle="\APASixthEditionOfficeOnline.xsl" StyleName="APA" Version="6"/>
 </file>
 
-<file path=customXml/item6.xml><?xml version="1.0" encoding="utf-8"?>
+<file path=customXml/item4.xml><?xml version="1.0" encoding="utf-8"?>
+<p:properties xmlns:p="http://schemas.microsoft.com/office/2006/metadata/properties" xmlns:xsi="http://www.w3.org/2001/XMLSchema-instance" xmlns:pc="http://schemas.microsoft.com/office/infopath/2007/PartnerControls">
+  <documentManagement/>
+</p:properties>
+</file>
+
+<file path=customXml/item5.xml><?xml version="1.0" encoding="utf-8"?>
 <inkml:ink xmlns:inkml="http://www.w3.org/2003/InkML">
   <inkml:definitions>
     <inkml:context xml:id="ctx0">
@@ -13791,37 +13973,48 @@
 </inkml:ink>
 </file>
 
+<file path=customXml/item6.xml><?xml version="1.0" encoding="utf-8"?>
+<inkml:ink xmlns:inkml="http://www.w3.org/2003/InkML">
+  <inkml:definitions>
+    <inkml:context xml:id="ctx0">
+      <inkml:inkSource xml:id="inkSrc0">
+        <inkml:traceFormat>
+          <inkml:channel name="X" type="integer" min="-2.14748E9" max="2.14748E9" units="cm"/>
+          <inkml:channel name="Y" type="integer" min="-2.14748E9" max="2.14748E9" units="cm"/>
+          <inkml:channel name="F" type="integer" max="32767" units="dev"/>
+          <inkml:channel name="OA" type="integer" max="360" units="deg"/>
+          <inkml:channel name="OE" type="integer" max="90" units="deg"/>
+        </inkml:traceFormat>
+        <inkml:channelProperties>
+          <inkml:channelProperty channel="X" name="resolution" value="1000" units="1/cm"/>
+          <inkml:channelProperty channel="Y" name="resolution" value="1000" units="1/cm"/>
+          <inkml:channelProperty channel="F" name="resolution" value="0" units="1/dev"/>
+          <inkml:channelProperty channel="OA" name="resolution" value="1000" units="1/deg"/>
+          <inkml:channelProperty channel="OE" name="resolution" value="1000" units="1/deg"/>
+        </inkml:channelProperties>
+      </inkml:inkSource>
+      <inkml:timestamp xml:id="ts0" timeString="2025-06-10T16:08:50.568"/>
+    </inkml:context>
+    <inkml:brush xml:id="br0">
+      <inkml:brushProperty name="width" value="0.05" units="cm"/>
+      <inkml:brushProperty name="height" value="0.05" units="cm"/>
+      <inkml:brushProperty name="color" value="#E71224"/>
+    </inkml:brush>
+  </inkml:definitions>
+  <inkml:trace contextRef="#ctx0" brushRef="#br0">1236 239 3217 0 0,'-18'-44'2449'0'0,"11"24"-2251"0"0,-2 1 0 0 0,-14-27 0 0 0,19 39-210 0 0,-1 0 0 0 0,0 1-1 0 0,0 0 1 0 0,-1-1 0 0 0,0 2 0 0 0,0-1-1 0 0,0 1 1 0 0,0 0 0 0 0,-14-8-1 0 0,8 6-57 0 0,-1 1 0 0 0,1 1 1 0 0,-1 0-1 0 0,0 0 0 0 0,0 1 0 0 0,0 1 0 0 0,0 0 0 0 0,-1 1 0 0 0,-22-1 0 0 0,19 4-190 0 0,0 0-1 0 0,0 1 1 0 0,0 1-1 0 0,1 0 1 0 0,-1 1-1 0 0,1 1 1 0 0,-21 9-1 0 0,-37 17-295 0 0,-131 76-1 0 0,173-87 985 0 0,0 2 0 0 0,2 1 0 0 0,1 2 0 0 0,1 0 0 0 0,1 2 0 0 0,-28 37 0 0 0,-16 22-328 0 0,-54 78 18 0 0,113-145-112 0 0,0 0 1 0 0,2 1-1 0 0,1 0 0 0 0,0 0 0 0 0,2 1 1 0 0,0 0-1 0 0,-5 27 0 0 0,4 3 6 0 0,3 0-1 0 0,1 0 0 0 0,3 0 1 0 0,2 1-1 0 0,2-1 1 0 0,13 62-1 0 0,-11-89 37 0 0,1-1 0 0 0,2 1 0 0 0,0-1 0 0 0,1-1 0 0 0,1 0 0 0 0,2 0-1 0 0,0-1 1 0 0,1-1 0 0 0,1 0 0 0 0,1 0 0 0 0,25 25 0 0 0,-31-38 8 0 0,1 0 0 0 0,0-1 0 0 0,0 0 0 0 0,1-1-1 0 0,0 0 1 0 0,0 0 0 0 0,0-1 0 0 0,0 0 0 0 0,1-1 0 0 0,-1-1 0 0 0,1 0 0 0 0,23 1 0 0 0,0-2-27 0 0,-1-1 0 0 0,0-2 0 0 0,43-8 0 0 0,15-10 179 0 0,-1-4 0 0 0,111-46 0 0 0,-162 55-168 0 0,0 1-21 0 0,5-1 26 0 0,-2-3-1 0 0,45-23 0 0 0,-67 26 22 0 0,-1 0 0 0 0,0-2-1 0 0,-2 0 1 0 0,0-1 0 0 0,-1-1 0 0 0,0-1 0 0 0,-2 0-1 0 0,22-37 1 0 0,-28 39-39 0 0,0 1 1 0 0,-1-1-1 0 0,-1-1 0 0 0,-1 0 1 0 0,-1 1-1 0 0,0-2 0 0 0,-2 1 0 0 0,0 0 1 0 0,0-25-1 0 0,-2-13 167 0 0,-14-108-1 0 0,10 143-149 0 0,-1 0-1 0 0,0 1 1 0 0,-2-1-1 0 0,-1 1 1 0 0,-1 0-1 0 0,0 1 1 0 0,-1 0-1 0 0,-23-35 0 0 0,22 41 15 0 0,-1 0 0 0 0,0 0-1 0 0,-1 1 1 0 0,-1 0 0 0 0,0 1-1 0 0,0 1 1 0 0,-1 0 0 0 0,-1 1-1 0 0,0 0 1 0 0,0 1 0 0 0,-25-10-1 0 0,15 9-505 0 0,-1 1-1 0 0,0 2 1 0 0,0 0 0 0 0,-49-5-1 0 0,41 10-389 0 0</inkml:trace>
+</inkml:ink>
+</file>
+
 <file path=customXml/item7.xml><?xml version="1.0" encoding="utf-8"?>
-<p:properties xmlns:p="http://schemas.microsoft.com/office/2006/metadata/properties" xmlns:xsi="http://www.w3.org/2001/XMLSchema-instance" xmlns:pc="http://schemas.microsoft.com/office/infopath/2007/PartnerControls">
-  <documentManagement/>
-</p:properties>
+<?mso-contentType ?>
+<FormTemplates xmlns="http://schemas.microsoft.com/sharepoint/v3/contenttype/forms">
+  <Display>DocumentLibraryForm</Display>
+  <Edit>DocumentLibraryForm</Edit>
+  <New>DocumentLibraryForm</New>
+</FormTemplates>
 </file>
 
 <file path=customXml/itemProps1.xml><?xml version="1.0" encoding="utf-8"?>
-<ds:datastoreItem xmlns:ds="http://schemas.openxmlformats.org/officeDocument/2006/customXml" ds:itemID="{4B023D59-82BC-4D0F-A651-C98E01C1F15C}">
-  <ds:schemaRefs>
-    <ds:schemaRef ds:uri="http://www.w3.org/2003/InkML"/>
-  </ds:schemaRefs>
-</ds:datastoreItem>
-</file>
-
-<file path=customXml/itemProps2.xml><?xml version="1.0" encoding="utf-8"?>
-<ds:datastoreItem xmlns:ds="http://schemas.openxmlformats.org/officeDocument/2006/customXml" ds:itemID="{4B023D59-82BC-4D0F-A651-C98E01C1F15C}">
-  <ds:schemaRefs>
-    <ds:schemaRef ds:uri="http://www.w3.org/2003/InkML"/>
-  </ds:schemaRefs>
-</ds:datastoreItem>
-</file>
-
-<file path=customXml/itemProps3.xml><?xml version="1.0" encoding="utf-8"?>
-<ds:datastoreItem xmlns:ds="http://schemas.openxmlformats.org/officeDocument/2006/customXml" ds:itemID="{6A655C0C-F4A3-4931-9F7F-84CBD61DCE8F}">
-  <ds:schemaRefs>
-    <ds:schemaRef ds:uri="http://schemas.microsoft.com/sharepoint/v3/contenttype/forms"/>
-  </ds:schemaRefs>
-</ds:datastoreItem>
-</file>
-
-<file path=customXml/itemProps4.xml><?xml version="1.0" encoding="utf-8"?>
 <ds:datastoreItem xmlns:ds="http://schemas.openxmlformats.org/officeDocument/2006/customXml" ds:itemID="{4B023D59-82BC-4D0F-A651-C98E01C1F15C}">
   <ds:schemaRefs>
     <ds:schemaRef ds:uri="http://schemas.microsoft.com/office/2006/metadata/contentType"/>
@@ -13839,7 +14032,15 @@
 </ds:datastoreItem>
 </file>
 
-<file path=customXml/itemProps5.xml><?xml version="1.0" encoding="utf-8"?>
+<file path=customXml/itemProps2.xml><?xml version="1.0" encoding="utf-8"?>
+<ds:datastoreItem xmlns:ds="http://schemas.openxmlformats.org/officeDocument/2006/customXml" ds:itemID="{4B023D59-82BC-4D0F-A651-C98E01C1F15C}">
+  <ds:schemaRefs>
+    <ds:schemaRef ds:uri="http://www.w3.org/2003/InkML"/>
+  </ds:schemaRefs>
+</ds:datastoreItem>
+</file>
+
+<file path=customXml/itemProps3.xml><?xml version="1.0" encoding="utf-8"?>
 <ds:datastoreItem xmlns:ds="http://schemas.openxmlformats.org/officeDocument/2006/customXml" ds:itemID="{01D51A4F-7BE7-46DF-A7D0-BDB91C1C49A3}">
   <ds:schemaRefs>
     <ds:schemaRef ds:uri="http://schemas.openxmlformats.org/officeDocument/2006/bibliography"/>
@@ -13847,7 +14048,16 @@
 </ds:datastoreItem>
 </file>
 
-<file path=customXml/itemProps6.xml><?xml version="1.0" encoding="utf-8"?>
+<file path=customXml/itemProps4.xml><?xml version="1.0" encoding="utf-8"?>
+<ds:datastoreItem xmlns:ds="http://schemas.openxmlformats.org/officeDocument/2006/customXml" ds:itemID="{CE199482-6225-420D-8982-84EA3B0C446C}">
+  <ds:schemaRefs>
+    <ds:schemaRef ds:uri="http://schemas.microsoft.com/office/2006/metadata/properties"/>
+    <ds:schemaRef ds:uri="http://schemas.microsoft.com/office/infopath/2007/PartnerControls"/>
+  </ds:schemaRefs>
+</ds:datastoreItem>
+</file>
+
+<file path=customXml/itemProps5.xml><?xml version="1.0" encoding="utf-8"?>
 <ds:datastoreItem xmlns:ds="http://schemas.openxmlformats.org/officeDocument/2006/customXml" ds:itemID="{01D51A4F-7BE7-46DF-A7D0-BDB91C1C49A3}">
   <ds:schemaRefs>
     <ds:schemaRef ds:uri="http://www.w3.org/2003/InkML"/>
@@ -13855,11 +14065,18 @@
 </ds:datastoreItem>
 </file>
 
+<file path=customXml/itemProps6.xml><?xml version="1.0" encoding="utf-8"?>
+<ds:datastoreItem xmlns:ds="http://schemas.openxmlformats.org/officeDocument/2006/customXml" ds:itemID="{4B023D59-82BC-4D0F-A651-C98E01C1F15C}">
+  <ds:schemaRefs>
+    <ds:schemaRef ds:uri="http://www.w3.org/2003/InkML"/>
+  </ds:schemaRefs>
+</ds:datastoreItem>
+</file>
+
 <file path=customXml/itemProps7.xml><?xml version="1.0" encoding="utf-8"?>
-<ds:datastoreItem xmlns:ds="http://schemas.openxmlformats.org/officeDocument/2006/customXml" ds:itemID="{CE199482-6225-420D-8982-84EA3B0C446C}">
+<ds:datastoreItem xmlns:ds="http://schemas.openxmlformats.org/officeDocument/2006/customXml" ds:itemID="{6A655C0C-F4A3-4931-9F7F-84CBD61DCE8F}">
   <ds:schemaRefs>
-    <ds:schemaRef ds:uri="http://schemas.microsoft.com/office/2006/metadata/properties"/>
-    <ds:schemaRef ds:uri="http://schemas.microsoft.com/office/infopath/2007/PartnerControls"/>
+    <ds:schemaRef ds:uri="http://schemas.microsoft.com/sharepoint/v3/contenttype/forms"/>
   </ds:schemaRefs>
 </ds:datastoreItem>
 </file>
--- a/Documentation/Doku-Alex.docx
+++ b/Documentation/Doku-Alex.docx
@@ -563,7 +563,21 @@
         <w:rPr>
           <w:color w:val="000000"/>
         </w:rPr>
-        <w:t>Ansprechperson: Gogl Matthias</w:t>
+        <w:t xml:space="preserve">Ansprechperson: </w:t>
+      </w:r>
+      <w:proofErr w:type="spellStart"/>
+      <w:r>
+        <w:rPr>
+          <w:color w:val="000000"/>
+        </w:rPr>
+        <w:t>Gogl</w:t>
+      </w:r>
+      <w:proofErr w:type="spellEnd"/>
+      <w:r>
+        <w:rPr>
+          <w:color w:val="000000"/>
+        </w:rPr>
+        <w:t xml:space="preserve"> Matthias</w:t>
       </w:r>
     </w:p>
     <w:p>
@@ -758,7 +772,21 @@
         <w:rPr>
           <w:color w:val="000000" w:themeColor="text1"/>
         </w:rPr>
-        <w:t>Die effiziente Erfassung von Artikelstammdaten wie Maßen, Gewicht und visuellen Merkmalen stellt im neuen Lager der Leitner AG in Sterzing eine logistische Herausforderung dar. Derzeitige manuelle Prozesse sind zeitintensiv, während kommerzielle Datenerfassungssysteme (z. B. Cubiscan) für die reine Lagerplatzvergabe oft zu kostenintensiv und überdimensioniert sind.</w:t>
+        <w:t xml:space="preserve">Die effiziente Erfassung von Artikelstammdaten wie Maßen, Gewicht und visuellen Merkmalen stellt im neuen Lager der Leitner AG in Sterzing eine logistische Herausforderung dar. Derzeitige manuelle Prozesse sind zeitintensiv, während kommerzielle Datenerfassungssysteme (z. B. </w:t>
+      </w:r>
+      <w:proofErr w:type="spellStart"/>
+      <w:r>
+        <w:rPr>
+          <w:color w:val="000000" w:themeColor="text1"/>
+        </w:rPr>
+        <w:t>Cubiscan</w:t>
+      </w:r>
+      <w:proofErr w:type="spellEnd"/>
+      <w:r>
+        <w:rPr>
+          <w:color w:val="000000" w:themeColor="text1"/>
+        </w:rPr>
+        <w:t>) für die reine Lagerplatzvergabe oft zu kostenintensiv und überdimensioniert sind.</w:t>
       </w:r>
     </w:p>
     <w:p>
@@ -3095,29 +3123,57 @@
         <w:rPr>
           <w:lang w:eastAsia="en-AT"/>
         </w:rPr>
-        <w:t>Marktübliche Automatisierungslösungen, wie beispielsweise Systeme der Firma Cubiscan, bieten zwar eine hohe technologische Reife, stehen jedoch in keinem wirtschaftlichen Verhältnis zum spezifischen Anforderungszweck der reinen Lagerplatzvergabe. Es besteht daher der Bedarf an einer maßgeschneiderten Lösung, die Mobilität, Kosteneffizienz und eine nahtlose Integration in die bestehende IT-Infrastruktur vereint.</w:t>
-      </w:r>
-    </w:p>
-    <w:p>
-      <w:pPr>
-        <w:pStyle w:val="Text"/>
+        <w:t xml:space="preserve">Marktübliche Automatisierungslösungen, wie beispielsweise Systeme der Firma </w:t>
+      </w:r>
+      <w:proofErr w:type="spellStart"/>
+      <w:r>
         <w:rPr>
           <w:lang w:eastAsia="en-AT"/>
         </w:rPr>
-      </w:pPr>
-    </w:p>
-    <w:p>
-      <w:pPr>
-        <w:pStyle w:val="Text"/>
+        <w:t>Cubiscan</w:t>
+      </w:r>
+      <w:proofErr w:type="spellEnd"/>
+      <w:r>
         <w:rPr>
           <w:lang w:eastAsia="en-AT"/>
         </w:rPr>
-      </w:pPr>
-      <w:r>
+        <w:t>, bieten zwar eine hohe technologische Reife, stehen jedoch in keinem wirtschaftlichen Verhältnis zum spezifischen Anforderungszweck der reinen Lagerplatzvergabe. Es besteht daher der Bedarf an einer maßgeschneiderten Lösung, die Mobilität, Kosteneffizienz und eine nahtlose Integration in die bestehende IT-Infrastruktur vereint.</w:t>
+      </w:r>
+    </w:p>
+    <w:p>
+      <w:pPr>
+        <w:pStyle w:val="Text"/>
         <w:rPr>
           <w:lang w:eastAsia="en-AT"/>
         </w:rPr>
-        <w:t>Im Rahmen dieser Diplomarbeit wird ein mobiles 3D-Scannersystem entwickelt, das als intuitiver Arbeitsplatz für die Lagermitarbeiter fungiert. Das technische Kernziel ist die automatisierte Erfassung von Gewichten mittels Wägezellen sowie die visuelle und dimensionale Erfassung durch ein Multi-Kamera-Setup, inklusive Tiefenmessung. Ein wesentlicher Bestandteil der Arbeit ist zudem die softwareseitige Speicherung der Messdaten, um eine fehlerfreie Übergabe an weiterführende Datenbanksysteme zu gewährleisten</w:t>
+      </w:pPr>
+    </w:p>
+    <w:p>
+      <w:pPr>
+        <w:pStyle w:val="Text"/>
+        <w:rPr>
+          <w:lang w:eastAsia="en-AT"/>
+        </w:rPr>
+      </w:pPr>
+      <w:r>
+        <w:rPr>
+          <w:lang w:eastAsia="en-AT"/>
+        </w:rPr>
+        <w:t xml:space="preserve">Im Rahmen dieser Diplomarbeit wird ein mobiles 3D-Scannersystem entwickelt, das als intuitiver Arbeitsplatz für die Lagermitarbeiter fungiert. Das technische Kernziel ist die automatisierte Erfassung von Gewichten mittels </w:t>
+      </w:r>
+      <w:proofErr w:type="spellStart"/>
+      <w:r>
+        <w:rPr>
+          <w:lang w:eastAsia="en-AT"/>
+        </w:rPr>
+        <w:t>Wägezellen</w:t>
+      </w:r>
+      <w:proofErr w:type="spellEnd"/>
+      <w:r>
+        <w:rPr>
+          <w:lang w:eastAsia="en-AT"/>
+        </w:rPr>
+        <w:t xml:space="preserve"> sowie die visuelle und dimensionale Erfassung durch ein Multi-Kamera-Setup, inklusive Tiefenmessung. Ein wesentlicher Bestandteil der Arbeit ist zudem die softwareseitige Speicherung der Messdaten, um eine fehlerfreie Übergabe an weiterführende Datenbanksysteme zu gewährleisten</w:t>
       </w:r>
     </w:p>
     <w:p>
@@ -3359,8 +3415,17 @@
           <w:color w:val="0066FF"/>
           <w:szCs w:val="28"/>
         </w:rPr>
-        <w:t>Text (FV = Text): ….</w:t>
-      </w:r>
+        <w:t>Text (FV = Text</w:t>
+      </w:r>
+      <w:proofErr w:type="gramStart"/>
+      <w:r>
+        <w:rPr>
+          <w:color w:val="0066FF"/>
+          <w:szCs w:val="28"/>
+        </w:rPr>
+        <w:t>): ….</w:t>
+      </w:r>
+      <w:proofErr w:type="gramEnd"/>
     </w:p>
     <w:p>
       <w:pPr>
@@ -3745,7 +3810,15 @@
         <w:pStyle w:val="Text"/>
       </w:pPr>
       <w:r>
-        <w:t>Der Raspberry Pi ist ein Einplatinencomputer (Single-Board Computer, SBC), der von der britischen Raspberry Pi Foundation entwickelt wurde. Ursprünglich mit dem Ziel konzipiert, jungen Menschen den Erwerb von Programmier- und Hardwarekenntnissen zu erleichtern, hat sich die Plattform zu einem weltweit verbreiteten Standard für Bastler und professionelle Anwendungen entwickelt. Das System vereint alle wesentlichen Komponenten eines Computers auf einer einzigen Platine, die etwa die Größe einer Kreditkarte besitzt. Es existieren mittlerweile mehrere Generationen (z. B. Raspberry Pi 3, 4, 5 und Zero), die sich in Rechenleistung und Ausstattung unterscheiden, jedoch meist softwarekompatibel zueinander sind.</w:t>
+        <w:t xml:space="preserve">Der Raspberry Pi ist ein Einplatinencomputer (Single-Board Computer, SBC), der von der britischen Raspberry Pi </w:t>
+      </w:r>
+      <w:proofErr w:type="spellStart"/>
+      <w:r>
+        <w:t>Foundation</w:t>
+      </w:r>
+      <w:proofErr w:type="spellEnd"/>
+      <w:r>
+        <w:t xml:space="preserve"> entwickelt wurde. Ursprünglich mit dem Ziel konzipiert, jungen Menschen den Erwerb von Programmier- und Hardwarekenntnissen zu erleichtern, hat sich die Plattform zu einem weltweit verbreiteten Standard für Bastler und professionelle Anwendungen entwickelt. Das System vereint alle wesentlichen Komponenten eines Computers auf einer einzigen Platine, die etwa die Größe einer Kreditkarte besitzt. Es existieren mittlerweile mehrere Generationen (z. B. Raspberry Pi 3, 4, 5 und Zero), die sich in Rechenleistung und Ausstattung unterscheiden, jedoch meist softwarekompatibel zueinander sind.</w:t>
       </w:r>
     </w:p>
     <w:p/>
@@ -3905,7 +3978,15 @@
         <w:pStyle w:val="Text"/>
       </w:pPr>
       <w:r>
-        <w:t>Ein Mikrocontroller (kurz µC, uC oder MCU) ist ein kompaktes Computersystem, das sämtliche für den Betrieb notwendigen Komponenten auf einem einzigen integrierten Schaltkreis vereint. Im Gegensatz zu herkömmlichen Mikroprozessoren in Personal Computern, die auf externe Speicher- und Peripheriebausteine angewiesen sind, beinhaltet ein Mikrocontroller neben einem oder mehreren Prozessorkernen</w:t>
+        <w:t xml:space="preserve">Ein Mikrocontroller (kurz µC, </w:t>
+      </w:r>
+      <w:proofErr w:type="spellStart"/>
+      <w:r>
+        <w:t>uC</w:t>
+      </w:r>
+      <w:proofErr w:type="spellEnd"/>
+      <w:r>
+        <w:t xml:space="preserve"> oder MCU) ist ein kompaktes Computersystem, das sämtliche für den Betrieb notwendigen Komponenten auf einem einzigen integrierten Schaltkreis vereint. Im Gegensatz zu herkömmlichen Mikroprozessoren in Personal Computern, die auf externe Speicher- und Peripheriebausteine angewiesen sind, beinhaltet ein Mikrocontroller neben einem oder mehreren Prozessorkernen</w:t>
       </w:r>
       <w:r>
         <w:t xml:space="preserve"> </w:t>
@@ -3962,7 +4043,6 @@
           <w:b/>
           <w:bCs/>
           <w:u w:val="single"/>
-          <w:lang w:val="en-GB"/>
         </w:rPr>
       </w:pPr>
       <w:r>
@@ -3970,7 +4050,6 @@
           <w:b/>
           <w:bCs/>
           <w:u w:val="single"/>
-          <w:lang w:val="en-GB"/>
         </w:rPr>
         <w:lastRenderedPageBreak/>
         <w:t>Micro SD Karten</w:t>
@@ -4184,7 +4263,15 @@
         <w:pStyle w:val="Text"/>
       </w:pPr>
       <w:r>
-        <w:t xml:space="preserve">Ein Ultraschall-Distanzsensor ist ein elektronisches Messgerät, das hochfrequente Schallwellen (typischerweise im Bereich von 20 kHz bis 10 MHz) nutzt, um die Entfernung zu einem Objekt berührungslos zu erfassen. Das Funktionsprinzip basiert auf der Laufzeitmessung (Time-of-Flight): Der Sensor emittiert über einen Sender (piezoelektrischer Wandler) einen kurzen Ultraschallimpuls, der sich mit Schallgeschwindigkeit durch die Luft ausbreitet. Trifft dieser Impuls auf ein Hindernis, wird er reflektiert und als Echo vom Empfänger des Sensors detektiert. Ein Mikrocontroller oder eine interne Logik misst die Zeitspanne </w:t>
+        <w:t>Ein Ultraschall-Distanzsensor ist ein elektronisches Messgerät, das hochfrequente Schallwellen (typischerweise im Bereich von 20 kHz bis 10 MHz) nutzt, um die Entfernung zu einem Objekt berührungslos zu erfassen. Das Funktionsprinzip basiert auf der Laufzeitmessung (Time-</w:t>
+      </w:r>
+      <w:proofErr w:type="spellStart"/>
+      <w:r>
+        <w:t>of</w:t>
+      </w:r>
+      <w:proofErr w:type="spellEnd"/>
+      <w:r>
+        <w:t xml:space="preserve">-Flight): Der Sensor emittiert über einen Sender (piezoelektrischer Wandler) einen kurzen Ultraschallimpuls, der sich mit Schallgeschwindigkeit durch die Luft ausbreitet. Trifft dieser Impuls auf ein Hindernis, wird er reflektiert und als Echo vom Empfänger des Sensors detektiert. Ein Mikrocontroller oder eine interne Logik misst die Zeitspanne </w:t>
       </w:r>
       <w:r>
         <w:t>t</w:t>
@@ -4213,7 +4300,15 @@
         <w:pStyle w:val="Text"/>
       </w:pPr>
       <w:r>
-        <w:t>Die elektrischen Eigenschaften variieren je nach Modul, lassen sich aber am weit verbreiteten HC-SR04 gut exemplarisch darstellen. Der Sensor arbeitet meist mit einer Versorgungsspannung von 5 V DC. Der Messvorgang wird durch ein digitales Triggersignal (High-Pegel für ca. 10 µs) gestartet. Daraufhin sendet das Modul einen Burst von 8 Zyklen bei 40 kHz. Das Ausgangssignal (Echo-Pin) liefert einen High-Impuls, dessen Breite exakt der Laufzeit des Schalls entspricht.</w:t>
+        <w:t xml:space="preserve">Die elektrischen Eigenschaften variieren je nach Modul, lassen sich aber am weit verbreiteten HC-SR04 gut exemplarisch darstellen. Der Sensor arbeitet meist mit einer Versorgungsspannung von 5 V DC. Der Messvorgang wird durch ein digitales </w:t>
+      </w:r>
+      <w:proofErr w:type="spellStart"/>
+      <w:r>
+        <w:t>Triggersignal</w:t>
+      </w:r>
+      <w:proofErr w:type="spellEnd"/>
+      <w:r>
+        <w:t xml:space="preserve"> (High-Pegel für ca. 10 µs) gestartet. Daraufhin sendet das Modul einen Burst von 8 Zyklen bei 40 kHz. Das Ausgangssignal (Echo-Pin) liefert einen High-Impuls, dessen Breite exakt der Laufzeit des Schalls entspricht.</w:t>
       </w:r>
     </w:p>
     <w:p>
@@ -4285,8 +4380,21 @@
         <w:pStyle w:val="Text"/>
       </w:pPr>
       <w:r>
-        <w:t>Optische Distanzsensoren messen Entfernungen berührungslos mithilfe von Licht, meist durch Laserquellen. Je nach Anforderung und Messbereich kommen unterschiedliche physikalische Prinzipien zum Einsatz. Das dominierende Verfahren für hohe Präzision im Nahbereich (Millimeter bis wenige Meter) ist die Lasertriangulation. Hierbei projiziert der Sensor einen Laserpunkt oder eine Laserlinie auf das Objekt. Das reflektierte Licht trifft unter einem bestimmten Winkel auf ein Empfangselement im Sensor. Ändert sich die Distanz zum Objekt, verschiebt sich auch die Position des Lichtpunkts auf dem Empfänger. Für größere Distanzen wird hingegen das Time-of-Flight-Verfahren (Laufzeitmessung) genutzt. Dabei sendet der Sensor ein Signalpaket aus und misst die Zeit, die das Licht benötigt, um zum Objekt und wieder zurückzugelangen</w:t>
-      </w:r>
+        <w:t>Optische Distanzsensoren messen Entfernungen berührungslos mithilfe von Licht, meist durch Laserquellen. Je nach Anforderung und Messbereich kommen unterschiedliche physikalische Prinzipien zum Einsatz. Das dominierende Verfahren für hohe Präzision im Nahbereich (Millimeter bis wenige Meter) ist die Lasertriangulation. Hierbei projiziert der Sensor einen Laserpunkt oder eine Laserlinie auf das Objekt. Das reflektierte Licht trifft unter einem bestimmten Winkel auf ein Empfangselement im Sensor. Ändert sich die Distanz zum Objekt, verschiebt sich auch die Position des Lichtpunkts auf dem Empfänger. Für größere Distanzen wird hingegen das Time-</w:t>
+      </w:r>
+      <w:proofErr w:type="spellStart"/>
+      <w:r>
+        <w:t>of</w:t>
+      </w:r>
+      <w:proofErr w:type="spellEnd"/>
+      <w:r>
+        <w:t xml:space="preserve">-Flight-Verfahren (Laufzeitmessung) genutzt. Dabei sendet der Sensor ein Signalpaket aus und misst die Zeit, die das Licht benötigt, um zum Objekt und wieder </w:t>
+      </w:r>
+      <w:proofErr w:type="spellStart"/>
+      <w:r>
+        <w:t>zurückzugelangen</w:t>
+      </w:r>
+      <w:proofErr w:type="spellEnd"/>
     </w:p>
     <w:p>
       <w:hyperlink r:id="rId43" w:history="1">
@@ -4308,7 +4416,23 @@
         <w:pStyle w:val="Text"/>
       </w:pPr>
       <w:r>
-        <w:t>Für die punktuelle Abstandsmessung kommen optische Sensoren zum Einsatz, die einen gerichteten Lichtstrahl emittieren. Die Distanzermittlung erfolgt hierbei in der Regel über etablierte Verfahren wie die Lasertriangulation oder das Time-of-Flight-Prinzip (ToF).</w:t>
+        <w:t>Für die punktuelle Abstandsmessung kommen optische Sensoren zum Einsatz, die einen gerichteten Lichtstrahl emittieren. Die Distanzermittlung erfolgt hierbei in der Regel über etablierte Verfahren wie die Lasertriangulation oder das Time-</w:t>
+      </w:r>
+      <w:proofErr w:type="spellStart"/>
+      <w:r>
+        <w:t>of</w:t>
+      </w:r>
+      <w:proofErr w:type="spellEnd"/>
+      <w:r>
+        <w:t>-Flight-Prinzip (</w:t>
+      </w:r>
+      <w:proofErr w:type="spellStart"/>
+      <w:r>
+        <w:t>ToF</w:t>
+      </w:r>
+      <w:proofErr w:type="spellEnd"/>
+      <w:r>
+        <w:t>).</w:t>
       </w:r>
     </w:p>
     <w:p>
@@ -4320,13 +4444,29 @@
       </w:r>
       <w:r>
         <w:lastRenderedPageBreak/>
-        <w:t xml:space="preserve">LiDAR (Light Detection and Ranging) dar. Diese Systeme tasten die Umgebung </w:t>
+        <w:t xml:space="preserve">LiDAR (Light </w:t>
+      </w:r>
+      <w:proofErr w:type="spellStart"/>
+      <w:r>
+        <w:t>Detection</w:t>
+      </w:r>
+      <w:proofErr w:type="spellEnd"/>
+      <w:r>
+        <w:t xml:space="preserve"> and Ranging) dar. Diese Systeme tasten die Umgebung </w:t>
       </w:r>
       <w:r>
         <w:t>mittels Laserimpulse</w:t>
       </w:r>
       <w:r>
-        <w:t xml:space="preserve"> ab und berechnen die räumlichen Koordinaten der Umgebungspunkte primär auf Basis der Lichtlaufzeitmessung (ToF).</w:t>
+        <w:t xml:space="preserve"> ab und berechnen die räumlichen Koordinaten der Umgebungspunkte primär auf Basis der Lichtlaufzeitmessung (</w:t>
+      </w:r>
+      <w:proofErr w:type="spellStart"/>
+      <w:r>
+        <w:t>ToF</w:t>
+      </w:r>
+      <w:proofErr w:type="spellEnd"/>
+      <w:r>
+        <w:t>).</w:t>
       </w:r>
     </w:p>
     <w:p>
@@ -4475,7 +4615,15 @@
         <w:t xml:space="preserve">, </w:t>
       </w:r>
       <w:r>
-        <w:t>der in einer Reflektorwanne sitzt. Die Wellenlänge des emittierten Lichts – und damit die Farbe – hängt dabei direkt vom verwendeten Halbleitermaterial und dessen Dotierung ab (Bandlücke). Ursprünglich nur als Signallampen genutzt, haben LEDs aufgrund ihrer hohen Effizienz und Langlebigkeit mittlerweile herkömmliche Leuchtmittel im Alltag fast vollständig verdrängt.</w:t>
+        <w:t xml:space="preserve">der in einer </w:t>
+      </w:r>
+      <w:proofErr w:type="spellStart"/>
+      <w:r>
+        <w:t>Reflektorwanne</w:t>
+      </w:r>
+      <w:proofErr w:type="spellEnd"/>
+      <w:r>
+        <w:t xml:space="preserve"> sitzt. Die Wellenlänge des emittierten Lichts – und damit die Farbe – hängt dabei direkt vom verwendeten Halbleitermaterial und dessen Dotierung ab (Bandlücke). Ursprünglich nur als Signallampen genutzt, haben LEDs aufgrund ihrer hohen Effizienz und Langlebigkeit mittlerweile herkömmliche Leuchtmittel im Alltag fast vollständig verdrängt.</w:t>
       </w:r>
     </w:p>
     <w:p>
@@ -4585,7 +4733,7 @@
     </w:p>
     <w:p>
       <w:pPr>
-        <w:pStyle w:val="Text"/>
+        <w:jc w:val="left"/>
       </w:pPr>
     </w:p>
     <w:p>
@@ -4609,14 +4757,373 @@
       <w:pPr>
         <w:pStyle w:val="Text"/>
       </w:pPr>
+      <w:r>
+        <w:t xml:space="preserve">Wenn </w:t>
+      </w:r>
+      <w:r>
+        <w:t>LEDs</w:t>
+      </w:r>
+      <w:r>
+        <w:t xml:space="preserve"> in Durchlassrichtung gepolt werden, haben sie einen im Datenblatt angegeben </w:t>
+      </w:r>
+      <w:r>
+        <w:t xml:space="preserve">maximalen </w:t>
+      </w:r>
+      <w:r>
+        <w:t>Durchflussstrom. Dieser darf nicht überschritten werden, da sonst die LED zerstört wird.</w:t>
+      </w:r>
+    </w:p>
+    <w:p>
+      <w:pPr>
+        <w:pStyle w:val="Text"/>
+        <w:jc w:val="center"/>
+      </w:pPr>
+      <w:r>
+        <w:rPr>
+          <w:noProof/>
+        </w:rPr>
+        <w:lastRenderedPageBreak/>
+        <w:drawing>
+          <wp:inline distT="0" distB="0" distL="0" distR="0" wp14:anchorId="5D3B046E" wp14:editId="3571DC80">
+            <wp:extent cx="2502423" cy="1271954"/>
+            <wp:effectExtent l="0" t="0" r="0" b="0"/>
+            <wp:docPr id="445777305" name="Picture 2"/>
+            <wp:cNvGraphicFramePr>
+              <a:graphicFrameLocks xmlns:a="http://schemas.openxmlformats.org/drawingml/2006/main" noChangeAspect="1"/>
+            </wp:cNvGraphicFramePr>
+            <a:graphic xmlns:a="http://schemas.openxmlformats.org/drawingml/2006/main">
+              <a:graphicData uri="http://schemas.openxmlformats.org/drawingml/2006/picture">
+                <pic:pic xmlns:pic="http://schemas.openxmlformats.org/drawingml/2006/picture">
+                  <pic:nvPicPr>
+                    <pic:cNvPr id="0" name="Picture 2"/>
+                    <pic:cNvPicPr>
+                      <a:picLocks noChangeAspect="1" noChangeArrowheads="1"/>
+                    </pic:cNvPicPr>
+                  </pic:nvPicPr>
+                  <pic:blipFill>
+                    <a:blip r:embed="rId47">
+                      <a:biLevel thresh="25000"/>
+                      <a:extLst>
+                        <a:ext uri="{28A0092B-C50C-407E-A947-70E740481C1C}">
+                          <a14:useLocalDpi xmlns:a14="http://schemas.microsoft.com/office/drawing/2010/main" val="0"/>
+                        </a:ext>
+                      </a:extLst>
+                    </a:blip>
+                    <a:srcRect/>
+                    <a:stretch>
+                      <a:fillRect/>
+                    </a:stretch>
+                  </pic:blipFill>
+                  <pic:spPr bwMode="auto">
+                    <a:xfrm>
+                      <a:off x="0" y="0"/>
+                      <a:ext cx="2516085" cy="1278898"/>
+                    </a:xfrm>
+                    <a:prstGeom prst="rect">
+                      <a:avLst/>
+                    </a:prstGeom>
+                    <a:noFill/>
+                    <a:ln>
+                      <a:noFill/>
+                    </a:ln>
+                  </pic:spPr>
+                </pic:pic>
+              </a:graphicData>
+            </a:graphic>
+          </wp:inline>
+        </w:drawing>
+      </w:r>
+    </w:p>
+    <w:p>
+      <w:pPr>
+        <w:pStyle w:val="Text"/>
+      </w:pPr>
+      <w:r>
+        <w:t xml:space="preserve">Die Spannung </w:t>
+      </w:r>
+      <m:oMath>
+        <m:sSub>
+          <m:sSubPr>
+            <m:ctrlPr>
+              <w:rPr>
+                <w:rFonts w:ascii="Cambria Math" w:hAnsi="Cambria Math"/>
+                <w:i/>
+              </w:rPr>
+            </m:ctrlPr>
+          </m:sSubPr>
+          <m:e>
+            <m:r>
+              <w:rPr>
+                <w:rFonts w:ascii="Cambria Math" w:hAnsi="Cambria Math"/>
+              </w:rPr>
+              <m:t>U</m:t>
+            </m:r>
+          </m:e>
+          <m:sub>
+            <m:r>
+              <w:rPr>
+                <w:rFonts w:ascii="Cambria Math" w:hAnsi="Cambria Math"/>
+              </w:rPr>
+              <m:t>D</m:t>
+            </m:r>
+          </m:sub>
+        </m:sSub>
+      </m:oMath>
+      <w:r>
+        <w:t xml:space="preserve"> ist aus dem jeweiligen Datenblatt der LED zu entnehmen. Je nach gewünschter Helligkeit wird </w:t>
+      </w:r>
+      <m:oMath>
+        <m:sSub>
+          <m:sSubPr>
+            <m:ctrlPr>
+              <w:rPr>
+                <w:rFonts w:ascii="Cambria Math" w:hAnsi="Cambria Math"/>
+                <w:i/>
+              </w:rPr>
+            </m:ctrlPr>
+          </m:sSubPr>
+          <m:e>
+            <m:r>
+              <w:rPr>
+                <w:rFonts w:ascii="Cambria Math" w:hAnsi="Cambria Math"/>
+              </w:rPr>
+              <m:t>I</m:t>
+            </m:r>
+          </m:e>
+          <m:sub>
+            <m:r>
+              <w:rPr>
+                <w:rFonts w:ascii="Cambria Math" w:hAnsi="Cambria Math"/>
+              </w:rPr>
+              <m:t>D</m:t>
+            </m:r>
+          </m:sub>
+        </m:sSub>
+      </m:oMath>
+      <w:r>
+        <w:t xml:space="preserve"> unterhalb der maximalen Strombelastung gewählt. Über einfache Netzwerkberechnungsmethoden kann anschließend der </w:t>
+      </w:r>
+      <m:oMath>
+        <m:sSub>
+          <m:sSubPr>
+            <m:ctrlPr>
+              <w:rPr>
+                <w:rFonts w:ascii="Cambria Math" w:hAnsi="Cambria Math"/>
+                <w:i/>
+              </w:rPr>
+            </m:ctrlPr>
+          </m:sSubPr>
+          <m:e>
+            <m:r>
+              <w:rPr>
+                <w:rFonts w:ascii="Cambria Math" w:hAnsi="Cambria Math"/>
+              </w:rPr>
+              <m:t>R</m:t>
+            </m:r>
+          </m:e>
+          <m:sub>
+            <m:r>
+              <w:rPr>
+                <w:rFonts w:ascii="Cambria Math" w:hAnsi="Cambria Math"/>
+              </w:rPr>
+              <m:t>v</m:t>
+            </m:r>
+          </m:sub>
+        </m:sSub>
+      </m:oMath>
+      <w:r>
+        <w:t xml:space="preserve"> ermittelt werden.</w:t>
+      </w:r>
+    </w:p>
+    <w:p>
+      <w:pPr>
+        <w:pStyle w:val="Text"/>
+      </w:pPr>
+      <m:oMathPara>
+        <m:oMath>
+          <m:sSub>
+            <m:sSubPr>
+              <m:ctrlPr>
+                <w:rPr>
+                  <w:rFonts w:ascii="Cambria Math" w:hAnsi="Cambria Math"/>
+                  <w:i/>
+                </w:rPr>
+              </m:ctrlPr>
+            </m:sSubPr>
+            <m:e>
+              <m:r>
+                <w:rPr>
+                  <w:rFonts w:ascii="Cambria Math" w:hAnsi="Cambria Math"/>
+                </w:rPr>
+                <m:t>R</m:t>
+              </m:r>
+            </m:e>
+            <m:sub>
+              <m:r>
+                <w:rPr>
+                  <w:rFonts w:ascii="Cambria Math" w:hAnsi="Cambria Math"/>
+                </w:rPr>
+                <m:t>v</m:t>
+              </m:r>
+            </m:sub>
+          </m:sSub>
+          <m:r>
+            <w:rPr>
+              <w:rFonts w:ascii="Cambria Math" w:hAnsi="Cambria Math"/>
+            </w:rPr>
+            <m:t>=</m:t>
+          </m:r>
+          <m:f>
+            <m:fPr>
+              <m:ctrlPr>
+                <w:rPr>
+                  <w:rFonts w:ascii="Cambria Math" w:hAnsi="Cambria Math"/>
+                  <w:i/>
+                </w:rPr>
+              </m:ctrlPr>
+            </m:fPr>
+            <m:num>
+              <m:sSub>
+                <m:sSubPr>
+                  <m:ctrlPr>
+                    <w:rPr>
+                      <w:rFonts w:ascii="Cambria Math" w:hAnsi="Cambria Math"/>
+                      <w:i/>
+                    </w:rPr>
+                  </m:ctrlPr>
+                </m:sSubPr>
+                <m:e>
+                  <m:r>
+                    <w:rPr>
+                      <w:rFonts w:ascii="Cambria Math" w:hAnsi="Cambria Math"/>
+                    </w:rPr>
+                    <m:t>U</m:t>
+                  </m:r>
+                </m:e>
+                <m:sub>
+                  <m:r>
+                    <w:rPr>
+                      <w:rFonts w:ascii="Cambria Math" w:hAnsi="Cambria Math"/>
+                    </w:rPr>
+                    <m:t>R</m:t>
+                  </m:r>
+                </m:sub>
+              </m:sSub>
+            </m:num>
+            <m:den>
+              <m:sSub>
+                <m:sSubPr>
+                  <m:ctrlPr>
+                    <w:rPr>
+                      <w:rFonts w:ascii="Cambria Math" w:hAnsi="Cambria Math"/>
+                      <w:i/>
+                    </w:rPr>
+                  </m:ctrlPr>
+                </m:sSubPr>
+                <m:e>
+                  <m:r>
+                    <w:rPr>
+                      <w:rFonts w:ascii="Cambria Math" w:hAnsi="Cambria Math"/>
+                    </w:rPr>
+                    <m:t>I</m:t>
+                  </m:r>
+                </m:e>
+                <m:sub>
+                  <m:r>
+                    <w:rPr>
+                      <w:rFonts w:ascii="Cambria Math" w:hAnsi="Cambria Math"/>
+                    </w:rPr>
+                    <m:t>D</m:t>
+                  </m:r>
+                </m:sub>
+              </m:sSub>
+            </m:den>
+          </m:f>
+          <m:r>
+            <w:rPr>
+              <w:rFonts w:ascii="Cambria Math" w:hAnsi="Cambria Math"/>
+            </w:rPr>
+            <m:t>=</m:t>
+          </m:r>
+          <m:f>
+            <m:fPr>
+              <m:ctrlPr>
+                <w:rPr>
+                  <w:rFonts w:ascii="Cambria Math" w:hAnsi="Cambria Math"/>
+                  <w:i/>
+                </w:rPr>
+              </m:ctrlPr>
+            </m:fPr>
+            <m:num>
+              <m:r>
+                <w:rPr>
+                  <w:rFonts w:ascii="Cambria Math" w:hAnsi="Cambria Math"/>
+                </w:rPr>
+                <m:t>+Ub-</m:t>
+              </m:r>
+              <m:sSub>
+                <m:sSubPr>
+                  <m:ctrlPr>
+                    <w:rPr>
+                      <w:rFonts w:ascii="Cambria Math" w:hAnsi="Cambria Math"/>
+                      <w:i/>
+                    </w:rPr>
+                  </m:ctrlPr>
+                </m:sSubPr>
+                <m:e>
+                  <m:r>
+                    <w:rPr>
+                      <w:rFonts w:ascii="Cambria Math" w:hAnsi="Cambria Math"/>
+                    </w:rPr>
+                    <m:t>U</m:t>
+                  </m:r>
+                </m:e>
+                <m:sub>
+                  <m:r>
+                    <w:rPr>
+                      <w:rFonts w:ascii="Cambria Math" w:hAnsi="Cambria Math"/>
+                    </w:rPr>
+                    <m:t>D</m:t>
+                  </m:r>
+                </m:sub>
+              </m:sSub>
+            </m:num>
+            <m:den>
+              <m:sSub>
+                <m:sSubPr>
+                  <m:ctrlPr>
+                    <w:rPr>
+                      <w:rFonts w:ascii="Cambria Math" w:hAnsi="Cambria Math"/>
+                      <w:i/>
+                    </w:rPr>
+                  </m:ctrlPr>
+                </m:sSubPr>
+                <m:e>
+                  <m:r>
+                    <w:rPr>
+                      <w:rFonts w:ascii="Cambria Math" w:hAnsi="Cambria Math"/>
+                    </w:rPr>
+                    <m:t>I</m:t>
+                  </m:r>
+                </m:e>
+                <m:sub>
+                  <m:r>
+                    <w:rPr>
+                      <w:rFonts w:ascii="Cambria Math" w:hAnsi="Cambria Math"/>
+                    </w:rPr>
+                    <m:t>D</m:t>
+                  </m:r>
+                </m:sub>
+              </m:sSub>
+            </m:den>
+          </m:f>
+        </m:oMath>
+      </m:oMathPara>
     </w:p>
     <w:p>
       <w:pPr>
         <w:jc w:val="left"/>
       </w:pPr>
-      <w:r>
-        <w:br w:type="page"/>
-      </w:r>
     </w:p>
     <w:p>
       <w:pPr>
@@ -4632,7 +5139,6 @@
           <w:bCs/>
           <w:u w:val="single"/>
         </w:rPr>
-        <w:lastRenderedPageBreak/>
         <w:t>RGBs</w:t>
       </w:r>
     </w:p>
@@ -4641,17 +5147,25 @@
         <w:pStyle w:val="Text"/>
       </w:pPr>
       <w:r>
+        <w:t xml:space="preserve">Eine RGB-LED ist ein Bauelement, das drei einzelne Leuchtdioden in den Grundfarben Rot, Grün und Blau (RGB) in einem einzigen Gehäuse vereint. Durch die additive Farbmischung dieser drei Lichtquellen lassen sich nahezu alle anderen Farben des sichtbaren Spektrums, einschließlich Weiß, erzeugen. Die Intensität jeder einzelnen Farbe bestimmt dabei den resultierenden Farbton. </w:t>
+      </w:r>
+    </w:p>
+    <w:p>
+      <w:pPr>
+        <w:pStyle w:val="Text"/>
+      </w:pPr>
+      <w:r>
         <w:rPr>
           <w:noProof/>
         </w:rPr>
         <w:drawing>
-          <wp:anchor distT="0" distB="0" distL="114300" distR="114300" simplePos="0" relativeHeight="251658752" behindDoc="1" locked="0" layoutInCell="1" allowOverlap="1" wp14:anchorId="578F5D54" wp14:editId="25280778">
+          <wp:anchor distT="0" distB="0" distL="114300" distR="114300" simplePos="0" relativeHeight="251658752" behindDoc="1" locked="0" layoutInCell="1" allowOverlap="1" wp14:anchorId="578F5D54" wp14:editId="62963E1F">
             <wp:simplePos x="0" y="0"/>
             <wp:positionH relativeFrom="column">
-              <wp:posOffset>3718560</wp:posOffset>
+              <wp:posOffset>3595467</wp:posOffset>
             </wp:positionH>
             <wp:positionV relativeFrom="paragraph">
-              <wp:posOffset>746125</wp:posOffset>
+              <wp:posOffset>68824</wp:posOffset>
             </wp:positionV>
             <wp:extent cx="2247900" cy="2973029"/>
             <wp:effectExtent l="0" t="0" r="0" b="0"/>
@@ -4676,7 +5190,7 @@
                     <pic:cNvPicPr/>
                   </pic:nvPicPr>
                   <pic:blipFill>
-                    <a:blip r:embed="rId47">
+                    <a:blip r:embed="rId48">
                       <a:extLst>
                         <a:ext uri="{28A0092B-C50C-407E-A947-70E740481C1C}">
                           <a14:useLocalDpi xmlns:a14="http://schemas.microsoft.com/office/drawing/2010/main" val="0"/>
@@ -4702,17 +5216,6 @@
           </wp:anchor>
         </w:drawing>
       </w:r>
-      <w:r>
-        <w:t>Eine RGB-LED ist ein Bauelement, das drei einzelne Leuchtdioden in den Grundfarben Rot, Grün und Blau (RGB) in einem einzigen Gehäuse vereint. Durch die additive Farbmischung dieser drei Lichtquellen lassen sich nahezu alle anderen Farben des sichtbaren Spektrums, einschließlich Weiß, erzeugen. Die Intensität jeder einzelnen Farbe bestimmt dabei den resultierenden Farbton. In der Praxis kann man bei genauer Betrachtung oft die drei separaten Chips im Gehäuse erkennen, das Licht mischt sich jedoch für das menschliche Auge zu einer einheitlichen Farbe</w:t>
-      </w:r>
-      <w:r>
-        <w:t>.</w:t>
-      </w:r>
-    </w:p>
-    <w:p>
-      <w:pPr>
-        <w:pStyle w:val="Text"/>
-      </w:pPr>
     </w:p>
     <w:p>
       <w:pPr>
@@ -4729,7 +5232,7 @@
       <w:pPr>
         <w:pStyle w:val="Text"/>
       </w:pPr>
-      <w:hyperlink r:id="rId48" w:history="1">
+      <w:hyperlink r:id="rId49" w:history="1">
         <w:r>
           <w:rPr>
             <w:rStyle w:val="Hyperlink"/>
@@ -4739,14 +5242,6 @@
       </w:hyperlink>
       <w:r>
         <w:t xml:space="preserve"> </w:t>
-      </w:r>
-    </w:p>
-    <w:p>
-      <w:pPr>
-        <w:jc w:val="left"/>
-      </w:pPr>
-      <w:r>
-        <w:br w:type="page"/>
       </w:r>
     </w:p>
     <w:p>
@@ -4812,7 +5307,7 @@
                     </pic:cNvPicPr>
                   </pic:nvPicPr>
                   <pic:blipFill>
-                    <a:blip r:embed="rId49" cstate="print">
+                    <a:blip r:embed="rId50" cstate="print">
                       <a:extLst>
                         <a:ext uri="{28A0092B-C50C-407E-A947-70E740481C1C}">
                           <a14:useLocalDpi xmlns:a14="http://schemas.microsoft.com/office/drawing/2010/main" val="0"/>
@@ -4854,7 +5349,7 @@
       <w:pPr>
         <w:pStyle w:val="Text"/>
       </w:pPr>
-      <w:hyperlink r:id="rId50" w:history="1">
+      <w:hyperlink r:id="rId51" w:history="1">
         <w:r>
           <w:rPr>
             <w:rStyle w:val="Hyperlink"/>
@@ -4869,7 +5364,7 @@
       </w:pPr>
     </w:p>
     <w:p>
-      <w:hyperlink r:id="rId51" w:history="1">
+      <w:hyperlink r:id="rId52" w:history="1">
         <w:r>
           <w:rPr>
             <w:rStyle w:val="Hyperlink"/>
@@ -4987,7 +5482,7 @@
                     </pic:cNvPicPr>
                   </pic:nvPicPr>
                   <pic:blipFill>
-                    <a:blip r:embed="rId52">
+                    <a:blip r:embed="rId53">
                       <a:biLevel thresh="25000"/>
                       <a:extLst>
                         <a:ext uri="{28A0092B-C50C-407E-A947-70E740481C1C}">
@@ -5080,7 +5575,7 @@
                     </pic:cNvPicPr>
                   </pic:nvPicPr>
                   <pic:blipFill>
-                    <a:blip r:embed="rId53">
+                    <a:blip r:embed="rId54">
                       <a:biLevel thresh="25000"/>
                       <a:extLst>
                         <a:ext uri="{28A0092B-C50C-407E-A947-70E740481C1C}">
@@ -5137,7 +5632,7 @@
       </w:r>
     </w:p>
     <w:p>
-      <w:hyperlink r:id="rId54" w:history="1">
+      <w:hyperlink r:id="rId55" w:history="1">
         <w:r>
           <w:rPr>
             <w:rStyle w:val="Hyperlink"/>
@@ -5180,18 +5675,12 @@
         <w:pStyle w:val="Text"/>
       </w:pPr>
       <w:r>
-        <w:t xml:space="preserve">Die Glättung und Siebung sind essenzielle Verfahren in Netzteilen, um die nach der Gleichrichtung entstehende, stark pulsierende Gleichspannung in eine möglichst konstante Spannung zu verwandeln. Zur </w:t>
-      </w:r>
-      <w:r>
-        <w:t>Glättung</w:t>
-      </w:r>
-      <w:r>
-        <w:t xml:space="preserve"> wird ein Ladekondensator (meist ein Elektrolytkondensator hoher Kapazität) parallel zum Gleichrichter geschaltet, der Energie während der Spannungsspitzen speichert und in den Pausen an den Verbraucher abgibt. Die dabei verbleibende Restwelligkeit wird als Brummspannung bezeichnet und ist abhängig von der Kapazität und der entnommenen Last. Um diese Brummspannung weiter zu minimieren, werden Siebglieder nachgeschaltet, die Wechselspannungsanteile herausfiltern und so eine saubere Gleichspannung für empfindliche elektronische Schaltungen bereitstellen.</w:t>
+        <w:t>Die Glättung und Siebung sind essenzielle Verfahren in Netzteilen, um die nach der Gleichrichtung entstehende, stark pulsierende Gleichspannung in eine möglichst konstante Spannung zu verwandeln. Zur Glättung wird ein Ladekondensator (meist ein Elektrolytkondensator hoher Kapazität) parallel zum Gleichrichter geschaltet, der Energie während der Spannungsspitzen speichert und in den Pausen an den Verbraucher abgibt. Die dabei verbleibende Restwelligkeit wird als Brummspannung bezeichnet und ist abhängig von der Kapazität und der entnommenen Last. Um diese Brummspannung weiter zu minimieren, werden Siebglieder nachgeschaltet, die Wechselspannungsanteile herausfiltern und so eine saubere Gleichspannung für empfindliche elektronische Schaltungen bereitstellen.</w:t>
       </w:r>
     </w:p>
     <w:p/>
     <w:p>
-      <w:hyperlink r:id="rId55" w:history="1">
+      <w:hyperlink r:id="rId56" w:history="1">
         <w:r>
           <w:rPr>
             <w:rStyle w:val="Hyperlink"/>
@@ -5233,6 +5722,55 @@
       <w:pPr>
         <w:pStyle w:val="Text"/>
       </w:pPr>
+      <w:r>
+        <w:t>Die korrekte Berechnung</w:t>
+      </w:r>
+      <w:r>
+        <w:t xml:space="preserve"> bzw. die Wahl</w:t>
+      </w:r>
+      <w:r>
+        <w:t xml:space="preserve"> des Leitungsquerschnitts ist unerlässlich, um einen sicheren, verlustarmen Betrieb von elektrischen Verbrauchern zu gewährleisten und Überhitzung oder gar Kabelbrände durch zu hohe Leitungswiderstände zu vermeiden. Der erforderliche Querschnitt hängt von zentralen elektrischen Faktoren ab: der maximalen Stromstärke, der anliegenden Betriebsspannung, der Kabellänge</w:t>
+      </w:r>
+      <w:r>
+        <w:t xml:space="preserve">, </w:t>
+      </w:r>
+      <w:r>
+        <w:t>dem spezifischen Materialleitwert</w:t>
+      </w:r>
+      <w:r>
+        <w:t xml:space="preserve"> </w:t>
+      </w:r>
+      <w:r>
+        <w:t>und dem noch vertretbaren Spannungsabfall</w:t>
+      </w:r>
+      <w:r>
+        <w:t>.</w:t>
+      </w:r>
+    </w:p>
+    <w:p>
+      <w:pPr>
+        <w:pStyle w:val="Text"/>
+      </w:pPr>
+      <w:hyperlink r:id="rId57" w:history="1">
+        <w:r>
+          <w:rPr>
+            <w:rStyle w:val="Hyperlink"/>
+          </w:rPr>
+          <w:t>https://www.conrad.de/de/ratgeber/handwerk/kabelquerschnitt-berechnen.html</w:t>
+        </w:r>
+      </w:hyperlink>
+      <w:r>
+        <w:t xml:space="preserve"> </w:t>
+      </w:r>
+    </w:p>
+    <w:p>
+      <w:pPr>
+        <w:pStyle w:val="Text"/>
+      </w:pPr>
+      <w:r>
+        <w:lastRenderedPageBreak/>
+        <w:t>Ein dickerer Leiter heißt, dass mehr Strom durch die Leitung fließen kann. Jedoch steigt damit auch der Spannungsabfall am Leiter an, was bei kleinen, sehr präzisen Spannungen zu Problemen führen kann.</w:t>
+      </w:r>
     </w:p>
     <w:p>
       <w:pPr>
@@ -5274,7 +5812,7 @@
       <w:pPr>
         <w:pStyle w:val="Text"/>
       </w:pPr>
-      <w:hyperlink r:id="rId56" w:history="1">
+      <w:hyperlink r:id="rId58" w:history="1">
         <w:r>
           <w:rPr>
             <w:rStyle w:val="Hyperlink"/>
@@ -5318,7 +5856,7 @@
                     </pic:cNvPicPr>
                   </pic:nvPicPr>
                   <pic:blipFill rotWithShape="1">
-                    <a:blip r:embed="rId57">
+                    <a:blip r:embed="rId59">
                       <a:extLst>
                         <a:ext uri="{28A0092B-C50C-407E-A947-70E740481C1C}">
                           <a14:useLocalDpi xmlns:a14="http://schemas.microsoft.com/office/drawing/2010/main" val="0"/>
@@ -5357,27 +5895,213 @@
     </w:p>
     <w:p>
       <w:pPr>
-        <w:pStyle w:val="Text"/>
-        <w:jc w:val="center"/>
-      </w:pPr>
-      <w:hyperlink r:id="rId58" w:history="1">
+        <w:jc w:val="left"/>
+      </w:pPr>
+      <w:hyperlink r:id="rId60" w:history="1">
         <w:r>
           <w:rPr>
             <w:rStyle w:val="Hyperlink"/>
           </w:rPr>
-          <w:t>https://www.startpage.com/av/proxy-image?piurl=https%3A%2F%2Fstex24.com%2Fmedia%2F32%2F</w:t>
+          <w:t>https://stex24.com/media/32/3d/80/1727160622/Kabelschirm_beschriftet.jpg</w:t>
+        </w:r>
+      </w:hyperlink>
+      <w:r>
+        <w:t xml:space="preserve"> </w:t>
+      </w:r>
+    </w:p>
+    <w:p>
+      <w:pPr>
+        <w:jc w:val="left"/>
+        <w:rPr>
+          <w:b/>
+          <w:bCs/>
+          <w:u w:val="single"/>
+        </w:rPr>
+      </w:pPr>
+    </w:p>
+    <w:p>
+      <w:pPr>
+        <w:jc w:val="left"/>
+        <w:rPr>
+          <w:b/>
+          <w:bCs/>
+          <w:u w:val="single"/>
+        </w:rPr>
+      </w:pPr>
+      <w:r>
+        <w:rPr>
+          <w:b/>
+          <w:bCs/>
+          <w:u w:val="single"/>
+        </w:rPr>
+        <w:t>Differenzielle</w:t>
+      </w:r>
+      <w:r>
+        <w:rPr>
+          <w:b/>
+          <w:bCs/>
+          <w:u w:val="single"/>
+        </w:rPr>
+        <w:t xml:space="preserve"> </w:t>
+      </w:r>
+      <w:r>
+        <w:rPr>
+          <w:b/>
+          <w:bCs/>
+          <w:u w:val="single"/>
+        </w:rPr>
+        <w:t>Leiterpaar</w:t>
+      </w:r>
+      <w:r>
+        <w:rPr>
+          <w:b/>
+          <w:bCs/>
+          <w:u w:val="single"/>
+        </w:rPr>
+        <w:t>e</w:t>
+      </w:r>
+    </w:p>
+    <w:p>
+      <w:pPr>
+        <w:pStyle w:val="Text"/>
+      </w:pPr>
+      <w:r>
+        <w:t xml:space="preserve">Bei der differentiellen Signalübertragung wird ein elektrisches Signal nicht über eine einzelne Leitung gegen eine gemeinsame Masse übertragen, sondern über ein Paar eng gekoppelter Leitungen, wobei eine Leitung das ursprüngliche Signal und die andere das exakt invertierte Signal führt. Der Empfänger wertet zur Informationsgewinnung lediglich die Spannungsdifferenz zwischen diesen beiden </w:t>
+      </w:r>
+      <w:r>
+        <w:lastRenderedPageBreak/>
+        <w:t>Leitern aus. Da externe elektromagnetische Störungen</w:t>
+      </w:r>
+      <w:r>
+        <w:t xml:space="preserve"> </w:t>
+      </w:r>
+      <w:r>
+        <w:t xml:space="preserve">meist auf beide räumlich eng beieinanderliegenden Leitungen gleichermaßen einwirken (Gleichtaktstörung), heben sich diese Störanteile bei der Differenzbildung im Empfänger auf, was eine </w:t>
+      </w:r>
+      <w:r>
+        <w:t>hohe</w:t>
+      </w:r>
+      <w:r>
+        <w:t xml:space="preserve"> Störfestigkeit und Signalintegrität </w:t>
+      </w:r>
+      <w:proofErr w:type="gramStart"/>
+      <w:r>
+        <w:t>ermöglicht</w:t>
+      </w:r>
+      <w:proofErr w:type="gramEnd"/>
+      <w:r>
+        <w:t>.</w:t>
+      </w:r>
+    </w:p>
+    <w:p>
+      <w:pPr>
+        <w:jc w:val="left"/>
+        <w:rPr>
+          <w:b/>
+          <w:bCs/>
+          <w:u w:val="single"/>
+        </w:rPr>
+      </w:pPr>
+      <w:hyperlink r:id="rId61" w:history="1">
+        <w:r>
+          <w:rPr>
+            <w:rStyle w:val="Hyperlink"/>
+            <w:b/>
+            <w:bCs/>
+          </w:rPr>
+          <w:t>https://www.digikey.at/en/maker/tutorials/2024/what-are-differential-pairs-and-why-do-we-use-them</w:t>
+        </w:r>
+      </w:hyperlink>
+      <w:r>
+        <w:rPr>
+          <w:b/>
+          <w:bCs/>
+          <w:u w:val="single"/>
+        </w:rPr>
+        <w:t xml:space="preserve"> </w:t>
+      </w:r>
+    </w:p>
+    <w:p>
+      <w:pPr>
+        <w:pStyle w:val="Text"/>
+        <w:jc w:val="center"/>
+      </w:pPr>
+      <w:r>
+        <w:rPr>
+          <w:noProof/>
+        </w:rPr>
+        <w:drawing>
+          <wp:inline distT="0" distB="0" distL="0" distR="0" wp14:anchorId="2BC3C5C2" wp14:editId="6C673822">
+            <wp:extent cx="3171092" cy="1585758"/>
+            <wp:effectExtent l="0" t="0" r="0" b="0"/>
+            <wp:docPr id="1188159695" name="Picture 3" descr="Differential signalling - Wikipedia"/>
+            <wp:cNvGraphicFramePr>
+              <a:graphicFrameLocks xmlns:a="http://schemas.openxmlformats.org/drawingml/2006/main" noChangeAspect="1"/>
+            </wp:cNvGraphicFramePr>
+            <a:graphic xmlns:a="http://schemas.openxmlformats.org/drawingml/2006/main">
+              <a:graphicData uri="http://schemas.openxmlformats.org/drawingml/2006/picture">
+                <pic:pic xmlns:pic="http://schemas.openxmlformats.org/drawingml/2006/picture">
+                  <pic:nvPicPr>
+                    <pic:cNvPr id="0" name="Picture 3" descr="Differential signalling - Wikipedia"/>
+                    <pic:cNvPicPr>
+                      <a:picLocks noChangeAspect="1" noChangeArrowheads="1"/>
+                    </pic:cNvPicPr>
+                  </pic:nvPicPr>
+                  <pic:blipFill>
+                    <a:blip r:embed="rId62">
+                      <a:extLst>
+                        <a:ext uri="{28A0092B-C50C-407E-A947-70E740481C1C}">
+                          <a14:useLocalDpi xmlns:a14="http://schemas.microsoft.com/office/drawing/2010/main" val="0"/>
+                        </a:ext>
+                      </a:extLst>
+                    </a:blip>
+                    <a:srcRect/>
+                    <a:stretch>
+                      <a:fillRect/>
+                    </a:stretch>
+                  </pic:blipFill>
+                  <pic:spPr bwMode="auto">
+                    <a:xfrm>
+                      <a:off x="0" y="0"/>
+                      <a:ext cx="3193302" cy="1596864"/>
+                    </a:xfrm>
+                    <a:prstGeom prst="rect">
+                      <a:avLst/>
+                    </a:prstGeom>
+                    <a:noFill/>
+                    <a:ln>
+                      <a:noFill/>
+                    </a:ln>
+                  </pic:spPr>
+                </pic:pic>
+              </a:graphicData>
+            </a:graphic>
+          </wp:inline>
+        </w:drawing>
+      </w:r>
+    </w:p>
+    <w:p>
+      <w:pPr>
+        <w:pStyle w:val="Text"/>
+      </w:pPr>
+      <w:hyperlink r:id="rId63" w:history="1">
+        <w:r>
+          <w:rPr>
+            <w:rStyle w:val="Hyperlink"/>
+          </w:rPr>
+          <w:t>https://upload.wikimedia.org/wikipedia/commons/thumb/4/42/Differential_signal_transmission.svg/500px-Differential_sign</w:t>
         </w:r>
         <w:r>
           <w:rPr>
             <w:rStyle w:val="Hyperlink"/>
           </w:rPr>
-          <w:t>3</w:t>
+          <w:t>a</w:t>
         </w:r>
         <w:r>
           <w:rPr>
             <w:rStyle w:val="Hyperlink"/>
           </w:rPr>
-          <w:t>d%2F80%2F1727160622%2FKabelschirm_beschriftet.jpg&amp;sp=1771309597T11a27d9990e95dfe8fcd67a5a566ed9b7eb04602d740efefb9cf7f018026cac5</w:t>
+          <w:t>l_transmission.svg.png</w:t>
         </w:r>
       </w:hyperlink>
       <w:r>
@@ -5396,7 +6120,14 @@
     </w:p>
     <w:p>
       <w:pPr>
-        <w:jc w:val="left"/>
+        <w:pStyle w:val="Heading3"/>
+      </w:pPr>
+      <w:r>
+        <w:t>Schnittstellen</w:t>
+      </w:r>
+    </w:p>
+    <w:p>
+      <w:pPr>
         <w:rPr>
           <w:b/>
           <w:bCs/>
@@ -5409,106 +6140,64 @@
           <w:bCs/>
           <w:u w:val="single"/>
         </w:rPr>
-        <w:t>Differenzielles</w:t>
-      </w:r>
-      <w:r>
-        <w:rPr>
-          <w:b/>
-          <w:bCs/>
+        <w:t>USB</w:t>
+      </w:r>
+    </w:p>
+    <w:p>
+      <w:pPr>
+        <w:pStyle w:val="Text"/>
+      </w:pPr>
+      <w:r>
+        <w:t>Der Universal Serial Bus (USB) ist ein internationaler Industriestandard</w:t>
+      </w:r>
+      <w:r>
+        <w:t xml:space="preserve">. </w:t>
+      </w:r>
+      <w:r>
+        <w:t>Er ersetzte eine Vielzahl älterer Schnittstellen wie serielle und parallele Ports. USB definiert sowohl die Kabel und Steckverbinder als auch die Protokolle für die Kommunikation und Energieversorgung zwischen einem Host (z. B. PC) und Peripheriegeräten. Ein wesentliches Merkmal ist die "Hot-Swap"-Fähigkeit, die es erlaubt, Geräte im laufenden Betrieb anzuschließen und zu entfernen, sowie "Plug and Play", wodurch angeschlossene Geräte oft ohne manuelle Konfiguration sofort einsatzbereit sind.</w:t>
+      </w:r>
+    </w:p>
+    <w:p>
+      <w:pPr>
+        <w:pStyle w:val="Text"/>
+      </w:pPr>
+      <w:r>
+        <w:t xml:space="preserve">USB nutzt eine serielle Datenübertragung. In den ursprünglichen Versionen (USB 1.x und 2.0) erfolgt die Signalübertragung differentiell über ein verdrilltes </w:t>
+      </w:r>
+      <w:proofErr w:type="spellStart"/>
+      <w:r>
+        <w:t>Adernpaar</w:t>
+      </w:r>
+      <w:proofErr w:type="spellEnd"/>
+      <w:r>
+        <w:t xml:space="preserve"> (D+ und D-), ergänzt durch zwei Adern für die Spannungsversorgung (VBUS und </w:t>
+      </w:r>
+      <w:r>
+        <w:lastRenderedPageBreak/>
+        <w:t>GND). Die Standardspannung beträgt 5 V DC.</w:t>
+      </w:r>
+      <w:r>
+        <w:t xml:space="preserve"> USB hat sich über die Jahre in Hinsicht auf Geschwindigkeit sowie auf die Bauart stark verändert.</w:t>
+      </w:r>
+    </w:p>
+    <w:p>
+      <w:pPr>
+        <w:pStyle w:val="Text"/>
+        <w:rPr>
           <w:u w:val="single"/>
         </w:rPr>
-        <w:t xml:space="preserve"> </w:t>
-      </w:r>
-      <w:r>
-        <w:rPr>
-          <w:b/>
-          <w:bCs/>
+      </w:pPr>
+      <w:r>
+        <w:rPr>
           <w:u w:val="single"/>
         </w:rPr>
-        <w:t>Leiterpaar</w:t>
-      </w:r>
-    </w:p>
-    <w:p>
-      <w:pPr>
-        <w:jc w:val="left"/>
-        <w:rPr>
-          <w:b/>
-          <w:bCs/>
+        <w:t>relevante B</w:t>
+      </w:r>
+      <w:r>
+        <w:rPr>
           <w:u w:val="single"/>
         </w:rPr>
-      </w:pPr>
-      <w:r>
-        <w:rPr>
-          <w:b/>
-          <w:bCs/>
-          <w:u w:val="single"/>
-        </w:rPr>
-        <w:br w:type="page"/>
-      </w:r>
-    </w:p>
-    <w:p>
-      <w:pPr>
-        <w:pStyle w:val="Heading3"/>
-      </w:pPr>
-      <w:r>
-        <w:lastRenderedPageBreak/>
-        <w:t>Schnittstellen</w:t>
-      </w:r>
-    </w:p>
-    <w:p>
-      <w:pPr>
-        <w:rPr>
-          <w:b/>
-          <w:bCs/>
-          <w:u w:val="single"/>
-        </w:rPr>
-      </w:pPr>
-      <w:r>
-        <w:rPr>
-          <w:b/>
-          <w:bCs/>
-          <w:u w:val="single"/>
-        </w:rPr>
-        <w:t>USB</w:t>
-      </w:r>
-    </w:p>
-    <w:p>
-      <w:pPr>
-        <w:pStyle w:val="Text"/>
-      </w:pPr>
-      <w:r>
-        <w:t>Der Universal Serial Bus (USB) ist ein internationaler Industriestandard</w:t>
-      </w:r>
-      <w:r>
-        <w:t xml:space="preserve">. </w:t>
-      </w:r>
-      <w:r>
-        <w:t>Er ersetzte eine Vielzahl älterer Schnittstellen wie serielle und parallele Ports. USB definiert sowohl die Kabel und Steckverbinder als auch die Protokolle für die Kommunikation und Energieversorgung zwischen einem Host (z. B. PC) und Peripheriegeräten. Ein wesentliches Merkmal ist die "Hot-Swap"-Fähigkeit, die es erlaubt, Geräte im laufenden Betrieb anzuschließen und zu entfernen, sowie "Plug and Play", wodurch angeschlossene Geräte oft ohne manuelle Konfiguration sofort einsatzbereit sind.</w:t>
-      </w:r>
-    </w:p>
-    <w:p>
-      <w:pPr>
-        <w:pStyle w:val="Text"/>
-      </w:pPr>
-      <w:r>
-        <w:t>USB nutzt eine serielle Datenübertragung. In den ursprünglichen Versionen (USB 1.x und 2.0) erfolgt die Signalübertragung differentiell über ein verdrilltes Adernpaar (D+ und D-), ergänzt durch zwei Adern für die Spannungsversorgung (VBUS und GND). Die Standardspannung beträgt 5 V DC.</w:t>
-      </w:r>
-      <w:r>
-        <w:t xml:space="preserve"> USB hat sich über die Jahre in Hinsicht auf Geschwindigkeit sowie auf die Bauart stark verändert.</w:t>
-      </w:r>
-    </w:p>
-    <w:p>
-      <w:pPr>
-        <w:pStyle w:val="Text"/>
-        <w:rPr>
-          <w:u w:val="single"/>
-        </w:rPr>
-      </w:pPr>
-      <w:r>
-        <w:rPr>
-          <w:u w:val="single"/>
-        </w:rPr>
-        <w:t>Bauarten für die Diplomarbeit:</w:t>
+        <w:t>auarten für die Diplomarbeit:</w:t>
       </w:r>
     </w:p>
     <w:p>
@@ -5547,7 +6236,7 @@
                     </pic:cNvPicPr>
                   </pic:nvPicPr>
                   <pic:blipFill>
-                    <a:blip r:embed="rId59">
+                    <a:blip r:embed="rId64">
                       <a:extLst>
                         <a:ext uri="{28A0092B-C50C-407E-A947-70E740481C1C}">
                           <a14:useLocalDpi xmlns:a14="http://schemas.microsoft.com/office/drawing/2010/main" val="0"/>
@@ -5600,7 +6289,7 @@
                     </pic:cNvPicPr>
                   </pic:nvPicPr>
                   <pic:blipFill>
-                    <a:blip r:embed="rId60">
+                    <a:blip r:embed="rId65">
                       <a:extLst>
                         <a:ext uri="{28A0092B-C50C-407E-A947-70E740481C1C}">
                           <a14:useLocalDpi xmlns:a14="http://schemas.microsoft.com/office/drawing/2010/main" val="0"/>
@@ -5636,7 +6325,7 @@
       <w:pPr>
         <w:pStyle w:val="Text"/>
       </w:pPr>
-      <w:hyperlink r:id="rId61" w:history="1">
+      <w:hyperlink r:id="rId66" w:history="1">
         <w:r>
           <w:rPr>
             <w:rStyle w:val="Hyperlink"/>
@@ -5649,7 +6338,7 @@
       <w:pPr>
         <w:pStyle w:val="Text"/>
       </w:pPr>
-      <w:hyperlink r:id="rId62" w:history="1">
+      <w:hyperlink r:id="rId67" w:history="1">
         <w:r>
           <w:rPr>
             <w:rStyle w:val="Hyperlink"/>
@@ -5701,7 +6390,7 @@
                     </pic:cNvPicPr>
                   </pic:nvPicPr>
                   <pic:blipFill>
-                    <a:blip r:embed="rId63">
+                    <a:blip r:embed="rId68">
                       <a:extLst>
                         <a:ext uri="{28A0092B-C50C-407E-A947-70E740481C1C}">
                           <a14:useLocalDpi xmlns:a14="http://schemas.microsoft.com/office/drawing/2010/main" val="0"/>
@@ -5737,7 +6426,7 @@
       <w:pPr>
         <w:pStyle w:val="Text"/>
       </w:pPr>
-      <w:hyperlink r:id="rId64" w:history="1">
+      <w:hyperlink r:id="rId69" w:history="1">
         <w:r>
           <w:rPr>
             <w:rStyle w:val="Hyperlink"/>
@@ -5754,7 +6443,6 @@
         <w:pStyle w:val="Text"/>
       </w:pPr>
       <w:r>
-        <w:lastRenderedPageBreak/>
         <w:t>USB C</w:t>
       </w:r>
     </w:p>
@@ -5785,7 +6473,7 @@
                     </pic:cNvPicPr>
                   </pic:nvPicPr>
                   <pic:blipFill>
-                    <a:blip r:embed="rId65">
+                    <a:blip r:embed="rId70">
                       <a:extLst>
                         <a:ext uri="{28A0092B-C50C-407E-A947-70E740481C1C}">
                           <a14:useLocalDpi xmlns:a14="http://schemas.microsoft.com/office/drawing/2010/main" val="0"/>
@@ -5821,7 +6509,7 @@
       <w:pPr>
         <w:pStyle w:val="Text"/>
       </w:pPr>
-      <w:hyperlink r:id="rId66" w:history="1">
+      <w:hyperlink r:id="rId71" w:history="1">
         <w:r>
           <w:rPr>
             <w:rStyle w:val="Hyperlink"/>
@@ -5841,7 +6529,7 @@
           <w:u w:val="single"/>
         </w:rPr>
       </w:pPr>
-      <w:hyperlink r:id="rId67" w:history="1">
+      <w:hyperlink r:id="rId72" w:history="1">
         <w:r>
           <w:rPr>
             <w:rStyle w:val="Hyperlink"/>
@@ -5928,7 +6616,7 @@
                     </pic:cNvPicPr>
                   </pic:nvPicPr>
                   <pic:blipFill rotWithShape="1">
-                    <a:blip r:embed="rId68">
+                    <a:blip r:embed="rId73">
                       <a:extLst>
                         <a:ext uri="{28A0092B-C50C-407E-A947-70E740481C1C}">
                           <a14:useLocalDpi xmlns:a14="http://schemas.microsoft.com/office/drawing/2010/main" val="0"/>
@@ -5971,7 +6659,11 @@
         <w:t xml:space="preserve"> </w:t>
       </w:r>
       <w:r>
-        <w:t>Die physikalische Verbindung erfolgt meist über Kupferkabel mit RJ45-Steckern. Die Kabel werden in verschiedene Kategorien eingeteilt (z. B. CAT 5, CAT 6, CAT 7), die maßgeblich die maximale Übertragungsgeschwindigkeit und Störfestigkeit bestimmen.</w:t>
+        <w:t xml:space="preserve">Die physikalische Verbindung erfolgt meist über Kupferkabel mit RJ45-Steckern. Die Kabel werden in verschiedene </w:t>
+      </w:r>
+      <w:r>
+        <w:lastRenderedPageBreak/>
+        <w:t>Kategorien eingeteilt (z. B. CAT 5, CAT 6, CAT 7), die maßgeblich die maximale Übertragungsgeschwindigkeit und Störfestigkeit bestimmen.</w:t>
       </w:r>
     </w:p>
     <w:p>
@@ -5984,12 +6676,12 @@
       <w:pPr>
         <w:pStyle w:val="Text"/>
       </w:pPr>
-      <w:hyperlink r:id="rId69" w:history="1">
+      <w:hyperlink r:id="rId74" w:history="1">
         <w:r>
           <w:rPr>
             <w:rStyle w:val="Hyperlink"/>
           </w:rPr>
-          <w:t>https://www.startpage.com/av/proxy-image?piurl=https%3A%2F%2Fmedia.geeksforgeeks.org%2Fwp-content%2Fuploads%2F20230704120825%2FRJ45.png&amp;sp=1771147023T3e85c7b17cb418d453599c5a5b7eafee52d727adae3cb9f6cff76f7c11786500</w:t>
+          <w:t>https://cdn-iadnp.nitrocdn.com/SpUILWZgBMVDSJTeySlaENnupUTlKQGb/assets/images/optimized/rev-0a3229b/fibconet.com/wp-content/uploads/2024/07/rj45-connector3.jpg</w:t>
         </w:r>
       </w:hyperlink>
       <w:r>
@@ -6004,7 +6696,7 @@
           <w:bCs/>
         </w:rPr>
       </w:pPr>
-      <w:hyperlink r:id="rId70" w:history="1">
+      <w:hyperlink r:id="rId75" w:history="1">
         <w:r>
           <w:rPr>
             <w:rStyle w:val="Hyperlink"/>
@@ -6063,7 +6755,15 @@
         <w:pStyle w:val="Text"/>
       </w:pPr>
       <w:r>
-        <w:t>Das Camera Serial Interface (CSI) ist eine Spezifikation</w:t>
+        <w:t xml:space="preserve">Das </w:t>
+      </w:r>
+      <w:proofErr w:type="spellStart"/>
+      <w:r>
+        <w:t>Camera</w:t>
+      </w:r>
+      <w:proofErr w:type="spellEnd"/>
+      <w:r>
+        <w:t xml:space="preserve"> Serial Interface (CSI) ist eine Spezifikation</w:t>
       </w:r>
       <w:r>
         <w:t xml:space="preserve">, </w:t>
@@ -6127,7 +6827,7 @@
                     </pic:cNvPicPr>
                   </pic:nvPicPr>
                   <pic:blipFill>
-                    <a:blip r:embed="rId71" cstate="print">
+                    <a:blip r:embed="rId76" cstate="print">
                       <a:extLst>
                         <a:ext uri="{28A0092B-C50C-407E-A947-70E740481C1C}">
                           <a14:useLocalDpi xmlns:a14="http://schemas.microsoft.com/office/drawing/2010/main" val="0"/>
@@ -6168,7 +6868,7 @@
       <w:pPr>
         <w:pStyle w:val="Text"/>
       </w:pPr>
-      <w:hyperlink r:id="rId72" w:history="1">
+      <w:hyperlink r:id="rId77" w:history="1">
         <w:r>
           <w:rPr>
             <w:rStyle w:val="Hyperlink"/>
@@ -6243,7 +6943,53 @@
         <w:t>3D Druck</w:t>
       </w:r>
     </w:p>
-    <w:p/>
+    <w:p>
+      <w:pPr>
+        <w:pStyle w:val="Text"/>
+      </w:pPr>
+      <w:r>
+        <w:t>Beim 3D-Druck unterscheiden sich die beiden dominierenden Verfahren FDM und SLA grundlegend in ihrer Funktionsweise: FDM schmilzt Kunststofffilament und trägt es schichtweise auf, während SLA flüssiges Kunstharz (</w:t>
+      </w:r>
+      <w:proofErr w:type="spellStart"/>
+      <w:r>
+        <w:t>Resin</w:t>
+      </w:r>
+      <w:proofErr w:type="spellEnd"/>
+      <w:r>
+        <w:t xml:space="preserve">) präzise mit einem Laser </w:t>
+      </w:r>
+      <w:r>
+        <w:t xml:space="preserve">bzw. mit </w:t>
+      </w:r>
+      <w:r>
+        <w:t>UV-Licht</w:t>
+      </w:r>
+      <w:r>
+        <w:t xml:space="preserve"> </w:t>
+      </w:r>
+      <w:r>
+        <w:t xml:space="preserve">aushärtet. Hinsichtlich der technischen Eigenschaften punktet FDM durch geringere Kosten und eine enorme Materialvielfalt für mechanisch oder thermisch belastbare Teile, weist aber sichtbare Druckschichten auf; SLA hingegen liefert eine </w:t>
+      </w:r>
+      <w:r>
+        <w:t>hohe</w:t>
+      </w:r>
+      <w:r>
+        <w:t xml:space="preserve"> Detailgenauigkeit und nahezu spritzgussartige, glatte Oberflächen, ist jedoch bei den Materialkosten meist teurer.</w:t>
+      </w:r>
+    </w:p>
+    <w:p>
+      <w:hyperlink r:id="rId78" w:history="1">
+        <w:r>
+          <w:rPr>
+            <w:rStyle w:val="Hyperlink"/>
+          </w:rPr>
+          <w:t>https://3dee.at/fdm-vs-sla-3d-druck/</w:t>
+        </w:r>
+      </w:hyperlink>
+      <w:r>
+        <w:t xml:space="preserve"> </w:t>
+      </w:r>
+    </w:p>
     <w:p>
       <w:pPr>
         <w:rPr>
@@ -6274,6 +7020,31 @@
       <w:pPr>
         <w:pStyle w:val="Text"/>
       </w:pPr>
+      <w:r>
+        <w:t xml:space="preserve">Die STL-Datei ist das branchenübliche Standardformat für die Datenübertragung im 3D-Druck. Bei diesem Format wird die Geometrie eines dreidimensionalen CAD-Festkörpermodells nicht durch exakte mathematische Kurven, sondern durch ein Netz aus aneinandergereihten Dreiecken (Facetten) angenähert. Je komplexer und geschwungener die Oberfläche des Objekts ist, desto mehr Dreiecke und </w:t>
+      </w:r>
+      <w:r>
+        <w:t>eine,</w:t>
+      </w:r>
+      <w:r>
+        <w:t xml:space="preserve"> umso höhere Auflösung sind nötig, um das Modell detailgetreu abzubilden</w:t>
+      </w:r>
+    </w:p>
+    <w:p>
+      <w:pPr>
+        <w:pStyle w:val="Text"/>
+      </w:pPr>
+      <w:hyperlink r:id="rId79" w:history="1">
+        <w:r>
+          <w:rPr>
+            <w:rStyle w:val="Hyperlink"/>
+          </w:rPr>
+          <w:t>https://de.3dsystems.com/quickparts/learning-center/what-is-stl-file</w:t>
+        </w:r>
+      </w:hyperlink>
+      <w:r>
+        <w:t xml:space="preserve"> </w:t>
+      </w:r>
     </w:p>
     <w:p>
       <w:pPr>
@@ -6312,13 +7083,30 @@
         <w:pStyle w:val="Text"/>
       </w:pPr>
       <w:r>
-        <w:t xml:space="preserve">Hierbei gibt es eine handvoll wichtige </w:t>
+        <w:lastRenderedPageBreak/>
+        <w:t xml:space="preserve">Hierbei gibt es eine </w:t>
+      </w:r>
+      <w:proofErr w:type="spellStart"/>
+      <w:r>
+        <w:t>handvoll</w:t>
+      </w:r>
+      <w:proofErr w:type="spellEnd"/>
+      <w:r>
+        <w:t xml:space="preserve"> wichtige </w:t>
       </w:r>
       <w:r>
         <w:t>Dokumente,</w:t>
       </w:r>
       <w:r>
-        <w:t xml:space="preserve"> die erstellt wurden um die Entwicklung zu erleichtern.</w:t>
+        <w:t xml:space="preserve"> die erstellt </w:t>
+      </w:r>
+      <w:proofErr w:type="gramStart"/>
+      <w:r>
+        <w:t>wurden</w:t>
+      </w:r>
+      <w:proofErr w:type="gramEnd"/>
+      <w:r>
+        <w:t xml:space="preserve"> um die Entwicklung zu erleichtern.</w:t>
       </w:r>
     </w:p>
     <w:p>
@@ -6342,7 +7130,23 @@
         <w:pStyle w:val="Text"/>
       </w:pPr>
       <w:r>
-        <w:t>- Ka wia des hoast irgendwas in der Entwicklungsphase halt</w:t>
+        <w:t xml:space="preserve">- Ka </w:t>
+      </w:r>
+      <w:proofErr w:type="spellStart"/>
+      <w:r>
+        <w:t>wia</w:t>
+      </w:r>
+      <w:proofErr w:type="spellEnd"/>
+      <w:r>
+        <w:t xml:space="preserve"> des </w:t>
+      </w:r>
+      <w:proofErr w:type="spellStart"/>
+      <w:r>
+        <w:t>hoast</w:t>
+      </w:r>
+      <w:proofErr w:type="spellEnd"/>
+      <w:r>
+        <w:t xml:space="preserve"> irgendwas in der Entwicklungsphase halt</w:t>
       </w:r>
     </w:p>
     <w:p>
@@ -6376,37 +7180,47 @@
           <w:bCs/>
           <w:u w:val="single"/>
         </w:rPr>
-        <w:t>Project Definiton</w:t>
-      </w:r>
-    </w:p>
-    <w:p>
-      <w:pPr>
-        <w:pStyle w:val="Text"/>
-      </w:pPr>
-      <w:r>
-        <w:t>In der Project Definition die Grundlegende Funktionen des Geräts festgehalten</w:t>
-      </w:r>
-    </w:p>
-    <w:p>
-      <w:pPr>
-        <w:pStyle w:val="Text"/>
-      </w:pPr>
-    </w:p>
-    <w:p>
-      <w:pPr>
-        <w:pStyle w:val="Text"/>
+        <w:t xml:space="preserve">Project </w:t>
+      </w:r>
+      <w:proofErr w:type="spellStart"/>
+      <w:r>
         <w:rPr>
           <w:b/>
           <w:bCs/>
           <w:u w:val="single"/>
         </w:rPr>
-      </w:pPr>
-      <w:r>
+        <w:t>Definiton</w:t>
+      </w:r>
+      <w:proofErr w:type="spellEnd"/>
+    </w:p>
+    <w:p>
+      <w:pPr>
+        <w:pStyle w:val="Text"/>
+      </w:pPr>
+      <w:r>
+        <w:t>In der Project Definition die Grundlegende Funktionen des Geräts festgehalten</w:t>
+      </w:r>
+    </w:p>
+    <w:p>
+      <w:pPr>
+        <w:pStyle w:val="Text"/>
+      </w:pPr>
+    </w:p>
+    <w:p>
+      <w:pPr>
+        <w:pStyle w:val="Text"/>
         <w:rPr>
           <w:b/>
           <w:bCs/>
           <w:u w:val="single"/>
         </w:rPr>
+      </w:pPr>
+      <w:r>
+        <w:rPr>
+          <w:b/>
+          <w:bCs/>
+          <w:u w:val="single"/>
+        </w:rPr>
         <w:t>Project Initiation</w:t>
       </w:r>
     </w:p>
@@ -6420,6 +7234,55 @@
     </w:p>
     <w:p>
       <w:pPr>
+        <w:jc w:val="left"/>
+      </w:pPr>
+    </w:p>
+    <w:p>
+      <w:pPr>
+        <w:jc w:val="left"/>
+      </w:pPr>
+    </w:p>
+    <w:p>
+      <w:pPr>
+        <w:jc w:val="left"/>
+        <w:rPr>
+          <w:b/>
+          <w:bCs/>
+          <w:u w:val="single"/>
+        </w:rPr>
+      </w:pPr>
+      <w:r>
+        <w:rPr>
+          <w:b/>
+          <w:bCs/>
+          <w:u w:val="single"/>
+        </w:rPr>
+        <w:t>Risikotabelle</w:t>
+      </w:r>
+    </w:p>
+    <w:p>
+      <w:pPr>
+        <w:pStyle w:val="Text"/>
+      </w:pPr>
+      <w:r>
+        <w:t>In der Risiko Tabelle werden möglich eintretende Ereignisse sowie wichtige Entscheidungen nach der Eintrittswahrscheinlichkeit sortiert. Damit früh genug darauf reagiert werden kann und ein Plan zur Bewältigung möglicher Probleme ausgearbeitet werden kann.</w:t>
+      </w:r>
+    </w:p>
+    <w:p>
+      <w:pPr>
+        <w:pStyle w:val="Text"/>
+      </w:pPr>
+      <w:r>
+        <w:t xml:space="preserve">-&gt; Verweis auf Anhang hinzufügen </w:t>
+      </w:r>
+    </w:p>
+    <w:p>
+      <w:pPr>
+        <w:jc w:val="left"/>
+      </w:pPr>
+    </w:p>
+    <w:p>
+      <w:pPr>
         <w:pStyle w:val="Heading3"/>
       </w:pPr>
       <w:r>
@@ -6429,6 +7292,117 @@
     <w:p>
       <w:pPr>
         <w:pStyle w:val="Text"/>
+        <w:rPr>
+          <w:b/>
+          <w:bCs/>
+          <w:u w:val="single"/>
+        </w:rPr>
+      </w:pPr>
+      <w:r>
+        <w:rPr>
+          <w:b/>
+          <w:bCs/>
+          <w:u w:val="single"/>
+        </w:rPr>
+        <w:t>Steuerung</w:t>
+      </w:r>
+    </w:p>
+    <w:p>
+      <w:pPr>
+        <w:pStyle w:val="Text"/>
+      </w:pPr>
+    </w:p>
+    <w:p>
+      <w:pPr>
+        <w:pStyle w:val="Text"/>
+        <w:rPr>
+          <w:b/>
+          <w:bCs/>
+          <w:u w:val="single"/>
+        </w:rPr>
+      </w:pPr>
+      <w:r>
+        <w:rPr>
+          <w:b/>
+          <w:bCs/>
+          <w:u w:val="single"/>
+        </w:rPr>
+        <w:t>Kameras</w:t>
+      </w:r>
+    </w:p>
+    <w:p>
+      <w:pPr>
+        <w:pStyle w:val="Text"/>
+      </w:pPr>
+    </w:p>
+    <w:p>
+      <w:pPr>
+        <w:pStyle w:val="Text"/>
+        <w:rPr>
+          <w:b/>
+          <w:bCs/>
+          <w:u w:val="single"/>
+        </w:rPr>
+      </w:pPr>
+      <w:r>
+        <w:rPr>
+          <w:b/>
+          <w:bCs/>
+          <w:u w:val="single"/>
+        </w:rPr>
+        <w:lastRenderedPageBreak/>
+        <w:t>Tiefenmessung</w:t>
+      </w:r>
+    </w:p>
+    <w:p>
+      <w:pPr>
+        <w:pStyle w:val="Text"/>
+      </w:pPr>
+    </w:p>
+    <w:p>
+      <w:pPr>
+        <w:pStyle w:val="Text"/>
+        <w:rPr>
+          <w:b/>
+          <w:bCs/>
+          <w:u w:val="single"/>
+        </w:rPr>
+      </w:pPr>
+      <w:r>
+        <w:rPr>
+          <w:b/>
+          <w:bCs/>
+          <w:u w:val="single"/>
+        </w:rPr>
+        <w:t>Wägetechnik</w:t>
+      </w:r>
+    </w:p>
+    <w:p>
+      <w:pPr>
+        <w:pStyle w:val="Text"/>
+      </w:pPr>
+    </w:p>
+    <w:p>
+      <w:pPr>
+        <w:pStyle w:val="Text"/>
+        <w:rPr>
+          <w:b/>
+          <w:bCs/>
+          <w:u w:val="single"/>
+        </w:rPr>
+      </w:pPr>
+      <w:r>
+        <w:rPr>
+          <w:b/>
+          <w:bCs/>
+          <w:u w:val="single"/>
+        </w:rPr>
+        <w:t>Beleuchtung</w:t>
+      </w:r>
+    </w:p>
+    <w:p>
+      <w:pPr>
+        <w:pStyle w:val="Text"/>
       </w:pPr>
     </w:p>
     <w:p>
@@ -6436,13 +7410,78 @@
         <w:pStyle w:val="Heading3"/>
       </w:pPr>
       <w:r>
-        <w:lastRenderedPageBreak/>
         <w:t>Schaltpläne und Fertigungsunterlagen</w:t>
       </w:r>
     </w:p>
     <w:p>
       <w:pPr>
         <w:pStyle w:val="Text"/>
+        <w:rPr>
+          <w:b/>
+          <w:bCs/>
+          <w:u w:val="single"/>
+        </w:rPr>
+      </w:pPr>
+      <w:proofErr w:type="spellStart"/>
+      <w:r>
+        <w:rPr>
+          <w:b/>
+          <w:bCs/>
+          <w:u w:val="single"/>
+        </w:rPr>
+        <w:t>Schematik</w:t>
+      </w:r>
+      <w:proofErr w:type="spellEnd"/>
+    </w:p>
+    <w:p>
+      <w:pPr>
+        <w:pStyle w:val="Text"/>
+      </w:pPr>
+    </w:p>
+    <w:p>
+      <w:pPr>
+        <w:pStyle w:val="Text"/>
+        <w:rPr>
+          <w:b/>
+          <w:bCs/>
+          <w:u w:val="single"/>
+        </w:rPr>
+      </w:pPr>
+      <w:r>
+        <w:rPr>
+          <w:b/>
+          <w:bCs/>
+          <w:u w:val="single"/>
+        </w:rPr>
+        <w:t>PCB</w:t>
+      </w:r>
+    </w:p>
+    <w:p>
+      <w:pPr>
+        <w:pStyle w:val="Text"/>
+      </w:pPr>
+    </w:p>
+    <w:p>
+      <w:pPr>
+        <w:pStyle w:val="Text"/>
+        <w:rPr>
+          <w:b/>
+          <w:bCs/>
+          <w:u w:val="single"/>
+        </w:rPr>
+      </w:pPr>
+      <w:r>
+        <w:rPr>
+          <w:b/>
+          <w:bCs/>
+          <w:u w:val="single"/>
+        </w:rPr>
+        <w:t>Optionale Features</w:t>
+      </w:r>
+    </w:p>
+    <w:p>
+      <w:pPr>
+        <w:pStyle w:val="Text"/>
       </w:pPr>
     </w:p>
     <w:p>
@@ -6451,6 +7490,24 @@
       </w:pPr>
       <w:r>
         <w:t>Gehäuseentwicklung</w:t>
+      </w:r>
+    </w:p>
+    <w:p>
+      <w:pPr>
+        <w:pStyle w:val="Text"/>
+        <w:rPr>
+          <w:b/>
+          <w:bCs/>
+          <w:u w:val="single"/>
+        </w:rPr>
+      </w:pPr>
+      <w:r>
+        <w:rPr>
+          <w:b/>
+          <w:bCs/>
+          <w:u w:val="single"/>
+        </w:rPr>
+        <w:t>3D Design</w:t>
       </w:r>
     </w:p>
     <w:p>
@@ -6502,7 +7559,23 @@
         <w:rPr>
           <w:color w:val="0066FF"/>
         </w:rPr>
-        <w:t>(FV = Text) Diese Abschnitte sind individuell mit Ihren Betreuer:innen festzulegen.</w:t>
+        <w:t xml:space="preserve">(FV = Text) Diese Abschnitte sind individuell mit Ihren </w:t>
+      </w:r>
+      <w:proofErr w:type="spellStart"/>
+      <w:proofErr w:type="gramStart"/>
+      <w:r>
+        <w:rPr>
+          <w:color w:val="0066FF"/>
+        </w:rPr>
+        <w:t>Betreuer:innen</w:t>
+      </w:r>
+      <w:proofErr w:type="spellEnd"/>
+      <w:proofErr w:type="gramEnd"/>
+      <w:r>
+        <w:rPr>
+          <w:color w:val="0066FF"/>
+        </w:rPr>
+        <w:t xml:space="preserve"> festzulegen.</w:t>
       </w:r>
     </w:p>
     <w:p>
@@ -6511,6 +7584,7 @@
       </w:pPr>
       <w:bookmarkStart w:id="39" w:name="_Toc200467203"/>
       <w:r>
+        <w:lastRenderedPageBreak/>
         <w:t>Ergebnisse und Diskussion</w:t>
       </w:r>
       <w:bookmarkEnd w:id="39"/>
@@ -6549,7 +7623,21 @@
         <w:rPr>
           <w:color w:val="0066FF"/>
         </w:rPr>
-        <w:t>(FV = Text) Hier werden die wichtigsten Fakten der individuellen Aufgabe des Schülers / der Schülerin kurz zusammengefasst werden.</w:t>
+        <w:t xml:space="preserve">(FV = Text) </w:t>
+      </w:r>
+      <w:proofErr w:type="gramStart"/>
+      <w:r>
+        <w:rPr>
+          <w:color w:val="0066FF"/>
+        </w:rPr>
+        <w:t>Hier</w:t>
+      </w:r>
+      <w:proofErr w:type="gramEnd"/>
+      <w:r>
+        <w:rPr>
+          <w:color w:val="0066FF"/>
+        </w:rPr>
+        <w:t xml:space="preserve"> werden die wichtigsten Fakten der individuellen Aufgabe des Schülers / der Schülerin kurz zusammengefasst werden.</w:t>
       </w:r>
     </w:p>
     <w:p>
@@ -6616,7 +7704,21 @@
         <w:rPr>
           <w:color w:val="0066FF"/>
         </w:rPr>
-        <w:t>Nein: .welche Gründe waren verantwortlich für das Nichterreichen</w:t>
+        <w:t>Nein</w:t>
+      </w:r>
+      <w:proofErr w:type="gramStart"/>
+      <w:r>
+        <w:rPr>
+          <w:color w:val="0066FF"/>
+        </w:rPr>
+        <w:t>: .welche</w:t>
+      </w:r>
+      <w:proofErr w:type="gramEnd"/>
+      <w:r>
+        <w:rPr>
+          <w:color w:val="0066FF"/>
+        </w:rPr>
+        <w:t xml:space="preserve"> Gründe waren verantwortlich für das Nichterreichen</w:t>
       </w:r>
     </w:p>
     <w:p>
@@ -6658,10 +7760,10 @@
         </w:numPr>
         <w:outlineLvl w:val="9"/>
         <w:sectPr>
-          <w:headerReference w:type="default" r:id="rId73"/>
-          <w:footerReference w:type="default" r:id="rId74"/>
-          <w:headerReference w:type="first" r:id="rId75"/>
-          <w:footerReference w:type="first" r:id="rId76"/>
+          <w:headerReference w:type="default" r:id="rId80"/>
+          <w:footerReference w:type="default" r:id="rId81"/>
+          <w:headerReference w:type="first" r:id="rId82"/>
+          <w:footerReference w:type="first" r:id="rId83"/>
           <w:pgSz w:w="11906" w:h="16838"/>
           <w:pgMar w:top="1417" w:right="1440" w:bottom="1134" w:left="1440" w:header="708" w:footer="708" w:gutter="0"/>
           <w:cols w:space="720"/>
@@ -6678,7 +7780,15 @@
       <w:bookmarkStart w:id="42" w:name="_Toc200467205"/>
       <w:r>
         <w:lastRenderedPageBreak/>
-        <w:t xml:space="preserve">Dokumentation Schüler:in 2: </w:t>
+        <w:t xml:space="preserve">Dokumentation </w:t>
+      </w:r>
+      <w:proofErr w:type="spellStart"/>
+      <w:r>
+        <w:t>Schüler:in</w:t>
+      </w:r>
+      <w:proofErr w:type="spellEnd"/>
+      <w:r>
+        <w:t xml:space="preserve"> 2: </w:t>
       </w:r>
       <w:r>
         <w:rPr>
@@ -6710,20 +7820,34 @@
         <w:rPr>
           <w:color w:val="0066FF"/>
         </w:rPr>
-        <w:t xml:space="preserve">(FV = Text) Der Aufbau dieses Kapitels ist grudsätzlich gleich wie von Kapitel 2. </w:t>
-      </w:r>
-    </w:p>
-    <w:p>
-      <w:pPr>
-        <w:pStyle w:val="Text"/>
+        <w:t xml:space="preserve">(FV = Text) Der Aufbau dieses Kapitels ist </w:t>
+      </w:r>
+      <w:proofErr w:type="spellStart"/>
+      <w:r>
         <w:rPr>
           <w:color w:val="0066FF"/>
         </w:rPr>
-      </w:pPr>
+        <w:t>grudsätzlich</w:t>
+      </w:r>
+      <w:proofErr w:type="spellEnd"/>
       <w:r>
         <w:rPr>
           <w:color w:val="0066FF"/>
         </w:rPr>
+        <w:t xml:space="preserve"> gleich wie von Kapitel 2. </w:t>
+      </w:r>
+    </w:p>
+    <w:p>
+      <w:pPr>
+        <w:pStyle w:val="Text"/>
+        <w:rPr>
+          <w:color w:val="0066FF"/>
+        </w:rPr>
+      </w:pPr>
+      <w:r>
+        <w:rPr>
+          <w:color w:val="0066FF"/>
+        </w:rPr>
         <w:t>Anzahl und Inhalt der „individuellen Abschnitte“ können natürlich unterschiedlich sein.</w:t>
       </w:r>
     </w:p>
@@ -6843,10 +7967,10 @@
       <w:pPr>
         <w:pStyle w:val="Text"/>
         <w:sectPr>
-          <w:headerReference w:type="default" r:id="rId77"/>
-          <w:footerReference w:type="default" r:id="rId78"/>
-          <w:headerReference w:type="first" r:id="rId79"/>
-          <w:footerReference w:type="first" r:id="rId80"/>
+          <w:headerReference w:type="default" r:id="rId84"/>
+          <w:footerReference w:type="default" r:id="rId85"/>
+          <w:headerReference w:type="first" r:id="rId86"/>
+          <w:footerReference w:type="first" r:id="rId87"/>
           <w:pgSz w:w="11906" w:h="16838"/>
           <w:pgMar w:top="1417" w:right="1440" w:bottom="1134" w:left="1440" w:header="708" w:footer="708" w:gutter="0"/>
           <w:cols w:space="720"/>
@@ -7032,17 +8156,25 @@
         <w:rPr>
           <w:color w:val="0066FF"/>
         </w:rPr>
-        <w:t>Erweiterung der Funktionalität des vorliegendes Projekts</w:t>
-      </w:r>
+        <w:t xml:space="preserve">Erweiterung der Funktionalität </w:t>
+      </w:r>
+      <w:proofErr w:type="gramStart"/>
+      <w:r>
+        <w:rPr>
+          <w:color w:val="0066FF"/>
+        </w:rPr>
+        <w:t>des vorliegendes Projekts</w:t>
+      </w:r>
+      <w:proofErr w:type="gramEnd"/>
     </w:p>
     <w:p>
       <w:pPr>
         <w:pStyle w:val="Text"/>
         <w:sectPr>
-          <w:headerReference w:type="default" r:id="rId81"/>
-          <w:footerReference w:type="default" r:id="rId82"/>
-          <w:headerReference w:type="first" r:id="rId83"/>
-          <w:footerReference w:type="first" r:id="rId84"/>
+          <w:headerReference w:type="default" r:id="rId88"/>
+          <w:footerReference w:type="default" r:id="rId89"/>
+          <w:headerReference w:type="first" r:id="rId90"/>
+          <w:footerReference w:type="first" r:id="rId91"/>
           <w:pgSz w:w="11906" w:h="16838"/>
           <w:pgMar w:top="1417" w:right="1440" w:bottom="1134" w:left="1440" w:header="708" w:footer="708" w:gutter="0"/>
           <w:cols w:space="720"/>
@@ -7131,8 +8263,13 @@
             <w:pPr>
               <w:pStyle w:val="TextinTabelle"/>
             </w:pPr>
-            <w:r>
-              <w:t>Schüler:in 1</w:t>
+            <w:proofErr w:type="spellStart"/>
+            <w:r>
+              <w:t>Schüler:in</w:t>
+            </w:r>
+            <w:proofErr w:type="spellEnd"/>
+            <w:r>
+              <w:t xml:space="preserve"> 1</w:t>
             </w:r>
           </w:p>
         </w:tc>
@@ -7188,10 +8325,10 @@
       <w:pPr>
         <w:pStyle w:val="Text"/>
         <w:sectPr>
-          <w:headerReference w:type="default" r:id="rId85"/>
-          <w:footerReference w:type="default" r:id="rId86"/>
-          <w:headerReference w:type="first" r:id="rId87"/>
-          <w:footerReference w:type="first" r:id="rId88"/>
+          <w:headerReference w:type="default" r:id="rId92"/>
+          <w:footerReference w:type="default" r:id="rId93"/>
+          <w:headerReference w:type="first" r:id="rId94"/>
+          <w:footerReference w:type="first" r:id="rId95"/>
           <w:pgSz w:w="11906" w:h="16838"/>
           <w:pgMar w:top="1417" w:right="1440" w:bottom="1134" w:left="1440" w:header="708" w:footer="708" w:gutter="0"/>
           <w:cols w:space="720"/>
@@ -7204,10 +8341,10 @@
       <w:pPr>
         <w:pStyle w:val="Heading1"/>
         <w:sectPr>
-          <w:headerReference w:type="default" r:id="rId89"/>
-          <w:footerReference w:type="default" r:id="rId90"/>
-          <w:headerReference w:type="first" r:id="rId91"/>
-          <w:footerReference w:type="first" r:id="rId92"/>
+          <w:headerReference w:type="default" r:id="rId96"/>
+          <w:footerReference w:type="default" r:id="rId97"/>
+          <w:headerReference w:type="first" r:id="rId98"/>
+          <w:footerReference w:type="first" r:id="rId99"/>
           <w:pgSz w:w="11906" w:h="16838"/>
           <w:pgMar w:top="1417" w:right="1440" w:bottom="1134" w:left="1440" w:header="708" w:footer="708" w:gutter="0"/>
           <w:cols w:space="720"/>
@@ -7296,7 +8433,21 @@
         <w:rPr>
           <w:color w:val="0066FF"/>
         </w:rPr>
-        <w:t>Wird mithilfe von Zotero erstellt…</w:t>
+        <w:t xml:space="preserve">Wird mithilfe von </w:t>
+      </w:r>
+      <w:proofErr w:type="spellStart"/>
+      <w:r>
+        <w:rPr>
+          <w:color w:val="0066FF"/>
+        </w:rPr>
+        <w:t>Zotero</w:t>
+      </w:r>
+      <w:proofErr w:type="spellEnd"/>
+      <w:r>
+        <w:rPr>
+          <w:color w:val="0066FF"/>
+        </w:rPr>
+        <w:t xml:space="preserve"> erstellt…</w:t>
       </w:r>
     </w:p>
     <w:p>
@@ -7334,7 +8485,21 @@
         <w:rPr>
           <w:color w:val="0066FF"/>
         </w:rPr>
-        <w:t>(FV Text)</w:t>
+        <w:t>(</w:t>
+      </w:r>
+      <w:proofErr w:type="gramStart"/>
+      <w:r>
+        <w:rPr>
+          <w:color w:val="0066FF"/>
+        </w:rPr>
+        <w:t>FV Text</w:t>
+      </w:r>
+      <w:proofErr w:type="gramEnd"/>
+      <w:r>
+        <w:rPr>
+          <w:color w:val="0066FF"/>
+        </w:rPr>
+        <w:t>)</w:t>
       </w:r>
       <w:bookmarkStart w:id="81" w:name="_Toc211138172"/>
       <w:bookmarkStart w:id="82" w:name="_Toc211137928"/>
@@ -7372,7 +8537,21 @@
         <w:rPr>
           <w:color w:val="0066FF"/>
         </w:rPr>
-        <w:t>(FV Text) Optionaler Abschnitt. Nur verwenden, wenn mehr als 10 verschiedene Tabellen im gesamten Dokument vorkommen.</w:t>
+        <w:t>(</w:t>
+      </w:r>
+      <w:proofErr w:type="gramStart"/>
+      <w:r>
+        <w:rPr>
+          <w:color w:val="0066FF"/>
+        </w:rPr>
+        <w:t>FV Text</w:t>
+      </w:r>
+      <w:proofErr w:type="gramEnd"/>
+      <w:r>
+        <w:rPr>
+          <w:color w:val="0066FF"/>
+        </w:rPr>
+        <w:t>) Optionaler Abschnitt. Nur verwenden, wenn mehr als 10 verschiedene Tabellen im gesamten Dokument vorkommen.</w:t>
       </w:r>
     </w:p>
     <w:p>
@@ -7412,19 +8591,33 @@
         <w:rPr>
           <w:color w:val="0066FF"/>
         </w:rPr>
-        <w:t>(FV Text) Optionaler Abschnitt. Nur verwenden, wenn mehr als 10 verschiedene Bilder im gesamten Dokument vorkommen.</w:t>
-      </w:r>
-    </w:p>
-    <w:p>
-      <w:pPr>
+        <w:t>(</w:t>
+      </w:r>
+      <w:proofErr w:type="gramStart"/>
+      <w:r>
         <w:rPr>
           <w:color w:val="0066FF"/>
         </w:rPr>
+        <w:t>FV Text</w:t>
+      </w:r>
+      <w:proofErr w:type="gramEnd"/>
+      <w:r>
+        <w:rPr>
+          <w:color w:val="0066FF"/>
+        </w:rPr>
+        <w:t>) Optionaler Abschnitt. Nur verwenden, wenn mehr als 10 verschiedene Bilder im gesamten Dokument vorkommen.</w:t>
+      </w:r>
+    </w:p>
+    <w:p>
+      <w:pPr>
+        <w:rPr>
+          <w:color w:val="0066FF"/>
+        </w:rPr>
         <w:sectPr>
-          <w:headerReference w:type="default" r:id="rId93"/>
-          <w:footerReference w:type="default" r:id="rId94"/>
-          <w:headerReference w:type="first" r:id="rId95"/>
-          <w:footerReference w:type="first" r:id="rId96"/>
+          <w:headerReference w:type="default" r:id="rId100"/>
+          <w:footerReference w:type="default" r:id="rId101"/>
+          <w:headerReference w:type="first" r:id="rId102"/>
+          <w:footerReference w:type="first" r:id="rId103"/>
           <w:pgSz w:w="11906" w:h="16838"/>
           <w:pgMar w:top="1417" w:right="1440" w:bottom="1134" w:left="1440" w:header="708" w:footer="708" w:gutter="0"/>
           <w:cols w:space="720"/>
@@ -7464,16 +8657,30 @@
         <w:rPr>
           <w:color w:val="0066FF"/>
         </w:rPr>
-        <w:t>(FV Text) Optionales Kapitel. Hier werden Datenblätter, große Zeichnungen, Skizzen, Bilder, etc. eingefügt, die im Fließtext der vorigen Kapitel nicht eingefügt werden, da sie dort die Übersichtlichkeit bzw. Struktur dieser Kapitel verschlechtern würden.</w:t>
+        <w:t>(</w:t>
+      </w:r>
+      <w:proofErr w:type="gramStart"/>
+      <w:r>
+        <w:rPr>
+          <w:color w:val="0066FF"/>
+        </w:rPr>
+        <w:t>FV Text</w:t>
+      </w:r>
+      <w:proofErr w:type="gramEnd"/>
+      <w:r>
+        <w:rPr>
+          <w:color w:val="0066FF"/>
+        </w:rPr>
+        <w:t>) Optionales Kapitel. Hier werden Datenblätter, große Zeichnungen, Skizzen, Bilder, etc. eingefügt, die im Fließtext der vorigen Kapitel nicht eingefügt werden, da sie dort die Übersichtlichkeit bzw. Struktur dieser Kapitel verschlechtern würden.</w:t>
       </w:r>
       <w:bookmarkEnd w:id="103"/>
       <w:bookmarkEnd w:id="104"/>
     </w:p>
     <w:sectPr>
-      <w:headerReference w:type="default" r:id="rId97"/>
-      <w:footerReference w:type="default" r:id="rId98"/>
-      <w:headerReference w:type="first" r:id="rId99"/>
-      <w:footerReference w:type="first" r:id="rId100"/>
+      <w:headerReference w:type="default" r:id="rId104"/>
+      <w:footerReference w:type="default" r:id="rId105"/>
+      <w:headerReference w:type="first" r:id="rId106"/>
+      <w:footerReference w:type="first" r:id="rId107"/>
       <w:pgSz w:w="11906" w:h="16838"/>
       <w:pgMar w:top="1417" w:right="1440" w:bottom="1134" w:left="1440" w:header="708" w:footer="708" w:gutter="0"/>
       <w:cols w:space="720"/>
@@ -8349,7 +9556,15 @@
       <w:fldChar w:fldCharType="separate"/>
     </w:r>
     <w:r>
-      <w:t>Dokumentation Schüler:in 2: (FV = Überschrift1)</w:t>
+      <w:t xml:space="preserve">Dokumentation </w:t>
+    </w:r>
+    <w:proofErr w:type="spellStart"/>
+    <w:r>
+      <w:t>Schüler:in</w:t>
+    </w:r>
+    <w:proofErr w:type="spellEnd"/>
+    <w:r>
+      <w:t xml:space="preserve"> 2: (FV = Überschrift1)</w:t>
     </w:r>
     <w:r>
       <w:fldChar w:fldCharType="end"/>
@@ -13748,6 +14963,40 @@
 </file>
 
 <file path=customXml/item1.xml><?xml version="1.0" encoding="utf-8"?>
+<inkml:ink xmlns:inkml="http://www.w3.org/2003/InkML">
+  <inkml:definitions>
+    <inkml:context xml:id="ctx0">
+      <inkml:inkSource xml:id="inkSrc0">
+        <inkml:traceFormat>
+          <inkml:channel name="X" type="integer" min="-2.14748E9" max="2.14748E9" units="cm"/>
+          <inkml:channel name="Y" type="integer" min="-2.14748E9" max="2.14748E9" units="cm"/>
+          <inkml:channel name="F" type="integer" max="32767" units="dev"/>
+          <inkml:channel name="OA" type="integer" max="360" units="deg"/>
+          <inkml:channel name="OE" type="integer" max="90" units="deg"/>
+        </inkml:traceFormat>
+        <inkml:channelProperties>
+          <inkml:channelProperty channel="X" name="resolution" value="1000" units="1/cm"/>
+          <inkml:channelProperty channel="Y" name="resolution" value="1000" units="1/cm"/>
+          <inkml:channelProperty channel="F" name="resolution" value="0" units="1/dev"/>
+          <inkml:channelProperty channel="OA" name="resolution" value="1000" units="1/deg"/>
+          <inkml:channelProperty channel="OE" name="resolution" value="1000" units="1/deg"/>
+        </inkml:channelProperties>
+      </inkml:inkSource>
+      <inkml:timestamp xml:id="ts0" timeString="2025-06-10T16:09:06.362"/>
+    </inkml:context>
+    <inkml:brush xml:id="br0">
+      <inkml:brushProperty name="width" value="0.05" units="cm"/>
+      <inkml:brushProperty name="height" value="0.05" units="cm"/>
+      <inkml:brushProperty name="color" value="#E71224"/>
+    </inkml:brush>
+  </inkml:definitions>
+  <inkml:trace contextRef="#ctx0" brushRef="#br0">3153 356 7202 0 0,'-44'-7'350'0'0,"0"-2"0"0"0,1-2 0 0 0,0-2 0 0 0,-57-25 1 0 0,-168-76 1481 0 0,190 86-1679 0 0,-122-28 1 0 0,156 47-169 0 0,-67-16 302 0 0,-1 5 0 0 0,-122-5-1 0 0,88 25-117 0 0,1 6-1 0 0,-1 6 0 0 0,-208 45 1 0 0,298-44-170 0 0,0 3 1 0 0,1 1 0 0 0,1 4 0 0 0,0 1 0 0 0,-95 56-1 0 0,75-31-102 0 0,-120 97-1 0 0,165-119 91 0 0,2 1 0 0 0,1 2 0 0 0,1 0 0 0 0,2 2 1 0 0,1 0-1 0 0,-32 58 0 0 0,30-39-7 0 0,1 2 0 0 0,3 0 1 0 0,2 1-1 0 0,3 1 0 0 0,-17 102 0 0 0,25-76 38 0 0,3-1 0 0 0,4 1 0 0 0,4-1 0 0 0,20 120 0 0 0,-13-124-5 0 0,-3-11 48 0 0,4-1 0 0 0,23 76-1 0 0,-28-119-47 0 0,0-1 0 0 0,1 0 0 0 0,0 0 0 0 0,2-1 0 0 0,0 0 0 0 0,1-1 0 0 0,0 0 0 0 0,2-1 0 0 0,-1 0 0 0 0,2-1-1 0 0,25 20 1 0 0,-15-17 28 0 0,0-1 0 0 0,1-2-1 0 0,1 0 1 0 0,0-2 0 0 0,1-1-1 0 0,0-1 1 0 0,0-1 0 0 0,1-2-1 0 0,1 0 1 0 0,-1-2-1 0 0,1-1 1 0 0,31-1 0 0 0,36-3 35 0 0,1-4 1 0 0,122-22 0 0 0,-40 5 38 0 0,-35 9-33 0 0,182-24 276 0 0,51-43 591 0 0,-309 60-804 0 0,-1-3-1 0 0,0-3 1 0 0,89-47 0 0 0,59-55 5 0 0,-176 101-72 0 0,-1-3 0 0 0,-1-1 1 0 0,41-43-1 0 0,-52 43-35 0 0,-2 0 1 0 0,-1-2-1 0 0,-1-1 0 0 0,23-47 1 0 0,-19 26 62 0 0,-3-2 1 0 0,19-65-1 0 0,-30 75 16 0 0,-2 1 0 0 0,5-70 0 0 0,-4-95-93 0 0,-11 199-21 0 0,1-9 55 0 0,-1 1 0 0 0,-1-1 0 0 0,-1 1 0 0 0,0-1 0 0 0,-1 1 0 0 0,-2 0 0 0 0,0 0 0 0 0,-1 0 0 0 0,0 1 0 0 0,-2-1 0 0 0,-12-21 0 0 0,-32-62 287 0 0,32 60-30 0 0,-28-42 0 0 0,39 70-276 0 0,0 2 1 0 0,-1-1-1 0 0,0 1 1 0 0,-1 1-1 0 0,-1 0 1 0 0,0 0-1 0 0,-14-9 1 0 0,-10-3-215 0 0,0 3 0 0 0,-1 0-1 0 0,-1 3 1 0 0,0 1 0 0 0,-1 2 0 0 0,-1 1 0 0 0,-1 2 0 0 0,1 2 0 0 0,-1 2 0 0 0,-1 2 0 0 0,1 1 0 0 0,-76 4 0 0 0,88 3-696 0 0,0 2-1 0 0,0 1 1 0 0,0 2 0 0 0,-39 15 0 0 0,23-4 15 0 0</inkml:trace>
+  <inkml:trace contextRef="#ctx0" brushRef="#br0" timeOffset="2304.57">3473 308 408 0 0,'25'-34'-131'0'0,"-12"9"9868"0"0,-14 35-9206 0 0,-2 1-494 0 0,2 1 1 0 0,-1-1 0 0 0,1 0-1 0 0,1 1 1 0 0,0-1-1 0 0,3 17 1 0 0,16 78-22 0 0,-1-5-4 0 0,-6 136 38 0 0,0-15 29 0 0,-4-164-14 0 0,-4-36 88 0 0,2 43 1333 0 0,-8-70-1392 0 0,0 1 0 0 0,0-1 0 0 0,0 0 0 0 0,0 0 0 0 0,1 0 0 0 0,-2-8 0 0 0,2 11-63 0 0,-50-289 287 0 0,50 262-342 0 0,1 0 0 0 0,1 0-1 0 0,2 1 1 0 0,1-1-1 0 0,10-38 1 0 0,6-41-152 0 0,-20 107 169 0 0,0 1 1 0 0,0 0-1 0 0,0-1 1 0 0,0 1-1 0 0,0 0 1 0 0,0-1 0 0 0,0 1-1 0 0,0 0 1 0 0,0-1-1 0 0,0 1 1 0 0,0-1 0 0 0,0 1-1 0 0,0 0 1 0 0,0-1-1 0 0,0 1 1 0 0,0 0-1 0 0,-1-1 1 0 0,1 1 0 0 0,0 0-1 0 0,0-1 1 0 0,0 1-1 0 0,-1 0 1 0 0,1 0 0 0 0,0-1-1 0 0,0 1 1 0 0,-1 0-1 0 0,1 0 1 0 0,0-1-1 0 0,0 1 1 0 0,-1 0 0 0 0,1 0-1 0 0,0 0 1 0 0,-1-1-1 0 0,1 1 1 0 0,0 0 0 0 0,-1 0-1 0 0,1 0 1 0 0,-1 0-1 0 0,1 0 1 0 0,0 0-1 0 0,-1 0 1 0 0,1 0 0 0 0,0 0-1 0 0,-1 0 1 0 0,1 0-1 0 0,-1 0 1 0 0,1 0 0 0 0,0 0-1 0 0,-1 0 1 0 0,1 0-1 0 0,0 0 1 0 0,-1 0-1 0 0,1 1 1 0 0,0-1 0 0 0,-1 0-1 0 0,1 0 1 0 0,0 0-1 0 0,-1 1 1 0 0,1-1 0 0 0,0 0-1 0 0,-1 1 1 0 0,-1 0 2 0 0,-1 1 0 0 0,1-1 1 0 0,-1 1-1 0 0,1-1 0 0 0,0 1 1 0 0,0 0-1 0 0,0 0 0 0 0,-3 3 1 0 0,-4 11-2 0 0,0 1 0 0 0,1 0 0 0 0,1 1 0 0 0,0-1 0 0 0,1 1 0 0 0,1 1 0 0 0,1-1 0 0 0,-2 21 1 0 0,0 19-138 0 0,2 75 1 0 0,4-118-445 0 0,1 1 0 0 0,0-1 0 0 0,2 1 0 0 0,-1-1 0 0 0,2 0 0 0 0,0 0 0 0 0,1-1 0 0 0,0 1 0 0 0,9 14 0 0 0,-8-17-549 0 0</inkml:trace>
+  <inkml:trace contextRef="#ctx0" brushRef="#br0" timeOffset="2956.45">3554 1583 3409 0 0,'0'0'4221'0'0,"-1"0"-4145"0"0,0 0 0 0 0,1 1 0 0 0,-1-1 1 0 0,0 0-1 0 0,1 0 0 0 0,-1 0 0 0 0,0 1 1 0 0,0-1-1 0 0,1 0 0 0 0,-1 1 0 0 0,0-1 1 0 0,1 0-1 0 0,-1 1 0 0 0,1-1 0 0 0,-1 1 1 0 0,1-1-1 0 0,-1 1 0 0 0,1-1 0 0 0,-1 1 1 0 0,1-1-1 0 0,-1 1 0 0 0,0 1 0 0 0,-2 5-46 0 0,1 1-1 0 0,-1 0 1 0 0,1-1-1 0 0,1 1 0 0 0,-1 0 1 0 0,1 0-1 0 0,1 0 1 0 0,0 12-1 0 0,0-4-34 0 0,1 0 0 0 0,1 0 1 0 0,7 26-1 0 0,-10-41 2 0 0,1-1 0 0 0,1 1 0 0 0,-1-1 0 0 0,0 1 0 0 0,0-1 0 0 0,0 1 0 0 0,0-1 0 0 0,0 1 0 0 0,0-1 0 0 0,0 1 0 0 0,1-1 0 0 0,-1 1 0 0 0,0-1 0 0 0,0 0 0 0 0,1 1 0 0 0,-1-1 0 0 0,0 1 0 0 0,1-1 0 0 0,-1 0 0 0 0,0 1 0 0 0,1-1 0 0 0,-1 0 0 0 0,0 1 0 0 0,1-1 0 0 0,-1 0 0 0 0,1 0 0 0 0,-1 0 0 0 0,1 1 0 0 0,-1-1 0 0 0,0 0 0 0 0,1 0 0 0 0,-1 0 0 0 0,1 0 0 0 0,-1 0 0 0 0,2 0 0 0 0,12-13-54 0 0,7-26 91 0 0,-19 31 14 0 0,0-1 0 0 0,-1 0 0 0 0,1 0 1 0 0,-2-1-1 0 0,1 1 0 0 0,-2 0 0 0 0,1 0 0 0 0,-2-10 0 0 0,1 14 3 0 0,0 1 0 0 0,0-1 0 0 0,-1 1 0 0 0,1-1 0 0 0,-1 1 0 0 0,0-1-1 0 0,-5-7 1 0 0,6 11-13 0 0,0-1 0 0 0,-1 0 0 0 0,1 1-1 0 0,-1-1 1 0 0,1 1 0 0 0,-1-1 0 0 0,1 1 0 0 0,-1 0-1 0 0,0-1 1 0 0,0 1 0 0 0,0 0 0 0 0,0 0-1 0 0,0 1 1 0 0,0-1 0 0 0,0 0 0 0 0,0 1 0 0 0,-4-2-1 0 0,4 3-23 0 0,1-1 0 0 0,-1 0 0 0 0,0 1 0 0 0,0 0 0 0 0,0-1 0 0 0,1 1-1 0 0,-1 0 1 0 0,0 0 0 0 0,1 0 0 0 0,-1 0 0 0 0,0 0 0 0 0,1 0 0 0 0,-1 0-1 0 0,1 0 1 0 0,0 1 0 0 0,-1-1 0 0 0,1 1 0 0 0,0-1 0 0 0,0 1 0 0 0,0-1-1 0 0,0 1 1 0 0,0 0 0 0 0,0-1 0 0 0,1 1 0 0 0,-1 0 0 0 0,0 0 0 0 0,1-1 0 0 0,0 1-1 0 0,-1 3 1 0 0,0-1-44 0 0,0-1-1 0 0,0 0 1 0 0,0 1-1 0 0,1-1 0 0 0,-1 1 1 0 0,1-1-1 0 0,0 1 1 0 0,0-1-1 0 0,0 1 0 0 0,1-1 1 0 0,-1 1-1 0 0,1-1 1 0 0,0 0-1 0 0,0 1 1 0 0,2 4-1 0 0,-3-7 18 0 0,1-1 0 0 0,-1 1 0 0 0,0-1 0 0 0,1 1 0 0 0,-1-1 0 0 0,0 0 0 0 0,1 1 0 0 0,-1-1 0 0 0,1 0 0 0 0,-1 1 0 0 0,0-1 0 0 0,1 0 0 0 0,-1 0 0 0 0,1 1 0 0 0,-1-1 0 0 0,1 0 0 0 0,-1 0 0 0 0,1 0 1 0 0,-1 0-1 0 0,1 1 0 0 0,-1-1 0 0 0,1 0 0 0 0,-1 0 0 0 0,1 0 0 0 0,-1 0 0 0 0,1 0 0 0 0,-1 0 0 0 0,1-1 0 0 0,0 1 0 0 0,-1 0 0 0 0,1 0 0 0 0,-1 0 0 0 0,1 0 0 0 0,0-1 0 0 0,15-16-99 0 0,-12 10 125 0 0,0 1 0 0 0,-1-1 0 0 0,0 1 0 0 0,4-13 0 0 0,-5-5 173 0 0,-3 24-177 0 0,1 0 0 0 0,0-1-1 0 0,0 1 1 0 0,0 0-1 0 0,0 0 1 0 0,0 0 0 0 0,0 0-1 0 0,0 0 1 0 0,0-1 0 0 0,0 1-1 0 0,-1 0 1 0 0,1 0-1 0 0,0 0 1 0 0,0 0 0 0 0,0 0-1 0 0,0 0 1 0 0,0 0-1 0 0,-1 0 1 0 0,1-1 0 0 0,0 1-1 0 0,0 0 1 0 0,0 0-1 0 0,0 0 1 0 0,-1 0 0 0 0,1 0-1 0 0,0 0 1 0 0,0 0 0 0 0,0 0-1 0 0,0 0 1 0 0,-1 0-1 0 0,1 0 1 0 0,0 0 0 0 0,0 0-1 0 0,0 0 1 0 0,0 0-1 0 0,0 1 1 0 0,-1-1 0 0 0,1 0-1 0 0,0 0 1 0 0,0 0-1 0 0,0 0 1 0 0,0 0 0 0 0,0 0-1 0 0,-1 0 1 0 0,1 0 0 0 0,0 0-1 0 0,0 1 1 0 0,0-1-1 0 0,0 0 1 0 0,0 0 0 0 0,0 0-1 0 0,0 0 1 0 0,-1 0-1 0 0,1 1 1 0 0,-2 2 12 0 0,0 0-1 0 0,0 0 1 0 0,0 0-1 0 0,0 0 1 0 0,1 0 0 0 0,-1 1-1 0 0,1-1 1 0 0,0 1-1 0 0,0-1 1 0 0,-1 5-1 0 0,0 5-669 0 0,0 1 1 0 0,0 0-1 0 0,2 0 0 0 0,1 24 0 0 0,0-28 77 0 0</inkml:trace>
+</inkml:ink>
+</file>
+
+<file path=customXml/item2.xml><?xml version="1.0" encoding="utf-8"?>
 <ct:contentTypeSchema xmlns:ct="http://schemas.microsoft.com/office/2006/metadata/contentType" xmlns:ma="http://schemas.microsoft.com/office/2006/metadata/properties/metaAttributes" ct:_="" ma:_="" ma:contentTypeName="Dokument" ma:contentTypeID="0x01010025C71E9534E21E4A9F2CF33BA7DCE92D" ma:contentTypeVersion="3" ma:contentTypeDescription="Ein neues Dokument erstellen." ma:contentTypeScope="" ma:versionID="32b9bbdf2bbf4e0fb27a426421665337">
   <xsd:schema xmlns:xsd="http://www.w3.org/2001/XMLSchema" xmlns:xs="http://www.w3.org/2001/XMLSchema" xmlns:p="http://schemas.microsoft.com/office/2006/metadata/properties" xmlns:ns2="5a9e9855-01b6-487f-b294-67c59083cc31" targetNamespace="http://schemas.microsoft.com/office/2006/metadata/properties" ma:root="true" ma:fieldsID="ec87b9b32475f90c9dbf7ae918480825" ns2:_="">
     <xsd:import namespace="5a9e9855-01b6-487f-b294-67c59083cc31"/>
@@ -13885,7 +15134,54 @@
 </ct:contentTypeSchema>
 </file>
 
-<file path=customXml/item2.xml><?xml version="1.0" encoding="utf-8"?>
+<file path=customXml/item3.xml><?xml version="1.0" encoding="utf-8"?>
+<inkml:ink xmlns:inkml="http://www.w3.org/2003/InkML">
+  <inkml:definitions>
+    <inkml:context xml:id="ctx0">
+      <inkml:inkSource xml:id="inkSrc0">
+        <inkml:traceFormat>
+          <inkml:channel name="X" type="integer" min="-2.14748E9" max="2.14748E9" units="cm"/>
+          <inkml:channel name="Y" type="integer" min="-2.14748E9" max="2.14748E9" units="cm"/>
+          <inkml:channel name="F" type="integer" max="32767" units="dev"/>
+          <inkml:channel name="OA" type="integer" max="360" units="deg"/>
+          <inkml:channel name="OE" type="integer" max="90" units="deg"/>
+        </inkml:traceFormat>
+        <inkml:channelProperties>
+          <inkml:channelProperty channel="X" name="resolution" value="1000" units="1/cm"/>
+          <inkml:channelProperty channel="Y" name="resolution" value="1000" units="1/cm"/>
+          <inkml:channelProperty channel="F" name="resolution" value="0" units="1/dev"/>
+          <inkml:channelProperty channel="OA" name="resolution" value="1000" units="1/deg"/>
+          <inkml:channelProperty channel="OE" name="resolution" value="1000" units="1/deg"/>
+        </inkml:channelProperties>
+      </inkml:inkSource>
+      <inkml:timestamp xml:id="ts0" timeString="2025-06-10T16:08:50.568"/>
+    </inkml:context>
+    <inkml:brush xml:id="br0">
+      <inkml:brushProperty name="width" value="0.05" units="cm"/>
+      <inkml:brushProperty name="height" value="0.05" units="cm"/>
+      <inkml:brushProperty name="color" value="#E71224"/>
+    </inkml:brush>
+  </inkml:definitions>
+  <inkml:trace contextRef="#ctx0" brushRef="#br0">1236 239 3217 0 0,'-18'-44'2449'0'0,"11"24"-2251"0"0,-2 1 0 0 0,-14-27 0 0 0,19 39-210 0 0,-1 0 0 0 0,0 1-1 0 0,0 0 1 0 0,-1-1 0 0 0,0 2 0 0 0,0-1-1 0 0,0 1 1 0 0,0 0 0 0 0,-14-8-1 0 0,8 6-57 0 0,-1 1 0 0 0,1 1 1 0 0,-1 0-1 0 0,0 0 0 0 0,0 1 0 0 0,0 1 0 0 0,0 0 0 0 0,-1 1 0 0 0,-22-1 0 0 0,19 4-190 0 0,0 0-1 0 0,0 1 1 0 0,0 1-1 0 0,1 0 1 0 0,-1 1-1 0 0,1 1 1 0 0,-21 9-1 0 0,-37 17-295 0 0,-131 76-1 0 0,173-87 985 0 0,0 2 0 0 0,2 1 0 0 0,1 2 0 0 0,1 0 0 0 0,1 2 0 0 0,-28 37 0 0 0,-16 22-328 0 0,-54 78 18 0 0,113-145-112 0 0,0 0 1 0 0,2 1-1 0 0,1 0 0 0 0,0 0 0 0 0,2 1 1 0 0,0 0-1 0 0,-5 27 0 0 0,4 3 6 0 0,3 0-1 0 0,1 0 0 0 0,3 0 1 0 0,2 1-1 0 0,2-1 1 0 0,13 62-1 0 0,-11-89 37 0 0,1-1 0 0 0,2 1 0 0 0,0-1 0 0 0,1-1 0 0 0,1 0 0 0 0,2 0-1 0 0,0-1 1 0 0,1-1 0 0 0,1 0 0 0 0,1 0 0 0 0,25 25 0 0 0,-31-38 8 0 0,1 0 0 0 0,0-1 0 0 0,0 0 0 0 0,1-1-1 0 0,0 0 1 0 0,0 0 0 0 0,0-1 0 0 0,0 0 0 0 0,1-1 0 0 0,-1-1 0 0 0,1 0 0 0 0,23 1 0 0 0,0-2-27 0 0,-1-1 0 0 0,0-2 0 0 0,43-8 0 0 0,15-10 179 0 0,-1-4 0 0 0,111-46 0 0 0,-162 55-168 0 0,0 1-21 0 0,5-1 26 0 0,-2-3-1 0 0,45-23 0 0 0,-67 26 22 0 0,-1 0 0 0 0,0-2-1 0 0,-2 0 1 0 0,0-1 0 0 0,-1-1 0 0 0,0-1 0 0 0,-2 0-1 0 0,22-37 1 0 0,-28 39-39 0 0,0 1 1 0 0,-1-1-1 0 0,-1-1 0 0 0,-1 0 1 0 0,-1 1-1 0 0,0-2 0 0 0,-2 1 0 0 0,0 0 1 0 0,0-25-1 0 0,-2-13 167 0 0,-14-108-1 0 0,10 143-149 0 0,-1 0-1 0 0,0 1 1 0 0,-2-1-1 0 0,-1 1 1 0 0,-1 0-1 0 0,0 1 1 0 0,-1 0-1 0 0,-23-35 0 0 0,22 41 15 0 0,-1 0 0 0 0,0 0-1 0 0,-1 1 1 0 0,-1 0 0 0 0,0 1-1 0 0,0 1 1 0 0,-1 0 0 0 0,-1 1-1 0 0,0 0 1 0 0,0 1 0 0 0,-25-10-1 0 0,15 9-505 0 0,-1 1-1 0 0,0 2 1 0 0,0 0 0 0 0,-49-5-1 0 0,41 10-389 0 0</inkml:trace>
+</inkml:ink>
+</file>
+
+<file path=customXml/item4.xml><?xml version="1.0" encoding="utf-8"?>
+<p:properties xmlns:p="http://schemas.microsoft.com/office/2006/metadata/properties" xmlns:xsi="http://www.w3.org/2001/XMLSchema-instance" xmlns:pc="http://schemas.microsoft.com/office/infopath/2007/PartnerControls">
+  <documentManagement/>
+</p:properties>
+</file>
+
+<file path=customXml/item5.xml><?xml version="1.0" encoding="utf-8"?>
+<?mso-contentType ?>
+<FormTemplates xmlns="http://schemas.microsoft.com/sharepoint/v3/contenttype/forms">
+  <Display>DocumentLibraryForm</Display>
+  <Edit>DocumentLibraryForm</Edit>
+  <New>DocumentLibraryForm</New>
+</FormTemplates>
+</file>
+
+<file path=customXml/item6.xml><?xml version="1.0" encoding="utf-8"?>
 <inkml:ink xmlns:inkml="http://www.w3.org/2003/InkML">
   <inkml:definitions>
     <inkml:context xml:id="ctx0">
@@ -13929,92 +15225,19 @@
 </inkml:ink>
 </file>
 
-<file path=customXml/item3.xml><?xml version="1.0" encoding="utf-8"?>
+<file path=customXml/item7.xml><?xml version="1.0" encoding="utf-8"?>
 <b:Sources xmlns:b="http://schemas.openxmlformats.org/officeDocument/2006/bibliography" xmlns="http://schemas.openxmlformats.org/officeDocument/2006/bibliography" SelectedStyle="\APASixthEditionOfficeOnline.xsl" StyleName="APA" Version="6"/>
 </file>
 
-<file path=customXml/item4.xml><?xml version="1.0" encoding="utf-8"?>
-<p:properties xmlns:p="http://schemas.microsoft.com/office/2006/metadata/properties" xmlns:xsi="http://www.w3.org/2001/XMLSchema-instance" xmlns:pc="http://schemas.microsoft.com/office/infopath/2007/PartnerControls">
-  <documentManagement/>
-</p:properties>
+<file path=customXml/itemProps1.xml><?xml version="1.0" encoding="utf-8"?>
+<ds:datastoreItem xmlns:ds="http://schemas.openxmlformats.org/officeDocument/2006/customXml" ds:itemID="{01D51A4F-7BE7-46DF-A7D0-BDB91C1C49A3}">
+  <ds:schemaRefs>
+    <ds:schemaRef ds:uri="http://www.w3.org/2003/InkML"/>
+  </ds:schemaRefs>
+</ds:datastoreItem>
 </file>
 
-<file path=customXml/item5.xml><?xml version="1.0" encoding="utf-8"?>
-<inkml:ink xmlns:inkml="http://www.w3.org/2003/InkML">
-  <inkml:definitions>
-    <inkml:context xml:id="ctx0">
-      <inkml:inkSource xml:id="inkSrc0">
-        <inkml:traceFormat>
-          <inkml:channel name="X" type="integer" min="-2.14748E9" max="2.14748E9" units="cm"/>
-          <inkml:channel name="Y" type="integer" min="-2.14748E9" max="2.14748E9" units="cm"/>
-          <inkml:channel name="F" type="integer" max="32767" units="dev"/>
-          <inkml:channel name="OA" type="integer" max="360" units="deg"/>
-          <inkml:channel name="OE" type="integer" max="90" units="deg"/>
-        </inkml:traceFormat>
-        <inkml:channelProperties>
-          <inkml:channelProperty channel="X" name="resolution" value="1000" units="1/cm"/>
-          <inkml:channelProperty channel="Y" name="resolution" value="1000" units="1/cm"/>
-          <inkml:channelProperty channel="F" name="resolution" value="0" units="1/dev"/>
-          <inkml:channelProperty channel="OA" name="resolution" value="1000" units="1/deg"/>
-          <inkml:channelProperty channel="OE" name="resolution" value="1000" units="1/deg"/>
-        </inkml:channelProperties>
-      </inkml:inkSource>
-      <inkml:timestamp xml:id="ts0" timeString="2025-06-10T16:09:06.362"/>
-    </inkml:context>
-    <inkml:brush xml:id="br0">
-      <inkml:brushProperty name="width" value="0.05" units="cm"/>
-      <inkml:brushProperty name="height" value="0.05" units="cm"/>
-      <inkml:brushProperty name="color" value="#E71224"/>
-    </inkml:brush>
-  </inkml:definitions>
-  <inkml:trace contextRef="#ctx0" brushRef="#br0">3153 356 7202 0 0,'-44'-7'350'0'0,"0"-2"0"0"0,1-2 0 0 0,0-2 0 0 0,-57-25 1 0 0,-168-76 1481 0 0,190 86-1679 0 0,-122-28 1 0 0,156 47-169 0 0,-67-16 302 0 0,-1 5 0 0 0,-122-5-1 0 0,88 25-117 0 0,1 6-1 0 0,-1 6 0 0 0,-208 45 1 0 0,298-44-170 0 0,0 3 1 0 0,1 1 0 0 0,1 4 0 0 0,0 1 0 0 0,-95 56-1 0 0,75-31-102 0 0,-120 97-1 0 0,165-119 91 0 0,2 1 0 0 0,1 2 0 0 0,1 0 0 0 0,2 2 1 0 0,1 0-1 0 0,-32 58 0 0 0,30-39-7 0 0,1 2 0 0 0,3 0 1 0 0,2 1-1 0 0,3 1 0 0 0,-17 102 0 0 0,25-76 38 0 0,3-1 0 0 0,4 1 0 0 0,4-1 0 0 0,20 120 0 0 0,-13-124-5 0 0,-3-11 48 0 0,4-1 0 0 0,23 76-1 0 0,-28-119-47 0 0,0-1 0 0 0,1 0 0 0 0,0 0 0 0 0,2-1 0 0 0,0 0 0 0 0,1-1 0 0 0,0 0 0 0 0,2-1 0 0 0,-1 0 0 0 0,2-1-1 0 0,25 20 1 0 0,-15-17 28 0 0,0-1 0 0 0,1-2-1 0 0,1 0 1 0 0,0-2 0 0 0,1-1-1 0 0,0-1 1 0 0,0-1 0 0 0,1-2-1 0 0,1 0 1 0 0,-1-2-1 0 0,1-1 1 0 0,31-1 0 0 0,36-3 35 0 0,1-4 1 0 0,122-22 0 0 0,-40 5 38 0 0,-35 9-33 0 0,182-24 276 0 0,51-43 591 0 0,-309 60-804 0 0,-1-3-1 0 0,0-3 1 0 0,89-47 0 0 0,59-55 5 0 0,-176 101-72 0 0,-1-3 0 0 0,-1-1 1 0 0,41-43-1 0 0,-52 43-35 0 0,-2 0 1 0 0,-1-2-1 0 0,-1-1 0 0 0,23-47 1 0 0,-19 26 62 0 0,-3-2 1 0 0,19-65-1 0 0,-30 75 16 0 0,-2 1 0 0 0,5-70 0 0 0,-4-95-93 0 0,-11 199-21 0 0,1-9 55 0 0,-1 1 0 0 0,-1-1 0 0 0,-1 1 0 0 0,0-1 0 0 0,-1 1 0 0 0,-2 0 0 0 0,0 0 0 0 0,-1 0 0 0 0,0 1 0 0 0,-2-1 0 0 0,-12-21 0 0 0,-32-62 287 0 0,32 60-30 0 0,-28-42 0 0 0,39 70-276 0 0,0 2 1 0 0,-1-1-1 0 0,0 1 1 0 0,-1 1-1 0 0,-1 0 1 0 0,0 0-1 0 0,-14-9 1 0 0,-10-3-215 0 0,0 3 0 0 0,-1 0-1 0 0,-1 3 1 0 0,0 1 0 0 0,-1 2 0 0 0,-1 1 0 0 0,-1 2 0 0 0,1 2 0 0 0,-1 2 0 0 0,-1 2 0 0 0,1 1 0 0 0,-76 4 0 0 0,88 3-696 0 0,0 2-1 0 0,0 1 1 0 0,0 2 0 0 0,-39 15 0 0 0,23-4 15 0 0</inkml:trace>
-  <inkml:trace contextRef="#ctx0" brushRef="#br0" timeOffset="2304.57">3473 308 408 0 0,'25'-34'-131'0'0,"-12"9"9868"0"0,-14 35-9206 0 0,-2 1-494 0 0,2 1 1 0 0,-1-1 0 0 0,1 0-1 0 0,1 1 1 0 0,0-1-1 0 0,3 17 1 0 0,16 78-22 0 0,-1-5-4 0 0,-6 136 38 0 0,0-15 29 0 0,-4-164-14 0 0,-4-36 88 0 0,2 43 1333 0 0,-8-70-1392 0 0,0 1 0 0 0,0-1 0 0 0,0 0 0 0 0,0 0 0 0 0,1 0 0 0 0,-2-8 0 0 0,2 11-63 0 0,-50-289 287 0 0,50 262-342 0 0,1 0 0 0 0,1 0-1 0 0,2 1 1 0 0,1-1-1 0 0,10-38 1 0 0,6-41-152 0 0,-20 107 169 0 0,0 1 1 0 0,0 0-1 0 0,0-1 1 0 0,0 1-1 0 0,0 0 1 0 0,0-1 0 0 0,0 1-1 0 0,0 0 1 0 0,0-1-1 0 0,0 1 1 0 0,0-1 0 0 0,0 1-1 0 0,0 0 1 0 0,0-1-1 0 0,0 1 1 0 0,0 0-1 0 0,-1-1 1 0 0,1 1 0 0 0,0 0-1 0 0,0-1 1 0 0,0 1-1 0 0,-1 0 1 0 0,1 0 0 0 0,0-1-1 0 0,0 1 1 0 0,-1 0-1 0 0,1 0 1 0 0,0-1-1 0 0,0 1 1 0 0,-1 0 0 0 0,1 0-1 0 0,0 0 1 0 0,-1-1-1 0 0,1 1 1 0 0,0 0 0 0 0,-1 0-1 0 0,1 0 1 0 0,-1 0-1 0 0,1 0 1 0 0,0 0-1 0 0,-1 0 1 0 0,1 0 0 0 0,0 0-1 0 0,-1 0 1 0 0,1 0-1 0 0,-1 0 1 0 0,1 0 0 0 0,0 0-1 0 0,-1 0 1 0 0,1 0-1 0 0,0 0 1 0 0,-1 0-1 0 0,1 1 1 0 0,0-1 0 0 0,-1 0-1 0 0,1 0 1 0 0,0 0-1 0 0,-1 1 1 0 0,1-1 0 0 0,0 0-1 0 0,-1 1 1 0 0,-1 0 2 0 0,-1 1 0 0 0,1-1 1 0 0,-1 1-1 0 0,1-1 0 0 0,0 1 1 0 0,0 0-1 0 0,0 0 0 0 0,-3 3 1 0 0,-4 11-2 0 0,0 1 0 0 0,1 0 0 0 0,1 1 0 0 0,0-1 0 0 0,1 1 0 0 0,1 1 0 0 0,1-1 0 0 0,-2 21 1 0 0,0 19-138 0 0,2 75 1 0 0,4-118-445 0 0,1 1 0 0 0,0-1 0 0 0,2 1 0 0 0,-1-1 0 0 0,2 0 0 0 0,0 0 0 0 0,1-1 0 0 0,0 1 0 0 0,9 14 0 0 0,-8-17-549 0 0</inkml:trace>
-  <inkml:trace contextRef="#ctx0" brushRef="#br0" timeOffset="2956.45">3554 1583 3409 0 0,'0'0'4221'0'0,"-1"0"-4145"0"0,0 0 0 0 0,1 1 0 0 0,-1-1 1 0 0,0 0-1 0 0,1 0 0 0 0,-1 0 0 0 0,0 1 1 0 0,0-1-1 0 0,1 0 0 0 0,-1 1 0 0 0,0-1 1 0 0,1 0-1 0 0,-1 1 0 0 0,1-1 0 0 0,-1 1 1 0 0,1-1-1 0 0,-1 1 0 0 0,1-1 0 0 0,-1 1 1 0 0,1-1-1 0 0,-1 1 0 0 0,0 1 0 0 0,-2 5-46 0 0,1 1-1 0 0,-1 0 1 0 0,1-1-1 0 0,1 1 0 0 0,-1 0 1 0 0,1 0-1 0 0,1 0 1 0 0,0 12-1 0 0,0-4-34 0 0,1 0 0 0 0,1 0 1 0 0,7 26-1 0 0,-10-41 2 0 0,1-1 0 0 0,1 1 0 0 0,-1-1 0 0 0,0 1 0 0 0,0-1 0 0 0,0 1 0 0 0,0-1 0 0 0,0 1 0 0 0,0-1 0 0 0,0 1 0 0 0,1-1 0 0 0,-1 1 0 0 0,0-1 0 0 0,0 0 0 0 0,1 1 0 0 0,-1-1 0 0 0,0 1 0 0 0,1-1 0 0 0,-1 0 0 0 0,0 1 0 0 0,1-1 0 0 0,-1 0 0 0 0,0 1 0 0 0,1-1 0 0 0,-1 0 0 0 0,1 0 0 0 0,-1 0 0 0 0,1 1 0 0 0,-1-1 0 0 0,0 0 0 0 0,1 0 0 0 0,-1 0 0 0 0,1 0 0 0 0,-1 0 0 0 0,2 0 0 0 0,12-13-54 0 0,7-26 91 0 0,-19 31 14 0 0,0-1 0 0 0,-1 0 0 0 0,1 0 1 0 0,-2-1-1 0 0,1 1 0 0 0,-2 0 0 0 0,1 0 0 0 0,-2-10 0 0 0,1 14 3 0 0,0 1 0 0 0,0-1 0 0 0,-1 1 0 0 0,1-1 0 0 0,-1 1 0 0 0,0-1-1 0 0,-5-7 1 0 0,6 11-13 0 0,0-1 0 0 0,-1 0 0 0 0,1 1-1 0 0,-1-1 1 0 0,1 1 0 0 0,-1-1 0 0 0,1 1 0 0 0,-1 0-1 0 0,0-1 1 0 0,0 1 0 0 0,0 0 0 0 0,0 0-1 0 0,0 1 1 0 0,0-1 0 0 0,0 0 0 0 0,0 1 0 0 0,-4-2-1 0 0,4 3-23 0 0,1-1 0 0 0,-1 0 0 0 0,0 1 0 0 0,0 0 0 0 0,0-1 0 0 0,1 1-1 0 0,-1 0 1 0 0,0 0 0 0 0,1 0 0 0 0,-1 0 0 0 0,0 0 0 0 0,1 0 0 0 0,-1 0-1 0 0,1 0 1 0 0,0 1 0 0 0,-1-1 0 0 0,1 1 0 0 0,0-1 0 0 0,0 1 0 0 0,0-1-1 0 0,0 1 1 0 0,0 0 0 0 0,0-1 0 0 0,1 1 0 0 0,-1 0 0 0 0,0 0 0 0 0,1-1 0 0 0,0 1-1 0 0,-1 3 1 0 0,0-1-44 0 0,0-1-1 0 0,0 0 1 0 0,0 1-1 0 0,1-1 0 0 0,-1 1 1 0 0,1-1-1 0 0,0 1 1 0 0,0-1-1 0 0,0 1 0 0 0,1-1 1 0 0,-1 1-1 0 0,1-1 1 0 0,0 0-1 0 0,0 1 1 0 0,2 4-1 0 0,-3-7 18 0 0,1-1 0 0 0,-1 1 0 0 0,0-1 0 0 0,1 1 0 0 0,-1-1 0 0 0,0 0 0 0 0,1 1 0 0 0,-1-1 0 0 0,1 0 0 0 0,-1 1 0 0 0,0-1 0 0 0,1 0 0 0 0,-1 0 0 0 0,1 1 0 0 0,-1-1 0 0 0,1 0 0 0 0,-1 0 0 0 0,1 0 1 0 0,-1 0-1 0 0,1 1 0 0 0,-1-1 0 0 0,1 0 0 0 0,-1 0 0 0 0,1 0 0 0 0,-1 0 0 0 0,1 0 0 0 0,-1 0 0 0 0,1-1 0 0 0,0 1 0 0 0,-1 0 0 0 0,1 0 0 0 0,-1 0 0 0 0,1 0 0 0 0,0-1 0 0 0,15-16-99 0 0,-12 10 125 0 0,0 1 0 0 0,-1-1 0 0 0,0 1 0 0 0,4-13 0 0 0,-5-5 173 0 0,-3 24-177 0 0,1 0 0 0 0,0-1-1 0 0,0 1 1 0 0,0 0-1 0 0,0 0 1 0 0,0 0 0 0 0,0 0-1 0 0,0 0 1 0 0,0-1 0 0 0,0 1-1 0 0,-1 0 1 0 0,1 0-1 0 0,0 0 1 0 0,0 0 0 0 0,0 0-1 0 0,0 0 1 0 0,0 0-1 0 0,-1 0 1 0 0,1-1 0 0 0,0 1-1 0 0,0 0 1 0 0,0 0-1 0 0,0 0 1 0 0,-1 0 0 0 0,1 0-1 0 0,0 0 1 0 0,0 0 0 0 0,0 0-1 0 0,0 0 1 0 0,-1 0-1 0 0,1 0 1 0 0,0 0 0 0 0,0 0-1 0 0,0 0 1 0 0,0 0-1 0 0,0 1 1 0 0,-1-1 0 0 0,1 0-1 0 0,0 0 1 0 0,0 0-1 0 0,0 0 1 0 0,0 0 0 0 0,0 0-1 0 0,-1 0 1 0 0,1 0 0 0 0,0 0-1 0 0,0 1 1 0 0,0-1-1 0 0,0 0 1 0 0,0 0 0 0 0,0 0-1 0 0,0 0 1 0 0,-1 0-1 0 0,1 1 1 0 0,-2 2 12 0 0,0 0-1 0 0,0 0 1 0 0,0 0-1 0 0,0 0 1 0 0,1 0 0 0 0,-1 1-1 0 0,1-1 1 0 0,0 1-1 0 0,0-1 1 0 0,-1 5-1 0 0,0 5-669 0 0,0 1 1 0 0,0 0-1 0 0,2 0 0 0 0,1 24 0 0 0,0-28 77 0 0</inkml:trace>
-</inkml:ink>
-</file>
-
-<file path=customXml/item6.xml><?xml version="1.0" encoding="utf-8"?>
-<inkml:ink xmlns:inkml="http://www.w3.org/2003/InkML">
-  <inkml:definitions>
-    <inkml:context xml:id="ctx0">
-      <inkml:inkSource xml:id="inkSrc0">
-        <inkml:traceFormat>
-          <inkml:channel name="X" type="integer" min="-2.14748E9" max="2.14748E9" units="cm"/>
-          <inkml:channel name="Y" type="integer" min="-2.14748E9" max="2.14748E9" units="cm"/>
-          <inkml:channel name="F" type="integer" max="32767" units="dev"/>
-          <inkml:channel name="OA" type="integer" max="360" units="deg"/>
-          <inkml:channel name="OE" type="integer" max="90" units="deg"/>
-        </inkml:traceFormat>
-        <inkml:channelProperties>
-          <inkml:channelProperty channel="X" name="resolution" value="1000" units="1/cm"/>
-          <inkml:channelProperty channel="Y" name="resolution" value="1000" units="1/cm"/>
-          <inkml:channelProperty channel="F" name="resolution" value="0" units="1/dev"/>
-          <inkml:channelProperty channel="OA" name="resolution" value="1000" units="1/deg"/>
-          <inkml:channelProperty channel="OE" name="resolution" value="1000" units="1/deg"/>
-        </inkml:channelProperties>
-      </inkml:inkSource>
-      <inkml:timestamp xml:id="ts0" timeString="2025-06-10T16:08:50.568"/>
-    </inkml:context>
-    <inkml:brush xml:id="br0">
-      <inkml:brushProperty name="width" value="0.05" units="cm"/>
-      <inkml:brushProperty name="height" value="0.05" units="cm"/>
-      <inkml:brushProperty name="color" value="#E71224"/>
-    </inkml:brush>
-  </inkml:definitions>
-  <inkml:trace contextRef="#ctx0" brushRef="#br0">1236 239 3217 0 0,'-18'-44'2449'0'0,"11"24"-2251"0"0,-2 1 0 0 0,-14-27 0 0 0,19 39-210 0 0,-1 0 0 0 0,0 1-1 0 0,0 0 1 0 0,-1-1 0 0 0,0 2 0 0 0,0-1-1 0 0,0 1 1 0 0,0 0 0 0 0,-14-8-1 0 0,8 6-57 0 0,-1 1 0 0 0,1 1 1 0 0,-1 0-1 0 0,0 0 0 0 0,0 1 0 0 0,0 1 0 0 0,0 0 0 0 0,-1 1 0 0 0,-22-1 0 0 0,19 4-190 0 0,0 0-1 0 0,0 1 1 0 0,0 1-1 0 0,1 0 1 0 0,-1 1-1 0 0,1 1 1 0 0,-21 9-1 0 0,-37 17-295 0 0,-131 76-1 0 0,173-87 985 0 0,0 2 0 0 0,2 1 0 0 0,1 2 0 0 0,1 0 0 0 0,1 2 0 0 0,-28 37 0 0 0,-16 22-328 0 0,-54 78 18 0 0,113-145-112 0 0,0 0 1 0 0,2 1-1 0 0,1 0 0 0 0,0 0 0 0 0,2 1 1 0 0,0 0-1 0 0,-5 27 0 0 0,4 3 6 0 0,3 0-1 0 0,1 0 0 0 0,3 0 1 0 0,2 1-1 0 0,2-1 1 0 0,13 62-1 0 0,-11-89 37 0 0,1-1 0 0 0,2 1 0 0 0,0-1 0 0 0,1-1 0 0 0,1 0 0 0 0,2 0-1 0 0,0-1 1 0 0,1-1 0 0 0,1 0 0 0 0,1 0 0 0 0,25 25 0 0 0,-31-38 8 0 0,1 0 0 0 0,0-1 0 0 0,0 0 0 0 0,1-1-1 0 0,0 0 1 0 0,0 0 0 0 0,0-1 0 0 0,0 0 0 0 0,1-1 0 0 0,-1-1 0 0 0,1 0 0 0 0,23 1 0 0 0,0-2-27 0 0,-1-1 0 0 0,0-2 0 0 0,43-8 0 0 0,15-10 179 0 0,-1-4 0 0 0,111-46 0 0 0,-162 55-168 0 0,0 1-21 0 0,5-1 26 0 0,-2-3-1 0 0,45-23 0 0 0,-67 26 22 0 0,-1 0 0 0 0,0-2-1 0 0,-2 0 1 0 0,0-1 0 0 0,-1-1 0 0 0,0-1 0 0 0,-2 0-1 0 0,22-37 1 0 0,-28 39-39 0 0,0 1 1 0 0,-1-1-1 0 0,-1-1 0 0 0,-1 0 1 0 0,-1 1-1 0 0,0-2 0 0 0,-2 1 0 0 0,0 0 1 0 0,0-25-1 0 0,-2-13 167 0 0,-14-108-1 0 0,10 143-149 0 0,-1 0-1 0 0,0 1 1 0 0,-2-1-1 0 0,-1 1 1 0 0,-1 0-1 0 0,0 1 1 0 0,-1 0-1 0 0,-23-35 0 0 0,22 41 15 0 0,-1 0 0 0 0,0 0-1 0 0,-1 1 1 0 0,-1 0 0 0 0,0 1-1 0 0,0 1 1 0 0,-1 0 0 0 0,-1 1-1 0 0,0 0 1 0 0,0 1 0 0 0,-25-10-1 0 0,15 9-505 0 0,-1 1-1 0 0,0 2 1 0 0,0 0 0 0 0,-49-5-1 0 0,41 10-389 0 0</inkml:trace>
-</inkml:ink>
-</file>
-
-<file path=customXml/item7.xml><?xml version="1.0" encoding="utf-8"?>
-<?mso-contentType ?>
-<FormTemplates xmlns="http://schemas.microsoft.com/sharepoint/v3/contenttype/forms">
-  <Display>DocumentLibraryForm</Display>
-  <Edit>DocumentLibraryForm</Edit>
-  <New>DocumentLibraryForm</New>
-</FormTemplates>
-</file>
-
-<file path=customXml/itemProps1.xml><?xml version="1.0" encoding="utf-8"?>
+<file path=customXml/itemProps2.xml><?xml version="1.0" encoding="utf-8"?>
 <ds:datastoreItem xmlns:ds="http://schemas.openxmlformats.org/officeDocument/2006/customXml" ds:itemID="{4B023D59-82BC-4D0F-A651-C98E01C1F15C}">
   <ds:schemaRefs>
     <ds:schemaRef ds:uri="http://schemas.microsoft.com/office/2006/metadata/contentType"/>
@@ -14032,18 +15255,10 @@
 </ds:datastoreItem>
 </file>
 
-<file path=customXml/itemProps2.xml><?xml version="1.0" encoding="utf-8"?>
+<file path=customXml/itemProps3.xml><?xml version="1.0" encoding="utf-8"?>
 <ds:datastoreItem xmlns:ds="http://schemas.openxmlformats.org/officeDocument/2006/customXml" ds:itemID="{4B023D59-82BC-4D0F-A651-C98E01C1F15C}">
   <ds:schemaRefs>
     <ds:schemaRef ds:uri="http://www.w3.org/2003/InkML"/>
-  </ds:schemaRefs>
-</ds:datastoreItem>
-</file>
-
-<file path=customXml/itemProps3.xml><?xml version="1.0" encoding="utf-8"?>
-<ds:datastoreItem xmlns:ds="http://schemas.openxmlformats.org/officeDocument/2006/customXml" ds:itemID="{01D51A4F-7BE7-46DF-A7D0-BDB91C1C49A3}">
-  <ds:schemaRefs>
-    <ds:schemaRef ds:uri="http://schemas.openxmlformats.org/officeDocument/2006/bibliography"/>
   </ds:schemaRefs>
 </ds:datastoreItem>
 </file>
@@ -14058,9 +15273,9 @@
 </file>
 
 <file path=customXml/itemProps5.xml><?xml version="1.0" encoding="utf-8"?>
-<ds:datastoreItem xmlns:ds="http://schemas.openxmlformats.org/officeDocument/2006/customXml" ds:itemID="{01D51A4F-7BE7-46DF-A7D0-BDB91C1C49A3}">
+<ds:datastoreItem xmlns:ds="http://schemas.openxmlformats.org/officeDocument/2006/customXml" ds:itemID="{6A655C0C-F4A3-4931-9F7F-84CBD61DCE8F}">
   <ds:schemaRefs>
-    <ds:schemaRef ds:uri="http://www.w3.org/2003/InkML"/>
+    <ds:schemaRef ds:uri="http://schemas.microsoft.com/sharepoint/v3/contenttype/forms"/>
   </ds:schemaRefs>
 </ds:datastoreItem>
 </file>
@@ -14074,9 +15289,9 @@
 </file>
 
 <file path=customXml/itemProps7.xml><?xml version="1.0" encoding="utf-8"?>
-<ds:datastoreItem xmlns:ds="http://schemas.openxmlformats.org/officeDocument/2006/customXml" ds:itemID="{6A655C0C-F4A3-4931-9F7F-84CBD61DCE8F}">
+<ds:datastoreItem xmlns:ds="http://schemas.openxmlformats.org/officeDocument/2006/customXml" ds:itemID="{01D51A4F-7BE7-46DF-A7D0-BDB91C1C49A3}">
   <ds:schemaRefs>
-    <ds:schemaRef ds:uri="http://schemas.microsoft.com/sharepoint/v3/contenttype/forms"/>
+    <ds:schemaRef ds:uri="http://schemas.openxmlformats.org/officeDocument/2006/bibliography"/>
   </ds:schemaRefs>
 </ds:datastoreItem>
 </file>
--- a/Documentation/Doku-Alex.docx
+++ b/Documentation/Doku-Alex.docx
@@ -5976,13 +5976,7 @@
         <w:t xml:space="preserve"> </w:t>
       </w:r>
       <w:r>
-        <w:t xml:space="preserve">meist auf beide räumlich eng beieinanderliegenden Leitungen gleichermaßen einwirken (Gleichtaktstörung), heben sich diese Störanteile bei der Differenzbildung im Empfänger auf, was eine </w:t>
-      </w:r>
-      <w:r>
-        <w:t>hohe</w:t>
-      </w:r>
-      <w:r>
-        <w:t xml:space="preserve"> Störfestigkeit und Signalintegrität </w:t>
+        <w:t xml:space="preserve">meist auf beide räumlich eng beieinanderliegenden Leitungen gleichermaßen einwirken (Gleichtaktstörung), heben sich diese Störanteile bei der Differenzbildung im Empfänger auf, was eine hohe Störfestigkeit und Signalintegrität </w:t>
       </w:r>
       <w:proofErr w:type="gramStart"/>
       <w:r>
@@ -6089,19 +6083,7 @@
           <w:rPr>
             <w:rStyle w:val="Hyperlink"/>
           </w:rPr>
-          <w:t>https://upload.wikimedia.org/wikipedia/commons/thumb/4/42/Differential_signal_transmission.svg/500px-Differential_sign</w:t>
-        </w:r>
-        <w:r>
-          <w:rPr>
-            <w:rStyle w:val="Hyperlink"/>
-          </w:rPr>
-          <w:t>a</w:t>
-        </w:r>
-        <w:r>
-          <w:rPr>
-            <w:rStyle w:val="Hyperlink"/>
-          </w:rPr>
-          <w:t>l_transmission.svg.png</w:t>
+          <w:t>https://upload.wikimedia.org/wikipedia/commons/thumb/4/42/Differential_signal_transmission.svg/500px-Differential_signal_transmission.svg.png</w:t>
         </w:r>
       </w:hyperlink>
       <w:r>
@@ -6968,13 +6950,7 @@
         <w:t xml:space="preserve"> </w:t>
       </w:r>
       <w:r>
-        <w:t xml:space="preserve">aushärtet. Hinsichtlich der technischen Eigenschaften punktet FDM durch geringere Kosten und eine enorme Materialvielfalt für mechanisch oder thermisch belastbare Teile, weist aber sichtbare Druckschichten auf; SLA hingegen liefert eine </w:t>
-      </w:r>
-      <w:r>
-        <w:t>hohe</w:t>
-      </w:r>
-      <w:r>
-        <w:t xml:space="preserve"> Detailgenauigkeit und nahezu spritzgussartige, glatte Oberflächen, ist jedoch bei den Materialkosten meist teurer.</w:t>
+        <w:t>aushärtet. Hinsichtlich der technischen Eigenschaften punktet FDM durch geringere Kosten und eine enorme Materialvielfalt für mechanisch oder thermisch belastbare Teile, weist aber sichtbare Druckschichten auf; SLA hingegen liefert eine hohe Detailgenauigkeit und nahezu spritzgussartige, glatte Oberflächen, ist jedoch bei den Materialkosten meist teurer.</w:t>
       </w:r>
     </w:p>
     <w:p>
@@ -7280,14 +7256,48 @@
       <w:pPr>
         <w:jc w:val="left"/>
       </w:pPr>
+      <w:r>
+        <w:br w:type="page"/>
+      </w:r>
     </w:p>
     <w:p>
       <w:pPr>
         <w:pStyle w:val="Heading3"/>
       </w:pPr>
       <w:r>
+        <w:lastRenderedPageBreak/>
         <w:t>Komponenten Auswahl</w:t>
       </w:r>
+    </w:p>
+    <w:p>
+      <w:pPr>
+        <w:pStyle w:val="Text"/>
+      </w:pPr>
+      <w:r>
+        <w:t xml:space="preserve">Bei der Auswahl der </w:t>
+      </w:r>
+      <w:r>
+        <w:t>Hardwarekomponenten</w:t>
+      </w:r>
+      <w:r>
+        <w:t xml:space="preserve"> gibt es viele relevante Faktoren. Wichtig hierbei ist die Wirtschaftlichkeit </w:t>
+      </w:r>
+      <w:r>
+        <w:t xml:space="preserve">der Entscheidungen. Ein Produkt kann zwar ideal für die Anwendung sein, jedoch bei weitem Außerhalb des Preisraumes liegen. Für die Firma Leitner ist es außerdem wichtig, dass die Bauteile auf ihrer </w:t>
+      </w:r>
+      <w:proofErr w:type="spellStart"/>
+      <w:r>
+        <w:t>Liferanten</w:t>
+      </w:r>
+      <w:proofErr w:type="spellEnd"/>
+      <w:r>
+        <w:t xml:space="preserve"> Liste steht, damit wird vor allem die Qualität abgesichert. </w:t>
+      </w:r>
+    </w:p>
+    <w:p>
+      <w:pPr>
+        <w:pStyle w:val="Text"/>
+      </w:pPr>
     </w:p>
     <w:p>
       <w:pPr>
@@ -7311,6 +7321,176 @@
       <w:pPr>
         <w:pStyle w:val="Text"/>
       </w:pPr>
+      <w:r>
+        <w:t xml:space="preserve">Zur Ansteuerung der </w:t>
+      </w:r>
+      <w:proofErr w:type="spellStart"/>
+      <w:r>
+        <w:t>Hauptkomponten</w:t>
+      </w:r>
+      <w:proofErr w:type="spellEnd"/>
+      <w:r>
+        <w:t xml:space="preserve"> ist das Geeignetste ein </w:t>
+      </w:r>
+      <w:proofErr w:type="spellStart"/>
+      <w:r>
+        <w:t>RaspberryPi</w:t>
+      </w:r>
+      <w:proofErr w:type="spellEnd"/>
+      <w:r>
+        <w:t xml:space="preserve">. Dieser hat je nach </w:t>
+      </w:r>
+      <w:proofErr w:type="spellStart"/>
+      <w:r>
+        <w:t>version</w:t>
+      </w:r>
+      <w:proofErr w:type="spellEnd"/>
+      <w:r>
+        <w:t xml:space="preserve"> genug </w:t>
+      </w:r>
+      <w:proofErr w:type="gramStart"/>
+      <w:r>
+        <w:t>Ressourcen</w:t>
+      </w:r>
+      <w:proofErr w:type="gramEnd"/>
+      <w:r>
+        <w:t xml:space="preserve"> um den flüssigen und schnellen Betrieb zu gewährleisten. Außerdem wird bei den meisten anderen Mikrocontrollern nativ C als Programmiersprache eingesetzt, was für einige Bauteile von der Investierten Zeit her nicht ideal ist.</w:t>
+      </w:r>
+    </w:p>
+    <w:p>
+      <w:pPr>
+        <w:pStyle w:val="Text"/>
+      </w:pPr>
+      <w:r>
+        <w:t xml:space="preserve">Es gibt inzwischen eine Vielzahl von Raspberry Pi Modellen für die verschiedensten Anwendungsgebiete. Aufgrund der KI </w:t>
+      </w:r>
+      <w:proofErr w:type="spellStart"/>
+      <w:r>
+        <w:t>Verarbeitungsprozze</w:t>
+      </w:r>
+      <w:proofErr w:type="spellEnd"/>
+      <w:r>
+        <w:t xml:space="preserve"> in dieser Diplomarbeit, ist ein Pi mit hoher CPU Power gefragt. Infrage kommt daher eigentlich nur der Raspberry Pi 5 mit dem </w:t>
+      </w:r>
+      <w:r>
+        <w:t xml:space="preserve">Arm Cortex A76 </w:t>
+      </w:r>
+      <w:proofErr w:type="spellStart"/>
+      <w:r>
+        <w:t>processor</w:t>
+      </w:r>
+      <w:proofErr w:type="spellEnd"/>
+      <w:r>
+        <w:t xml:space="preserve"> mit 2,4Ghz.</w:t>
+      </w:r>
+      <w:r>
+        <w:t xml:space="preserve"> Außerdem gibt es Modelle zwischen 1GB RAM und 16GB RAM. Übermäßig viel RAM wird nicht benötigt, jedoch sollte im Vorhinein bei diesem Punkt auch nicht gespart werden, nicht dass es dadurch zu </w:t>
+      </w:r>
+      <w:r>
+        <w:t>Problemen</w:t>
+      </w:r>
+      <w:r>
+        <w:t xml:space="preserve"> kommt. </w:t>
+      </w:r>
+    </w:p>
+    <w:p>
+      <w:pPr>
+        <w:pStyle w:val="Text"/>
+        <w:rPr>
+          <w:color w:val="000000" w:themeColor="text1"/>
+        </w:rPr>
+      </w:pPr>
+      <w:r>
+        <w:rPr>
+          <w:color w:val="000000" w:themeColor="text1"/>
+        </w:rPr>
+        <w:t>Für den Benutzer sollte später ein geeignetes Benutzerinterface geboten werden, installiert man das Raspberry Pi Os direkt mit GUI, kann dieses direkt, als Interface verwendet werden.</w:t>
+      </w:r>
+    </w:p>
+    <w:p>
+      <w:pPr>
+        <w:pStyle w:val="Text"/>
+        <w:rPr>
+          <w:color w:val="000000" w:themeColor="text1"/>
+        </w:rPr>
+      </w:pPr>
+      <w:r>
+        <w:rPr>
+          <w:color w:val="000000" w:themeColor="text1"/>
+        </w:rPr>
+        <w:t xml:space="preserve">Was beim Raspberry Pi zusätzlich nicht vernachlässigt werden darf, ist die Speicherung der Daten. Die Erfahrung vieler Nutzer des Raspberry Pi zeigt, dass die Micro SD </w:t>
+      </w:r>
+      <w:proofErr w:type="gramStart"/>
+      <w:r>
+        <w:rPr>
+          <w:color w:val="000000" w:themeColor="text1"/>
+        </w:rPr>
+        <w:t>Card</w:t>
+      </w:r>
+      <w:proofErr w:type="gramEnd"/>
+      <w:r>
+        <w:rPr>
+          <w:color w:val="000000" w:themeColor="text1"/>
+        </w:rPr>
+        <w:t xml:space="preserve"> die oft mitgeliefert </w:t>
+      </w:r>
+      <w:proofErr w:type="gramStart"/>
+      <w:r>
+        <w:rPr>
+          <w:color w:val="000000" w:themeColor="text1"/>
+        </w:rPr>
+        <w:t>wird</w:t>
+      </w:r>
+      <w:proofErr w:type="gramEnd"/>
+      <w:r>
+        <w:rPr>
+          <w:color w:val="000000" w:themeColor="text1"/>
+        </w:rPr>
+        <w:t xml:space="preserve"> der erste Ausfallgrund des </w:t>
+      </w:r>
+      <w:proofErr w:type="spellStart"/>
+      <w:r>
+        <w:rPr>
+          <w:color w:val="000000" w:themeColor="text1"/>
+        </w:rPr>
+        <w:t>Raspi’s</w:t>
+      </w:r>
+      <w:proofErr w:type="spellEnd"/>
+      <w:r>
+        <w:rPr>
+          <w:color w:val="000000" w:themeColor="text1"/>
+        </w:rPr>
+        <w:t xml:space="preserve"> ist. Bei der </w:t>
+      </w:r>
+      <w:r>
+        <w:rPr>
+          <w:color w:val="000000" w:themeColor="text1"/>
+        </w:rPr>
+        <w:lastRenderedPageBreak/>
+        <w:t xml:space="preserve">Bestellung wird daher zusätzlich darauf geachtet eine Micro SD mit dem Industrial Grade zu kaufen um </w:t>
+      </w:r>
+      <w:proofErr w:type="gramStart"/>
+      <w:r>
+        <w:rPr>
+          <w:color w:val="000000" w:themeColor="text1"/>
+        </w:rPr>
+        <w:t>ein frühzeitiges ableben</w:t>
+      </w:r>
+      <w:proofErr w:type="gramEnd"/>
+      <w:r>
+        <w:rPr>
+          <w:color w:val="000000" w:themeColor="text1"/>
+        </w:rPr>
+        <w:t xml:space="preserve"> des Geräts zu vermeiden.</w:t>
+      </w:r>
+    </w:p>
+    <w:p>
+      <w:pPr>
+        <w:pStyle w:val="Text"/>
+      </w:pPr>
+      <w:r>
+        <w:t>_ESP_</w:t>
+      </w:r>
     </w:p>
     <w:p>
       <w:pPr>
@@ -7327,7 +7507,7 @@
           <w:bCs/>
           <w:u w:val="single"/>
         </w:rPr>
-        <w:t>Kameras</w:t>
+        <w:t>Tiefenmessung</w:t>
       </w:r>
     </w:p>
     <w:p>
@@ -7350,8 +7530,195 @@
           <w:bCs/>
           <w:u w:val="single"/>
         </w:rPr>
+        <w:t>Kameras</w:t>
+      </w:r>
+    </w:p>
+    <w:p>
+      <w:pPr>
+        <w:pStyle w:val="Text"/>
+      </w:pPr>
+      <w:r>
+        <w:t>Bei den Kameras gibt es zwei geeignete Arten für eine Ansteuerung mit dem Raspberry Pi</w:t>
+      </w:r>
+      <w:r>
+        <w:t xml:space="preserve"> 5: USB und CSI. Da diese für den Raspberry Pi konzipiert sind und auch mit dem schnelleren CSI angesteuert werden können, wären die RPI </w:t>
+      </w:r>
+      <w:proofErr w:type="spellStart"/>
+      <w:r>
+        <w:t>Camera</w:t>
+      </w:r>
+      <w:proofErr w:type="spellEnd"/>
+      <w:r>
+        <w:t xml:space="preserve"> Modules prinzipiell ideal für dieses Einsatzgebiet. Das Hauptproblem hierbei ist, dass sich am Raspberry Pi 5 nur zwei Anschlüsse für diese Kameras befinden. Hierbei gibt es mehrere Möglichkeiten, das zu lösen.</w:t>
+      </w:r>
+    </w:p>
+    <w:p>
+      <w:pPr>
+        <w:pStyle w:val="Text"/>
+      </w:pPr>
+    </w:p>
+    <w:p>
+      <w:pPr>
+        <w:pStyle w:val="Text"/>
+      </w:pPr>
+      <w:r>
+        <w:t xml:space="preserve">Vom Hersteller </w:t>
+      </w:r>
+      <w:proofErr w:type="spellStart"/>
+      <w:r>
+        <w:t>Arducam</w:t>
+      </w:r>
+      <w:proofErr w:type="spellEnd"/>
+      <w:r>
+        <w:t xml:space="preserve"> werden spezielle Adapter-Platinen für diesen Fall Geboten. </w:t>
+      </w:r>
+      <w:r>
+        <w:t xml:space="preserve">Die billigste Variante hierfür liegt bei ca. 50$ auf der </w:t>
+      </w:r>
+      <w:proofErr w:type="spellStart"/>
+      <w:r>
+        <w:t>Arducam</w:t>
+      </w:r>
+      <w:proofErr w:type="spellEnd"/>
+      <w:r>
+        <w:t xml:space="preserve"> Webseite. Zum Zeitpunkt der Auswahl gab es auf Elektronikverteilerseiten wie </w:t>
+      </w:r>
+      <w:proofErr w:type="spellStart"/>
+      <w:r>
+        <w:t>Digikey</w:t>
+      </w:r>
+      <w:proofErr w:type="spellEnd"/>
+      <w:r>
+        <w:t xml:space="preserve"> Angebote für dieses Produkt im Preisbereich von 90€, was es von der wirtschaftlichen Seite her zu einer schlechten Option macht.</w:t>
+      </w:r>
+    </w:p>
+    <w:p>
+      <w:pPr>
+        <w:pStyle w:val="Text"/>
+      </w:pPr>
+      <w:hyperlink r:id="rId80" w:history="1">
+        <w:r>
+          <w:rPr>
+            <w:rStyle w:val="Hyperlink"/>
+          </w:rPr>
+          <w:t>https://www.arducam.com/embedded-camera-module/cameras-for-raspberrypi/raspberry-pi-camera-multi-cam-adapter-stereo.html</w:t>
+        </w:r>
+      </w:hyperlink>
+      <w:r>
+        <w:t xml:space="preserve"> </w:t>
+      </w:r>
+    </w:p>
+    <w:p>
+      <w:pPr>
+        <w:pStyle w:val="Text"/>
+      </w:pPr>
+    </w:p>
+    <w:p>
+      <w:pPr>
+        <w:pStyle w:val="Text"/>
+      </w:pPr>
+      <w:r>
+        <w:t xml:space="preserve">Das heißt es mindestens eine Kamera eine USB-Kamera sein. Um den Programmieraufwand und die Fehleranfälligkeit zu </w:t>
+      </w:r>
+      <w:r>
+        <w:t>minimieren,</w:t>
+      </w:r>
+      <w:r>
+        <w:t xml:space="preserve"> wurde sich darauf geeinigt das Kamerasystem rein auf Basis von </w:t>
+      </w:r>
+      <w:r>
+        <w:t>USB-Kameras</w:t>
+      </w:r>
+      <w:r>
+        <w:t xml:space="preserve"> aufzubauen.</w:t>
+      </w:r>
+    </w:p>
+    <w:p>
+      <w:pPr>
+        <w:pStyle w:val="Text"/>
+      </w:pPr>
+    </w:p>
+    <w:p>
+      <w:pPr>
+        <w:pStyle w:val="Text"/>
+      </w:pPr>
+      <w:r>
         <w:lastRenderedPageBreak/>
-        <w:t>Tiefenmessung</w:t>
+        <w:t xml:space="preserve">Die zwei entscheidenden Faktoren für die Kameratechnik sind Auflösung und Brennweite. Da die Tiefenkamera bereits ein Hochauflösendes Bild erstellt, ist es nur mehr von </w:t>
+      </w:r>
+      <w:proofErr w:type="spellStart"/>
+      <w:r>
+        <w:t>nöten</w:t>
+      </w:r>
+      <w:proofErr w:type="spellEnd"/>
+      <w:r>
+        <w:t xml:space="preserve"> eine Auflösung im mittleren Qualitätsbereich aufzunehmen.</w:t>
+      </w:r>
+    </w:p>
+    <w:p>
+      <w:pPr>
+        <w:pStyle w:val="Text"/>
+      </w:pPr>
+      <w:r>
+        <w:t xml:space="preserve">Die Brennweite ist hier eher ein wichtigerer </w:t>
+      </w:r>
+      <w:proofErr w:type="spellStart"/>
+      <w:r>
+        <w:t>punkt</w:t>
+      </w:r>
+      <w:proofErr w:type="spellEnd"/>
+      <w:r>
+        <w:t xml:space="preserve">, da sich die Kameras sehr nahe an den zu messenden Objekten befinden. Das Gehäuse wird nach den gewählten Kameras dimensioniert. Hat die Kamera eine geringere Brennweite, so muss ein größeres Gehäuse geplant </w:t>
+      </w:r>
+      <w:proofErr w:type="gramStart"/>
+      <w:r>
+        <w:t>werden</w:t>
+      </w:r>
+      <w:proofErr w:type="gramEnd"/>
+      <w:r>
+        <w:t xml:space="preserve"> um die gleichen Objekte aufnehmen zu können</w:t>
+      </w:r>
+      <w:r>
+        <w:t xml:space="preserve">. Vom Hersteller </w:t>
+      </w:r>
+      <w:proofErr w:type="spellStart"/>
+      <w:r>
+        <w:t>DFRobot</w:t>
+      </w:r>
+      <w:proofErr w:type="spellEnd"/>
+      <w:r>
+        <w:t xml:space="preserve"> gibt es hierzu eine </w:t>
+      </w:r>
+      <w:proofErr w:type="gramStart"/>
+      <w:r>
+        <w:t>Kamera</w:t>
+      </w:r>
+      <w:proofErr w:type="gramEnd"/>
+      <w:r>
+        <w:t xml:space="preserve"> die genau diese Anforderungen erfüllt. Die </w:t>
+      </w:r>
+      <w:r>
+        <w:t>FIT0892</w:t>
+      </w:r>
+      <w:r>
+        <w:t xml:space="preserve"> hat eine maximale Auflösung von 720p und eine Brennweite von 140°. </w:t>
+      </w:r>
+      <w:hyperlink r:id="rId81" w:history="1">
+        <w:r>
+          <w:rPr>
+            <w:rStyle w:val="Hyperlink"/>
+          </w:rPr>
+          <w:t>https://www.dfrobot.com/product-2537.html</w:t>
+        </w:r>
+      </w:hyperlink>
+      <w:r>
+        <w:t xml:space="preserve"> Diese </w:t>
+      </w:r>
+      <w:r>
+        <w:t>USB-Kamera</w:t>
+      </w:r>
+      <w:r>
+        <w:t xml:space="preserve"> liegt im Preisbereich von 20€ und ist auf Mouser erhältlich und erfüllt so sämtliche Anforderungen.</w:t>
       </w:r>
     </w:p>
     <w:p>
@@ -7404,13 +7771,22 @@
       <w:pPr>
         <w:pStyle w:val="Text"/>
       </w:pPr>
-    </w:p>
-    <w:p>
-      <w:pPr>
-        <w:pStyle w:val="Heading3"/>
-      </w:pPr>
-      <w:r>
-        <w:t>Schaltpläne und Fertigungsunterlagen</w:t>
+      <w:r>
+        <w:t>Die Beleuchtung ist ein wichtiger Punkt bei dieser Arbeit, denn gute Beleuchtung ist wichtig für sowohl die Fotoaufnahme als auch für die Aufnahme der 3D Werte. Es muss abgestimmt werden, dass die Beleuchtung nicht zu hell, aber auch nicht zu dunkel ist und so wenig wie möglich Schatten existieren.</w:t>
+      </w:r>
+    </w:p>
+    <w:p>
+      <w:pPr>
+        <w:pStyle w:val="Text"/>
+      </w:pPr>
+      <w:r>
+        <w:t xml:space="preserve">Für eine Gleichmäßige Beleuchtung wird für die Decke des Gehäuses </w:t>
+      </w:r>
+      <w:r>
+        <w:t>einen RGB-Strip</w:t>
+      </w:r>
+      <w:r>
+        <w:t xml:space="preserve"> geplant. Für die Fotos ist zusätzlich noch pro Kamera ein Blitzlicht geplant. </w:t>
       </w:r>
     </w:p>
     <w:p>
@@ -7422,21 +7798,31 @@
           <w:u w:val="single"/>
         </w:rPr>
       </w:pPr>
-      <w:proofErr w:type="spellStart"/>
       <w:r>
         <w:rPr>
           <w:b/>
           <w:bCs/>
           <w:u w:val="single"/>
         </w:rPr>
-        <w:t>Schematik</w:t>
-      </w:r>
-      <w:proofErr w:type="spellEnd"/>
-    </w:p>
-    <w:p>
-      <w:pPr>
-        <w:pStyle w:val="Text"/>
-      </w:pPr>
+        <w:t>Bauteilliste</w:t>
+      </w:r>
+    </w:p>
+    <w:p>
+      <w:pPr>
+        <w:jc w:val="left"/>
+      </w:pPr>
+      <w:r>
+        <w:br w:type="page"/>
+      </w:r>
+    </w:p>
+    <w:p>
+      <w:pPr>
+        <w:pStyle w:val="Heading3"/>
+      </w:pPr>
+      <w:r>
+        <w:lastRenderedPageBreak/>
+        <w:t>Schaltpläne und Fertigungsunterlagen</w:t>
+      </w:r>
     </w:p>
     <w:p>
       <w:pPr>
@@ -7447,13 +7833,56 @@
           <w:u w:val="single"/>
         </w:rPr>
       </w:pPr>
+      <w:proofErr w:type="spellStart"/>
       <w:r>
         <w:rPr>
           <w:b/>
           <w:bCs/>
           <w:u w:val="single"/>
         </w:rPr>
-        <w:t>PCB</w:t>
+        <w:t>Schematik</w:t>
+      </w:r>
+      <w:proofErr w:type="spellEnd"/>
+    </w:p>
+    <w:p>
+      <w:pPr>
+        <w:pStyle w:val="Text"/>
+      </w:pPr>
+      <w:r>
+        <w:t xml:space="preserve">Ein Punkt der ersten Entwürfe für einen Schaltplan war Hardwaretechnische </w:t>
+      </w:r>
+      <w:r>
+        <w:t xml:space="preserve">Ausschaltung/bzw. Einschaltung </w:t>
+      </w:r>
+      <w:r>
+        <w:t>des Raspberry Pis</w:t>
+      </w:r>
+      <w:r>
+        <w:t xml:space="preserve"> bzw. des Gesamten Geräts mittels Taster. Diese Entwürfe beruhten auf den verbauten </w:t>
+      </w:r>
+      <w:proofErr w:type="spellStart"/>
+      <w:r>
+        <w:t>WakeUp</w:t>
+      </w:r>
+      <w:proofErr w:type="spellEnd"/>
+      <w:r>
+        <w:t xml:space="preserve"> Pins des </w:t>
+      </w:r>
+      <w:proofErr w:type="spellStart"/>
+      <w:r>
+        <w:t>Pi’s</w:t>
+      </w:r>
+      <w:proofErr w:type="spellEnd"/>
+      <w:r>
+        <w:t xml:space="preserve">. schaltet man diese so sollte er sich </w:t>
+      </w:r>
+      <w:proofErr w:type="gramStart"/>
+      <w:r>
+        <w:t>der Pi</w:t>
+      </w:r>
+      <w:proofErr w:type="gramEnd"/>
+      <w:r>
+        <w:t xml:space="preserve"> eigentlich Hochfahren. Bei einer Besprechung mit unserem Betreuer bei Leitner wurde uns davon aber klar abgeraten, da die Firma in der Vergangenheit schon Geräte mit dem Raspberry Pi hatten, welche auch den Wake Up Pin gedacht haben. Dies war aber sehr umständlich und hatte schlussendlich auch nicht funktioniert.</w:t>
       </w:r>
     </w:p>
     <w:p>
@@ -7476,21 +7905,13 @@
           <w:bCs/>
           <w:u w:val="single"/>
         </w:rPr>
-        <w:t>Optionale Features</w:t>
-      </w:r>
-    </w:p>
-    <w:p>
-      <w:pPr>
-        <w:pStyle w:val="Text"/>
-      </w:pPr>
-    </w:p>
-    <w:p>
-      <w:pPr>
-        <w:pStyle w:val="Heading3"/>
-      </w:pPr>
-      <w:r>
-        <w:t>Gehäuseentwicklung</w:t>
-      </w:r>
+        <w:t>PCB</w:t>
+      </w:r>
+    </w:p>
+    <w:p>
+      <w:pPr>
+        <w:pStyle w:val="Text"/>
+      </w:pPr>
     </w:p>
     <w:p>
       <w:pPr>
@@ -7507,7 +7928,168 @@
           <w:bCs/>
           <w:u w:val="single"/>
         </w:rPr>
+        <w:t>Optionale Features</w:t>
+      </w:r>
+    </w:p>
+    <w:p>
+      <w:pPr>
+        <w:pStyle w:val="Text"/>
+      </w:pPr>
+      <w:r>
+        <w:t xml:space="preserve">Auf der Platine wurden viele zusätzliche Anschlusspins </w:t>
+      </w:r>
+      <w:proofErr w:type="gramStart"/>
+      <w:r>
+        <w:t>verbaut</w:t>
+      </w:r>
+      <w:proofErr w:type="gramEnd"/>
+      <w:r>
+        <w:t xml:space="preserve"> um mögliche andere Geräte zu versorgen. Außerdem wurde ein </w:t>
+      </w:r>
+      <w:proofErr w:type="spellStart"/>
+      <w:r>
+        <w:t>Gpio</w:t>
+      </w:r>
+      <w:proofErr w:type="spellEnd"/>
+      <w:r>
+        <w:t xml:space="preserve"> </w:t>
+      </w:r>
+      <w:proofErr w:type="spellStart"/>
+      <w:r>
+        <w:t>pin</w:t>
+      </w:r>
+      <w:proofErr w:type="spellEnd"/>
+      <w:r>
+        <w:t xml:space="preserve"> so beschalten, dass an einen Header Anschluss ein Schalter angesteckt werden kann, welcher so </w:t>
+      </w:r>
+      <w:proofErr w:type="gramStart"/>
+      <w:r>
+        <w:t>Programmiert</w:t>
+      </w:r>
+      <w:proofErr w:type="gramEnd"/>
+      <w:r>
+        <w:t xml:space="preserve"> werden könnte, dass er </w:t>
+      </w:r>
+      <w:proofErr w:type="gramStart"/>
+      <w:r>
+        <w:t>signalisiert</w:t>
+      </w:r>
+      <w:proofErr w:type="gramEnd"/>
+      <w:r>
+        <w:t xml:space="preserve"> ob die Tür geöffnet ist oder nicht. Dies wurde nicht </w:t>
+      </w:r>
+      <w:proofErr w:type="gramStart"/>
+      <w:r>
+        <w:t>weiter verfolgt</w:t>
+      </w:r>
+      <w:proofErr w:type="gramEnd"/>
+      <w:r>
+        <w:t>, da es einerseits nie eine Vorgabe des Geräts war und schlussendlich auch die Zeit für zusätzliche Features gefehlt hat.</w:t>
+      </w:r>
+    </w:p>
+    <w:p>
+      <w:pPr>
+        <w:jc w:val="left"/>
+      </w:pPr>
+      <w:r>
+        <w:br w:type="page"/>
+      </w:r>
+    </w:p>
+    <w:p>
+      <w:pPr>
+        <w:pStyle w:val="Heading3"/>
+      </w:pPr>
+      <w:r>
+        <w:lastRenderedPageBreak/>
+        <w:t>Gehäuseentwicklung</w:t>
+      </w:r>
+    </w:p>
+    <w:p>
+      <w:pPr>
+        <w:pStyle w:val="Text"/>
+      </w:pPr>
+      <w:r>
+        <w:t>Das Gehäuse teilt sich in zwei Teilbereiche auf: Die Kleingerätegehäuse und das große Box-Gehäuse.</w:t>
+      </w:r>
+    </w:p>
+    <w:p>
+      <w:pPr>
+        <w:pStyle w:val="Text"/>
+        <w:rPr>
+          <w:b/>
+          <w:bCs/>
+          <w:u w:val="single"/>
+        </w:rPr>
+      </w:pPr>
+      <w:r>
+        <w:rPr>
+          <w:b/>
+          <w:bCs/>
+          <w:u w:val="single"/>
+        </w:rPr>
         <w:t>3D Design</w:t>
+      </w:r>
+    </w:p>
+    <w:p>
+      <w:pPr>
+        <w:pStyle w:val="Text"/>
+      </w:pPr>
+      <w:r>
+        <w:t xml:space="preserve">Im Bereich der Kleingeräte muss für alle Kameras, inklusive Blitzvorrichtungen, für die Platine, für den Raspberry Pi sowie für den aktiven </w:t>
+      </w:r>
+      <w:r>
+        <w:t>USB-Hub</w:t>
+      </w:r>
+      <w:r>
+        <w:t xml:space="preserve"> ein eigenes Gehäuse entwickelt werden. Da es sich </w:t>
+      </w:r>
+      <w:proofErr w:type="gramStart"/>
+      <w:r>
+        <w:t>um verhältnismäßig</w:t>
+      </w:r>
+      <w:proofErr w:type="gramEnd"/>
+      <w:r>
+        <w:t xml:space="preserve"> kleine Bauteile handelt, werden diese Gehäuseteile 3D gedruckt.</w:t>
+      </w:r>
+    </w:p>
+    <w:p>
+      <w:pPr>
+        <w:pStyle w:val="Text"/>
+      </w:pPr>
+      <w:r>
+        <w:t xml:space="preserve">Um die benötigten </w:t>
+      </w:r>
+      <w:proofErr w:type="gramStart"/>
+      <w:r>
+        <w:t>STL Dateien</w:t>
+      </w:r>
+      <w:proofErr w:type="gramEnd"/>
+      <w:r>
+        <w:t xml:space="preserve"> zu </w:t>
+      </w:r>
+      <w:proofErr w:type="spellStart"/>
+      <w:r>
+        <w:t>kreiren</w:t>
+      </w:r>
+      <w:proofErr w:type="spellEnd"/>
+      <w:r>
+        <w:t xml:space="preserve"> wird das Programm Autodesk Inventor verwendet. Dieses bietet umfassende Tools zur 3D </w:t>
+      </w:r>
+      <w:proofErr w:type="gramStart"/>
+      <w:r>
+        <w:t>CAD Entwicklung</w:t>
+      </w:r>
+      <w:proofErr w:type="gramEnd"/>
+      <w:r>
+        <w:t xml:space="preserve">. </w:t>
+      </w:r>
+    </w:p>
+    <w:p>
+      <w:pPr>
+        <w:pStyle w:val="Text"/>
+      </w:pPr>
+      <w:r>
+        <w:t xml:space="preserve">Die </w:t>
       </w:r>
     </w:p>
     <w:p>
@@ -7584,31 +8166,31 @@
       </w:pPr>
       <w:bookmarkStart w:id="39" w:name="_Toc200467203"/>
       <w:r>
+        <w:t>Ergebnisse und Diskussion</w:t>
+      </w:r>
+      <w:bookmarkEnd w:id="39"/>
+    </w:p>
+    <w:p>
+      <w:pPr>
+        <w:pStyle w:val="Text"/>
+        <w:rPr>
+          <w:color w:val="0066FF"/>
+        </w:rPr>
+      </w:pPr>
+      <w:r>
+        <w:rPr>
+          <w:color w:val="0066FF"/>
+        </w:rPr>
+        <w:t>(FV = Text)</w:t>
+      </w:r>
+    </w:p>
+    <w:p>
+      <w:pPr>
+        <w:pStyle w:val="Heading2"/>
+      </w:pPr>
+      <w:bookmarkStart w:id="40" w:name="_Toc200467204"/>
+      <w:r>
         <w:lastRenderedPageBreak/>
-        <w:t>Ergebnisse und Diskussion</w:t>
-      </w:r>
-      <w:bookmarkEnd w:id="39"/>
-    </w:p>
-    <w:p>
-      <w:pPr>
-        <w:pStyle w:val="Text"/>
-        <w:rPr>
-          <w:color w:val="0066FF"/>
-        </w:rPr>
-      </w:pPr>
-      <w:r>
-        <w:rPr>
-          <w:color w:val="0066FF"/>
-        </w:rPr>
-        <w:t>(FV = Text)</w:t>
-      </w:r>
-    </w:p>
-    <w:p>
-      <w:pPr>
-        <w:pStyle w:val="Heading2"/>
-      </w:pPr>
-      <w:bookmarkStart w:id="40" w:name="_Toc200467204"/>
-      <w:r>
         <w:t>Zusammenfassung individueller Teil</w:t>
       </w:r>
       <w:bookmarkEnd w:id="40"/>
@@ -7760,10 +8342,10 @@
         </w:numPr>
         <w:outlineLvl w:val="9"/>
         <w:sectPr>
-          <w:headerReference w:type="default" r:id="rId80"/>
-          <w:footerReference w:type="default" r:id="rId81"/>
-          <w:headerReference w:type="first" r:id="rId82"/>
-          <w:footerReference w:type="first" r:id="rId83"/>
+          <w:headerReference w:type="default" r:id="rId82"/>
+          <w:footerReference w:type="default" r:id="rId83"/>
+          <w:headerReference w:type="first" r:id="rId84"/>
+          <w:footerReference w:type="first" r:id="rId85"/>
           <w:pgSz w:w="11906" w:h="16838"/>
           <w:pgMar w:top="1417" w:right="1440" w:bottom="1134" w:left="1440" w:header="708" w:footer="708" w:gutter="0"/>
           <w:cols w:space="720"/>
@@ -7967,10 +8549,10 @@
       <w:pPr>
         <w:pStyle w:val="Text"/>
         <w:sectPr>
-          <w:headerReference w:type="default" r:id="rId84"/>
-          <w:footerReference w:type="default" r:id="rId85"/>
-          <w:headerReference w:type="first" r:id="rId86"/>
-          <w:footerReference w:type="first" r:id="rId87"/>
+          <w:headerReference w:type="default" r:id="rId86"/>
+          <w:footerReference w:type="default" r:id="rId87"/>
+          <w:headerReference w:type="first" r:id="rId88"/>
+          <w:footerReference w:type="first" r:id="rId89"/>
           <w:pgSz w:w="11906" w:h="16838"/>
           <w:pgMar w:top="1417" w:right="1440" w:bottom="1134" w:left="1440" w:header="708" w:footer="708" w:gutter="0"/>
           <w:cols w:space="720"/>
@@ -8171,10 +8753,10 @@
       <w:pPr>
         <w:pStyle w:val="Text"/>
         <w:sectPr>
-          <w:headerReference w:type="default" r:id="rId88"/>
-          <w:footerReference w:type="default" r:id="rId89"/>
-          <w:headerReference w:type="first" r:id="rId90"/>
-          <w:footerReference w:type="first" r:id="rId91"/>
+          <w:headerReference w:type="default" r:id="rId90"/>
+          <w:footerReference w:type="default" r:id="rId91"/>
+          <w:headerReference w:type="first" r:id="rId92"/>
+          <w:footerReference w:type="first" r:id="rId93"/>
           <w:pgSz w:w="11906" w:h="16838"/>
           <w:pgMar w:top="1417" w:right="1440" w:bottom="1134" w:left="1440" w:header="708" w:footer="708" w:gutter="0"/>
           <w:cols w:space="720"/>
@@ -8325,10 +8907,10 @@
       <w:pPr>
         <w:pStyle w:val="Text"/>
         <w:sectPr>
-          <w:headerReference w:type="default" r:id="rId92"/>
-          <w:footerReference w:type="default" r:id="rId93"/>
-          <w:headerReference w:type="first" r:id="rId94"/>
-          <w:footerReference w:type="first" r:id="rId95"/>
+          <w:headerReference w:type="default" r:id="rId94"/>
+          <w:footerReference w:type="default" r:id="rId95"/>
+          <w:headerReference w:type="first" r:id="rId96"/>
+          <w:footerReference w:type="first" r:id="rId97"/>
           <w:pgSz w:w="11906" w:h="16838"/>
           <w:pgMar w:top="1417" w:right="1440" w:bottom="1134" w:left="1440" w:header="708" w:footer="708" w:gutter="0"/>
           <w:cols w:space="720"/>
@@ -8341,10 +8923,10 @@
       <w:pPr>
         <w:pStyle w:val="Heading1"/>
         <w:sectPr>
-          <w:headerReference w:type="default" r:id="rId96"/>
-          <w:footerReference w:type="default" r:id="rId97"/>
-          <w:headerReference w:type="first" r:id="rId98"/>
-          <w:footerReference w:type="first" r:id="rId99"/>
+          <w:headerReference w:type="default" r:id="rId98"/>
+          <w:footerReference w:type="default" r:id="rId99"/>
+          <w:headerReference w:type="first" r:id="rId100"/>
+          <w:footerReference w:type="first" r:id="rId101"/>
           <w:pgSz w:w="11906" w:h="16838"/>
           <w:pgMar w:top="1417" w:right="1440" w:bottom="1134" w:left="1440" w:header="708" w:footer="708" w:gutter="0"/>
           <w:cols w:space="720"/>
@@ -8614,10 +9196,10 @@
           <w:color w:val="0066FF"/>
         </w:rPr>
         <w:sectPr>
-          <w:headerReference w:type="default" r:id="rId100"/>
-          <w:footerReference w:type="default" r:id="rId101"/>
-          <w:headerReference w:type="first" r:id="rId102"/>
-          <w:footerReference w:type="first" r:id="rId103"/>
+          <w:headerReference w:type="default" r:id="rId102"/>
+          <w:footerReference w:type="default" r:id="rId103"/>
+          <w:headerReference w:type="first" r:id="rId104"/>
+          <w:footerReference w:type="first" r:id="rId105"/>
           <w:pgSz w:w="11906" w:h="16838"/>
           <w:pgMar w:top="1417" w:right="1440" w:bottom="1134" w:left="1440" w:header="708" w:footer="708" w:gutter="0"/>
           <w:cols w:space="720"/>
@@ -8677,10 +9259,10 @@
       <w:bookmarkEnd w:id="104"/>
     </w:p>
     <w:sectPr>
-      <w:headerReference w:type="default" r:id="rId104"/>
-      <w:footerReference w:type="default" r:id="rId105"/>
-      <w:headerReference w:type="first" r:id="rId106"/>
-      <w:footerReference w:type="first" r:id="rId107"/>
+      <w:headerReference w:type="default" r:id="rId106"/>
+      <w:footerReference w:type="default" r:id="rId107"/>
+      <w:headerReference w:type="first" r:id="rId108"/>
+      <w:footerReference w:type="first" r:id="rId109"/>
       <w:pgSz w:w="11906" w:h="16838"/>
       <w:pgMar w:top="1417" w:right="1440" w:bottom="1134" w:left="1440" w:header="708" w:footer="708" w:gutter="0"/>
       <w:cols w:space="720"/>
@@ -14963,6 +15545,15 @@
 </file>
 
 <file path=customXml/item1.xml><?xml version="1.0" encoding="utf-8"?>
+<?mso-contentType ?>
+<FormTemplates xmlns="http://schemas.microsoft.com/sharepoint/v3/contenttype/forms">
+  <Display>DocumentLibraryForm</Display>
+  <Edit>DocumentLibraryForm</Edit>
+  <New>DocumentLibraryForm</New>
+</FormTemplates>
+</file>
+
+<file path=customXml/item2.xml><?xml version="1.0" encoding="utf-8"?>
 <inkml:ink xmlns:inkml="http://www.w3.org/2003/InkML">
   <inkml:definitions>
     <inkml:context xml:id="ctx0">
@@ -14996,7 +15587,61 @@
 </inkml:ink>
 </file>
 
-<file path=customXml/item2.xml><?xml version="1.0" encoding="utf-8"?>
+<file path=customXml/item3.xml><?xml version="1.0" encoding="utf-8"?>
+<inkml:ink xmlns:inkml="http://www.w3.org/2003/InkML">
+  <inkml:definitions>
+    <inkml:context xml:id="ctx0">
+      <inkml:inkSource xml:id="inkSrc0">
+        <inkml:traceFormat>
+          <inkml:channel name="X" type="integer" min="-2.14748E9" max="2.14748E9" units="cm"/>
+          <inkml:channel name="Y" type="integer" min="-2.14748E9" max="2.14748E9" units="cm"/>
+          <inkml:channel name="F" type="integer" max="32767" units="dev"/>
+          <inkml:channel name="OA" type="integer" max="360" units="deg"/>
+          <inkml:channel name="OE" type="integer" max="90" units="deg"/>
+        </inkml:traceFormat>
+        <inkml:channelProperties>
+          <inkml:channelProperty channel="X" name="resolution" value="1000" units="1/cm"/>
+          <inkml:channelProperty channel="Y" name="resolution" value="1000" units="1/cm"/>
+          <inkml:channelProperty channel="F" name="resolution" value="0" units="1/dev"/>
+          <inkml:channelProperty channel="OA" name="resolution" value="1000" units="1/deg"/>
+          <inkml:channelProperty channel="OE" name="resolution" value="1000" units="1/deg"/>
+        </inkml:channelProperties>
+      </inkml:inkSource>
+      <inkml:timestamp xml:id="ts0" timeString="2025-06-10T16:08:54.030"/>
+    </inkml:context>
+    <inkml:brush xml:id="br0">
+      <inkml:brushProperty name="width" value="0.05" units="cm"/>
+      <inkml:brushProperty name="height" value="0.05" units="cm"/>
+      <inkml:brushProperty name="color" value="#E71224"/>
+    </inkml:brush>
+  </inkml:definitions>
+  <inkml:trace contextRef="#ctx0" brushRef="#br0">5 208 2425 0 0,'0'0'5878'0'0,"24"0"-3468"0"0,-17 1-2405 0 0,0 0 1 0 0,0 0-1 0 0,0 0 0 0 0,0 1 1 0 0,0 0-1 0 0,11 5 0 0 0,-9-5 40 0 0,0 0-1 0 0,0 0 0 0 0,0-1 0 0 0,1 0 1 0 0,-1 0-1 0 0,0-1 0 0 0,17-3 1 0 0,4 2 74 0 0,-22 1-105 0 0,1-1 1 0 0,0 2-1 0 0,-1-1 0 0 0,1 1 1 0 0,-1 0-1 0 0,1 1 1 0 0,-1 0-1 0 0,1 0 1 0 0,-1 1-1 0 0,14 7 0 0 0,-22-10-10 0 0,1 0 1 0 0,0 1-1 0 0,-1-1 0 0 0,1 1 0 0 0,0-1 0 0 0,-1 1 0 0 0,1-1 0 0 0,0 1 0 0 0,-1 0 0 0 0,1-1 0 0 0,-1 1 0 0 0,1 0 0 0 0,-1-1 0 0 0,0 1 0 0 0,1 0 0 0 0,-1 0 0 0 0,0-1 0 0 0,1 1 0 0 0,-1 0 0 0 0,0 0 0 0 0,0 0 0 0 0,0-1 0 0 0,0 1 0 0 0,0 0 1 0 0,0 0-1 0 0,0 0 0 0 0,0 0 0 0 0,0-1 0 0 0,0 1 0 0 0,0 0 0 0 0,0 0 0 0 0,-1 0 0 0 0,1-1 0 0 0,0 1 0 0 0,-1 0 0 0 0,1 0 0 0 0,0-1 0 0 0,-1 1 0 0 0,1 0 0 0 0,-2 0 0 0 0,-2 4 13 0 0,0-1 0 0 0,-1 1 0 0 0,0-1 0 0 0,-10 6 0 0 0,-6 7-17 0 0,-52 46-71 0 0,46-41 27 0 0,-30 31 0 0 0,55-51 44 0 0,1 0 0 0 0,-1 0 0 0 0,0 0 0 0 0,1 0-1 0 0,-1 0 1 0 0,1 0 0 0 0,0 0 0 0 0,0 0 0 0 0,-1 1-1 0 0,1-1 1 0 0,1 0 0 0 0,-1 1 0 0 0,0-1 0 0 0,1 1-1 0 0,-1-1 1 0 0,1 1 0 0 0,0-1 0 0 0,0 5-1 0 0,0-6 1 0 0,1 1 0 0 0,0-1 0 0 0,-1 1 0 0 0,1-1 0 0 0,0 1 0 0 0,0-1 0 0 0,0 0-1 0 0,0 1 1 0 0,0-1 0 0 0,0 0 0 0 0,0 0 0 0 0,0 0 0 0 0,1 0 0 0 0,-1 0-1 0 0,0 0 1 0 0,1 0 0 0 0,-1 0 0 0 0,1 0 0 0 0,-1-1 0 0 0,1 1 0 0 0,-1-1 0 0 0,1 1-1 0 0,-1-1 1 0 0,1 1 0 0 0,0-1 0 0 0,-1 0 0 0 0,1 0 0 0 0,-1 0 0 0 0,3 0-1 0 0,29 4-18 0 0,-11-1-40 0 0,-1-1 0 0 0,25-2 0 0 0,-39 0 42 0 0,1-1-1 0 0,0 0 1 0 0,0 0-1 0 0,-1-1 1 0 0,1 0-1 0 0,-1-1 1 0 0,0 0 0 0 0,0 0-1 0 0,12-7 1 0 0,29-13-1642 0 0,-12 16-3216 0 0,-30 7 3490 0 0</inkml:trace>
+  <inkml:trace contextRef="#ctx0" brushRef="#br0" timeOffset="537.36">1 353 3761 0 0,'14'-4'313'0'0,"1"1"1"0"0,0 1 0 0 0,0 0-1 0 0,0 1 1 0 0,1 1 0 0 0,-1 0-1 0 0,0 1 1 0 0,0 0 0 0 0,0 2-1 0 0,0-1 1 0 0,-1 2 0 0 0,1 0-1 0 0,-1 1 1 0 0,1 0 0 0 0,13 8-1 0 0,-21-9-404 0 0,1-2 0 0 0,0 1 0 0 0,0-1 0 0 0,0 0-1 0 0,0-1 1 0 0,0 0 0 0 0,0 0 0 0 0,1 0 0 0 0,-1-1 0 0 0,0-1-1 0 0,0 1 1 0 0,1-2 0 0 0,-1 1 0 0 0,0-1 0 0 0,0 0 0 0 0,9-4 0 0 0,-11 5-498 0 0</inkml:trace>
+  <inkml:trace contextRef="#ctx0" brushRef="#br0" timeOffset="1907.49">580 318 4417 0 0,'0'0'535'0'0,"25"18"674"0"0,-15-14-1066 0 0,1 0-1 0 0,0-1 0 0 0,-1 0 0 0 0,1-1 1 0 0,17 2-1 0 0,-15-3-53 0 0,0-1 1 0 0,0 0-1 0 0,19-4 1 0 0,-28 4-78 0 0,0-1 0 0 0,-1 1 0 0 0,1-1 1 0 0,-1 0-1 0 0,1-1 0 0 0,-1 1 0 0 0,1 0 1 0 0,-1-1-1 0 0,0 0 0 0 0,0 0 1 0 0,0 0-1 0 0,0 0 0 0 0,0 0 0 0 0,0-1 1 0 0,-1 1-1 0 0,1-1 0 0 0,2-4 1 0 0,-4 5-7 0 0,0 0 0 0 0,0 0 0 0 0,-1 0 0 0 0,1 0 0 0 0,-1 0 1 0 0,0 0-1 0 0,1 0 0 0 0,-1 0 0 0 0,0 0 0 0 0,0 0 1 0 0,0 0-1 0 0,-1 0 0 0 0,1 0 0 0 0,0 0 0 0 0,-1 0 0 0 0,1 0 1 0 0,-1 0-1 0 0,0 0 0 0 0,-1-3 0 0 0,2 4-6 0 0,-1 0-1 0 0,0-1 1 0 0,0 1-1 0 0,0 0 1 0 0,1 0 0 0 0,-1 0-1 0 0,0 0 1 0 0,-1 0-1 0 0,1 0 1 0 0,0 0 0 0 0,0 0-1 0 0,0 0 1 0 0,0 1-1 0 0,-1-1 1 0 0,1 0-1 0 0,0 1 1 0 0,-1-1 0 0 0,1 1-1 0 0,0-1 1 0 0,-1 1-1 0 0,1 0 1 0 0,-1 0 0 0 0,1-1-1 0 0,0 1 1 0 0,-1 0-1 0 0,1 0 1 0 0,-1 0-1 0 0,1 1 1 0 0,-1-1 0 0 0,1 0-1 0 0,-1 0 1 0 0,1 1-1 0 0,-2 0 1 0 0,-13 4-18 0 0,0 1 0 0 0,0 1 1 0 0,0 0-1 0 0,1 1 0 0 0,-16 12 0 0 0,26-16 81 0 0,-1 0 0 0 0,2 0 0 0 0,-1 0 0 0 0,0 1 0 0 0,1 0 1 0 0,0 0-1 0 0,0 0 0 0 0,1 0 0 0 0,-1 0 0 0 0,1 1 0 0 0,0 0 0 0 0,1 0 0 0 0,-1 0 0 0 0,1 0 0 0 0,0 0 0 0 0,1 0 0 0 0,-2 9 0 0 0,3-10-43 0 0,-1-1 0 0 0,2 1 0 0 0,-1-1 0 0 0,0 1 0 0 0,1-1 0 0 0,0 1-1 0 0,0-1 1 0 0,0 0 0 0 0,1 1 0 0 0,-1-1 0 0 0,1 0 0 0 0,0 0 0 0 0,0 0 0 0 0,4 5 0 0 0,-1-3-13 0 0,0 1-1 0 0,0-1 1 0 0,1 0 0 0 0,0 0 0 0 0,0-1 0 0 0,1 0 0 0 0,11 8 0 0 0,-10-9 30 0 0,-1 1 0 0 0,0-1 0 0 0,1-1 0 0 0,0 0 0 0 0,-1 0 1 0 0,1 0-1 0 0,1-1 0 0 0,-1 0 0 0 0,0-1 0 0 0,0 1 0 0 0,1-2 0 0 0,-1 1 0 0 0,1-1 0 0 0,-1-1 0 0 0,0 1 0 0 0,14-4 0 0 0,-13 1 19 0 0,0 0 0 0 0,0 0-1 0 0,-1-1 1 0 0,1-1 0 0 0,-1 1-1 0 0,0-1 1 0 0,0-1 0 0 0,0 0-1 0 0,-1 0 1 0 0,0 0 0 0 0,0-1-1 0 0,-1 0 1 0 0,1 0-1 0 0,-1-1 1 0 0,-1 1 0 0 0,0-1-1 0 0,0-1 1 0 0,0 1 0 0 0,-1-1-1 0 0,-1 1 1 0 0,6-18 0 0 0,3-2 566 0 0,-23 48-322 0 0,9-18-301 0 0,1 1 0 0 0,0 0 1 0 0,-1 0-1 0 0,1-1 0 0 0,0 1 0 0 0,0 0 1 0 0,1 0-1 0 0,-1 0 0 0 0,1 0 0 0 0,-1 0 1 0 0,1 0-1 0 0,0 0 0 0 0,0 0 0 0 0,1 5 1 0 0,-1-8 0 0 0,0-1 0 0 0,0 1 0 0 0,0 0 0 0 0,0 0 0 0 0,0 0 0 0 0,0 0 0 0 0,-1 0 0 0 0,1 0 0 0 0,0 0 0 0 0,0 0 0 0 0,0 0-1 0 0,0 0 1 0 0,0 0 0 0 0,0 0 0 0 0,0 0 0 0 0,0 0 0 0 0,0 0 0 0 0,0 0 0 0 0,0 0 0 0 0,0 0 0 0 0,0 0 0 0 0,0 0 0 0 0,0 0 0 0 0,0 0 0 0 0,0 0 0 0 0,0 0 0 0 0,-1 0 0 0 0,1 0 0 0 0,0 0 0 0 0,0 0 0 0 0,0 0 0 0 0,0 0 0 0 0,0 0 0 0 0,0 0 0 0 0,9 36 2 0 0,-9-36 0 0 0,0 1 0 0 0,0 0 0 0 0,0-1-1 0 0,0 1 1 0 0,0-1 0 0 0,1 1 0 0 0,-1 0 0 0 0,0-1 0 0 0,0 1 0 0 0,0-1 0 0 0,1 1-1 0 0,-1-1 1 0 0,0 1 0 0 0,0-1 0 0 0,1 1 0 0 0,-1-1 0 0 0,0 1 0 0 0,1-1 0 0 0,-1 1-1 0 0,1-1 1 0 0,-1 1 0 0 0,1-1 0 0 0,-1 0 0 0 0,1 1 0 0 0,-1-1 0 0 0,1 0 0 0 0,-1 0-1 0 0,1 1 1 0 0,-1-1 0 0 0,1 0 0 0 0,-1 0 0 0 0,2 1 0 0 0,5 1 24 0 0,-1 1-15 0 0,-4-1-3 0 0,0-1 0 0 0,0 0-1 0 0,0 0 1 0 0,0 0-1 0 0,0 0 1 0 0,0-1 0 0 0,0 1-1 0 0,0 0 1 0 0,0-1-1 0 0,0 0 1 0 0,4 1 0 0 0,-2-1 6 0 0,-1-1 1 0 0,1 0 0 0 0,-1 1 0 0 0,1-1 0 0 0,-1-1-1 0 0,0 1 1 0 0,1 0 0 0 0,-1-1 0 0 0,0 0 0 0 0,0 0 0 0 0,0 1-1 0 0,0-2 1 0 0,0 1 0 0 0,0 0 0 0 0,-1-1 0 0 0,1 1-1 0 0,3-6 1 0 0,2-3 48 0 0,0 0 0 0 0,-1 0-1 0 0,9-18 1 0 0,-15 28-59 0 0,-1 1 0 0 0,0 0 0 0 0,1 0 0 0 0,-1 0 0 0 0,0-1 0 0 0,1 1 0 0 0,-1 0-1 0 0,0 0 1 0 0,1 0 0 0 0,-1 0 0 0 0,1 0 0 0 0,-1 0 0 0 0,0 0 0 0 0,1 0 0 0 0,-1 0 0 0 0,1 0 0 0 0,-1 0 0 0 0,0 0 0 0 0,1 0 0 0 0,-1 0 0 0 0,0 0 0 0 0,1 0-1 0 0,-1 0 1 0 0,1 0 0 0 0,-1 1 0 0 0,0-1 0 0 0,1 0 0 0 0,-1 0 0 0 0,0 0 0 0 0,1 1 0 0 0,-1-1 0 0 0,1 1 0 0 0,15 10 220 0 0,-11-8-150 0 0,16 12 108 0 0,-20-14-176 0 0,1 0 0 0 0,-1 0 0 0 0,1 1 0 0 0,0-1 0 0 0,-1 0 0 0 0,1 0 0 0 0,0-1 0 0 0,0 1 1 0 0,-1 0-1 0 0,1 0 0 0 0,3 0 0 0 0,14 9 241 0 0,-16-8-777 0 0,0 1 0 0 0,0-1 1 0 0,0 0-1 0 0,1-1 1 0 0,-1 1-1 0 0,0-1 0 0 0,7 3 1 0 0,16 2-598 0 0,-20-4-110 0 0</inkml:trace>
+  <inkml:trace contextRef="#ctx0" brushRef="#br0" timeOffset="2280.99">1565 26 4089 0 0,'0'0'1209'0'0,"0"0"-1132"0"0,0 0-1 0 0,0 0 1 0 0,0-1-1 0 0,0 1 1 0 0,0 0 0 0 0,0 0-1 0 0,0 0 1 0 0,0 0-1 0 0,0-1 1 0 0,0 1-1 0 0,0 0 1 0 0,0 0-1 0 0,0 0 1 0 0,0 0-1 0 0,0 0 1 0 0,0-1-1 0 0,0 1 1 0 0,-1 0-1 0 0,1 0 1 0 0,0 0-1 0 0,0 0 1 0 0,0 0-1 0 0,0 0 1 0 0,0 0-1 0 0,0-1 1 0 0,0 1-1 0 0,0 0 1 0 0,-1 0-1 0 0,1 0 1 0 0,0 0-1 0 0,0 0 1 0 0,0 0-1 0 0,0 0 1 0 0,0 0-1 0 0,-1 0 1 0 0,1 0-1 0 0,0 0 1 0 0,0 0-1 0 0,0 0 1 0 0,0 0-1 0 0,0 0 1 0 0,-1 0-1 0 0,1 0 1 0 0,0 0-1 0 0,0 0 1 0 0,0 0-1 0 0,0 0 1 0 0,0 0-1 0 0,-1 0 1 0 0,1 0-1 0 0,0 0 1 0 0,0 0-1 0 0,0 0 1 0 0,0 0-1 0 0,0 0 1 0 0,-1 0-1 0 0,-1 5-10 0 0,-1 0-1 0 0,1 1 0 0 0,0-1 1 0 0,1 0-1 0 0,-1 0 1 0 0,1 1-1 0 0,0-1 0 0 0,1 1 1 0 0,-1-1-1 0 0,1 7 0 0 0,3 67 129 0 0,-2-49-157 0 0,4 73-83 0 0,21 127 0 0 0,-23-221-74 0 0,0 3-3773 0 0</inkml:trace>
+  <inkml:trace contextRef="#ctx0" brushRef="#br0" timeOffset="2798.33">1444 424 2192 0 0,'0'0'112'0'0,"-1"0"0"0"0,1 0 0 0 0,0-1-1 0 0,-1 1 1 0 0,1 0 0 0 0,0 0 0 0 0,0-1-1 0 0,-1 1 1 0 0,1 0 0 0 0,0-1 0 0 0,0 1-1 0 0,-1 0 1 0 0,1-1 0 0 0,0 1-1 0 0,0 0 1 0 0,0-1 0 0 0,0 1 0 0 0,-1-1-1 0 0,1 1 1 0 0,0 0 0 0 0,0-1 0 0 0,0 1-1 0 0,0-1 1 0 0,0 1 0 0 0,0-1 0 0 0,0 1-1 0 0,0 0 1 0 0,0-1 0 0 0,0 1-1 0 0,0-1 1 0 0,1 1 0 0 0,-1 0 0 0 0,0-1-1 0 0,0 1 1 0 0,0-1 0 0 0,0 1 0 0 0,1 0-1 0 0,-1-1 1 0 0,0 1 0 0 0,0 0 0 0 0,1-1-1 0 0,-1 1 1 0 0,0 0 0 0 0,1 0-1 0 0,-1-1 1 0 0,12-18 1969 0 0,25-6-1791 0 0,-37 24-276 0 0,0 1-1 0 0,0 0 0 0 0,1-1 0 0 0,-1 1 0 0 0,0 0 0 0 0,1-1 0 0 0,-1 1 0 0 0,0 0 1 0 0,1-1-1 0 0,-1 1 0 0 0,1 0 0 0 0,-1 0 0 0 0,1-1 0 0 0,-1 1 0 0 0,0 0 0 0 0,1 0 1 0 0,-1 0-1 0 0,1 0 0 0 0,-1 0 0 0 0,1-1 0 0 0,-1 1 0 0 0,1 0 0 0 0,-1 0 0 0 0,1 0 1 0 0,-1 0-1 0 0,1 0 0 0 0,-1 1 0 0 0,1-1 0 0 0,-1 0 0 0 0,1 0 0 0 0,-1 0 0 0 0,1 0 1 0 0,-1 0-1 0 0,0 1 0 0 0,1-1 0 0 0,-1 0 0 0 0,1 0 0 0 0,-1 1 0 0 0,0-1 0 0 0,1 0 1 0 0,-1 1-1 0 0,0-1 0 0 0,1 1 0 0 0,6 5 43 0 0,3 2-14 0 0,1-1 0 0 0,-1 0 1 0 0,1-1-1 0 0,19 8 0 0 0,-26-13-198 0 0,0 0 1 0 0,0 1-1 0 0,0-2 1 0 0,0 1-1 0 0,0 0 0 0 0,0-1 1 0 0,0 0-1 0 0,0 0 1 0 0,0 0-1 0 0,1 0 1 0 0,-1-1-1 0 0,0 1 0 0 0,0-1 1 0 0,0 0-1 0 0,0-1 1 0 0,0 1-1 0 0,0-1 0 0 0,-1 1 1 0 0,8-5-1 0 0,5-6-909 0 0,-7 6 943 0 0</inkml:trace>
+  <inkml:trace contextRef="#ctx0" brushRef="#br0" timeOffset="3356.09">1840 346 3401 0 0,'0'0'3806'0'0,"-2"3"-3743"0"0,-1 3-50 0 0,0 1 0 0 0,0-1 0 0 0,0 1 0 0 0,0 0 0 0 0,1 0 0 0 0,1 0 0 0 0,-1 0 0 0 0,1 0 0 0 0,-1 12 1 0 0,2-14-7 0 0,-1 0 0 0 0,1 0 0 0 0,0 0 0 0 0,0 1 0 0 0,1-1 0 0 0,-1 0 0 0 0,1 0 0 0 0,1 0 0 0 0,-1 0 0 0 0,1 0 0 0 0,-1 0 0 0 0,1 0 0 0 0,1-1 0 0 0,4 9 0 0 0,-6-11 12 0 0,1 0 0 0 0,0-1 0 0 0,-1 1 0 0 0,1-1 0 0 0,0 1 0 0 0,0-1 1 0 0,0 0-1 0 0,-1 0 0 0 0,1 0 0 0 0,0 0 0 0 0,1 0 0 0 0,-1 0 0 0 0,0 0 1 0 0,0-1-1 0 0,0 1 0 0 0,0-1 0 0 0,1 0 0 0 0,-1 0 0 0 0,5 0 642 0 0,-10-26 1203 0 0,4 24-1851 0 0,-1 0-1 0 0,0 0 0 0 0,-1 0 1 0 0,1 0-1 0 0,0 0 1 0 0,0 0-1 0 0,-1 0 1 0 0,1 0-1 0 0,-1 0 0 0 0,0 1 1 0 0,0-1-1 0 0,-1-3 1 0 0,-2 0 71 0 0,0 0 1 0 0,-1 0 0 0 0,1 0 0 0 0,-1 1 0 0 0,0 0 0 0 0,0 0 0 0 0,-7-5 0 0 0,6 6-43 0 0,0-3 62 0 0,7 2-115 0 0,1 1 0 0 0,0-1 0 0 0,0 1 0 0 0,0 0 0 0 0,0-1 0 0 0,0 1 0 0 0,1 0-1 0 0,0 1 1 0 0,-1-1 0 0 0,1 0 0 0 0,0 1 0 0 0,0-1 0 0 0,1 1 0 0 0,-1 0 0 0 0,4-2 0 0 0,7-2-23 0 0,0 0 1 0 0,0 1-1 0 0,1 0 1 0 0,-1 2 0 0 0,1-1-1 0 0,18 0 1 0 0,41-12-3622 0 0,-67 15 2699 0 0,-1 1-138 0 0</inkml:trace>
+  <inkml:trace contextRef="#ctx0" brushRef="#br0" timeOffset="3740.67">2229 335 4217 0 0,'0'0'95'0'0,"0"-1"-1"0"0,0 1 1 0 0,0 0 0 0 0,0-1 0 0 0,1 1-1 0 0,-1 0 1 0 0,0 0 0 0 0,0-1-1 0 0,0 1 1 0 0,0 0 0 0 0,1-1 0 0 0,-1 1-1 0 0,0 0 1 0 0,0 0 0 0 0,1-1 0 0 0,-1 1-1 0 0,0 0 1 0 0,0 0 0 0 0,1 0-1 0 0,-1 0 1 0 0,0-1 0 0 0,1 1 0 0 0,-1 0-1 0 0,0 0 1 0 0,1 0 0 0 0,-1 0 0 0 0,0 0-1 0 0,1 0 1 0 0,-1 0 0 0 0,0 0-1 0 0,1 0 1 0 0,-1 0 0 0 0,0 0 0 0 0,1 0-1 0 0,0 0 1 0 0,8 10 1419 0 0,2 19-612 0 0,-8 20-538 0 0,-3-42-416 0 0,0 0 0 0 0,0 0 0 0 0,0-1 0 0 0,1 1 0 0 0,0 0 0 0 0,0 0 0 0 0,1-1 0 0 0,0 1 0 0 0,0-1 0 0 0,0 0 0 0 0,1 1 0 0 0,0-1 0 0 0,0 0 0 0 0,5 7 0 0 0,-6-10-558 0 0,1 1-319 0 0</inkml:trace>
+  <inkml:trace contextRef="#ctx0" brushRef="#br0" timeOffset="3921.31">2292 212 3929 0 0,'-1'-2'370'0'0,"0"0"1"0"0,0 0-1 0 0,0 0 0 0 0,0 0 1 0 0,0 0-1 0 0,1 0 1 0 0,-1 0-1 0 0,1 0 1 0 0,0-1-1 0 0,-1 1 0 0 0,1-4 1 0 0,0 6-415 0 0</inkml:trace>
+  <inkml:trace contextRef="#ctx0" brushRef="#br0" timeOffset="5174.93">2503 367 1624 0 0,'0'0'4464'0'0,"2"2"-4200"0"0,1 0-1 0 0,-1 0 1 0 0,0 0-1 0 0,1 0 1 0 0,-1-1 0 0 0,1 1-1 0 0,0-1 1 0 0,5 2-1 0 0,-3-1-237 0 0,1-1-1 0 0,0 1 0 0 0,0-2 0 0 0,0 1 0 0 0,0-1 0 0 0,0 0 0 0 0,1 0 0 0 0,-1 0 0 0 0,0-1 0 0 0,0 0 0 0 0,0 0 0 0 0,9-4 0 0 0,-9 2-2 0 0,1 0-1 0 0,-1-1 1 0 0,0 0 0 0 0,0 0 0 0 0,9-9-1 0 0,-14 12-17 0 0,0-1 0 0 0,1 1-1 0 0,-1 0 1 0 0,0-1-1 0 0,0 1 1 0 0,0 0-1 0 0,-1-1 1 0 0,1 0-1 0 0,0 1 1 0 0,0-1 0 0 0,-1 1-1 0 0,1-1 1 0 0,-1 0-1 0 0,1 1 1 0 0,-1-1-1 0 0,0 0 1 0 0,0 1 0 0 0,0-1-1 0 0,0 0 1 0 0,0 0-1 0 0,0 1 1 0 0,0-1-1 0 0,-1 0 1 0 0,1 1-1 0 0,0-1 1 0 0,-1 0 0 0 0,1 1-1 0 0,-1-1 1 0 0,-1-2-1 0 0,1 2-3 0 0,-1 1 0 0 0,1-1 0 0 0,0 1 0 0 0,0 0 0 0 0,-1 0 0 0 0,1-1 0 0 0,-1 1 0 0 0,1 0 0 0 0,-1 0 0 0 0,0 0 0 0 0,1 1 0 0 0,-1-1 0 0 0,0 0 0 0 0,1 1-1 0 0,-1-1 1 0 0,0 1 0 0 0,0-1 0 0 0,0 1 0 0 0,1 0 0 0 0,-1 0 0 0 0,0 0 0 0 0,0 0 0 0 0,0 0 0 0 0,0 0 0 0 0,1 0 0 0 0,-1 1 0 0 0,0-1 0 0 0,0 1 0 0 0,0-1 0 0 0,1 1 0 0 0,-4 1 0 0 0,0 0 3 0 0,0 0 1 0 0,0 1 0 0 0,0 0-1 0 0,0-1 1 0 0,0 1 0 0 0,0 1-1 0 0,1-1 1 0 0,0 1 0 0 0,-5 5 0 0 0,-11 12 13 0 0,18-19 18 0 0,0 0-1 0 0,0 0 0 0 0,0-1 1 0 0,0 2-1 0 0,0-1 1 0 0,1 0-1 0 0,-1 0 1 0 0,1 1-1 0 0,-1-1 1 0 0,1 0-1 0 0,0 1 1 0 0,0-1-1 0 0,0 1 1 0 0,0 0-1 0 0,0-1 0 0 0,1 1 1 0 0,-1 0-1 0 0,1 0 1 0 0,0-1-1 0 0,0 1 1 0 0,0 0-1 0 0,0 0 1 0 0,1 4-1 0 0,-1-3-8 0 0,0 0-1 0 0,1 0 1 0 0,0 0 0 0 0,0 0-1 0 0,0 0 1 0 0,0 0-1 0 0,1 0 1 0 0,-1 0 0 0 0,1-1-1 0 0,0 1 1 0 0,0-1 0 0 0,1 1-1 0 0,-1-1 1 0 0,0 0-1 0 0,1 0 1 0 0,0 0 0 0 0,0 0-1 0 0,0 0 1 0 0,0-1 0 0 0,0 1-1 0 0,1-1 1 0 0,-1 0-1 0 0,1 0 1 0 0,0 0 0 0 0,4 1-1 0 0,1 2-24 0 0,0-1 1 0 0,0 0-1 0 0,1 0 0 0 0,-1-1 0 0 0,1 0 0 0 0,0-1 0 0 0,0 0 0 0 0,0-1 1 0 0,0 0-1 0 0,0 0 0 0 0,0-1 0 0 0,0-1 0 0 0,0 1 0 0 0,0-2 1 0 0,0 1-1 0 0,0-2 0 0 0,14-4 0 0 0,-22 7 6 0 0,-1-1 1 0 0,1 0-1 0 0,-1 1 1 0 0,1-1-1 0 0,-1 0 1 0 0,0 0-1 0 0,1 0 1 0 0,-1 0-1 0 0,0 0 0 0 0,1-1 1 0 0,-1 1-1 0 0,0 0 1 0 0,0-1-1 0 0,0 1 1 0 0,0 0-1 0 0,-1-1 1 0 0,1 1-1 0 0,0-1 0 0 0,0 0 1 0 0,-1 1-1 0 0,1-1 1 0 0,-1 1-1 0 0,0-1 1 0 0,1 0-1 0 0,-1 0 1 0 0,0 1-1 0 0,0-1 0 0 0,0 0 1 0 0,0 1-1 0 0,0-1 1 0 0,-1 0-1 0 0,1 1 1 0 0,0-1-1 0 0,-1 0 1 0 0,1 1-1 0 0,-1-1 0 0 0,0 1 1 0 0,1-1-1 0 0,-1 1 1 0 0,0-1-1 0 0,0 1 1 0 0,0-1-1 0 0,0 1 1 0 0,0 0-1 0 0,0-1 0 0 0,0 1 1 0 0,-1 0-1 0 0,1 0 1 0 0,0 0-1 0 0,-2-1 1 0 0,2 1 18 0 0,0 0 0 0 0,0 0 0 0 0,1 0 0 0 0,-1 0 0 0 0,0-1 0 0 0,1 1 0 0 0,-1 0-1 0 0,1 0 1 0 0,0 0 0 0 0,-1-1 0 0 0,1 1 0 0 0,0 0 0 0 0,0-1 0 0 0,0 1 0 0 0,0 0 0 0 0,0 0 0 0 0,0-1 0 0 0,0 1 0 0 0,0 0 0 0 0,1-1 0 0 0,-1 1 0 0 0,0 0 0 0 0,1 0 0 0 0,-1-1 0 0 0,1 1 0 0 0,-1 0 0 0 0,1 0 0 0 0,0 0 0 0 0,-1 0 0 0 0,1 0 0 0 0,0 0 0 0 0,0 0 0 0 0,0 0 0 0 0,0 0 0 0 0,2-1 0 0 0,-1 0-47 0 0,1 1 0 0 0,-1 1 0 0 0,1-1 1 0 0,-1 0-1 0 0,1 0 0 0 0,-1 1 1 0 0,1 0-1 0 0,0-1 0 0 0,-1 1 0 0 0,1 0 1 0 0,0 0-1 0 0,-1 1 0 0 0,1-1 1 0 0,-1 0-1 0 0,1 1 0 0 0,0-1 0 0 0,-1 1 1 0 0,1 0-1 0 0,-1 0 0 0 0,0 0 1 0 0,1 0-1 0 0,3 3 0 0 0,-2-2-109 0 0,1 0 0 0 0,0 0 0 0 0,-1-1 0 0 0,1 1 0 0 0,0-1-1 0 0,0 0 1 0 0,0-1 0 0 0,0 1 0 0 0,0-1 0 0 0,0 0 0 0 0,5-1 0 0 0,33-9-4310 0 0,-35 8 3159 0 0</inkml:trace>
+  <inkml:trace contextRef="#ctx0" brushRef="#br0" timeOffset="5981.97">3170 36 5377 0 0,'-8'-3'4857'0'0,"-2"11"-3287"0"0,1 14-1849 0 0,7 12 244 0 0,1 0 0 0 0,2-1 0 0 0,1 1 0 0 0,1 0 0 0 0,2-1 0 0 0,2 0 0 0 0,0 0 0 0 0,3 0-1 0 0,15 36 1 0 0,-23-57-192 0 0,-11-19-139 0 0,-8-7 219 0 0,-11-8 149 0 0,22 18 3 0 0,3 2-2 0 0,-4 2 7 0 0,-2-3 1 0 0,0 1 0 0 0,1 0 0 0 0,-1 1 0 0 0,0 0 0 0 0,0 0 0 0 0,0 1 0 0 0,0 0 0 0 0,0 1 0 0 0,-10 1 0 0 0,19-1 402 0 0,7-2 74 0 0,26 0-139 0 0,33-7 1 0 0,-56 6-838 0 0,-1 0 0 0 0,1 0 0 0 0,0-1 0 0 0,-1-1 0 0 0,1 0-1 0 0,-1 0 1 0 0,0 0 0 0 0,9-7 0 0 0,-11 6 249 0 0,0 0-326 0 0</inkml:trace>
+  <inkml:trace contextRef="#ctx0" brushRef="#br0" timeOffset="6556.61">3575 1 1816 0 0,'0'0'7770'0'0,"0"11"-6007"0"0,1 12-1488 0 0,0 0 0 0 0,-5 38 0 0 0,1-35-254 0 0,2 0-1 0 0,2 36 1 0 0,3 13-82 0 0,-5-56 3 0 0,2 0 0 0 0,0-1 1 0 0,1 1-1 0 0,1 0 0 0 0,1-1 1 0 0,0 1-1 0 0,9 19 0 0 0,-8-28-191 0 0,3 5-356 0 0,-6-8-3797 0 0</inkml:trace>
+  <inkml:trace contextRef="#ctx0" brushRef="#br0" timeOffset="7116.94">3726 736 1048 0 0,'0'0'150'0'0,"-18"-13"6504"0"0,-10 9-6188 0 0,21 2-374 0 0,0 0 173 0 0,-6 8 1065 0 0,3-1-1239 0 0,0 1 0 0 0,1 0 0 0 0,0 1 0 0 0,0 0 0 0 0,0 0 0 0 0,1 1-1 0 0,0 0 1 0 0,0 0 0 0 0,-10 16 0 0 0,18-23-89 0 0,-1-1 0 0 0,1 1 0 0 0,0-1 0 0 0,0 0 0 0 0,-1 1 0 0 0,1-1-1 0 0,0 1 1 0 0,0 0 0 0 0,0-1 0 0 0,-1 1 0 0 0,1-1 0 0 0,0 1 0 0 0,0-1 0 0 0,0 1 0 0 0,0-1-1 0 0,0 1 1 0 0,0-1 0 0 0,0 1 0 0 0,0 0 0 0 0,0-1 0 0 0,0 1 0 0 0,1-1 0 0 0,-1 1-1 0 0,0-1 1 0 0,0 1 0 0 0,0-1 0 0 0,1 1 0 0 0,-1-1 0 0 0,0 1 0 0 0,1 0 0 0 0,16 2 129 0 0,20-11 87 0 0,-36 8-216 0 0,5-3 27 0 0,0 1 1 0 0,0-1-1 0 0,0 0 1 0 0,-1-1-1 0 0,1 1 0 0 0,8-8 1 0 0,-12 9-11 0 0,0 1 1 0 0,0-1-1 0 0,0 0 1 0 0,-1 1-1 0 0,1-1 1 0 0,0 0 0 0 0,-1 0-1 0 0,0 0 1 0 0,1 0-1 0 0,-1 0 1 0 0,0-1-1 0 0,0 1 1 0 0,0 0-1 0 0,0-1 1 0 0,0 1-1 0 0,-1 0 1 0 0,1-1-1 0 0,-1 1 1 0 0,1-1-1 0 0,-1-3 1 0 0,0 6-11 0 0,0 0 0 0 0,0-1 0 0 0,-1 1 1 0 0,1 0-1 0 0,0-1 0 0 0,0 1 0 0 0,0 0 0 0 0,0-1 0 0 0,0 1 1 0 0,-1 0-1 0 0,1-1 0 0 0,0 1 0 0 0,0 0 0 0 0,-1 0 1 0 0,1-1-1 0 0,0 1 0 0 0,0 0 0 0 0,-1 0 0 0 0,1 0 0 0 0,0-1 1 0 0,-1 1-1 0 0,1 0 0 0 0,0 0 0 0 0,-1 0 0 0 0,1 0 0 0 0,0 0 1 0 0,-1 0-1 0 0,1 0 0 0 0,0 0 0 0 0,-1-1 0 0 0,1 1 1 0 0,0 0-1 0 0,-1 0 0 0 0,1 1 0 0 0,0-1 0 0 0,-1 0 0 0 0,1 0 1 0 0,0 0-1 0 0,-1 0 0 0 0,1 0 0 0 0,-23 9 22 0 0,-11 6-42 0 0,33-14 7 0 0,3-1-1 0 0,-4 4-43 0 0,1-4 48 0 0,1 1 0 0 0,0-1 1 0 0,-1 0-1 0 0,1 0 0 0 0,0 1 0 0 0,0-1 0 0 0,-1 0 1 0 0,1 1-1 0 0,0-1 0 0 0,0 0 0 0 0,-1 1 0 0 0,1-1 1 0 0,0 0-1 0 0,0 1 0 0 0,0-1 0 0 0,0 0 0 0 0,-1 1 0 0 0,1-1 1 0 0,0 1-1 0 0,0-1 0 0 0,0 0 0 0 0,0 1 0 0 0,0-1 1 0 0,0 1-1 0 0,0-1 0 0 0,0 1 0 0 0,0-1 0 0 0,0 0 0 0 0,0 1 1 0 0,0-1-1 0 0,1 1 0 0 0,-1-1 0 0 0,0 0 0 0 0,0 1 1 0 0,0-1-1 0 0,1 0 0 0 0,-1 1 0 0 0,0-1 0 0 0,0 0 1 0 0,1 1-1 0 0,-1-1 0 0 0,0 0 0 0 0,0 1 0 0 0,1-1 0 0 0,-1 0 1 0 0,0 0-1 0 0,1 1 0 0 0,-1-1 0 0 0,0 0 0 0 0,1 0 1 0 0,-1 0-1 0 0,1 0 0 0 0,-1 0 0 0 0,0 1 0 0 0,1-1 1 0 0,-1 0-1 0 0,1 0 0 0 0,-1 0 0 0 0,0 0 0 0 0,1 0 0 0 0,0 0 1 0 0,2 0 3 0 0,0 0 1 0 0,-1 0-1 0 0,1 0 1 0 0,0 0-1 0 0,0-1 1 0 0,-1 1-1 0 0,1-1 1 0 0,0 0-1 0 0,-1 1 1 0 0,1-1-1 0 0,-1-1 1 0 0,1 1-1 0 0,-1 0 1 0 0,1 0-1 0 0,-1-1 1 0 0,0 1-1 0 0,0-1 1 0 0,1 0-1 0 0,-1 0 1 0 0,0 0-1 0 0,-1 0 1 0 0,1 0-1 0 0,0 0 1 0 0,-1 0-1 0 0,1-1 1 0 0,-1 1-1 0 0,0-1 1 0 0,1 1-1 0 0,-1-1 1 0 0,0 1-1 0 0,-1-1 1 0 0,1 0-1 0 0,0-4 1 0 0,-1 7-16 0 0,0-1 0 0 0,0 1 1 0 0,0-1-1 0 0,0 1 0 0 0,0-1 0 0 0,0 1 0 0 0,0-1 1 0 0,0 1-1 0 0,0-1 0 0 0,0 1 0 0 0,0-1 0 0 0,0 1 1 0 0,-1-1-1 0 0,1 1 0 0 0,0-1 0 0 0,0 1 0 0 0,-1 0 1 0 0,1-1-1 0 0,0 1 0 0 0,-1-1 0 0 0,1 1 1 0 0,0 0-1 0 0,-1-1 0 0 0,1 1 0 0 0,-1 0 0 0 0,1-1 1 0 0,0 1-1 0 0,-1 0 0 0 0,1 0 0 0 0,-1-1 0 0 0,-17 3-1171 0 0,-17 17-3193 0 0,27-12 2680 0 0</inkml:trace>
+  <inkml:trace contextRef="#ctx0" brushRef="#br0" timeOffset="8040.3">3146 323 288 0 0,'0'0'1288'0'0,"-9"-7"3628"0"0,8 14-4679 0 0,-1-1 0 0 0,1 0 0 0 0,0 0 0 0 0,1 0 0 0 0,0 10 0 0 0,0-9-159 0 0,-2 3 18 0 0,0 5 19 0 0,0-1-1 0 0,1 0 0 0 0,1 20 0 0 0,1-29-91 0 0,-1 0 0 0 0,2 0 1 0 0,-1 0-1 0 0,0 0 0 0 0,1 0 0 0 0,0 0 0 0 0,0 0 1 0 0,1 0-1 0 0,-1-1 0 0 0,1 1 0 0 0,6 7 0 0 0,-4-6 0 0 0,-1 0 0 0 0,0 1 0 0 0,-1-1 0 0 0,0 1 0 0 0,0 0 0 0 0,0 0 0 0 0,2 10 0 0 0,-4-13-14 0 0,0 0 0 0 0,0 0 1 0 0,-1 0-1 0 0,1 0 0 0 0,-1 0 0 0 0,0 0 0 0 0,0 0 0 0 0,0 0 1 0 0,0 0-1 0 0,-1 0 0 0 0,0 0 0 0 0,0 0 0 0 0,0 0 1 0 0,0 0-1 0 0,-3 5 0 0 0,-9-6 270 0 0</inkml:trace>
+</inkml:ink>
+</file>
+
+<file path=customXml/item4.xml><?xml version="1.0" encoding="utf-8"?>
+<p:properties xmlns:p="http://schemas.microsoft.com/office/2006/metadata/properties" xmlns:xsi="http://www.w3.org/2001/XMLSchema-instance" xmlns:pc="http://schemas.microsoft.com/office/infopath/2007/PartnerControls">
+  <documentManagement/>
+</p:properties>
+</file>
+
+<file path=customXml/item5.xml><?xml version="1.0" encoding="utf-8"?>
+<b:Sources xmlns:b="http://schemas.openxmlformats.org/officeDocument/2006/bibliography" xmlns="http://schemas.openxmlformats.org/officeDocument/2006/bibliography" SelectedStyle="\APASixthEditionOfficeOnline.xsl" StyleName="APA" Version="6"/>
+</file>
+
+<file path=customXml/item6.xml><?xml version="1.0" encoding="utf-8"?>
 <ct:contentTypeSchema xmlns:ct="http://schemas.microsoft.com/office/2006/metadata/contentType" xmlns:ma="http://schemas.microsoft.com/office/2006/metadata/properties/metaAttributes" ct:_="" ma:_="" ma:contentTypeName="Dokument" ma:contentTypeID="0x01010025C71E9534E21E4A9F2CF33BA7DCE92D" ma:contentTypeVersion="3" ma:contentTypeDescription="Ein neues Dokument erstellen." ma:contentTypeScope="" ma:versionID="32b9bbdf2bbf4e0fb27a426421665337">
   <xsd:schema xmlns:xsd="http://www.w3.org/2001/XMLSchema" xmlns:xs="http://www.w3.org/2001/XMLSchema" xmlns:p="http://schemas.microsoft.com/office/2006/metadata/properties" xmlns:ns2="5a9e9855-01b6-487f-b294-67c59083cc31" targetNamespace="http://schemas.microsoft.com/office/2006/metadata/properties" ma:root="true" ma:fieldsID="ec87b9b32475f90c9dbf7ae918480825" ns2:_="">
     <xsd:import namespace="5a9e9855-01b6-487f-b294-67c59083cc31"/>
@@ -15134,7 +15779,7 @@
 </ct:contentTypeSchema>
 </file>
 
-<file path=customXml/item3.xml><?xml version="1.0" encoding="utf-8"?>
+<file path=customXml/item7.xml><?xml version="1.0" encoding="utf-8"?>
 <inkml:ink xmlns:inkml="http://www.w3.org/2003/InkML">
   <inkml:definitions>
     <inkml:context xml:id="ctx0">
@@ -15166,91 +15811,18 @@
 </inkml:ink>
 </file>
 
-<file path=customXml/item4.xml><?xml version="1.0" encoding="utf-8"?>
-<p:properties xmlns:p="http://schemas.microsoft.com/office/2006/metadata/properties" xmlns:xsi="http://www.w3.org/2001/XMLSchema-instance" xmlns:pc="http://schemas.microsoft.com/office/infopath/2007/PartnerControls">
-  <documentManagement/>
-</p:properties>
-</file>
-
-<file path=customXml/item5.xml><?xml version="1.0" encoding="utf-8"?>
-<?mso-contentType ?>
-<FormTemplates xmlns="http://schemas.microsoft.com/sharepoint/v3/contenttype/forms">
-  <Display>DocumentLibraryForm</Display>
-  <Edit>DocumentLibraryForm</Edit>
-  <New>DocumentLibraryForm</New>
-</FormTemplates>
-</file>
-
-<file path=customXml/item6.xml><?xml version="1.0" encoding="utf-8"?>
-<inkml:ink xmlns:inkml="http://www.w3.org/2003/InkML">
-  <inkml:definitions>
-    <inkml:context xml:id="ctx0">
-      <inkml:inkSource xml:id="inkSrc0">
-        <inkml:traceFormat>
-          <inkml:channel name="X" type="integer" min="-2.14748E9" max="2.14748E9" units="cm"/>
-          <inkml:channel name="Y" type="integer" min="-2.14748E9" max="2.14748E9" units="cm"/>
-          <inkml:channel name="F" type="integer" max="32767" units="dev"/>
-          <inkml:channel name="OA" type="integer" max="360" units="deg"/>
-          <inkml:channel name="OE" type="integer" max="90" units="deg"/>
-        </inkml:traceFormat>
-        <inkml:channelProperties>
-          <inkml:channelProperty channel="X" name="resolution" value="1000" units="1/cm"/>
-          <inkml:channelProperty channel="Y" name="resolution" value="1000" units="1/cm"/>
-          <inkml:channelProperty channel="F" name="resolution" value="0" units="1/dev"/>
-          <inkml:channelProperty channel="OA" name="resolution" value="1000" units="1/deg"/>
-          <inkml:channelProperty channel="OE" name="resolution" value="1000" units="1/deg"/>
-        </inkml:channelProperties>
-      </inkml:inkSource>
-      <inkml:timestamp xml:id="ts0" timeString="2025-06-10T16:08:54.030"/>
-    </inkml:context>
-    <inkml:brush xml:id="br0">
-      <inkml:brushProperty name="width" value="0.05" units="cm"/>
-      <inkml:brushProperty name="height" value="0.05" units="cm"/>
-      <inkml:brushProperty name="color" value="#E71224"/>
-    </inkml:brush>
-  </inkml:definitions>
-  <inkml:trace contextRef="#ctx0" brushRef="#br0">5 208 2425 0 0,'0'0'5878'0'0,"24"0"-3468"0"0,-17 1-2405 0 0,0 0 1 0 0,0 0-1 0 0,0 0 0 0 0,0 1 1 0 0,0 0-1 0 0,11 5 0 0 0,-9-5 40 0 0,0 0-1 0 0,0 0 0 0 0,0-1 0 0 0,1 0 1 0 0,-1 0-1 0 0,0-1 0 0 0,17-3 1 0 0,4 2 74 0 0,-22 1-105 0 0,1-1 1 0 0,0 2-1 0 0,-1-1 0 0 0,1 1 1 0 0,-1 0-1 0 0,1 1 1 0 0,-1 0-1 0 0,1 0 1 0 0,-1 1-1 0 0,14 7 0 0 0,-22-10-10 0 0,1 0 1 0 0,0 1-1 0 0,-1-1 0 0 0,1 1 0 0 0,0-1 0 0 0,-1 1 0 0 0,1-1 0 0 0,0 1 0 0 0,-1 0 0 0 0,1-1 0 0 0,-1 1 0 0 0,1 0 0 0 0,-1-1 0 0 0,0 1 0 0 0,1 0 0 0 0,-1 0 0 0 0,0-1 0 0 0,1 1 0 0 0,-1 0 0 0 0,0 0 0 0 0,0 0 0 0 0,0-1 0 0 0,0 1 0 0 0,0 0 1 0 0,0 0-1 0 0,0 0 0 0 0,0 0 0 0 0,0-1 0 0 0,0 1 0 0 0,0 0 0 0 0,0 0 0 0 0,-1 0 0 0 0,1-1 0 0 0,0 1 0 0 0,-1 0 0 0 0,1 0 0 0 0,0-1 0 0 0,-1 1 0 0 0,1 0 0 0 0,-2 0 0 0 0,-2 4 13 0 0,0-1 0 0 0,-1 1 0 0 0,0-1 0 0 0,-10 6 0 0 0,-6 7-17 0 0,-52 46-71 0 0,46-41 27 0 0,-30 31 0 0 0,55-51 44 0 0,1 0 0 0 0,-1 0 0 0 0,0 0 0 0 0,1 0-1 0 0,-1 0 1 0 0,1 0 0 0 0,0 0 0 0 0,0 0 0 0 0,-1 1-1 0 0,1-1 1 0 0,1 0 0 0 0,-1 1 0 0 0,0-1 0 0 0,1 1-1 0 0,-1-1 1 0 0,1 1 0 0 0,0-1 0 0 0,0 5-1 0 0,0-6 1 0 0,1 1 0 0 0,0-1 0 0 0,-1 1 0 0 0,1-1 0 0 0,0 1 0 0 0,0-1 0 0 0,0 0-1 0 0,0 1 1 0 0,0-1 0 0 0,0 0 0 0 0,0 0 0 0 0,0 0 0 0 0,1 0 0 0 0,-1 0-1 0 0,0 0 1 0 0,1 0 0 0 0,-1 0 0 0 0,1 0 0 0 0,-1-1 0 0 0,1 1 0 0 0,-1-1 0 0 0,1 1-1 0 0,-1-1 1 0 0,1 1 0 0 0,0-1 0 0 0,-1 0 0 0 0,1 0 0 0 0,-1 0 0 0 0,3 0-1 0 0,29 4-18 0 0,-11-1-40 0 0,-1-1 0 0 0,25-2 0 0 0,-39 0 42 0 0,1-1-1 0 0,0 0 1 0 0,0 0-1 0 0,-1-1 1 0 0,1 0-1 0 0,-1-1 1 0 0,0 0 0 0 0,0 0-1 0 0,12-7 1 0 0,29-13-1642 0 0,-12 16-3216 0 0,-30 7 3490 0 0</inkml:trace>
-  <inkml:trace contextRef="#ctx0" brushRef="#br0" timeOffset="537.36">1 353 3761 0 0,'14'-4'313'0'0,"1"1"1"0"0,0 1 0 0 0,0 0-1 0 0,0 1 1 0 0,1 1 0 0 0,-1 0-1 0 0,0 1 1 0 0,0 0 0 0 0,0 2-1 0 0,0-1 1 0 0,-1 2 0 0 0,1 0-1 0 0,-1 1 1 0 0,1 0 0 0 0,13 8-1 0 0,-21-9-404 0 0,1-2 0 0 0,0 1 0 0 0,0-1 0 0 0,0 0-1 0 0,0-1 1 0 0,0 0 0 0 0,0 0 0 0 0,1 0 0 0 0,-1-1 0 0 0,0-1-1 0 0,0 1 1 0 0,1-2 0 0 0,-1 1 0 0 0,0-1 0 0 0,0 0 0 0 0,9-4 0 0 0,-11 5-498 0 0</inkml:trace>
-  <inkml:trace contextRef="#ctx0" brushRef="#br0" timeOffset="1907.49">580 318 4417 0 0,'0'0'535'0'0,"25"18"674"0"0,-15-14-1066 0 0,1 0-1 0 0,0-1 0 0 0,-1 0 0 0 0,1-1 1 0 0,17 2-1 0 0,-15-3-53 0 0,0-1 1 0 0,0 0-1 0 0,19-4 1 0 0,-28 4-78 0 0,0-1 0 0 0,-1 1 0 0 0,1-1 1 0 0,-1 0-1 0 0,1-1 0 0 0,-1 1 0 0 0,1 0 1 0 0,-1-1-1 0 0,0 0 0 0 0,0 0 1 0 0,0 0-1 0 0,0 0 0 0 0,0 0 0 0 0,0-1 1 0 0,-1 1-1 0 0,1-1 0 0 0,2-4 1 0 0,-4 5-7 0 0,0 0 0 0 0,0 0 0 0 0,-1 0 0 0 0,1 0 0 0 0,-1 0 1 0 0,0 0-1 0 0,1 0 0 0 0,-1 0 0 0 0,0 0 0 0 0,0 0 1 0 0,0 0-1 0 0,-1 0 0 0 0,1 0 0 0 0,0 0 0 0 0,-1 0 0 0 0,1 0 1 0 0,-1 0-1 0 0,0 0 0 0 0,-1-3 0 0 0,2 4-6 0 0,-1 0-1 0 0,0-1 1 0 0,0 1-1 0 0,0 0 1 0 0,1 0 0 0 0,-1 0-1 0 0,0 0 1 0 0,-1 0-1 0 0,1 0 1 0 0,0 0 0 0 0,0 0-1 0 0,0 0 1 0 0,0 1-1 0 0,-1-1 1 0 0,1 0-1 0 0,0 1 1 0 0,-1-1 0 0 0,1 1-1 0 0,0-1 1 0 0,-1 1-1 0 0,1 0 1 0 0,-1 0 0 0 0,1-1-1 0 0,0 1 1 0 0,-1 0-1 0 0,1 0 1 0 0,-1 0-1 0 0,1 1 1 0 0,-1-1 0 0 0,1 0-1 0 0,-1 0 1 0 0,1 1-1 0 0,-2 0 1 0 0,-13 4-18 0 0,0 1 0 0 0,0 1 1 0 0,0 0-1 0 0,1 1 0 0 0,-16 12 0 0 0,26-16 81 0 0,-1 0 0 0 0,2 0 0 0 0,-1 0 0 0 0,0 1 0 0 0,1 0 1 0 0,0 0-1 0 0,0 0 0 0 0,1 0 0 0 0,-1 0 0 0 0,1 1 0 0 0,0 0 0 0 0,1 0 0 0 0,-1 0 0 0 0,1 0 0 0 0,0 0 0 0 0,1 0 0 0 0,-2 9 0 0 0,3-10-43 0 0,-1-1 0 0 0,2 1 0 0 0,-1-1 0 0 0,0 1 0 0 0,1-1 0 0 0,0 1-1 0 0,0-1 1 0 0,0 0 0 0 0,1 1 0 0 0,-1-1 0 0 0,1 0 0 0 0,0 0 0 0 0,0 0 0 0 0,4 5 0 0 0,-1-3-13 0 0,0 1-1 0 0,0-1 1 0 0,1 0 0 0 0,0 0 0 0 0,0-1 0 0 0,1 0 0 0 0,11 8 0 0 0,-10-9 30 0 0,-1 1 0 0 0,0-1 0 0 0,1-1 0 0 0,0 0 0 0 0,-1 0 1 0 0,1 0-1 0 0,1-1 0 0 0,-1 0 0 0 0,0-1 0 0 0,0 1 0 0 0,1-2 0 0 0,-1 1 0 0 0,1-1 0 0 0,-1-1 0 0 0,0 1 0 0 0,14-4 0 0 0,-13 1 19 0 0,0 0 0 0 0,0 0-1 0 0,-1-1 1 0 0,1-1 0 0 0,-1 1-1 0 0,0-1 1 0 0,0-1 0 0 0,0 0-1 0 0,-1 0 1 0 0,0 0 0 0 0,0-1-1 0 0,-1 0 1 0 0,1 0-1 0 0,-1-1 1 0 0,-1 1 0 0 0,0-1-1 0 0,0-1 1 0 0,0 1 0 0 0,-1-1-1 0 0,-1 1 1 0 0,6-18 0 0 0,3-2 566 0 0,-23 48-322 0 0,9-18-301 0 0,1 1 0 0 0,0 0 1 0 0,-1 0-1 0 0,1-1 0 0 0,0 1 0 0 0,0 0 1 0 0,1 0-1 0 0,-1 0 0 0 0,1 0 0 0 0,-1 0 1 0 0,1 0-1 0 0,0 0 0 0 0,0 0 0 0 0,1 5 1 0 0,-1-8 0 0 0,0-1 0 0 0,0 1 0 0 0,0 0 0 0 0,0 0 0 0 0,0 0 0 0 0,0 0 0 0 0,-1 0 0 0 0,1 0 0 0 0,0 0 0 0 0,0 0 0 0 0,0 0-1 0 0,0 0 1 0 0,0 0 0 0 0,0 0 0 0 0,0 0 0 0 0,0 0 0 0 0,0 0 0 0 0,0 0 0 0 0,0 0 0 0 0,0 0 0 0 0,0 0 0 0 0,0 0 0 0 0,0 0 0 0 0,0 0 0 0 0,0 0 0 0 0,0 0 0 0 0,-1 0 0 0 0,1 0 0 0 0,0 0 0 0 0,0 0 0 0 0,0 0 0 0 0,0 0 0 0 0,0 0 0 0 0,0 0 0 0 0,9 36 2 0 0,-9-36 0 0 0,0 1 0 0 0,0 0 0 0 0,0-1-1 0 0,0 1 1 0 0,0-1 0 0 0,1 1 0 0 0,-1 0 0 0 0,0-1 0 0 0,0 1 0 0 0,0-1 0 0 0,1 1-1 0 0,-1-1 1 0 0,0 1 0 0 0,0-1 0 0 0,1 1 0 0 0,-1-1 0 0 0,0 1 0 0 0,1-1 0 0 0,-1 1-1 0 0,1-1 1 0 0,-1 1 0 0 0,1-1 0 0 0,-1 0 0 0 0,1 1 0 0 0,-1-1 0 0 0,1 0 0 0 0,-1 0-1 0 0,1 1 1 0 0,-1-1 0 0 0,1 0 0 0 0,-1 0 0 0 0,2 1 0 0 0,5 1 24 0 0,-1 1-15 0 0,-4-1-3 0 0,0-1 0 0 0,0 0-1 0 0,0 0 1 0 0,0 0-1 0 0,0 0 1 0 0,0-1 0 0 0,0 1-1 0 0,0 0 1 0 0,0-1-1 0 0,0 0 1 0 0,4 1 0 0 0,-2-1 6 0 0,-1-1 1 0 0,1 0 0 0 0,-1 1 0 0 0,1-1 0 0 0,-1-1-1 0 0,0 1 1 0 0,1 0 0 0 0,-1-1 0 0 0,0 0 0 0 0,0 0 0 0 0,0 1-1 0 0,0-2 1 0 0,0 1 0 0 0,0 0 0 0 0,-1-1 0 0 0,1 1-1 0 0,3-6 1 0 0,2-3 48 0 0,0 0 0 0 0,-1 0-1 0 0,9-18 1 0 0,-15 28-59 0 0,-1 1 0 0 0,0 0 0 0 0,1 0 0 0 0,-1 0 0 0 0,0-1 0 0 0,1 1 0 0 0,-1 0-1 0 0,0 0 1 0 0,1 0 0 0 0,-1 0 0 0 0,1 0 0 0 0,-1 0 0 0 0,0 0 0 0 0,1 0 0 0 0,-1 0 0 0 0,1 0 0 0 0,-1 0 0 0 0,0 0 0 0 0,1 0 0 0 0,-1 0 0 0 0,0 0 0 0 0,1 0-1 0 0,-1 0 1 0 0,1 0 0 0 0,-1 1 0 0 0,0-1 0 0 0,1 0 0 0 0,-1 0 0 0 0,0 0 0 0 0,1 1 0 0 0,-1-1 0 0 0,1 1 0 0 0,15 10 220 0 0,-11-8-150 0 0,16 12 108 0 0,-20-14-176 0 0,1 0 0 0 0,-1 0 0 0 0,1 1 0 0 0,0-1 0 0 0,-1 0 0 0 0,1 0 0 0 0,0-1 0 0 0,0 1 1 0 0,-1 0-1 0 0,1 0 0 0 0,3 0 0 0 0,14 9 241 0 0,-16-8-777 0 0,0 1 0 0 0,0-1 1 0 0,0 0-1 0 0,1-1 1 0 0,-1 1-1 0 0,0-1 0 0 0,7 3 1 0 0,16 2-598 0 0,-20-4-110 0 0</inkml:trace>
-  <inkml:trace contextRef="#ctx0" brushRef="#br0" timeOffset="2280.99">1565 26 4089 0 0,'0'0'1209'0'0,"0"0"-1132"0"0,0 0-1 0 0,0 0 1 0 0,0-1-1 0 0,0 1 1 0 0,0 0 0 0 0,0 0-1 0 0,0 0 1 0 0,0 0-1 0 0,0-1 1 0 0,0 1-1 0 0,0 0 1 0 0,0 0-1 0 0,0 0 1 0 0,0 0-1 0 0,0 0 1 0 0,0-1-1 0 0,0 1 1 0 0,-1 0-1 0 0,1 0 1 0 0,0 0-1 0 0,0 0 1 0 0,0 0-1 0 0,0 0 1 0 0,0 0-1 0 0,0-1 1 0 0,0 1-1 0 0,0 0 1 0 0,-1 0-1 0 0,1 0 1 0 0,0 0-1 0 0,0 0 1 0 0,0 0-1 0 0,0 0 1 0 0,0 0-1 0 0,-1 0 1 0 0,1 0-1 0 0,0 0 1 0 0,0 0-1 0 0,0 0 1 0 0,0 0-1 0 0,0 0 1 0 0,-1 0-1 0 0,1 0 1 0 0,0 0-1 0 0,0 0 1 0 0,0 0-1 0 0,0 0 1 0 0,0 0-1 0 0,-1 0 1 0 0,1 0-1 0 0,0 0 1 0 0,0 0-1 0 0,0 0 1 0 0,0 0-1 0 0,0 0 1 0 0,-1 0-1 0 0,-1 5-10 0 0,-1 0-1 0 0,1 1 0 0 0,0-1 1 0 0,1 0-1 0 0,-1 0 1 0 0,1 1-1 0 0,0-1 0 0 0,1 1 1 0 0,-1-1-1 0 0,1 7 0 0 0,3 67 129 0 0,-2-49-157 0 0,4 73-83 0 0,21 127 0 0 0,-23-221-74 0 0,0 3-3773 0 0</inkml:trace>
-  <inkml:trace contextRef="#ctx0" brushRef="#br0" timeOffset="2798.33">1444 424 2192 0 0,'0'0'112'0'0,"-1"0"0"0"0,1 0 0 0 0,0-1-1 0 0,-1 1 1 0 0,1 0 0 0 0,0 0 0 0 0,0-1-1 0 0,-1 1 1 0 0,1 0 0 0 0,0-1 0 0 0,0 1-1 0 0,-1 0 1 0 0,1-1 0 0 0,0 1-1 0 0,0 0 1 0 0,0-1 0 0 0,0 1 0 0 0,-1-1-1 0 0,1 1 1 0 0,0 0 0 0 0,0-1 0 0 0,0 1-1 0 0,0-1 1 0 0,0 1 0 0 0,0-1 0 0 0,0 1-1 0 0,0 0 1 0 0,0-1 0 0 0,0 1-1 0 0,0-1 1 0 0,1 1 0 0 0,-1 0 0 0 0,0-1-1 0 0,0 1 1 0 0,0-1 0 0 0,0 1 0 0 0,1 0-1 0 0,-1-1 1 0 0,0 1 0 0 0,0 0 0 0 0,1-1-1 0 0,-1 1 1 0 0,0 0 0 0 0,1 0-1 0 0,-1-1 1 0 0,12-18 1969 0 0,25-6-1791 0 0,-37 24-276 0 0,0 1-1 0 0,0 0 0 0 0,1-1 0 0 0,-1 1 0 0 0,0 0 0 0 0,1-1 0 0 0,-1 1 0 0 0,0 0 1 0 0,1-1-1 0 0,-1 1 0 0 0,1 0 0 0 0,-1 0 0 0 0,1-1 0 0 0,-1 1 0 0 0,0 0 0 0 0,1 0 1 0 0,-1 0-1 0 0,1 0 0 0 0,-1 0 0 0 0,1-1 0 0 0,-1 1 0 0 0,1 0 0 0 0,-1 0 0 0 0,1 0 1 0 0,-1 0-1 0 0,1 0 0 0 0,-1 1 0 0 0,1-1 0 0 0,-1 0 0 0 0,1 0 0 0 0,-1 0 0 0 0,1 0 1 0 0,-1 0-1 0 0,0 1 0 0 0,1-1 0 0 0,-1 0 0 0 0,1 0 0 0 0,-1 1 0 0 0,0-1 0 0 0,1 0 1 0 0,-1 1-1 0 0,0-1 0 0 0,1 1 0 0 0,6 5 43 0 0,3 2-14 0 0,1-1 0 0 0,-1 0 1 0 0,1-1-1 0 0,19 8 0 0 0,-26-13-198 0 0,0 0 1 0 0,0 1-1 0 0,0-2 1 0 0,0 1-1 0 0,0 0 0 0 0,0-1 1 0 0,0 0-1 0 0,0 0 1 0 0,0 0-1 0 0,1 0 1 0 0,-1-1-1 0 0,0 1 0 0 0,0-1 1 0 0,0 0-1 0 0,0-1 1 0 0,0 1-1 0 0,0-1 0 0 0,-1 1 1 0 0,8-5-1 0 0,5-6-909 0 0,-7 6 943 0 0</inkml:trace>
-  <inkml:trace contextRef="#ctx0" brushRef="#br0" timeOffset="3356.09">1840 346 3401 0 0,'0'0'3806'0'0,"-2"3"-3743"0"0,-1 3-50 0 0,0 1 0 0 0,0-1 0 0 0,0 1 0 0 0,0 0 0 0 0,1 0 0 0 0,1 0 0 0 0,-1 0 0 0 0,1 0 0 0 0,-1 12 1 0 0,2-14-7 0 0,-1 0 0 0 0,1 0 0 0 0,0 0 0 0 0,0 1 0 0 0,1-1 0 0 0,-1 0 0 0 0,1 0 0 0 0,1 0 0 0 0,-1 0 0 0 0,1 0 0 0 0,-1 0 0 0 0,1 0 0 0 0,1-1 0 0 0,4 9 0 0 0,-6-11 12 0 0,1 0 0 0 0,0-1 0 0 0,-1 1 0 0 0,1-1 0 0 0,0 1 0 0 0,0-1 1 0 0,0 0-1 0 0,-1 0 0 0 0,1 0 0 0 0,0 0 0 0 0,1 0 0 0 0,-1 0 0 0 0,0 0 1 0 0,0-1-1 0 0,0 1 0 0 0,0-1 0 0 0,1 0 0 0 0,-1 0 0 0 0,5 0 642 0 0,-10-26 1203 0 0,4 24-1851 0 0,-1 0-1 0 0,0 0 0 0 0,-1 0 1 0 0,1 0-1 0 0,0 0 1 0 0,0 0-1 0 0,-1 0 1 0 0,1 0-1 0 0,-1 0 0 0 0,0 1 1 0 0,0-1-1 0 0,-1-3 1 0 0,-2 0 71 0 0,0 0 1 0 0,-1 0 0 0 0,1 0 0 0 0,-1 1 0 0 0,0 0 0 0 0,0 0 0 0 0,-7-5 0 0 0,6 6-43 0 0,0-3 62 0 0,7 2-115 0 0,1 1 0 0 0,0-1 0 0 0,0 1 0 0 0,0 0 0 0 0,0-1 0 0 0,0 1 0 0 0,1 0-1 0 0,0 1 1 0 0,-1-1 0 0 0,1 0 0 0 0,0 1 0 0 0,0-1 0 0 0,1 1 0 0 0,-1 0 0 0 0,4-2 0 0 0,7-2-23 0 0,0 0 1 0 0,0 1-1 0 0,1 0 1 0 0,-1 2 0 0 0,1-1-1 0 0,18 0 1 0 0,41-12-3622 0 0,-67 15 2699 0 0,-1 1-138 0 0</inkml:trace>
-  <inkml:trace contextRef="#ctx0" brushRef="#br0" timeOffset="3740.67">2229 335 4217 0 0,'0'0'95'0'0,"0"-1"-1"0"0,0 1 1 0 0,0 0 0 0 0,0-1 0 0 0,1 1-1 0 0,-1 0 1 0 0,0 0 0 0 0,0-1-1 0 0,0 1 1 0 0,0 0 0 0 0,1-1 0 0 0,-1 1-1 0 0,0 0 1 0 0,0 0 0 0 0,1-1 0 0 0,-1 1-1 0 0,0 0 1 0 0,0 0 0 0 0,1 0-1 0 0,-1 0 1 0 0,0-1 0 0 0,1 1 0 0 0,-1 0-1 0 0,0 0 1 0 0,1 0 0 0 0,-1 0 0 0 0,0 0-1 0 0,1 0 1 0 0,-1 0 0 0 0,0 0-1 0 0,1 0 1 0 0,-1 0 0 0 0,0 0 0 0 0,1 0-1 0 0,0 0 1 0 0,8 10 1419 0 0,2 19-612 0 0,-8 20-538 0 0,-3-42-416 0 0,0 0 0 0 0,0 0 0 0 0,0-1 0 0 0,1 1 0 0 0,0 0 0 0 0,0 0 0 0 0,1-1 0 0 0,0 1 0 0 0,0-1 0 0 0,0 0 0 0 0,1 1 0 0 0,0-1 0 0 0,0 0 0 0 0,5 7 0 0 0,-6-10-558 0 0,1 1-319 0 0</inkml:trace>
-  <inkml:trace contextRef="#ctx0" brushRef="#br0" timeOffset="3921.31">2292 212 3929 0 0,'-1'-2'370'0'0,"0"0"1"0"0,0 0-1 0 0,0 0 0 0 0,0 0 1 0 0,0 0-1 0 0,1 0 1 0 0,-1 0-1 0 0,1 0 1 0 0,0-1-1 0 0,-1 1 0 0 0,1-4 1 0 0,0 6-415 0 0</inkml:trace>
-  <inkml:trace contextRef="#ctx0" brushRef="#br0" timeOffset="5174.93">2503 367 1624 0 0,'0'0'4464'0'0,"2"2"-4200"0"0,1 0-1 0 0,-1 0 1 0 0,0 0-1 0 0,1 0 1 0 0,-1-1 0 0 0,1 1-1 0 0,0-1 1 0 0,5 2-1 0 0,-3-1-237 0 0,1-1-1 0 0,0 1 0 0 0,0-2 0 0 0,0 1 0 0 0,0-1 0 0 0,0 0 0 0 0,1 0 0 0 0,-1 0 0 0 0,0-1 0 0 0,0 0 0 0 0,0 0 0 0 0,9-4 0 0 0,-9 2-2 0 0,1 0-1 0 0,-1-1 1 0 0,0 0 0 0 0,0 0 0 0 0,9-9-1 0 0,-14 12-17 0 0,0-1 0 0 0,1 1-1 0 0,-1 0 1 0 0,0-1-1 0 0,0 1 1 0 0,0 0-1 0 0,-1-1 1 0 0,1 0-1 0 0,0 1 1 0 0,0-1 0 0 0,-1 1-1 0 0,1-1 1 0 0,-1 0-1 0 0,1 1 1 0 0,-1-1-1 0 0,0 0 1 0 0,0 1 0 0 0,0-1-1 0 0,0 0 1 0 0,0 0-1 0 0,0 1 1 0 0,0-1-1 0 0,-1 0 1 0 0,1 1-1 0 0,0-1 1 0 0,-1 0 0 0 0,1 1-1 0 0,-1-1 1 0 0,-1-2-1 0 0,1 2-3 0 0,-1 1 0 0 0,1-1 0 0 0,0 1 0 0 0,0 0 0 0 0,-1 0 0 0 0,1-1 0 0 0,-1 1 0 0 0,1 0 0 0 0,-1 0 0 0 0,0 0 0 0 0,1 1 0 0 0,-1-1 0 0 0,0 0 0 0 0,1 1-1 0 0,-1-1 1 0 0,0 1 0 0 0,0-1 0 0 0,0 1 0 0 0,1 0 0 0 0,-1 0 0 0 0,0 0 0 0 0,0 0 0 0 0,0 0 0 0 0,0 0 0 0 0,1 0 0 0 0,-1 1 0 0 0,0-1 0 0 0,0 1 0 0 0,0-1 0 0 0,1 1 0 0 0,-4 1 0 0 0,0 0 3 0 0,0 0 1 0 0,0 1 0 0 0,0 0-1 0 0,0-1 1 0 0,0 1 0 0 0,0 1-1 0 0,1-1 1 0 0,0 1 0 0 0,-5 5 0 0 0,-11 12 13 0 0,18-19 18 0 0,0 0-1 0 0,0 0 0 0 0,0-1 1 0 0,0 2-1 0 0,0-1 1 0 0,1 0-1 0 0,-1 0 1 0 0,1 1-1 0 0,-1-1 1 0 0,1 0-1 0 0,0 1 1 0 0,0-1-1 0 0,0 1 1 0 0,0 0-1 0 0,0-1 0 0 0,1 1 1 0 0,-1 0-1 0 0,1 0 1 0 0,0-1-1 0 0,0 1 1 0 0,0 0-1 0 0,0 0 1 0 0,1 4-1 0 0,-1-3-8 0 0,0 0-1 0 0,1 0 1 0 0,0 0 0 0 0,0 0-1 0 0,0 0 1 0 0,0 0-1 0 0,1 0 1 0 0,-1 0 0 0 0,1-1-1 0 0,0 1 1 0 0,0-1 0 0 0,1 1-1 0 0,-1-1 1 0 0,0 0-1 0 0,1 0 1 0 0,0 0 0 0 0,0 0-1 0 0,0 0 1 0 0,0-1 0 0 0,0 1-1 0 0,1-1 1 0 0,-1 0-1 0 0,1 0 1 0 0,0 0 0 0 0,4 1-1 0 0,1 2-24 0 0,0-1 1 0 0,0 0-1 0 0,1 0 0 0 0,-1-1 0 0 0,1 0 0 0 0,0-1 0 0 0,0 0 0 0 0,0-1 1 0 0,0 0-1 0 0,0 0 0 0 0,0-1 0 0 0,0-1 0 0 0,0 1 0 0 0,0-2 1 0 0,0 1-1 0 0,0-2 0 0 0,14-4 0 0 0,-22 7 6 0 0,-1-1 1 0 0,1 0-1 0 0,-1 1 1 0 0,1-1-1 0 0,-1 0 1 0 0,0 0-1 0 0,1 0 1 0 0,-1 0-1 0 0,0 0 0 0 0,1-1 1 0 0,-1 1-1 0 0,0 0 1 0 0,0-1-1 0 0,0 1 1 0 0,0 0-1 0 0,-1-1 1 0 0,1 1-1 0 0,0-1 0 0 0,0 0 1 0 0,-1 1-1 0 0,1-1 1 0 0,-1 1-1 0 0,0-1 1 0 0,1 0-1 0 0,-1 0 1 0 0,0 1-1 0 0,0-1 0 0 0,0 0 1 0 0,0 1-1 0 0,0-1 1 0 0,-1 0-1 0 0,1 1 1 0 0,0-1-1 0 0,-1 0 1 0 0,1 1-1 0 0,-1-1 0 0 0,0 1 1 0 0,1-1-1 0 0,-1 1 1 0 0,0-1-1 0 0,0 1 1 0 0,0-1-1 0 0,0 1 1 0 0,0 0-1 0 0,0-1 0 0 0,0 1 1 0 0,-1 0-1 0 0,1 0 1 0 0,0 0-1 0 0,-2-1 1 0 0,2 1 18 0 0,0 0 0 0 0,0 0 0 0 0,1 0 0 0 0,-1 0 0 0 0,0-1 0 0 0,1 1 0 0 0,-1 0-1 0 0,1 0 1 0 0,0 0 0 0 0,-1-1 0 0 0,1 1 0 0 0,0 0 0 0 0,0-1 0 0 0,0 1 0 0 0,0 0 0 0 0,0 0 0 0 0,0-1 0 0 0,0 1 0 0 0,0 0 0 0 0,1-1 0 0 0,-1 1 0 0 0,0 0 0 0 0,1 0 0 0 0,-1-1 0 0 0,1 1 0 0 0,-1 0 0 0 0,1 0 0 0 0,0 0 0 0 0,-1 0 0 0 0,1 0 0 0 0,0 0 0 0 0,0 0 0 0 0,0 0 0 0 0,0 0 0 0 0,2-1 0 0 0,-1 0-47 0 0,1 1 0 0 0,-1 1 0 0 0,1-1 1 0 0,-1 0-1 0 0,1 0 0 0 0,-1 1 1 0 0,1 0-1 0 0,0-1 0 0 0,-1 1 0 0 0,1 0 1 0 0,0 0-1 0 0,-1 1 0 0 0,1-1 1 0 0,-1 0-1 0 0,1 1 0 0 0,0-1 0 0 0,-1 1 1 0 0,1 0-1 0 0,-1 0 0 0 0,0 0 1 0 0,1 0-1 0 0,3 3 0 0 0,-2-2-109 0 0,1 0 0 0 0,0 0 0 0 0,-1-1 0 0 0,1 1 0 0 0,0-1-1 0 0,0 0 1 0 0,0-1 0 0 0,0 1 0 0 0,0-1 0 0 0,0 0 0 0 0,5-1 0 0 0,33-9-4310 0 0,-35 8 3159 0 0</inkml:trace>
-  <inkml:trace contextRef="#ctx0" brushRef="#br0" timeOffset="5981.97">3170 36 5377 0 0,'-8'-3'4857'0'0,"-2"11"-3287"0"0,1 14-1849 0 0,7 12 244 0 0,1 0 0 0 0,2-1 0 0 0,1 1 0 0 0,1 0 0 0 0,2-1 0 0 0,2 0 0 0 0,0 0 0 0 0,3 0-1 0 0,15 36 1 0 0,-23-57-192 0 0,-11-19-139 0 0,-8-7 219 0 0,-11-8 149 0 0,22 18 3 0 0,3 2-2 0 0,-4 2 7 0 0,-2-3 1 0 0,0 1 0 0 0,1 0 0 0 0,-1 1 0 0 0,0 0 0 0 0,0 0 0 0 0,0 1 0 0 0,0 0 0 0 0,0 1 0 0 0,-10 1 0 0 0,19-1 402 0 0,7-2 74 0 0,26 0-139 0 0,33-7 1 0 0,-56 6-838 0 0,-1 0 0 0 0,1 0 0 0 0,0-1 0 0 0,-1-1 0 0 0,1 0-1 0 0,-1 0 1 0 0,0 0 0 0 0,9-7 0 0 0,-11 6 249 0 0,0 0-326 0 0</inkml:trace>
-  <inkml:trace contextRef="#ctx0" brushRef="#br0" timeOffset="6556.61">3575 1 1816 0 0,'0'0'7770'0'0,"0"11"-6007"0"0,1 12-1488 0 0,0 0 0 0 0,-5 38 0 0 0,1-35-254 0 0,2 0-1 0 0,2 36 1 0 0,3 13-82 0 0,-5-56 3 0 0,2 0 0 0 0,0-1 1 0 0,1 1-1 0 0,1 0 0 0 0,1-1 1 0 0,0 1-1 0 0,9 19 0 0 0,-8-28-191 0 0,3 5-356 0 0,-6-8-3797 0 0</inkml:trace>
-  <inkml:trace contextRef="#ctx0" brushRef="#br0" timeOffset="7116.94">3726 736 1048 0 0,'0'0'150'0'0,"-18"-13"6504"0"0,-10 9-6188 0 0,21 2-374 0 0,0 0 173 0 0,-6 8 1065 0 0,3-1-1239 0 0,0 1 0 0 0,1 0 0 0 0,0 1 0 0 0,0 0 0 0 0,0 0 0 0 0,1 1-1 0 0,0 0 1 0 0,0 0 0 0 0,-10 16 0 0 0,18-23-89 0 0,-1-1 0 0 0,1 1 0 0 0,0-1 0 0 0,0 0 0 0 0,-1 1 0 0 0,1-1-1 0 0,0 1 1 0 0,0 0 0 0 0,0-1 0 0 0,-1 1 0 0 0,1-1 0 0 0,0 1 0 0 0,0-1 0 0 0,0 1 0 0 0,0-1-1 0 0,0 1 1 0 0,0-1 0 0 0,0 1 0 0 0,0 0 0 0 0,0-1 0 0 0,0 1 0 0 0,1-1 0 0 0,-1 1-1 0 0,0-1 1 0 0,0 1 0 0 0,0-1 0 0 0,1 1 0 0 0,-1-1 0 0 0,0 1 0 0 0,1 0 0 0 0,16 2 129 0 0,20-11 87 0 0,-36 8-216 0 0,5-3 27 0 0,0 1 1 0 0,0-1-1 0 0,0 0 1 0 0,-1-1-1 0 0,1 1 0 0 0,8-8 1 0 0,-12 9-11 0 0,0 1 1 0 0,0-1-1 0 0,0 0 1 0 0,-1 1-1 0 0,1-1 1 0 0,0 0 0 0 0,-1 0-1 0 0,0 0 1 0 0,1 0-1 0 0,-1 0 1 0 0,0-1-1 0 0,0 1 1 0 0,0 0-1 0 0,0-1 1 0 0,0 1-1 0 0,-1 0 1 0 0,1-1-1 0 0,-1 1 1 0 0,1-1-1 0 0,-1-3 1 0 0,0 6-11 0 0,0 0 0 0 0,0-1 0 0 0,-1 1 1 0 0,1 0-1 0 0,0-1 0 0 0,0 1 0 0 0,0 0 0 0 0,0-1 0 0 0,0 1 1 0 0,-1 0-1 0 0,1-1 0 0 0,0 1 0 0 0,0 0 0 0 0,-1 0 1 0 0,1-1-1 0 0,0 1 0 0 0,0 0 0 0 0,-1 0 0 0 0,1 0 0 0 0,0-1 1 0 0,-1 1-1 0 0,1 0 0 0 0,0 0 0 0 0,-1 0 0 0 0,1 0 0 0 0,0 0 1 0 0,-1 0-1 0 0,1 0 0 0 0,0 0 0 0 0,-1-1 0 0 0,1 1 1 0 0,0 0-1 0 0,-1 0 0 0 0,1 1 0 0 0,0-1 0 0 0,-1 0 0 0 0,1 0 1 0 0,0 0-1 0 0,-1 0 0 0 0,1 0 0 0 0,-23 9 22 0 0,-11 6-42 0 0,33-14 7 0 0,3-1-1 0 0,-4 4-43 0 0,1-4 48 0 0,1 1 0 0 0,0-1 1 0 0,-1 0-1 0 0,1 0 0 0 0,0 1 0 0 0,0-1 0 0 0,-1 0 1 0 0,1 1-1 0 0,0-1 0 0 0,0 0 0 0 0,-1 1 0 0 0,1-1 1 0 0,0 0-1 0 0,0 1 0 0 0,0-1 0 0 0,0 0 0 0 0,-1 1 0 0 0,1-1 1 0 0,0 1-1 0 0,0-1 0 0 0,0 0 0 0 0,0 1 0 0 0,0-1 1 0 0,0 1-1 0 0,0-1 0 0 0,0 1 0 0 0,0-1 0 0 0,0 0 0 0 0,0 1 1 0 0,0-1-1 0 0,1 1 0 0 0,-1-1 0 0 0,0 0 0 0 0,0 1 1 0 0,0-1-1 0 0,1 0 0 0 0,-1 1 0 0 0,0-1 0 0 0,0 0 1 0 0,1 1-1 0 0,-1-1 0 0 0,0 0 0 0 0,0 1 0 0 0,1-1 0 0 0,-1 0 1 0 0,0 0-1 0 0,1 1 0 0 0,-1-1 0 0 0,0 0 0 0 0,1 0 1 0 0,-1 0-1 0 0,1 0 0 0 0,-1 0 0 0 0,0 1 0 0 0,1-1 1 0 0,-1 0-1 0 0,1 0 0 0 0,-1 0 0 0 0,0 0 0 0 0,1 0 0 0 0,0 0 1 0 0,2 0 3 0 0,0 0 1 0 0,-1 0-1 0 0,1 0 1 0 0,0 0-1 0 0,0-1 1 0 0,-1 1-1 0 0,1-1 1 0 0,0 0-1 0 0,-1 1 1 0 0,1-1-1 0 0,-1-1 1 0 0,1 1-1 0 0,-1 0 1 0 0,1 0-1 0 0,-1-1 1 0 0,0 1-1 0 0,0-1 1 0 0,1 0-1 0 0,-1 0 1 0 0,0 0-1 0 0,-1 0 1 0 0,1 0-1 0 0,0 0 1 0 0,-1 0-1 0 0,1-1 1 0 0,-1 1-1 0 0,0-1 1 0 0,1 1-1 0 0,-1-1 1 0 0,0 1-1 0 0,-1-1 1 0 0,1 0-1 0 0,0-4 1 0 0,-1 7-16 0 0,0-1 0 0 0,0 1 1 0 0,0-1-1 0 0,0 1 0 0 0,0-1 0 0 0,0 1 0 0 0,0-1 1 0 0,0 1-1 0 0,0-1 0 0 0,0 1 0 0 0,0-1 0 0 0,0 1 1 0 0,-1-1-1 0 0,1 1 0 0 0,0-1 0 0 0,0 1 0 0 0,-1 0 1 0 0,1-1-1 0 0,0 1 0 0 0,-1-1 0 0 0,1 1 1 0 0,0 0-1 0 0,-1-1 0 0 0,1 1 0 0 0,-1 0 0 0 0,1-1 1 0 0,0 1-1 0 0,-1 0 0 0 0,1 0 0 0 0,-1-1 0 0 0,-17 3-1171 0 0,-17 17-3193 0 0,27-12 2680 0 0</inkml:trace>
-  <inkml:trace contextRef="#ctx0" brushRef="#br0" timeOffset="8040.3">3146 323 288 0 0,'0'0'1288'0'0,"-9"-7"3628"0"0,8 14-4679 0 0,-1-1 0 0 0,1 0 0 0 0,0 0 0 0 0,1 0 0 0 0,0 10 0 0 0,0-9-159 0 0,-2 3 18 0 0,0 5 19 0 0,0-1-1 0 0,1 0 0 0 0,1 20 0 0 0,1-29-91 0 0,-1 0 0 0 0,2 0 1 0 0,-1 0-1 0 0,0 0 0 0 0,1 0 0 0 0,0 0 0 0 0,0 0 1 0 0,1 0-1 0 0,-1-1 0 0 0,1 1 0 0 0,6 7 0 0 0,-4-6 0 0 0,-1 0 0 0 0,0 1 0 0 0,-1-1 0 0 0,0 1 0 0 0,0 0 0 0 0,0 0 0 0 0,2 10 0 0 0,-4-13-14 0 0,0 0 0 0 0,0 0 1 0 0,-1 0-1 0 0,1 0 0 0 0,-1 0 0 0 0,0 0 0 0 0,0 0 0 0 0,0 0 1 0 0,0 0-1 0 0,-1 0 0 0 0,0 0 0 0 0,0 0 0 0 0,0 0 1 0 0,0 0-1 0 0,-3 5 0 0 0,-9-6 270 0 0</inkml:trace>
-</inkml:ink>
-</file>
-
-<file path=customXml/item7.xml><?xml version="1.0" encoding="utf-8"?>
-<b:Sources xmlns:b="http://schemas.openxmlformats.org/officeDocument/2006/bibliography" xmlns="http://schemas.openxmlformats.org/officeDocument/2006/bibliography" SelectedStyle="\APASixthEditionOfficeOnline.xsl" StyleName="APA" Version="6"/>
-</file>
-
 <file path=customXml/itemProps1.xml><?xml version="1.0" encoding="utf-8"?>
-<ds:datastoreItem xmlns:ds="http://schemas.openxmlformats.org/officeDocument/2006/customXml" ds:itemID="{01D51A4F-7BE7-46DF-A7D0-BDB91C1C49A3}">
+<ds:datastoreItem xmlns:ds="http://schemas.openxmlformats.org/officeDocument/2006/customXml" ds:itemID="{6A655C0C-F4A3-4931-9F7F-84CBD61DCE8F}">
   <ds:schemaRefs>
-    <ds:schemaRef ds:uri="http://www.w3.org/2003/InkML"/>
+    <ds:schemaRef ds:uri="http://schemas.microsoft.com/sharepoint/v3/contenttype/forms"/>
   </ds:schemaRefs>
 </ds:datastoreItem>
 </file>
 
 <file path=customXml/itemProps2.xml><?xml version="1.0" encoding="utf-8"?>
-<ds:datastoreItem xmlns:ds="http://schemas.openxmlformats.org/officeDocument/2006/customXml" ds:itemID="{4B023D59-82BC-4D0F-A651-C98E01C1F15C}">
+<ds:datastoreItem xmlns:ds="http://schemas.openxmlformats.org/officeDocument/2006/customXml" ds:itemID="{01D51A4F-7BE7-46DF-A7D0-BDB91C1C49A3}">
   <ds:schemaRefs>
-    <ds:schemaRef ds:uri="http://schemas.microsoft.com/office/2006/metadata/contentType"/>
-    <ds:schemaRef ds:uri="http://schemas.microsoft.com/office/2006/metadata/properties/metaAttributes"/>
-    <ds:schemaRef ds:uri="http://www.w3.org/2001/XMLSchema"/>
-    <ds:schemaRef ds:uri="http://schemas.microsoft.com/office/2006/metadata/properties"/>
-    <ds:schemaRef ds:uri="5a9e9855-01b6-487f-b294-67c59083cc31"/>
-    <ds:schemaRef ds:uri="http://schemas.microsoft.com/office/2006/documentManagement/types"/>
-    <ds:schemaRef ds:uri="http://schemas.microsoft.com/office/infopath/2007/PartnerControls"/>
-    <ds:schemaRef ds:uri="http://schemas.openxmlformats.org/package/2006/metadata/core-properties"/>
-    <ds:schemaRef ds:uri="http://purl.org/dc/elements/1.1/"/>
-    <ds:schemaRef ds:uri="http://purl.org/dc/terms/"/>
-    <ds:schemaRef ds:uri="http://schemas.microsoft.com/internal/obd"/>
+    <ds:schemaRef ds:uri="http://www.w3.org/2003/InkML"/>
   </ds:schemaRefs>
 </ds:datastoreItem>
 </file>
@@ -15273,9 +15845,9 @@
 </file>
 
 <file path=customXml/itemProps5.xml><?xml version="1.0" encoding="utf-8"?>
-<ds:datastoreItem xmlns:ds="http://schemas.openxmlformats.org/officeDocument/2006/customXml" ds:itemID="{6A655C0C-F4A3-4931-9F7F-84CBD61DCE8F}">
+<ds:datastoreItem xmlns:ds="http://schemas.openxmlformats.org/officeDocument/2006/customXml" ds:itemID="{01D51A4F-7BE7-46DF-A7D0-BDB91C1C49A3}">
   <ds:schemaRefs>
-    <ds:schemaRef ds:uri="http://schemas.microsoft.com/sharepoint/v3/contenttype/forms"/>
+    <ds:schemaRef ds:uri="http://schemas.openxmlformats.org/officeDocument/2006/bibliography"/>
   </ds:schemaRefs>
 </ds:datastoreItem>
 </file>
@@ -15283,15 +15855,25 @@
 <file path=customXml/itemProps6.xml><?xml version="1.0" encoding="utf-8"?>
 <ds:datastoreItem xmlns:ds="http://schemas.openxmlformats.org/officeDocument/2006/customXml" ds:itemID="{4B023D59-82BC-4D0F-A651-C98E01C1F15C}">
   <ds:schemaRefs>
-    <ds:schemaRef ds:uri="http://www.w3.org/2003/InkML"/>
+    <ds:schemaRef ds:uri="http://schemas.microsoft.com/office/2006/metadata/contentType"/>
+    <ds:schemaRef ds:uri="http://schemas.microsoft.com/office/2006/metadata/properties/metaAttributes"/>
+    <ds:schemaRef ds:uri="http://www.w3.org/2001/XMLSchema"/>
+    <ds:schemaRef ds:uri="http://schemas.microsoft.com/office/2006/metadata/properties"/>
+    <ds:schemaRef ds:uri="5a9e9855-01b6-487f-b294-67c59083cc31"/>
+    <ds:schemaRef ds:uri="http://schemas.microsoft.com/office/2006/documentManagement/types"/>
+    <ds:schemaRef ds:uri="http://schemas.microsoft.com/office/infopath/2007/PartnerControls"/>
+    <ds:schemaRef ds:uri="http://schemas.openxmlformats.org/package/2006/metadata/core-properties"/>
+    <ds:schemaRef ds:uri="http://purl.org/dc/elements/1.1/"/>
+    <ds:schemaRef ds:uri="http://purl.org/dc/terms/"/>
+    <ds:schemaRef ds:uri="http://schemas.microsoft.com/internal/obd"/>
   </ds:schemaRefs>
 </ds:datastoreItem>
 </file>
 
 <file path=customXml/itemProps7.xml><?xml version="1.0" encoding="utf-8"?>
-<ds:datastoreItem xmlns:ds="http://schemas.openxmlformats.org/officeDocument/2006/customXml" ds:itemID="{01D51A4F-7BE7-46DF-A7D0-BDB91C1C49A3}">
+<ds:datastoreItem xmlns:ds="http://schemas.openxmlformats.org/officeDocument/2006/customXml" ds:itemID="{4B023D59-82BC-4D0F-A651-C98E01C1F15C}">
   <ds:schemaRefs>
-    <ds:schemaRef ds:uri="http://schemas.openxmlformats.org/officeDocument/2006/bibliography"/>
+    <ds:schemaRef ds:uri="http://www.w3.org/2003/InkML"/>
   </ds:schemaRefs>
 </ds:datastoreItem>
 </file>